--- a/docs/qa-roles/QA-Roles-1-Destacamento.docx
+++ b/docs/qa-roles/QA-Roles-1-Destacamento.docx
@@ -6,6 +6,7 @@
       <w:pPr>
         <w:spacing w:before="200" w:after="60"/>
       </w:pPr>
+      <w:proofErr w:type="spellStart"/>
       <w:r>
         <w:rPr>
           <w:b/>
@@ -14,7 +15,18 @@
           <w:sz w:val="40"/>
           <w:szCs w:val="40"/>
         </w:rPr>
-        <w:t>Checklist de QA de Roles</w:t>
+        <w:t>Checklist</w:t>
+      </w:r>
+      <w:proofErr w:type="spellEnd"/>
+      <w:r>
+        <w:rPr>
+          <w:b/>
+          <w:bCs/>
+          <w:color w:val="1F4E79"/>
+          <w:sz w:val="40"/>
+          <w:szCs w:val="40"/>
+        </w:rPr>
+        <w:t xml:space="preserve"> de QA de Roles</w:t>
       </w:r>
     </w:p>
     <w:p>
@@ -49,7 +61,43 @@
           <w:sz w:val="18"/>
           <w:szCs w:val="18"/>
         </w:rPr>
-        <w:t>Proyecto: Exploradores  ·  Modulo de autorizacion por rol y alcance</w:t>
+        <w:t xml:space="preserve">Proyecto: </w:t>
+      </w:r>
+      <w:proofErr w:type="gramStart"/>
+      <w:r>
+        <w:rPr>
+          <w:color w:val="555555"/>
+          <w:sz w:val="18"/>
+          <w:szCs w:val="18"/>
+        </w:rPr>
+        <w:t>Exploradores  ·</w:t>
+      </w:r>
+      <w:proofErr w:type="gramEnd"/>
+      <w:r>
+        <w:rPr>
+          <w:color w:val="555555"/>
+          <w:sz w:val="18"/>
+          <w:szCs w:val="18"/>
+        </w:rPr>
+        <w:t xml:space="preserve">  Modulo de </w:t>
+      </w:r>
+      <w:proofErr w:type="spellStart"/>
+      <w:r>
+        <w:rPr>
+          <w:color w:val="555555"/>
+          <w:sz w:val="18"/>
+          <w:szCs w:val="18"/>
+        </w:rPr>
+        <w:t>autorizacion</w:t>
+      </w:r>
+      <w:proofErr w:type="spellEnd"/>
+      <w:r>
+        <w:rPr>
+          <w:color w:val="555555"/>
+          <w:sz w:val="18"/>
+          <w:szCs w:val="18"/>
+        </w:rPr>
+        <w:t xml:space="preserve"> por rol y alcance</w:t>
       </w:r>
     </w:p>
     <w:p>
@@ -63,8 +111,18 @@
           <w:bCs/>
           <w:color w:val="1F4E79"/>
         </w:rPr>
-        <w:t>Como usar este checklist</w:t>
-      </w:r>
+        <w:t xml:space="preserve">Como usar este </w:t>
+      </w:r>
+      <w:proofErr w:type="spellStart"/>
+      <w:r>
+        <w:rPr>
+          <w:b/>
+          <w:bCs/>
+          <w:color w:val="1F4E79"/>
+        </w:rPr>
+        <w:t>checklist</w:t>
+      </w:r>
+      <w:proofErr w:type="spellEnd"/>
     </w:p>
     <w:p>
       <w:pPr>
@@ -78,15 +136,40 @@
       <w:r>
         <w:t xml:space="preserve">Cada rol es una </w:t>
       </w:r>
+      <w:proofErr w:type="spellStart"/>
       <w:r>
         <w:rPr>
           <w:b/>
           <w:bCs/>
         </w:rPr>
-        <w:t>sesion de administrador</w:t>
-      </w:r>
-      <w:r>
-        <w:t xml:space="preserve"> con un rolId; sus capacidades se deciden por el codigo de rol, no por el objeto permisos del miembro.</w:t>
+        <w:t>sesion</w:t>
+      </w:r>
+      <w:proofErr w:type="spellEnd"/>
+      <w:r>
+        <w:rPr>
+          <w:b/>
+          <w:bCs/>
+        </w:rPr>
+        <w:t xml:space="preserve"> de administrador</w:t>
+      </w:r>
+      <w:r>
+        <w:t xml:space="preserve"> con un </w:t>
+      </w:r>
+      <w:proofErr w:type="spellStart"/>
+      <w:r>
+        <w:t>rolId</w:t>
+      </w:r>
+      <w:proofErr w:type="spellEnd"/>
+      <w:r>
+        <w:t xml:space="preserve">; sus capacidades se deciden por el </w:t>
+      </w:r>
+      <w:proofErr w:type="spellStart"/>
+      <w:r>
+        <w:t>codigo</w:t>
+      </w:r>
+      <w:proofErr w:type="spellEnd"/>
+      <w:r>
+        <w:t xml:space="preserve"> de rol, no por el objeto permisos del miembro.</w:t>
       </w:r>
     </w:p>
     <w:p>
@@ -148,7 +231,15 @@
         <w:spacing w:after="60"/>
       </w:pPr>
       <w:r>
-        <w:t xml:space="preserve">Revisa al final la seccion </w:t>
+        <w:t xml:space="preserve">Revisa al final la </w:t>
+      </w:r>
+      <w:proofErr w:type="spellStart"/>
+      <w:r>
+        <w:t>seccion</w:t>
+      </w:r>
+      <w:proofErr w:type="spellEnd"/>
+      <w:r>
+        <w:t xml:space="preserve"> </w:t>
       </w:r>
       <w:r>
         <w:rPr>
@@ -216,7 +307,23 @@
         <w:t>directiva / organigrama del destacamento</w:t>
       </w:r>
       <w:r>
-        <w:t>, no solo por el rol. Un usuario con rol Coordinador que NO este en la directiva no recibira notificaciones ni podra resolver solicitudes.</w:t>
+        <w:t xml:space="preserve">, no solo por el rol. Un usuario con rol Coordinador que NO este en la directiva no </w:t>
+      </w:r>
+      <w:proofErr w:type="spellStart"/>
+      <w:r>
+        <w:t>recibira</w:t>
+      </w:r>
+      <w:proofErr w:type="spellEnd"/>
+      <w:r>
+        <w:t xml:space="preserve"> notificaciones ni </w:t>
+      </w:r>
+      <w:proofErr w:type="spellStart"/>
+      <w:r>
+        <w:t>podra</w:t>
+      </w:r>
+      <w:proofErr w:type="spellEnd"/>
+      <w:r>
+        <w:t xml:space="preserve"> resolver solicitudes.</w:t>
       </w:r>
     </w:p>
     <w:p>
@@ -234,12 +341,21 @@
       <w:r>
         <w:t xml:space="preserve">son </w:t>
       </w:r>
+      <w:proofErr w:type="spellStart"/>
       <w:r>
         <w:rPr>
           <w:b/>
           <w:bCs/>
         </w:rPr>
-        <w:t>identicos al 100%</w:t>
+        <w:t>identicos</w:t>
+      </w:r>
+      <w:proofErr w:type="spellEnd"/>
+      <w:r>
+        <w:rPr>
+          <w:b/>
+          <w:bCs/>
+        </w:rPr>
+        <w:t xml:space="preserve"> al 100%</w:t>
       </w:r>
       <w:r>
         <w:t xml:space="preserve"> (el asistente se normaliza al titular en las reglas de acceso).</w:t>
@@ -255,7 +371,31 @@
         <w:spacing w:after="60"/>
       </w:pPr>
       <w:r>
-        <w:t>Pastor, Consejo, Capellan, Lider y Lider Asistente: sus ediciones de General y Dispensa Medica van a APROBACION del Coordinador.</w:t>
+        <w:t xml:space="preserve">Pastor, Consejo, </w:t>
+      </w:r>
+      <w:proofErr w:type="spellStart"/>
+      <w:r>
+        <w:t>Capellan</w:t>
+      </w:r>
+      <w:proofErr w:type="spellEnd"/>
+      <w:r>
+        <w:t xml:space="preserve">, </w:t>
+      </w:r>
+      <w:proofErr w:type="spellStart"/>
+      <w:r>
+        <w:t>Lider</w:t>
+      </w:r>
+      <w:proofErr w:type="spellEnd"/>
+      <w:r>
+        <w:t xml:space="preserve"> y </w:t>
+      </w:r>
+      <w:proofErr w:type="spellStart"/>
+      <w:r>
+        <w:t>Lider</w:t>
+      </w:r>
+      <w:proofErr w:type="spellEnd"/>
+      <w:r>
+        <w:t xml:space="preserve"> Asistente: sus ediciones de General y Dispensa Medica van a APROBACION del Coordinador.</w:t>
       </w:r>
     </w:p>
     <w:p>
@@ -298,14 +438,14 @@
         <w:tblLook w:val="04A0" w:firstRow="1" w:lastRow="0" w:firstColumn="1" w:lastColumn="0" w:noHBand="0" w:noVBand="1"/>
       </w:tblPr>
       <w:tblGrid>
-        <w:gridCol w:w="2344"/>
+        <w:gridCol w:w="2305"/>
         <w:gridCol w:w="1240"/>
-        <w:gridCol w:w="1115"/>
-        <w:gridCol w:w="894"/>
-        <w:gridCol w:w="1097"/>
-        <w:gridCol w:w="894"/>
-        <w:gridCol w:w="988"/>
-        <w:gridCol w:w="988"/>
+        <w:gridCol w:w="1075"/>
+        <w:gridCol w:w="1011"/>
+        <w:gridCol w:w="1081"/>
+        <w:gridCol w:w="890"/>
+        <w:gridCol w:w="979"/>
+        <w:gridCol w:w="979"/>
       </w:tblGrid>
       <w:tr>
         <w:tblPrEx>
@@ -391,25 +531,9 @@
                 <w:sz w:val="18"/>
                 <w:szCs w:val="18"/>
               </w:rPr>
-              <w:t>Coord. Asist.</w:t>
-            </w:r>
-          </w:p>
-        </w:tc>
-        <w:tc>
-          <w:tcPr>
-            <w:tcW w:w="900" w:type="dxa"/>
-            <w:shd w:val="clear" w:color="auto" w:fill="1F4E79"/>
-            <w:tcMar>
-              <w:top w:w="40" w:type="dxa"/>
-              <w:left w:w="80" w:type="dxa"/>
-              <w:bottom w:w="40" w:type="dxa"/>
-              <w:right w:w="80" w:type="dxa"/>
-            </w:tcMar>
-          </w:tcPr>
-          <w:p>
-            <w:pPr>
-              <w:jc w:val="center"/>
-            </w:pPr>
+              <w:t xml:space="preserve">Coord. </w:t>
+            </w:r>
+            <w:proofErr w:type="spellStart"/>
             <w:r>
               <w:rPr>
                 <w:b/>
@@ -418,25 +542,9 @@
                 <w:sz w:val="18"/>
                 <w:szCs w:val="18"/>
               </w:rPr>
-              <w:t>Pastor</w:t>
-            </w:r>
-          </w:p>
-        </w:tc>
-        <w:tc>
-          <w:tcPr>
-            <w:tcW w:w="1120" w:type="dxa"/>
-            <w:shd w:val="clear" w:color="auto" w:fill="1F4E79"/>
-            <w:tcMar>
-              <w:top w:w="40" w:type="dxa"/>
-              <w:left w:w="80" w:type="dxa"/>
-              <w:bottom w:w="40" w:type="dxa"/>
-              <w:right w:w="80" w:type="dxa"/>
-            </w:tcMar>
-          </w:tcPr>
-          <w:p>
-            <w:pPr>
-              <w:jc w:val="center"/>
-            </w:pPr>
+              <w:t>Asist</w:t>
+            </w:r>
+            <w:proofErr w:type="spellEnd"/>
             <w:r>
               <w:rPr>
                 <w:b/>
@@ -445,7 +553,7 @@
                 <w:sz w:val="18"/>
                 <w:szCs w:val="18"/>
               </w:rPr>
-              <w:t>Consejo Dest.</w:t>
+              <w:t>.</w:t>
             </w:r>
           </w:p>
         </w:tc>
@@ -472,13 +580,13 @@
                 <w:sz w:val="18"/>
                 <w:szCs w:val="18"/>
               </w:rPr>
-              <w:t>Capellan</w:t>
-            </w:r>
-          </w:p>
-        </w:tc>
-        <w:tc>
-          <w:tcPr>
-            <w:tcW w:w="1000" w:type="dxa"/>
+              <w:t>Pastor</w:t>
+            </w:r>
+          </w:p>
+        </w:tc>
+        <w:tc>
+          <w:tcPr>
+            <w:tcW w:w="1120" w:type="dxa"/>
             <w:shd w:val="clear" w:color="auto" w:fill="1F4E79"/>
             <w:tcMar>
               <w:top w:w="40" w:type="dxa"/>
@@ -499,25 +607,9 @@
                 <w:sz w:val="18"/>
                 <w:szCs w:val="18"/>
               </w:rPr>
-              <w:t>Lider Grupo</w:t>
-            </w:r>
-          </w:p>
-        </w:tc>
-        <w:tc>
-          <w:tcPr>
-            <w:tcW w:w="1000" w:type="dxa"/>
-            <w:shd w:val="clear" w:color="auto" w:fill="1F4E79"/>
-            <w:tcMar>
-              <w:top w:w="40" w:type="dxa"/>
-              <w:left w:w="80" w:type="dxa"/>
-              <w:bottom w:w="40" w:type="dxa"/>
-              <w:right w:w="80" w:type="dxa"/>
-            </w:tcMar>
-          </w:tcPr>
-          <w:p>
-            <w:pPr>
-              <w:jc w:val="center"/>
-            </w:pPr>
+              <w:t xml:space="preserve">Consejo </w:t>
+            </w:r>
+            <w:proofErr w:type="spellStart"/>
             <w:r>
               <w:rPr>
                 <w:b/>
@@ -526,7 +618,147 @@
                 <w:sz w:val="18"/>
                 <w:szCs w:val="18"/>
               </w:rPr>
-              <w:t>Lider Asist.</w:t>
+              <w:t>Dest</w:t>
+            </w:r>
+            <w:proofErr w:type="spellEnd"/>
+            <w:r>
+              <w:rPr>
+                <w:b/>
+                <w:bCs/>
+                <w:color w:val="FFFFFF"/>
+                <w:sz w:val="18"/>
+                <w:szCs w:val="18"/>
+              </w:rPr>
+              <w:t>.</w:t>
+            </w:r>
+          </w:p>
+        </w:tc>
+        <w:tc>
+          <w:tcPr>
+            <w:tcW w:w="900" w:type="dxa"/>
+            <w:shd w:val="clear" w:color="auto" w:fill="1F4E79"/>
+            <w:tcMar>
+              <w:top w:w="40" w:type="dxa"/>
+              <w:left w:w="80" w:type="dxa"/>
+              <w:bottom w:w="40" w:type="dxa"/>
+              <w:right w:w="80" w:type="dxa"/>
+            </w:tcMar>
+          </w:tcPr>
+          <w:p>
+            <w:pPr>
+              <w:jc w:val="center"/>
+            </w:pPr>
+            <w:proofErr w:type="spellStart"/>
+            <w:r>
+              <w:rPr>
+                <w:b/>
+                <w:bCs/>
+                <w:color w:val="FFFFFF"/>
+                <w:sz w:val="18"/>
+                <w:szCs w:val="18"/>
+              </w:rPr>
+              <w:t>Capellan</w:t>
+            </w:r>
+            <w:proofErr w:type="spellEnd"/>
+          </w:p>
+        </w:tc>
+        <w:tc>
+          <w:tcPr>
+            <w:tcW w:w="1000" w:type="dxa"/>
+            <w:shd w:val="clear" w:color="auto" w:fill="1F4E79"/>
+            <w:tcMar>
+              <w:top w:w="40" w:type="dxa"/>
+              <w:left w:w="80" w:type="dxa"/>
+              <w:bottom w:w="40" w:type="dxa"/>
+              <w:right w:w="80" w:type="dxa"/>
+            </w:tcMar>
+          </w:tcPr>
+          <w:p>
+            <w:pPr>
+              <w:jc w:val="center"/>
+            </w:pPr>
+            <w:proofErr w:type="spellStart"/>
+            <w:r>
+              <w:rPr>
+                <w:b/>
+                <w:bCs/>
+                <w:color w:val="FFFFFF"/>
+                <w:sz w:val="18"/>
+                <w:szCs w:val="18"/>
+              </w:rPr>
+              <w:t>Lider</w:t>
+            </w:r>
+            <w:proofErr w:type="spellEnd"/>
+            <w:r>
+              <w:rPr>
+                <w:b/>
+                <w:bCs/>
+                <w:color w:val="FFFFFF"/>
+                <w:sz w:val="18"/>
+                <w:szCs w:val="18"/>
+              </w:rPr>
+              <w:t xml:space="preserve"> Grupo</w:t>
+            </w:r>
+          </w:p>
+        </w:tc>
+        <w:tc>
+          <w:tcPr>
+            <w:tcW w:w="1000" w:type="dxa"/>
+            <w:shd w:val="clear" w:color="auto" w:fill="1F4E79"/>
+            <w:tcMar>
+              <w:top w:w="40" w:type="dxa"/>
+              <w:left w:w="80" w:type="dxa"/>
+              <w:bottom w:w="40" w:type="dxa"/>
+              <w:right w:w="80" w:type="dxa"/>
+            </w:tcMar>
+          </w:tcPr>
+          <w:p>
+            <w:pPr>
+              <w:jc w:val="center"/>
+            </w:pPr>
+            <w:proofErr w:type="spellStart"/>
+            <w:r>
+              <w:rPr>
+                <w:b/>
+                <w:bCs/>
+                <w:color w:val="FFFFFF"/>
+                <w:sz w:val="18"/>
+                <w:szCs w:val="18"/>
+              </w:rPr>
+              <w:t>Lider</w:t>
+            </w:r>
+            <w:proofErr w:type="spellEnd"/>
+            <w:r>
+              <w:rPr>
+                <w:b/>
+                <w:bCs/>
+                <w:color w:val="FFFFFF"/>
+                <w:sz w:val="18"/>
+                <w:szCs w:val="18"/>
+              </w:rPr>
+              <w:t xml:space="preserve"> </w:t>
+            </w:r>
+            <w:proofErr w:type="spellStart"/>
+            <w:r>
+              <w:rPr>
+                <w:b/>
+                <w:bCs/>
+                <w:color w:val="FFFFFF"/>
+                <w:sz w:val="18"/>
+                <w:szCs w:val="18"/>
+              </w:rPr>
+              <w:t>Asist</w:t>
+            </w:r>
+            <w:proofErr w:type="spellEnd"/>
+            <w:r>
+              <w:rPr>
+                <w:b/>
+                <w:bCs/>
+                <w:color w:val="FFFFFF"/>
+                <w:sz w:val="18"/>
+                <w:szCs w:val="18"/>
+              </w:rPr>
+              <w:t>.</w:t>
             </w:r>
           </w:p>
         </w:tc>
@@ -599,7 +831,25 @@
                 <w:sz w:val="18"/>
                 <w:szCs w:val="18"/>
               </w:rPr>
-              <w:t>(cabecera Lista de miembros debe decir el nombre del dest.)</w:t>
+              <w:t xml:space="preserve">(cabecera Lista de miembros debe decir el nombre del </w:t>
+            </w:r>
+            <w:proofErr w:type="spellStart"/>
+            <w:r>
+              <w:rPr>
+                <w:color w:val="FF0000"/>
+                <w:sz w:val="18"/>
+                <w:szCs w:val="18"/>
+              </w:rPr>
+              <w:t>dest</w:t>
+            </w:r>
+            <w:proofErr w:type="spellEnd"/>
+            <w:r>
+              <w:rPr>
+                <w:color w:val="FF0000"/>
+                <w:sz w:val="18"/>
+                <w:szCs w:val="18"/>
+              </w:rPr>
+              <w:t>.)</w:t>
             </w:r>
           </w:p>
         </w:tc>
@@ -648,6 +898,7 @@
               <w:rPr>
                 <w:sz w:val="18"/>
                 <w:szCs w:val="18"/>
+                <w:highlight w:val="yellow"/>
               </w:rPr>
               <w:t>SI</w:t>
             </w:r>
@@ -846,11 +1097,15 @@
           <w:p>
             <w:pPr>
               <w:jc w:val="center"/>
-            </w:pPr>
-            <w:r>
-              <w:rPr>
-                <w:sz w:val="18"/>
-                <w:szCs w:val="18"/>
+              <w:rPr>
+                <w:highlight w:val="yellow"/>
+              </w:rPr>
+            </w:pPr>
+            <w:r>
+              <w:rPr>
+                <w:sz w:val="18"/>
+                <w:szCs w:val="18"/>
+                <w:highlight w:val="yellow"/>
               </w:rPr>
               <w:t>SI</w:t>
             </w:r>
@@ -1049,11 +1304,15 @@
           <w:p>
             <w:pPr>
               <w:jc w:val="center"/>
-            </w:pPr>
-            <w:r>
-              <w:rPr>
-                <w:sz w:val="18"/>
-                <w:szCs w:val="18"/>
+              <w:rPr>
+                <w:highlight w:val="yellow"/>
+              </w:rPr>
+            </w:pPr>
+            <w:r>
+              <w:rPr>
+                <w:sz w:val="18"/>
+                <w:szCs w:val="18"/>
+                <w:highlight w:val="yellow"/>
               </w:rPr>
               <w:t>SI</w:t>
             </w:r>
@@ -1250,13 +1509,17 @@
           <w:p>
             <w:pPr>
               <w:jc w:val="center"/>
-            </w:pPr>
-            <w:r>
-              <w:rPr>
-                <w:sz w:val="18"/>
-                <w:szCs w:val="18"/>
-              </w:rPr>
-              <w:t>ENMASC</w:t>
+              <w:rPr>
+                <w:color w:val="FF0000"/>
+              </w:rPr>
+            </w:pPr>
+            <w:r>
+              <w:rPr>
+                <w:sz w:val="18"/>
+                <w:szCs w:val="18"/>
+                <w:highlight w:val="yellow"/>
+              </w:rPr>
+              <w:t>SI</w:t>
             </w:r>
           </w:p>
         </w:tc>
@@ -1458,6 +1721,7 @@
               <w:rPr>
                 <w:sz w:val="18"/>
                 <w:szCs w:val="18"/>
+                <w:highlight w:val="yellow"/>
               </w:rPr>
               <w:t>SI</w:t>
             </w:r>
@@ -1637,30 +1901,9 @@
               <w:rPr>
                 <w:sz w:val="18"/>
                 <w:szCs w:val="18"/>
-                <w:highlight w:val="red"/>
-              </w:rPr>
-              <w:t>SI</w:t>
-            </w:r>
-            <w:r>
-              <w:rPr>
-                <w:sz w:val="18"/>
-                <w:szCs w:val="18"/>
-              </w:rPr>
-              <w:t xml:space="preserve"> (</w:t>
-            </w:r>
-            <w:r>
-              <w:rPr>
-                <w:sz w:val="18"/>
-                <w:szCs w:val="18"/>
-              </w:rPr>
-              <w:t>no debe enviar aprobación, debe ser igual a Coord titular</w:t>
-            </w:r>
-            <w:r>
-              <w:rPr>
-                <w:sz w:val="18"/>
-                <w:szCs w:val="18"/>
-              </w:rPr>
-              <w:t>)</w:t>
+                <w:highlight w:val="yellow"/>
+              </w:rPr>
+              <w:t>SI</w:t>
             </w:r>
           </w:p>
         </w:tc>
@@ -1836,7 +2079,7 @@
               <w:rPr>
                 <w:sz w:val="18"/>
                 <w:szCs w:val="18"/>
-                <w:highlight w:val="red"/>
+                <w:highlight w:val="yellow"/>
               </w:rPr>
               <w:t>NO</w:t>
             </w:r>
@@ -1864,6 +2107,7 @@
               <w:rPr>
                 <w:sz w:val="18"/>
                 <w:szCs w:val="18"/>
+                <w:highlight w:val="yellow"/>
               </w:rPr>
               <w:t>NO</w:t>
             </w:r>
@@ -1891,6 +2135,7 @@
               <w:rPr>
                 <w:sz w:val="18"/>
                 <w:szCs w:val="18"/>
+                <w:highlight w:val="yellow"/>
               </w:rPr>
               <w:t>NO</w:t>
             </w:r>
@@ -2275,6 +2520,7 @@
               <w:rPr>
                 <w:sz w:val="18"/>
                 <w:szCs w:val="18"/>
+                <w:highlight w:val="yellow"/>
               </w:rPr>
               <w:t>SI</w:t>
             </w:r>
@@ -2298,6 +2544,7 @@
               <w:rPr>
                 <w:sz w:val="18"/>
                 <w:szCs w:val="18"/>
+                <w:highlight w:val="yellow"/>
               </w:rPr>
               <w:t>SI</w:t>
             </w:r>
@@ -2470,6 +2717,7 @@
               <w:rPr>
                 <w:sz w:val="18"/>
                 <w:szCs w:val="18"/>
+                <w:highlight w:val="yellow"/>
               </w:rPr>
               <w:t>SI</w:t>
             </w:r>
@@ -2496,6 +2744,21 @@
                 <w:szCs w:val="18"/>
               </w:rPr>
               <w:t>SI</w:t>
+            </w:r>
+            <w:r>
+              <w:rPr>
+                <w:sz w:val="18"/>
+                <w:szCs w:val="18"/>
+              </w:rPr>
+              <w:t xml:space="preserve"> </w:t>
+            </w:r>
+            <w:r>
+              <w:rPr>
+                <w:color w:val="FF0000"/>
+                <w:sz w:val="18"/>
+                <w:szCs w:val="18"/>
+              </w:rPr>
+              <w:t>(solicitando acceso)</w:t>
             </w:r>
           </w:p>
         </w:tc>
@@ -2868,6 +3131,7 @@
               <w:rPr>
                 <w:sz w:val="18"/>
                 <w:szCs w:val="18"/>
+                <w:highlight w:val="yellow"/>
               </w:rPr>
               <w:t>SI</w:t>
             </w:r>
@@ -2892,6 +3156,7 @@
               <w:rPr>
                 <w:sz w:val="18"/>
                 <w:szCs w:val="18"/>
+                <w:highlight w:val="yellow"/>
               </w:rPr>
               <w:t>SI</w:t>
             </w:r>
@@ -3267,6 +3532,7 @@
               <w:rPr>
                 <w:sz w:val="18"/>
                 <w:szCs w:val="18"/>
+                <w:highlight w:val="yellow"/>
               </w:rPr>
               <w:t>SI</w:t>
             </w:r>
@@ -3286,13 +3552,17 @@
           <w:p>
             <w:pPr>
               <w:jc w:val="center"/>
-            </w:pPr>
-            <w:r>
-              <w:rPr>
-                <w:sz w:val="18"/>
-                <w:szCs w:val="18"/>
-              </w:rPr>
-              <w:t>SI</w:t>
+              <w:rPr>
+                <w:highlight w:val="yellow"/>
+              </w:rPr>
+            </w:pPr>
+            <w:r>
+              <w:rPr>
+                <w:sz w:val="18"/>
+                <w:szCs w:val="18"/>
+                <w:highlight w:val="yellow"/>
+              </w:rPr>
+              <w:t>NO</w:t>
             </w:r>
           </w:p>
         </w:tc>
@@ -3612,7 +3882,16 @@
                 <w:sz w:val="18"/>
                 <w:szCs w:val="18"/>
               </w:rPr>
-              <w:t>Salud: autorizar acceso menores</w:t>
+              <w:t xml:space="preserve">Salud: autorizar </w:t>
+            </w:r>
+            <w:r>
+              <w:rPr>
+                <w:b/>
+                <w:bCs/>
+                <w:sz w:val="18"/>
+                <w:szCs w:val="18"/>
+              </w:rPr>
+              <w:t>accesos menores</w:t>
             </w:r>
           </w:p>
         </w:tc>
@@ -3856,6 +4135,7 @@
               <w:rPr>
                 <w:sz w:val="18"/>
                 <w:szCs w:val="18"/>
+                <w:highlight w:val="yellow"/>
               </w:rPr>
               <w:t>SI</w:t>
             </w:r>
@@ -4280,6 +4560,7 @@
               <w:rPr>
                 <w:sz w:val="18"/>
                 <w:szCs w:val="18"/>
+                <w:highlight w:val="yellow"/>
               </w:rPr>
               <w:t>SI</w:t>
             </w:r>
@@ -4462,22 +4743,6 @@
               </w:rPr>
               <w:t xml:space="preserve"> </w:t>
             </w:r>
-            <w:r>
-              <w:rPr>
-                <w:color w:val="FF0000"/>
-                <w:sz w:val="18"/>
-                <w:szCs w:val="18"/>
-              </w:rPr>
-              <w:t>(deshabilitar presionar miembros diferente a su sección)</w:t>
-            </w:r>
-            <w:r>
-              <w:rPr>
-                <w:color w:val="FF0000"/>
-                <w:sz w:val="18"/>
-                <w:szCs w:val="18"/>
-              </w:rPr>
-              <w:t>.</w:t>
-            </w:r>
           </w:p>
         </w:tc>
         <w:tc>
@@ -4499,6 +4764,7 @@
               <w:rPr>
                 <w:sz w:val="18"/>
                 <w:szCs w:val="18"/>
+                <w:highlight w:val="yellow"/>
               </w:rPr>
               <w:t>SI</w:t>
             </w:r>
@@ -5430,7 +5696,6 @@
                 <w:sz w:val="18"/>
                 <w:szCs w:val="18"/>
               </w:rPr>
-              <w:lastRenderedPageBreak/>
               <w:t>Enviar correos</w:t>
             </w:r>
           </w:p>
@@ -5673,6 +5938,7 @@
               <w:rPr>
                 <w:sz w:val="18"/>
                 <w:szCs w:val="18"/>
+                <w:highlight w:val="yellow"/>
               </w:rPr>
               <w:t>SI</w:t>
             </w:r>
@@ -5907,6 +6173,7 @@
           <w:b/>
           <w:bCs/>
         </w:rPr>
+        <w:lastRenderedPageBreak/>
         <w:t xml:space="preserve">Coordinador Titular y Asistente: </w:t>
       </w:r>
       <w:r>
@@ -5922,25 +6189,34 @@
         </w:numPr>
         <w:spacing w:after="60"/>
       </w:pPr>
+      <w:proofErr w:type="spellStart"/>
       <w:r>
         <w:rPr>
           <w:b/>
           <w:bCs/>
         </w:rPr>
-        <w:t xml:space="preserve">Lider, </w:t>
-      </w:r>
+        <w:t>Lider</w:t>
+      </w:r>
+      <w:proofErr w:type="spellEnd"/>
       <w:r>
         <w:rPr>
           <w:b/>
           <w:bCs/>
         </w:rPr>
-        <w:t>Líder</w:t>
+        <w:t xml:space="preserve">, </w:t>
       </w:r>
       <w:r>
         <w:rPr>
           <w:b/>
           <w:bCs/>
         </w:rPr>
+        <w:t>Líder</w:t>
+      </w:r>
+      <w:r>
+        <w:rPr>
+          <w:b/>
+          <w:bCs/>
+        </w:rPr>
         <w:t xml:space="preserve"> Asistente y Consejo Destacamento: </w:t>
       </w:r>
       <w:r>
@@ -5956,7 +6232,15 @@
         <w:t>interactúan</w:t>
       </w:r>
       <w:r>
-        <w:t xml:space="preserve"> con la propia (las demas salen deshabilitadas).</w:t>
+        <w:t xml:space="preserve"> con la propia (las </w:t>
+      </w:r>
+      <w:proofErr w:type="spellStart"/>
+      <w:r>
+        <w:t>demas</w:t>
+      </w:r>
+      <w:proofErr w:type="spellEnd"/>
+      <w:r>
+        <w:t xml:space="preserve"> salen deshabilitadas).</w:t>
       </w:r>
     </w:p>
     <w:p>
@@ -5968,15 +6252,48 @@
         </w:numPr>
         <w:spacing w:after="60"/>
       </w:pPr>
+      <w:proofErr w:type="spellStart"/>
       <w:r>
         <w:rPr>
           <w:b/>
           <w:bCs/>
         </w:rPr>
-        <w:t xml:space="preserve">Lider de Grupo y Lider Asistente: </w:t>
-      </w:r>
-      <w:r>
-        <w:t>al editar tienen bloqueados los campos estructurales: destacamento, posicion en el destacamento, sexo e Instructor CI.</w:t>
+        <w:t>Lider</w:t>
+      </w:r>
+      <w:proofErr w:type="spellEnd"/>
+      <w:r>
+        <w:rPr>
+          <w:b/>
+          <w:bCs/>
+        </w:rPr>
+        <w:t xml:space="preserve"> de Grupo y </w:t>
+      </w:r>
+      <w:proofErr w:type="spellStart"/>
+      <w:r>
+        <w:rPr>
+          <w:b/>
+          <w:bCs/>
+        </w:rPr>
+        <w:t>Lider</w:t>
+      </w:r>
+      <w:proofErr w:type="spellEnd"/>
+      <w:r>
+        <w:rPr>
+          <w:b/>
+          <w:bCs/>
+        </w:rPr>
+        <w:t xml:space="preserve"> Asistente: </w:t>
+      </w:r>
+      <w:r>
+        <w:t xml:space="preserve">al editar tienen bloqueados los campos estructurales: destacamento, </w:t>
+      </w:r>
+      <w:proofErr w:type="spellStart"/>
+      <w:r>
+        <w:t>posicion</w:t>
+      </w:r>
+      <w:proofErr w:type="spellEnd"/>
+      <w:r>
+        <w:t xml:space="preserve"> en el destacamento, sexo e Instructor CI.</w:t>
       </w:r>
     </w:p>
     <w:p>
@@ -6006,7 +6323,25 @@
           <w:bCs/>
           <w:color w:val="1F4E79"/>
         </w:rPr>
-        <w:t>Las RECIBE el Coordinador (titular + asistente, via directiva)</w:t>
+        <w:t xml:space="preserve">Las RECIBE el Coordinador (titular + asistente, </w:t>
+      </w:r>
+      <w:proofErr w:type="spellStart"/>
+      <w:r>
+        <w:rPr>
+          <w:b/>
+          <w:bCs/>
+          <w:color w:val="1F4E79"/>
+        </w:rPr>
+        <w:t>via</w:t>
+      </w:r>
+      <w:proofErr w:type="spellEnd"/>
+      <w:r>
+        <w:rPr>
+          <w:b/>
+          <w:bCs/>
+          <w:color w:val="1F4E79"/>
+        </w:rPr>
+        <w:t xml:space="preserve"> directiva)</w:t>
       </w:r>
     </w:p>
     <w:tbl>
@@ -6145,7 +6480,27 @@
                 <w:sz w:val="18"/>
                 <w:szCs w:val="18"/>
               </w:rPr>
-              <w:t>Piden acceso a info personal de un miembro</w:t>
+              <w:t xml:space="preserve">Piden acceso a </w:t>
+            </w:r>
+            <w:proofErr w:type="spellStart"/>
+            <w:r>
+              <w:rPr>
+                <w:b/>
+                <w:bCs/>
+                <w:sz w:val="18"/>
+                <w:szCs w:val="18"/>
+              </w:rPr>
+              <w:t>info</w:t>
+            </w:r>
+            <w:proofErr w:type="spellEnd"/>
+            <w:r>
+              <w:rPr>
+                <w:b/>
+                <w:bCs/>
+                <w:sz w:val="18"/>
+                <w:szCs w:val="18"/>
+              </w:rPr>
+              <w:t xml:space="preserve"> personal de un miembro</w:t>
             </w:r>
           </w:p>
         </w:tc>
@@ -6163,6 +6518,7 @@
             <w:pPr>
               <w:jc w:val="center"/>
             </w:pPr>
+            <w:proofErr w:type="spellStart"/>
             <w:r>
               <w:rPr>
                 <w:sz w:val="18"/>
@@ -6170,6 +6526,7 @@
               </w:rPr>
               <w:t>solicitud_acceso_informacion_miembro</w:t>
             </w:r>
+            <w:proofErr w:type="spellEnd"/>
           </w:p>
         </w:tc>
         <w:tc>
@@ -6241,6 +6598,7 @@
             <w:pPr>
               <w:jc w:val="center"/>
             </w:pPr>
+            <w:proofErr w:type="spellStart"/>
             <w:r>
               <w:rPr>
                 <w:sz w:val="18"/>
@@ -6248,6 +6606,7 @@
               </w:rPr>
               <w:t>solicitud_acceso_dispensa_medica</w:t>
             </w:r>
+            <w:proofErr w:type="spellEnd"/>
           </w:p>
         </w:tc>
         <w:tc>
@@ -6318,6 +6677,7 @@
             <w:pPr>
               <w:jc w:val="center"/>
             </w:pPr>
+            <w:proofErr w:type="spellStart"/>
             <w:r>
               <w:rPr>
                 <w:sz w:val="18"/>
@@ -6325,6 +6685,7 @@
               </w:rPr>
               <w:t>solicitud_cambio_miembro</w:t>
             </w:r>
+            <w:proofErr w:type="spellEnd"/>
           </w:p>
         </w:tc>
         <w:tc>
@@ -6396,6 +6757,7 @@
             <w:pPr>
               <w:jc w:val="center"/>
             </w:pPr>
+            <w:proofErr w:type="spellStart"/>
             <w:r>
               <w:rPr>
                 <w:sz w:val="18"/>
@@ -6403,6 +6765,7 @@
               </w:rPr>
               <w:t>actualizacion_directa_miembro</w:t>
             </w:r>
+            <w:proofErr w:type="spellEnd"/>
           </w:p>
         </w:tc>
         <w:tc>
@@ -6473,6 +6836,7 @@
             <w:pPr>
               <w:jc w:val="center"/>
             </w:pPr>
+            <w:proofErr w:type="spellStart"/>
             <w:r>
               <w:rPr>
                 <w:sz w:val="18"/>
@@ -6480,6 +6844,7 @@
               </w:rPr>
               <w:t>cambio_estado_sistema_ascenso</w:t>
             </w:r>
+            <w:proofErr w:type="spellEnd"/>
           </w:p>
         </w:tc>
         <w:tc>
@@ -6532,7 +6897,27 @@
                 <w:sz w:val="18"/>
                 <w:szCs w:val="18"/>
               </w:rPr>
-              <w:t>Agregaron item en Sistema de Ascenso</w:t>
+              <w:t xml:space="preserve">Agregaron </w:t>
+            </w:r>
+            <w:proofErr w:type="spellStart"/>
+            <w:r>
+              <w:rPr>
+                <w:b/>
+                <w:bCs/>
+                <w:sz w:val="18"/>
+                <w:szCs w:val="18"/>
+              </w:rPr>
+              <w:t>item</w:t>
+            </w:r>
+            <w:proofErr w:type="spellEnd"/>
+            <w:r>
+              <w:rPr>
+                <w:b/>
+                <w:bCs/>
+                <w:sz w:val="18"/>
+                <w:szCs w:val="18"/>
+              </w:rPr>
+              <w:t xml:space="preserve"> en Sistema de Ascenso</w:t>
             </w:r>
           </w:p>
         </w:tc>
@@ -6551,6 +6936,7 @@
             <w:pPr>
               <w:jc w:val="center"/>
             </w:pPr>
+            <w:proofErr w:type="spellStart"/>
             <w:r>
               <w:rPr>
                 <w:sz w:val="18"/>
@@ -6558,6 +6944,7 @@
               </w:rPr>
               <w:t>ascenso_item_agregado</w:t>
             </w:r>
+            <w:proofErr w:type="spellEnd"/>
           </w:p>
         </w:tc>
         <w:tc>
@@ -6610,7 +6997,27 @@
                 <w:sz w:val="18"/>
                 <w:szCs w:val="18"/>
               </w:rPr>
-              <w:t>Piden sacar un item de "Completado"</w:t>
+              <w:t xml:space="preserve">Piden sacar un </w:t>
+            </w:r>
+            <w:proofErr w:type="spellStart"/>
+            <w:r>
+              <w:rPr>
+                <w:b/>
+                <w:bCs/>
+                <w:sz w:val="18"/>
+                <w:szCs w:val="18"/>
+              </w:rPr>
+              <w:t>item</w:t>
+            </w:r>
+            <w:proofErr w:type="spellEnd"/>
+            <w:r>
+              <w:rPr>
+                <w:b/>
+                <w:bCs/>
+                <w:sz w:val="18"/>
+                <w:szCs w:val="18"/>
+              </w:rPr>
+              <w:t xml:space="preserve"> de "Completado"</w:t>
             </w:r>
           </w:p>
         </w:tc>
@@ -6628,6 +7035,7 @@
             <w:pPr>
               <w:jc w:val="center"/>
             </w:pPr>
+            <w:proofErr w:type="spellStart"/>
             <w:r>
               <w:rPr>
                 <w:sz w:val="18"/>
@@ -6635,6 +7043,7 @@
               </w:rPr>
               <w:t>solicitud_cambio_estado_ascenso</w:t>
             </w:r>
+            <w:proofErr w:type="spellEnd"/>
           </w:p>
         </w:tc>
         <w:tc>
@@ -6692,8 +7101,21 @@
         </w:rPr>
         <w:t xml:space="preserve">Coordinador (al resolver): </w:t>
       </w:r>
-      <w:r>
-        <w:t>envia al solicitante el resultado de acceso a Dispensa Medica, cambio de estado de ascenso y solicitud de cambio (aprobado/parcial/rechazado). Solo puede resolver si esta en la directiva de ese destacamento.</w:t>
+      <w:proofErr w:type="spellStart"/>
+      <w:r>
+        <w:t>envia</w:t>
+      </w:r>
+      <w:proofErr w:type="spellEnd"/>
+      <w:r>
+        <w:t xml:space="preserve"> al solicitante el resultado de acceso a Dispensa Medica, cambio de estado de ascenso y solicitud de cambio (aprobado/parcial/rechazado). Solo puede resolver si </w:t>
+      </w:r>
+      <w:proofErr w:type="spellStart"/>
+      <w:r>
+        <w:t>esta</w:t>
+      </w:r>
+      <w:proofErr w:type="spellEnd"/>
+      <w:r>
+        <w:t xml:space="preserve"> en la directiva de ese destacamento.</w:t>
       </w:r>
     </w:p>
     <w:p>
@@ -6710,17 +7132,102 @@
           <w:b/>
           <w:bCs/>
         </w:rPr>
-        <w:t>Pastor / Consejo / Capellan / Lider / Lider Asis</w:t>
-      </w:r>
+        <w:t xml:space="preserve">Pastor / Consejo / </w:t>
+      </w:r>
+      <w:proofErr w:type="spellStart"/>
       <w:r>
         <w:rPr>
           <w:b/>
           <w:bCs/>
         </w:rPr>
+        <w:t>Capellan</w:t>
+      </w:r>
+      <w:proofErr w:type="spellEnd"/>
+      <w:r>
+        <w:rPr>
+          <w:b/>
+          <w:bCs/>
+        </w:rPr>
+        <w:t xml:space="preserve"> / </w:t>
+      </w:r>
+      <w:proofErr w:type="spellStart"/>
+      <w:r>
+        <w:rPr>
+          <w:b/>
+          <w:bCs/>
+        </w:rPr>
+        <w:t>Lider</w:t>
+      </w:r>
+      <w:proofErr w:type="spellEnd"/>
+      <w:r>
+        <w:rPr>
+          <w:b/>
+          <w:bCs/>
+        </w:rPr>
+        <w:t xml:space="preserve"> / </w:t>
+      </w:r>
+      <w:proofErr w:type="spellStart"/>
+      <w:r>
+        <w:rPr>
+          <w:b/>
+          <w:bCs/>
+        </w:rPr>
+        <w:t>Lider</w:t>
+      </w:r>
+      <w:proofErr w:type="spellEnd"/>
+      <w:r>
+        <w:rPr>
+          <w:b/>
+          <w:bCs/>
+        </w:rPr>
+        <w:t xml:space="preserve"> Asis</w:t>
+      </w:r>
+      <w:r>
+        <w:rPr>
+          <w:b/>
+          <w:bCs/>
+        </w:rPr>
         <w:t xml:space="preserve">tente (al actuar): </w:t>
       </w:r>
-      <w:r>
-        <w:t>envian al Coordinador solicitud_cambio_miembro, solicitud_acceso_dispensa_medica, solicitud_cambio_estado_ascenso y el aviso ascenso_item_agregado.</w:t>
+      <w:proofErr w:type="spellStart"/>
+      <w:r>
+        <w:t>envian</w:t>
+      </w:r>
+      <w:proofErr w:type="spellEnd"/>
+      <w:r>
+        <w:t xml:space="preserve"> al Coordinador </w:t>
+      </w:r>
+      <w:proofErr w:type="spellStart"/>
+      <w:r>
+        <w:t>solicitud_cambio_miembro</w:t>
+      </w:r>
+      <w:proofErr w:type="spellEnd"/>
+      <w:r>
+        <w:t xml:space="preserve">, </w:t>
+      </w:r>
+      <w:proofErr w:type="spellStart"/>
+      <w:r>
+        <w:t>solicitud_acceso_dispensa_medica</w:t>
+      </w:r>
+      <w:proofErr w:type="spellEnd"/>
+      <w:r>
+        <w:t xml:space="preserve">, </w:t>
+      </w:r>
+      <w:proofErr w:type="spellStart"/>
+      <w:r>
+        <w:t>solicitud_cambio_estado_ascenso</w:t>
+      </w:r>
+      <w:proofErr w:type="spellEnd"/>
+      <w:r>
+        <w:t xml:space="preserve"> y el aviso </w:t>
+      </w:r>
+      <w:proofErr w:type="spellStart"/>
+      <w:r>
+        <w:t>ascenso_item_agregado</w:t>
+      </w:r>
+      <w:proofErr w:type="spellEnd"/>
+      <w:r>
+        <w:t>.</w:t>
       </w:r>
     </w:p>
     <w:p>
@@ -6762,8 +7269,9 @@
           <w:szCs w:val="30"/>
         </w:rPr>
         <w:lastRenderedPageBreak/>
-        <w:t>4. Check</w:t>
-      </w:r>
+        <w:t xml:space="preserve">4. </w:t>
+      </w:r>
+      <w:proofErr w:type="spellStart"/>
       <w:r>
         <w:rPr>
           <w:b/>
@@ -6772,7 +7280,28 @@
           <w:sz w:val="30"/>
           <w:szCs w:val="30"/>
         </w:rPr>
-        <w:t>list por rol</w:t>
+        <w:t>Check</w:t>
+      </w:r>
+      <w:r>
+        <w:rPr>
+          <w:b/>
+          <w:bCs/>
+          <w:color w:val="1F4E79"/>
+          <w:sz w:val="30"/>
+          <w:szCs w:val="30"/>
+        </w:rPr>
+        <w:t>list</w:t>
+      </w:r>
+      <w:proofErr w:type="spellEnd"/>
+      <w:r>
+        <w:rPr>
+          <w:b/>
+          <w:bCs/>
+          <w:color w:val="1F4E79"/>
+          <w:sz w:val="30"/>
+          <w:szCs w:val="30"/>
+        </w:rPr>
+        <w:t xml:space="preserve"> por rol</w:t>
       </w:r>
     </w:p>
     <w:p>
@@ -6794,6 +7323,7 @@
       <w:pPr>
         <w:spacing w:after="70"/>
       </w:pPr>
+      <w:proofErr w:type="gramStart"/>
       <w:r>
         <w:rPr>
           <w:sz w:val="24"/>
@@ -6809,13 +7339,18 @@
         <w:t xml:space="preserve">  </w:t>
       </w:r>
       <w:r>
-        <w:t>Esta asignado en la directiva -&gt; recibe las 7 notificaciones.</w:t>
+        <w:t>Esta</w:t>
+      </w:r>
+      <w:proofErr w:type="gramEnd"/>
+      <w:r>
+        <w:t xml:space="preserve"> asignado en la directiva -&gt; recibe las 7 notificaciones.</w:t>
       </w:r>
     </w:p>
     <w:p>
       <w:pPr>
         <w:spacing w:after="70"/>
       </w:pPr>
+      <w:proofErr w:type="gramStart"/>
       <w:r>
         <w:rPr>
           <w:sz w:val="24"/>
@@ -6831,13 +7366,26 @@
         <w:t xml:space="preserve">  </w:t>
       </w:r>
       <w:r>
-        <w:t>Edita miembros de su destacamento DIRECTO (sin aprobacion).</w:t>
+        <w:t>Edita</w:t>
+      </w:r>
+      <w:proofErr w:type="gramEnd"/>
+      <w:r>
+        <w:t xml:space="preserve"> miembros de su destacamento DIRECTO (sin </w:t>
+      </w:r>
+      <w:proofErr w:type="spellStart"/>
+      <w:r>
+        <w:t>aprobacion</w:t>
+      </w:r>
+      <w:proofErr w:type="spellEnd"/>
+      <w:r>
+        <w:t>).</w:t>
       </w:r>
     </w:p>
     <w:p>
       <w:pPr>
         <w:spacing w:after="70"/>
       </w:pPr>
+      <w:proofErr w:type="gramStart"/>
       <w:r>
         <w:rPr>
           <w:sz w:val="24"/>
@@ -6853,13 +7401,18 @@
         <w:t xml:space="preserve">  </w:t>
       </w:r>
       <w:r>
-        <w:t>Ve datos sensibles en texto plano (no enmascarados).</w:t>
+        <w:t>Ve</w:t>
+      </w:r>
+      <w:proofErr w:type="gramEnd"/>
+      <w:r>
+        <w:t xml:space="preserve"> datos sensibles en texto plano (no enmascarados).</w:t>
       </w:r>
     </w:p>
     <w:p>
       <w:pPr>
         <w:spacing w:after="70"/>
       </w:pPr>
+      <w:proofErr w:type="gramStart"/>
       <w:r>
         <w:rPr>
           <w:sz w:val="24"/>
@@ -6875,7 +7428,11 @@
         <w:t xml:space="preserve">  </w:t>
       </w:r>
       <w:r>
-        <w:t>Dispensa Medica</w:t>
+        <w:t>Dispensa</w:t>
+      </w:r>
+      <w:proofErr w:type="gramEnd"/>
+      <w:r>
+        <w:t xml:space="preserve"> Medica</w:t>
       </w:r>
       <w:r>
         <w:t xml:space="preserve"> COMPLETA: edita, sube y elimina documentos, autoriza acceso de menores.</w:t>
@@ -6885,6 +7442,7 @@
       <w:pPr>
         <w:spacing w:after="70"/>
       </w:pPr>
+      <w:proofErr w:type="gramStart"/>
       <w:r>
         <w:rPr>
           <w:sz w:val="24"/>
@@ -6900,13 +7458,18 @@
         <w:t xml:space="preserve">  </w:t>
       </w:r>
       <w:r>
-        <w:t>Elimina documentos directo (sin solicitar).</w:t>
+        <w:t>Elimina</w:t>
+      </w:r>
+      <w:proofErr w:type="gramEnd"/>
+      <w:r>
+        <w:t xml:space="preserve"> documentos directo (sin solicitar).</w:t>
       </w:r>
     </w:p>
     <w:p>
       <w:pPr>
         <w:spacing w:after="70"/>
       </w:pPr>
+      <w:proofErr w:type="gramStart"/>
       <w:r>
         <w:rPr>
           <w:sz w:val="24"/>
@@ -6922,13 +7485,18 @@
         <w:t xml:space="preserve">  </w:t>
       </w:r>
       <w:r>
-        <w:t>Resuelve solicitudes (aprobar/parcial/rechazar) -&gt; el solicitante recibe el resultado.</w:t>
+        <w:t>Resuelve</w:t>
+      </w:r>
+      <w:proofErr w:type="gramEnd"/>
+      <w:r>
+        <w:t xml:space="preserve"> solicitudes (aprobar/parcial/rechazar) -&gt; el solicitante recibe el resultado.</w:t>
       </w:r>
     </w:p>
     <w:p>
       <w:pPr>
         <w:spacing w:after="70"/>
       </w:pPr>
+      <w:proofErr w:type="gramStart"/>
       <w:r>
         <w:rPr>
           <w:sz w:val="24"/>
@@ -6944,16 +7512,29 @@
         <w:t xml:space="preserve">  </w:t>
       </w:r>
       <w:r>
-        <w:t>Un cambio directo suyo notifica al asistent</w:t>
-      </w:r>
-      <w:r>
-        <w:t>e, no a si mismo.</w:t>
+        <w:t>Un</w:t>
+      </w:r>
+      <w:proofErr w:type="gramEnd"/>
+      <w:r>
+        <w:t xml:space="preserve"> cambio directo suyo notifica al asistent</w:t>
+      </w:r>
+      <w:r>
+        <w:t xml:space="preserve">e, no a </w:t>
+      </w:r>
+      <w:proofErr w:type="spellStart"/>
+      <w:r>
+        <w:t>si</w:t>
+      </w:r>
+      <w:proofErr w:type="spellEnd"/>
+      <w:r>
+        <w:t xml:space="preserve"> mismo.</w:t>
       </w:r>
     </w:p>
     <w:p>
       <w:pPr>
         <w:spacing w:after="70"/>
       </w:pPr>
+      <w:proofErr w:type="gramStart"/>
       <w:r>
         <w:rPr>
           <w:sz w:val="24"/>
@@ -6969,13 +7550,18 @@
         <w:t xml:space="preserve">  </w:t>
       </w:r>
       <w:r>
-        <w:t>NO puede eliminar miembros.</w:t>
+        <w:t>NO</w:t>
+      </w:r>
+      <w:proofErr w:type="gramEnd"/>
+      <w:r>
+        <w:t xml:space="preserve"> puede eliminar miembros.</w:t>
       </w:r>
     </w:p>
     <w:p>
       <w:pPr>
         <w:spacing w:after="70"/>
       </w:pPr>
+      <w:proofErr w:type="gramStart"/>
       <w:r>
         <w:rPr>
           <w:sz w:val="24"/>
@@ -6991,7 +7577,11 @@
         <w:t xml:space="preserve">  </w:t>
       </w:r>
       <w:r>
-        <w:t>Solo ve su destacamento en la lista de miembros.</w:t>
+        <w:t>Solo</w:t>
+      </w:r>
+      <w:proofErr w:type="gramEnd"/>
+      <w:r>
+        <w:t xml:space="preserve"> ve su destacamento en la lista de miembros.</w:t>
       </w:r>
     </w:p>
     <w:p>
@@ -7013,6 +7603,7 @@
       <w:pPr>
         <w:spacing w:after="70"/>
       </w:pPr>
+      <w:proofErr w:type="gramStart"/>
       <w:r>
         <w:rPr>
           <w:sz w:val="24"/>
@@ -7027,14 +7618,21 @@
         </w:rPr>
         <w:t xml:space="preserve">  </w:t>
       </w:r>
-      <w:r>
-        <w:t>Identico al titular en todo (visibilidad, permisos, resolver solicitudes).</w:t>
+      <w:proofErr w:type="spellStart"/>
+      <w:r>
+        <w:t>Identico</w:t>
+      </w:r>
+      <w:proofErr w:type="spellEnd"/>
+      <w:proofErr w:type="gramEnd"/>
+      <w:r>
+        <w:t xml:space="preserve"> al titular en todo (visibilidad, permisos, resolver solicitudes).</w:t>
       </w:r>
     </w:p>
     <w:p>
       <w:pPr>
         <w:spacing w:after="70"/>
       </w:pPr>
+      <w:proofErr w:type="gramStart"/>
       <w:r>
         <w:rPr>
           <w:sz w:val="24"/>
@@ -7050,13 +7648,18 @@
         <w:t xml:space="preserve">  </w:t>
       </w:r>
       <w:r>
-        <w:t>Sus cambios directos notifican al titular.</w:t>
+        <w:t>Sus</w:t>
+      </w:r>
+      <w:proofErr w:type="gramEnd"/>
+      <w:r>
+        <w:t xml:space="preserve"> cambios directos notifican al titular.</w:t>
       </w:r>
     </w:p>
     <w:p>
       <w:pPr>
         <w:spacing w:after="70"/>
       </w:pPr>
+      <w:proofErr w:type="gramStart"/>
       <w:r>
         <w:rPr>
           <w:sz w:val="24"/>
@@ -7072,7 +7675,19 @@
         <w:t xml:space="preserve">  </w:t>
       </w:r>
       <w:r>
-        <w:t>Se normaliza a titular (mismo acceso, sin degradacion).</w:t>
+        <w:t>Se</w:t>
+      </w:r>
+      <w:proofErr w:type="gramEnd"/>
+      <w:r>
+        <w:t xml:space="preserve"> normaliza a titular (mismo acceso, sin </w:t>
+      </w:r>
+      <w:proofErr w:type="spellStart"/>
+      <w:r>
+        <w:t>degradacion</w:t>
+      </w:r>
+      <w:proofErr w:type="spellEnd"/>
+      <w:r>
+        <w:t>).</w:t>
       </w:r>
     </w:p>
     <w:p>
@@ -7094,6 +7709,7 @@
       <w:pPr>
         <w:spacing w:after="70"/>
       </w:pPr>
+      <w:proofErr w:type="gramStart"/>
       <w:r>
         <w:rPr>
           <w:sz w:val="24"/>
@@ -7109,7 +7725,11 @@
         <w:t xml:space="preserve">  </w:t>
       </w:r>
       <w:r>
-        <w:t>Puede crear y editar miembros, pero sus ediciones van a APROBAC</w:t>
+        <w:t>Puede</w:t>
+      </w:r>
+      <w:proofErr w:type="gramEnd"/>
+      <w:r>
+        <w:t xml:space="preserve"> crear y editar miembros, pero sus ediciones van a APROBAC</w:t>
       </w:r>
       <w:r>
         <w:t>ION.</w:t>
@@ -7119,6 +7739,7 @@
       <w:pPr>
         <w:spacing w:after="70"/>
       </w:pPr>
+      <w:proofErr w:type="gramStart"/>
       <w:r>
         <w:rPr>
           <w:sz w:val="24"/>
@@ -7134,13 +7755,26 @@
         <w:t xml:space="preserve">  </w:t>
       </w:r>
       <w:r>
-        <w:t>Ve menores; NO ve datos sensibles en texto plano (enmascarados + boton "solicitar acceso").</w:t>
+        <w:t>Ve</w:t>
+      </w:r>
+      <w:proofErr w:type="gramEnd"/>
+      <w:r>
+        <w:t xml:space="preserve"> menores; NO ve datos sensibles en texto plano (enmascarados + </w:t>
+      </w:r>
+      <w:proofErr w:type="spellStart"/>
+      <w:r>
+        <w:t>boton</w:t>
+      </w:r>
+      <w:proofErr w:type="spellEnd"/>
+      <w:r>
+        <w:t xml:space="preserve"> "solicitar acceso").</w:t>
       </w:r>
     </w:p>
     <w:p>
       <w:pPr>
         <w:spacing w:after="70"/>
       </w:pPr>
+      <w:proofErr w:type="gramStart"/>
       <w:r>
         <w:rPr>
           <w:sz w:val="24"/>
@@ -7156,13 +7790,18 @@
         <w:t xml:space="preserve">  </w:t>
       </w:r>
       <w:r>
-        <w:t>Salud: sube documentos pero NO elimina ni autoriza menores.</w:t>
+        <w:t>Salud</w:t>
+      </w:r>
+      <w:proofErr w:type="gramEnd"/>
+      <w:r>
+        <w:t>: sube documentos pero NO elimina ni autoriza menores.</w:t>
       </w:r>
     </w:p>
     <w:p>
       <w:pPr>
         <w:spacing w:after="70"/>
       </w:pPr>
+      <w:proofErr w:type="gramStart"/>
       <w:r>
         <w:rPr>
           <w:sz w:val="24"/>
@@ -7178,13 +7817,18 @@
         <w:t xml:space="preserve">  </w:t>
       </w:r>
       <w:r>
-        <w:t>Documentos: eliminar requiere solicitud.</w:t>
+        <w:t>Documentos</w:t>
+      </w:r>
+      <w:proofErr w:type="gramEnd"/>
+      <w:r>
+        <w:t>: eliminar requiere solicitud.</w:t>
       </w:r>
     </w:p>
     <w:p>
       <w:pPr>
         <w:spacing w:after="70"/>
       </w:pPr>
+      <w:proofErr w:type="gramStart"/>
       <w:r>
         <w:rPr>
           <w:sz w:val="24"/>
@@ -7199,8 +7843,14 @@
         </w:rPr>
         <w:t xml:space="preserve">  </w:t>
       </w:r>
-      <w:r>
-        <w:t>Envia correos, ve regiones y reportes secciona</w:t>
+      <w:proofErr w:type="spellStart"/>
+      <w:r>
+        <w:t>Envia</w:t>
+      </w:r>
+      <w:proofErr w:type="spellEnd"/>
+      <w:proofErr w:type="gramEnd"/>
+      <w:r>
+        <w:t xml:space="preserve"> correos, ve regiones y reportes secciona</w:t>
       </w:r>
       <w:r>
         <w:t>les.</w:t>
@@ -7225,6 +7875,7 @@
       <w:pPr>
         <w:spacing w:after="70"/>
       </w:pPr>
+      <w:proofErr w:type="gramStart"/>
       <w:r>
         <w:rPr>
           <w:sz w:val="24"/>
@@ -7240,13 +7891,26 @@
         <w:t xml:space="preserve">  </w:t>
       </w:r>
       <w:r>
-        <w:t>NO puede crear miembros (diferencia grande vs Pastor/Lider).</w:t>
+        <w:t>NO</w:t>
+      </w:r>
+      <w:proofErr w:type="gramEnd"/>
+      <w:r>
+        <w:t xml:space="preserve"> puede crear miembros (diferencia grande vs Pastor/</w:t>
+      </w:r>
+      <w:proofErr w:type="spellStart"/>
+      <w:r>
+        <w:t>Lider</w:t>
+      </w:r>
+      <w:proofErr w:type="spellEnd"/>
+      <w:r>
+        <w:t>).</w:t>
       </w:r>
     </w:p>
     <w:p>
       <w:pPr>
         <w:spacing w:after="70"/>
       </w:pPr>
+      <w:proofErr w:type="gramStart"/>
       <w:r>
         <w:rPr>
           <w:sz w:val="24"/>
@@ -7262,13 +7926,26 @@
         <w:t xml:space="preserve">  </w:t>
       </w:r>
       <w:r>
-        <w:t>Edita -&gt; aprobacion. Ve menores y SI ve datos sensibles.</w:t>
+        <w:t>Edita</w:t>
+      </w:r>
+      <w:proofErr w:type="gramEnd"/>
+      <w:r>
+        <w:t xml:space="preserve"> -&gt; </w:t>
+      </w:r>
+      <w:proofErr w:type="spellStart"/>
+      <w:r>
+        <w:t>aprobacion</w:t>
+      </w:r>
+      <w:proofErr w:type="spellEnd"/>
+      <w:r>
+        <w:t>. Ve menores y SI ve datos sensibles.</w:t>
       </w:r>
     </w:p>
     <w:p>
       <w:pPr>
         <w:spacing w:after="70"/>
       </w:pPr>
+      <w:proofErr w:type="gramStart"/>
       <w:r>
         <w:rPr>
           <w:sz w:val="24"/>
@@ -7284,13 +7961,34 @@
         <w:t xml:space="preserve">  </w:t>
       </w:r>
       <w:r>
-        <w:t>NO ve Regiones en menu, NO reportes seccionales, NO envia correos.</w:t>
+        <w:t>NO</w:t>
+      </w:r>
+      <w:proofErr w:type="gramEnd"/>
+      <w:r>
+        <w:t xml:space="preserve"> ve Regiones en </w:t>
+      </w:r>
+      <w:proofErr w:type="spellStart"/>
+      <w:r>
+        <w:t>menu</w:t>
+      </w:r>
+      <w:proofErr w:type="spellEnd"/>
+      <w:r>
+        <w:t xml:space="preserve">, NO reportes seccionales, NO </w:t>
+      </w:r>
+      <w:proofErr w:type="spellStart"/>
+      <w:r>
+        <w:t>envia</w:t>
+      </w:r>
+      <w:proofErr w:type="spellEnd"/>
+      <w:r>
+        <w:t xml:space="preserve"> correos.</w:t>
       </w:r>
     </w:p>
     <w:p>
       <w:pPr>
         <w:spacing w:after="70"/>
       </w:pPr>
+      <w:proofErr w:type="gramStart"/>
       <w:r>
         <w:rPr>
           <w:sz w:val="24"/>
@@ -7306,10 +8004,30 @@
         <w:t xml:space="preserve">  </w:t>
       </w:r>
       <w:r>
-        <w:t>Ve todas las secciones de su r</w:t>
-      </w:r>
-      <w:r>
-        <w:t>egion, interactua solo con la propia.</w:t>
+        <w:t>Ve</w:t>
+      </w:r>
+      <w:proofErr w:type="gramEnd"/>
+      <w:r>
+        <w:t xml:space="preserve"> todas las secciones de su </w:t>
+      </w:r>
+      <w:proofErr w:type="spellStart"/>
+      <w:r>
+        <w:t>r</w:t>
+      </w:r>
+      <w:r>
+        <w:t>egion</w:t>
+      </w:r>
+      <w:proofErr w:type="spellEnd"/>
+      <w:r>
+        <w:t xml:space="preserve">, </w:t>
+      </w:r>
+      <w:proofErr w:type="spellStart"/>
+      <w:r>
+        <w:t>interactua</w:t>
+      </w:r>
+      <w:proofErr w:type="spellEnd"/>
+      <w:r>
+        <w:t xml:space="preserve"> solo con la propia.</w:t>
       </w:r>
     </w:p>
     <w:p>
@@ -7324,13 +8042,25 @@
           <w:sz w:val="23"/>
           <w:szCs w:val="23"/>
         </w:rPr>
-        <w:t>5) Capellan</w:t>
-      </w:r>
+        <w:t xml:space="preserve">5) </w:t>
+      </w:r>
+      <w:proofErr w:type="spellStart"/>
+      <w:r>
+        <w:rPr>
+          <w:b/>
+          <w:bCs/>
+          <w:sz w:val="23"/>
+          <w:szCs w:val="23"/>
+        </w:rPr>
+        <w:t>Capellan</w:t>
+      </w:r>
+      <w:proofErr w:type="spellEnd"/>
     </w:p>
     <w:p>
       <w:pPr>
         <w:spacing w:after="70"/>
       </w:pPr>
+      <w:proofErr w:type="gramStart"/>
       <w:r>
         <w:rPr>
           <w:sz w:val="24"/>
@@ -7346,13 +8076,18 @@
         <w:t xml:space="preserve">  </w:t>
       </w:r>
       <w:r>
-        <w:t>Crea y edita miembros -&gt; ediciones van a APROBACION.</w:t>
+        <w:t>Crea</w:t>
+      </w:r>
+      <w:proofErr w:type="gramEnd"/>
+      <w:r>
+        <w:t xml:space="preserve"> y edita miembros -&gt; ediciones van a APROBACION.</w:t>
       </w:r>
     </w:p>
     <w:p>
       <w:pPr>
         <w:spacing w:after="70"/>
       </w:pPr>
+      <w:proofErr w:type="gramStart"/>
       <w:r>
         <w:rPr>
           <w:sz w:val="24"/>
@@ -7368,13 +8103,18 @@
         <w:t xml:space="preserve">  </w:t>
       </w:r>
       <w:r>
-        <w:t>NO ve datos sensibles en texto plano.</w:t>
+        <w:t>NO</w:t>
+      </w:r>
+      <w:proofErr w:type="gramEnd"/>
+      <w:r>
+        <w:t xml:space="preserve"> ve datos sensibles en texto plano.</w:t>
       </w:r>
     </w:p>
     <w:p>
       <w:pPr>
         <w:spacing w:after="70"/>
       </w:pPr>
+      <w:proofErr w:type="gramStart"/>
       <w:r>
         <w:rPr>
           <w:sz w:val="24"/>
@@ -7390,13 +8130,18 @@
         <w:t xml:space="preserve">  </w:t>
       </w:r>
       <w:r>
-        <w:t>Salud: sube documentos, NO elimina ni autoriza menores.</w:t>
+        <w:t>Salud</w:t>
+      </w:r>
+      <w:proofErr w:type="gramEnd"/>
+      <w:r>
+        <w:t>: sube documentos, NO elimina ni autoriza menores.</w:t>
       </w:r>
     </w:p>
     <w:p>
       <w:pPr>
         <w:spacing w:after="70"/>
       </w:pPr>
+      <w:proofErr w:type="gramStart"/>
       <w:r>
         <w:rPr>
           <w:sz w:val="24"/>
@@ -7412,7 +8157,11 @@
         <w:t xml:space="preserve">  </w:t>
       </w:r>
       <w:r>
-        <w:t>Verificar comportamiento con menores (ver discr</w:t>
+        <w:t>Verificar</w:t>
+      </w:r>
+      <w:proofErr w:type="gramEnd"/>
+      <w:r>
+        <w:t xml:space="preserve"> comportamiento con menores (ver discr</w:t>
       </w:r>
       <w:r>
         <w:t>epancia).</w:t>
@@ -7430,13 +8179,34 @@
           <w:sz w:val="23"/>
           <w:szCs w:val="23"/>
         </w:rPr>
-        <w:t>6) Lider de Grupo</w:t>
+        <w:t xml:space="preserve">6) </w:t>
+      </w:r>
+      <w:proofErr w:type="spellStart"/>
+      <w:r>
+        <w:rPr>
+          <w:b/>
+          <w:bCs/>
+          <w:sz w:val="23"/>
+          <w:szCs w:val="23"/>
+        </w:rPr>
+        <w:t>Lider</w:t>
+      </w:r>
+      <w:proofErr w:type="spellEnd"/>
+      <w:r>
+        <w:rPr>
+          <w:b/>
+          <w:bCs/>
+          <w:sz w:val="23"/>
+          <w:szCs w:val="23"/>
+        </w:rPr>
+        <w:t xml:space="preserve"> de Grupo</w:t>
       </w:r>
     </w:p>
     <w:p>
       <w:pPr>
         <w:spacing w:after="70"/>
       </w:pPr>
+      <w:proofErr w:type="gramStart"/>
       <w:r>
         <w:rPr>
           <w:sz w:val="24"/>
@@ -7452,13 +8222,18 @@
         <w:t xml:space="preserve">  </w:t>
       </w:r>
       <w:r>
-        <w:t>Crea/edita -&gt; APROBACION del Coordinador.</w:t>
+        <w:t>Crea</w:t>
+      </w:r>
+      <w:proofErr w:type="gramEnd"/>
+      <w:r>
+        <w:t>/edita -&gt; APROBACION del Coordinador.</w:t>
       </w:r>
     </w:p>
     <w:p>
       <w:pPr>
         <w:spacing w:after="70"/>
       </w:pPr>
+      <w:proofErr w:type="gramStart"/>
       <w:r>
         <w:rPr>
           <w:sz w:val="24"/>
@@ -7474,13 +8249,26 @@
         <w:t xml:space="preserve">  </w:t>
       </w:r>
       <w:r>
-        <w:t>Al editar, campos bloqueados: destacamento, posicion, sexo, Instructor CI.</w:t>
+        <w:t>Al</w:t>
+      </w:r>
+      <w:proofErr w:type="gramEnd"/>
+      <w:r>
+        <w:t xml:space="preserve"> editar, campos bloqueados: destacamento, </w:t>
+      </w:r>
+      <w:proofErr w:type="spellStart"/>
+      <w:r>
+        <w:t>posicion</w:t>
+      </w:r>
+      <w:proofErr w:type="spellEnd"/>
+      <w:r>
+        <w:t>, sexo, Instructor CI.</w:t>
       </w:r>
     </w:p>
     <w:p>
       <w:pPr>
         <w:spacing w:after="70"/>
       </w:pPr>
+      <w:proofErr w:type="gramStart"/>
       <w:r>
         <w:rPr>
           <w:sz w:val="24"/>
@@ -7497,13 +8285,34 @@
         <w:t xml:space="preserve">  </w:t>
       </w:r>
       <w:r>
-        <w:t>Ve todas las secciones de su region; interactua solo con la propia.</w:t>
+        <w:t>Ve</w:t>
+      </w:r>
+      <w:proofErr w:type="gramEnd"/>
+      <w:r>
+        <w:t xml:space="preserve"> todas las secciones de su </w:t>
+      </w:r>
+      <w:proofErr w:type="spellStart"/>
+      <w:r>
+        <w:t>region</w:t>
+      </w:r>
+      <w:proofErr w:type="spellEnd"/>
+      <w:r>
+        <w:t xml:space="preserve">; </w:t>
+      </w:r>
+      <w:proofErr w:type="spellStart"/>
+      <w:r>
+        <w:t>interactua</w:t>
+      </w:r>
+      <w:proofErr w:type="spellEnd"/>
+      <w:r>
+        <w:t xml:space="preserve"> solo con la propia.</w:t>
       </w:r>
     </w:p>
     <w:p>
       <w:pPr>
         <w:spacing w:after="70"/>
       </w:pPr>
+      <w:proofErr w:type="gramStart"/>
       <w:r>
         <w:rPr>
           <w:sz w:val="24"/>
@@ -7519,7 +8328,11 @@
         <w:t xml:space="preserve">  </w:t>
       </w:r>
       <w:r>
-        <w:t xml:space="preserve">NO ve datos sensibles en texto </w:t>
+        <w:t>NO</w:t>
+      </w:r>
+      <w:proofErr w:type="gramEnd"/>
+      <w:r>
+        <w:t xml:space="preserve"> ve datos sensibles en texto </w:t>
       </w:r>
       <w:r>
         <w:t>plano.</w:t>
@@ -7537,13 +8350,34 @@
           <w:sz w:val="23"/>
           <w:szCs w:val="23"/>
         </w:rPr>
-        <w:t>7) Lider Asistente de Grupo</w:t>
+        <w:t xml:space="preserve">7) </w:t>
+      </w:r>
+      <w:proofErr w:type="spellStart"/>
+      <w:r>
+        <w:rPr>
+          <w:b/>
+          <w:bCs/>
+          <w:sz w:val="23"/>
+          <w:szCs w:val="23"/>
+        </w:rPr>
+        <w:t>Lider</w:t>
+      </w:r>
+      <w:proofErr w:type="spellEnd"/>
+      <w:r>
+        <w:rPr>
+          <w:b/>
+          <w:bCs/>
+          <w:sz w:val="23"/>
+          <w:szCs w:val="23"/>
+        </w:rPr>
+        <w:t xml:space="preserve"> Asistente de Grupo</w:t>
       </w:r>
     </w:p>
     <w:p>
       <w:pPr>
         <w:spacing w:after="70"/>
       </w:pPr>
+      <w:proofErr w:type="gramStart"/>
       <w:r>
         <w:rPr>
           <w:sz w:val="24"/>
@@ -7558,8 +8392,22 @@
         </w:rPr>
         <w:t xml:space="preserve">  </w:t>
       </w:r>
-      <w:r>
-        <w:t>Identico al Lider de Grupo (mismos permisos y bloqueos).</w:t>
+      <w:proofErr w:type="spellStart"/>
+      <w:r>
+        <w:t>Identico</w:t>
+      </w:r>
+      <w:proofErr w:type="spellEnd"/>
+      <w:proofErr w:type="gramEnd"/>
+      <w:r>
+        <w:t xml:space="preserve"> al </w:t>
+      </w:r>
+      <w:proofErr w:type="spellStart"/>
+      <w:r>
+        <w:t>Lider</w:t>
+      </w:r>
+      <w:proofErr w:type="spellEnd"/>
+      <w:r>
+        <w:t xml:space="preserve"> de Grupo (mismos permisos y bloqueos).</w:t>
       </w:r>
     </w:p>
     <w:p>
@@ -7581,7 +8429,51 @@
           <w:szCs w:val="30"/>
         </w:rPr>
         <w:lastRenderedPageBreak/>
-        <w:t>5. Discrepancias a validar (codigo vs intencion)</w:t>
+        <w:t>5. Discrepancias a validar (</w:t>
+      </w:r>
+      <w:proofErr w:type="spellStart"/>
+      <w:r>
+        <w:rPr>
+          <w:b/>
+          <w:bCs/>
+          <w:color w:val="1F4E79"/>
+          <w:sz w:val="30"/>
+          <w:szCs w:val="30"/>
+        </w:rPr>
+        <w:t>codigo</w:t>
+      </w:r>
+      <w:proofErr w:type="spellEnd"/>
+      <w:r>
+        <w:rPr>
+          <w:b/>
+          <w:bCs/>
+          <w:color w:val="1F4E79"/>
+          <w:sz w:val="30"/>
+          <w:szCs w:val="30"/>
+        </w:rPr>
+        <w:t xml:space="preserve"> vs </w:t>
+      </w:r>
+      <w:proofErr w:type="spellStart"/>
+      <w:r>
+        <w:rPr>
+          <w:b/>
+          <w:bCs/>
+          <w:color w:val="1F4E79"/>
+          <w:sz w:val="30"/>
+          <w:szCs w:val="30"/>
+        </w:rPr>
+        <w:t>intencion</w:t>
+      </w:r>
+      <w:proofErr w:type="spellEnd"/>
+      <w:r>
+        <w:rPr>
+          <w:b/>
+          <w:bCs/>
+          <w:color w:val="1F4E79"/>
+          <w:sz w:val="30"/>
+          <w:szCs w:val="30"/>
+        </w:rPr>
+        <w:t>)</w:t>
       </w:r>
     </w:p>
     <w:tbl>
@@ -7631,7 +8523,29 @@
                 <w:sz w:val="19"/>
                 <w:szCs w:val="19"/>
               </w:rPr>
-              <w:t>Punto 1 - Capellan y menores</w:t>
+              <w:t xml:space="preserve">Punto 1 - </w:t>
+            </w:r>
+            <w:proofErr w:type="spellStart"/>
+            <w:r>
+              <w:rPr>
+                <w:b/>
+                <w:bCs/>
+                <w:color w:val="FFFFFF"/>
+                <w:sz w:val="19"/>
+                <w:szCs w:val="19"/>
+              </w:rPr>
+              <w:t>Capellan</w:t>
+            </w:r>
+            <w:proofErr w:type="spellEnd"/>
+            <w:r>
+              <w:rPr>
+                <w:b/>
+                <w:bCs/>
+                <w:color w:val="FFFFFF"/>
+                <w:sz w:val="19"/>
+                <w:szCs w:val="19"/>
+              </w:rPr>
+              <w:t xml:space="preserve"> y menores</w:t>
             </w:r>
           </w:p>
         </w:tc>
@@ -7658,6 +8572,7 @@
             <w:pPr>
               <w:spacing w:after="60"/>
             </w:pPr>
+            <w:proofErr w:type="gramStart"/>
             <w:r>
               <w:rPr>
                 <w:sz w:val="18"/>
@@ -7677,13 +8592,86 @@
                 <w:sz w:val="18"/>
                 <w:szCs w:val="18"/>
               </w:rPr>
-              <w:t>El comentario del codigo dice "Capellan SIN ver menores ni datos sensibles", pero la lista de permisos SI incluye miembros.ver_menores (solo excluye ver_datos_sensibles).</w:t>
+              <w:t>El</w:t>
+            </w:r>
+            <w:proofErr w:type="gramEnd"/>
+            <w:r>
+              <w:rPr>
+                <w:sz w:val="18"/>
+                <w:szCs w:val="18"/>
+              </w:rPr>
+              <w:t xml:space="preserve"> comentario del </w:t>
+            </w:r>
+            <w:proofErr w:type="spellStart"/>
+            <w:r>
+              <w:rPr>
+                <w:sz w:val="18"/>
+                <w:szCs w:val="18"/>
+              </w:rPr>
+              <w:t>codigo</w:t>
+            </w:r>
+            <w:proofErr w:type="spellEnd"/>
+            <w:r>
+              <w:rPr>
+                <w:sz w:val="18"/>
+                <w:szCs w:val="18"/>
+              </w:rPr>
+              <w:t xml:space="preserve"> dice "</w:t>
+            </w:r>
+            <w:proofErr w:type="spellStart"/>
+            <w:r>
+              <w:rPr>
+                <w:sz w:val="18"/>
+                <w:szCs w:val="18"/>
+              </w:rPr>
+              <w:t>Capellan</w:t>
+            </w:r>
+            <w:proofErr w:type="spellEnd"/>
+            <w:r>
+              <w:rPr>
+                <w:sz w:val="18"/>
+                <w:szCs w:val="18"/>
+              </w:rPr>
+              <w:t xml:space="preserve"> SIN ver menores ni datos sensibles", pero la lista de permisos SI incluye </w:t>
+            </w:r>
+            <w:proofErr w:type="spellStart"/>
+            <w:r>
+              <w:rPr>
+                <w:sz w:val="18"/>
+                <w:szCs w:val="18"/>
+              </w:rPr>
+              <w:t>miembros.ver_menores</w:t>
+            </w:r>
+            <w:proofErr w:type="spellEnd"/>
+            <w:r>
+              <w:rPr>
+                <w:sz w:val="18"/>
+                <w:szCs w:val="18"/>
+              </w:rPr>
+              <w:t xml:space="preserve"> (solo excluye </w:t>
+            </w:r>
+            <w:proofErr w:type="spellStart"/>
+            <w:r>
+              <w:rPr>
+                <w:sz w:val="18"/>
+                <w:szCs w:val="18"/>
+              </w:rPr>
+              <w:t>ver_datos_sensibles</w:t>
+            </w:r>
+            <w:proofErr w:type="spellEnd"/>
+            <w:r>
+              <w:rPr>
+                <w:sz w:val="18"/>
+                <w:szCs w:val="18"/>
+              </w:rPr>
+              <w:t>).</w:t>
             </w:r>
           </w:p>
           <w:p>
             <w:pPr>
               <w:spacing w:after="60"/>
             </w:pPr>
+            <w:proofErr w:type="gramStart"/>
             <w:r>
               <w:rPr>
                 <w:sz w:val="18"/>
@@ -7696,7 +8684,47 @@
                 <w:sz w:val="18"/>
                 <w:szCs w:val="18"/>
               </w:rPr>
-              <w:t xml:space="preserve">  En la practica el Capellan abrira fichas de menores. Definir el comportamiento cor</w:t>
+              <w:t xml:space="preserve">  En</w:t>
+            </w:r>
+            <w:proofErr w:type="gramEnd"/>
+            <w:r>
+              <w:rPr>
+                <w:sz w:val="18"/>
+                <w:szCs w:val="18"/>
+              </w:rPr>
+              <w:t xml:space="preserve"> la practica el </w:t>
+            </w:r>
+            <w:proofErr w:type="spellStart"/>
+            <w:r>
+              <w:rPr>
+                <w:sz w:val="18"/>
+                <w:szCs w:val="18"/>
+              </w:rPr>
+              <w:t>Capellan</w:t>
+            </w:r>
+            <w:proofErr w:type="spellEnd"/>
+            <w:r>
+              <w:rPr>
+                <w:sz w:val="18"/>
+                <w:szCs w:val="18"/>
+              </w:rPr>
+              <w:t xml:space="preserve"> </w:t>
+            </w:r>
+            <w:proofErr w:type="spellStart"/>
+            <w:r>
+              <w:rPr>
+                <w:sz w:val="18"/>
+                <w:szCs w:val="18"/>
+              </w:rPr>
+              <w:t>abrira</w:t>
+            </w:r>
+            <w:proofErr w:type="spellEnd"/>
+            <w:r>
+              <w:rPr>
+                <w:sz w:val="18"/>
+                <w:szCs w:val="18"/>
+              </w:rPr>
+              <w:t xml:space="preserve"> fichas de menores. Definir el comportamiento cor</w:t>
             </w:r>
             <w:r>
               <w:rPr>
@@ -7788,6 +8816,7 @@
             <w:pPr>
               <w:spacing w:after="60"/>
             </w:pPr>
+            <w:proofErr w:type="gramStart"/>
             <w:r>
               <w:rPr>
                 <w:sz w:val="18"/>
@@ -7800,13 +8829,70 @@
                 <w:sz w:val="18"/>
                 <w:szCs w:val="18"/>
               </w:rPr>
-              <w:t xml:space="preserve">  El bloqueo (destacamento/posicion/sexo/Instructor CI) aplica SOLO a Lider y Lider Asistente.</w:t>
+              <w:t xml:space="preserve">  El</w:t>
+            </w:r>
+            <w:proofErr w:type="gramEnd"/>
+            <w:r>
+              <w:rPr>
+                <w:sz w:val="18"/>
+                <w:szCs w:val="18"/>
+              </w:rPr>
+              <w:t xml:space="preserve"> bloqueo (destacamento/</w:t>
+            </w:r>
+            <w:proofErr w:type="spellStart"/>
+            <w:r>
+              <w:rPr>
+                <w:sz w:val="18"/>
+                <w:szCs w:val="18"/>
+              </w:rPr>
+              <w:t>posicion</w:t>
+            </w:r>
+            <w:proofErr w:type="spellEnd"/>
+            <w:r>
+              <w:rPr>
+                <w:sz w:val="18"/>
+                <w:szCs w:val="18"/>
+              </w:rPr>
+              <w:t xml:space="preserve">/sexo/Instructor CI) aplica SOLO a </w:t>
+            </w:r>
+            <w:proofErr w:type="spellStart"/>
+            <w:r>
+              <w:rPr>
+                <w:sz w:val="18"/>
+                <w:szCs w:val="18"/>
+              </w:rPr>
+              <w:t>Lider</w:t>
+            </w:r>
+            <w:proofErr w:type="spellEnd"/>
+            <w:r>
+              <w:rPr>
+                <w:sz w:val="18"/>
+                <w:szCs w:val="18"/>
+              </w:rPr>
+              <w:t xml:space="preserve"> y </w:t>
+            </w:r>
+            <w:proofErr w:type="spellStart"/>
+            <w:r>
+              <w:rPr>
+                <w:sz w:val="18"/>
+                <w:szCs w:val="18"/>
+              </w:rPr>
+              <w:t>Lider</w:t>
+            </w:r>
+            <w:proofErr w:type="spellEnd"/>
+            <w:r>
+              <w:rPr>
+                <w:sz w:val="18"/>
+                <w:szCs w:val="18"/>
+              </w:rPr>
+              <w:t xml:space="preserve"> Asistente.</w:t>
             </w:r>
           </w:p>
           <w:p>
             <w:pPr>
               <w:spacing w:after="60"/>
             </w:pPr>
+            <w:proofErr w:type="gramStart"/>
             <w:r>
               <w:rPr>
                 <w:sz w:val="18"/>
@@ -7826,7 +8912,63 @@
                 <w:sz w:val="18"/>
                 <w:szCs w:val="18"/>
               </w:rPr>
-              <w:t>Pastor, Consejo y Capellan tambien van a aprobacion pero SIN ese bloqueo -&gt; pueden proponer cambios en esos campos estructurales. Verificar si es lo deseado.</w:t>
+              <w:t>Pastor</w:t>
+            </w:r>
+            <w:proofErr w:type="gramEnd"/>
+            <w:r>
+              <w:rPr>
+                <w:sz w:val="18"/>
+                <w:szCs w:val="18"/>
+              </w:rPr>
+              <w:t xml:space="preserve">, Consejo y </w:t>
+            </w:r>
+            <w:proofErr w:type="spellStart"/>
+            <w:r>
+              <w:rPr>
+                <w:sz w:val="18"/>
+                <w:szCs w:val="18"/>
+              </w:rPr>
+              <w:t>Capellan</w:t>
+            </w:r>
+            <w:proofErr w:type="spellEnd"/>
+            <w:r>
+              <w:rPr>
+                <w:sz w:val="18"/>
+                <w:szCs w:val="18"/>
+              </w:rPr>
+              <w:t xml:space="preserve"> </w:t>
+            </w:r>
+            <w:proofErr w:type="spellStart"/>
+            <w:r>
+              <w:rPr>
+                <w:sz w:val="18"/>
+                <w:szCs w:val="18"/>
+              </w:rPr>
+              <w:t>tambien</w:t>
+            </w:r>
+            <w:proofErr w:type="spellEnd"/>
+            <w:r>
+              <w:rPr>
+                <w:sz w:val="18"/>
+                <w:szCs w:val="18"/>
+              </w:rPr>
+              <w:t xml:space="preserve"> van a </w:t>
+            </w:r>
+            <w:proofErr w:type="spellStart"/>
+            <w:r>
+              <w:rPr>
+                <w:sz w:val="18"/>
+                <w:szCs w:val="18"/>
+              </w:rPr>
+              <w:t>aprobacion</w:t>
+            </w:r>
+            <w:proofErr w:type="spellEnd"/>
+            <w:r>
+              <w:rPr>
+                <w:sz w:val="18"/>
+                <w:szCs w:val="18"/>
+              </w:rPr>
+              <w:t xml:space="preserve"> pero SIN ese bloqueo -&gt; pueden proponer cambios en esos campos estructurales. Verificar si es lo deseado.</w:t>
             </w:r>
           </w:p>
         </w:tc>
@@ -7843,7 +8985,27 @@
           <w:sz w:val="18"/>
           <w:szCs w:val="18"/>
         </w:rPr>
-        <w:t>Anexo: Usuario Comun (base, alcance destacamento). Solo lectura: ve destacamento y miembros (adultos y menores), reportes locales, tienda y Sistema de Ascenso en solo lectura. No crea ni edita nada.</w:t>
+        <w:t xml:space="preserve">Anexo: Usuario </w:t>
+      </w:r>
+      <w:proofErr w:type="spellStart"/>
+      <w:r>
+        <w:rPr>
+          <w:i/>
+          <w:iCs/>
+          <w:sz w:val="18"/>
+          <w:szCs w:val="18"/>
+        </w:rPr>
+        <w:t>Comun</w:t>
+      </w:r>
+      <w:proofErr w:type="spellEnd"/>
+      <w:r>
+        <w:rPr>
+          <w:i/>
+          <w:iCs/>
+          <w:sz w:val="18"/>
+          <w:szCs w:val="18"/>
+        </w:rPr>
+        <w:t xml:space="preserve"> (base, alcance destacamento). Solo lectura: ve destacamento y miembros (adultos y menores), reportes locales, tienda y Sistema de Ascenso en solo lectura. No crea ni edita nada.</w:t>
       </w:r>
     </w:p>
     <w:sectPr>

--- a/docs/qa-roles/QA-Roles-1-Destacamento.docx
+++ b/docs/qa-roles/QA-Roles-1-Destacamento.docx
@@ -1,6 +1,6 @@
 
 <file path=word/document.xml><?xml version="1.0" encoding="utf-8"?>
-<w:document xmlns:wpc="http://schemas.microsoft.com/office/word/2010/wordprocessingCanvas" xmlns:cx="http://schemas.microsoft.com/office/drawing/2014/chartex" xmlns:cx1="http://schemas.microsoft.com/office/drawing/2015/9/8/chartex" xmlns:cx2="http://schemas.microsoft.com/office/drawing/2015/10/21/chartex" xmlns:cx3="http://schemas.microsoft.com/office/drawing/2016/5/9/chartex" xmlns:cx4="http://schemas.microsoft.com/office/drawing/2016/5/10/chartex" xmlns:cx5="http://schemas.microsoft.com/office/drawing/2016/5/11/chartex" xmlns:cx6="http://schemas.microsoft.com/office/drawing/2016/5/12/chartex" xmlns:cx7="http://schemas.microsoft.com/office/drawing/2016/5/13/chartex" xmlns:cx8="http://schemas.microsoft.com/office/drawing/2016/5/14/chartex" xmlns:mc="http://schemas.openxmlformats.org/markup-compatibility/2006" xmlns:aink="http://schemas.microsoft.com/office/drawing/2016/ink" xmlns:am3d="http://schemas.microsoft.com/office/drawing/2017/model3d" xmlns:o="urn:schemas-microsoft-com:office:office" xmlns:r="http://schemas.openxmlformats.org/officeDocument/2006/relationships" xmlns:m="http://schemas.openxmlformats.org/officeDocument/2006/math" xmlns:v="urn:schemas-microsoft-com:vml" xmlns:wp14="http://schemas.microsoft.com/office/word/2010/wordprocessingDrawing" xmlns:wp="http://schemas.openxmlformats.org/drawingml/2006/wordprocessingDrawing" xmlns:w10="urn:schemas-microsoft-com:office:word" xmlns:w="http://schemas.openxmlformats.org/wordprocessingml/2006/main" xmlns:w14="http://schemas.microsoft.com/office/word/2010/wordml" xmlns:w15="http://schemas.microsoft.com/office/word/2012/wordml" xmlns:w16cex="http://schemas.microsoft.com/office/word/2018/wordml/cex" xmlns:w16cid="http://schemas.microsoft.com/office/word/2016/wordml/cid" xmlns:w16="http://schemas.microsoft.com/office/word/2018/wordml" xmlns:w16sdtdh="http://schemas.microsoft.com/office/word/2020/wordml/sdtdatahash" xmlns:w16se="http://schemas.microsoft.com/office/word/2015/wordml/symex" xmlns:wpg="http://schemas.microsoft.com/office/word/2010/wordprocessingGroup" xmlns:wpi="http://schemas.microsoft.com/office/word/2010/wordprocessingInk" xmlns:wne="http://schemas.microsoft.com/office/word/2006/wordml" xmlns:wps="http://schemas.microsoft.com/office/word/2010/wordprocessingShape" mc:Ignorable="w14 w15 w16se w16cid w16 w16cex w16sdtdh wp14">
+<w:document xmlns:wpc="http://schemas.microsoft.com/office/word/2010/wordprocessingCanvas" xmlns:cx="http://schemas.microsoft.com/office/drawing/2014/chartex" xmlns:cx1="http://schemas.microsoft.com/office/drawing/2015/9/8/chartex" xmlns:cx2="http://schemas.microsoft.com/office/drawing/2015/10/21/chartex" xmlns:cx3="http://schemas.microsoft.com/office/drawing/2016/5/9/chartex" xmlns:cx4="http://schemas.microsoft.com/office/drawing/2016/5/10/chartex" xmlns:cx5="http://schemas.microsoft.com/office/drawing/2016/5/11/chartex" xmlns:cx6="http://schemas.microsoft.com/office/drawing/2016/5/12/chartex" xmlns:cx7="http://schemas.microsoft.com/office/drawing/2016/5/13/chartex" xmlns:cx8="http://schemas.microsoft.com/office/drawing/2016/5/14/chartex" xmlns:mc="http://schemas.openxmlformats.org/markup-compatibility/2006" xmlns:aink="http://schemas.microsoft.com/office/drawing/2016/ink" xmlns:am3d="http://schemas.microsoft.com/office/drawing/2017/model3d" xmlns:o="urn:schemas-microsoft-com:office:office" xmlns:oel="http://schemas.microsoft.com/office/2019/extlst" xmlns:r="http://schemas.openxmlformats.org/officeDocument/2006/relationships" xmlns:m="http://schemas.openxmlformats.org/officeDocument/2006/math" xmlns:v="urn:schemas-microsoft-com:vml" xmlns:wp14="http://schemas.microsoft.com/office/word/2010/wordprocessingDrawing" xmlns:wp="http://schemas.openxmlformats.org/drawingml/2006/wordprocessingDrawing" xmlns:w10="urn:schemas-microsoft-com:office:word" xmlns:w="http://schemas.openxmlformats.org/wordprocessingml/2006/main" xmlns:w14="http://schemas.microsoft.com/office/word/2010/wordml" xmlns:w15="http://schemas.microsoft.com/office/word/2012/wordml" xmlns:w16cex="http://schemas.microsoft.com/office/word/2018/wordml/cex" xmlns:w16cid="http://schemas.microsoft.com/office/word/2016/wordml/cid" xmlns:w16="http://schemas.microsoft.com/office/word/2018/wordml" xmlns:w16sdtdh="http://schemas.microsoft.com/office/word/2020/wordml/sdtdatahash" xmlns:w16se="http://schemas.microsoft.com/office/word/2015/wordml/symex" xmlns:wpg="http://schemas.microsoft.com/office/word/2010/wordprocessingGroup" xmlns:wpi="http://schemas.microsoft.com/office/word/2010/wordprocessingInk" xmlns:wne="http://schemas.microsoft.com/office/word/2006/wordml" xmlns:wps="http://schemas.microsoft.com/office/word/2010/wordprocessingShape" mc:Ignorable="w14 w15 w16se w16cid w16 w16cex w16sdtdh wp14">
   <w:body>
     <w:p>
       <w:pPr>
@@ -215,10 +215,7 @@
         <w:t>alcance</w:t>
       </w:r>
       <w:r>
-        <w:t xml:space="preserve"> (que dato</w:t>
-      </w:r>
-      <w:r>
-        <w:t>s ve) y luego cada capacidad (que puede hacer).</w:t>
+        <w:t xml:space="preserve"> (que datos ve) y luego cada capacidad (que puede hacer).</w:t>
       </w:r>
     </w:p>
     <w:p>
@@ -294,10 +291,7 @@
         <w:spacing w:after="60"/>
       </w:pPr>
       <w:r>
-        <w:t>El "Coordinador" real de cada destacamento (ti</w:t>
-      </w:r>
-      <w:r>
-        <w:t xml:space="preserve">tular y asistente) se determina por la </w:t>
+        <w:t xml:space="preserve">El "Coordinador" real de cada destacamento (titular y asistente) se determina por la </w:t>
       </w:r>
       <w:r>
         <w:rPr>
@@ -336,10 +330,7 @@
         <w:spacing w:after="60"/>
       </w:pPr>
       <w:r>
-        <w:t xml:space="preserve">El Coordinador Titular y el Asistente </w:t>
-      </w:r>
-      <w:r>
-        <w:t xml:space="preserve">son </w:t>
+        <w:t xml:space="preserve">El Coordinador Titular y el Asistente son </w:t>
       </w:r>
       <w:proofErr w:type="spellStart"/>
       <w:r>
@@ -448,12 +439,6 @@
         <w:gridCol w:w="979"/>
       </w:tblGrid>
       <w:tr>
-        <w:tblPrEx>
-          <w:tblCellMar>
-            <w:top w:w="0" w:type="dxa"/>
-            <w:bottom w:w="0" w:type="dxa"/>
-          </w:tblCellMar>
-        </w:tblPrEx>
         <w:trPr>
           <w:tblHeader/>
         </w:trPr>
@@ -764,12 +749,6 @@
         </w:tc>
       </w:tr>
       <w:tr>
-        <w:tblPrEx>
-          <w:tblCellMar>
-            <w:top w:w="0" w:type="dxa"/>
-            <w:bottom w:w="0" w:type="dxa"/>
-          </w:tblCellMar>
-        </w:tblPrEx>
         <w:tc>
           <w:tcPr>
             <w:tcW w:w="2400" w:type="dxa"/>
@@ -998,12 +977,6 @@
         </w:tc>
       </w:tr>
       <w:tr>
-        <w:tblPrEx>
-          <w:tblCellMar>
-            <w:top w:w="0" w:type="dxa"/>
-            <w:bottom w:w="0" w:type="dxa"/>
-          </w:tblCellMar>
-        </w:tblPrEx>
         <w:tc>
           <w:tcPr>
             <w:tcW w:w="2400" w:type="dxa"/>
@@ -1209,12 +1182,6 @@
         </w:tc>
       </w:tr>
       <w:tr>
-        <w:tblPrEx>
-          <w:tblCellMar>
-            <w:top w:w="0" w:type="dxa"/>
-            <w:bottom w:w="0" w:type="dxa"/>
-          </w:tblCellMar>
-        </w:tblPrEx>
         <w:tc>
           <w:tcPr>
             <w:tcW w:w="2400" w:type="dxa"/>
@@ -1413,12 +1380,6 @@
         </w:tc>
       </w:tr>
       <w:tr>
-        <w:tblPrEx>
-          <w:tblCellMar>
-            <w:top w:w="0" w:type="dxa"/>
-            <w:bottom w:w="0" w:type="dxa"/>
-          </w:tblCellMar>
-        </w:tblPrEx>
         <w:tc>
           <w:tcPr>
             <w:tcW w:w="2400" w:type="dxa"/>
@@ -1621,12 +1582,6 @@
         </w:tc>
       </w:tr>
       <w:tr>
-        <w:tblPrEx>
-          <w:tblCellMar>
-            <w:top w:w="0" w:type="dxa"/>
-            <w:bottom w:w="0" w:type="dxa"/>
-          </w:tblCellMar>
-        </w:tblPrEx>
         <w:tc>
           <w:tcPr>
             <w:tcW w:w="2400" w:type="dxa"/>
@@ -1822,12 +1777,6 @@
         </w:tc>
       </w:tr>
       <w:tr>
-        <w:tblPrEx>
-          <w:tblCellMar>
-            <w:top w:w="0" w:type="dxa"/>
-            <w:bottom w:w="0" w:type="dxa"/>
-          </w:tblCellMar>
-        </w:tblPrEx>
         <w:tc>
           <w:tcPr>
             <w:tcW w:w="2400" w:type="dxa"/>
@@ -2029,12 +1978,6 @@
         </w:tc>
       </w:tr>
       <w:tr>
-        <w:tblPrEx>
-          <w:tblCellMar>
-            <w:top w:w="0" w:type="dxa"/>
-            <w:bottom w:w="0" w:type="dxa"/>
-          </w:tblCellMar>
-        </w:tblPrEx>
         <w:tc>
           <w:tcPr>
             <w:tcW w:w="2400" w:type="dxa"/>
@@ -2251,12 +2194,6 @@
         </w:tc>
       </w:tr>
       <w:tr>
-        <w:tblPrEx>
-          <w:tblCellMar>
-            <w:top w:w="0" w:type="dxa"/>
-            <w:bottom w:w="0" w:type="dxa"/>
-          </w:tblCellMar>
-        </w:tblPrEx>
         <w:tc>
           <w:tcPr>
             <w:tcW w:w="2400" w:type="dxa"/>
@@ -2450,12 +2387,6 @@
         </w:tc>
       </w:tr>
       <w:tr>
-        <w:tblPrEx>
-          <w:tblCellMar>
-            <w:top w:w="0" w:type="dxa"/>
-            <w:bottom w:w="0" w:type="dxa"/>
-          </w:tblCellMar>
-        </w:tblPrEx>
         <w:tc>
           <w:tcPr>
             <w:tcW w:w="2400" w:type="dxa"/>
@@ -2644,12 +2575,6 @@
         </w:tc>
       </w:tr>
       <w:tr>
-        <w:tblPrEx>
-          <w:tblCellMar>
-            <w:top w:w="0" w:type="dxa"/>
-            <w:bottom w:w="0" w:type="dxa"/>
-          </w:tblCellMar>
-        </w:tblPrEx>
         <w:tc>
           <w:tcPr>
             <w:tcW w:w="2400" w:type="dxa"/>
@@ -2860,12 +2785,6 @@
         </w:tc>
       </w:tr>
       <w:tr>
-        <w:tblPrEx>
-          <w:tblCellMar>
-            <w:top w:w="0" w:type="dxa"/>
-            <w:bottom w:w="0" w:type="dxa"/>
-          </w:tblCellMar>
-        </w:tblPrEx>
         <w:tc>
           <w:tcPr>
             <w:tcW w:w="2400" w:type="dxa"/>
@@ -3058,12 +2977,6 @@
         </w:tc>
       </w:tr>
       <w:tr>
-        <w:tblPrEx>
-          <w:tblCellMar>
-            <w:top w:w="0" w:type="dxa"/>
-            <w:bottom w:w="0" w:type="dxa"/>
-          </w:tblCellMar>
-        </w:tblPrEx>
         <w:tc>
           <w:tcPr>
             <w:tcW w:w="2400" w:type="dxa"/>
@@ -3260,12 +3173,6 @@
         </w:tc>
       </w:tr>
       <w:tr>
-        <w:tblPrEx>
-          <w:tblCellMar>
-            <w:top w:w="0" w:type="dxa"/>
-            <w:bottom w:w="0" w:type="dxa"/>
-          </w:tblCellMar>
-        </w:tblPrEx>
         <w:tc>
           <w:tcPr>
             <w:tcW w:w="2400" w:type="dxa"/>
@@ -3459,12 +3366,6 @@
         </w:tc>
       </w:tr>
       <w:tr>
-        <w:tblPrEx>
-          <w:tblCellMar>
-            <w:top w:w="0" w:type="dxa"/>
-            <w:bottom w:w="0" w:type="dxa"/>
-          </w:tblCellMar>
-        </w:tblPrEx>
         <w:tc>
           <w:tcPr>
             <w:tcW w:w="2400" w:type="dxa"/>
@@ -3664,12 +3565,6 @@
         </w:tc>
       </w:tr>
       <w:tr>
-        <w:tblPrEx>
-          <w:tblCellMar>
-            <w:top w:w="0" w:type="dxa"/>
-            <w:bottom w:w="0" w:type="dxa"/>
-          </w:tblCellMar>
-        </w:tblPrEx>
         <w:tc>
           <w:tcPr>
             <w:tcW w:w="2400" w:type="dxa"/>
@@ -3857,12 +3752,6 @@
         </w:tc>
       </w:tr>
       <w:tr>
-        <w:tblPrEx>
-          <w:tblCellMar>
-            <w:top w:w="0" w:type="dxa"/>
-            <w:bottom w:w="0" w:type="dxa"/>
-          </w:tblCellMar>
-        </w:tblPrEx>
         <w:tc>
           <w:tcPr>
             <w:tcW w:w="2400" w:type="dxa"/>
@@ -4065,12 +3954,6 @@
         </w:tc>
       </w:tr>
       <w:tr>
-        <w:tblPrEx>
-          <w:tblCellMar>
-            <w:top w:w="0" w:type="dxa"/>
-            <w:bottom w:w="0" w:type="dxa"/>
-          </w:tblCellMar>
-        </w:tblPrEx>
         <w:tc>
           <w:tcPr>
             <w:tcW w:w="2400" w:type="dxa"/>
@@ -4154,13 +4037,25 @@
           <w:p>
             <w:pPr>
               <w:jc w:val="center"/>
-            </w:pPr>
-            <w:r>
-              <w:rPr>
-                <w:sz w:val="18"/>
-                <w:szCs w:val="18"/>
-              </w:rPr>
-              <w:t>SI</w:t>
+              <w:rPr>
+                <w:lang w:val="es-ES"/>
+              </w:rPr>
+            </w:pPr>
+            <w:r>
+              <w:rPr>
+                <w:sz w:val="18"/>
+                <w:szCs w:val="18"/>
+                <w:highlight w:val="yellow"/>
+              </w:rPr>
+              <w:t>SI</w:t>
+            </w:r>
+            <w:r>
+              <w:rPr>
+                <w:sz w:val="18"/>
+                <w:szCs w:val="18"/>
+                <w:highlight w:val="yellow"/>
+              </w:rPr>
+              <w:t xml:space="preserve"> (solo ver)</w:t>
             </w:r>
           </w:p>
         </w:tc>
@@ -4258,12 +4153,6 @@
         </w:tc>
       </w:tr>
       <w:tr>
-        <w:tblPrEx>
-          <w:tblCellMar>
-            <w:top w:w="0" w:type="dxa"/>
-            <w:bottom w:w="0" w:type="dxa"/>
-          </w:tblCellMar>
-        </w:tblPrEx>
         <w:tc>
           <w:tcPr>
             <w:tcW w:w="2400" w:type="dxa"/>
@@ -4457,12 +4346,6 @@
         </w:tc>
       </w:tr>
       <w:tr>
-        <w:tblPrEx>
-          <w:tblCellMar>
-            <w:top w:w="0" w:type="dxa"/>
-            <w:bottom w:w="0" w:type="dxa"/>
-          </w:tblCellMar>
-        </w:tblPrEx>
         <w:tc>
           <w:tcPr>
             <w:tcW w:w="2400" w:type="dxa"/>
@@ -4584,6 +4467,7 @@
               <w:rPr>
                 <w:sz w:val="18"/>
                 <w:szCs w:val="18"/>
+                <w:highlight w:val="yellow"/>
               </w:rPr>
               <w:t>SI</w:t>
             </w:r>
@@ -4684,12 +4568,6 @@
         </w:tc>
       </w:tr>
       <w:tr>
-        <w:tblPrEx>
-          <w:tblCellMar>
-            <w:top w:w="0" w:type="dxa"/>
-            <w:bottom w:w="0" w:type="dxa"/>
-          </w:tblCellMar>
-        </w:tblPrEx>
         <w:tc>
           <w:tcPr>
             <w:tcW w:w="2400" w:type="dxa"/>
@@ -4789,6 +4667,7 @@
               <w:rPr>
                 <w:sz w:val="18"/>
                 <w:szCs w:val="18"/>
+                <w:highlight w:val="yellow"/>
               </w:rPr>
               <w:t>SI</w:t>
             </w:r>
@@ -4892,12 +4771,6 @@
         </w:tc>
       </w:tr>
       <w:tr>
-        <w:tblPrEx>
-          <w:tblCellMar>
-            <w:top w:w="0" w:type="dxa"/>
-            <w:bottom w:w="0" w:type="dxa"/>
-          </w:tblCellMar>
-        </w:tblPrEx>
         <w:tc>
           <w:tcPr>
             <w:tcW w:w="2400" w:type="dxa"/>
@@ -5083,12 +4956,6 @@
         </w:tc>
       </w:tr>
       <w:tr>
-        <w:tblPrEx>
-          <w:tblCellMar>
-            <w:top w:w="0" w:type="dxa"/>
-            <w:bottom w:w="0" w:type="dxa"/>
-          </w:tblCellMar>
-        </w:tblPrEx>
         <w:tc>
           <w:tcPr>
             <w:tcW w:w="2400" w:type="dxa"/>
@@ -5282,12 +5149,6 @@
         </w:tc>
       </w:tr>
       <w:tr>
-        <w:tblPrEx>
-          <w:tblCellMar>
-            <w:top w:w="0" w:type="dxa"/>
-            <w:bottom w:w="0" w:type="dxa"/>
-          </w:tblCellMar>
-        </w:tblPrEx>
         <w:tc>
           <w:tcPr>
             <w:tcW w:w="2400" w:type="dxa"/>
@@ -5473,12 +5334,6 @@
         </w:tc>
       </w:tr>
       <w:tr>
-        <w:tblPrEx>
-          <w:tblCellMar>
-            <w:top w:w="0" w:type="dxa"/>
-            <w:bottom w:w="0" w:type="dxa"/>
-          </w:tblCellMar>
-        </w:tblPrEx>
         <w:tc>
           <w:tcPr>
             <w:tcW w:w="2400" w:type="dxa"/>
@@ -5672,12 +5527,6 @@
         </w:tc>
       </w:tr>
       <w:tr>
-        <w:tblPrEx>
-          <w:tblCellMar>
-            <w:top w:w="0" w:type="dxa"/>
-            <w:bottom w:w="0" w:type="dxa"/>
-          </w:tblCellMar>
-        </w:tblPrEx>
         <w:tc>
           <w:tcPr>
             <w:tcW w:w="2400" w:type="dxa"/>
@@ -5865,12 +5714,6 @@
         </w:tc>
       </w:tr>
       <w:tr>
-        <w:tblPrEx>
-          <w:tblCellMar>
-            <w:top w:w="0" w:type="dxa"/>
-            <w:bottom w:w="0" w:type="dxa"/>
-          </w:tblCellMar>
-        </w:tblPrEx>
         <w:tc>
           <w:tcPr>
             <w:tcW w:w="2400" w:type="dxa"/>
@@ -5963,6 +5806,7 @@
               <w:rPr>
                 <w:sz w:val="18"/>
                 <w:szCs w:val="18"/>
+                <w:highlight w:val="yellow"/>
               </w:rPr>
               <w:t>SI</w:t>
             </w:r>
@@ -6146,17 +5990,7 @@
           <w:sz w:val="30"/>
           <w:szCs w:val="30"/>
         </w:rPr>
-        <w:t>2. Alcance (qu</w:t>
-      </w:r>
-      <w:r>
-        <w:rPr>
-          <w:b/>
-          <w:bCs/>
-          <w:color w:val="1F4E79"/>
-          <w:sz w:val="30"/>
-          <w:szCs w:val="30"/>
-        </w:rPr>
-        <w:t>e datos ve cada quien)</w:t>
+        <w:t>2. Alcance (que datos ve cada quien)</w:t>
       </w:r>
     </w:p>
     <w:p>
@@ -6367,12 +6201,6 @@
         <w:gridCol w:w="1600"/>
       </w:tblGrid>
       <w:tr>
-        <w:tblPrEx>
-          <w:tblCellMar>
-            <w:top w:w="0" w:type="dxa"/>
-            <w:bottom w:w="0" w:type="dxa"/>
-          </w:tblCellMar>
-        </w:tblPrEx>
         <w:trPr>
           <w:tblHeader/>
         </w:trPr>
@@ -6456,12 +6284,6 @@
         </w:tc>
       </w:tr>
       <w:tr>
-        <w:tblPrEx>
-          <w:tblCellMar>
-            <w:top w:w="0" w:type="dxa"/>
-            <w:bottom w:w="0" w:type="dxa"/>
-          </w:tblCellMar>
-        </w:tblPrEx>
         <w:tc>
           <w:tcPr>
             <w:tcW w:w="4200" w:type="dxa"/>
@@ -6554,12 +6376,6 @@
         </w:tc>
       </w:tr>
       <w:tr>
-        <w:tblPrEx>
-          <w:tblCellMar>
-            <w:top w:w="0" w:type="dxa"/>
-            <w:bottom w:w="0" w:type="dxa"/>
-          </w:tblCellMar>
-        </w:tblPrEx>
         <w:tc>
           <w:tcPr>
             <w:tcW w:w="4200" w:type="dxa"/>
@@ -6635,12 +6451,6 @@
         </w:tc>
       </w:tr>
       <w:tr>
-        <w:tblPrEx>
-          <w:tblCellMar>
-            <w:top w:w="0" w:type="dxa"/>
-            <w:bottom w:w="0" w:type="dxa"/>
-          </w:tblCellMar>
-        </w:tblPrEx>
         <w:tc>
           <w:tcPr>
             <w:tcW w:w="4200" w:type="dxa"/>
@@ -6713,12 +6523,6 @@
         </w:tc>
       </w:tr>
       <w:tr>
-        <w:tblPrEx>
-          <w:tblCellMar>
-            <w:top w:w="0" w:type="dxa"/>
-            <w:bottom w:w="0" w:type="dxa"/>
-          </w:tblCellMar>
-        </w:tblPrEx>
         <w:tc>
           <w:tcPr>
             <w:tcW w:w="4200" w:type="dxa"/>
@@ -6794,12 +6598,6 @@
         </w:tc>
       </w:tr>
       <w:tr>
-        <w:tblPrEx>
-          <w:tblCellMar>
-            <w:top w:w="0" w:type="dxa"/>
-            <w:bottom w:w="0" w:type="dxa"/>
-          </w:tblCellMar>
-        </w:tblPrEx>
         <w:tc>
           <w:tcPr>
             <w:tcW w:w="4200" w:type="dxa"/>
@@ -6872,12 +6670,6 @@
         </w:tc>
       </w:tr>
       <w:tr>
-        <w:tblPrEx>
-          <w:tblCellMar>
-            <w:top w:w="0" w:type="dxa"/>
-            <w:bottom w:w="0" w:type="dxa"/>
-          </w:tblCellMar>
-        </w:tblPrEx>
         <w:tc>
           <w:tcPr>
             <w:tcW w:w="4200" w:type="dxa"/>
@@ -6973,12 +6765,6 @@
         </w:tc>
       </w:tr>
       <w:tr>
-        <w:tblPrEx>
-          <w:tblCellMar>
-            <w:top w:w="0" w:type="dxa"/>
-            <w:bottom w:w="0" w:type="dxa"/>
-          </w:tblCellMar>
-        </w:tblPrEx>
         <w:tc>
           <w:tcPr>
             <w:tcW w:w="4200" w:type="dxa"/>
@@ -7180,14 +6966,7 @@
           <w:b/>
           <w:bCs/>
         </w:rPr>
-        <w:t xml:space="preserve"> Asis</w:t>
-      </w:r>
-      <w:r>
-        <w:rPr>
-          <w:b/>
-          <w:bCs/>
-        </w:rPr>
-        <w:t xml:space="preserve">tente (al actuar): </w:t>
+        <w:t xml:space="preserve"> Asistente (al actuar): </w:t>
       </w:r>
       <w:proofErr w:type="spellStart"/>
       <w:r>
@@ -7280,17 +7059,7 @@
           <w:sz w:val="30"/>
           <w:szCs w:val="30"/>
         </w:rPr>
-        <w:t>Check</w:t>
-      </w:r>
-      <w:r>
-        <w:rPr>
-          <w:b/>
-          <w:bCs/>
-          <w:color w:val="1F4E79"/>
-          <w:sz w:val="30"/>
-          <w:szCs w:val="30"/>
-        </w:rPr>
-        <w:t>list</w:t>
+        <w:t>Checklist</w:t>
       </w:r>
       <w:proofErr w:type="spellEnd"/>
       <w:r>
@@ -7329,14 +7098,7 @@
           <w:sz w:val="24"/>
           <w:szCs w:val="24"/>
         </w:rPr>
-        <w:t>☐</w:t>
-      </w:r>
-      <w:r>
-        <w:rPr>
-          <w:sz w:val="24"/>
-          <w:szCs w:val="24"/>
-        </w:rPr>
-        <w:t xml:space="preserve">  </w:t>
+        <w:t xml:space="preserve">☐  </w:t>
       </w:r>
       <w:r>
         <w:t>Esta</w:t>
@@ -7356,14 +7118,7 @@
           <w:sz w:val="24"/>
           <w:szCs w:val="24"/>
         </w:rPr>
-        <w:t>☐</w:t>
-      </w:r>
-      <w:r>
-        <w:rPr>
-          <w:sz w:val="24"/>
-          <w:szCs w:val="24"/>
-        </w:rPr>
-        <w:t xml:space="preserve">  </w:t>
+        <w:t xml:space="preserve">☐  </w:t>
       </w:r>
       <w:r>
         <w:t>Edita</w:t>
@@ -7391,14 +7146,7 @@
           <w:sz w:val="24"/>
           <w:szCs w:val="24"/>
         </w:rPr>
-        <w:t>☐</w:t>
-      </w:r>
-      <w:r>
-        <w:rPr>
-          <w:sz w:val="24"/>
-          <w:szCs w:val="24"/>
-        </w:rPr>
-        <w:t xml:space="preserve">  </w:t>
+        <w:t xml:space="preserve">☐  </w:t>
       </w:r>
       <w:r>
         <w:t>Ve</w:t>
@@ -7418,24 +7166,14 @@
           <w:sz w:val="24"/>
           <w:szCs w:val="24"/>
         </w:rPr>
-        <w:t>☐</w:t>
-      </w:r>
-      <w:r>
-        <w:rPr>
-          <w:sz w:val="24"/>
-          <w:szCs w:val="24"/>
-        </w:rPr>
-        <w:t xml:space="preserve">  </w:t>
+        <w:t xml:space="preserve">☐  </w:t>
       </w:r>
       <w:r>
         <w:t>Dispensa</w:t>
       </w:r>
       <w:proofErr w:type="gramEnd"/>
       <w:r>
-        <w:t xml:space="preserve"> Medica</w:t>
-      </w:r>
-      <w:r>
-        <w:t xml:space="preserve"> COMPLETA: edita, sube y elimina documentos, autoriza acceso de menores.</w:t>
+        <w:t xml:space="preserve"> Medica COMPLETA: edita, sube y elimina documentos, autoriza acceso de menores.</w:t>
       </w:r>
     </w:p>
     <w:p>
@@ -7448,14 +7186,7 @@
           <w:sz w:val="24"/>
           <w:szCs w:val="24"/>
         </w:rPr>
-        <w:t>☐</w:t>
-      </w:r>
-      <w:r>
-        <w:rPr>
-          <w:sz w:val="24"/>
-          <w:szCs w:val="24"/>
-        </w:rPr>
-        <w:t xml:space="preserve">  </w:t>
+        <w:t xml:space="preserve">☐  </w:t>
       </w:r>
       <w:r>
         <w:t>Elimina</w:t>
@@ -7475,14 +7206,7 @@
           <w:sz w:val="24"/>
           <w:szCs w:val="24"/>
         </w:rPr>
-        <w:t>☐</w:t>
-      </w:r>
-      <w:r>
-        <w:rPr>
-          <w:sz w:val="24"/>
-          <w:szCs w:val="24"/>
-        </w:rPr>
-        <w:t xml:space="preserve">  </w:t>
+        <w:t xml:space="preserve">☐  </w:t>
       </w:r>
       <w:r>
         <w:t>Resuelve</w:t>
@@ -7502,24 +7226,14 @@
           <w:sz w:val="24"/>
           <w:szCs w:val="24"/>
         </w:rPr>
-        <w:t>☐</w:t>
-      </w:r>
-      <w:r>
-        <w:rPr>
-          <w:sz w:val="24"/>
-          <w:szCs w:val="24"/>
-        </w:rPr>
-        <w:t xml:space="preserve">  </w:t>
+        <w:t xml:space="preserve">☐  </w:t>
       </w:r>
       <w:r>
         <w:t>Un</w:t>
       </w:r>
       <w:proofErr w:type="gramEnd"/>
       <w:r>
-        <w:t xml:space="preserve"> cambio directo suyo notifica al asistent</w:t>
-      </w:r>
-      <w:r>
-        <w:t xml:space="preserve">e, no a </w:t>
+        <w:t xml:space="preserve"> cambio directo suyo notifica al asistente, no a </w:t>
       </w:r>
       <w:proofErr w:type="spellStart"/>
       <w:r>
@@ -7540,14 +7254,7 @@
           <w:sz w:val="24"/>
           <w:szCs w:val="24"/>
         </w:rPr>
-        <w:t>☐</w:t>
-      </w:r>
-      <w:r>
-        <w:rPr>
-          <w:sz w:val="24"/>
-          <w:szCs w:val="24"/>
-        </w:rPr>
-        <w:t xml:space="preserve">  </w:t>
+        <w:t xml:space="preserve">☐  </w:t>
       </w:r>
       <w:r>
         <w:t>NO</w:t>
@@ -7567,14 +7274,7 @@
           <w:sz w:val="24"/>
           <w:szCs w:val="24"/>
         </w:rPr>
-        <w:t>☐</w:t>
-      </w:r>
-      <w:r>
-        <w:rPr>
-          <w:sz w:val="24"/>
-          <w:szCs w:val="24"/>
-        </w:rPr>
-        <w:t xml:space="preserve">  </w:t>
+        <w:t xml:space="preserve">☐  </w:t>
       </w:r>
       <w:r>
         <w:t>Solo</w:t>
@@ -7609,14 +7309,7 @@
           <w:sz w:val="24"/>
           <w:szCs w:val="24"/>
         </w:rPr>
-        <w:t>☐</w:t>
-      </w:r>
-      <w:r>
-        <w:rPr>
-          <w:sz w:val="24"/>
-          <w:szCs w:val="24"/>
-        </w:rPr>
-        <w:t xml:space="preserve">  </w:t>
+        <w:t xml:space="preserve">☐  </w:t>
       </w:r>
       <w:proofErr w:type="spellStart"/>
       <w:r>
@@ -7638,14 +7331,7 @@
           <w:sz w:val="24"/>
           <w:szCs w:val="24"/>
         </w:rPr>
-        <w:t>☐</w:t>
-      </w:r>
-      <w:r>
-        <w:rPr>
-          <w:sz w:val="24"/>
-          <w:szCs w:val="24"/>
-        </w:rPr>
-        <w:t xml:space="preserve">  </w:t>
+        <w:t xml:space="preserve">☐  </w:t>
       </w:r>
       <w:r>
         <w:t>Sus</w:t>
@@ -7665,14 +7351,7 @@
           <w:sz w:val="24"/>
           <w:szCs w:val="24"/>
         </w:rPr>
-        <w:t>☐</w:t>
-      </w:r>
-      <w:r>
-        <w:rPr>
-          <w:sz w:val="24"/>
-          <w:szCs w:val="24"/>
-        </w:rPr>
-        <w:t xml:space="preserve">  </w:t>
+        <w:t xml:space="preserve">☐  </w:t>
       </w:r>
       <w:r>
         <w:t>Se</w:t>
@@ -7715,24 +7394,14 @@
           <w:sz w:val="24"/>
           <w:szCs w:val="24"/>
         </w:rPr>
-        <w:t>☐</w:t>
-      </w:r>
-      <w:r>
-        <w:rPr>
-          <w:sz w:val="24"/>
-          <w:szCs w:val="24"/>
-        </w:rPr>
-        <w:t xml:space="preserve">  </w:t>
+        <w:t xml:space="preserve">☐  </w:t>
       </w:r>
       <w:r>
         <w:t>Puede</w:t>
       </w:r>
       <w:proofErr w:type="gramEnd"/>
       <w:r>
-        <w:t xml:space="preserve"> crear y editar miembros, pero sus ediciones van a APROBAC</w:t>
-      </w:r>
-      <w:r>
-        <w:t>ION.</w:t>
+        <w:t xml:space="preserve"> crear y editar miembros, pero sus ediciones van a APROBACION.</w:t>
       </w:r>
     </w:p>
     <w:p>
@@ -7745,14 +7414,7 @@
           <w:sz w:val="24"/>
           <w:szCs w:val="24"/>
         </w:rPr>
-        <w:t>☐</w:t>
-      </w:r>
-      <w:r>
-        <w:rPr>
-          <w:sz w:val="24"/>
-          <w:szCs w:val="24"/>
-        </w:rPr>
-        <w:t xml:space="preserve">  </w:t>
+        <w:t xml:space="preserve">☐  </w:t>
       </w:r>
       <w:r>
         <w:t>Ve</w:t>
@@ -7780,14 +7442,7 @@
           <w:sz w:val="24"/>
           <w:szCs w:val="24"/>
         </w:rPr>
-        <w:t>☐</w:t>
-      </w:r>
-      <w:r>
-        <w:rPr>
-          <w:sz w:val="24"/>
-          <w:szCs w:val="24"/>
-        </w:rPr>
-        <w:t xml:space="preserve">  </w:t>
+        <w:t xml:space="preserve">☐  </w:t>
       </w:r>
       <w:r>
         <w:t>Salud</w:t>
@@ -7807,14 +7462,7 @@
           <w:sz w:val="24"/>
           <w:szCs w:val="24"/>
         </w:rPr>
-        <w:t>☐</w:t>
-      </w:r>
-      <w:r>
-        <w:rPr>
-          <w:sz w:val="24"/>
-          <w:szCs w:val="24"/>
-        </w:rPr>
-        <w:t xml:space="preserve">  </w:t>
+        <w:t xml:space="preserve">☐  </w:t>
       </w:r>
       <w:r>
         <w:t>Documentos</w:t>
@@ -7834,14 +7482,7 @@
           <w:sz w:val="24"/>
           <w:szCs w:val="24"/>
         </w:rPr>
-        <w:t>☐</w:t>
-      </w:r>
-      <w:r>
-        <w:rPr>
-          <w:sz w:val="24"/>
-          <w:szCs w:val="24"/>
-        </w:rPr>
-        <w:t xml:space="preserve">  </w:t>
+        <w:t xml:space="preserve">☐  </w:t>
       </w:r>
       <w:proofErr w:type="spellStart"/>
       <w:r>
@@ -7850,10 +7491,7 @@
       <w:proofErr w:type="spellEnd"/>
       <w:proofErr w:type="gramEnd"/>
       <w:r>
-        <w:t xml:space="preserve"> correos, ve regiones y reportes secciona</w:t>
-      </w:r>
-      <w:r>
-        <w:t>les.</w:t>
+        <w:t xml:space="preserve"> correos, ve regiones y reportes seccionales.</w:t>
       </w:r>
     </w:p>
     <w:p>
@@ -7881,14 +7519,7 @@
           <w:sz w:val="24"/>
           <w:szCs w:val="24"/>
         </w:rPr>
-        <w:t>☐</w:t>
-      </w:r>
-      <w:r>
-        <w:rPr>
-          <w:sz w:val="24"/>
-          <w:szCs w:val="24"/>
-        </w:rPr>
-        <w:t xml:space="preserve">  </w:t>
+        <w:t xml:space="preserve">☐  </w:t>
       </w:r>
       <w:r>
         <w:t>NO</w:t>
@@ -7916,14 +7547,7 @@
           <w:sz w:val="24"/>
           <w:szCs w:val="24"/>
         </w:rPr>
-        <w:t>☐</w:t>
-      </w:r>
-      <w:r>
-        <w:rPr>
-          <w:sz w:val="24"/>
-          <w:szCs w:val="24"/>
-        </w:rPr>
-        <w:t xml:space="preserve">  </w:t>
+        <w:t xml:space="preserve">☐  </w:t>
       </w:r>
       <w:r>
         <w:t>Edita</w:t>
@@ -7951,14 +7575,7 @@
           <w:sz w:val="24"/>
           <w:szCs w:val="24"/>
         </w:rPr>
-        <w:t>☐</w:t>
-      </w:r>
-      <w:r>
-        <w:rPr>
-          <w:sz w:val="24"/>
-          <w:szCs w:val="24"/>
-        </w:rPr>
-        <w:t xml:space="preserve">  </w:t>
+        <w:t xml:space="preserve">☐  </w:t>
       </w:r>
       <w:r>
         <w:t>NO</w:t>
@@ -7994,14 +7611,7 @@
           <w:sz w:val="24"/>
           <w:szCs w:val="24"/>
         </w:rPr>
-        <w:t>☐</w:t>
-      </w:r>
-      <w:r>
-        <w:rPr>
-          <w:sz w:val="24"/>
-          <w:szCs w:val="24"/>
-        </w:rPr>
-        <w:t xml:space="preserve">  </w:t>
+        <w:t xml:space="preserve">☐  </w:t>
       </w:r>
       <w:r>
         <w:t>Ve</w:t>
@@ -8012,10 +7622,7 @@
       </w:r>
       <w:proofErr w:type="spellStart"/>
       <w:r>
-        <w:t>r</w:t>
-      </w:r>
-      <w:r>
-        <w:t>egion</w:t>
+        <w:t>region</w:t>
       </w:r>
       <w:proofErr w:type="spellEnd"/>
       <w:r>
@@ -8066,14 +7673,7 @@
           <w:sz w:val="24"/>
           <w:szCs w:val="24"/>
         </w:rPr>
-        <w:t>☐</w:t>
-      </w:r>
-      <w:r>
-        <w:rPr>
-          <w:sz w:val="24"/>
-          <w:szCs w:val="24"/>
-        </w:rPr>
-        <w:t xml:space="preserve">  </w:t>
+        <w:t xml:space="preserve">☐  </w:t>
       </w:r>
       <w:r>
         <w:t>Crea</w:t>
@@ -8093,14 +7693,7 @@
           <w:sz w:val="24"/>
           <w:szCs w:val="24"/>
         </w:rPr>
-        <w:t>☐</w:t>
-      </w:r>
-      <w:r>
-        <w:rPr>
-          <w:sz w:val="24"/>
-          <w:szCs w:val="24"/>
-        </w:rPr>
-        <w:t xml:space="preserve">  </w:t>
+        <w:t xml:space="preserve">☐  </w:t>
       </w:r>
       <w:r>
         <w:t>NO</w:t>
@@ -8120,14 +7713,7 @@
           <w:sz w:val="24"/>
           <w:szCs w:val="24"/>
         </w:rPr>
-        <w:t>☐</w:t>
-      </w:r>
-      <w:r>
-        <w:rPr>
-          <w:sz w:val="24"/>
-          <w:szCs w:val="24"/>
-        </w:rPr>
-        <w:t xml:space="preserve">  </w:t>
+        <w:t xml:space="preserve">☐  </w:t>
       </w:r>
       <w:r>
         <w:t>Salud</w:t>
@@ -8147,24 +7733,14 @@
           <w:sz w:val="24"/>
           <w:szCs w:val="24"/>
         </w:rPr>
-        <w:t>☐</w:t>
-      </w:r>
-      <w:r>
-        <w:rPr>
-          <w:sz w:val="24"/>
-          <w:szCs w:val="24"/>
-        </w:rPr>
-        <w:t xml:space="preserve">  </w:t>
+        <w:t xml:space="preserve">☐  </w:t>
       </w:r>
       <w:r>
         <w:t>Verificar</w:t>
       </w:r>
       <w:proofErr w:type="gramEnd"/>
       <w:r>
-        <w:t xml:space="preserve"> comportamiento con menores (ver discr</w:t>
-      </w:r>
-      <w:r>
-        <w:t>epancia).</w:t>
+        <w:t xml:space="preserve"> comportamiento con menores (ver discrepancia).</w:t>
       </w:r>
     </w:p>
     <w:p>
@@ -8212,14 +7788,7 @@
           <w:sz w:val="24"/>
           <w:szCs w:val="24"/>
         </w:rPr>
-        <w:t>☐</w:t>
-      </w:r>
-      <w:r>
-        <w:rPr>
-          <w:sz w:val="24"/>
-          <w:szCs w:val="24"/>
-        </w:rPr>
-        <w:t xml:space="preserve">  </w:t>
+        <w:t xml:space="preserve">☐  </w:t>
       </w:r>
       <w:r>
         <w:t>Crea</w:t>
@@ -8239,14 +7808,7 @@
           <w:sz w:val="24"/>
           <w:szCs w:val="24"/>
         </w:rPr>
-        <w:t>☐</w:t>
-      </w:r>
-      <w:r>
-        <w:rPr>
-          <w:sz w:val="24"/>
-          <w:szCs w:val="24"/>
-        </w:rPr>
-        <w:t xml:space="preserve">  </w:t>
+        <w:t xml:space="preserve">☐  </w:t>
       </w:r>
       <w:r>
         <w:t>Al</w:t>
@@ -8275,14 +7837,7 @@
           <w:szCs w:val="24"/>
         </w:rPr>
         <w:lastRenderedPageBreak/>
-        <w:t>☐</w:t>
-      </w:r>
-      <w:r>
-        <w:rPr>
-          <w:sz w:val="24"/>
-          <w:szCs w:val="24"/>
-        </w:rPr>
-        <w:t xml:space="preserve">  </w:t>
+        <w:t xml:space="preserve">☐  </w:t>
       </w:r>
       <w:r>
         <w:t>Ve</w:t>
@@ -8318,24 +7873,14 @@
           <w:sz w:val="24"/>
           <w:szCs w:val="24"/>
         </w:rPr>
-        <w:t>☐</w:t>
-      </w:r>
-      <w:r>
-        <w:rPr>
-          <w:sz w:val="24"/>
-          <w:szCs w:val="24"/>
-        </w:rPr>
-        <w:t xml:space="preserve">  </w:t>
+        <w:t xml:space="preserve">☐  </w:t>
       </w:r>
       <w:r>
         <w:t>NO</w:t>
       </w:r>
       <w:proofErr w:type="gramEnd"/>
       <w:r>
-        <w:t xml:space="preserve"> ve datos sensibles en texto </w:t>
-      </w:r>
-      <w:r>
-        <w:t>plano.</w:t>
+        <w:t xml:space="preserve"> ve datos sensibles en texto plano.</w:t>
       </w:r>
     </w:p>
     <w:p>
@@ -8383,14 +7928,7 @@
           <w:sz w:val="24"/>
           <w:szCs w:val="24"/>
         </w:rPr>
-        <w:t>☐</w:t>
-      </w:r>
-      <w:r>
-        <w:rPr>
-          <w:sz w:val="24"/>
-          <w:szCs w:val="24"/>
-        </w:rPr>
-        <w:t xml:space="preserve">  </w:t>
+        <w:t xml:space="preserve">☐  </w:t>
       </w:r>
       <w:proofErr w:type="spellStart"/>
       <w:r>
@@ -8497,12 +8035,6 @@
         <w:gridCol w:w="9360"/>
       </w:tblGrid>
       <w:tr>
-        <w:tblPrEx>
-          <w:tblCellMar>
-            <w:top w:w="0" w:type="dxa"/>
-            <w:bottom w:w="0" w:type="dxa"/>
-          </w:tblCellMar>
-        </w:tblPrEx>
         <w:tc>
           <w:tcPr>
             <w:tcW w:w="9360" w:type="dxa"/>
@@ -8551,12 +8083,6 @@
         </w:tc>
       </w:tr>
       <w:tr>
-        <w:tblPrEx>
-          <w:tblCellMar>
-            <w:top w:w="0" w:type="dxa"/>
-            <w:bottom w:w="0" w:type="dxa"/>
-          </w:tblCellMar>
-        </w:tblPrEx>
         <w:tc>
           <w:tcPr>
             <w:tcW w:w="9360" w:type="dxa"/>
@@ -8578,21 +8104,7 @@
                 <w:sz w:val="18"/>
                 <w:szCs w:val="18"/>
               </w:rPr>
-              <w:t>⚠</w:t>
-            </w:r>
-            <w:r>
-              <w:rPr>
-                <w:sz w:val="18"/>
-                <w:szCs w:val="18"/>
-              </w:rPr>
-              <w:t xml:space="preserve">  </w:t>
-            </w:r>
-            <w:r>
-              <w:rPr>
-                <w:sz w:val="18"/>
-                <w:szCs w:val="18"/>
-              </w:rPr>
-              <w:t>El</w:t>
+              <w:t>⚠  El</w:t>
             </w:r>
             <w:proofErr w:type="gramEnd"/>
             <w:r>
@@ -8677,14 +8189,7 @@
                 <w:sz w:val="18"/>
                 <w:szCs w:val="18"/>
               </w:rPr>
-              <w:t>⚠</w:t>
-            </w:r>
-            <w:r>
-              <w:rPr>
-                <w:sz w:val="18"/>
-                <w:szCs w:val="18"/>
-              </w:rPr>
-              <w:t xml:space="preserve">  En</w:t>
+              <w:t>⚠  En</w:t>
             </w:r>
             <w:proofErr w:type="gramEnd"/>
             <w:r>
@@ -8724,14 +8229,7 @@
                 <w:sz w:val="18"/>
                 <w:szCs w:val="18"/>
               </w:rPr>
-              <w:t xml:space="preserve"> fichas de menores. Definir el comportamiento cor</w:t>
-            </w:r>
-            <w:r>
-              <w:rPr>
-                <w:sz w:val="18"/>
-                <w:szCs w:val="18"/>
-              </w:rPr>
-              <w:t>recto y probar en vivo.</w:t>
+              <w:t xml:space="preserve"> fichas de menores. Definir el comportamiento correcto y probar en vivo.</w:t>
             </w:r>
           </w:p>
         </w:tc>
@@ -8763,12 +8261,6 @@
         <w:gridCol w:w="9360"/>
       </w:tblGrid>
       <w:tr>
-        <w:tblPrEx>
-          <w:tblCellMar>
-            <w:top w:w="0" w:type="dxa"/>
-            <w:bottom w:w="0" w:type="dxa"/>
-          </w:tblCellMar>
-        </w:tblPrEx>
         <w:tc>
           <w:tcPr>
             <w:tcW w:w="9360" w:type="dxa"/>
@@ -8795,12 +8287,6 @@
         </w:tc>
       </w:tr>
       <w:tr>
-        <w:tblPrEx>
-          <w:tblCellMar>
-            <w:top w:w="0" w:type="dxa"/>
-            <w:bottom w:w="0" w:type="dxa"/>
-          </w:tblCellMar>
-        </w:tblPrEx>
         <w:tc>
           <w:tcPr>
             <w:tcW w:w="9360" w:type="dxa"/>
@@ -8822,14 +8308,7 @@
                 <w:sz w:val="18"/>
                 <w:szCs w:val="18"/>
               </w:rPr>
-              <w:t>⚠</w:t>
-            </w:r>
-            <w:r>
-              <w:rPr>
-                <w:sz w:val="18"/>
-                <w:szCs w:val="18"/>
-              </w:rPr>
-              <w:t xml:space="preserve">  El</w:t>
+              <w:t>⚠  El</w:t>
             </w:r>
             <w:proofErr w:type="gramEnd"/>
             <w:r>
@@ -8898,21 +8377,7 @@
                 <w:sz w:val="18"/>
                 <w:szCs w:val="18"/>
               </w:rPr>
-              <w:t>⚠</w:t>
-            </w:r>
-            <w:r>
-              <w:rPr>
-                <w:sz w:val="18"/>
-                <w:szCs w:val="18"/>
-              </w:rPr>
-              <w:t xml:space="preserve">  </w:t>
-            </w:r>
-            <w:r>
-              <w:rPr>
-                <w:sz w:val="18"/>
-                <w:szCs w:val="18"/>
-              </w:rPr>
-              <w:t>Pastor</w:t>
+              <w:t>⚠  Pastor</w:t>
             </w:r>
             <w:proofErr w:type="gramEnd"/>
             <w:r>
@@ -9019,7 +8484,7 @@
 </file>
 
 <file path=word/numbering.xml><?xml version="1.0" encoding="utf-8"?>
-<w:numbering xmlns:wpc="http://schemas.microsoft.com/office/word/2010/wordprocessingCanvas" xmlns:cx="http://schemas.microsoft.com/office/drawing/2014/chartex" xmlns:cx1="http://schemas.microsoft.com/office/drawing/2015/9/8/chartex" xmlns:cx2="http://schemas.microsoft.com/office/drawing/2015/10/21/chartex" xmlns:cx3="http://schemas.microsoft.com/office/drawing/2016/5/9/chartex" xmlns:cx4="http://schemas.microsoft.com/office/drawing/2016/5/10/chartex" xmlns:cx5="http://schemas.microsoft.com/office/drawing/2016/5/11/chartex" xmlns:cx6="http://schemas.microsoft.com/office/drawing/2016/5/12/chartex" xmlns:cx7="http://schemas.microsoft.com/office/drawing/2016/5/13/chartex" xmlns:cx8="http://schemas.microsoft.com/office/drawing/2016/5/14/chartex" xmlns:mc="http://schemas.openxmlformats.org/markup-compatibility/2006" xmlns:aink="http://schemas.microsoft.com/office/drawing/2016/ink" xmlns:am3d="http://schemas.microsoft.com/office/drawing/2017/model3d" xmlns:o="urn:schemas-microsoft-com:office:office" xmlns:r="http://schemas.openxmlformats.org/officeDocument/2006/relationships" xmlns:m="http://schemas.openxmlformats.org/officeDocument/2006/math" xmlns:v="urn:schemas-microsoft-com:vml" xmlns:wp14="http://schemas.microsoft.com/office/word/2010/wordprocessingDrawing" xmlns:wp="http://schemas.openxmlformats.org/drawingml/2006/wordprocessingDrawing" xmlns:w10="urn:schemas-microsoft-com:office:word" xmlns:w="http://schemas.openxmlformats.org/wordprocessingml/2006/main" xmlns:w14="http://schemas.microsoft.com/office/word/2010/wordml" xmlns:w15="http://schemas.microsoft.com/office/word/2012/wordml" xmlns:w16cex="http://schemas.microsoft.com/office/word/2018/wordml/cex" xmlns:w16cid="http://schemas.microsoft.com/office/word/2016/wordml/cid" xmlns:w16="http://schemas.microsoft.com/office/word/2018/wordml" xmlns:w16sdtdh="http://schemas.microsoft.com/office/word/2020/wordml/sdtdatahash" xmlns:w16se="http://schemas.microsoft.com/office/word/2015/wordml/symex" xmlns:wpg="http://schemas.microsoft.com/office/word/2010/wordprocessingGroup" xmlns:wpi="http://schemas.microsoft.com/office/word/2010/wordprocessingInk" xmlns:wne="http://schemas.microsoft.com/office/word/2006/wordml" xmlns:wps="http://schemas.microsoft.com/office/word/2010/wordprocessingShape" mc:Ignorable="w14 w15 w16se w16cid w16 w16cex w16sdtdh wp14">
+<w:numbering xmlns:wpc="http://schemas.microsoft.com/office/word/2010/wordprocessingCanvas" xmlns:cx="http://schemas.microsoft.com/office/drawing/2014/chartex" xmlns:cx1="http://schemas.microsoft.com/office/drawing/2015/9/8/chartex" xmlns:cx2="http://schemas.microsoft.com/office/drawing/2015/10/21/chartex" xmlns:cx3="http://schemas.microsoft.com/office/drawing/2016/5/9/chartex" xmlns:cx4="http://schemas.microsoft.com/office/drawing/2016/5/10/chartex" xmlns:cx5="http://schemas.microsoft.com/office/drawing/2016/5/11/chartex" xmlns:cx6="http://schemas.microsoft.com/office/drawing/2016/5/12/chartex" xmlns:cx7="http://schemas.microsoft.com/office/drawing/2016/5/13/chartex" xmlns:cx8="http://schemas.microsoft.com/office/drawing/2016/5/14/chartex" xmlns:mc="http://schemas.openxmlformats.org/markup-compatibility/2006" xmlns:aink="http://schemas.microsoft.com/office/drawing/2016/ink" xmlns:am3d="http://schemas.microsoft.com/office/drawing/2017/model3d" xmlns:o="urn:schemas-microsoft-com:office:office" xmlns:oel="http://schemas.microsoft.com/office/2019/extlst" xmlns:r="http://schemas.openxmlformats.org/officeDocument/2006/relationships" xmlns:m="http://schemas.openxmlformats.org/officeDocument/2006/math" xmlns:v="urn:schemas-microsoft-com:vml" xmlns:wp14="http://schemas.microsoft.com/office/word/2010/wordprocessingDrawing" xmlns:wp="http://schemas.openxmlformats.org/drawingml/2006/wordprocessingDrawing" xmlns:w10="urn:schemas-microsoft-com:office:word" xmlns:w="http://schemas.openxmlformats.org/wordprocessingml/2006/main" xmlns:w14="http://schemas.microsoft.com/office/word/2010/wordml" xmlns:w15="http://schemas.microsoft.com/office/word/2012/wordml" xmlns:w16cex="http://schemas.microsoft.com/office/word/2018/wordml/cex" xmlns:w16cid="http://schemas.microsoft.com/office/word/2016/wordml/cid" xmlns:w16="http://schemas.microsoft.com/office/word/2018/wordml" xmlns:w16sdtdh="http://schemas.microsoft.com/office/word/2020/wordml/sdtdatahash" xmlns:w16se="http://schemas.microsoft.com/office/word/2015/wordml/symex" xmlns:wpg="http://schemas.microsoft.com/office/word/2010/wordprocessingGroup" xmlns:wpi="http://schemas.microsoft.com/office/word/2010/wordprocessingInk" xmlns:wne="http://schemas.microsoft.com/office/word/2006/wordml" xmlns:wps="http://schemas.microsoft.com/office/word/2010/wordprocessingShape" mc:Ignorable="w14 w15 w16se w16cid w16 w16cex w16sdtdh wp14">
   <w:abstractNum w:abstractNumId="0" w15:restartNumberingAfterBreak="0">
     <w:nsid w:val="42631B89"/>
     <w:multiLevelType w:val="hybridMultilevel"/>
@@ -9106,7 +8571,7 @@
       </w:pPr>
     </w:lvl>
   </w:abstractNum>
-  <w:num w:numId="1">
+  <w:num w:numId="1" w16cid:durableId="172695827">
     <w:abstractNumId w:val="0"/>
     <w:lvlOverride w:ilvl="0">
       <w:startOverride w:val="1"/>

--- a/docs/qa-roles/QA-Roles-1-Destacamento.docx
+++ b/docs/qa-roles/QA-Roles-1-Destacamento.docx
@@ -1,12 +1,11 @@
 
 <file path=word/document.xml><?xml version="1.0" encoding="utf-8"?>
-<w:document xmlns:wpc="http://schemas.microsoft.com/office/word/2010/wordprocessingCanvas" xmlns:cx="http://schemas.microsoft.com/office/drawing/2014/chartex" xmlns:cx1="http://schemas.microsoft.com/office/drawing/2015/9/8/chartex" xmlns:cx2="http://schemas.microsoft.com/office/drawing/2015/10/21/chartex" xmlns:cx3="http://schemas.microsoft.com/office/drawing/2016/5/9/chartex" xmlns:cx4="http://schemas.microsoft.com/office/drawing/2016/5/10/chartex" xmlns:cx5="http://schemas.microsoft.com/office/drawing/2016/5/11/chartex" xmlns:cx6="http://schemas.microsoft.com/office/drawing/2016/5/12/chartex" xmlns:cx7="http://schemas.microsoft.com/office/drawing/2016/5/13/chartex" xmlns:cx8="http://schemas.microsoft.com/office/drawing/2016/5/14/chartex" xmlns:mc="http://schemas.openxmlformats.org/markup-compatibility/2006" xmlns:aink="http://schemas.microsoft.com/office/drawing/2016/ink" xmlns:am3d="http://schemas.microsoft.com/office/drawing/2017/model3d" xmlns:o="urn:schemas-microsoft-com:office:office" xmlns:oel="http://schemas.microsoft.com/office/2019/extlst" xmlns:r="http://schemas.openxmlformats.org/officeDocument/2006/relationships" xmlns:m="http://schemas.openxmlformats.org/officeDocument/2006/math" xmlns:v="urn:schemas-microsoft-com:vml" xmlns:wp14="http://schemas.microsoft.com/office/word/2010/wordprocessingDrawing" xmlns:wp="http://schemas.openxmlformats.org/drawingml/2006/wordprocessingDrawing" xmlns:w10="urn:schemas-microsoft-com:office:word" xmlns:w="http://schemas.openxmlformats.org/wordprocessingml/2006/main" xmlns:w14="http://schemas.microsoft.com/office/word/2010/wordml" xmlns:w15="http://schemas.microsoft.com/office/word/2012/wordml" xmlns:w16cex="http://schemas.microsoft.com/office/word/2018/wordml/cex" xmlns:w16cid="http://schemas.microsoft.com/office/word/2016/wordml/cid" xmlns:w16="http://schemas.microsoft.com/office/word/2018/wordml" xmlns:w16sdtdh="http://schemas.microsoft.com/office/word/2020/wordml/sdtdatahash" xmlns:w16se="http://schemas.microsoft.com/office/word/2015/wordml/symex" xmlns:wpg="http://schemas.microsoft.com/office/word/2010/wordprocessingGroup" xmlns:wpi="http://schemas.microsoft.com/office/word/2010/wordprocessingInk" xmlns:wne="http://schemas.microsoft.com/office/word/2006/wordml" xmlns:wps="http://schemas.microsoft.com/office/word/2010/wordprocessingShape" mc:Ignorable="w14 w15 w16se w16cid w16 w16cex w16sdtdh wp14">
+<w:document xmlns:wpc="http://schemas.microsoft.com/office/word/2010/wordprocessingCanvas" xmlns:cx="http://schemas.microsoft.com/office/drawing/2014/chartex" xmlns:cx1="http://schemas.microsoft.com/office/drawing/2015/9/8/chartex" xmlns:cx2="http://schemas.microsoft.com/office/drawing/2015/10/21/chartex" xmlns:cx3="http://schemas.microsoft.com/office/drawing/2016/5/9/chartex" xmlns:cx4="http://schemas.microsoft.com/office/drawing/2016/5/10/chartex" xmlns:cx5="http://schemas.microsoft.com/office/drawing/2016/5/11/chartex" xmlns:cx6="http://schemas.microsoft.com/office/drawing/2016/5/12/chartex" xmlns:cx7="http://schemas.microsoft.com/office/drawing/2016/5/13/chartex" xmlns:cx8="http://schemas.microsoft.com/office/drawing/2016/5/14/chartex" xmlns:mc="http://schemas.openxmlformats.org/markup-compatibility/2006" xmlns:aink="http://schemas.microsoft.com/office/drawing/2016/ink" xmlns:am3d="http://schemas.microsoft.com/office/drawing/2017/model3d" xmlns:o="urn:schemas-microsoft-com:office:office" xmlns:r="http://schemas.openxmlformats.org/officeDocument/2006/relationships" xmlns:m="http://schemas.openxmlformats.org/officeDocument/2006/math" xmlns:v="urn:schemas-microsoft-com:vml" xmlns:wp14="http://schemas.microsoft.com/office/word/2010/wordprocessingDrawing" xmlns:wp="http://schemas.openxmlformats.org/drawingml/2006/wordprocessingDrawing" xmlns:w10="urn:schemas-microsoft-com:office:word" xmlns:w="http://schemas.openxmlformats.org/wordprocessingml/2006/main" xmlns:w14="http://schemas.microsoft.com/office/word/2010/wordml" xmlns:w15="http://schemas.microsoft.com/office/word/2012/wordml" xmlns:w16cex="http://schemas.microsoft.com/office/word/2018/wordml/cex" xmlns:w16cid="http://schemas.microsoft.com/office/word/2016/wordml/cid" xmlns:w16="http://schemas.microsoft.com/office/word/2018/wordml" xmlns:w16sdtdh="http://schemas.microsoft.com/office/word/2020/wordml/sdtdatahash" xmlns:w16se="http://schemas.microsoft.com/office/word/2015/wordml/symex" xmlns:wpg="http://schemas.microsoft.com/office/word/2010/wordprocessingGroup" xmlns:wpi="http://schemas.microsoft.com/office/word/2010/wordprocessingInk" xmlns:wne="http://schemas.microsoft.com/office/word/2006/wordml" xmlns:wps="http://schemas.microsoft.com/office/word/2010/wordprocessingShape" mc:Ignorable="w14 w15 w16se w16cid w16 w16cex w16sdtdh wp14">
   <w:body>
     <w:p>
       <w:pPr>
         <w:spacing w:before="200" w:after="60"/>
       </w:pPr>
-      <w:proofErr w:type="spellStart"/>
       <w:r>
         <w:rPr>
           <w:b/>
@@ -15,18 +14,7 @@
           <w:sz w:val="40"/>
           <w:szCs w:val="40"/>
         </w:rPr>
-        <w:t>Checklist</w:t>
-      </w:r>
-      <w:proofErr w:type="spellEnd"/>
-      <w:r>
-        <w:rPr>
-          <w:b/>
-          <w:bCs/>
-          <w:color w:val="1F4E79"/>
-          <w:sz w:val="40"/>
-          <w:szCs w:val="40"/>
-        </w:rPr>
-        <w:t xml:space="preserve"> de QA de Roles</w:t>
+        <w:t>Checklist de QA de Roles</w:t>
       </w:r>
     </w:p>
     <w:p>
@@ -61,43 +49,7 @@
           <w:sz w:val="18"/>
           <w:szCs w:val="18"/>
         </w:rPr>
-        <w:t xml:space="preserve">Proyecto: </w:t>
-      </w:r>
-      <w:proofErr w:type="gramStart"/>
-      <w:r>
-        <w:rPr>
-          <w:color w:val="555555"/>
-          <w:sz w:val="18"/>
-          <w:szCs w:val="18"/>
-        </w:rPr>
-        <w:t>Exploradores  ·</w:t>
-      </w:r>
-      <w:proofErr w:type="gramEnd"/>
-      <w:r>
-        <w:rPr>
-          <w:color w:val="555555"/>
-          <w:sz w:val="18"/>
-          <w:szCs w:val="18"/>
-        </w:rPr>
-        <w:t xml:space="preserve">  Modulo de </w:t>
-      </w:r>
-      <w:proofErr w:type="spellStart"/>
-      <w:r>
-        <w:rPr>
-          <w:color w:val="555555"/>
-          <w:sz w:val="18"/>
-          <w:szCs w:val="18"/>
-        </w:rPr>
-        <w:t>autorizacion</w:t>
-      </w:r>
-      <w:proofErr w:type="spellEnd"/>
-      <w:r>
-        <w:rPr>
-          <w:color w:val="555555"/>
-          <w:sz w:val="18"/>
-          <w:szCs w:val="18"/>
-        </w:rPr>
-        <w:t xml:space="preserve"> por rol y alcance</w:t>
+        <w:t>Proyecto: Exploradores  ·  Modulo de autorizacion por rol y alcance</w:t>
       </w:r>
     </w:p>
     <w:p>
@@ -111,18 +63,8 @@
           <w:bCs/>
           <w:color w:val="1F4E79"/>
         </w:rPr>
-        <w:t xml:space="preserve">Como usar este </w:t>
-      </w:r>
-      <w:proofErr w:type="spellStart"/>
-      <w:r>
-        <w:rPr>
-          <w:b/>
-          <w:bCs/>
-          <w:color w:val="1F4E79"/>
-        </w:rPr>
-        <w:t>checklist</w:t>
-      </w:r>
-      <w:proofErr w:type="spellEnd"/>
+        <w:t>Como usar este checklist</w:t>
+      </w:r>
     </w:p>
     <w:p>
       <w:pPr>
@@ -136,40 +78,15 @@
       <w:r>
         <w:t xml:space="preserve">Cada rol es una </w:t>
       </w:r>
-      <w:proofErr w:type="spellStart"/>
       <w:r>
         <w:rPr>
           <w:b/>
           <w:bCs/>
         </w:rPr>
-        <w:t>sesion</w:t>
-      </w:r>
-      <w:proofErr w:type="spellEnd"/>
-      <w:r>
-        <w:rPr>
-          <w:b/>
-          <w:bCs/>
-        </w:rPr>
-        <w:t xml:space="preserve"> de administrador</w:t>
-      </w:r>
-      <w:r>
-        <w:t xml:space="preserve"> con un </w:t>
-      </w:r>
-      <w:proofErr w:type="spellStart"/>
-      <w:r>
-        <w:t>rolId</w:t>
-      </w:r>
-      <w:proofErr w:type="spellEnd"/>
-      <w:r>
-        <w:t xml:space="preserve">; sus capacidades se deciden por el </w:t>
-      </w:r>
-      <w:proofErr w:type="spellStart"/>
-      <w:r>
-        <w:t>codigo</w:t>
-      </w:r>
-      <w:proofErr w:type="spellEnd"/>
-      <w:r>
-        <w:t xml:space="preserve"> de rol, no por el objeto permisos del miembro.</w:t>
+        <w:t>sesion de administrador</w:t>
+      </w:r>
+      <w:r>
+        <w:t xml:space="preserve"> con un rolId; sus capacidades se deciden por el codigo de rol, no por el objeto permisos del miembro.</w:t>
       </w:r>
     </w:p>
     <w:p>
@@ -228,15 +145,7 @@
         <w:spacing w:after="60"/>
       </w:pPr>
       <w:r>
-        <w:t xml:space="preserve">Revisa al final la </w:t>
-      </w:r>
-      <w:proofErr w:type="spellStart"/>
-      <w:r>
-        <w:t>seccion</w:t>
-      </w:r>
-      <w:proofErr w:type="spellEnd"/>
-      <w:r>
-        <w:t xml:space="preserve"> </w:t>
+        <w:t xml:space="preserve">Revisa al final la seccion </w:t>
       </w:r>
       <w:r>
         <w:rPr>
@@ -301,23 +210,7 @@
         <w:t>directiva / organigrama del destacamento</w:t>
       </w:r>
       <w:r>
-        <w:t xml:space="preserve">, no solo por el rol. Un usuario con rol Coordinador que NO este en la directiva no </w:t>
-      </w:r>
-      <w:proofErr w:type="spellStart"/>
-      <w:r>
-        <w:t>recibira</w:t>
-      </w:r>
-      <w:proofErr w:type="spellEnd"/>
-      <w:r>
-        <w:t xml:space="preserve"> notificaciones ni </w:t>
-      </w:r>
-      <w:proofErr w:type="spellStart"/>
-      <w:r>
-        <w:t>podra</w:t>
-      </w:r>
-      <w:proofErr w:type="spellEnd"/>
-      <w:r>
-        <w:t xml:space="preserve"> resolver solicitudes.</w:t>
+        <w:t>, no solo por el rol. Un usuario con rol Coordinador que NO este en la directiva no recibira notificaciones ni podra resolver solicitudes.</w:t>
       </w:r>
     </w:p>
     <w:p>
@@ -332,21 +225,12 @@
       <w:r>
         <w:t xml:space="preserve">El Coordinador Titular y el Asistente son </w:t>
       </w:r>
-      <w:proofErr w:type="spellStart"/>
       <w:r>
         <w:rPr>
           <w:b/>
           <w:bCs/>
         </w:rPr>
-        <w:t>identicos</w:t>
-      </w:r>
-      <w:proofErr w:type="spellEnd"/>
-      <w:r>
-        <w:rPr>
-          <w:b/>
-          <w:bCs/>
-        </w:rPr>
-        <w:t xml:space="preserve"> al 100%</w:t>
+        <w:t>identicos al 100%</w:t>
       </w:r>
       <w:r>
         <w:t xml:space="preserve"> (el asistente se normaliza al titular en las reglas de acceso).</w:t>
@@ -362,31 +246,7 @@
         <w:spacing w:after="60"/>
       </w:pPr>
       <w:r>
-        <w:t xml:space="preserve">Pastor, Consejo, </w:t>
-      </w:r>
-      <w:proofErr w:type="spellStart"/>
-      <w:r>
-        <w:t>Capellan</w:t>
-      </w:r>
-      <w:proofErr w:type="spellEnd"/>
-      <w:r>
-        <w:t xml:space="preserve">, </w:t>
-      </w:r>
-      <w:proofErr w:type="spellStart"/>
-      <w:r>
-        <w:t>Lider</w:t>
-      </w:r>
-      <w:proofErr w:type="spellEnd"/>
-      <w:r>
-        <w:t xml:space="preserve"> y </w:t>
-      </w:r>
-      <w:proofErr w:type="spellStart"/>
-      <w:r>
-        <w:t>Lider</w:t>
-      </w:r>
-      <w:proofErr w:type="spellEnd"/>
-      <w:r>
-        <w:t xml:space="preserve"> Asistente: sus ediciones de General y Dispensa Medica van a APROBACION del Coordinador.</w:t>
+        <w:t>Pastor, Consejo, Capellan, Lider y Lider Asistente: sus ediciones de General y Dispensa Medica van a APROBACION del Coordinador.</w:t>
       </w:r>
     </w:p>
     <w:p>
@@ -516,9 +376,25 @@
                 <w:sz w:val="18"/>
                 <w:szCs w:val="18"/>
               </w:rPr>
-              <w:t xml:space="preserve">Coord. </w:t>
-            </w:r>
-            <w:proofErr w:type="spellStart"/>
+              <w:t>Coord. Asist.</w:t>
+            </w:r>
+          </w:p>
+        </w:tc>
+        <w:tc>
+          <w:tcPr>
+            <w:tcW w:w="900" w:type="dxa"/>
+            <w:shd w:val="clear" w:color="auto" w:fill="1F4E79"/>
+            <w:tcMar>
+              <w:top w:w="40" w:type="dxa"/>
+              <w:left w:w="80" w:type="dxa"/>
+              <w:bottom w:w="40" w:type="dxa"/>
+              <w:right w:w="80" w:type="dxa"/>
+            </w:tcMar>
+          </w:tcPr>
+          <w:p>
+            <w:pPr>
+              <w:jc w:val="center"/>
+            </w:pPr>
             <w:r>
               <w:rPr>
                 <w:b/>
@@ -527,9 +403,25 @@
                 <w:sz w:val="18"/>
                 <w:szCs w:val="18"/>
               </w:rPr>
-              <w:t>Asist</w:t>
-            </w:r>
-            <w:proofErr w:type="spellEnd"/>
+              <w:t>Pastor</w:t>
+            </w:r>
+          </w:p>
+        </w:tc>
+        <w:tc>
+          <w:tcPr>
+            <w:tcW w:w="1120" w:type="dxa"/>
+            <w:shd w:val="clear" w:color="auto" w:fill="1F4E79"/>
+            <w:tcMar>
+              <w:top w:w="40" w:type="dxa"/>
+              <w:left w:w="80" w:type="dxa"/>
+              <w:bottom w:w="40" w:type="dxa"/>
+              <w:right w:w="80" w:type="dxa"/>
+            </w:tcMar>
+          </w:tcPr>
+          <w:p>
+            <w:pPr>
+              <w:jc w:val="center"/>
+            </w:pPr>
             <w:r>
               <w:rPr>
                 <w:b/>
@@ -538,7 +430,7 @@
                 <w:sz w:val="18"/>
                 <w:szCs w:val="18"/>
               </w:rPr>
-              <w:t>.</w:t>
+              <w:t>Consejo Dest.</w:t>
             </w:r>
           </w:p>
         </w:tc>
@@ -565,13 +457,13 @@
                 <w:sz w:val="18"/>
                 <w:szCs w:val="18"/>
               </w:rPr>
-              <w:t>Pastor</w:t>
-            </w:r>
-          </w:p>
-        </w:tc>
-        <w:tc>
-          <w:tcPr>
-            <w:tcW w:w="1120" w:type="dxa"/>
+              <w:t>Capellan</w:t>
+            </w:r>
+          </w:p>
+        </w:tc>
+        <w:tc>
+          <w:tcPr>
+            <w:tcW w:w="1000" w:type="dxa"/>
             <w:shd w:val="clear" w:color="auto" w:fill="1F4E79"/>
             <w:tcMar>
               <w:top w:w="40" w:type="dxa"/>
@@ -592,9 +484,25 @@
                 <w:sz w:val="18"/>
                 <w:szCs w:val="18"/>
               </w:rPr>
-              <w:t xml:space="preserve">Consejo </w:t>
-            </w:r>
-            <w:proofErr w:type="spellStart"/>
+              <w:t>Lider Grupo</w:t>
+            </w:r>
+          </w:p>
+        </w:tc>
+        <w:tc>
+          <w:tcPr>
+            <w:tcW w:w="1000" w:type="dxa"/>
+            <w:shd w:val="clear" w:color="auto" w:fill="1F4E79"/>
+            <w:tcMar>
+              <w:top w:w="40" w:type="dxa"/>
+              <w:left w:w="80" w:type="dxa"/>
+              <w:bottom w:w="40" w:type="dxa"/>
+              <w:right w:w="80" w:type="dxa"/>
+            </w:tcMar>
+          </w:tcPr>
+          <w:p>
+            <w:pPr>
+              <w:jc w:val="center"/>
+            </w:pPr>
             <w:r>
               <w:rPr>
                 <w:b/>
@@ -603,147 +511,1627 @@
                 <w:sz w:val="18"/>
                 <w:szCs w:val="18"/>
               </w:rPr>
-              <w:t>Dest</w:t>
-            </w:r>
-            <w:proofErr w:type="spellEnd"/>
+              <w:t>Lider Asist.</w:t>
+            </w:r>
+          </w:p>
+        </w:tc>
+      </w:tr>
+      <w:tr>
+        <w:tc>
+          <w:tcPr>
+            <w:tcW w:w="2400" w:type="dxa"/>
+            <w:tcMar>
+              <w:top w:w="40" w:type="dxa"/>
+              <w:left w:w="80" w:type="dxa"/>
+              <w:bottom w:w="40" w:type="dxa"/>
+              <w:right w:w="80" w:type="dxa"/>
+            </w:tcMar>
+          </w:tcPr>
+          <w:p>
             <w:r>
               <w:rPr>
                 <w:b/>
                 <w:bCs/>
-                <w:color w:val="FFFFFF"/>
-                <w:sz w:val="18"/>
-                <w:szCs w:val="18"/>
-              </w:rPr>
-              <w:t>.</w:t>
+                <w:sz w:val="18"/>
+                <w:szCs w:val="18"/>
+              </w:rPr>
+              <w:t>Ver miembros (lista)</w:t>
+            </w:r>
+          </w:p>
+        </w:tc>
+        <w:tc>
+          <w:tcPr>
+            <w:tcW w:w="1120" w:type="dxa"/>
+            <w:tcMar>
+              <w:top w:w="40" w:type="dxa"/>
+              <w:left w:w="80" w:type="dxa"/>
+              <w:bottom w:w="40" w:type="dxa"/>
+              <w:right w:w="80" w:type="dxa"/>
+            </w:tcMar>
+          </w:tcPr>
+          <w:p>
+            <w:pPr>
+              <w:jc w:val="center"/>
+              <w:rPr>
+                <w:highlight w:val="yellow"/>
+              </w:rPr>
+            </w:pPr>
+            <w:r>
+              <w:rPr>
+                <w:sz w:val="18"/>
+                <w:szCs w:val="18"/>
+                <w:highlight w:val="yellow"/>
+              </w:rPr>
+              <w:t>SI</w:t>
+            </w:r>
+            <w:r>
+              <w:rPr>
+                <w:sz w:val="18"/>
+                <w:szCs w:val="18"/>
+                <w:highlight w:val="yellow"/>
+              </w:rPr>
+              <w:t xml:space="preserve"> </w:t>
+            </w:r>
+            <w:r>
+              <w:rPr>
+                <w:color w:val="FF0000"/>
+                <w:sz w:val="18"/>
+                <w:szCs w:val="18"/>
+              </w:rPr>
+              <w:t>(cabecera Lista de miembros debe decir el nombre del dest.)</w:t>
+            </w:r>
+          </w:p>
+        </w:tc>
+        <w:tc>
+          <w:tcPr>
+            <w:tcW w:w="1120" w:type="dxa"/>
+            <w:tcMar>
+              <w:top w:w="40" w:type="dxa"/>
+              <w:left w:w="80" w:type="dxa"/>
+              <w:bottom w:w="40" w:type="dxa"/>
+              <w:right w:w="80" w:type="dxa"/>
+            </w:tcMar>
+          </w:tcPr>
+          <w:p>
+            <w:pPr>
+              <w:jc w:val="center"/>
+              <w:rPr>
+                <w:highlight w:val="yellow"/>
+              </w:rPr>
+            </w:pPr>
+            <w:r>
+              <w:rPr>
+                <w:sz w:val="18"/>
+                <w:szCs w:val="18"/>
+                <w:highlight w:val="yellow"/>
+              </w:rPr>
+              <w:t>SI</w:t>
             </w:r>
           </w:p>
         </w:tc>
         <w:tc>
           <w:tcPr>
             <w:tcW w:w="900" w:type="dxa"/>
-            <w:shd w:val="clear" w:color="auto" w:fill="1F4E79"/>
-            <w:tcMar>
-              <w:top w:w="40" w:type="dxa"/>
-              <w:left w:w="80" w:type="dxa"/>
-              <w:bottom w:w="40" w:type="dxa"/>
-              <w:right w:w="80" w:type="dxa"/>
-            </w:tcMar>
-          </w:tcPr>
-          <w:p>
-            <w:pPr>
-              <w:jc w:val="center"/>
-            </w:pPr>
-            <w:proofErr w:type="spellStart"/>
+            <w:tcMar>
+              <w:top w:w="40" w:type="dxa"/>
+              <w:left w:w="80" w:type="dxa"/>
+              <w:bottom w:w="40" w:type="dxa"/>
+              <w:right w:w="80" w:type="dxa"/>
+            </w:tcMar>
+          </w:tcPr>
+          <w:p>
+            <w:pPr>
+              <w:jc w:val="center"/>
+            </w:pPr>
+            <w:r>
+              <w:rPr>
+                <w:sz w:val="18"/>
+                <w:szCs w:val="18"/>
+                <w:highlight w:val="yellow"/>
+              </w:rPr>
+              <w:t>SI</w:t>
+            </w:r>
+          </w:p>
+        </w:tc>
+        <w:tc>
+          <w:tcPr>
+            <w:tcW w:w="1120" w:type="dxa"/>
+            <w:tcMar>
+              <w:top w:w="40" w:type="dxa"/>
+              <w:left w:w="80" w:type="dxa"/>
+              <w:bottom w:w="40" w:type="dxa"/>
+              <w:right w:w="80" w:type="dxa"/>
+            </w:tcMar>
+          </w:tcPr>
+          <w:p>
+            <w:pPr>
+              <w:jc w:val="center"/>
+            </w:pPr>
+            <w:r>
+              <w:rPr>
+                <w:sz w:val="18"/>
+                <w:szCs w:val="18"/>
+              </w:rPr>
+              <w:t>SI</w:t>
+            </w:r>
+          </w:p>
+        </w:tc>
+        <w:tc>
+          <w:tcPr>
+            <w:tcW w:w="900" w:type="dxa"/>
+            <w:tcMar>
+              <w:top w:w="40" w:type="dxa"/>
+              <w:left w:w="80" w:type="dxa"/>
+              <w:bottom w:w="40" w:type="dxa"/>
+              <w:right w:w="80" w:type="dxa"/>
+            </w:tcMar>
+          </w:tcPr>
+          <w:p>
+            <w:pPr>
+              <w:jc w:val="center"/>
+            </w:pPr>
+            <w:r>
+              <w:rPr>
+                <w:sz w:val="18"/>
+                <w:szCs w:val="18"/>
+              </w:rPr>
+              <w:t>SI</w:t>
+            </w:r>
+          </w:p>
+        </w:tc>
+        <w:tc>
+          <w:tcPr>
+            <w:tcW w:w="1000" w:type="dxa"/>
+            <w:tcMar>
+              <w:top w:w="40" w:type="dxa"/>
+              <w:left w:w="80" w:type="dxa"/>
+              <w:bottom w:w="40" w:type="dxa"/>
+              <w:right w:w="80" w:type="dxa"/>
+            </w:tcMar>
+          </w:tcPr>
+          <w:p>
+            <w:pPr>
+              <w:jc w:val="center"/>
+            </w:pPr>
+            <w:r>
+              <w:rPr>
+                <w:sz w:val="18"/>
+                <w:szCs w:val="18"/>
+              </w:rPr>
+              <w:t>SI</w:t>
+            </w:r>
+          </w:p>
+        </w:tc>
+        <w:tc>
+          <w:tcPr>
+            <w:tcW w:w="1000" w:type="dxa"/>
+            <w:tcMar>
+              <w:top w:w="40" w:type="dxa"/>
+              <w:left w:w="80" w:type="dxa"/>
+              <w:bottom w:w="40" w:type="dxa"/>
+              <w:right w:w="80" w:type="dxa"/>
+            </w:tcMar>
+          </w:tcPr>
+          <w:p>
+            <w:pPr>
+              <w:jc w:val="center"/>
+            </w:pPr>
+            <w:r>
+              <w:rPr>
+                <w:sz w:val="18"/>
+                <w:szCs w:val="18"/>
+              </w:rPr>
+              <w:t>SI</w:t>
+            </w:r>
+          </w:p>
+        </w:tc>
+      </w:tr>
+      <w:tr>
+        <w:tc>
+          <w:tcPr>
+            <w:tcW w:w="2400" w:type="dxa"/>
+            <w:shd w:val="clear" w:color="auto" w:fill="EEF3FA"/>
+            <w:tcMar>
+              <w:top w:w="40" w:type="dxa"/>
+              <w:left w:w="80" w:type="dxa"/>
+              <w:bottom w:w="40" w:type="dxa"/>
+              <w:right w:w="80" w:type="dxa"/>
+            </w:tcMar>
+          </w:tcPr>
+          <w:p>
             <w:r>
               <w:rPr>
                 <w:b/>
                 <w:bCs/>
-                <w:color w:val="FFFFFF"/>
-                <w:sz w:val="18"/>
-                <w:szCs w:val="18"/>
-              </w:rPr>
-              <w:t>Capellan</w:t>
-            </w:r>
-            <w:proofErr w:type="spellEnd"/>
+                <w:sz w:val="18"/>
+                <w:szCs w:val="18"/>
+              </w:rPr>
+              <w:t>Ver adultos</w:t>
+            </w:r>
+          </w:p>
+        </w:tc>
+        <w:tc>
+          <w:tcPr>
+            <w:tcW w:w="1120" w:type="dxa"/>
+            <w:shd w:val="clear" w:color="auto" w:fill="EEF3FA"/>
+            <w:tcMar>
+              <w:top w:w="40" w:type="dxa"/>
+              <w:left w:w="80" w:type="dxa"/>
+              <w:bottom w:w="40" w:type="dxa"/>
+              <w:right w:w="80" w:type="dxa"/>
+            </w:tcMar>
+          </w:tcPr>
+          <w:p>
+            <w:pPr>
+              <w:jc w:val="center"/>
+              <w:rPr>
+                <w:highlight w:val="yellow"/>
+              </w:rPr>
+            </w:pPr>
+            <w:r>
+              <w:rPr>
+                <w:sz w:val="18"/>
+                <w:szCs w:val="18"/>
+                <w:highlight w:val="yellow"/>
+              </w:rPr>
+              <w:t>SI</w:t>
+            </w:r>
+          </w:p>
+        </w:tc>
+        <w:tc>
+          <w:tcPr>
+            <w:tcW w:w="1120" w:type="dxa"/>
+            <w:shd w:val="clear" w:color="auto" w:fill="EEF3FA"/>
+            <w:tcMar>
+              <w:top w:w="40" w:type="dxa"/>
+              <w:left w:w="80" w:type="dxa"/>
+              <w:bottom w:w="40" w:type="dxa"/>
+              <w:right w:w="80" w:type="dxa"/>
+            </w:tcMar>
+          </w:tcPr>
+          <w:p>
+            <w:pPr>
+              <w:jc w:val="center"/>
+              <w:rPr>
+                <w:highlight w:val="yellow"/>
+              </w:rPr>
+            </w:pPr>
+            <w:r>
+              <w:rPr>
+                <w:sz w:val="18"/>
+                <w:szCs w:val="18"/>
+                <w:highlight w:val="yellow"/>
+              </w:rPr>
+              <w:t>SI</w:t>
+            </w:r>
+          </w:p>
+        </w:tc>
+        <w:tc>
+          <w:tcPr>
+            <w:tcW w:w="900" w:type="dxa"/>
+            <w:shd w:val="clear" w:color="auto" w:fill="EEF3FA"/>
+            <w:tcMar>
+              <w:top w:w="40" w:type="dxa"/>
+              <w:left w:w="80" w:type="dxa"/>
+              <w:bottom w:w="40" w:type="dxa"/>
+              <w:right w:w="80" w:type="dxa"/>
+            </w:tcMar>
+          </w:tcPr>
+          <w:p>
+            <w:pPr>
+              <w:jc w:val="center"/>
+              <w:rPr>
+                <w:highlight w:val="yellow"/>
+              </w:rPr>
+            </w:pPr>
+            <w:r>
+              <w:rPr>
+                <w:sz w:val="18"/>
+                <w:szCs w:val="18"/>
+                <w:highlight w:val="yellow"/>
+              </w:rPr>
+              <w:t>SI</w:t>
+            </w:r>
+          </w:p>
+        </w:tc>
+        <w:tc>
+          <w:tcPr>
+            <w:tcW w:w="1120" w:type="dxa"/>
+            <w:shd w:val="clear" w:color="auto" w:fill="EEF3FA"/>
+            <w:tcMar>
+              <w:top w:w="40" w:type="dxa"/>
+              <w:left w:w="80" w:type="dxa"/>
+              <w:bottom w:w="40" w:type="dxa"/>
+              <w:right w:w="80" w:type="dxa"/>
+            </w:tcMar>
+          </w:tcPr>
+          <w:p>
+            <w:pPr>
+              <w:jc w:val="center"/>
+            </w:pPr>
+            <w:r>
+              <w:rPr>
+                <w:sz w:val="18"/>
+                <w:szCs w:val="18"/>
+              </w:rPr>
+              <w:t>SI</w:t>
+            </w:r>
+          </w:p>
+        </w:tc>
+        <w:tc>
+          <w:tcPr>
+            <w:tcW w:w="900" w:type="dxa"/>
+            <w:shd w:val="clear" w:color="auto" w:fill="EEF3FA"/>
+            <w:tcMar>
+              <w:top w:w="40" w:type="dxa"/>
+              <w:left w:w="80" w:type="dxa"/>
+              <w:bottom w:w="40" w:type="dxa"/>
+              <w:right w:w="80" w:type="dxa"/>
+            </w:tcMar>
+          </w:tcPr>
+          <w:p>
+            <w:pPr>
+              <w:jc w:val="center"/>
+            </w:pPr>
+            <w:r>
+              <w:rPr>
+                <w:sz w:val="18"/>
+                <w:szCs w:val="18"/>
+              </w:rPr>
+              <w:t>SI</w:t>
+            </w:r>
           </w:p>
         </w:tc>
         <w:tc>
           <w:tcPr>
             <w:tcW w:w="1000" w:type="dxa"/>
-            <w:shd w:val="clear" w:color="auto" w:fill="1F4E79"/>
-            <w:tcMar>
-              <w:top w:w="40" w:type="dxa"/>
-              <w:left w:w="80" w:type="dxa"/>
-              <w:bottom w:w="40" w:type="dxa"/>
-              <w:right w:w="80" w:type="dxa"/>
-            </w:tcMar>
-          </w:tcPr>
-          <w:p>
-            <w:pPr>
-              <w:jc w:val="center"/>
-            </w:pPr>
-            <w:proofErr w:type="spellStart"/>
+            <w:shd w:val="clear" w:color="auto" w:fill="EEF3FA"/>
+            <w:tcMar>
+              <w:top w:w="40" w:type="dxa"/>
+              <w:left w:w="80" w:type="dxa"/>
+              <w:bottom w:w="40" w:type="dxa"/>
+              <w:right w:w="80" w:type="dxa"/>
+            </w:tcMar>
+          </w:tcPr>
+          <w:p>
+            <w:pPr>
+              <w:jc w:val="center"/>
+            </w:pPr>
+            <w:r>
+              <w:rPr>
+                <w:sz w:val="18"/>
+                <w:szCs w:val="18"/>
+              </w:rPr>
+              <w:t>SI</w:t>
+            </w:r>
+          </w:p>
+        </w:tc>
+        <w:tc>
+          <w:tcPr>
+            <w:tcW w:w="1000" w:type="dxa"/>
+            <w:shd w:val="clear" w:color="auto" w:fill="EEF3FA"/>
+            <w:tcMar>
+              <w:top w:w="40" w:type="dxa"/>
+              <w:left w:w="80" w:type="dxa"/>
+              <w:bottom w:w="40" w:type="dxa"/>
+              <w:right w:w="80" w:type="dxa"/>
+            </w:tcMar>
+          </w:tcPr>
+          <w:p>
+            <w:pPr>
+              <w:jc w:val="center"/>
+            </w:pPr>
+            <w:r>
+              <w:rPr>
+                <w:sz w:val="18"/>
+                <w:szCs w:val="18"/>
+              </w:rPr>
+              <w:t>SI</w:t>
+            </w:r>
+          </w:p>
+        </w:tc>
+      </w:tr>
+      <w:tr>
+        <w:tc>
+          <w:tcPr>
+            <w:tcW w:w="2400" w:type="dxa"/>
+            <w:tcMar>
+              <w:top w:w="40" w:type="dxa"/>
+              <w:left w:w="80" w:type="dxa"/>
+              <w:bottom w:w="40" w:type="dxa"/>
+              <w:right w:w="80" w:type="dxa"/>
+            </w:tcMar>
+          </w:tcPr>
+          <w:p>
             <w:r>
               <w:rPr>
                 <w:b/>
                 <w:bCs/>
-                <w:color w:val="FFFFFF"/>
-                <w:sz w:val="18"/>
-                <w:szCs w:val="18"/>
-              </w:rPr>
-              <w:t>Lider</w:t>
-            </w:r>
-            <w:proofErr w:type="spellEnd"/>
+                <w:sz w:val="18"/>
+                <w:szCs w:val="18"/>
+              </w:rPr>
+              <w:t>Ver menores (ficha)</w:t>
+            </w:r>
+          </w:p>
+        </w:tc>
+        <w:tc>
+          <w:tcPr>
+            <w:tcW w:w="1120" w:type="dxa"/>
+            <w:tcMar>
+              <w:top w:w="40" w:type="dxa"/>
+              <w:left w:w="80" w:type="dxa"/>
+              <w:bottom w:w="40" w:type="dxa"/>
+              <w:right w:w="80" w:type="dxa"/>
+            </w:tcMar>
+          </w:tcPr>
+          <w:p>
+            <w:pPr>
+              <w:jc w:val="center"/>
+              <w:rPr>
+                <w:highlight w:val="yellow"/>
+              </w:rPr>
+            </w:pPr>
+            <w:r>
+              <w:rPr>
+                <w:sz w:val="18"/>
+                <w:szCs w:val="18"/>
+                <w:highlight w:val="yellow"/>
+              </w:rPr>
+              <w:t>SI</w:t>
+            </w:r>
+          </w:p>
+        </w:tc>
+        <w:tc>
+          <w:tcPr>
+            <w:tcW w:w="1120" w:type="dxa"/>
+            <w:tcMar>
+              <w:top w:w="40" w:type="dxa"/>
+              <w:left w:w="80" w:type="dxa"/>
+              <w:bottom w:w="40" w:type="dxa"/>
+              <w:right w:w="80" w:type="dxa"/>
+            </w:tcMar>
+          </w:tcPr>
+          <w:p>
+            <w:pPr>
+              <w:jc w:val="center"/>
+              <w:rPr>
+                <w:highlight w:val="yellow"/>
+              </w:rPr>
+            </w:pPr>
+            <w:r>
+              <w:rPr>
+                <w:sz w:val="18"/>
+                <w:szCs w:val="18"/>
+                <w:highlight w:val="yellow"/>
+              </w:rPr>
+              <w:t>SI</w:t>
+            </w:r>
+          </w:p>
+        </w:tc>
+        <w:tc>
+          <w:tcPr>
+            <w:tcW w:w="900" w:type="dxa"/>
+            <w:tcMar>
+              <w:top w:w="40" w:type="dxa"/>
+              <w:left w:w="80" w:type="dxa"/>
+              <w:bottom w:w="40" w:type="dxa"/>
+              <w:right w:w="80" w:type="dxa"/>
+            </w:tcMar>
+          </w:tcPr>
+          <w:p>
+            <w:pPr>
+              <w:jc w:val="center"/>
+              <w:rPr>
+                <w:highlight w:val="yellow"/>
+              </w:rPr>
+            </w:pPr>
+            <w:r>
+              <w:rPr>
+                <w:sz w:val="18"/>
+                <w:szCs w:val="18"/>
+                <w:highlight w:val="yellow"/>
+              </w:rPr>
+              <w:t>SI</w:t>
+            </w:r>
+          </w:p>
+        </w:tc>
+        <w:tc>
+          <w:tcPr>
+            <w:tcW w:w="1120" w:type="dxa"/>
+            <w:tcMar>
+              <w:top w:w="40" w:type="dxa"/>
+              <w:left w:w="80" w:type="dxa"/>
+              <w:bottom w:w="40" w:type="dxa"/>
+              <w:right w:w="80" w:type="dxa"/>
+            </w:tcMar>
+          </w:tcPr>
+          <w:p>
+            <w:pPr>
+              <w:jc w:val="center"/>
+            </w:pPr>
+            <w:r>
+              <w:rPr>
+                <w:sz w:val="18"/>
+                <w:szCs w:val="18"/>
+              </w:rPr>
+              <w:t>SI</w:t>
+            </w:r>
+          </w:p>
+        </w:tc>
+        <w:tc>
+          <w:tcPr>
+            <w:tcW w:w="900" w:type="dxa"/>
+            <w:shd w:val="clear" w:color="auto" w:fill="FFF4D6"/>
+            <w:tcMar>
+              <w:top w:w="40" w:type="dxa"/>
+              <w:left w:w="80" w:type="dxa"/>
+              <w:bottom w:w="40" w:type="dxa"/>
+              <w:right w:w="80" w:type="dxa"/>
+            </w:tcMar>
+          </w:tcPr>
+          <w:p>
+            <w:pPr>
+              <w:jc w:val="center"/>
+            </w:pPr>
+            <w:r>
+              <w:rPr>
+                <w:sz w:val="18"/>
+                <w:szCs w:val="18"/>
+              </w:rPr>
+              <w:t>SI*</w:t>
+            </w:r>
+          </w:p>
+        </w:tc>
+        <w:tc>
+          <w:tcPr>
+            <w:tcW w:w="1000" w:type="dxa"/>
+            <w:tcMar>
+              <w:top w:w="40" w:type="dxa"/>
+              <w:left w:w="80" w:type="dxa"/>
+              <w:bottom w:w="40" w:type="dxa"/>
+              <w:right w:w="80" w:type="dxa"/>
+            </w:tcMar>
+          </w:tcPr>
+          <w:p>
+            <w:pPr>
+              <w:jc w:val="center"/>
+            </w:pPr>
+            <w:r>
+              <w:rPr>
+                <w:sz w:val="18"/>
+                <w:szCs w:val="18"/>
+              </w:rPr>
+              <w:t>SI</w:t>
+            </w:r>
+          </w:p>
+        </w:tc>
+        <w:tc>
+          <w:tcPr>
+            <w:tcW w:w="1000" w:type="dxa"/>
+            <w:tcMar>
+              <w:top w:w="40" w:type="dxa"/>
+              <w:left w:w="80" w:type="dxa"/>
+              <w:bottom w:w="40" w:type="dxa"/>
+              <w:right w:w="80" w:type="dxa"/>
+            </w:tcMar>
+          </w:tcPr>
+          <w:p>
+            <w:pPr>
+              <w:jc w:val="center"/>
+            </w:pPr>
+            <w:r>
+              <w:rPr>
+                <w:sz w:val="18"/>
+                <w:szCs w:val="18"/>
+              </w:rPr>
+              <w:t>SI</w:t>
+            </w:r>
+          </w:p>
+        </w:tc>
+      </w:tr>
+      <w:tr>
+        <w:tc>
+          <w:tcPr>
+            <w:tcW w:w="2400" w:type="dxa"/>
+            <w:shd w:val="clear" w:color="auto" w:fill="EEF3FA"/>
+            <w:tcMar>
+              <w:top w:w="40" w:type="dxa"/>
+              <w:left w:w="80" w:type="dxa"/>
+              <w:bottom w:w="40" w:type="dxa"/>
+              <w:right w:w="80" w:type="dxa"/>
+            </w:tcMar>
+          </w:tcPr>
+          <w:p>
             <w:r>
               <w:rPr>
                 <w:b/>
                 <w:bCs/>
-                <w:color w:val="FFFFFF"/>
-                <w:sz w:val="18"/>
-                <w:szCs w:val="18"/>
-              </w:rPr>
-              <w:t xml:space="preserve"> Grupo</w:t>
+                <w:sz w:val="18"/>
+                <w:szCs w:val="18"/>
+              </w:rPr>
+              <w:t>Ver datos sensibles (texto)</w:t>
+            </w:r>
+          </w:p>
+        </w:tc>
+        <w:tc>
+          <w:tcPr>
+            <w:tcW w:w="1120" w:type="dxa"/>
+            <w:shd w:val="clear" w:color="auto" w:fill="E7F4E4"/>
+            <w:tcMar>
+              <w:top w:w="40" w:type="dxa"/>
+              <w:left w:w="80" w:type="dxa"/>
+              <w:bottom w:w="40" w:type="dxa"/>
+              <w:right w:w="80" w:type="dxa"/>
+            </w:tcMar>
+          </w:tcPr>
+          <w:p>
+            <w:pPr>
+              <w:jc w:val="center"/>
+            </w:pPr>
+            <w:r>
+              <w:rPr>
+                <w:sz w:val="18"/>
+                <w:szCs w:val="18"/>
+                <w:highlight w:val="yellow"/>
+              </w:rPr>
+              <w:t>SI</w:t>
+            </w:r>
+          </w:p>
+        </w:tc>
+        <w:tc>
+          <w:tcPr>
+            <w:tcW w:w="1120" w:type="dxa"/>
+            <w:shd w:val="clear" w:color="auto" w:fill="E7F4E4"/>
+            <w:tcMar>
+              <w:top w:w="40" w:type="dxa"/>
+              <w:left w:w="80" w:type="dxa"/>
+              <w:bottom w:w="40" w:type="dxa"/>
+              <w:right w:w="80" w:type="dxa"/>
+            </w:tcMar>
+          </w:tcPr>
+          <w:p>
+            <w:pPr>
+              <w:jc w:val="center"/>
+              <w:rPr>
+                <w:highlight w:val="yellow"/>
+              </w:rPr>
+            </w:pPr>
+            <w:r>
+              <w:rPr>
+                <w:sz w:val="18"/>
+                <w:szCs w:val="18"/>
+                <w:highlight w:val="yellow"/>
+              </w:rPr>
+              <w:t>SI</w:t>
+            </w:r>
+          </w:p>
+        </w:tc>
+        <w:tc>
+          <w:tcPr>
+            <w:tcW w:w="900" w:type="dxa"/>
+            <w:shd w:val="clear" w:color="auto" w:fill="FBE7E7"/>
+            <w:tcMar>
+              <w:top w:w="40" w:type="dxa"/>
+              <w:left w:w="80" w:type="dxa"/>
+              <w:bottom w:w="40" w:type="dxa"/>
+              <w:right w:w="80" w:type="dxa"/>
+            </w:tcMar>
+          </w:tcPr>
+          <w:p>
+            <w:pPr>
+              <w:jc w:val="center"/>
+              <w:rPr>
+                <w:color w:val="FF0000"/>
+              </w:rPr>
+            </w:pPr>
+            <w:r>
+              <w:rPr>
+                <w:sz w:val="18"/>
+                <w:szCs w:val="18"/>
+                <w:highlight w:val="yellow"/>
+              </w:rPr>
+              <w:t>SI</w:t>
+            </w:r>
+          </w:p>
+        </w:tc>
+        <w:tc>
+          <w:tcPr>
+            <w:tcW w:w="1120" w:type="dxa"/>
+            <w:shd w:val="clear" w:color="auto" w:fill="E7F4E4"/>
+            <w:tcMar>
+              <w:top w:w="40" w:type="dxa"/>
+              <w:left w:w="80" w:type="dxa"/>
+              <w:bottom w:w="40" w:type="dxa"/>
+              <w:right w:w="80" w:type="dxa"/>
+            </w:tcMar>
+          </w:tcPr>
+          <w:p>
+            <w:pPr>
+              <w:jc w:val="center"/>
+            </w:pPr>
+            <w:r>
+              <w:rPr>
+                <w:sz w:val="18"/>
+                <w:szCs w:val="18"/>
+              </w:rPr>
+              <w:t>SI</w:t>
+            </w:r>
+          </w:p>
+        </w:tc>
+        <w:tc>
+          <w:tcPr>
+            <w:tcW w:w="900" w:type="dxa"/>
+            <w:shd w:val="clear" w:color="auto" w:fill="FBE7E7"/>
+            <w:tcMar>
+              <w:top w:w="40" w:type="dxa"/>
+              <w:left w:w="80" w:type="dxa"/>
+              <w:bottom w:w="40" w:type="dxa"/>
+              <w:right w:w="80" w:type="dxa"/>
+            </w:tcMar>
+          </w:tcPr>
+          <w:p>
+            <w:pPr>
+              <w:jc w:val="center"/>
+            </w:pPr>
+            <w:r>
+              <w:rPr>
+                <w:sz w:val="18"/>
+                <w:szCs w:val="18"/>
+              </w:rPr>
+              <w:t>ENMASC</w:t>
             </w:r>
           </w:p>
         </w:tc>
         <w:tc>
           <w:tcPr>
             <w:tcW w:w="1000" w:type="dxa"/>
-            <w:shd w:val="clear" w:color="auto" w:fill="1F4E79"/>
-            <w:tcMar>
-              <w:top w:w="40" w:type="dxa"/>
-              <w:left w:w="80" w:type="dxa"/>
-              <w:bottom w:w="40" w:type="dxa"/>
-              <w:right w:w="80" w:type="dxa"/>
-            </w:tcMar>
-          </w:tcPr>
-          <w:p>
-            <w:pPr>
-              <w:jc w:val="center"/>
-            </w:pPr>
-            <w:proofErr w:type="spellStart"/>
+            <w:shd w:val="clear" w:color="auto" w:fill="FBE7E7"/>
+            <w:tcMar>
+              <w:top w:w="40" w:type="dxa"/>
+              <w:left w:w="80" w:type="dxa"/>
+              <w:bottom w:w="40" w:type="dxa"/>
+              <w:right w:w="80" w:type="dxa"/>
+            </w:tcMar>
+          </w:tcPr>
+          <w:p>
+            <w:pPr>
+              <w:jc w:val="center"/>
+            </w:pPr>
+            <w:r>
+              <w:rPr>
+                <w:sz w:val="18"/>
+                <w:szCs w:val="18"/>
+              </w:rPr>
+              <w:t>ENMASC</w:t>
+            </w:r>
+          </w:p>
+        </w:tc>
+        <w:tc>
+          <w:tcPr>
+            <w:tcW w:w="1000" w:type="dxa"/>
+            <w:shd w:val="clear" w:color="auto" w:fill="FBE7E7"/>
+            <w:tcMar>
+              <w:top w:w="40" w:type="dxa"/>
+              <w:left w:w="80" w:type="dxa"/>
+              <w:bottom w:w="40" w:type="dxa"/>
+              <w:right w:w="80" w:type="dxa"/>
+            </w:tcMar>
+          </w:tcPr>
+          <w:p>
+            <w:pPr>
+              <w:jc w:val="center"/>
+            </w:pPr>
+            <w:r>
+              <w:rPr>
+                <w:sz w:val="18"/>
+                <w:szCs w:val="18"/>
+              </w:rPr>
+              <w:t>ENMASC</w:t>
+            </w:r>
+          </w:p>
+        </w:tc>
+      </w:tr>
+      <w:tr>
+        <w:tc>
+          <w:tcPr>
+            <w:tcW w:w="2400" w:type="dxa"/>
+            <w:tcMar>
+              <w:top w:w="40" w:type="dxa"/>
+              <w:left w:w="80" w:type="dxa"/>
+              <w:bottom w:w="40" w:type="dxa"/>
+              <w:right w:w="80" w:type="dxa"/>
+            </w:tcMar>
+          </w:tcPr>
+          <w:p>
             <w:r>
               <w:rPr>
                 <w:b/>
                 <w:bCs/>
-                <w:color w:val="FFFFFF"/>
-                <w:sz w:val="18"/>
-                <w:szCs w:val="18"/>
-              </w:rPr>
-              <w:t>Lider</w:t>
-            </w:r>
-            <w:proofErr w:type="spellEnd"/>
+                <w:sz w:val="18"/>
+                <w:szCs w:val="18"/>
+              </w:rPr>
+              <w:t>Crear miembros</w:t>
+            </w:r>
+          </w:p>
+        </w:tc>
+        <w:tc>
+          <w:tcPr>
+            <w:tcW w:w="1120" w:type="dxa"/>
+            <w:tcMar>
+              <w:top w:w="40" w:type="dxa"/>
+              <w:left w:w="80" w:type="dxa"/>
+              <w:bottom w:w="40" w:type="dxa"/>
+              <w:right w:w="80" w:type="dxa"/>
+            </w:tcMar>
+          </w:tcPr>
+          <w:p>
+            <w:pPr>
+              <w:jc w:val="center"/>
+              <w:rPr>
+                <w:highlight w:val="yellow"/>
+              </w:rPr>
+            </w:pPr>
+            <w:r>
+              <w:rPr>
+                <w:sz w:val="18"/>
+                <w:szCs w:val="18"/>
+                <w:highlight w:val="yellow"/>
+              </w:rPr>
+              <w:t>SI</w:t>
+            </w:r>
+          </w:p>
+        </w:tc>
+        <w:tc>
+          <w:tcPr>
+            <w:tcW w:w="1120" w:type="dxa"/>
+            <w:tcMar>
+              <w:top w:w="40" w:type="dxa"/>
+              <w:left w:w="80" w:type="dxa"/>
+              <w:bottom w:w="40" w:type="dxa"/>
+              <w:right w:w="80" w:type="dxa"/>
+            </w:tcMar>
+          </w:tcPr>
+          <w:p>
+            <w:pPr>
+              <w:jc w:val="center"/>
+              <w:rPr>
+                <w:highlight w:val="yellow"/>
+              </w:rPr>
+            </w:pPr>
+            <w:r>
+              <w:rPr>
+                <w:sz w:val="18"/>
+                <w:szCs w:val="18"/>
+                <w:highlight w:val="yellow"/>
+              </w:rPr>
+              <w:t>SI</w:t>
+            </w:r>
+          </w:p>
+        </w:tc>
+        <w:tc>
+          <w:tcPr>
+            <w:tcW w:w="900" w:type="dxa"/>
+            <w:tcMar>
+              <w:top w:w="40" w:type="dxa"/>
+              <w:left w:w="80" w:type="dxa"/>
+              <w:bottom w:w="40" w:type="dxa"/>
+              <w:right w:w="80" w:type="dxa"/>
+            </w:tcMar>
+          </w:tcPr>
+          <w:p>
+            <w:pPr>
+              <w:jc w:val="center"/>
+            </w:pPr>
+            <w:r>
+              <w:rPr>
+                <w:sz w:val="18"/>
+                <w:szCs w:val="18"/>
+                <w:highlight w:val="yellow"/>
+              </w:rPr>
+              <w:t>SI</w:t>
+            </w:r>
+          </w:p>
+        </w:tc>
+        <w:tc>
+          <w:tcPr>
+            <w:tcW w:w="1120" w:type="dxa"/>
+            <w:shd w:val="clear" w:color="auto" w:fill="FBE7E7"/>
+            <w:tcMar>
+              <w:top w:w="40" w:type="dxa"/>
+              <w:left w:w="80" w:type="dxa"/>
+              <w:bottom w:w="40" w:type="dxa"/>
+              <w:right w:w="80" w:type="dxa"/>
+            </w:tcMar>
+          </w:tcPr>
+          <w:p>
+            <w:pPr>
+              <w:jc w:val="center"/>
+            </w:pPr>
+            <w:r>
+              <w:rPr>
+                <w:sz w:val="18"/>
+                <w:szCs w:val="18"/>
+              </w:rPr>
+              <w:t>NO</w:t>
+            </w:r>
+          </w:p>
+        </w:tc>
+        <w:tc>
+          <w:tcPr>
+            <w:tcW w:w="900" w:type="dxa"/>
+            <w:tcMar>
+              <w:top w:w="40" w:type="dxa"/>
+              <w:left w:w="80" w:type="dxa"/>
+              <w:bottom w:w="40" w:type="dxa"/>
+              <w:right w:w="80" w:type="dxa"/>
+            </w:tcMar>
+          </w:tcPr>
+          <w:p>
+            <w:pPr>
+              <w:jc w:val="center"/>
+            </w:pPr>
+            <w:r>
+              <w:rPr>
+                <w:sz w:val="18"/>
+                <w:szCs w:val="18"/>
+              </w:rPr>
+              <w:t>SI</w:t>
+            </w:r>
+          </w:p>
+        </w:tc>
+        <w:tc>
+          <w:tcPr>
+            <w:tcW w:w="1000" w:type="dxa"/>
+            <w:tcMar>
+              <w:top w:w="40" w:type="dxa"/>
+              <w:left w:w="80" w:type="dxa"/>
+              <w:bottom w:w="40" w:type="dxa"/>
+              <w:right w:w="80" w:type="dxa"/>
+            </w:tcMar>
+          </w:tcPr>
+          <w:p>
+            <w:pPr>
+              <w:jc w:val="center"/>
+            </w:pPr>
+            <w:r>
+              <w:rPr>
+                <w:sz w:val="18"/>
+                <w:szCs w:val="18"/>
+              </w:rPr>
+              <w:t>SI</w:t>
+            </w:r>
+          </w:p>
+        </w:tc>
+        <w:tc>
+          <w:tcPr>
+            <w:tcW w:w="1000" w:type="dxa"/>
+            <w:tcMar>
+              <w:top w:w="40" w:type="dxa"/>
+              <w:left w:w="80" w:type="dxa"/>
+              <w:bottom w:w="40" w:type="dxa"/>
+              <w:right w:w="80" w:type="dxa"/>
+            </w:tcMar>
+          </w:tcPr>
+          <w:p>
+            <w:pPr>
+              <w:jc w:val="center"/>
+            </w:pPr>
+            <w:r>
+              <w:rPr>
+                <w:sz w:val="18"/>
+                <w:szCs w:val="18"/>
+              </w:rPr>
+              <w:t>SI</w:t>
+            </w:r>
+          </w:p>
+        </w:tc>
+      </w:tr>
+      <w:tr>
+        <w:tc>
+          <w:tcPr>
+            <w:tcW w:w="2400" w:type="dxa"/>
+            <w:shd w:val="clear" w:color="auto" w:fill="EEF3FA"/>
+            <w:tcMar>
+              <w:top w:w="40" w:type="dxa"/>
+              <w:left w:w="80" w:type="dxa"/>
+              <w:bottom w:w="40" w:type="dxa"/>
+              <w:right w:w="80" w:type="dxa"/>
+            </w:tcMar>
+          </w:tcPr>
+          <w:p>
             <w:r>
               <w:rPr>
                 <w:b/>
                 <w:bCs/>
-                <w:color w:val="FFFFFF"/>
-                <w:sz w:val="18"/>
-                <w:szCs w:val="18"/>
-              </w:rPr>
-              <w:t xml:space="preserve"> </w:t>
-            </w:r>
-            <w:proofErr w:type="spellStart"/>
+                <w:sz w:val="18"/>
+                <w:szCs w:val="18"/>
+              </w:rPr>
+              <w:t>Editar miembros</w:t>
+            </w:r>
+          </w:p>
+        </w:tc>
+        <w:tc>
+          <w:tcPr>
+            <w:tcW w:w="1120" w:type="dxa"/>
+            <w:shd w:val="clear" w:color="auto" w:fill="E7F4E4"/>
+            <w:tcMar>
+              <w:top w:w="40" w:type="dxa"/>
+              <w:left w:w="80" w:type="dxa"/>
+              <w:bottom w:w="40" w:type="dxa"/>
+              <w:right w:w="80" w:type="dxa"/>
+            </w:tcMar>
+          </w:tcPr>
+          <w:p>
+            <w:pPr>
+              <w:jc w:val="center"/>
+              <w:rPr>
+                <w:highlight w:val="yellow"/>
+              </w:rPr>
+            </w:pPr>
+            <w:r>
+              <w:rPr>
+                <w:sz w:val="18"/>
+                <w:szCs w:val="18"/>
+                <w:highlight w:val="yellow"/>
+              </w:rPr>
+              <w:t>SI</w:t>
+            </w:r>
+          </w:p>
+        </w:tc>
+        <w:tc>
+          <w:tcPr>
+            <w:tcW w:w="1120" w:type="dxa"/>
+            <w:shd w:val="clear" w:color="auto" w:fill="E7F4E4"/>
+            <w:tcMar>
+              <w:top w:w="40" w:type="dxa"/>
+              <w:left w:w="80" w:type="dxa"/>
+              <w:bottom w:w="40" w:type="dxa"/>
+              <w:right w:w="80" w:type="dxa"/>
+            </w:tcMar>
+          </w:tcPr>
+          <w:p>
+            <w:pPr>
+              <w:jc w:val="center"/>
+              <w:rPr>
+                <w:highlight w:val="yellow"/>
+              </w:rPr>
+            </w:pPr>
+            <w:r>
+              <w:rPr>
+                <w:sz w:val="18"/>
+                <w:szCs w:val="18"/>
+                <w:highlight w:val="yellow"/>
+              </w:rPr>
+              <w:t>SI</w:t>
+            </w:r>
+          </w:p>
+        </w:tc>
+        <w:tc>
+          <w:tcPr>
+            <w:tcW w:w="900" w:type="dxa"/>
+            <w:shd w:val="clear" w:color="auto" w:fill="FFF4D6"/>
+            <w:tcMar>
+              <w:top w:w="40" w:type="dxa"/>
+              <w:left w:w="80" w:type="dxa"/>
+              <w:bottom w:w="40" w:type="dxa"/>
+              <w:right w:w="80" w:type="dxa"/>
+            </w:tcMar>
+          </w:tcPr>
+          <w:p>
+            <w:pPr>
+              <w:jc w:val="center"/>
+            </w:pPr>
+            <w:r>
+              <w:rPr>
+                <w:sz w:val="18"/>
+                <w:szCs w:val="18"/>
+              </w:rPr>
+              <w:t>APROB</w:t>
+            </w:r>
+          </w:p>
+        </w:tc>
+        <w:tc>
+          <w:tcPr>
+            <w:tcW w:w="1120" w:type="dxa"/>
+            <w:shd w:val="clear" w:color="auto" w:fill="FFF4D6"/>
+            <w:tcMar>
+              <w:top w:w="40" w:type="dxa"/>
+              <w:left w:w="80" w:type="dxa"/>
+              <w:bottom w:w="40" w:type="dxa"/>
+              <w:right w:w="80" w:type="dxa"/>
+            </w:tcMar>
+          </w:tcPr>
+          <w:p>
+            <w:pPr>
+              <w:jc w:val="center"/>
+            </w:pPr>
+            <w:r>
+              <w:rPr>
+                <w:sz w:val="18"/>
+                <w:szCs w:val="18"/>
+              </w:rPr>
+              <w:t>APROB</w:t>
+            </w:r>
+          </w:p>
+        </w:tc>
+        <w:tc>
+          <w:tcPr>
+            <w:tcW w:w="900" w:type="dxa"/>
+            <w:shd w:val="clear" w:color="auto" w:fill="FFF4D6"/>
+            <w:tcMar>
+              <w:top w:w="40" w:type="dxa"/>
+              <w:left w:w="80" w:type="dxa"/>
+              <w:bottom w:w="40" w:type="dxa"/>
+              <w:right w:w="80" w:type="dxa"/>
+            </w:tcMar>
+          </w:tcPr>
+          <w:p>
+            <w:pPr>
+              <w:jc w:val="center"/>
+            </w:pPr>
+            <w:r>
+              <w:rPr>
+                <w:sz w:val="18"/>
+                <w:szCs w:val="18"/>
+              </w:rPr>
+              <w:t>APROB</w:t>
+            </w:r>
+          </w:p>
+        </w:tc>
+        <w:tc>
+          <w:tcPr>
+            <w:tcW w:w="1000" w:type="dxa"/>
+            <w:shd w:val="clear" w:color="auto" w:fill="FFF4D6"/>
+            <w:tcMar>
+              <w:top w:w="40" w:type="dxa"/>
+              <w:left w:w="80" w:type="dxa"/>
+              <w:bottom w:w="40" w:type="dxa"/>
+              <w:right w:w="80" w:type="dxa"/>
+            </w:tcMar>
+          </w:tcPr>
+          <w:p>
+            <w:pPr>
+              <w:jc w:val="center"/>
+            </w:pPr>
+            <w:r>
+              <w:rPr>
+                <w:sz w:val="18"/>
+                <w:szCs w:val="18"/>
+              </w:rPr>
+              <w:t>APROB</w:t>
+            </w:r>
+          </w:p>
+        </w:tc>
+        <w:tc>
+          <w:tcPr>
+            <w:tcW w:w="1000" w:type="dxa"/>
+            <w:shd w:val="clear" w:color="auto" w:fill="FFF4D6"/>
+            <w:tcMar>
+              <w:top w:w="40" w:type="dxa"/>
+              <w:left w:w="80" w:type="dxa"/>
+              <w:bottom w:w="40" w:type="dxa"/>
+              <w:right w:w="80" w:type="dxa"/>
+            </w:tcMar>
+          </w:tcPr>
+          <w:p>
+            <w:pPr>
+              <w:jc w:val="center"/>
+            </w:pPr>
+            <w:r>
+              <w:rPr>
+                <w:sz w:val="18"/>
+                <w:szCs w:val="18"/>
+              </w:rPr>
+              <w:t>APROB</w:t>
+            </w:r>
+          </w:p>
+        </w:tc>
+      </w:tr>
+      <w:tr>
+        <w:tc>
+          <w:tcPr>
+            <w:tcW w:w="2400" w:type="dxa"/>
+            <w:tcMar>
+              <w:top w:w="40" w:type="dxa"/>
+              <w:left w:w="80" w:type="dxa"/>
+              <w:bottom w:w="40" w:type="dxa"/>
+              <w:right w:w="80" w:type="dxa"/>
+            </w:tcMar>
+          </w:tcPr>
+          <w:p>
             <w:r>
               <w:rPr>
                 <w:b/>
                 <w:bCs/>
-                <w:color w:val="FFFFFF"/>
-                <w:sz w:val="18"/>
-                <w:szCs w:val="18"/>
-              </w:rPr>
-              <w:t>Asist</w:t>
-            </w:r>
-            <w:proofErr w:type="spellEnd"/>
+                <w:sz w:val="18"/>
+                <w:szCs w:val="18"/>
+              </w:rPr>
+              <w:t>Eliminar miembros</w:t>
+            </w:r>
+          </w:p>
+        </w:tc>
+        <w:tc>
+          <w:tcPr>
+            <w:tcW w:w="1120" w:type="dxa"/>
+            <w:tcMar>
+              <w:top w:w="40" w:type="dxa"/>
+              <w:left w:w="80" w:type="dxa"/>
+              <w:bottom w:w="40" w:type="dxa"/>
+              <w:right w:w="80" w:type="dxa"/>
+            </w:tcMar>
+          </w:tcPr>
+          <w:p>
+            <w:pPr>
+              <w:jc w:val="center"/>
+              <w:rPr>
+                <w:sz w:val="18"/>
+                <w:szCs w:val="18"/>
+              </w:rPr>
+            </w:pPr>
+            <w:r>
+              <w:rPr>
+                <w:sz w:val="18"/>
+                <w:szCs w:val="18"/>
+                <w:highlight w:val="yellow"/>
+              </w:rPr>
+              <w:t>NO</w:t>
+            </w:r>
+          </w:p>
+        </w:tc>
+        <w:tc>
+          <w:tcPr>
+            <w:tcW w:w="1120" w:type="dxa"/>
+            <w:tcMar>
+              <w:top w:w="40" w:type="dxa"/>
+              <w:left w:w="80" w:type="dxa"/>
+              <w:bottom w:w="40" w:type="dxa"/>
+              <w:right w:w="80" w:type="dxa"/>
+            </w:tcMar>
+          </w:tcPr>
+          <w:p>
+            <w:pPr>
+              <w:jc w:val="center"/>
+              <w:rPr>
+                <w:sz w:val="18"/>
+                <w:szCs w:val="18"/>
+              </w:rPr>
+            </w:pPr>
+            <w:r>
+              <w:rPr>
+                <w:sz w:val="18"/>
+                <w:szCs w:val="18"/>
+                <w:highlight w:val="yellow"/>
+              </w:rPr>
+              <w:t>NO</w:t>
+            </w:r>
+          </w:p>
+        </w:tc>
+        <w:tc>
+          <w:tcPr>
+            <w:tcW w:w="900" w:type="dxa"/>
+            <w:tcMar>
+              <w:top w:w="40" w:type="dxa"/>
+              <w:left w:w="80" w:type="dxa"/>
+              <w:bottom w:w="40" w:type="dxa"/>
+              <w:right w:w="80" w:type="dxa"/>
+            </w:tcMar>
+          </w:tcPr>
+          <w:p>
+            <w:pPr>
+              <w:jc w:val="center"/>
+              <w:rPr>
+                <w:sz w:val="18"/>
+                <w:szCs w:val="18"/>
+              </w:rPr>
+            </w:pPr>
+            <w:r>
+              <w:rPr>
+                <w:sz w:val="18"/>
+                <w:szCs w:val="18"/>
+                <w:highlight w:val="yellow"/>
+              </w:rPr>
+              <w:t>NO</w:t>
+            </w:r>
+          </w:p>
+        </w:tc>
+        <w:tc>
+          <w:tcPr>
+            <w:tcW w:w="1120" w:type="dxa"/>
+            <w:tcMar>
+              <w:top w:w="40" w:type="dxa"/>
+              <w:left w:w="80" w:type="dxa"/>
+              <w:bottom w:w="40" w:type="dxa"/>
+              <w:right w:w="80" w:type="dxa"/>
+            </w:tcMar>
+          </w:tcPr>
+          <w:p>
+            <w:pPr>
+              <w:jc w:val="center"/>
+              <w:rPr>
+                <w:sz w:val="18"/>
+                <w:szCs w:val="18"/>
+              </w:rPr>
+            </w:pPr>
+            <w:r>
+              <w:rPr>
+                <w:sz w:val="18"/>
+                <w:szCs w:val="18"/>
+              </w:rPr>
+              <w:t>NO</w:t>
+            </w:r>
+          </w:p>
+        </w:tc>
+        <w:tc>
+          <w:tcPr>
+            <w:tcW w:w="900" w:type="dxa"/>
+            <w:tcMar>
+              <w:top w:w="40" w:type="dxa"/>
+              <w:left w:w="80" w:type="dxa"/>
+              <w:bottom w:w="40" w:type="dxa"/>
+              <w:right w:w="80" w:type="dxa"/>
+            </w:tcMar>
+          </w:tcPr>
+          <w:p>
+            <w:pPr>
+              <w:jc w:val="center"/>
+              <w:rPr>
+                <w:sz w:val="18"/>
+                <w:szCs w:val="18"/>
+              </w:rPr>
+            </w:pPr>
+            <w:r>
+              <w:rPr>
+                <w:sz w:val="18"/>
+                <w:szCs w:val="18"/>
+              </w:rPr>
+              <w:t>NO</w:t>
+            </w:r>
+          </w:p>
+        </w:tc>
+        <w:tc>
+          <w:tcPr>
+            <w:tcW w:w="1000" w:type="dxa"/>
+            <w:tcMar>
+              <w:top w:w="40" w:type="dxa"/>
+              <w:left w:w="80" w:type="dxa"/>
+              <w:bottom w:w="40" w:type="dxa"/>
+              <w:right w:w="80" w:type="dxa"/>
+            </w:tcMar>
+          </w:tcPr>
+          <w:p>
+            <w:pPr>
+              <w:jc w:val="center"/>
+              <w:rPr>
+                <w:sz w:val="18"/>
+                <w:szCs w:val="18"/>
+              </w:rPr>
+            </w:pPr>
+            <w:r>
+              <w:rPr>
+                <w:sz w:val="18"/>
+                <w:szCs w:val="18"/>
+              </w:rPr>
+              <w:t>NO</w:t>
+            </w:r>
+          </w:p>
+        </w:tc>
+        <w:tc>
+          <w:tcPr>
+            <w:tcW w:w="1000" w:type="dxa"/>
+            <w:tcMar>
+              <w:top w:w="40" w:type="dxa"/>
+              <w:left w:w="80" w:type="dxa"/>
+              <w:bottom w:w="40" w:type="dxa"/>
+              <w:right w:w="80" w:type="dxa"/>
+            </w:tcMar>
+          </w:tcPr>
+          <w:p>
+            <w:pPr>
+              <w:jc w:val="center"/>
+              <w:rPr>
+                <w:sz w:val="18"/>
+                <w:szCs w:val="18"/>
+              </w:rPr>
+            </w:pPr>
+            <w:r>
+              <w:rPr>
+                <w:sz w:val="18"/>
+                <w:szCs w:val="18"/>
+              </w:rPr>
+              <w:t>NO</w:t>
+            </w:r>
+          </w:p>
+        </w:tc>
+      </w:tr>
+      <w:tr>
+        <w:tc>
+          <w:tcPr>
+            <w:tcW w:w="2400" w:type="dxa"/>
+            <w:shd w:val="clear" w:color="auto" w:fill="EEF3FA"/>
+            <w:tcMar>
+              <w:top w:w="40" w:type="dxa"/>
+              <w:left w:w="80" w:type="dxa"/>
+              <w:bottom w:w="40" w:type="dxa"/>
+              <w:right w:w="80" w:type="dxa"/>
+            </w:tcMar>
+          </w:tcPr>
+          <w:p>
             <w:r>
               <w:rPr>
                 <w:b/>
                 <w:bCs/>
-                <w:color w:val="FFFFFF"/>
-                <w:sz w:val="18"/>
-                <w:szCs w:val="18"/>
-              </w:rPr>
-              <w:t>.</w:t>
+                <w:sz w:val="18"/>
+                <w:szCs w:val="18"/>
+              </w:rPr>
+              <w:t>Aprobar cambios de otros</w:t>
+            </w:r>
+          </w:p>
+        </w:tc>
+        <w:tc>
+          <w:tcPr>
+            <w:tcW w:w="1120" w:type="dxa"/>
+            <w:shd w:val="clear" w:color="auto" w:fill="E7F4E4"/>
+            <w:tcMar>
+              <w:top w:w="40" w:type="dxa"/>
+              <w:left w:w="80" w:type="dxa"/>
+              <w:bottom w:w="40" w:type="dxa"/>
+              <w:right w:w="80" w:type="dxa"/>
+            </w:tcMar>
+          </w:tcPr>
+          <w:p>
+            <w:pPr>
+              <w:jc w:val="center"/>
+            </w:pPr>
+            <w:r>
+              <w:rPr>
+                <w:sz w:val="18"/>
+                <w:szCs w:val="18"/>
+              </w:rPr>
+              <w:t>SI</w:t>
+            </w:r>
+          </w:p>
+        </w:tc>
+        <w:tc>
+          <w:tcPr>
+            <w:tcW w:w="1120" w:type="dxa"/>
+            <w:shd w:val="clear" w:color="auto" w:fill="E7F4E4"/>
+            <w:tcMar>
+              <w:top w:w="40" w:type="dxa"/>
+              <w:left w:w="80" w:type="dxa"/>
+              <w:bottom w:w="40" w:type="dxa"/>
+              <w:right w:w="80" w:type="dxa"/>
+            </w:tcMar>
+          </w:tcPr>
+          <w:p>
+            <w:pPr>
+              <w:jc w:val="center"/>
+            </w:pPr>
+            <w:r>
+              <w:rPr>
+                <w:sz w:val="18"/>
+                <w:szCs w:val="18"/>
+              </w:rPr>
+              <w:t>SI</w:t>
+            </w:r>
+          </w:p>
+        </w:tc>
+        <w:tc>
+          <w:tcPr>
+            <w:tcW w:w="900" w:type="dxa"/>
+            <w:shd w:val="clear" w:color="auto" w:fill="EEF3FA"/>
+            <w:tcMar>
+              <w:top w:w="40" w:type="dxa"/>
+              <w:left w:w="80" w:type="dxa"/>
+              <w:bottom w:w="40" w:type="dxa"/>
+              <w:right w:w="80" w:type="dxa"/>
+            </w:tcMar>
+          </w:tcPr>
+          <w:p>
+            <w:pPr>
+              <w:jc w:val="center"/>
+            </w:pPr>
+            <w:r>
+              <w:rPr>
+                <w:sz w:val="18"/>
+                <w:szCs w:val="18"/>
+              </w:rPr>
+              <w:t>NO</w:t>
+            </w:r>
+          </w:p>
+        </w:tc>
+        <w:tc>
+          <w:tcPr>
+            <w:tcW w:w="1120" w:type="dxa"/>
+            <w:shd w:val="clear" w:color="auto" w:fill="EEF3FA"/>
+            <w:tcMar>
+              <w:top w:w="40" w:type="dxa"/>
+              <w:left w:w="80" w:type="dxa"/>
+              <w:bottom w:w="40" w:type="dxa"/>
+              <w:right w:w="80" w:type="dxa"/>
+            </w:tcMar>
+          </w:tcPr>
+          <w:p>
+            <w:pPr>
+              <w:jc w:val="center"/>
+            </w:pPr>
+            <w:r>
+              <w:rPr>
+                <w:sz w:val="18"/>
+                <w:szCs w:val="18"/>
+              </w:rPr>
+              <w:t>NO</w:t>
+            </w:r>
+          </w:p>
+        </w:tc>
+        <w:tc>
+          <w:tcPr>
+            <w:tcW w:w="900" w:type="dxa"/>
+            <w:shd w:val="clear" w:color="auto" w:fill="EEF3FA"/>
+            <w:tcMar>
+              <w:top w:w="40" w:type="dxa"/>
+              <w:left w:w="80" w:type="dxa"/>
+              <w:bottom w:w="40" w:type="dxa"/>
+              <w:right w:w="80" w:type="dxa"/>
+            </w:tcMar>
+          </w:tcPr>
+          <w:p>
+            <w:pPr>
+              <w:jc w:val="center"/>
+            </w:pPr>
+            <w:r>
+              <w:rPr>
+                <w:sz w:val="18"/>
+                <w:szCs w:val="18"/>
+              </w:rPr>
+              <w:t>NO</w:t>
+            </w:r>
+          </w:p>
+        </w:tc>
+        <w:tc>
+          <w:tcPr>
+            <w:tcW w:w="1000" w:type="dxa"/>
+            <w:shd w:val="clear" w:color="auto" w:fill="EEF3FA"/>
+            <w:tcMar>
+              <w:top w:w="40" w:type="dxa"/>
+              <w:left w:w="80" w:type="dxa"/>
+              <w:bottom w:w="40" w:type="dxa"/>
+              <w:right w:w="80" w:type="dxa"/>
+            </w:tcMar>
+          </w:tcPr>
+          <w:p>
+            <w:pPr>
+              <w:jc w:val="center"/>
+            </w:pPr>
+            <w:r>
+              <w:rPr>
+                <w:sz w:val="18"/>
+                <w:szCs w:val="18"/>
+              </w:rPr>
+              <w:t>NO</w:t>
+            </w:r>
+          </w:p>
+        </w:tc>
+        <w:tc>
+          <w:tcPr>
+            <w:tcW w:w="1000" w:type="dxa"/>
+            <w:shd w:val="clear" w:color="auto" w:fill="EEF3FA"/>
+            <w:tcMar>
+              <w:top w:w="40" w:type="dxa"/>
+              <w:left w:w="80" w:type="dxa"/>
+              <w:bottom w:w="40" w:type="dxa"/>
+              <w:right w:w="80" w:type="dxa"/>
+            </w:tcMar>
+          </w:tcPr>
+          <w:p>
+            <w:pPr>
+              <w:jc w:val="center"/>
+            </w:pPr>
+            <w:r>
+              <w:rPr>
+                <w:sz w:val="18"/>
+                <w:szCs w:val="18"/>
+              </w:rPr>
+              <w:t>NO</w:t>
             </w:r>
           </w:p>
         </w:tc>
@@ -767,7 +2155,7 @@
                 <w:sz w:val="18"/>
                 <w:szCs w:val="18"/>
               </w:rPr>
-              <w:t>Ver miembros (lista)</w:t>
+              <w:t>Subir foto miembro</w:t>
             </w:r>
           </w:p>
         </w:tc>
@@ -784,51 +2172,14 @@
           <w:p>
             <w:pPr>
               <w:jc w:val="center"/>
-              <w:rPr>
+            </w:pPr>
+            <w:r>
+              <w:rPr>
+                <w:sz w:val="18"/>
+                <w:szCs w:val="18"/>
                 <w:highlight w:val="yellow"/>
               </w:rPr>
-            </w:pPr>
-            <w:r>
-              <w:rPr>
-                <w:sz w:val="18"/>
-                <w:szCs w:val="18"/>
-                <w:highlight w:val="yellow"/>
-              </w:rPr>
-              <w:t>SI</w:t>
-            </w:r>
-            <w:r>
-              <w:rPr>
-                <w:sz w:val="18"/>
-                <w:szCs w:val="18"/>
-                <w:highlight w:val="yellow"/>
-              </w:rPr>
-              <w:t xml:space="preserve"> </w:t>
-            </w:r>
-            <w:r>
-              <w:rPr>
-                <w:color w:val="FF0000"/>
-                <w:sz w:val="18"/>
-                <w:szCs w:val="18"/>
-              </w:rPr>
-              <w:t xml:space="preserve">(cabecera Lista de miembros debe decir el nombre del </w:t>
-            </w:r>
-            <w:proofErr w:type="spellStart"/>
-            <w:r>
-              <w:rPr>
-                <w:color w:val="FF0000"/>
-                <w:sz w:val="18"/>
-                <w:szCs w:val="18"/>
-              </w:rPr>
-              <w:t>dest</w:t>
-            </w:r>
-            <w:proofErr w:type="spellEnd"/>
-            <w:r>
-              <w:rPr>
-                <w:color w:val="FF0000"/>
-                <w:sz w:val="18"/>
-                <w:szCs w:val="18"/>
-              </w:rPr>
-              <w:t>.)</w:t>
+              <w:t>SI</w:t>
             </w:r>
           </w:p>
         </w:tc>
@@ -845,9 +2196,6 @@
           <w:p>
             <w:pPr>
               <w:jc w:val="center"/>
-              <w:rPr>
-                <w:highlight w:val="yellow"/>
-              </w:rPr>
             </w:pPr>
             <w:r>
               <w:rPr>
@@ -996,7 +2344,7 @@
                 <w:sz w:val="18"/>
                 <w:szCs w:val="18"/>
               </w:rPr>
-              <w:t>Ver adultos</w:t>
+              <w:t>Documentos: subir</w:t>
             </w:r>
           </w:p>
         </w:tc>
@@ -1014,9 +2362,31 @@
           <w:p>
             <w:pPr>
               <w:jc w:val="center"/>
-              <w:rPr>
+            </w:pPr>
+            <w:r>
+              <w:rPr>
+                <w:sz w:val="18"/>
+                <w:szCs w:val="18"/>
                 <w:highlight w:val="yellow"/>
               </w:rPr>
+              <w:t>SI</w:t>
+            </w:r>
+          </w:p>
+        </w:tc>
+        <w:tc>
+          <w:tcPr>
+            <w:tcW w:w="1120" w:type="dxa"/>
+            <w:shd w:val="clear" w:color="auto" w:fill="EEF3FA"/>
+            <w:tcMar>
+              <w:top w:w="40" w:type="dxa"/>
+              <w:left w:w="80" w:type="dxa"/>
+              <w:bottom w:w="40" w:type="dxa"/>
+              <w:right w:w="80" w:type="dxa"/>
+            </w:tcMar>
+          </w:tcPr>
+          <w:p>
+            <w:pPr>
+              <w:jc w:val="center"/>
             </w:pPr>
             <w:r>
               <w:rPr>
@@ -1030,34 +2400,6 @@
         </w:tc>
         <w:tc>
           <w:tcPr>
-            <w:tcW w:w="1120" w:type="dxa"/>
-            <w:shd w:val="clear" w:color="auto" w:fill="EEF3FA"/>
-            <w:tcMar>
-              <w:top w:w="40" w:type="dxa"/>
-              <w:left w:w="80" w:type="dxa"/>
-              <w:bottom w:w="40" w:type="dxa"/>
-              <w:right w:w="80" w:type="dxa"/>
-            </w:tcMar>
-          </w:tcPr>
-          <w:p>
-            <w:pPr>
-              <w:jc w:val="center"/>
-              <w:rPr>
-                <w:highlight w:val="yellow"/>
-              </w:rPr>
-            </w:pPr>
-            <w:r>
-              <w:rPr>
-                <w:sz w:val="18"/>
-                <w:szCs w:val="18"/>
-                <w:highlight w:val="yellow"/>
-              </w:rPr>
-              <w:t>SI</w:t>
-            </w:r>
-          </w:p>
-        </w:tc>
-        <w:tc>
-          <w:tcPr>
             <w:tcW w:w="900" w:type="dxa"/>
             <w:shd w:val="clear" w:color="auto" w:fill="EEF3FA"/>
             <w:tcMar>
@@ -1070,17 +2412,28 @@
           <w:p>
             <w:pPr>
               <w:jc w:val="center"/>
-              <w:rPr>
-                <w:highlight w:val="yellow"/>
-              </w:rPr>
-            </w:pPr>
-            <w:r>
-              <w:rPr>
-                <w:sz w:val="18"/>
-                <w:szCs w:val="18"/>
-                <w:highlight w:val="yellow"/>
-              </w:rPr>
-              <w:t>SI</w:t>
+            </w:pPr>
+            <w:r>
+              <w:rPr>
+                <w:sz w:val="18"/>
+                <w:szCs w:val="18"/>
+              </w:rPr>
+              <w:t>SI</w:t>
+            </w:r>
+            <w:r>
+              <w:rPr>
+                <w:sz w:val="18"/>
+                <w:szCs w:val="18"/>
+              </w:rPr>
+              <w:t xml:space="preserve"> </w:t>
+            </w:r>
+            <w:r>
+              <w:rPr>
+                <w:color w:val="FF0000"/>
+                <w:sz w:val="18"/>
+                <w:szCs w:val="18"/>
+              </w:rPr>
+              <w:t>(solicitando acceso)</w:t>
             </w:r>
           </w:p>
         </w:tc>
@@ -1200,32 +2553,29 @@
                 <w:sz w:val="18"/>
                 <w:szCs w:val="18"/>
               </w:rPr>
-              <w:t>Ver menores (ficha)</w:t>
+              <w:t>Documentos: eliminar</w:t>
             </w:r>
           </w:p>
         </w:tc>
         <w:tc>
           <w:tcPr>
             <w:tcW w:w="1120" w:type="dxa"/>
-            <w:tcMar>
-              <w:top w:w="40" w:type="dxa"/>
-              <w:left w:w="80" w:type="dxa"/>
-              <w:bottom w:w="40" w:type="dxa"/>
-              <w:right w:w="80" w:type="dxa"/>
-            </w:tcMar>
-          </w:tcPr>
-          <w:p>
-            <w:pPr>
-              <w:jc w:val="center"/>
-              <w:rPr>
-                <w:highlight w:val="yellow"/>
-              </w:rPr>
-            </w:pPr>
-            <w:r>
-              <w:rPr>
-                <w:sz w:val="18"/>
-                <w:szCs w:val="18"/>
-                <w:highlight w:val="yellow"/>
+            <w:shd w:val="clear" w:color="auto" w:fill="E7F4E4"/>
+            <w:tcMar>
+              <w:top w:w="40" w:type="dxa"/>
+              <w:left w:w="80" w:type="dxa"/>
+              <w:bottom w:w="40" w:type="dxa"/>
+              <w:right w:w="80" w:type="dxa"/>
+            </w:tcMar>
+          </w:tcPr>
+          <w:p>
+            <w:pPr>
+              <w:jc w:val="center"/>
+            </w:pPr>
+            <w:r>
+              <w:rPr>
+                <w:sz w:val="18"/>
+                <w:szCs w:val="18"/>
               </w:rPr>
               <w:t>SI</w:t>
             </w:r>
@@ -1234,60 +2584,7 @@
         <w:tc>
           <w:tcPr>
             <w:tcW w:w="1120" w:type="dxa"/>
-            <w:tcMar>
-              <w:top w:w="40" w:type="dxa"/>
-              <w:left w:w="80" w:type="dxa"/>
-              <w:bottom w:w="40" w:type="dxa"/>
-              <w:right w:w="80" w:type="dxa"/>
-            </w:tcMar>
-          </w:tcPr>
-          <w:p>
-            <w:pPr>
-              <w:jc w:val="center"/>
-              <w:rPr>
-                <w:highlight w:val="yellow"/>
-              </w:rPr>
-            </w:pPr>
-            <w:r>
-              <w:rPr>
-                <w:sz w:val="18"/>
-                <w:szCs w:val="18"/>
-                <w:highlight w:val="yellow"/>
-              </w:rPr>
-              <w:t>SI</w:t>
-            </w:r>
-          </w:p>
-        </w:tc>
-        <w:tc>
-          <w:tcPr>
-            <w:tcW w:w="900" w:type="dxa"/>
-            <w:tcMar>
-              <w:top w:w="40" w:type="dxa"/>
-              <w:left w:w="80" w:type="dxa"/>
-              <w:bottom w:w="40" w:type="dxa"/>
-              <w:right w:w="80" w:type="dxa"/>
-            </w:tcMar>
-          </w:tcPr>
-          <w:p>
-            <w:pPr>
-              <w:jc w:val="center"/>
-              <w:rPr>
-                <w:highlight w:val="yellow"/>
-              </w:rPr>
-            </w:pPr>
-            <w:r>
-              <w:rPr>
-                <w:sz w:val="18"/>
-                <w:szCs w:val="18"/>
-                <w:highlight w:val="yellow"/>
-              </w:rPr>
-              <w:t>SI</w:t>
-            </w:r>
-          </w:p>
-        </w:tc>
-        <w:tc>
-          <w:tcPr>
-            <w:tcW w:w="1120" w:type="dxa"/>
+            <w:shd w:val="clear" w:color="auto" w:fill="E7F4E4"/>
             <w:tcMar>
               <w:top w:w="40" w:type="dxa"/>
               <w:left w:w="80" w:type="dxa"/>
@@ -1328,53 +2625,103 @@
                 <w:sz w:val="18"/>
                 <w:szCs w:val="18"/>
               </w:rPr>
-              <w:t>SI*</w:t>
+              <w:t>SOLIC</w:t>
+            </w:r>
+          </w:p>
+        </w:tc>
+        <w:tc>
+          <w:tcPr>
+            <w:tcW w:w="1120" w:type="dxa"/>
+            <w:shd w:val="clear" w:color="auto" w:fill="FFF4D6"/>
+            <w:tcMar>
+              <w:top w:w="40" w:type="dxa"/>
+              <w:left w:w="80" w:type="dxa"/>
+              <w:bottom w:w="40" w:type="dxa"/>
+              <w:right w:w="80" w:type="dxa"/>
+            </w:tcMar>
+          </w:tcPr>
+          <w:p>
+            <w:pPr>
+              <w:jc w:val="center"/>
+            </w:pPr>
+            <w:r>
+              <w:rPr>
+                <w:sz w:val="18"/>
+                <w:szCs w:val="18"/>
+              </w:rPr>
+              <w:t>SOLIC</w:t>
+            </w:r>
+          </w:p>
+        </w:tc>
+        <w:tc>
+          <w:tcPr>
+            <w:tcW w:w="900" w:type="dxa"/>
+            <w:shd w:val="clear" w:color="auto" w:fill="FFF4D6"/>
+            <w:tcMar>
+              <w:top w:w="40" w:type="dxa"/>
+              <w:left w:w="80" w:type="dxa"/>
+              <w:bottom w:w="40" w:type="dxa"/>
+              <w:right w:w="80" w:type="dxa"/>
+            </w:tcMar>
+          </w:tcPr>
+          <w:p>
+            <w:pPr>
+              <w:jc w:val="center"/>
+            </w:pPr>
+            <w:r>
+              <w:rPr>
+                <w:sz w:val="18"/>
+                <w:szCs w:val="18"/>
+              </w:rPr>
+              <w:t>SOLIC</w:t>
             </w:r>
           </w:p>
         </w:tc>
         <w:tc>
           <w:tcPr>
             <w:tcW w:w="1000" w:type="dxa"/>
-            <w:tcMar>
-              <w:top w:w="40" w:type="dxa"/>
-              <w:left w:w="80" w:type="dxa"/>
-              <w:bottom w:w="40" w:type="dxa"/>
-              <w:right w:w="80" w:type="dxa"/>
-            </w:tcMar>
-          </w:tcPr>
-          <w:p>
-            <w:pPr>
-              <w:jc w:val="center"/>
-            </w:pPr>
-            <w:r>
-              <w:rPr>
-                <w:sz w:val="18"/>
-                <w:szCs w:val="18"/>
-              </w:rPr>
-              <w:t>SI</w:t>
+            <w:shd w:val="clear" w:color="auto" w:fill="FFF4D6"/>
+            <w:tcMar>
+              <w:top w:w="40" w:type="dxa"/>
+              <w:left w:w="80" w:type="dxa"/>
+              <w:bottom w:w="40" w:type="dxa"/>
+              <w:right w:w="80" w:type="dxa"/>
+            </w:tcMar>
+          </w:tcPr>
+          <w:p>
+            <w:pPr>
+              <w:jc w:val="center"/>
+            </w:pPr>
+            <w:r>
+              <w:rPr>
+                <w:sz w:val="18"/>
+                <w:szCs w:val="18"/>
+              </w:rPr>
+              <w:t>SOLIC</w:t>
             </w:r>
           </w:p>
         </w:tc>
         <w:tc>
           <w:tcPr>
             <w:tcW w:w="1000" w:type="dxa"/>
-            <w:tcMar>
-              <w:top w:w="40" w:type="dxa"/>
-              <w:left w:w="80" w:type="dxa"/>
-              <w:bottom w:w="40" w:type="dxa"/>
-              <w:right w:w="80" w:type="dxa"/>
-            </w:tcMar>
-          </w:tcPr>
-          <w:p>
-            <w:pPr>
-              <w:jc w:val="center"/>
-            </w:pPr>
-            <w:r>
-              <w:rPr>
-                <w:sz w:val="18"/>
-                <w:szCs w:val="18"/>
-              </w:rPr>
-              <w:t>SI</w:t>
+            <w:shd w:val="clear" w:color="auto" w:fill="FFF4D6"/>
+            <w:tcMar>
+              <w:top w:w="40" w:type="dxa"/>
+              <w:left w:w="80" w:type="dxa"/>
+              <w:bottom w:w="40" w:type="dxa"/>
+              <w:right w:w="80" w:type="dxa"/>
+            </w:tcMar>
+          </w:tcPr>
+          <w:p>
+            <w:pPr>
+              <w:jc w:val="center"/>
+            </w:pPr>
+            <w:r>
+              <w:rPr>
+                <w:sz w:val="18"/>
+                <w:szCs w:val="18"/>
+              </w:rPr>
+              <w:t>SOLIC</w:t>
             </w:r>
           </w:p>
         </w:tc>
@@ -1399,7 +2746,202 @@
                 <w:sz w:val="18"/>
                 <w:szCs w:val="18"/>
               </w:rPr>
-              <w:t>Ver datos sensibles (texto)</w:t>
+              <w:t>Asistencia (ver/crear/editar)</w:t>
+            </w:r>
+          </w:p>
+        </w:tc>
+        <w:tc>
+          <w:tcPr>
+            <w:tcW w:w="1120" w:type="dxa"/>
+            <w:shd w:val="clear" w:color="auto" w:fill="EEF3FA"/>
+            <w:tcMar>
+              <w:top w:w="40" w:type="dxa"/>
+              <w:left w:w="80" w:type="dxa"/>
+              <w:bottom w:w="40" w:type="dxa"/>
+              <w:right w:w="80" w:type="dxa"/>
+            </w:tcMar>
+          </w:tcPr>
+          <w:p>
+            <w:pPr>
+              <w:jc w:val="center"/>
+            </w:pPr>
+            <w:r>
+              <w:rPr>
+                <w:sz w:val="18"/>
+                <w:szCs w:val="18"/>
+                <w:highlight w:val="yellow"/>
+              </w:rPr>
+              <w:t>SI</w:t>
+            </w:r>
+          </w:p>
+        </w:tc>
+        <w:tc>
+          <w:tcPr>
+            <w:tcW w:w="1120" w:type="dxa"/>
+            <w:shd w:val="clear" w:color="auto" w:fill="EEF3FA"/>
+            <w:tcMar>
+              <w:top w:w="40" w:type="dxa"/>
+              <w:left w:w="80" w:type="dxa"/>
+              <w:bottom w:w="40" w:type="dxa"/>
+              <w:right w:w="80" w:type="dxa"/>
+            </w:tcMar>
+          </w:tcPr>
+          <w:p>
+            <w:pPr>
+              <w:jc w:val="center"/>
+            </w:pPr>
+            <w:r>
+              <w:rPr>
+                <w:sz w:val="18"/>
+                <w:szCs w:val="18"/>
+                <w:highlight w:val="yellow"/>
+              </w:rPr>
+              <w:t>SI</w:t>
+            </w:r>
+          </w:p>
+        </w:tc>
+        <w:tc>
+          <w:tcPr>
+            <w:tcW w:w="900" w:type="dxa"/>
+            <w:shd w:val="clear" w:color="auto" w:fill="EEF3FA"/>
+            <w:tcMar>
+              <w:top w:w="40" w:type="dxa"/>
+              <w:left w:w="80" w:type="dxa"/>
+              <w:bottom w:w="40" w:type="dxa"/>
+              <w:right w:w="80" w:type="dxa"/>
+            </w:tcMar>
+          </w:tcPr>
+          <w:p>
+            <w:pPr>
+              <w:jc w:val="center"/>
+            </w:pPr>
+            <w:r>
+              <w:rPr>
+                <w:sz w:val="18"/>
+                <w:szCs w:val="18"/>
+                <w:highlight w:val="yellow"/>
+              </w:rPr>
+              <w:t>SI</w:t>
+            </w:r>
+          </w:p>
+        </w:tc>
+        <w:tc>
+          <w:tcPr>
+            <w:tcW w:w="1120" w:type="dxa"/>
+            <w:shd w:val="clear" w:color="auto" w:fill="EEF3FA"/>
+            <w:tcMar>
+              <w:top w:w="40" w:type="dxa"/>
+              <w:left w:w="80" w:type="dxa"/>
+              <w:bottom w:w="40" w:type="dxa"/>
+              <w:right w:w="80" w:type="dxa"/>
+            </w:tcMar>
+          </w:tcPr>
+          <w:p>
+            <w:pPr>
+              <w:jc w:val="center"/>
+            </w:pPr>
+            <w:r>
+              <w:rPr>
+                <w:sz w:val="18"/>
+                <w:szCs w:val="18"/>
+              </w:rPr>
+              <w:t>SI</w:t>
+            </w:r>
+          </w:p>
+        </w:tc>
+        <w:tc>
+          <w:tcPr>
+            <w:tcW w:w="900" w:type="dxa"/>
+            <w:shd w:val="clear" w:color="auto" w:fill="EEF3FA"/>
+            <w:tcMar>
+              <w:top w:w="40" w:type="dxa"/>
+              <w:left w:w="80" w:type="dxa"/>
+              <w:bottom w:w="40" w:type="dxa"/>
+              <w:right w:w="80" w:type="dxa"/>
+            </w:tcMar>
+          </w:tcPr>
+          <w:p>
+            <w:pPr>
+              <w:jc w:val="center"/>
+            </w:pPr>
+            <w:r>
+              <w:rPr>
+                <w:sz w:val="18"/>
+                <w:szCs w:val="18"/>
+              </w:rPr>
+              <w:t>SI</w:t>
+            </w:r>
+          </w:p>
+        </w:tc>
+        <w:tc>
+          <w:tcPr>
+            <w:tcW w:w="1000" w:type="dxa"/>
+            <w:shd w:val="clear" w:color="auto" w:fill="EEF3FA"/>
+            <w:tcMar>
+              <w:top w:w="40" w:type="dxa"/>
+              <w:left w:w="80" w:type="dxa"/>
+              <w:bottom w:w="40" w:type="dxa"/>
+              <w:right w:w="80" w:type="dxa"/>
+            </w:tcMar>
+          </w:tcPr>
+          <w:p>
+            <w:pPr>
+              <w:jc w:val="center"/>
+            </w:pPr>
+            <w:r>
+              <w:rPr>
+                <w:sz w:val="18"/>
+                <w:szCs w:val="18"/>
+              </w:rPr>
+              <w:t>SI</w:t>
+            </w:r>
+          </w:p>
+        </w:tc>
+        <w:tc>
+          <w:tcPr>
+            <w:tcW w:w="1000" w:type="dxa"/>
+            <w:shd w:val="clear" w:color="auto" w:fill="EEF3FA"/>
+            <w:tcMar>
+              <w:top w:w="40" w:type="dxa"/>
+              <w:left w:w="80" w:type="dxa"/>
+              <w:bottom w:w="40" w:type="dxa"/>
+              <w:right w:w="80" w:type="dxa"/>
+            </w:tcMar>
+          </w:tcPr>
+          <w:p>
+            <w:pPr>
+              <w:jc w:val="center"/>
+            </w:pPr>
+            <w:r>
+              <w:rPr>
+                <w:sz w:val="18"/>
+                <w:szCs w:val="18"/>
+              </w:rPr>
+              <w:t>SI</w:t>
+            </w:r>
+          </w:p>
+        </w:tc>
+      </w:tr>
+      <w:tr>
+        <w:tc>
+          <w:tcPr>
+            <w:tcW w:w="2400" w:type="dxa"/>
+            <w:tcMar>
+              <w:top w:w="40" w:type="dxa"/>
+              <w:left w:w="80" w:type="dxa"/>
+              <w:bottom w:w="40" w:type="dxa"/>
+              <w:right w:w="80" w:type="dxa"/>
+            </w:tcMar>
+          </w:tcPr>
+          <w:p>
+            <w:r>
+              <w:rPr>
+                <w:b/>
+                <w:bCs/>
+                <w:sz w:val="18"/>
+                <w:szCs w:val="18"/>
+              </w:rPr>
+              <w:t>Dispensa Medica: ver/editar</w:t>
             </w:r>
           </w:p>
         </w:tc>
@@ -1424,7 +2966,7 @@
                 <w:szCs w:val="18"/>
                 <w:highlight w:val="yellow"/>
               </w:rPr>
-              <w:t>SI</w:t>
+              <w:t>COMPL</w:t>
             </w:r>
           </w:p>
         </w:tc>
@@ -1442,9 +2984,200 @@
           <w:p>
             <w:pPr>
               <w:jc w:val="center"/>
-              <w:rPr>
+            </w:pPr>
+            <w:r>
+              <w:rPr>
+                <w:sz w:val="18"/>
+                <w:szCs w:val="18"/>
+              </w:rPr>
+              <w:t>COMPL</w:t>
+            </w:r>
+          </w:p>
+        </w:tc>
+        <w:tc>
+          <w:tcPr>
+            <w:tcW w:w="900" w:type="dxa"/>
+            <w:shd w:val="clear" w:color="auto" w:fill="FFF4D6"/>
+            <w:tcMar>
+              <w:top w:w="40" w:type="dxa"/>
+              <w:left w:w="80" w:type="dxa"/>
+              <w:bottom w:w="40" w:type="dxa"/>
+              <w:right w:w="80" w:type="dxa"/>
+            </w:tcMar>
+          </w:tcPr>
+          <w:p>
+            <w:pPr>
+              <w:jc w:val="center"/>
+            </w:pPr>
+            <w:r>
+              <w:rPr>
+                <w:sz w:val="18"/>
+                <w:szCs w:val="18"/>
+              </w:rPr>
+              <w:t>APROB</w:t>
+            </w:r>
+          </w:p>
+        </w:tc>
+        <w:tc>
+          <w:tcPr>
+            <w:tcW w:w="1120" w:type="dxa"/>
+            <w:shd w:val="clear" w:color="auto" w:fill="FFF4D6"/>
+            <w:tcMar>
+              <w:top w:w="40" w:type="dxa"/>
+              <w:left w:w="80" w:type="dxa"/>
+              <w:bottom w:w="40" w:type="dxa"/>
+              <w:right w:w="80" w:type="dxa"/>
+            </w:tcMar>
+          </w:tcPr>
+          <w:p>
+            <w:pPr>
+              <w:jc w:val="center"/>
+            </w:pPr>
+            <w:r>
+              <w:rPr>
+                <w:sz w:val="18"/>
+                <w:szCs w:val="18"/>
+              </w:rPr>
+              <w:t>APROB</w:t>
+            </w:r>
+          </w:p>
+        </w:tc>
+        <w:tc>
+          <w:tcPr>
+            <w:tcW w:w="900" w:type="dxa"/>
+            <w:shd w:val="clear" w:color="auto" w:fill="FFF4D6"/>
+            <w:tcMar>
+              <w:top w:w="40" w:type="dxa"/>
+              <w:left w:w="80" w:type="dxa"/>
+              <w:bottom w:w="40" w:type="dxa"/>
+              <w:right w:w="80" w:type="dxa"/>
+            </w:tcMar>
+          </w:tcPr>
+          <w:p>
+            <w:pPr>
+              <w:jc w:val="center"/>
+            </w:pPr>
+            <w:r>
+              <w:rPr>
+                <w:sz w:val="18"/>
+                <w:szCs w:val="18"/>
+              </w:rPr>
+              <w:t>APROB</w:t>
+            </w:r>
+          </w:p>
+        </w:tc>
+        <w:tc>
+          <w:tcPr>
+            <w:tcW w:w="1000" w:type="dxa"/>
+            <w:shd w:val="clear" w:color="auto" w:fill="FFF4D6"/>
+            <w:tcMar>
+              <w:top w:w="40" w:type="dxa"/>
+              <w:left w:w="80" w:type="dxa"/>
+              <w:bottom w:w="40" w:type="dxa"/>
+              <w:right w:w="80" w:type="dxa"/>
+            </w:tcMar>
+          </w:tcPr>
+          <w:p>
+            <w:pPr>
+              <w:jc w:val="center"/>
+            </w:pPr>
+            <w:r>
+              <w:rPr>
+                <w:sz w:val="18"/>
+                <w:szCs w:val="18"/>
+              </w:rPr>
+              <w:t>APROB</w:t>
+            </w:r>
+          </w:p>
+        </w:tc>
+        <w:tc>
+          <w:tcPr>
+            <w:tcW w:w="1000" w:type="dxa"/>
+            <w:shd w:val="clear" w:color="auto" w:fill="FFF4D6"/>
+            <w:tcMar>
+              <w:top w:w="40" w:type="dxa"/>
+              <w:left w:w="80" w:type="dxa"/>
+              <w:bottom w:w="40" w:type="dxa"/>
+              <w:right w:w="80" w:type="dxa"/>
+            </w:tcMar>
+          </w:tcPr>
+          <w:p>
+            <w:pPr>
+              <w:jc w:val="center"/>
+            </w:pPr>
+            <w:r>
+              <w:rPr>
+                <w:sz w:val="18"/>
+                <w:szCs w:val="18"/>
+              </w:rPr>
+              <w:t>APROB</w:t>
+            </w:r>
+          </w:p>
+        </w:tc>
+      </w:tr>
+      <w:tr>
+        <w:tc>
+          <w:tcPr>
+            <w:tcW w:w="2400" w:type="dxa"/>
+            <w:shd w:val="clear" w:color="auto" w:fill="EEF3FA"/>
+            <w:tcMar>
+              <w:top w:w="40" w:type="dxa"/>
+              <w:left w:w="80" w:type="dxa"/>
+              <w:bottom w:w="40" w:type="dxa"/>
+              <w:right w:w="80" w:type="dxa"/>
+            </w:tcMar>
+          </w:tcPr>
+          <w:p>
+            <w:r>
+              <w:rPr>
+                <w:b/>
+                <w:bCs/>
+                <w:sz w:val="18"/>
+                <w:szCs w:val="18"/>
+              </w:rPr>
+              <w:t>Salud: subir documentos</w:t>
+            </w:r>
+          </w:p>
+        </w:tc>
+        <w:tc>
+          <w:tcPr>
+            <w:tcW w:w="1120" w:type="dxa"/>
+            <w:shd w:val="clear" w:color="auto" w:fill="EEF3FA"/>
+            <w:tcMar>
+              <w:top w:w="40" w:type="dxa"/>
+              <w:left w:w="80" w:type="dxa"/>
+              <w:bottom w:w="40" w:type="dxa"/>
+              <w:right w:w="80" w:type="dxa"/>
+            </w:tcMar>
+          </w:tcPr>
+          <w:p>
+            <w:pPr>
+              <w:jc w:val="center"/>
+            </w:pPr>
+            <w:r>
+              <w:rPr>
+                <w:sz w:val="18"/>
+                <w:szCs w:val="18"/>
                 <w:highlight w:val="yellow"/>
               </w:rPr>
+              <w:t>SI</w:t>
+            </w:r>
+          </w:p>
+        </w:tc>
+        <w:tc>
+          <w:tcPr>
+            <w:tcW w:w="1120" w:type="dxa"/>
+            <w:shd w:val="clear" w:color="auto" w:fill="EEF3FA"/>
+            <w:tcMar>
+              <w:top w:w="40" w:type="dxa"/>
+              <w:left w:w="80" w:type="dxa"/>
+              <w:bottom w:w="40" w:type="dxa"/>
+              <w:right w:w="80" w:type="dxa"/>
+            </w:tcMar>
+          </w:tcPr>
+          <w:p>
+            <w:pPr>
+              <w:jc w:val="center"/>
             </w:pPr>
             <w:r>
               <w:rPr>
@@ -1459,28 +3192,148 @@
         <w:tc>
           <w:tcPr>
             <w:tcW w:w="900" w:type="dxa"/>
-            <w:shd w:val="clear" w:color="auto" w:fill="FBE7E7"/>
-            <w:tcMar>
-              <w:top w:w="40" w:type="dxa"/>
-              <w:left w:w="80" w:type="dxa"/>
-              <w:bottom w:w="40" w:type="dxa"/>
-              <w:right w:w="80" w:type="dxa"/>
-            </w:tcMar>
-          </w:tcPr>
-          <w:p>
-            <w:pPr>
-              <w:jc w:val="center"/>
-              <w:rPr>
-                <w:color w:val="FF0000"/>
-              </w:rPr>
-            </w:pPr>
-            <w:r>
-              <w:rPr>
-                <w:sz w:val="18"/>
-                <w:szCs w:val="18"/>
+            <w:shd w:val="clear" w:color="auto" w:fill="EEF3FA"/>
+            <w:tcMar>
+              <w:top w:w="40" w:type="dxa"/>
+              <w:left w:w="80" w:type="dxa"/>
+              <w:bottom w:w="40" w:type="dxa"/>
+              <w:right w:w="80" w:type="dxa"/>
+            </w:tcMar>
+          </w:tcPr>
+          <w:p>
+            <w:pPr>
+              <w:jc w:val="center"/>
+              <w:rPr>
                 <w:highlight w:val="yellow"/>
               </w:rPr>
-              <w:t>SI</w:t>
+            </w:pPr>
+            <w:r>
+              <w:rPr>
+                <w:sz w:val="18"/>
+                <w:szCs w:val="18"/>
+                <w:highlight w:val="yellow"/>
+              </w:rPr>
+              <w:t>NO</w:t>
+            </w:r>
+          </w:p>
+        </w:tc>
+        <w:tc>
+          <w:tcPr>
+            <w:tcW w:w="1120" w:type="dxa"/>
+            <w:shd w:val="clear" w:color="auto" w:fill="EEF3FA"/>
+            <w:tcMar>
+              <w:top w:w="40" w:type="dxa"/>
+              <w:left w:w="80" w:type="dxa"/>
+              <w:bottom w:w="40" w:type="dxa"/>
+              <w:right w:w="80" w:type="dxa"/>
+            </w:tcMar>
+          </w:tcPr>
+          <w:p>
+            <w:pPr>
+              <w:jc w:val="center"/>
+            </w:pPr>
+            <w:r>
+              <w:rPr>
+                <w:sz w:val="18"/>
+                <w:szCs w:val="18"/>
+              </w:rPr>
+              <w:t>SI</w:t>
+            </w:r>
+          </w:p>
+        </w:tc>
+        <w:tc>
+          <w:tcPr>
+            <w:tcW w:w="900" w:type="dxa"/>
+            <w:shd w:val="clear" w:color="auto" w:fill="EEF3FA"/>
+            <w:tcMar>
+              <w:top w:w="40" w:type="dxa"/>
+              <w:left w:w="80" w:type="dxa"/>
+              <w:bottom w:w="40" w:type="dxa"/>
+              <w:right w:w="80" w:type="dxa"/>
+            </w:tcMar>
+          </w:tcPr>
+          <w:p>
+            <w:pPr>
+              <w:jc w:val="center"/>
+            </w:pPr>
+            <w:r>
+              <w:rPr>
+                <w:sz w:val="18"/>
+                <w:szCs w:val="18"/>
+              </w:rPr>
+              <w:t>SI</w:t>
+            </w:r>
+          </w:p>
+        </w:tc>
+        <w:tc>
+          <w:tcPr>
+            <w:tcW w:w="1000" w:type="dxa"/>
+            <w:shd w:val="clear" w:color="auto" w:fill="EEF3FA"/>
+            <w:tcMar>
+              <w:top w:w="40" w:type="dxa"/>
+              <w:left w:w="80" w:type="dxa"/>
+              <w:bottom w:w="40" w:type="dxa"/>
+              <w:right w:w="80" w:type="dxa"/>
+            </w:tcMar>
+          </w:tcPr>
+          <w:p>
+            <w:pPr>
+              <w:jc w:val="center"/>
+            </w:pPr>
+            <w:r>
+              <w:rPr>
+                <w:sz w:val="18"/>
+                <w:szCs w:val="18"/>
+              </w:rPr>
+              <w:t>SI</w:t>
+            </w:r>
+          </w:p>
+        </w:tc>
+        <w:tc>
+          <w:tcPr>
+            <w:tcW w:w="1000" w:type="dxa"/>
+            <w:shd w:val="clear" w:color="auto" w:fill="EEF3FA"/>
+            <w:tcMar>
+              <w:top w:w="40" w:type="dxa"/>
+              <w:left w:w="80" w:type="dxa"/>
+              <w:bottom w:w="40" w:type="dxa"/>
+              <w:right w:w="80" w:type="dxa"/>
+            </w:tcMar>
+          </w:tcPr>
+          <w:p>
+            <w:pPr>
+              <w:jc w:val="center"/>
+            </w:pPr>
+            <w:r>
+              <w:rPr>
+                <w:sz w:val="18"/>
+                <w:szCs w:val="18"/>
+              </w:rPr>
+              <w:t>SI</w:t>
+            </w:r>
+          </w:p>
+        </w:tc>
+      </w:tr>
+      <w:tr>
+        <w:tc>
+          <w:tcPr>
+            <w:tcW w:w="2400" w:type="dxa"/>
+            <w:tcMar>
+              <w:top w:w="40" w:type="dxa"/>
+              <w:left w:w="80" w:type="dxa"/>
+              <w:bottom w:w="40" w:type="dxa"/>
+              <w:right w:w="80" w:type="dxa"/>
+            </w:tcMar>
+          </w:tcPr>
+          <w:p>
+            <w:r>
+              <w:rPr>
+                <w:b/>
+                <w:bCs/>
+                <w:sz w:val="18"/>
+                <w:szCs w:val="18"/>
+              </w:rPr>
+              <w:t>Salud: eliminar documentos</w:t>
             </w:r>
           </w:p>
         </w:tc>
@@ -1510,73 +3363,140 @@
         </w:tc>
         <w:tc>
           <w:tcPr>
+            <w:tcW w:w="1120" w:type="dxa"/>
+            <w:shd w:val="clear" w:color="auto" w:fill="E7F4E4"/>
+            <w:tcMar>
+              <w:top w:w="40" w:type="dxa"/>
+              <w:left w:w="80" w:type="dxa"/>
+              <w:bottom w:w="40" w:type="dxa"/>
+              <w:right w:w="80" w:type="dxa"/>
+            </w:tcMar>
+          </w:tcPr>
+          <w:p>
+            <w:pPr>
+              <w:jc w:val="center"/>
+            </w:pPr>
+            <w:r>
+              <w:rPr>
+                <w:sz w:val="18"/>
+                <w:szCs w:val="18"/>
+              </w:rPr>
+              <w:t>SI</w:t>
+            </w:r>
+          </w:p>
+        </w:tc>
+        <w:tc>
+          <w:tcPr>
             <w:tcW w:w="900" w:type="dxa"/>
-            <w:shd w:val="clear" w:color="auto" w:fill="FBE7E7"/>
-            <w:tcMar>
-              <w:top w:w="40" w:type="dxa"/>
-              <w:left w:w="80" w:type="dxa"/>
-              <w:bottom w:w="40" w:type="dxa"/>
-              <w:right w:w="80" w:type="dxa"/>
-            </w:tcMar>
-          </w:tcPr>
-          <w:p>
-            <w:pPr>
-              <w:jc w:val="center"/>
-            </w:pPr>
-            <w:r>
-              <w:rPr>
-                <w:sz w:val="18"/>
-                <w:szCs w:val="18"/>
-              </w:rPr>
-              <w:t>ENMASC</w:t>
+            <w:tcMar>
+              <w:top w:w="40" w:type="dxa"/>
+              <w:left w:w="80" w:type="dxa"/>
+              <w:bottom w:w="40" w:type="dxa"/>
+              <w:right w:w="80" w:type="dxa"/>
+            </w:tcMar>
+          </w:tcPr>
+          <w:p>
+            <w:pPr>
+              <w:jc w:val="center"/>
+            </w:pPr>
+            <w:r>
+              <w:rPr>
+                <w:sz w:val="18"/>
+                <w:szCs w:val="18"/>
+              </w:rPr>
+              <w:t>NO</w:t>
+            </w:r>
+          </w:p>
+        </w:tc>
+        <w:tc>
+          <w:tcPr>
+            <w:tcW w:w="1120" w:type="dxa"/>
+            <w:tcMar>
+              <w:top w:w="40" w:type="dxa"/>
+              <w:left w:w="80" w:type="dxa"/>
+              <w:bottom w:w="40" w:type="dxa"/>
+              <w:right w:w="80" w:type="dxa"/>
+            </w:tcMar>
+          </w:tcPr>
+          <w:p>
+            <w:pPr>
+              <w:jc w:val="center"/>
+            </w:pPr>
+            <w:r>
+              <w:rPr>
+                <w:sz w:val="18"/>
+                <w:szCs w:val="18"/>
+              </w:rPr>
+              <w:t>NO</w:t>
+            </w:r>
+          </w:p>
+        </w:tc>
+        <w:tc>
+          <w:tcPr>
+            <w:tcW w:w="900" w:type="dxa"/>
+            <w:tcMar>
+              <w:top w:w="40" w:type="dxa"/>
+              <w:left w:w="80" w:type="dxa"/>
+              <w:bottom w:w="40" w:type="dxa"/>
+              <w:right w:w="80" w:type="dxa"/>
+            </w:tcMar>
+          </w:tcPr>
+          <w:p>
+            <w:pPr>
+              <w:jc w:val="center"/>
+            </w:pPr>
+            <w:r>
+              <w:rPr>
+                <w:sz w:val="18"/>
+                <w:szCs w:val="18"/>
+              </w:rPr>
+              <w:t>NO</w:t>
             </w:r>
           </w:p>
         </w:tc>
         <w:tc>
           <w:tcPr>
             <w:tcW w:w="1000" w:type="dxa"/>
-            <w:shd w:val="clear" w:color="auto" w:fill="FBE7E7"/>
-            <w:tcMar>
-              <w:top w:w="40" w:type="dxa"/>
-              <w:left w:w="80" w:type="dxa"/>
-              <w:bottom w:w="40" w:type="dxa"/>
-              <w:right w:w="80" w:type="dxa"/>
-            </w:tcMar>
-          </w:tcPr>
-          <w:p>
-            <w:pPr>
-              <w:jc w:val="center"/>
-            </w:pPr>
-            <w:r>
-              <w:rPr>
-                <w:sz w:val="18"/>
-                <w:szCs w:val="18"/>
-              </w:rPr>
-              <w:t>ENMASC</w:t>
+            <w:tcMar>
+              <w:top w:w="40" w:type="dxa"/>
+              <w:left w:w="80" w:type="dxa"/>
+              <w:bottom w:w="40" w:type="dxa"/>
+              <w:right w:w="80" w:type="dxa"/>
+            </w:tcMar>
+          </w:tcPr>
+          <w:p>
+            <w:pPr>
+              <w:jc w:val="center"/>
+            </w:pPr>
+            <w:r>
+              <w:rPr>
+                <w:sz w:val="18"/>
+                <w:szCs w:val="18"/>
+              </w:rPr>
+              <w:t>NO</w:t>
             </w:r>
           </w:p>
         </w:tc>
         <w:tc>
           <w:tcPr>
             <w:tcW w:w="1000" w:type="dxa"/>
-            <w:shd w:val="clear" w:color="auto" w:fill="FBE7E7"/>
-            <w:tcMar>
-              <w:top w:w="40" w:type="dxa"/>
-              <w:left w:w="80" w:type="dxa"/>
-              <w:bottom w:w="40" w:type="dxa"/>
-              <w:right w:w="80" w:type="dxa"/>
-            </w:tcMar>
-          </w:tcPr>
-          <w:p>
-            <w:pPr>
-              <w:jc w:val="center"/>
-            </w:pPr>
-            <w:r>
-              <w:rPr>
-                <w:sz w:val="18"/>
-                <w:szCs w:val="18"/>
-              </w:rPr>
-              <w:t>ENMASC</w:t>
+            <w:tcMar>
+              <w:top w:w="40" w:type="dxa"/>
+              <w:left w:w="80" w:type="dxa"/>
+              <w:bottom w:w="40" w:type="dxa"/>
+              <w:right w:w="80" w:type="dxa"/>
+            </w:tcMar>
+          </w:tcPr>
+          <w:p>
+            <w:pPr>
+              <w:jc w:val="center"/>
+            </w:pPr>
+            <w:r>
+              <w:rPr>
+                <w:sz w:val="18"/>
+                <w:szCs w:val="18"/>
+              </w:rPr>
+              <w:t>NO</w:t>
             </w:r>
           </w:p>
         </w:tc>
@@ -1585,6 +3505,7 @@
         <w:tc>
           <w:tcPr>
             <w:tcW w:w="2400" w:type="dxa"/>
+            <w:shd w:val="clear" w:color="auto" w:fill="EEF3FA"/>
             <w:tcMar>
               <w:top w:w="40" w:type="dxa"/>
               <w:left w:w="80" w:type="dxa"/>
@@ -1600,32 +3521,38 @@
                 <w:sz w:val="18"/>
                 <w:szCs w:val="18"/>
               </w:rPr>
-              <w:t>Crear miembros</w:t>
+              <w:t xml:space="preserve">Salud: autorizar </w:t>
+            </w:r>
+            <w:r>
+              <w:rPr>
+                <w:b/>
+                <w:bCs/>
+                <w:sz w:val="18"/>
+                <w:szCs w:val="18"/>
+              </w:rPr>
+              <w:t>accesos menores</w:t>
             </w:r>
           </w:p>
         </w:tc>
         <w:tc>
           <w:tcPr>
             <w:tcW w:w="1120" w:type="dxa"/>
-            <w:tcMar>
-              <w:top w:w="40" w:type="dxa"/>
-              <w:left w:w="80" w:type="dxa"/>
-              <w:bottom w:w="40" w:type="dxa"/>
-              <w:right w:w="80" w:type="dxa"/>
-            </w:tcMar>
-          </w:tcPr>
-          <w:p>
-            <w:pPr>
-              <w:jc w:val="center"/>
-              <w:rPr>
-                <w:highlight w:val="yellow"/>
-              </w:rPr>
-            </w:pPr>
-            <w:r>
-              <w:rPr>
-                <w:sz w:val="18"/>
-                <w:szCs w:val="18"/>
-                <w:highlight w:val="yellow"/>
+            <w:shd w:val="clear" w:color="auto" w:fill="E7F4E4"/>
+            <w:tcMar>
+              <w:top w:w="40" w:type="dxa"/>
+              <w:left w:w="80" w:type="dxa"/>
+              <w:bottom w:w="40" w:type="dxa"/>
+              <w:right w:w="80" w:type="dxa"/>
+            </w:tcMar>
+          </w:tcPr>
+          <w:p>
+            <w:pPr>
+              <w:jc w:val="center"/>
+            </w:pPr>
+            <w:r>
+              <w:rPr>
+                <w:sz w:val="18"/>
+                <w:szCs w:val="18"/>
               </w:rPr>
               <w:t>SI</w:t>
             </w:r>
@@ -1634,25 +3561,22 @@
         <w:tc>
           <w:tcPr>
             <w:tcW w:w="1120" w:type="dxa"/>
-            <w:tcMar>
-              <w:top w:w="40" w:type="dxa"/>
-              <w:left w:w="80" w:type="dxa"/>
-              <w:bottom w:w="40" w:type="dxa"/>
-              <w:right w:w="80" w:type="dxa"/>
-            </w:tcMar>
-          </w:tcPr>
-          <w:p>
-            <w:pPr>
-              <w:jc w:val="center"/>
-              <w:rPr>
-                <w:highlight w:val="yellow"/>
-              </w:rPr>
-            </w:pPr>
-            <w:r>
-              <w:rPr>
-                <w:sz w:val="18"/>
-                <w:szCs w:val="18"/>
-                <w:highlight w:val="yellow"/>
+            <w:shd w:val="clear" w:color="auto" w:fill="E7F4E4"/>
+            <w:tcMar>
+              <w:top w:w="40" w:type="dxa"/>
+              <w:left w:w="80" w:type="dxa"/>
+              <w:bottom w:w="40" w:type="dxa"/>
+              <w:right w:w="80" w:type="dxa"/>
+            </w:tcMar>
+          </w:tcPr>
+          <w:p>
+            <w:pPr>
+              <w:jc w:val="center"/>
+            </w:pPr>
+            <w:r>
+              <w:rPr>
+                <w:sz w:val="18"/>
+                <w:szCs w:val="18"/>
               </w:rPr>
               <w:t>SI</w:t>
             </w:r>
@@ -1661,31 +3585,31 @@
         <w:tc>
           <w:tcPr>
             <w:tcW w:w="900" w:type="dxa"/>
-            <w:tcMar>
-              <w:top w:w="40" w:type="dxa"/>
-              <w:left w:w="80" w:type="dxa"/>
-              <w:bottom w:w="40" w:type="dxa"/>
-              <w:right w:w="80" w:type="dxa"/>
-            </w:tcMar>
-          </w:tcPr>
-          <w:p>
-            <w:pPr>
-              <w:jc w:val="center"/>
-            </w:pPr>
-            <w:r>
-              <w:rPr>
-                <w:sz w:val="18"/>
-                <w:szCs w:val="18"/>
-                <w:highlight w:val="yellow"/>
-              </w:rPr>
-              <w:t>SI</w:t>
+            <w:shd w:val="clear" w:color="auto" w:fill="EEF3FA"/>
+            <w:tcMar>
+              <w:top w:w="40" w:type="dxa"/>
+              <w:left w:w="80" w:type="dxa"/>
+              <w:bottom w:w="40" w:type="dxa"/>
+              <w:right w:w="80" w:type="dxa"/>
+            </w:tcMar>
+          </w:tcPr>
+          <w:p>
+            <w:pPr>
+              <w:jc w:val="center"/>
+            </w:pPr>
+            <w:r>
+              <w:rPr>
+                <w:sz w:val="18"/>
+                <w:szCs w:val="18"/>
+              </w:rPr>
+              <w:t>NO</w:t>
             </w:r>
           </w:p>
         </w:tc>
         <w:tc>
           <w:tcPr>
             <w:tcW w:w="1120" w:type="dxa"/>
-            <w:shd w:val="clear" w:color="auto" w:fill="FBE7E7"/>
+            <w:shd w:val="clear" w:color="auto" w:fill="EEF3FA"/>
             <w:tcMar>
               <w:top w:w="40" w:type="dxa"/>
               <w:left w:w="80" w:type="dxa"/>
@@ -1709,69 +3633,72 @@
         <w:tc>
           <w:tcPr>
             <w:tcW w:w="900" w:type="dxa"/>
-            <w:tcMar>
-              <w:top w:w="40" w:type="dxa"/>
-              <w:left w:w="80" w:type="dxa"/>
-              <w:bottom w:w="40" w:type="dxa"/>
-              <w:right w:w="80" w:type="dxa"/>
-            </w:tcMar>
-          </w:tcPr>
-          <w:p>
-            <w:pPr>
-              <w:jc w:val="center"/>
-            </w:pPr>
-            <w:r>
-              <w:rPr>
-                <w:sz w:val="18"/>
-                <w:szCs w:val="18"/>
-              </w:rPr>
-              <w:t>SI</w:t>
+            <w:shd w:val="clear" w:color="auto" w:fill="EEF3FA"/>
+            <w:tcMar>
+              <w:top w:w="40" w:type="dxa"/>
+              <w:left w:w="80" w:type="dxa"/>
+              <w:bottom w:w="40" w:type="dxa"/>
+              <w:right w:w="80" w:type="dxa"/>
+            </w:tcMar>
+          </w:tcPr>
+          <w:p>
+            <w:pPr>
+              <w:jc w:val="center"/>
+            </w:pPr>
+            <w:r>
+              <w:rPr>
+                <w:sz w:val="18"/>
+                <w:szCs w:val="18"/>
+              </w:rPr>
+              <w:t>NO</w:t>
             </w:r>
           </w:p>
         </w:tc>
         <w:tc>
           <w:tcPr>
             <w:tcW w:w="1000" w:type="dxa"/>
-            <w:tcMar>
-              <w:top w:w="40" w:type="dxa"/>
-              <w:left w:w="80" w:type="dxa"/>
-              <w:bottom w:w="40" w:type="dxa"/>
-              <w:right w:w="80" w:type="dxa"/>
-            </w:tcMar>
-          </w:tcPr>
-          <w:p>
-            <w:pPr>
-              <w:jc w:val="center"/>
-            </w:pPr>
-            <w:r>
-              <w:rPr>
-                <w:sz w:val="18"/>
-                <w:szCs w:val="18"/>
-              </w:rPr>
-              <w:t>SI</w:t>
+            <w:shd w:val="clear" w:color="auto" w:fill="EEF3FA"/>
+            <w:tcMar>
+              <w:top w:w="40" w:type="dxa"/>
+              <w:left w:w="80" w:type="dxa"/>
+              <w:bottom w:w="40" w:type="dxa"/>
+              <w:right w:w="80" w:type="dxa"/>
+            </w:tcMar>
+          </w:tcPr>
+          <w:p>
+            <w:pPr>
+              <w:jc w:val="center"/>
+            </w:pPr>
+            <w:r>
+              <w:rPr>
+                <w:sz w:val="18"/>
+                <w:szCs w:val="18"/>
+              </w:rPr>
+              <w:t>NO</w:t>
             </w:r>
           </w:p>
         </w:tc>
         <w:tc>
           <w:tcPr>
             <w:tcW w:w="1000" w:type="dxa"/>
-            <w:tcMar>
-              <w:top w:w="40" w:type="dxa"/>
-              <w:left w:w="80" w:type="dxa"/>
-              <w:bottom w:w="40" w:type="dxa"/>
-              <w:right w:w="80" w:type="dxa"/>
-            </w:tcMar>
-          </w:tcPr>
-          <w:p>
-            <w:pPr>
-              <w:jc w:val="center"/>
-            </w:pPr>
-            <w:r>
-              <w:rPr>
-                <w:sz w:val="18"/>
-                <w:szCs w:val="18"/>
-              </w:rPr>
-              <w:t>SI</w:t>
+            <w:shd w:val="clear" w:color="auto" w:fill="EEF3FA"/>
+            <w:tcMar>
+              <w:top w:w="40" w:type="dxa"/>
+              <w:left w:w="80" w:type="dxa"/>
+              <w:bottom w:w="40" w:type="dxa"/>
+              <w:right w:w="80" w:type="dxa"/>
+            </w:tcMar>
+          </w:tcPr>
+          <w:p>
+            <w:pPr>
+              <w:jc w:val="center"/>
+            </w:pPr>
+            <w:r>
+              <w:rPr>
+                <w:sz w:val="18"/>
+                <w:szCs w:val="18"/>
+              </w:rPr>
+              <w:t>NO</w:t>
             </w:r>
           </w:p>
         </w:tc>
@@ -1780,7 +3707,6 @@
         <w:tc>
           <w:tcPr>
             <w:tcW w:w="2400" w:type="dxa"/>
-            <w:shd w:val="clear" w:color="auto" w:fill="EEF3FA"/>
             <w:tcMar>
               <w:top w:w="40" w:type="dxa"/>
               <w:left w:w="80" w:type="dxa"/>
@@ -1796,27 +3722,47 @@
                 <w:sz w:val="18"/>
                 <w:szCs w:val="18"/>
               </w:rPr>
-              <w:t>Editar miembros</w:t>
+              <w:t>Sistema de Ascenso: ver/editar</w:t>
             </w:r>
           </w:p>
         </w:tc>
         <w:tc>
           <w:tcPr>
             <w:tcW w:w="1120" w:type="dxa"/>
-            <w:shd w:val="clear" w:color="auto" w:fill="E7F4E4"/>
-            <w:tcMar>
-              <w:top w:w="40" w:type="dxa"/>
-              <w:left w:w="80" w:type="dxa"/>
-              <w:bottom w:w="40" w:type="dxa"/>
-              <w:right w:w="80" w:type="dxa"/>
-            </w:tcMar>
-          </w:tcPr>
-          <w:p>
-            <w:pPr>
-              <w:jc w:val="center"/>
-              <w:rPr>
+            <w:tcMar>
+              <w:top w:w="40" w:type="dxa"/>
+              <w:left w:w="80" w:type="dxa"/>
+              <w:bottom w:w="40" w:type="dxa"/>
+              <w:right w:w="80" w:type="dxa"/>
+            </w:tcMar>
+          </w:tcPr>
+          <w:p>
+            <w:pPr>
+              <w:jc w:val="center"/>
+            </w:pPr>
+            <w:r>
+              <w:rPr>
+                <w:sz w:val="18"/>
+                <w:szCs w:val="18"/>
                 <w:highlight w:val="yellow"/>
               </w:rPr>
+              <w:t>SI</w:t>
+            </w:r>
+          </w:p>
+        </w:tc>
+        <w:tc>
+          <w:tcPr>
+            <w:tcW w:w="1120" w:type="dxa"/>
+            <w:tcMar>
+              <w:top w:w="40" w:type="dxa"/>
+              <w:left w:w="80" w:type="dxa"/>
+              <w:bottom w:w="40" w:type="dxa"/>
+              <w:right w:w="80" w:type="dxa"/>
+            </w:tcMar>
+          </w:tcPr>
+          <w:p>
+            <w:pPr>
+              <w:jc w:val="center"/>
             </w:pPr>
             <w:r>
               <w:rPr>
@@ -1830,2255 +3776,60 @@
         </w:tc>
         <w:tc>
           <w:tcPr>
+            <w:tcW w:w="900" w:type="dxa"/>
+            <w:tcMar>
+              <w:top w:w="40" w:type="dxa"/>
+              <w:left w:w="80" w:type="dxa"/>
+              <w:bottom w:w="40" w:type="dxa"/>
+              <w:right w:w="80" w:type="dxa"/>
+            </w:tcMar>
+          </w:tcPr>
+          <w:p>
+            <w:pPr>
+              <w:jc w:val="center"/>
+              <w:rPr>
+                <w:lang w:val="es-ES"/>
+              </w:rPr>
+            </w:pPr>
+            <w:r>
+              <w:rPr>
+                <w:sz w:val="18"/>
+                <w:szCs w:val="18"/>
+                <w:highlight w:val="yellow"/>
+              </w:rPr>
+              <w:t>SI</w:t>
+            </w:r>
+            <w:r>
+              <w:rPr>
+                <w:sz w:val="18"/>
+                <w:szCs w:val="18"/>
+                <w:highlight w:val="yellow"/>
+              </w:rPr>
+              <w:t xml:space="preserve"> (solo ver)</w:t>
+            </w:r>
+          </w:p>
+        </w:tc>
+        <w:tc>
+          <w:tcPr>
             <w:tcW w:w="1120" w:type="dxa"/>
-            <w:shd w:val="clear" w:color="auto" w:fill="E7F4E4"/>
-            <w:tcMar>
-              <w:top w:w="40" w:type="dxa"/>
-              <w:left w:w="80" w:type="dxa"/>
-              <w:bottom w:w="40" w:type="dxa"/>
-              <w:right w:w="80" w:type="dxa"/>
-            </w:tcMar>
-          </w:tcPr>
-          <w:p>
-            <w:pPr>
-              <w:jc w:val="center"/>
-              <w:rPr>
+            <w:tcMar>
+              <w:top w:w="40" w:type="dxa"/>
+              <w:left w:w="80" w:type="dxa"/>
+              <w:bottom w:w="40" w:type="dxa"/>
+              <w:right w:w="80" w:type="dxa"/>
+            </w:tcMar>
+          </w:tcPr>
+          <w:p>
+            <w:pPr>
+              <w:jc w:val="center"/>
+            </w:pPr>
+            <w:r>
+              <w:rPr>
+                <w:sz w:val="18"/>
+                <w:szCs w:val="18"/>
                 <w:highlight w:val="yellow"/>
               </w:rPr>
-            </w:pPr>
-            <w:r>
-              <w:rPr>
-                <w:sz w:val="18"/>
-                <w:szCs w:val="18"/>
-                <w:highlight w:val="yellow"/>
-              </w:rPr>
-              <w:t>SI</w:t>
-            </w:r>
-          </w:p>
-        </w:tc>
-        <w:tc>
-          <w:tcPr>
-            <w:tcW w:w="900" w:type="dxa"/>
-            <w:shd w:val="clear" w:color="auto" w:fill="FFF4D6"/>
-            <w:tcMar>
-              <w:top w:w="40" w:type="dxa"/>
-              <w:left w:w="80" w:type="dxa"/>
-              <w:bottom w:w="40" w:type="dxa"/>
-              <w:right w:w="80" w:type="dxa"/>
-            </w:tcMar>
-          </w:tcPr>
-          <w:p>
-            <w:pPr>
-              <w:jc w:val="center"/>
-            </w:pPr>
-            <w:r>
-              <w:rPr>
-                <w:sz w:val="18"/>
-                <w:szCs w:val="18"/>
-              </w:rPr>
-              <w:t>APROB</w:t>
-            </w:r>
-          </w:p>
-        </w:tc>
-        <w:tc>
-          <w:tcPr>
-            <w:tcW w:w="1120" w:type="dxa"/>
-            <w:shd w:val="clear" w:color="auto" w:fill="FFF4D6"/>
-            <w:tcMar>
-              <w:top w:w="40" w:type="dxa"/>
-              <w:left w:w="80" w:type="dxa"/>
-              <w:bottom w:w="40" w:type="dxa"/>
-              <w:right w:w="80" w:type="dxa"/>
-            </w:tcMar>
-          </w:tcPr>
-          <w:p>
-            <w:pPr>
-              <w:jc w:val="center"/>
-            </w:pPr>
-            <w:r>
-              <w:rPr>
-                <w:sz w:val="18"/>
-                <w:szCs w:val="18"/>
-              </w:rPr>
-              <w:t>APROB</w:t>
-            </w:r>
-          </w:p>
-        </w:tc>
-        <w:tc>
-          <w:tcPr>
-            <w:tcW w:w="900" w:type="dxa"/>
-            <w:shd w:val="clear" w:color="auto" w:fill="FFF4D6"/>
-            <w:tcMar>
-              <w:top w:w="40" w:type="dxa"/>
-              <w:left w:w="80" w:type="dxa"/>
-              <w:bottom w:w="40" w:type="dxa"/>
-              <w:right w:w="80" w:type="dxa"/>
-            </w:tcMar>
-          </w:tcPr>
-          <w:p>
-            <w:pPr>
-              <w:jc w:val="center"/>
-            </w:pPr>
-            <w:r>
-              <w:rPr>
-                <w:sz w:val="18"/>
-                <w:szCs w:val="18"/>
-              </w:rPr>
-              <w:t>APROB</w:t>
-            </w:r>
-          </w:p>
-        </w:tc>
-        <w:tc>
-          <w:tcPr>
-            <w:tcW w:w="1000" w:type="dxa"/>
-            <w:shd w:val="clear" w:color="auto" w:fill="FFF4D6"/>
-            <w:tcMar>
-              <w:top w:w="40" w:type="dxa"/>
-              <w:left w:w="80" w:type="dxa"/>
-              <w:bottom w:w="40" w:type="dxa"/>
-              <w:right w:w="80" w:type="dxa"/>
-            </w:tcMar>
-          </w:tcPr>
-          <w:p>
-            <w:pPr>
-              <w:jc w:val="center"/>
-            </w:pPr>
-            <w:r>
-              <w:rPr>
-                <w:sz w:val="18"/>
-                <w:szCs w:val="18"/>
-              </w:rPr>
-              <w:t>APROB</w:t>
-            </w:r>
-          </w:p>
-        </w:tc>
-        <w:tc>
-          <w:tcPr>
-            <w:tcW w:w="1000" w:type="dxa"/>
-            <w:shd w:val="clear" w:color="auto" w:fill="FFF4D6"/>
-            <w:tcMar>
-              <w:top w:w="40" w:type="dxa"/>
-              <w:left w:w="80" w:type="dxa"/>
-              <w:bottom w:w="40" w:type="dxa"/>
-              <w:right w:w="80" w:type="dxa"/>
-            </w:tcMar>
-          </w:tcPr>
-          <w:p>
-            <w:pPr>
-              <w:jc w:val="center"/>
-            </w:pPr>
-            <w:r>
-              <w:rPr>
-                <w:sz w:val="18"/>
-                <w:szCs w:val="18"/>
-              </w:rPr>
-              <w:t>APROB</w:t>
-            </w:r>
-          </w:p>
-        </w:tc>
-      </w:tr>
-      <w:tr>
-        <w:tc>
-          <w:tcPr>
-            <w:tcW w:w="2400" w:type="dxa"/>
-            <w:tcMar>
-              <w:top w:w="40" w:type="dxa"/>
-              <w:left w:w="80" w:type="dxa"/>
-              <w:bottom w:w="40" w:type="dxa"/>
-              <w:right w:w="80" w:type="dxa"/>
-            </w:tcMar>
-          </w:tcPr>
-          <w:p>
-            <w:r>
-              <w:rPr>
-                <w:b/>
-                <w:bCs/>
-                <w:sz w:val="18"/>
-                <w:szCs w:val="18"/>
-              </w:rPr>
-              <w:t>Eliminar miembros</w:t>
-            </w:r>
-          </w:p>
-        </w:tc>
-        <w:tc>
-          <w:tcPr>
-            <w:tcW w:w="1120" w:type="dxa"/>
-            <w:tcMar>
-              <w:top w:w="40" w:type="dxa"/>
-              <w:left w:w="80" w:type="dxa"/>
-              <w:bottom w:w="40" w:type="dxa"/>
-              <w:right w:w="80" w:type="dxa"/>
-            </w:tcMar>
-          </w:tcPr>
-          <w:p>
-            <w:pPr>
-              <w:jc w:val="center"/>
-              <w:rPr>
-                <w:sz w:val="18"/>
-                <w:szCs w:val="18"/>
-              </w:rPr>
-            </w:pPr>
-            <w:r>
-              <w:rPr>
-                <w:sz w:val="18"/>
-                <w:szCs w:val="18"/>
-                <w:highlight w:val="yellow"/>
-              </w:rPr>
-              <w:t>NO</w:t>
-            </w:r>
-          </w:p>
-        </w:tc>
-        <w:tc>
-          <w:tcPr>
-            <w:tcW w:w="1120" w:type="dxa"/>
-            <w:tcMar>
-              <w:top w:w="40" w:type="dxa"/>
-              <w:left w:w="80" w:type="dxa"/>
-              <w:bottom w:w="40" w:type="dxa"/>
-              <w:right w:w="80" w:type="dxa"/>
-            </w:tcMar>
-          </w:tcPr>
-          <w:p>
-            <w:pPr>
-              <w:jc w:val="center"/>
-              <w:rPr>
-                <w:sz w:val="18"/>
-                <w:szCs w:val="18"/>
-              </w:rPr>
-            </w:pPr>
-            <w:r>
-              <w:rPr>
-                <w:sz w:val="18"/>
-                <w:szCs w:val="18"/>
-                <w:highlight w:val="yellow"/>
-              </w:rPr>
-              <w:t>NO</w:t>
-            </w:r>
-          </w:p>
-        </w:tc>
-        <w:tc>
-          <w:tcPr>
-            <w:tcW w:w="900" w:type="dxa"/>
-            <w:tcMar>
-              <w:top w:w="40" w:type="dxa"/>
-              <w:left w:w="80" w:type="dxa"/>
-              <w:bottom w:w="40" w:type="dxa"/>
-              <w:right w:w="80" w:type="dxa"/>
-            </w:tcMar>
-          </w:tcPr>
-          <w:p>
-            <w:pPr>
-              <w:jc w:val="center"/>
-              <w:rPr>
-                <w:sz w:val="18"/>
-                <w:szCs w:val="18"/>
-              </w:rPr>
-            </w:pPr>
-            <w:r>
-              <w:rPr>
-                <w:sz w:val="18"/>
-                <w:szCs w:val="18"/>
-                <w:highlight w:val="yellow"/>
-              </w:rPr>
-              <w:t>NO</w:t>
-            </w:r>
-          </w:p>
-        </w:tc>
-        <w:tc>
-          <w:tcPr>
-            <w:tcW w:w="1120" w:type="dxa"/>
-            <w:tcMar>
-              <w:top w:w="40" w:type="dxa"/>
-              <w:left w:w="80" w:type="dxa"/>
-              <w:bottom w:w="40" w:type="dxa"/>
-              <w:right w:w="80" w:type="dxa"/>
-            </w:tcMar>
-          </w:tcPr>
-          <w:p>
-            <w:pPr>
-              <w:jc w:val="center"/>
-              <w:rPr>
-                <w:sz w:val="18"/>
-                <w:szCs w:val="18"/>
-              </w:rPr>
-            </w:pPr>
-            <w:r>
-              <w:rPr>
-                <w:sz w:val="18"/>
-                <w:szCs w:val="18"/>
-              </w:rPr>
-              <w:t>NO</w:t>
-            </w:r>
-          </w:p>
-        </w:tc>
-        <w:tc>
-          <w:tcPr>
-            <w:tcW w:w="900" w:type="dxa"/>
-            <w:tcMar>
-              <w:top w:w="40" w:type="dxa"/>
-              <w:left w:w="80" w:type="dxa"/>
-              <w:bottom w:w="40" w:type="dxa"/>
-              <w:right w:w="80" w:type="dxa"/>
-            </w:tcMar>
-          </w:tcPr>
-          <w:p>
-            <w:pPr>
-              <w:jc w:val="center"/>
-              <w:rPr>
-                <w:sz w:val="18"/>
-                <w:szCs w:val="18"/>
-              </w:rPr>
-            </w:pPr>
-            <w:r>
-              <w:rPr>
-                <w:sz w:val="18"/>
-                <w:szCs w:val="18"/>
-              </w:rPr>
-              <w:t>NO</w:t>
-            </w:r>
-          </w:p>
-        </w:tc>
-        <w:tc>
-          <w:tcPr>
-            <w:tcW w:w="1000" w:type="dxa"/>
-            <w:tcMar>
-              <w:top w:w="40" w:type="dxa"/>
-              <w:left w:w="80" w:type="dxa"/>
-              <w:bottom w:w="40" w:type="dxa"/>
-              <w:right w:w="80" w:type="dxa"/>
-            </w:tcMar>
-          </w:tcPr>
-          <w:p>
-            <w:pPr>
-              <w:jc w:val="center"/>
-              <w:rPr>
-                <w:sz w:val="18"/>
-                <w:szCs w:val="18"/>
-              </w:rPr>
-            </w:pPr>
-            <w:r>
-              <w:rPr>
-                <w:sz w:val="18"/>
-                <w:szCs w:val="18"/>
-              </w:rPr>
-              <w:t>NO</w:t>
-            </w:r>
-          </w:p>
-        </w:tc>
-        <w:tc>
-          <w:tcPr>
-            <w:tcW w:w="1000" w:type="dxa"/>
-            <w:tcMar>
-              <w:top w:w="40" w:type="dxa"/>
-              <w:left w:w="80" w:type="dxa"/>
-              <w:bottom w:w="40" w:type="dxa"/>
-              <w:right w:w="80" w:type="dxa"/>
-            </w:tcMar>
-          </w:tcPr>
-          <w:p>
-            <w:pPr>
-              <w:jc w:val="center"/>
-              <w:rPr>
-                <w:sz w:val="18"/>
-                <w:szCs w:val="18"/>
-              </w:rPr>
-            </w:pPr>
-            <w:r>
-              <w:rPr>
-                <w:sz w:val="18"/>
-                <w:szCs w:val="18"/>
-              </w:rPr>
-              <w:t>NO</w:t>
-            </w:r>
-          </w:p>
-        </w:tc>
-      </w:tr>
-      <w:tr>
-        <w:tc>
-          <w:tcPr>
-            <w:tcW w:w="2400" w:type="dxa"/>
-            <w:shd w:val="clear" w:color="auto" w:fill="EEF3FA"/>
-            <w:tcMar>
-              <w:top w:w="40" w:type="dxa"/>
-              <w:left w:w="80" w:type="dxa"/>
-              <w:bottom w:w="40" w:type="dxa"/>
-              <w:right w:w="80" w:type="dxa"/>
-            </w:tcMar>
-          </w:tcPr>
-          <w:p>
-            <w:r>
-              <w:rPr>
-                <w:b/>
-                <w:bCs/>
-                <w:sz w:val="18"/>
-                <w:szCs w:val="18"/>
-              </w:rPr>
-              <w:t>Aprobar cambios de otros</w:t>
-            </w:r>
-          </w:p>
-        </w:tc>
-        <w:tc>
-          <w:tcPr>
-            <w:tcW w:w="1120" w:type="dxa"/>
-            <w:shd w:val="clear" w:color="auto" w:fill="E7F4E4"/>
-            <w:tcMar>
-              <w:top w:w="40" w:type="dxa"/>
-              <w:left w:w="80" w:type="dxa"/>
-              <w:bottom w:w="40" w:type="dxa"/>
-              <w:right w:w="80" w:type="dxa"/>
-            </w:tcMar>
-          </w:tcPr>
-          <w:p>
-            <w:pPr>
-              <w:jc w:val="center"/>
-            </w:pPr>
-            <w:r>
-              <w:rPr>
-                <w:sz w:val="18"/>
-                <w:szCs w:val="18"/>
-              </w:rPr>
-              <w:t>SI</w:t>
-            </w:r>
-          </w:p>
-        </w:tc>
-        <w:tc>
-          <w:tcPr>
-            <w:tcW w:w="1120" w:type="dxa"/>
-            <w:shd w:val="clear" w:color="auto" w:fill="E7F4E4"/>
-            <w:tcMar>
-              <w:top w:w="40" w:type="dxa"/>
-              <w:left w:w="80" w:type="dxa"/>
-              <w:bottom w:w="40" w:type="dxa"/>
-              <w:right w:w="80" w:type="dxa"/>
-            </w:tcMar>
-          </w:tcPr>
-          <w:p>
-            <w:pPr>
-              <w:jc w:val="center"/>
-            </w:pPr>
-            <w:r>
-              <w:rPr>
-                <w:sz w:val="18"/>
-                <w:szCs w:val="18"/>
-              </w:rPr>
-              <w:t>SI</w:t>
-            </w:r>
-          </w:p>
-        </w:tc>
-        <w:tc>
-          <w:tcPr>
-            <w:tcW w:w="900" w:type="dxa"/>
-            <w:shd w:val="clear" w:color="auto" w:fill="EEF3FA"/>
-            <w:tcMar>
-              <w:top w:w="40" w:type="dxa"/>
-              <w:left w:w="80" w:type="dxa"/>
-              <w:bottom w:w="40" w:type="dxa"/>
-              <w:right w:w="80" w:type="dxa"/>
-            </w:tcMar>
-          </w:tcPr>
-          <w:p>
-            <w:pPr>
-              <w:jc w:val="center"/>
-            </w:pPr>
-            <w:r>
-              <w:rPr>
-                <w:sz w:val="18"/>
-                <w:szCs w:val="18"/>
-              </w:rPr>
-              <w:t>NO</w:t>
-            </w:r>
-          </w:p>
-        </w:tc>
-        <w:tc>
-          <w:tcPr>
-            <w:tcW w:w="1120" w:type="dxa"/>
-            <w:shd w:val="clear" w:color="auto" w:fill="EEF3FA"/>
-            <w:tcMar>
-              <w:top w:w="40" w:type="dxa"/>
-              <w:left w:w="80" w:type="dxa"/>
-              <w:bottom w:w="40" w:type="dxa"/>
-              <w:right w:w="80" w:type="dxa"/>
-            </w:tcMar>
-          </w:tcPr>
-          <w:p>
-            <w:pPr>
-              <w:jc w:val="center"/>
-            </w:pPr>
-            <w:r>
-              <w:rPr>
-                <w:sz w:val="18"/>
-                <w:szCs w:val="18"/>
-              </w:rPr>
-              <w:t>NO</w:t>
-            </w:r>
-          </w:p>
-        </w:tc>
-        <w:tc>
-          <w:tcPr>
-            <w:tcW w:w="900" w:type="dxa"/>
-            <w:shd w:val="clear" w:color="auto" w:fill="EEF3FA"/>
-            <w:tcMar>
-              <w:top w:w="40" w:type="dxa"/>
-              <w:left w:w="80" w:type="dxa"/>
-              <w:bottom w:w="40" w:type="dxa"/>
-              <w:right w:w="80" w:type="dxa"/>
-            </w:tcMar>
-          </w:tcPr>
-          <w:p>
-            <w:pPr>
-              <w:jc w:val="center"/>
-            </w:pPr>
-            <w:r>
-              <w:rPr>
-                <w:sz w:val="18"/>
-                <w:szCs w:val="18"/>
-              </w:rPr>
-              <w:t>NO</w:t>
-            </w:r>
-          </w:p>
-        </w:tc>
-        <w:tc>
-          <w:tcPr>
-            <w:tcW w:w="1000" w:type="dxa"/>
-            <w:shd w:val="clear" w:color="auto" w:fill="EEF3FA"/>
-            <w:tcMar>
-              <w:top w:w="40" w:type="dxa"/>
-              <w:left w:w="80" w:type="dxa"/>
-              <w:bottom w:w="40" w:type="dxa"/>
-              <w:right w:w="80" w:type="dxa"/>
-            </w:tcMar>
-          </w:tcPr>
-          <w:p>
-            <w:pPr>
-              <w:jc w:val="center"/>
-            </w:pPr>
-            <w:r>
-              <w:rPr>
-                <w:sz w:val="18"/>
-                <w:szCs w:val="18"/>
-              </w:rPr>
-              <w:t>NO</w:t>
-            </w:r>
-          </w:p>
-        </w:tc>
-        <w:tc>
-          <w:tcPr>
-            <w:tcW w:w="1000" w:type="dxa"/>
-            <w:shd w:val="clear" w:color="auto" w:fill="EEF3FA"/>
-            <w:tcMar>
-              <w:top w:w="40" w:type="dxa"/>
-              <w:left w:w="80" w:type="dxa"/>
-              <w:bottom w:w="40" w:type="dxa"/>
-              <w:right w:w="80" w:type="dxa"/>
-            </w:tcMar>
-          </w:tcPr>
-          <w:p>
-            <w:pPr>
-              <w:jc w:val="center"/>
-            </w:pPr>
-            <w:r>
-              <w:rPr>
-                <w:sz w:val="18"/>
-                <w:szCs w:val="18"/>
-              </w:rPr>
-              <w:t>NO</w:t>
-            </w:r>
-          </w:p>
-        </w:tc>
-      </w:tr>
-      <w:tr>
-        <w:tc>
-          <w:tcPr>
-            <w:tcW w:w="2400" w:type="dxa"/>
-            <w:tcMar>
-              <w:top w:w="40" w:type="dxa"/>
-              <w:left w:w="80" w:type="dxa"/>
-              <w:bottom w:w="40" w:type="dxa"/>
-              <w:right w:w="80" w:type="dxa"/>
-            </w:tcMar>
-          </w:tcPr>
-          <w:p>
-            <w:r>
-              <w:rPr>
-                <w:b/>
-                <w:bCs/>
-                <w:sz w:val="18"/>
-                <w:szCs w:val="18"/>
-              </w:rPr>
-              <w:t>Subir foto miembro</w:t>
-            </w:r>
-          </w:p>
-        </w:tc>
-        <w:tc>
-          <w:tcPr>
-            <w:tcW w:w="1120" w:type="dxa"/>
-            <w:tcMar>
-              <w:top w:w="40" w:type="dxa"/>
-              <w:left w:w="80" w:type="dxa"/>
-              <w:bottom w:w="40" w:type="dxa"/>
-              <w:right w:w="80" w:type="dxa"/>
-            </w:tcMar>
-          </w:tcPr>
-          <w:p>
-            <w:pPr>
-              <w:jc w:val="center"/>
-            </w:pPr>
-            <w:r>
-              <w:rPr>
-                <w:sz w:val="18"/>
-                <w:szCs w:val="18"/>
-                <w:highlight w:val="yellow"/>
-              </w:rPr>
-              <w:t>SI</w:t>
-            </w:r>
-          </w:p>
-        </w:tc>
-        <w:tc>
-          <w:tcPr>
-            <w:tcW w:w="1120" w:type="dxa"/>
-            <w:tcMar>
-              <w:top w:w="40" w:type="dxa"/>
-              <w:left w:w="80" w:type="dxa"/>
-              <w:bottom w:w="40" w:type="dxa"/>
-              <w:right w:w="80" w:type="dxa"/>
-            </w:tcMar>
-          </w:tcPr>
-          <w:p>
-            <w:pPr>
-              <w:jc w:val="center"/>
-            </w:pPr>
-            <w:r>
-              <w:rPr>
-                <w:sz w:val="18"/>
-                <w:szCs w:val="18"/>
-                <w:highlight w:val="yellow"/>
-              </w:rPr>
-              <w:t>SI</w:t>
-            </w:r>
-          </w:p>
-        </w:tc>
-        <w:tc>
-          <w:tcPr>
-            <w:tcW w:w="900" w:type="dxa"/>
-            <w:tcMar>
-              <w:top w:w="40" w:type="dxa"/>
-              <w:left w:w="80" w:type="dxa"/>
-              <w:bottom w:w="40" w:type="dxa"/>
-              <w:right w:w="80" w:type="dxa"/>
-            </w:tcMar>
-          </w:tcPr>
-          <w:p>
-            <w:pPr>
-              <w:jc w:val="center"/>
-            </w:pPr>
-            <w:r>
-              <w:rPr>
-                <w:sz w:val="18"/>
-                <w:szCs w:val="18"/>
-                <w:highlight w:val="yellow"/>
-              </w:rPr>
-              <w:t>SI</w:t>
-            </w:r>
-          </w:p>
-        </w:tc>
-        <w:tc>
-          <w:tcPr>
-            <w:tcW w:w="1120" w:type="dxa"/>
-            <w:tcMar>
-              <w:top w:w="40" w:type="dxa"/>
-              <w:left w:w="80" w:type="dxa"/>
-              <w:bottom w:w="40" w:type="dxa"/>
-              <w:right w:w="80" w:type="dxa"/>
-            </w:tcMar>
-          </w:tcPr>
-          <w:p>
-            <w:pPr>
-              <w:jc w:val="center"/>
-            </w:pPr>
-            <w:r>
-              <w:rPr>
-                <w:sz w:val="18"/>
-                <w:szCs w:val="18"/>
-              </w:rPr>
-              <w:t>SI</w:t>
-            </w:r>
-          </w:p>
-        </w:tc>
-        <w:tc>
-          <w:tcPr>
-            <w:tcW w:w="900" w:type="dxa"/>
-            <w:tcMar>
-              <w:top w:w="40" w:type="dxa"/>
-              <w:left w:w="80" w:type="dxa"/>
-              <w:bottom w:w="40" w:type="dxa"/>
-              <w:right w:w="80" w:type="dxa"/>
-            </w:tcMar>
-          </w:tcPr>
-          <w:p>
-            <w:pPr>
-              <w:jc w:val="center"/>
-            </w:pPr>
-            <w:r>
-              <w:rPr>
-                <w:sz w:val="18"/>
-                <w:szCs w:val="18"/>
-              </w:rPr>
-              <w:t>SI</w:t>
-            </w:r>
-          </w:p>
-        </w:tc>
-        <w:tc>
-          <w:tcPr>
-            <w:tcW w:w="1000" w:type="dxa"/>
-            <w:tcMar>
-              <w:top w:w="40" w:type="dxa"/>
-              <w:left w:w="80" w:type="dxa"/>
-              <w:bottom w:w="40" w:type="dxa"/>
-              <w:right w:w="80" w:type="dxa"/>
-            </w:tcMar>
-          </w:tcPr>
-          <w:p>
-            <w:pPr>
-              <w:jc w:val="center"/>
-            </w:pPr>
-            <w:r>
-              <w:rPr>
-                <w:sz w:val="18"/>
-                <w:szCs w:val="18"/>
-              </w:rPr>
-              <w:t>SI</w:t>
-            </w:r>
-          </w:p>
-        </w:tc>
-        <w:tc>
-          <w:tcPr>
-            <w:tcW w:w="1000" w:type="dxa"/>
-            <w:tcMar>
-              <w:top w:w="40" w:type="dxa"/>
-              <w:left w:w="80" w:type="dxa"/>
-              <w:bottom w:w="40" w:type="dxa"/>
-              <w:right w:w="80" w:type="dxa"/>
-            </w:tcMar>
-          </w:tcPr>
-          <w:p>
-            <w:pPr>
-              <w:jc w:val="center"/>
-            </w:pPr>
-            <w:r>
-              <w:rPr>
-                <w:sz w:val="18"/>
-                <w:szCs w:val="18"/>
-              </w:rPr>
-              <w:t>SI</w:t>
-            </w:r>
-          </w:p>
-        </w:tc>
-      </w:tr>
-      <w:tr>
-        <w:tc>
-          <w:tcPr>
-            <w:tcW w:w="2400" w:type="dxa"/>
-            <w:shd w:val="clear" w:color="auto" w:fill="EEF3FA"/>
-            <w:tcMar>
-              <w:top w:w="40" w:type="dxa"/>
-              <w:left w:w="80" w:type="dxa"/>
-              <w:bottom w:w="40" w:type="dxa"/>
-              <w:right w:w="80" w:type="dxa"/>
-            </w:tcMar>
-          </w:tcPr>
-          <w:p>
-            <w:r>
-              <w:rPr>
-                <w:b/>
-                <w:bCs/>
-                <w:sz w:val="18"/>
-                <w:szCs w:val="18"/>
-              </w:rPr>
-              <w:t>Documentos: subir</w:t>
-            </w:r>
-          </w:p>
-        </w:tc>
-        <w:tc>
-          <w:tcPr>
-            <w:tcW w:w="1120" w:type="dxa"/>
-            <w:shd w:val="clear" w:color="auto" w:fill="EEF3FA"/>
-            <w:tcMar>
-              <w:top w:w="40" w:type="dxa"/>
-              <w:left w:w="80" w:type="dxa"/>
-              <w:bottom w:w="40" w:type="dxa"/>
-              <w:right w:w="80" w:type="dxa"/>
-            </w:tcMar>
-          </w:tcPr>
-          <w:p>
-            <w:pPr>
-              <w:jc w:val="center"/>
-            </w:pPr>
-            <w:r>
-              <w:rPr>
-                <w:sz w:val="18"/>
-                <w:szCs w:val="18"/>
-                <w:highlight w:val="yellow"/>
-              </w:rPr>
-              <w:t>SI</w:t>
-            </w:r>
-          </w:p>
-        </w:tc>
-        <w:tc>
-          <w:tcPr>
-            <w:tcW w:w="1120" w:type="dxa"/>
-            <w:shd w:val="clear" w:color="auto" w:fill="EEF3FA"/>
-            <w:tcMar>
-              <w:top w:w="40" w:type="dxa"/>
-              <w:left w:w="80" w:type="dxa"/>
-              <w:bottom w:w="40" w:type="dxa"/>
-              <w:right w:w="80" w:type="dxa"/>
-            </w:tcMar>
-          </w:tcPr>
-          <w:p>
-            <w:pPr>
-              <w:jc w:val="center"/>
-            </w:pPr>
-            <w:r>
-              <w:rPr>
-                <w:sz w:val="18"/>
-                <w:szCs w:val="18"/>
-                <w:highlight w:val="yellow"/>
-              </w:rPr>
-              <w:t>SI</w:t>
-            </w:r>
-          </w:p>
-        </w:tc>
-        <w:tc>
-          <w:tcPr>
-            <w:tcW w:w="900" w:type="dxa"/>
-            <w:shd w:val="clear" w:color="auto" w:fill="EEF3FA"/>
-            <w:tcMar>
-              <w:top w:w="40" w:type="dxa"/>
-              <w:left w:w="80" w:type="dxa"/>
-              <w:bottom w:w="40" w:type="dxa"/>
-              <w:right w:w="80" w:type="dxa"/>
-            </w:tcMar>
-          </w:tcPr>
-          <w:p>
-            <w:pPr>
-              <w:jc w:val="center"/>
-            </w:pPr>
-            <w:r>
-              <w:rPr>
-                <w:sz w:val="18"/>
-                <w:szCs w:val="18"/>
-              </w:rPr>
-              <w:t>SI</w:t>
-            </w:r>
-            <w:r>
-              <w:rPr>
-                <w:sz w:val="18"/>
-                <w:szCs w:val="18"/>
-              </w:rPr>
-              <w:t xml:space="preserve"> </w:t>
-            </w:r>
-            <w:r>
-              <w:rPr>
-                <w:color w:val="FF0000"/>
-                <w:sz w:val="18"/>
-                <w:szCs w:val="18"/>
-              </w:rPr>
-              <w:t>(solicitando acceso)</w:t>
-            </w:r>
-          </w:p>
-        </w:tc>
-        <w:tc>
-          <w:tcPr>
-            <w:tcW w:w="1120" w:type="dxa"/>
-            <w:shd w:val="clear" w:color="auto" w:fill="EEF3FA"/>
-            <w:tcMar>
-              <w:top w:w="40" w:type="dxa"/>
-              <w:left w:w="80" w:type="dxa"/>
-              <w:bottom w:w="40" w:type="dxa"/>
-              <w:right w:w="80" w:type="dxa"/>
-            </w:tcMar>
-          </w:tcPr>
-          <w:p>
-            <w:pPr>
-              <w:jc w:val="center"/>
-            </w:pPr>
-            <w:r>
-              <w:rPr>
-                <w:sz w:val="18"/>
-                <w:szCs w:val="18"/>
-              </w:rPr>
-              <w:t>SI</w:t>
-            </w:r>
-          </w:p>
-        </w:tc>
-        <w:tc>
-          <w:tcPr>
-            <w:tcW w:w="900" w:type="dxa"/>
-            <w:shd w:val="clear" w:color="auto" w:fill="EEF3FA"/>
-            <w:tcMar>
-              <w:top w:w="40" w:type="dxa"/>
-              <w:left w:w="80" w:type="dxa"/>
-              <w:bottom w:w="40" w:type="dxa"/>
-              <w:right w:w="80" w:type="dxa"/>
-            </w:tcMar>
-          </w:tcPr>
-          <w:p>
-            <w:pPr>
-              <w:jc w:val="center"/>
-            </w:pPr>
-            <w:r>
-              <w:rPr>
-                <w:sz w:val="18"/>
-                <w:szCs w:val="18"/>
-              </w:rPr>
-              <w:t>SI</w:t>
-            </w:r>
-          </w:p>
-        </w:tc>
-        <w:tc>
-          <w:tcPr>
-            <w:tcW w:w="1000" w:type="dxa"/>
-            <w:shd w:val="clear" w:color="auto" w:fill="EEF3FA"/>
-            <w:tcMar>
-              <w:top w:w="40" w:type="dxa"/>
-              <w:left w:w="80" w:type="dxa"/>
-              <w:bottom w:w="40" w:type="dxa"/>
-              <w:right w:w="80" w:type="dxa"/>
-            </w:tcMar>
-          </w:tcPr>
-          <w:p>
-            <w:pPr>
-              <w:jc w:val="center"/>
-            </w:pPr>
-            <w:r>
-              <w:rPr>
-                <w:sz w:val="18"/>
-                <w:szCs w:val="18"/>
-              </w:rPr>
-              <w:t>SI</w:t>
-            </w:r>
-          </w:p>
-        </w:tc>
-        <w:tc>
-          <w:tcPr>
-            <w:tcW w:w="1000" w:type="dxa"/>
-            <w:shd w:val="clear" w:color="auto" w:fill="EEF3FA"/>
-            <w:tcMar>
-              <w:top w:w="40" w:type="dxa"/>
-              <w:left w:w="80" w:type="dxa"/>
-              <w:bottom w:w="40" w:type="dxa"/>
-              <w:right w:w="80" w:type="dxa"/>
-            </w:tcMar>
-          </w:tcPr>
-          <w:p>
-            <w:pPr>
-              <w:jc w:val="center"/>
-            </w:pPr>
-            <w:r>
-              <w:rPr>
-                <w:sz w:val="18"/>
-                <w:szCs w:val="18"/>
-              </w:rPr>
-              <w:t>SI</w:t>
-            </w:r>
-          </w:p>
-        </w:tc>
-      </w:tr>
-      <w:tr>
-        <w:tc>
-          <w:tcPr>
-            <w:tcW w:w="2400" w:type="dxa"/>
-            <w:tcMar>
-              <w:top w:w="40" w:type="dxa"/>
-              <w:left w:w="80" w:type="dxa"/>
-              <w:bottom w:w="40" w:type="dxa"/>
-              <w:right w:w="80" w:type="dxa"/>
-            </w:tcMar>
-          </w:tcPr>
-          <w:p>
-            <w:r>
-              <w:rPr>
-                <w:b/>
-                <w:bCs/>
-                <w:sz w:val="18"/>
-                <w:szCs w:val="18"/>
-              </w:rPr>
-              <w:t>Documentos: eliminar</w:t>
-            </w:r>
-          </w:p>
-        </w:tc>
-        <w:tc>
-          <w:tcPr>
-            <w:tcW w:w="1120" w:type="dxa"/>
-            <w:shd w:val="clear" w:color="auto" w:fill="E7F4E4"/>
-            <w:tcMar>
-              <w:top w:w="40" w:type="dxa"/>
-              <w:left w:w="80" w:type="dxa"/>
-              <w:bottom w:w="40" w:type="dxa"/>
-              <w:right w:w="80" w:type="dxa"/>
-            </w:tcMar>
-          </w:tcPr>
-          <w:p>
-            <w:pPr>
-              <w:jc w:val="center"/>
-            </w:pPr>
-            <w:r>
-              <w:rPr>
-                <w:sz w:val="18"/>
-                <w:szCs w:val="18"/>
-              </w:rPr>
-              <w:t>SI</w:t>
-            </w:r>
-          </w:p>
-        </w:tc>
-        <w:tc>
-          <w:tcPr>
-            <w:tcW w:w="1120" w:type="dxa"/>
-            <w:shd w:val="clear" w:color="auto" w:fill="E7F4E4"/>
-            <w:tcMar>
-              <w:top w:w="40" w:type="dxa"/>
-              <w:left w:w="80" w:type="dxa"/>
-              <w:bottom w:w="40" w:type="dxa"/>
-              <w:right w:w="80" w:type="dxa"/>
-            </w:tcMar>
-          </w:tcPr>
-          <w:p>
-            <w:pPr>
-              <w:jc w:val="center"/>
-            </w:pPr>
-            <w:r>
-              <w:rPr>
-                <w:sz w:val="18"/>
-                <w:szCs w:val="18"/>
-              </w:rPr>
-              <w:t>SI</w:t>
-            </w:r>
-          </w:p>
-        </w:tc>
-        <w:tc>
-          <w:tcPr>
-            <w:tcW w:w="900" w:type="dxa"/>
-            <w:shd w:val="clear" w:color="auto" w:fill="FFF4D6"/>
-            <w:tcMar>
-              <w:top w:w="40" w:type="dxa"/>
-              <w:left w:w="80" w:type="dxa"/>
-              <w:bottom w:w="40" w:type="dxa"/>
-              <w:right w:w="80" w:type="dxa"/>
-            </w:tcMar>
-          </w:tcPr>
-          <w:p>
-            <w:pPr>
-              <w:jc w:val="center"/>
-            </w:pPr>
-            <w:r>
-              <w:rPr>
-                <w:sz w:val="18"/>
-                <w:szCs w:val="18"/>
-              </w:rPr>
-              <w:t>SOLIC</w:t>
-            </w:r>
-          </w:p>
-        </w:tc>
-        <w:tc>
-          <w:tcPr>
-            <w:tcW w:w="1120" w:type="dxa"/>
-            <w:shd w:val="clear" w:color="auto" w:fill="FFF4D6"/>
-            <w:tcMar>
-              <w:top w:w="40" w:type="dxa"/>
-              <w:left w:w="80" w:type="dxa"/>
-              <w:bottom w:w="40" w:type="dxa"/>
-              <w:right w:w="80" w:type="dxa"/>
-            </w:tcMar>
-          </w:tcPr>
-          <w:p>
-            <w:pPr>
-              <w:jc w:val="center"/>
-            </w:pPr>
-            <w:r>
-              <w:rPr>
-                <w:sz w:val="18"/>
-                <w:szCs w:val="18"/>
-              </w:rPr>
-              <w:t>SOLIC</w:t>
-            </w:r>
-          </w:p>
-        </w:tc>
-        <w:tc>
-          <w:tcPr>
-            <w:tcW w:w="900" w:type="dxa"/>
-            <w:shd w:val="clear" w:color="auto" w:fill="FFF4D6"/>
-            <w:tcMar>
-              <w:top w:w="40" w:type="dxa"/>
-              <w:left w:w="80" w:type="dxa"/>
-              <w:bottom w:w="40" w:type="dxa"/>
-              <w:right w:w="80" w:type="dxa"/>
-            </w:tcMar>
-          </w:tcPr>
-          <w:p>
-            <w:pPr>
-              <w:jc w:val="center"/>
-            </w:pPr>
-            <w:r>
-              <w:rPr>
-                <w:sz w:val="18"/>
-                <w:szCs w:val="18"/>
-              </w:rPr>
-              <w:t>SOLIC</w:t>
-            </w:r>
-          </w:p>
-        </w:tc>
-        <w:tc>
-          <w:tcPr>
-            <w:tcW w:w="1000" w:type="dxa"/>
-            <w:shd w:val="clear" w:color="auto" w:fill="FFF4D6"/>
-            <w:tcMar>
-              <w:top w:w="40" w:type="dxa"/>
-              <w:left w:w="80" w:type="dxa"/>
-              <w:bottom w:w="40" w:type="dxa"/>
-              <w:right w:w="80" w:type="dxa"/>
-            </w:tcMar>
-          </w:tcPr>
-          <w:p>
-            <w:pPr>
-              <w:jc w:val="center"/>
-            </w:pPr>
-            <w:r>
-              <w:rPr>
-                <w:sz w:val="18"/>
-                <w:szCs w:val="18"/>
-              </w:rPr>
-              <w:t>SOLIC</w:t>
-            </w:r>
-          </w:p>
-        </w:tc>
-        <w:tc>
-          <w:tcPr>
-            <w:tcW w:w="1000" w:type="dxa"/>
-            <w:shd w:val="clear" w:color="auto" w:fill="FFF4D6"/>
-            <w:tcMar>
-              <w:top w:w="40" w:type="dxa"/>
-              <w:left w:w="80" w:type="dxa"/>
-              <w:bottom w:w="40" w:type="dxa"/>
-              <w:right w:w="80" w:type="dxa"/>
-            </w:tcMar>
-          </w:tcPr>
-          <w:p>
-            <w:pPr>
-              <w:jc w:val="center"/>
-            </w:pPr>
-            <w:r>
-              <w:rPr>
-                <w:sz w:val="18"/>
-                <w:szCs w:val="18"/>
-              </w:rPr>
-              <w:t>SOLIC</w:t>
-            </w:r>
-          </w:p>
-        </w:tc>
-      </w:tr>
-      <w:tr>
-        <w:tc>
-          <w:tcPr>
-            <w:tcW w:w="2400" w:type="dxa"/>
-            <w:shd w:val="clear" w:color="auto" w:fill="EEF3FA"/>
-            <w:tcMar>
-              <w:top w:w="40" w:type="dxa"/>
-              <w:left w:w="80" w:type="dxa"/>
-              <w:bottom w:w="40" w:type="dxa"/>
-              <w:right w:w="80" w:type="dxa"/>
-            </w:tcMar>
-          </w:tcPr>
-          <w:p>
-            <w:r>
-              <w:rPr>
-                <w:b/>
-                <w:bCs/>
-                <w:sz w:val="18"/>
-                <w:szCs w:val="18"/>
-              </w:rPr>
-              <w:t>Asistencia (ver/crear/editar)</w:t>
-            </w:r>
-          </w:p>
-        </w:tc>
-        <w:tc>
-          <w:tcPr>
-            <w:tcW w:w="1120" w:type="dxa"/>
-            <w:shd w:val="clear" w:color="auto" w:fill="EEF3FA"/>
-            <w:tcMar>
-              <w:top w:w="40" w:type="dxa"/>
-              <w:left w:w="80" w:type="dxa"/>
-              <w:bottom w:w="40" w:type="dxa"/>
-              <w:right w:w="80" w:type="dxa"/>
-            </w:tcMar>
-          </w:tcPr>
-          <w:p>
-            <w:pPr>
-              <w:jc w:val="center"/>
-            </w:pPr>
-            <w:r>
-              <w:rPr>
-                <w:sz w:val="18"/>
-                <w:szCs w:val="18"/>
-                <w:highlight w:val="yellow"/>
-              </w:rPr>
-              <w:t>SI</w:t>
-            </w:r>
-          </w:p>
-        </w:tc>
-        <w:tc>
-          <w:tcPr>
-            <w:tcW w:w="1120" w:type="dxa"/>
-            <w:shd w:val="clear" w:color="auto" w:fill="EEF3FA"/>
-            <w:tcMar>
-              <w:top w:w="40" w:type="dxa"/>
-              <w:left w:w="80" w:type="dxa"/>
-              <w:bottom w:w="40" w:type="dxa"/>
-              <w:right w:w="80" w:type="dxa"/>
-            </w:tcMar>
-          </w:tcPr>
-          <w:p>
-            <w:pPr>
-              <w:jc w:val="center"/>
-            </w:pPr>
-            <w:r>
-              <w:rPr>
-                <w:sz w:val="18"/>
-                <w:szCs w:val="18"/>
-                <w:highlight w:val="yellow"/>
-              </w:rPr>
-              <w:t>SI</w:t>
-            </w:r>
-          </w:p>
-        </w:tc>
-        <w:tc>
-          <w:tcPr>
-            <w:tcW w:w="900" w:type="dxa"/>
-            <w:shd w:val="clear" w:color="auto" w:fill="EEF3FA"/>
-            <w:tcMar>
-              <w:top w:w="40" w:type="dxa"/>
-              <w:left w:w="80" w:type="dxa"/>
-              <w:bottom w:w="40" w:type="dxa"/>
-              <w:right w:w="80" w:type="dxa"/>
-            </w:tcMar>
-          </w:tcPr>
-          <w:p>
-            <w:pPr>
-              <w:jc w:val="center"/>
-            </w:pPr>
-            <w:r>
-              <w:rPr>
-                <w:sz w:val="18"/>
-                <w:szCs w:val="18"/>
-                <w:highlight w:val="yellow"/>
-              </w:rPr>
-              <w:t>SI</w:t>
-            </w:r>
-          </w:p>
-        </w:tc>
-        <w:tc>
-          <w:tcPr>
-            <w:tcW w:w="1120" w:type="dxa"/>
-            <w:shd w:val="clear" w:color="auto" w:fill="EEF3FA"/>
-            <w:tcMar>
-              <w:top w:w="40" w:type="dxa"/>
-              <w:left w:w="80" w:type="dxa"/>
-              <w:bottom w:w="40" w:type="dxa"/>
-              <w:right w:w="80" w:type="dxa"/>
-            </w:tcMar>
-          </w:tcPr>
-          <w:p>
-            <w:pPr>
-              <w:jc w:val="center"/>
-            </w:pPr>
-            <w:r>
-              <w:rPr>
-                <w:sz w:val="18"/>
-                <w:szCs w:val="18"/>
-              </w:rPr>
-              <w:t>SI</w:t>
-            </w:r>
-          </w:p>
-        </w:tc>
-        <w:tc>
-          <w:tcPr>
-            <w:tcW w:w="900" w:type="dxa"/>
-            <w:shd w:val="clear" w:color="auto" w:fill="EEF3FA"/>
-            <w:tcMar>
-              <w:top w:w="40" w:type="dxa"/>
-              <w:left w:w="80" w:type="dxa"/>
-              <w:bottom w:w="40" w:type="dxa"/>
-              <w:right w:w="80" w:type="dxa"/>
-            </w:tcMar>
-          </w:tcPr>
-          <w:p>
-            <w:pPr>
-              <w:jc w:val="center"/>
-            </w:pPr>
-            <w:r>
-              <w:rPr>
-                <w:sz w:val="18"/>
-                <w:szCs w:val="18"/>
-              </w:rPr>
-              <w:t>SI</w:t>
-            </w:r>
-          </w:p>
-        </w:tc>
-        <w:tc>
-          <w:tcPr>
-            <w:tcW w:w="1000" w:type="dxa"/>
-            <w:shd w:val="clear" w:color="auto" w:fill="EEF3FA"/>
-            <w:tcMar>
-              <w:top w:w="40" w:type="dxa"/>
-              <w:left w:w="80" w:type="dxa"/>
-              <w:bottom w:w="40" w:type="dxa"/>
-              <w:right w:w="80" w:type="dxa"/>
-            </w:tcMar>
-          </w:tcPr>
-          <w:p>
-            <w:pPr>
-              <w:jc w:val="center"/>
-            </w:pPr>
-            <w:r>
-              <w:rPr>
-                <w:sz w:val="18"/>
-                <w:szCs w:val="18"/>
-              </w:rPr>
-              <w:t>SI</w:t>
-            </w:r>
-          </w:p>
-        </w:tc>
-        <w:tc>
-          <w:tcPr>
-            <w:tcW w:w="1000" w:type="dxa"/>
-            <w:shd w:val="clear" w:color="auto" w:fill="EEF3FA"/>
-            <w:tcMar>
-              <w:top w:w="40" w:type="dxa"/>
-              <w:left w:w="80" w:type="dxa"/>
-              <w:bottom w:w="40" w:type="dxa"/>
-              <w:right w:w="80" w:type="dxa"/>
-            </w:tcMar>
-          </w:tcPr>
-          <w:p>
-            <w:pPr>
-              <w:jc w:val="center"/>
-            </w:pPr>
-            <w:r>
-              <w:rPr>
-                <w:sz w:val="18"/>
-                <w:szCs w:val="18"/>
-              </w:rPr>
-              <w:t>SI</w:t>
-            </w:r>
-          </w:p>
-        </w:tc>
-      </w:tr>
-      <w:tr>
-        <w:tc>
-          <w:tcPr>
-            <w:tcW w:w="2400" w:type="dxa"/>
-            <w:tcMar>
-              <w:top w:w="40" w:type="dxa"/>
-              <w:left w:w="80" w:type="dxa"/>
-              <w:bottom w:w="40" w:type="dxa"/>
-              <w:right w:w="80" w:type="dxa"/>
-            </w:tcMar>
-          </w:tcPr>
-          <w:p>
-            <w:r>
-              <w:rPr>
-                <w:b/>
-                <w:bCs/>
-                <w:sz w:val="18"/>
-                <w:szCs w:val="18"/>
-              </w:rPr>
-              <w:t>Dispensa Medica: ver/editar</w:t>
-            </w:r>
-          </w:p>
-        </w:tc>
-        <w:tc>
-          <w:tcPr>
-            <w:tcW w:w="1120" w:type="dxa"/>
-            <w:shd w:val="clear" w:color="auto" w:fill="E7F4E4"/>
-            <w:tcMar>
-              <w:top w:w="40" w:type="dxa"/>
-              <w:left w:w="80" w:type="dxa"/>
-              <w:bottom w:w="40" w:type="dxa"/>
-              <w:right w:w="80" w:type="dxa"/>
-            </w:tcMar>
-          </w:tcPr>
-          <w:p>
-            <w:pPr>
-              <w:jc w:val="center"/>
-            </w:pPr>
-            <w:r>
-              <w:rPr>
-                <w:sz w:val="18"/>
-                <w:szCs w:val="18"/>
-                <w:highlight w:val="yellow"/>
-              </w:rPr>
-              <w:t>COMPL</w:t>
-            </w:r>
-          </w:p>
-        </w:tc>
-        <w:tc>
-          <w:tcPr>
-            <w:tcW w:w="1120" w:type="dxa"/>
-            <w:shd w:val="clear" w:color="auto" w:fill="E7F4E4"/>
-            <w:tcMar>
-              <w:top w:w="40" w:type="dxa"/>
-              <w:left w:w="80" w:type="dxa"/>
-              <w:bottom w:w="40" w:type="dxa"/>
-              <w:right w:w="80" w:type="dxa"/>
-            </w:tcMar>
-          </w:tcPr>
-          <w:p>
-            <w:pPr>
-              <w:jc w:val="center"/>
-            </w:pPr>
-            <w:r>
-              <w:rPr>
-                <w:sz w:val="18"/>
-                <w:szCs w:val="18"/>
-              </w:rPr>
-              <w:t>COMPL</w:t>
-            </w:r>
-          </w:p>
-        </w:tc>
-        <w:tc>
-          <w:tcPr>
-            <w:tcW w:w="900" w:type="dxa"/>
-            <w:shd w:val="clear" w:color="auto" w:fill="FFF4D6"/>
-            <w:tcMar>
-              <w:top w:w="40" w:type="dxa"/>
-              <w:left w:w="80" w:type="dxa"/>
-              <w:bottom w:w="40" w:type="dxa"/>
-              <w:right w:w="80" w:type="dxa"/>
-            </w:tcMar>
-          </w:tcPr>
-          <w:p>
-            <w:pPr>
-              <w:jc w:val="center"/>
-            </w:pPr>
-            <w:r>
-              <w:rPr>
-                <w:sz w:val="18"/>
-                <w:szCs w:val="18"/>
-              </w:rPr>
-              <w:t>APROB</w:t>
-            </w:r>
-          </w:p>
-        </w:tc>
-        <w:tc>
-          <w:tcPr>
-            <w:tcW w:w="1120" w:type="dxa"/>
-            <w:shd w:val="clear" w:color="auto" w:fill="FFF4D6"/>
-            <w:tcMar>
-              <w:top w:w="40" w:type="dxa"/>
-              <w:left w:w="80" w:type="dxa"/>
-              <w:bottom w:w="40" w:type="dxa"/>
-              <w:right w:w="80" w:type="dxa"/>
-            </w:tcMar>
-          </w:tcPr>
-          <w:p>
-            <w:pPr>
-              <w:jc w:val="center"/>
-            </w:pPr>
-            <w:r>
-              <w:rPr>
-                <w:sz w:val="18"/>
-                <w:szCs w:val="18"/>
-              </w:rPr>
-              <w:t>APROB</w:t>
-            </w:r>
-          </w:p>
-        </w:tc>
-        <w:tc>
-          <w:tcPr>
-            <w:tcW w:w="900" w:type="dxa"/>
-            <w:shd w:val="clear" w:color="auto" w:fill="FFF4D6"/>
-            <w:tcMar>
-              <w:top w:w="40" w:type="dxa"/>
-              <w:left w:w="80" w:type="dxa"/>
-              <w:bottom w:w="40" w:type="dxa"/>
-              <w:right w:w="80" w:type="dxa"/>
-            </w:tcMar>
-          </w:tcPr>
-          <w:p>
-            <w:pPr>
-              <w:jc w:val="center"/>
-            </w:pPr>
-            <w:r>
-              <w:rPr>
-                <w:sz w:val="18"/>
-                <w:szCs w:val="18"/>
-              </w:rPr>
-              <w:t>APROB</w:t>
-            </w:r>
-          </w:p>
-        </w:tc>
-        <w:tc>
-          <w:tcPr>
-            <w:tcW w:w="1000" w:type="dxa"/>
-            <w:shd w:val="clear" w:color="auto" w:fill="FFF4D6"/>
-            <w:tcMar>
-              <w:top w:w="40" w:type="dxa"/>
-              <w:left w:w="80" w:type="dxa"/>
-              <w:bottom w:w="40" w:type="dxa"/>
-              <w:right w:w="80" w:type="dxa"/>
-            </w:tcMar>
-          </w:tcPr>
-          <w:p>
-            <w:pPr>
-              <w:jc w:val="center"/>
-            </w:pPr>
-            <w:r>
-              <w:rPr>
-                <w:sz w:val="18"/>
-                <w:szCs w:val="18"/>
-              </w:rPr>
-              <w:t>APROB</w:t>
-            </w:r>
-          </w:p>
-        </w:tc>
-        <w:tc>
-          <w:tcPr>
-            <w:tcW w:w="1000" w:type="dxa"/>
-            <w:shd w:val="clear" w:color="auto" w:fill="FFF4D6"/>
-            <w:tcMar>
-              <w:top w:w="40" w:type="dxa"/>
-              <w:left w:w="80" w:type="dxa"/>
-              <w:bottom w:w="40" w:type="dxa"/>
-              <w:right w:w="80" w:type="dxa"/>
-            </w:tcMar>
-          </w:tcPr>
-          <w:p>
-            <w:pPr>
-              <w:jc w:val="center"/>
-            </w:pPr>
-            <w:r>
-              <w:rPr>
-                <w:sz w:val="18"/>
-                <w:szCs w:val="18"/>
-              </w:rPr>
-              <w:t>APROB</w:t>
-            </w:r>
-          </w:p>
-        </w:tc>
-      </w:tr>
-      <w:tr>
-        <w:tc>
-          <w:tcPr>
-            <w:tcW w:w="2400" w:type="dxa"/>
-            <w:shd w:val="clear" w:color="auto" w:fill="EEF3FA"/>
-            <w:tcMar>
-              <w:top w:w="40" w:type="dxa"/>
-              <w:left w:w="80" w:type="dxa"/>
-              <w:bottom w:w="40" w:type="dxa"/>
-              <w:right w:w="80" w:type="dxa"/>
-            </w:tcMar>
-          </w:tcPr>
-          <w:p>
-            <w:r>
-              <w:rPr>
-                <w:b/>
-                <w:bCs/>
-                <w:sz w:val="18"/>
-                <w:szCs w:val="18"/>
-              </w:rPr>
-              <w:t>Salud: subir documentos</w:t>
-            </w:r>
-          </w:p>
-        </w:tc>
-        <w:tc>
-          <w:tcPr>
-            <w:tcW w:w="1120" w:type="dxa"/>
-            <w:shd w:val="clear" w:color="auto" w:fill="EEF3FA"/>
-            <w:tcMar>
-              <w:top w:w="40" w:type="dxa"/>
-              <w:left w:w="80" w:type="dxa"/>
-              <w:bottom w:w="40" w:type="dxa"/>
-              <w:right w:w="80" w:type="dxa"/>
-            </w:tcMar>
-          </w:tcPr>
-          <w:p>
-            <w:pPr>
-              <w:jc w:val="center"/>
-            </w:pPr>
-            <w:r>
-              <w:rPr>
-                <w:sz w:val="18"/>
-                <w:szCs w:val="18"/>
-                <w:highlight w:val="yellow"/>
-              </w:rPr>
-              <w:t>SI</w:t>
-            </w:r>
-          </w:p>
-        </w:tc>
-        <w:tc>
-          <w:tcPr>
-            <w:tcW w:w="1120" w:type="dxa"/>
-            <w:shd w:val="clear" w:color="auto" w:fill="EEF3FA"/>
-            <w:tcMar>
-              <w:top w:w="40" w:type="dxa"/>
-              <w:left w:w="80" w:type="dxa"/>
-              <w:bottom w:w="40" w:type="dxa"/>
-              <w:right w:w="80" w:type="dxa"/>
-            </w:tcMar>
-          </w:tcPr>
-          <w:p>
-            <w:pPr>
-              <w:jc w:val="center"/>
-            </w:pPr>
-            <w:r>
-              <w:rPr>
-                <w:sz w:val="18"/>
-                <w:szCs w:val="18"/>
-                <w:highlight w:val="yellow"/>
-              </w:rPr>
-              <w:t>SI</w:t>
-            </w:r>
-          </w:p>
-        </w:tc>
-        <w:tc>
-          <w:tcPr>
-            <w:tcW w:w="900" w:type="dxa"/>
-            <w:shd w:val="clear" w:color="auto" w:fill="EEF3FA"/>
-            <w:tcMar>
-              <w:top w:w="40" w:type="dxa"/>
-              <w:left w:w="80" w:type="dxa"/>
-              <w:bottom w:w="40" w:type="dxa"/>
-              <w:right w:w="80" w:type="dxa"/>
-            </w:tcMar>
-          </w:tcPr>
-          <w:p>
-            <w:pPr>
-              <w:jc w:val="center"/>
-              <w:rPr>
-                <w:highlight w:val="yellow"/>
-              </w:rPr>
-            </w:pPr>
-            <w:r>
-              <w:rPr>
-                <w:sz w:val="18"/>
-                <w:szCs w:val="18"/>
-                <w:highlight w:val="yellow"/>
-              </w:rPr>
-              <w:t>NO</w:t>
-            </w:r>
-          </w:p>
-        </w:tc>
-        <w:tc>
-          <w:tcPr>
-            <w:tcW w:w="1120" w:type="dxa"/>
-            <w:shd w:val="clear" w:color="auto" w:fill="EEF3FA"/>
-            <w:tcMar>
-              <w:top w:w="40" w:type="dxa"/>
-              <w:left w:w="80" w:type="dxa"/>
-              <w:bottom w:w="40" w:type="dxa"/>
-              <w:right w:w="80" w:type="dxa"/>
-            </w:tcMar>
-          </w:tcPr>
-          <w:p>
-            <w:pPr>
-              <w:jc w:val="center"/>
-            </w:pPr>
-            <w:r>
-              <w:rPr>
-                <w:sz w:val="18"/>
-                <w:szCs w:val="18"/>
-              </w:rPr>
-              <w:t>SI</w:t>
-            </w:r>
-          </w:p>
-        </w:tc>
-        <w:tc>
-          <w:tcPr>
-            <w:tcW w:w="900" w:type="dxa"/>
-            <w:shd w:val="clear" w:color="auto" w:fill="EEF3FA"/>
-            <w:tcMar>
-              <w:top w:w="40" w:type="dxa"/>
-              <w:left w:w="80" w:type="dxa"/>
-              <w:bottom w:w="40" w:type="dxa"/>
-              <w:right w:w="80" w:type="dxa"/>
-            </w:tcMar>
-          </w:tcPr>
-          <w:p>
-            <w:pPr>
-              <w:jc w:val="center"/>
-            </w:pPr>
-            <w:r>
-              <w:rPr>
-                <w:sz w:val="18"/>
-                <w:szCs w:val="18"/>
-              </w:rPr>
-              <w:t>SI</w:t>
-            </w:r>
-          </w:p>
-        </w:tc>
-        <w:tc>
-          <w:tcPr>
-            <w:tcW w:w="1000" w:type="dxa"/>
-            <w:shd w:val="clear" w:color="auto" w:fill="EEF3FA"/>
-            <w:tcMar>
-              <w:top w:w="40" w:type="dxa"/>
-              <w:left w:w="80" w:type="dxa"/>
-              <w:bottom w:w="40" w:type="dxa"/>
-              <w:right w:w="80" w:type="dxa"/>
-            </w:tcMar>
-          </w:tcPr>
-          <w:p>
-            <w:pPr>
-              <w:jc w:val="center"/>
-            </w:pPr>
-            <w:r>
-              <w:rPr>
-                <w:sz w:val="18"/>
-                <w:szCs w:val="18"/>
-              </w:rPr>
-              <w:t>SI</w:t>
-            </w:r>
-          </w:p>
-        </w:tc>
-        <w:tc>
-          <w:tcPr>
-            <w:tcW w:w="1000" w:type="dxa"/>
-            <w:shd w:val="clear" w:color="auto" w:fill="EEF3FA"/>
-            <w:tcMar>
-              <w:top w:w="40" w:type="dxa"/>
-              <w:left w:w="80" w:type="dxa"/>
-              <w:bottom w:w="40" w:type="dxa"/>
-              <w:right w:w="80" w:type="dxa"/>
-            </w:tcMar>
-          </w:tcPr>
-          <w:p>
-            <w:pPr>
-              <w:jc w:val="center"/>
-            </w:pPr>
-            <w:r>
-              <w:rPr>
-                <w:sz w:val="18"/>
-                <w:szCs w:val="18"/>
-              </w:rPr>
-              <w:t>SI</w:t>
-            </w:r>
-          </w:p>
-        </w:tc>
-      </w:tr>
-      <w:tr>
-        <w:tc>
-          <w:tcPr>
-            <w:tcW w:w="2400" w:type="dxa"/>
-            <w:tcMar>
-              <w:top w:w="40" w:type="dxa"/>
-              <w:left w:w="80" w:type="dxa"/>
-              <w:bottom w:w="40" w:type="dxa"/>
-              <w:right w:w="80" w:type="dxa"/>
-            </w:tcMar>
-          </w:tcPr>
-          <w:p>
-            <w:r>
-              <w:rPr>
-                <w:b/>
-                <w:bCs/>
-                <w:sz w:val="18"/>
-                <w:szCs w:val="18"/>
-              </w:rPr>
-              <w:t>Salud: eliminar documentos</w:t>
-            </w:r>
-          </w:p>
-        </w:tc>
-        <w:tc>
-          <w:tcPr>
-            <w:tcW w:w="1120" w:type="dxa"/>
-            <w:shd w:val="clear" w:color="auto" w:fill="E7F4E4"/>
-            <w:tcMar>
-              <w:top w:w="40" w:type="dxa"/>
-              <w:left w:w="80" w:type="dxa"/>
-              <w:bottom w:w="40" w:type="dxa"/>
-              <w:right w:w="80" w:type="dxa"/>
-            </w:tcMar>
-          </w:tcPr>
-          <w:p>
-            <w:pPr>
-              <w:jc w:val="center"/>
-            </w:pPr>
-            <w:r>
-              <w:rPr>
-                <w:sz w:val="18"/>
-                <w:szCs w:val="18"/>
-              </w:rPr>
-              <w:t>SI</w:t>
-            </w:r>
-          </w:p>
-        </w:tc>
-        <w:tc>
-          <w:tcPr>
-            <w:tcW w:w="1120" w:type="dxa"/>
-            <w:shd w:val="clear" w:color="auto" w:fill="E7F4E4"/>
-            <w:tcMar>
-              <w:top w:w="40" w:type="dxa"/>
-              <w:left w:w="80" w:type="dxa"/>
-              <w:bottom w:w="40" w:type="dxa"/>
-              <w:right w:w="80" w:type="dxa"/>
-            </w:tcMar>
-          </w:tcPr>
-          <w:p>
-            <w:pPr>
-              <w:jc w:val="center"/>
-            </w:pPr>
-            <w:r>
-              <w:rPr>
-                <w:sz w:val="18"/>
-                <w:szCs w:val="18"/>
-              </w:rPr>
-              <w:t>SI</w:t>
-            </w:r>
-          </w:p>
-        </w:tc>
-        <w:tc>
-          <w:tcPr>
-            <w:tcW w:w="900" w:type="dxa"/>
-            <w:tcMar>
-              <w:top w:w="40" w:type="dxa"/>
-              <w:left w:w="80" w:type="dxa"/>
-              <w:bottom w:w="40" w:type="dxa"/>
-              <w:right w:w="80" w:type="dxa"/>
-            </w:tcMar>
-          </w:tcPr>
-          <w:p>
-            <w:pPr>
-              <w:jc w:val="center"/>
-            </w:pPr>
-            <w:r>
-              <w:rPr>
-                <w:sz w:val="18"/>
-                <w:szCs w:val="18"/>
-              </w:rPr>
-              <w:t>NO</w:t>
-            </w:r>
-          </w:p>
-        </w:tc>
-        <w:tc>
-          <w:tcPr>
-            <w:tcW w:w="1120" w:type="dxa"/>
-            <w:tcMar>
-              <w:top w:w="40" w:type="dxa"/>
-              <w:left w:w="80" w:type="dxa"/>
-              <w:bottom w:w="40" w:type="dxa"/>
-              <w:right w:w="80" w:type="dxa"/>
-            </w:tcMar>
-          </w:tcPr>
-          <w:p>
-            <w:pPr>
-              <w:jc w:val="center"/>
-            </w:pPr>
-            <w:r>
-              <w:rPr>
-                <w:sz w:val="18"/>
-                <w:szCs w:val="18"/>
-              </w:rPr>
-              <w:t>NO</w:t>
-            </w:r>
-          </w:p>
-        </w:tc>
-        <w:tc>
-          <w:tcPr>
-            <w:tcW w:w="900" w:type="dxa"/>
-            <w:tcMar>
-              <w:top w:w="40" w:type="dxa"/>
-              <w:left w:w="80" w:type="dxa"/>
-              <w:bottom w:w="40" w:type="dxa"/>
-              <w:right w:w="80" w:type="dxa"/>
-            </w:tcMar>
-          </w:tcPr>
-          <w:p>
-            <w:pPr>
-              <w:jc w:val="center"/>
-            </w:pPr>
-            <w:r>
-              <w:rPr>
-                <w:sz w:val="18"/>
-                <w:szCs w:val="18"/>
-              </w:rPr>
-              <w:t>NO</w:t>
-            </w:r>
-          </w:p>
-        </w:tc>
-        <w:tc>
-          <w:tcPr>
-            <w:tcW w:w="1000" w:type="dxa"/>
-            <w:tcMar>
-              <w:top w:w="40" w:type="dxa"/>
-              <w:left w:w="80" w:type="dxa"/>
-              <w:bottom w:w="40" w:type="dxa"/>
-              <w:right w:w="80" w:type="dxa"/>
-            </w:tcMar>
-          </w:tcPr>
-          <w:p>
-            <w:pPr>
-              <w:jc w:val="center"/>
-            </w:pPr>
-            <w:r>
-              <w:rPr>
-                <w:sz w:val="18"/>
-                <w:szCs w:val="18"/>
-              </w:rPr>
-              <w:t>NO</w:t>
-            </w:r>
-          </w:p>
-        </w:tc>
-        <w:tc>
-          <w:tcPr>
-            <w:tcW w:w="1000" w:type="dxa"/>
-            <w:tcMar>
-              <w:top w:w="40" w:type="dxa"/>
-              <w:left w:w="80" w:type="dxa"/>
-              <w:bottom w:w="40" w:type="dxa"/>
-              <w:right w:w="80" w:type="dxa"/>
-            </w:tcMar>
-          </w:tcPr>
-          <w:p>
-            <w:pPr>
-              <w:jc w:val="center"/>
-            </w:pPr>
-            <w:r>
-              <w:rPr>
-                <w:sz w:val="18"/>
-                <w:szCs w:val="18"/>
-              </w:rPr>
-              <w:t>NO</w:t>
-            </w:r>
-          </w:p>
-        </w:tc>
-      </w:tr>
-      <w:tr>
-        <w:tc>
-          <w:tcPr>
-            <w:tcW w:w="2400" w:type="dxa"/>
-            <w:shd w:val="clear" w:color="auto" w:fill="EEF3FA"/>
-            <w:tcMar>
-              <w:top w:w="40" w:type="dxa"/>
-              <w:left w:w="80" w:type="dxa"/>
-              <w:bottom w:w="40" w:type="dxa"/>
-              <w:right w:w="80" w:type="dxa"/>
-            </w:tcMar>
-          </w:tcPr>
-          <w:p>
-            <w:r>
-              <w:rPr>
-                <w:b/>
-                <w:bCs/>
-                <w:sz w:val="18"/>
-                <w:szCs w:val="18"/>
-              </w:rPr>
-              <w:t xml:space="preserve">Salud: autorizar </w:t>
-            </w:r>
-            <w:r>
-              <w:rPr>
-                <w:b/>
-                <w:bCs/>
-                <w:sz w:val="18"/>
-                <w:szCs w:val="18"/>
-              </w:rPr>
-              <w:t>accesos menores</w:t>
-            </w:r>
-          </w:p>
-        </w:tc>
-        <w:tc>
-          <w:tcPr>
-            <w:tcW w:w="1120" w:type="dxa"/>
-            <w:shd w:val="clear" w:color="auto" w:fill="E7F4E4"/>
-            <w:tcMar>
-              <w:top w:w="40" w:type="dxa"/>
-              <w:left w:w="80" w:type="dxa"/>
-              <w:bottom w:w="40" w:type="dxa"/>
-              <w:right w:w="80" w:type="dxa"/>
-            </w:tcMar>
-          </w:tcPr>
-          <w:p>
-            <w:pPr>
-              <w:jc w:val="center"/>
-            </w:pPr>
-            <w:r>
-              <w:rPr>
-                <w:sz w:val="18"/>
-                <w:szCs w:val="18"/>
-              </w:rPr>
-              <w:t>SI</w:t>
-            </w:r>
-          </w:p>
-        </w:tc>
-        <w:tc>
-          <w:tcPr>
-            <w:tcW w:w="1120" w:type="dxa"/>
-            <w:shd w:val="clear" w:color="auto" w:fill="E7F4E4"/>
-            <w:tcMar>
-              <w:top w:w="40" w:type="dxa"/>
-              <w:left w:w="80" w:type="dxa"/>
-              <w:bottom w:w="40" w:type="dxa"/>
-              <w:right w:w="80" w:type="dxa"/>
-            </w:tcMar>
-          </w:tcPr>
-          <w:p>
-            <w:pPr>
-              <w:jc w:val="center"/>
-            </w:pPr>
-            <w:r>
-              <w:rPr>
-                <w:sz w:val="18"/>
-                <w:szCs w:val="18"/>
-              </w:rPr>
-              <w:t>SI</w:t>
-            </w:r>
-          </w:p>
-        </w:tc>
-        <w:tc>
-          <w:tcPr>
-            <w:tcW w:w="900" w:type="dxa"/>
-            <w:shd w:val="clear" w:color="auto" w:fill="EEF3FA"/>
-            <w:tcMar>
-              <w:top w:w="40" w:type="dxa"/>
-              <w:left w:w="80" w:type="dxa"/>
-              <w:bottom w:w="40" w:type="dxa"/>
-              <w:right w:w="80" w:type="dxa"/>
-            </w:tcMar>
-          </w:tcPr>
-          <w:p>
-            <w:pPr>
-              <w:jc w:val="center"/>
-            </w:pPr>
-            <w:r>
-              <w:rPr>
-                <w:sz w:val="18"/>
-                <w:szCs w:val="18"/>
-              </w:rPr>
-              <w:t>NO</w:t>
-            </w:r>
-          </w:p>
-        </w:tc>
-        <w:tc>
-          <w:tcPr>
-            <w:tcW w:w="1120" w:type="dxa"/>
-            <w:shd w:val="clear" w:color="auto" w:fill="EEF3FA"/>
-            <w:tcMar>
-              <w:top w:w="40" w:type="dxa"/>
-              <w:left w:w="80" w:type="dxa"/>
-              <w:bottom w:w="40" w:type="dxa"/>
-              <w:right w:w="80" w:type="dxa"/>
-            </w:tcMar>
-          </w:tcPr>
-          <w:p>
-            <w:pPr>
-              <w:jc w:val="center"/>
-            </w:pPr>
-            <w:r>
-              <w:rPr>
-                <w:sz w:val="18"/>
-                <w:szCs w:val="18"/>
-              </w:rPr>
-              <w:t>NO</w:t>
-            </w:r>
-          </w:p>
-        </w:tc>
-        <w:tc>
-          <w:tcPr>
-            <w:tcW w:w="900" w:type="dxa"/>
-            <w:shd w:val="clear" w:color="auto" w:fill="EEF3FA"/>
-            <w:tcMar>
-              <w:top w:w="40" w:type="dxa"/>
-              <w:left w:w="80" w:type="dxa"/>
-              <w:bottom w:w="40" w:type="dxa"/>
-              <w:right w:w="80" w:type="dxa"/>
-            </w:tcMar>
-          </w:tcPr>
-          <w:p>
-            <w:pPr>
-              <w:jc w:val="center"/>
-            </w:pPr>
-            <w:r>
-              <w:rPr>
-                <w:sz w:val="18"/>
-                <w:szCs w:val="18"/>
-              </w:rPr>
-              <w:t>NO</w:t>
-            </w:r>
-          </w:p>
-        </w:tc>
-        <w:tc>
-          <w:tcPr>
-            <w:tcW w:w="1000" w:type="dxa"/>
-            <w:shd w:val="clear" w:color="auto" w:fill="EEF3FA"/>
-            <w:tcMar>
-              <w:top w:w="40" w:type="dxa"/>
-              <w:left w:w="80" w:type="dxa"/>
-              <w:bottom w:w="40" w:type="dxa"/>
-              <w:right w:w="80" w:type="dxa"/>
-            </w:tcMar>
-          </w:tcPr>
-          <w:p>
-            <w:pPr>
-              <w:jc w:val="center"/>
-            </w:pPr>
-            <w:r>
-              <w:rPr>
-                <w:sz w:val="18"/>
-                <w:szCs w:val="18"/>
-              </w:rPr>
-              <w:t>NO</w:t>
-            </w:r>
-          </w:p>
-        </w:tc>
-        <w:tc>
-          <w:tcPr>
-            <w:tcW w:w="1000" w:type="dxa"/>
-            <w:shd w:val="clear" w:color="auto" w:fill="EEF3FA"/>
-            <w:tcMar>
-              <w:top w:w="40" w:type="dxa"/>
-              <w:left w:w="80" w:type="dxa"/>
-              <w:bottom w:w="40" w:type="dxa"/>
-              <w:right w:w="80" w:type="dxa"/>
-            </w:tcMar>
-          </w:tcPr>
-          <w:p>
-            <w:pPr>
-              <w:jc w:val="center"/>
-            </w:pPr>
-            <w:r>
-              <w:rPr>
-                <w:sz w:val="18"/>
-                <w:szCs w:val="18"/>
-              </w:rPr>
-              <w:t>NO</w:t>
-            </w:r>
-          </w:p>
-        </w:tc>
-      </w:tr>
-      <w:tr>
-        <w:tc>
-          <w:tcPr>
-            <w:tcW w:w="2400" w:type="dxa"/>
-            <w:tcMar>
-              <w:top w:w="40" w:type="dxa"/>
-              <w:left w:w="80" w:type="dxa"/>
-              <w:bottom w:w="40" w:type="dxa"/>
-              <w:right w:w="80" w:type="dxa"/>
-            </w:tcMar>
-          </w:tcPr>
-          <w:p>
-            <w:r>
-              <w:rPr>
-                <w:b/>
-                <w:bCs/>
-                <w:sz w:val="18"/>
-                <w:szCs w:val="18"/>
-              </w:rPr>
-              <w:t>Sistema de Ascenso: ver/editar</w:t>
-            </w:r>
-          </w:p>
-        </w:tc>
-        <w:tc>
-          <w:tcPr>
-            <w:tcW w:w="1120" w:type="dxa"/>
-            <w:tcMar>
-              <w:top w:w="40" w:type="dxa"/>
-              <w:left w:w="80" w:type="dxa"/>
-              <w:bottom w:w="40" w:type="dxa"/>
-              <w:right w:w="80" w:type="dxa"/>
-            </w:tcMar>
-          </w:tcPr>
-          <w:p>
-            <w:pPr>
-              <w:jc w:val="center"/>
-            </w:pPr>
-            <w:r>
-              <w:rPr>
-                <w:sz w:val="18"/>
-                <w:szCs w:val="18"/>
-                <w:highlight w:val="yellow"/>
-              </w:rPr>
-              <w:t>SI</w:t>
-            </w:r>
-          </w:p>
-        </w:tc>
-        <w:tc>
-          <w:tcPr>
-            <w:tcW w:w="1120" w:type="dxa"/>
-            <w:tcMar>
-              <w:top w:w="40" w:type="dxa"/>
-              <w:left w:w="80" w:type="dxa"/>
-              <w:bottom w:w="40" w:type="dxa"/>
-              <w:right w:w="80" w:type="dxa"/>
-            </w:tcMar>
-          </w:tcPr>
-          <w:p>
-            <w:pPr>
-              <w:jc w:val="center"/>
-            </w:pPr>
-            <w:r>
-              <w:rPr>
-                <w:sz w:val="18"/>
-                <w:szCs w:val="18"/>
-                <w:highlight w:val="yellow"/>
-              </w:rPr>
-              <w:t>SI</w:t>
-            </w:r>
-          </w:p>
-        </w:tc>
-        <w:tc>
-          <w:tcPr>
-            <w:tcW w:w="900" w:type="dxa"/>
-            <w:tcMar>
-              <w:top w:w="40" w:type="dxa"/>
-              <w:left w:w="80" w:type="dxa"/>
-              <w:bottom w:w="40" w:type="dxa"/>
-              <w:right w:w="80" w:type="dxa"/>
-            </w:tcMar>
-          </w:tcPr>
-          <w:p>
-            <w:pPr>
-              <w:jc w:val="center"/>
-              <w:rPr>
-                <w:lang w:val="es-ES"/>
-              </w:rPr>
-            </w:pPr>
-            <w:r>
-              <w:rPr>
-                <w:sz w:val="18"/>
-                <w:szCs w:val="18"/>
-                <w:highlight w:val="yellow"/>
-              </w:rPr>
-              <w:t>SI</w:t>
-            </w:r>
-            <w:r>
-              <w:rPr>
-                <w:sz w:val="18"/>
-                <w:szCs w:val="18"/>
-                <w:highlight w:val="yellow"/>
-              </w:rPr>
-              <w:t xml:space="preserve"> (solo ver)</w:t>
-            </w:r>
-          </w:p>
-        </w:tc>
-        <w:tc>
-          <w:tcPr>
-            <w:tcW w:w="1120" w:type="dxa"/>
-            <w:tcMar>
-              <w:top w:w="40" w:type="dxa"/>
-              <w:left w:w="80" w:type="dxa"/>
-              <w:bottom w:w="40" w:type="dxa"/>
-              <w:right w:w="80" w:type="dxa"/>
-            </w:tcMar>
-          </w:tcPr>
-          <w:p>
-            <w:pPr>
-              <w:jc w:val="center"/>
-            </w:pPr>
-            <w:r>
-              <w:rPr>
-                <w:sz w:val="18"/>
-                <w:szCs w:val="18"/>
-              </w:rPr>
-              <w:t>SI</w:t>
+              <w:t>SI (solo ver)</w:t>
             </w:r>
           </w:p>
         </w:tc>
@@ -6023,21 +5774,12 @@
         </w:numPr>
         <w:spacing w:after="60"/>
       </w:pPr>
-      <w:proofErr w:type="spellStart"/>
       <w:r>
         <w:rPr>
           <w:b/>
           <w:bCs/>
         </w:rPr>
-        <w:t>Lider</w:t>
-      </w:r>
-      <w:proofErr w:type="spellEnd"/>
-      <w:r>
-        <w:rPr>
-          <w:b/>
-          <w:bCs/>
-        </w:rPr>
-        <w:t xml:space="preserve">, </w:t>
+        <w:t xml:space="preserve">Lider, </w:t>
       </w:r>
       <w:r>
         <w:rPr>
@@ -6066,15 +5808,7 @@
         <w:t>interactúan</w:t>
       </w:r>
       <w:r>
-        <w:t xml:space="preserve"> con la propia (las </w:t>
-      </w:r>
-      <w:proofErr w:type="spellStart"/>
-      <w:r>
-        <w:t>demas</w:t>
-      </w:r>
-      <w:proofErr w:type="spellEnd"/>
-      <w:r>
-        <w:t xml:space="preserve"> salen deshabilitadas).</w:t>
+        <w:t xml:space="preserve"> con la propia (las demas salen deshabilitadas).</w:t>
       </w:r>
     </w:p>
     <w:p>
@@ -6086,48 +5820,15 @@
         </w:numPr>
         <w:spacing w:after="60"/>
       </w:pPr>
-      <w:proofErr w:type="spellStart"/>
       <w:r>
         <w:rPr>
           <w:b/>
           <w:bCs/>
         </w:rPr>
-        <w:t>Lider</w:t>
-      </w:r>
-      <w:proofErr w:type="spellEnd"/>
-      <w:r>
-        <w:rPr>
-          <w:b/>
-          <w:bCs/>
-        </w:rPr>
-        <w:t xml:space="preserve"> de Grupo y </w:t>
-      </w:r>
-      <w:proofErr w:type="spellStart"/>
-      <w:r>
-        <w:rPr>
-          <w:b/>
-          <w:bCs/>
-        </w:rPr>
-        <w:t>Lider</w:t>
-      </w:r>
-      <w:proofErr w:type="spellEnd"/>
-      <w:r>
-        <w:rPr>
-          <w:b/>
-          <w:bCs/>
-        </w:rPr>
-        <w:t xml:space="preserve"> Asistente: </w:t>
-      </w:r>
-      <w:r>
-        <w:t xml:space="preserve">al editar tienen bloqueados los campos estructurales: destacamento, </w:t>
-      </w:r>
-      <w:proofErr w:type="spellStart"/>
-      <w:r>
-        <w:t>posicion</w:t>
-      </w:r>
-      <w:proofErr w:type="spellEnd"/>
-      <w:r>
-        <w:t xml:space="preserve"> en el destacamento, sexo e Instructor CI.</w:t>
+        <w:t xml:space="preserve">Lider de Grupo y Lider Asistente: </w:t>
+      </w:r>
+      <w:r>
+        <w:t>al editar tienen bloqueados los campos estructurales: destacamento, posicion en el destacamento, sexo e Instructor CI.</w:t>
       </w:r>
     </w:p>
     <w:p>
@@ -6157,25 +5858,7 @@
           <w:bCs/>
           <w:color w:val="1F4E79"/>
         </w:rPr>
-        <w:t xml:space="preserve">Las RECIBE el Coordinador (titular + asistente, </w:t>
-      </w:r>
-      <w:proofErr w:type="spellStart"/>
-      <w:r>
-        <w:rPr>
-          <w:b/>
-          <w:bCs/>
-          <w:color w:val="1F4E79"/>
-        </w:rPr>
-        <w:t>via</w:t>
-      </w:r>
-      <w:proofErr w:type="spellEnd"/>
-      <w:r>
-        <w:rPr>
-          <w:b/>
-          <w:bCs/>
-          <w:color w:val="1F4E79"/>
-        </w:rPr>
-        <w:t xml:space="preserve"> directiva)</w:t>
+        <w:t>Las RECIBE el Coordinador (titular + asistente, via directiva)</w:t>
       </w:r>
     </w:p>
     <w:tbl>
@@ -6302,9 +5985,70 @@
                 <w:sz w:val="18"/>
                 <w:szCs w:val="18"/>
               </w:rPr>
-              <w:t xml:space="preserve">Piden acceso a </w:t>
-            </w:r>
-            <w:proofErr w:type="spellStart"/>
+              <w:t>Piden acceso a info personal de un miembro</w:t>
+            </w:r>
+          </w:p>
+        </w:tc>
+        <w:tc>
+          <w:tcPr>
+            <w:tcW w:w="3560" w:type="dxa"/>
+            <w:tcMar>
+              <w:top w:w="40" w:type="dxa"/>
+              <w:left w:w="80" w:type="dxa"/>
+              <w:bottom w:w="40" w:type="dxa"/>
+              <w:right w:w="80" w:type="dxa"/>
+            </w:tcMar>
+          </w:tcPr>
+          <w:p>
+            <w:pPr>
+              <w:jc w:val="center"/>
+            </w:pPr>
+            <w:r>
+              <w:rPr>
+                <w:sz w:val="18"/>
+                <w:szCs w:val="18"/>
+              </w:rPr>
+              <w:t>solicitud_acceso_informacion_miembro</w:t>
+            </w:r>
+          </w:p>
+        </w:tc>
+        <w:tc>
+          <w:tcPr>
+            <w:tcW w:w="1600" w:type="dxa"/>
+            <w:tcMar>
+              <w:top w:w="40" w:type="dxa"/>
+              <w:left w:w="80" w:type="dxa"/>
+              <w:bottom w:w="40" w:type="dxa"/>
+              <w:right w:w="80" w:type="dxa"/>
+            </w:tcMar>
+          </w:tcPr>
+          <w:p>
+            <w:pPr>
+              <w:jc w:val="center"/>
+            </w:pPr>
+            <w:r>
+              <w:rPr>
+                <w:sz w:val="18"/>
+                <w:szCs w:val="18"/>
+              </w:rPr>
+              <w:t>Importante</w:t>
+            </w:r>
+          </w:p>
+        </w:tc>
+      </w:tr>
+      <w:tr>
+        <w:tc>
+          <w:tcPr>
+            <w:tcW w:w="4200" w:type="dxa"/>
+            <w:shd w:val="clear" w:color="auto" w:fill="EEF3FA"/>
+            <w:tcMar>
+              <w:top w:w="40" w:type="dxa"/>
+              <w:left w:w="80" w:type="dxa"/>
+              <w:bottom w:w="40" w:type="dxa"/>
+              <w:right w:w="80" w:type="dxa"/>
+            </w:tcMar>
+          </w:tcPr>
+          <w:p>
             <w:r>
               <w:rPr>
                 <w:b/>
@@ -6312,9 +6056,71 @@
                 <w:sz w:val="18"/>
                 <w:szCs w:val="18"/>
               </w:rPr>
-              <w:t>info</w:t>
-            </w:r>
-            <w:proofErr w:type="spellEnd"/>
+              <w:t>Piden acceso a Dispensa Medica de un menor</w:t>
+            </w:r>
+          </w:p>
+        </w:tc>
+        <w:tc>
+          <w:tcPr>
+            <w:tcW w:w="3560" w:type="dxa"/>
+            <w:shd w:val="clear" w:color="auto" w:fill="EEF3FA"/>
+            <w:tcMar>
+              <w:top w:w="40" w:type="dxa"/>
+              <w:left w:w="80" w:type="dxa"/>
+              <w:bottom w:w="40" w:type="dxa"/>
+              <w:right w:w="80" w:type="dxa"/>
+            </w:tcMar>
+          </w:tcPr>
+          <w:p>
+            <w:pPr>
+              <w:jc w:val="center"/>
+            </w:pPr>
+            <w:r>
+              <w:rPr>
+                <w:sz w:val="18"/>
+                <w:szCs w:val="18"/>
+              </w:rPr>
+              <w:t>solicitud_acceso_dispensa_medica</w:t>
+            </w:r>
+          </w:p>
+        </w:tc>
+        <w:tc>
+          <w:tcPr>
+            <w:tcW w:w="1600" w:type="dxa"/>
+            <w:shd w:val="clear" w:color="auto" w:fill="EEF3FA"/>
+            <w:tcMar>
+              <w:top w:w="40" w:type="dxa"/>
+              <w:left w:w="80" w:type="dxa"/>
+              <w:bottom w:w="40" w:type="dxa"/>
+              <w:right w:w="80" w:type="dxa"/>
+            </w:tcMar>
+          </w:tcPr>
+          <w:p>
+            <w:pPr>
+              <w:jc w:val="center"/>
+            </w:pPr>
+            <w:r>
+              <w:rPr>
+                <w:sz w:val="18"/>
+                <w:szCs w:val="18"/>
+              </w:rPr>
+              <w:t>Importante</w:t>
+            </w:r>
+          </w:p>
+        </w:tc>
+      </w:tr>
+      <w:tr>
+        <w:tc>
+          <w:tcPr>
+            <w:tcW w:w="4200" w:type="dxa"/>
+            <w:tcMar>
+              <w:top w:w="40" w:type="dxa"/>
+              <w:left w:w="80" w:type="dxa"/>
+              <w:bottom w:w="40" w:type="dxa"/>
+              <w:right w:w="80" w:type="dxa"/>
+            </w:tcMar>
+          </w:tcPr>
+          <w:p>
             <w:r>
               <w:rPr>
                 <w:b/>
@@ -6322,7 +6128,7 @@
                 <w:sz w:val="18"/>
                 <w:szCs w:val="18"/>
               </w:rPr>
-              <w:t xml:space="preserve"> personal de un miembro</w:t>
+              <w:t>Solicitud de cambio (General o Salud)</w:t>
             </w:r>
           </w:p>
         </w:tc>
@@ -6340,15 +6146,13 @@
             <w:pPr>
               <w:jc w:val="center"/>
             </w:pPr>
-            <w:proofErr w:type="spellStart"/>
-            <w:r>
-              <w:rPr>
-                <w:sz w:val="18"/>
-                <w:szCs w:val="18"/>
-              </w:rPr>
-              <w:t>solicitud_acceso_informacion_miembro</w:t>
-            </w:r>
-            <w:proofErr w:type="spellEnd"/>
+            <w:r>
+              <w:rPr>
+                <w:sz w:val="18"/>
+                <w:szCs w:val="18"/>
+              </w:rPr>
+              <w:t>solicitud_cambio_miembro</w:t>
+            </w:r>
           </w:p>
         </w:tc>
         <w:tc>
@@ -6370,7 +6174,7 @@
                 <w:sz w:val="18"/>
                 <w:szCs w:val="18"/>
               </w:rPr>
-              <w:t>Importante</w:t>
+              <w:t>Informativa</w:t>
             </w:r>
           </w:p>
         </w:tc>
@@ -6395,7 +6199,7 @@
                 <w:sz w:val="18"/>
                 <w:szCs w:val="18"/>
               </w:rPr>
-              <w:t>Piden acceso a Dispensa Medica de un menor</w:t>
+              <w:t>Cambio directo hecho por el OTRO coordinador</w:t>
             </w:r>
           </w:p>
         </w:tc>
@@ -6414,15 +6218,13 @@
             <w:pPr>
               <w:jc w:val="center"/>
             </w:pPr>
-            <w:proofErr w:type="spellStart"/>
-            <w:r>
-              <w:rPr>
-                <w:sz w:val="18"/>
-                <w:szCs w:val="18"/>
-              </w:rPr>
-              <w:t>solicitud_acceso_dispensa_medica</w:t>
-            </w:r>
-            <w:proofErr w:type="spellEnd"/>
+            <w:r>
+              <w:rPr>
+                <w:sz w:val="18"/>
+                <w:szCs w:val="18"/>
+              </w:rPr>
+              <w:t>actualizacion_directa_miembro</w:t>
+            </w:r>
           </w:p>
         </w:tc>
         <w:tc>
@@ -6445,7 +6247,7 @@
                 <w:sz w:val="18"/>
                 <w:szCs w:val="18"/>
               </w:rPr>
-              <w:t>Importante</w:t>
+              <w:t>Informativa</w:t>
             </w:r>
           </w:p>
         </w:tc>
@@ -6469,7 +6271,7 @@
                 <w:sz w:val="18"/>
                 <w:szCs w:val="18"/>
               </w:rPr>
-              <w:t>Solicitud de cambio (General o Salud)</w:t>
+              <w:t>Cambio de estado en Sistema de Ascenso</w:t>
             </w:r>
           </w:p>
         </w:tc>
@@ -6487,15 +6289,13 @@
             <w:pPr>
               <w:jc w:val="center"/>
             </w:pPr>
-            <w:proofErr w:type="spellStart"/>
-            <w:r>
-              <w:rPr>
-                <w:sz w:val="18"/>
-                <w:szCs w:val="18"/>
-              </w:rPr>
-              <w:t>solicitud_cambio_miembro</w:t>
-            </w:r>
-            <w:proofErr w:type="spellEnd"/>
+            <w:r>
+              <w:rPr>
+                <w:sz w:val="18"/>
+                <w:szCs w:val="18"/>
+              </w:rPr>
+              <w:t>cambio_estado_sistema_ascenso</w:t>
+            </w:r>
           </w:p>
         </w:tc>
         <w:tc>
@@ -6542,7 +6342,7 @@
                 <w:sz w:val="18"/>
                 <w:szCs w:val="18"/>
               </w:rPr>
-              <w:t>Cambio directo hecho por el OTRO coordinador</w:t>
+              <w:t>Agregaron item en Sistema de Ascenso</w:t>
             </w:r>
           </w:p>
         </w:tc>
@@ -6561,15 +6361,13 @@
             <w:pPr>
               <w:jc w:val="center"/>
             </w:pPr>
-            <w:proofErr w:type="spellStart"/>
-            <w:r>
-              <w:rPr>
-                <w:sz w:val="18"/>
-                <w:szCs w:val="18"/>
-              </w:rPr>
-              <w:t>actualizacion_directa_miembro</w:t>
-            </w:r>
-            <w:proofErr w:type="spellEnd"/>
+            <w:r>
+              <w:rPr>
+                <w:sz w:val="18"/>
+                <w:szCs w:val="18"/>
+              </w:rPr>
+              <w:t>ascenso_item_agregado</w:t>
+            </w:r>
           </w:p>
         </w:tc>
         <w:tc>
@@ -6616,7 +6414,7 @@
                 <w:sz w:val="18"/>
                 <w:szCs w:val="18"/>
               </w:rPr>
-              <w:t>Cambio de estado en Sistema de Ascenso</w:t>
+              <w:t>Piden sacar un item de "Completado"</w:t>
             </w:r>
           </w:p>
         </w:tc>
@@ -6634,194 +6432,6 @@
             <w:pPr>
               <w:jc w:val="center"/>
             </w:pPr>
-            <w:proofErr w:type="spellStart"/>
-            <w:r>
-              <w:rPr>
-                <w:sz w:val="18"/>
-                <w:szCs w:val="18"/>
-              </w:rPr>
-              <w:t>cambio_estado_sistema_ascenso</w:t>
-            </w:r>
-            <w:proofErr w:type="spellEnd"/>
-          </w:p>
-        </w:tc>
-        <w:tc>
-          <w:tcPr>
-            <w:tcW w:w="1600" w:type="dxa"/>
-            <w:tcMar>
-              <w:top w:w="40" w:type="dxa"/>
-              <w:left w:w="80" w:type="dxa"/>
-              <w:bottom w:w="40" w:type="dxa"/>
-              <w:right w:w="80" w:type="dxa"/>
-            </w:tcMar>
-          </w:tcPr>
-          <w:p>
-            <w:pPr>
-              <w:jc w:val="center"/>
-            </w:pPr>
-            <w:r>
-              <w:rPr>
-                <w:sz w:val="18"/>
-                <w:szCs w:val="18"/>
-              </w:rPr>
-              <w:t>Informativa</w:t>
-            </w:r>
-          </w:p>
-        </w:tc>
-      </w:tr>
-      <w:tr>
-        <w:tc>
-          <w:tcPr>
-            <w:tcW w:w="4200" w:type="dxa"/>
-            <w:shd w:val="clear" w:color="auto" w:fill="EEF3FA"/>
-            <w:tcMar>
-              <w:top w:w="40" w:type="dxa"/>
-              <w:left w:w="80" w:type="dxa"/>
-              <w:bottom w:w="40" w:type="dxa"/>
-              <w:right w:w="80" w:type="dxa"/>
-            </w:tcMar>
-          </w:tcPr>
-          <w:p>
-            <w:r>
-              <w:rPr>
-                <w:b/>
-                <w:bCs/>
-                <w:sz w:val="18"/>
-                <w:szCs w:val="18"/>
-              </w:rPr>
-              <w:t xml:space="preserve">Agregaron </w:t>
-            </w:r>
-            <w:proofErr w:type="spellStart"/>
-            <w:r>
-              <w:rPr>
-                <w:b/>
-                <w:bCs/>
-                <w:sz w:val="18"/>
-                <w:szCs w:val="18"/>
-              </w:rPr>
-              <w:t>item</w:t>
-            </w:r>
-            <w:proofErr w:type="spellEnd"/>
-            <w:r>
-              <w:rPr>
-                <w:b/>
-                <w:bCs/>
-                <w:sz w:val="18"/>
-                <w:szCs w:val="18"/>
-              </w:rPr>
-              <w:t xml:space="preserve"> en Sistema de Ascenso</w:t>
-            </w:r>
-          </w:p>
-        </w:tc>
-        <w:tc>
-          <w:tcPr>
-            <w:tcW w:w="3560" w:type="dxa"/>
-            <w:shd w:val="clear" w:color="auto" w:fill="EEF3FA"/>
-            <w:tcMar>
-              <w:top w:w="40" w:type="dxa"/>
-              <w:left w:w="80" w:type="dxa"/>
-              <w:bottom w:w="40" w:type="dxa"/>
-              <w:right w:w="80" w:type="dxa"/>
-            </w:tcMar>
-          </w:tcPr>
-          <w:p>
-            <w:pPr>
-              <w:jc w:val="center"/>
-            </w:pPr>
-            <w:proofErr w:type="spellStart"/>
-            <w:r>
-              <w:rPr>
-                <w:sz w:val="18"/>
-                <w:szCs w:val="18"/>
-              </w:rPr>
-              <w:t>ascenso_item_agregado</w:t>
-            </w:r>
-            <w:proofErr w:type="spellEnd"/>
-          </w:p>
-        </w:tc>
-        <w:tc>
-          <w:tcPr>
-            <w:tcW w:w="1600" w:type="dxa"/>
-            <w:shd w:val="clear" w:color="auto" w:fill="EEF3FA"/>
-            <w:tcMar>
-              <w:top w:w="40" w:type="dxa"/>
-              <w:left w:w="80" w:type="dxa"/>
-              <w:bottom w:w="40" w:type="dxa"/>
-              <w:right w:w="80" w:type="dxa"/>
-            </w:tcMar>
-          </w:tcPr>
-          <w:p>
-            <w:pPr>
-              <w:jc w:val="center"/>
-            </w:pPr>
-            <w:r>
-              <w:rPr>
-                <w:sz w:val="18"/>
-                <w:szCs w:val="18"/>
-              </w:rPr>
-              <w:t>Informativa</w:t>
-            </w:r>
-          </w:p>
-        </w:tc>
-      </w:tr>
-      <w:tr>
-        <w:tc>
-          <w:tcPr>
-            <w:tcW w:w="4200" w:type="dxa"/>
-            <w:tcMar>
-              <w:top w:w="40" w:type="dxa"/>
-              <w:left w:w="80" w:type="dxa"/>
-              <w:bottom w:w="40" w:type="dxa"/>
-              <w:right w:w="80" w:type="dxa"/>
-            </w:tcMar>
-          </w:tcPr>
-          <w:p>
-            <w:r>
-              <w:rPr>
-                <w:b/>
-                <w:bCs/>
-                <w:sz w:val="18"/>
-                <w:szCs w:val="18"/>
-              </w:rPr>
-              <w:t xml:space="preserve">Piden sacar un </w:t>
-            </w:r>
-            <w:proofErr w:type="spellStart"/>
-            <w:r>
-              <w:rPr>
-                <w:b/>
-                <w:bCs/>
-                <w:sz w:val="18"/>
-                <w:szCs w:val="18"/>
-              </w:rPr>
-              <w:t>item</w:t>
-            </w:r>
-            <w:proofErr w:type="spellEnd"/>
-            <w:r>
-              <w:rPr>
-                <w:b/>
-                <w:bCs/>
-                <w:sz w:val="18"/>
-                <w:szCs w:val="18"/>
-              </w:rPr>
-              <w:t xml:space="preserve"> de "Completado"</w:t>
-            </w:r>
-          </w:p>
-        </w:tc>
-        <w:tc>
-          <w:tcPr>
-            <w:tcW w:w="3560" w:type="dxa"/>
-            <w:tcMar>
-              <w:top w:w="40" w:type="dxa"/>
-              <w:left w:w="80" w:type="dxa"/>
-              <w:bottom w:w="40" w:type="dxa"/>
-              <w:right w:w="80" w:type="dxa"/>
-            </w:tcMar>
-          </w:tcPr>
-          <w:p>
-            <w:pPr>
-              <w:jc w:val="center"/>
-            </w:pPr>
-            <w:proofErr w:type="spellStart"/>
             <w:r>
               <w:rPr>
                 <w:sz w:val="18"/>
@@ -6829,7 +6439,6 @@
               </w:rPr>
               <w:t>solicitud_cambio_estado_ascenso</w:t>
             </w:r>
-            <w:proofErr w:type="spellEnd"/>
           </w:p>
         </w:tc>
         <w:tc>
@@ -6887,21 +6496,8 @@
         </w:rPr>
         <w:t xml:space="preserve">Coordinador (al resolver): </w:t>
       </w:r>
-      <w:proofErr w:type="spellStart"/>
-      <w:r>
-        <w:t>envia</w:t>
-      </w:r>
-      <w:proofErr w:type="spellEnd"/>
-      <w:r>
-        <w:t xml:space="preserve"> al solicitante el resultado de acceso a Dispensa Medica, cambio de estado de ascenso y solicitud de cambio (aprobado/parcial/rechazado). Solo puede resolver si </w:t>
-      </w:r>
-      <w:proofErr w:type="spellStart"/>
-      <w:r>
-        <w:t>esta</w:t>
-      </w:r>
-      <w:proofErr w:type="spellEnd"/>
-      <w:r>
-        <w:t xml:space="preserve"> en la directiva de ese destacamento.</w:t>
+      <w:r>
+        <w:t>envia al solicitante el resultado de acceso a Dispensa Medica, cambio de estado de ascenso y solicitud de cambio (aprobado/parcial/rechazado). Solo puede resolver si esta en la directiva de ese destacamento.</w:t>
       </w:r>
     </w:p>
     <w:p>
@@ -6918,95 +6514,10 @@
           <w:b/>
           <w:bCs/>
         </w:rPr>
-        <w:t xml:space="preserve">Pastor / Consejo / </w:t>
-      </w:r>
-      <w:proofErr w:type="spellStart"/>
-      <w:r>
-        <w:rPr>
-          <w:b/>
-          <w:bCs/>
-        </w:rPr>
-        <w:t>Capellan</w:t>
-      </w:r>
-      <w:proofErr w:type="spellEnd"/>
-      <w:r>
-        <w:rPr>
-          <w:b/>
-          <w:bCs/>
-        </w:rPr>
-        <w:t xml:space="preserve"> / </w:t>
-      </w:r>
-      <w:proofErr w:type="spellStart"/>
-      <w:r>
-        <w:rPr>
-          <w:b/>
-          <w:bCs/>
-        </w:rPr>
-        <w:t>Lider</w:t>
-      </w:r>
-      <w:proofErr w:type="spellEnd"/>
-      <w:r>
-        <w:rPr>
-          <w:b/>
-          <w:bCs/>
-        </w:rPr>
-        <w:t xml:space="preserve"> / </w:t>
-      </w:r>
-      <w:proofErr w:type="spellStart"/>
-      <w:r>
-        <w:rPr>
-          <w:b/>
-          <w:bCs/>
-        </w:rPr>
-        <w:t>Lider</w:t>
-      </w:r>
-      <w:proofErr w:type="spellEnd"/>
-      <w:r>
-        <w:rPr>
-          <w:b/>
-          <w:bCs/>
-        </w:rPr>
-        <w:t xml:space="preserve"> Asistente (al actuar): </w:t>
-      </w:r>
-      <w:proofErr w:type="spellStart"/>
-      <w:r>
-        <w:t>envian</w:t>
-      </w:r>
-      <w:proofErr w:type="spellEnd"/>
-      <w:r>
-        <w:t xml:space="preserve"> al Coordinador </w:t>
-      </w:r>
-      <w:proofErr w:type="spellStart"/>
-      <w:r>
-        <w:t>solicitud_cambio_miembro</w:t>
-      </w:r>
-      <w:proofErr w:type="spellEnd"/>
-      <w:r>
-        <w:t xml:space="preserve">, </w:t>
-      </w:r>
-      <w:proofErr w:type="spellStart"/>
-      <w:r>
-        <w:t>solicitud_acceso_dispensa_medica</w:t>
-      </w:r>
-      <w:proofErr w:type="spellEnd"/>
-      <w:r>
-        <w:t xml:space="preserve">, </w:t>
-      </w:r>
-      <w:proofErr w:type="spellStart"/>
-      <w:r>
-        <w:t>solicitud_cambio_estado_ascenso</w:t>
-      </w:r>
-      <w:proofErr w:type="spellEnd"/>
-      <w:r>
-        <w:t xml:space="preserve"> y el aviso </w:t>
-      </w:r>
-      <w:proofErr w:type="spellStart"/>
-      <w:r>
-        <w:t>ascenso_item_agregado</w:t>
-      </w:r>
-      <w:proofErr w:type="spellEnd"/>
-      <w:r>
-        <w:t>.</w:t>
+        <w:t xml:space="preserve">Pastor / Consejo / Capellan / Lider / Lider Asistente (al actuar): </w:t>
+      </w:r>
+      <w:r>
+        <w:t>envian al Coordinador solicitud_cambio_miembro, solicitud_acceso_dispensa_medica, solicitud_cambio_estado_ascenso y el aviso ascenso_item_agregado.</w:t>
       </w:r>
     </w:p>
     <w:p>
@@ -7048,29 +6559,7 @@
           <w:szCs w:val="30"/>
         </w:rPr>
         <w:lastRenderedPageBreak/>
-        <w:t xml:space="preserve">4. </w:t>
-      </w:r>
-      <w:proofErr w:type="spellStart"/>
-      <w:r>
-        <w:rPr>
-          <w:b/>
-          <w:bCs/>
-          <w:color w:val="1F4E79"/>
-          <w:sz w:val="30"/>
-          <w:szCs w:val="30"/>
-        </w:rPr>
-        <w:t>Checklist</w:t>
-      </w:r>
-      <w:proofErr w:type="spellEnd"/>
-      <w:r>
-        <w:rPr>
-          <w:b/>
-          <w:bCs/>
-          <w:color w:val="1F4E79"/>
-          <w:sz w:val="30"/>
-          <w:szCs w:val="30"/>
-        </w:rPr>
-        <w:t xml:space="preserve"> por rol</w:t>
+        <w:t>4. Checklist por rol</w:t>
       </w:r>
     </w:p>
     <w:p>
@@ -7092,7 +6581,6 @@
       <w:pPr>
         <w:spacing w:after="70"/>
       </w:pPr>
-      <w:proofErr w:type="gramStart"/>
       <w:r>
         <w:rPr>
           <w:sz w:val="24"/>
@@ -7101,18 +6589,13 @@
         <w:t xml:space="preserve">☐  </w:t>
       </w:r>
       <w:r>
-        <w:t>Esta</w:t>
-      </w:r>
-      <w:proofErr w:type="gramEnd"/>
-      <w:r>
-        <w:t xml:space="preserve"> asignado en la directiva -&gt; recibe las 7 notificaciones.</w:t>
+        <w:t>Esta asignado en la directiva -&gt; recibe las 7 notificaciones.</w:t>
       </w:r>
     </w:p>
     <w:p>
       <w:pPr>
         <w:spacing w:after="70"/>
       </w:pPr>
-      <w:proofErr w:type="gramStart"/>
       <w:r>
         <w:rPr>
           <w:sz w:val="24"/>
@@ -7121,26 +6604,13 @@
         <w:t xml:space="preserve">☐  </w:t>
       </w:r>
       <w:r>
-        <w:t>Edita</w:t>
-      </w:r>
-      <w:proofErr w:type="gramEnd"/>
-      <w:r>
-        <w:t xml:space="preserve"> miembros de su destacamento DIRECTO (sin </w:t>
-      </w:r>
-      <w:proofErr w:type="spellStart"/>
-      <w:r>
-        <w:t>aprobacion</w:t>
-      </w:r>
-      <w:proofErr w:type="spellEnd"/>
-      <w:r>
-        <w:t>).</w:t>
+        <w:t>Edita miembros de su destacamento DIRECTO (sin aprobacion).</w:t>
       </w:r>
     </w:p>
     <w:p>
       <w:pPr>
         <w:spacing w:after="70"/>
       </w:pPr>
-      <w:proofErr w:type="gramStart"/>
       <w:r>
         <w:rPr>
           <w:sz w:val="24"/>
@@ -7149,18 +6619,13 @@
         <w:t xml:space="preserve">☐  </w:t>
       </w:r>
       <w:r>
-        <w:t>Ve</w:t>
-      </w:r>
-      <w:proofErr w:type="gramEnd"/>
-      <w:r>
-        <w:t xml:space="preserve"> datos sensibles en texto plano (no enmascarados).</w:t>
+        <w:t>Ve datos sensibles en texto plano (no enmascarados).</w:t>
       </w:r>
     </w:p>
     <w:p>
       <w:pPr>
         <w:spacing w:after="70"/>
       </w:pPr>
-      <w:proofErr w:type="gramStart"/>
       <w:r>
         <w:rPr>
           <w:sz w:val="24"/>
@@ -7169,18 +6634,13 @@
         <w:t xml:space="preserve">☐  </w:t>
       </w:r>
       <w:r>
-        <w:t>Dispensa</w:t>
-      </w:r>
-      <w:proofErr w:type="gramEnd"/>
-      <w:r>
-        <w:t xml:space="preserve"> Medica COMPLETA: edita, sube y elimina documentos, autoriza acceso de menores.</w:t>
+        <w:t>Dispensa Medica COMPLETA: edita, sube y elimina documentos, autoriza acceso de menores.</w:t>
       </w:r>
     </w:p>
     <w:p>
       <w:pPr>
         <w:spacing w:after="70"/>
       </w:pPr>
-      <w:proofErr w:type="gramStart"/>
       <w:r>
         <w:rPr>
           <w:sz w:val="24"/>
@@ -7189,18 +6649,13 @@
         <w:t xml:space="preserve">☐  </w:t>
       </w:r>
       <w:r>
-        <w:t>Elimina</w:t>
-      </w:r>
-      <w:proofErr w:type="gramEnd"/>
-      <w:r>
-        <w:t xml:space="preserve"> documentos directo (sin solicitar).</w:t>
+        <w:t>Elimina documentos directo (sin solicitar).</w:t>
       </w:r>
     </w:p>
     <w:p>
       <w:pPr>
         <w:spacing w:after="70"/>
       </w:pPr>
-      <w:proofErr w:type="gramStart"/>
       <w:r>
         <w:rPr>
           <w:sz w:val="24"/>
@@ -7209,18 +6664,13 @@
         <w:t xml:space="preserve">☐  </w:t>
       </w:r>
       <w:r>
-        <w:t>Resuelve</w:t>
-      </w:r>
-      <w:proofErr w:type="gramEnd"/>
-      <w:r>
-        <w:t xml:space="preserve"> solicitudes (aprobar/parcial/rechazar) -&gt; el solicitante recibe el resultado.</w:t>
+        <w:t>Resuelve solicitudes (aprobar/parcial/rechazar) -&gt; el solicitante recibe el resultado.</w:t>
       </w:r>
     </w:p>
     <w:p>
       <w:pPr>
         <w:spacing w:after="70"/>
       </w:pPr>
-      <w:proofErr w:type="gramStart"/>
       <w:r>
         <w:rPr>
           <w:sz w:val="24"/>
@@ -7229,26 +6679,13 @@
         <w:t xml:space="preserve">☐  </w:t>
       </w:r>
       <w:r>
-        <w:t>Un</w:t>
-      </w:r>
-      <w:proofErr w:type="gramEnd"/>
-      <w:r>
-        <w:t xml:space="preserve"> cambio directo suyo notifica al asistente, no a </w:t>
-      </w:r>
-      <w:proofErr w:type="spellStart"/>
-      <w:r>
-        <w:t>si</w:t>
-      </w:r>
-      <w:proofErr w:type="spellEnd"/>
-      <w:r>
-        <w:t xml:space="preserve"> mismo.</w:t>
+        <w:t>Un cambio directo suyo notifica al asistente, no a si mismo.</w:t>
       </w:r>
     </w:p>
     <w:p>
       <w:pPr>
         <w:spacing w:after="70"/>
       </w:pPr>
-      <w:proofErr w:type="gramStart"/>
       <w:r>
         <w:rPr>
           <w:sz w:val="24"/>
@@ -7257,18 +6694,13 @@
         <w:t xml:space="preserve">☐  </w:t>
       </w:r>
       <w:r>
-        <w:t>NO</w:t>
-      </w:r>
-      <w:proofErr w:type="gramEnd"/>
-      <w:r>
-        <w:t xml:space="preserve"> puede eliminar miembros.</w:t>
+        <w:t>NO puede eliminar miembros.</w:t>
       </w:r>
     </w:p>
     <w:p>
       <w:pPr>
         <w:spacing w:after="70"/>
       </w:pPr>
-      <w:proofErr w:type="gramStart"/>
       <w:r>
         <w:rPr>
           <w:sz w:val="24"/>
@@ -7277,11 +6709,7 @@
         <w:t xml:space="preserve">☐  </w:t>
       </w:r>
       <w:r>
-        <w:t>Solo</w:t>
-      </w:r>
-      <w:proofErr w:type="gramEnd"/>
-      <w:r>
-        <w:t xml:space="preserve"> ve su destacamento en la lista de miembros.</w:t>
+        <w:t>Solo ve su destacamento en la lista de miembros.</w:t>
       </w:r>
     </w:p>
     <w:p>
@@ -7303,7 +6731,6 @@
       <w:pPr>
         <w:spacing w:after="70"/>
       </w:pPr>
-      <w:proofErr w:type="gramStart"/>
       <w:r>
         <w:rPr>
           <w:sz w:val="24"/>
@@ -7311,21 +6738,14 @@
         </w:rPr>
         <w:t xml:space="preserve">☐  </w:t>
       </w:r>
-      <w:proofErr w:type="spellStart"/>
-      <w:r>
-        <w:t>Identico</w:t>
-      </w:r>
-      <w:proofErr w:type="spellEnd"/>
-      <w:proofErr w:type="gramEnd"/>
-      <w:r>
-        <w:t xml:space="preserve"> al titular en todo (visibilidad, permisos, resolver solicitudes).</w:t>
+      <w:r>
+        <w:t>Identico al titular en todo (visibilidad, permisos, resolver solicitudes).</w:t>
       </w:r>
     </w:p>
     <w:p>
       <w:pPr>
         <w:spacing w:after="70"/>
       </w:pPr>
-      <w:proofErr w:type="gramStart"/>
       <w:r>
         <w:rPr>
           <w:sz w:val="24"/>
@@ -7334,18 +6754,13 @@
         <w:t xml:space="preserve">☐  </w:t>
       </w:r>
       <w:r>
-        <w:t>Sus</w:t>
-      </w:r>
-      <w:proofErr w:type="gramEnd"/>
-      <w:r>
-        <w:t xml:space="preserve"> cambios directos notifican al titular.</w:t>
+        <w:t>Sus cambios directos notifican al titular.</w:t>
       </w:r>
     </w:p>
     <w:p>
       <w:pPr>
         <w:spacing w:after="70"/>
       </w:pPr>
-      <w:proofErr w:type="gramStart"/>
       <w:r>
         <w:rPr>
           <w:sz w:val="24"/>
@@ -7354,19 +6769,7 @@
         <w:t xml:space="preserve">☐  </w:t>
       </w:r>
       <w:r>
-        <w:t>Se</w:t>
-      </w:r>
-      <w:proofErr w:type="gramEnd"/>
-      <w:r>
-        <w:t xml:space="preserve"> normaliza a titular (mismo acceso, sin </w:t>
-      </w:r>
-      <w:proofErr w:type="spellStart"/>
-      <w:r>
-        <w:t>degradacion</w:t>
-      </w:r>
-      <w:proofErr w:type="spellEnd"/>
-      <w:r>
-        <w:t>).</w:t>
+        <w:t>Se normaliza a titular (mismo acceso, sin degradacion).</w:t>
       </w:r>
     </w:p>
     <w:p>
@@ -7388,7 +6791,6 @@
       <w:pPr>
         <w:spacing w:after="70"/>
       </w:pPr>
-      <w:proofErr w:type="gramStart"/>
       <w:r>
         <w:rPr>
           <w:sz w:val="24"/>
@@ -7397,18 +6799,13 @@
         <w:t xml:space="preserve">☐  </w:t>
       </w:r>
       <w:r>
-        <w:t>Puede</w:t>
-      </w:r>
-      <w:proofErr w:type="gramEnd"/>
-      <w:r>
-        <w:t xml:space="preserve"> crear y editar miembros, pero sus ediciones van a APROBACION.</w:t>
+        <w:t>Puede crear y editar miembros, pero sus ediciones van a APROBACION.</w:t>
       </w:r>
     </w:p>
     <w:p>
       <w:pPr>
         <w:spacing w:after="70"/>
       </w:pPr>
-      <w:proofErr w:type="gramStart"/>
       <w:r>
         <w:rPr>
           <w:sz w:val="24"/>
@@ -7417,26 +6814,13 @@
         <w:t xml:space="preserve">☐  </w:t>
       </w:r>
       <w:r>
-        <w:t>Ve</w:t>
-      </w:r>
-      <w:proofErr w:type="gramEnd"/>
-      <w:r>
-        <w:t xml:space="preserve"> menores; NO ve datos sensibles en texto plano (enmascarados + </w:t>
-      </w:r>
-      <w:proofErr w:type="spellStart"/>
-      <w:r>
-        <w:t>boton</w:t>
-      </w:r>
-      <w:proofErr w:type="spellEnd"/>
-      <w:r>
-        <w:t xml:space="preserve"> "solicitar acceso").</w:t>
+        <w:t>Ve menores; NO ve datos sensibles en texto plano (enmascarados + boton "solicitar acceso").</w:t>
       </w:r>
     </w:p>
     <w:p>
       <w:pPr>
         <w:spacing w:after="70"/>
       </w:pPr>
-      <w:proofErr w:type="gramStart"/>
       <w:r>
         <w:rPr>
           <w:sz w:val="24"/>
@@ -7445,18 +6829,13 @@
         <w:t xml:space="preserve">☐  </w:t>
       </w:r>
       <w:r>
-        <w:t>Salud</w:t>
-      </w:r>
-      <w:proofErr w:type="gramEnd"/>
-      <w:r>
-        <w:t>: sube documentos pero NO elimina ni autoriza menores.</w:t>
+        <w:t>Salud: sube documentos pero NO elimina ni autoriza menores.</w:t>
       </w:r>
     </w:p>
     <w:p>
       <w:pPr>
         <w:spacing w:after="70"/>
       </w:pPr>
-      <w:proofErr w:type="gramStart"/>
       <w:r>
         <w:rPr>
           <w:sz w:val="24"/>
@@ -7465,18 +6844,13 @@
         <w:t xml:space="preserve">☐  </w:t>
       </w:r>
       <w:r>
-        <w:t>Documentos</w:t>
-      </w:r>
-      <w:proofErr w:type="gramEnd"/>
-      <w:r>
-        <w:t>: eliminar requiere solicitud.</w:t>
+        <w:t>Documentos: eliminar requiere solicitud.</w:t>
       </w:r>
     </w:p>
     <w:p>
       <w:pPr>
         <w:spacing w:after="70"/>
       </w:pPr>
-      <w:proofErr w:type="gramStart"/>
       <w:r>
         <w:rPr>
           <w:sz w:val="24"/>
@@ -7484,14 +6858,8 @@
         </w:rPr>
         <w:t xml:space="preserve">☐  </w:t>
       </w:r>
-      <w:proofErr w:type="spellStart"/>
-      <w:r>
-        <w:t>Envia</w:t>
-      </w:r>
-      <w:proofErr w:type="spellEnd"/>
-      <w:proofErr w:type="gramEnd"/>
-      <w:r>
-        <w:t xml:space="preserve"> correos, ve regiones y reportes seccionales.</w:t>
+      <w:r>
+        <w:t>Envia correos, ve regiones y reportes seccionales.</w:t>
       </w:r>
     </w:p>
     <w:p>
@@ -7513,7 +6881,6 @@
       <w:pPr>
         <w:spacing w:after="70"/>
       </w:pPr>
-      <w:proofErr w:type="gramStart"/>
       <w:r>
         <w:rPr>
           <w:sz w:val="24"/>
@@ -7522,26 +6889,13 @@
         <w:t xml:space="preserve">☐  </w:t>
       </w:r>
       <w:r>
-        <w:t>NO</w:t>
-      </w:r>
-      <w:proofErr w:type="gramEnd"/>
-      <w:r>
-        <w:t xml:space="preserve"> puede crear miembros (diferencia grande vs Pastor/</w:t>
-      </w:r>
-      <w:proofErr w:type="spellStart"/>
-      <w:r>
-        <w:t>Lider</w:t>
-      </w:r>
-      <w:proofErr w:type="spellEnd"/>
-      <w:r>
-        <w:t>).</w:t>
+        <w:t>NO puede crear miembros (diferencia grande vs Pastor/Lider).</w:t>
       </w:r>
     </w:p>
     <w:p>
       <w:pPr>
         <w:spacing w:after="70"/>
       </w:pPr>
-      <w:proofErr w:type="gramStart"/>
       <w:r>
         <w:rPr>
           <w:sz w:val="24"/>
@@ -7550,26 +6904,13 @@
         <w:t xml:space="preserve">☐  </w:t>
       </w:r>
       <w:r>
-        <w:t>Edita</w:t>
-      </w:r>
-      <w:proofErr w:type="gramEnd"/>
-      <w:r>
-        <w:t xml:space="preserve"> -&gt; </w:t>
-      </w:r>
-      <w:proofErr w:type="spellStart"/>
-      <w:r>
-        <w:t>aprobacion</w:t>
-      </w:r>
-      <w:proofErr w:type="spellEnd"/>
-      <w:r>
-        <w:t>. Ve menores y SI ve datos sensibles.</w:t>
+        <w:t>Edita -&gt; aprobacion. Ve menores y SI ve datos sensibles.</w:t>
       </w:r>
     </w:p>
     <w:p>
       <w:pPr>
         <w:spacing w:after="70"/>
       </w:pPr>
-      <w:proofErr w:type="gramStart"/>
       <w:r>
         <w:rPr>
           <w:sz w:val="24"/>
@@ -7578,34 +6919,13 @@
         <w:t xml:space="preserve">☐  </w:t>
       </w:r>
       <w:r>
-        <w:t>NO</w:t>
-      </w:r>
-      <w:proofErr w:type="gramEnd"/>
-      <w:r>
-        <w:t xml:space="preserve"> ve Regiones en </w:t>
-      </w:r>
-      <w:proofErr w:type="spellStart"/>
-      <w:r>
-        <w:t>menu</w:t>
-      </w:r>
-      <w:proofErr w:type="spellEnd"/>
-      <w:r>
-        <w:t xml:space="preserve">, NO reportes seccionales, NO </w:t>
-      </w:r>
-      <w:proofErr w:type="spellStart"/>
-      <w:r>
-        <w:t>envia</w:t>
-      </w:r>
-      <w:proofErr w:type="spellEnd"/>
-      <w:r>
-        <w:t xml:space="preserve"> correos.</w:t>
+        <w:t>NO ve Regiones en menu, NO reportes seccionales, NO envia correos.</w:t>
       </w:r>
     </w:p>
     <w:p>
       <w:pPr>
         <w:spacing w:after="70"/>
       </w:pPr>
-      <w:proofErr w:type="gramStart"/>
       <w:r>
         <w:rPr>
           <w:sz w:val="24"/>
@@ -7614,27 +6934,7 @@
         <w:t xml:space="preserve">☐  </w:t>
       </w:r>
       <w:r>
-        <w:t>Ve</w:t>
-      </w:r>
-      <w:proofErr w:type="gramEnd"/>
-      <w:r>
-        <w:t xml:space="preserve"> todas las secciones de su </w:t>
-      </w:r>
-      <w:proofErr w:type="spellStart"/>
-      <w:r>
-        <w:t>region</w:t>
-      </w:r>
-      <w:proofErr w:type="spellEnd"/>
-      <w:r>
-        <w:t xml:space="preserve">, </w:t>
-      </w:r>
-      <w:proofErr w:type="spellStart"/>
-      <w:r>
-        <w:t>interactua</w:t>
-      </w:r>
-      <w:proofErr w:type="spellEnd"/>
-      <w:r>
-        <w:t xml:space="preserve"> solo con la propia.</w:t>
+        <w:t>Ve todas las secciones de su region, interactua solo con la propia.</w:t>
       </w:r>
     </w:p>
     <w:p>
@@ -7649,9 +6949,74 @@
           <w:sz w:val="23"/>
           <w:szCs w:val="23"/>
         </w:rPr>
-        <w:t xml:space="preserve">5) </w:t>
-      </w:r>
-      <w:proofErr w:type="spellStart"/>
+        <w:t>5) Capellan</w:t>
+      </w:r>
+    </w:p>
+    <w:p>
+      <w:pPr>
+        <w:spacing w:after="70"/>
+      </w:pPr>
+      <w:r>
+        <w:rPr>
+          <w:sz w:val="24"/>
+          <w:szCs w:val="24"/>
+        </w:rPr>
+        <w:t xml:space="preserve">☐  </w:t>
+      </w:r>
+      <w:r>
+        <w:t>Crea y edita miembros -&gt; ediciones van a APROBACION.</w:t>
+      </w:r>
+    </w:p>
+    <w:p>
+      <w:pPr>
+        <w:spacing w:after="70"/>
+      </w:pPr>
+      <w:r>
+        <w:rPr>
+          <w:sz w:val="24"/>
+          <w:szCs w:val="24"/>
+        </w:rPr>
+        <w:t xml:space="preserve">☐  </w:t>
+      </w:r>
+      <w:r>
+        <w:t>NO ve datos sensibles en texto plano.</w:t>
+      </w:r>
+    </w:p>
+    <w:p>
+      <w:pPr>
+        <w:spacing w:after="70"/>
+      </w:pPr>
+      <w:r>
+        <w:rPr>
+          <w:sz w:val="24"/>
+          <w:szCs w:val="24"/>
+        </w:rPr>
+        <w:t xml:space="preserve">☐  </w:t>
+      </w:r>
+      <w:r>
+        <w:t>Salud: sube documentos, NO elimina ni autoriza menores.</w:t>
+      </w:r>
+    </w:p>
+    <w:p>
+      <w:pPr>
+        <w:spacing w:after="70"/>
+      </w:pPr>
+      <w:r>
+        <w:rPr>
+          <w:sz w:val="24"/>
+          <w:szCs w:val="24"/>
+        </w:rPr>
+        <w:t xml:space="preserve">☐  </w:t>
+      </w:r>
+      <w:r>
+        <w:t>Verificar comportamiento con menores (ver discrepancia).</w:t>
+      </w:r>
+    </w:p>
+    <w:p>
+      <w:pPr>
+        <w:pStyle w:val="Heading3"/>
+        <w:spacing w:before="160" w:after="80"/>
+      </w:pPr>
       <w:r>
         <w:rPr>
           <w:b/>
@@ -7659,15 +7024,13 @@
           <w:sz w:val="23"/>
           <w:szCs w:val="23"/>
         </w:rPr>
-        <w:t>Capellan</w:t>
-      </w:r>
-      <w:proofErr w:type="spellEnd"/>
+        <w:t>6) Lider de Grupo</w:t>
+      </w:r>
     </w:p>
     <w:p>
       <w:pPr>
         <w:spacing w:after="70"/>
       </w:pPr>
-      <w:proofErr w:type="gramStart"/>
       <w:r>
         <w:rPr>
           <w:sz w:val="24"/>
@@ -7676,18 +7039,13 @@
         <w:t xml:space="preserve">☐  </w:t>
       </w:r>
       <w:r>
-        <w:t>Crea</w:t>
-      </w:r>
-      <w:proofErr w:type="gramEnd"/>
-      <w:r>
-        <w:t xml:space="preserve"> y edita miembros -&gt; ediciones van a APROBACION.</w:t>
+        <w:t>Crea/edita -&gt; APROBACION del Coordinador.</w:t>
       </w:r>
     </w:p>
     <w:p>
       <w:pPr>
         <w:spacing w:after="70"/>
       </w:pPr>
-      <w:proofErr w:type="gramStart"/>
       <w:r>
         <w:rPr>
           <w:sz w:val="24"/>
@@ -7696,18 +7054,29 @@
         <w:t xml:space="preserve">☐  </w:t>
       </w:r>
       <w:r>
-        <w:t>NO</w:t>
-      </w:r>
-      <w:proofErr w:type="gramEnd"/>
-      <w:r>
-        <w:t xml:space="preserve"> ve datos sensibles en texto plano.</w:t>
+        <w:t>Al editar, campos bloqueados: destacamento, posicion, sexo, Instructor CI.</w:t>
       </w:r>
     </w:p>
     <w:p>
       <w:pPr>
         <w:spacing w:after="70"/>
       </w:pPr>
-      <w:proofErr w:type="gramStart"/>
+      <w:r>
+        <w:rPr>
+          <w:sz w:val="24"/>
+          <w:szCs w:val="24"/>
+        </w:rPr>
+        <w:lastRenderedPageBreak/>
+        <w:t xml:space="preserve">☐  </w:t>
+      </w:r>
+      <w:r>
+        <w:t>Ve todas las secciones de su region; interactua solo con la propia.</w:t>
+      </w:r>
+    </w:p>
+    <w:p>
+      <w:pPr>
+        <w:spacing w:after="70"/>
+      </w:pPr>
       <w:r>
         <w:rPr>
           <w:sz w:val="24"/>
@@ -7716,31 +7085,7 @@
         <w:t xml:space="preserve">☐  </w:t>
       </w:r>
       <w:r>
-        <w:t>Salud</w:t>
-      </w:r>
-      <w:proofErr w:type="gramEnd"/>
-      <w:r>
-        <w:t>: sube documentos, NO elimina ni autoriza menores.</w:t>
-      </w:r>
-    </w:p>
-    <w:p>
-      <w:pPr>
-        <w:spacing w:after="70"/>
-      </w:pPr>
-      <w:proofErr w:type="gramStart"/>
-      <w:r>
-        <w:rPr>
-          <w:sz w:val="24"/>
-          <w:szCs w:val="24"/>
-        </w:rPr>
-        <w:t xml:space="preserve">☐  </w:t>
-      </w:r>
-      <w:r>
-        <w:t>Verificar</w:t>
-      </w:r>
-      <w:proofErr w:type="gramEnd"/>
-      <w:r>
-        <w:t xml:space="preserve"> comportamiento con menores (ver discrepancia).</w:t>
+        <w:t>NO ve datos sensibles en texto plano.</w:t>
       </w:r>
     </w:p>
     <w:p>
@@ -7755,34 +7100,13 @@
           <w:sz w:val="23"/>
           <w:szCs w:val="23"/>
         </w:rPr>
-        <w:t xml:space="preserve">6) </w:t>
-      </w:r>
-      <w:proofErr w:type="spellStart"/>
-      <w:r>
-        <w:rPr>
-          <w:b/>
-          <w:bCs/>
-          <w:sz w:val="23"/>
-          <w:szCs w:val="23"/>
-        </w:rPr>
-        <w:t>Lider</w:t>
-      </w:r>
-      <w:proofErr w:type="spellEnd"/>
-      <w:r>
-        <w:rPr>
-          <w:b/>
-          <w:bCs/>
-          <w:sz w:val="23"/>
-          <w:szCs w:val="23"/>
-        </w:rPr>
-        <w:t xml:space="preserve"> de Grupo</w:t>
+        <w:t>7) Lider Asistente de Grupo</w:t>
       </w:r>
     </w:p>
     <w:p>
       <w:pPr>
         <w:spacing w:after="70"/>
       </w:pPr>
-      <w:proofErr w:type="gramStart"/>
       <w:r>
         <w:rPr>
           <w:sz w:val="24"/>
@@ -7791,161 +7115,7 @@
         <w:t xml:space="preserve">☐  </w:t>
       </w:r>
       <w:r>
-        <w:t>Crea</w:t>
-      </w:r>
-      <w:proofErr w:type="gramEnd"/>
-      <w:r>
-        <w:t>/edita -&gt; APROBACION del Coordinador.</w:t>
-      </w:r>
-    </w:p>
-    <w:p>
-      <w:pPr>
-        <w:spacing w:after="70"/>
-      </w:pPr>
-      <w:proofErr w:type="gramStart"/>
-      <w:r>
-        <w:rPr>
-          <w:sz w:val="24"/>
-          <w:szCs w:val="24"/>
-        </w:rPr>
-        <w:t xml:space="preserve">☐  </w:t>
-      </w:r>
-      <w:r>
-        <w:t>Al</w:t>
-      </w:r>
-      <w:proofErr w:type="gramEnd"/>
-      <w:r>
-        <w:t xml:space="preserve"> editar, campos bloqueados: destacamento, </w:t>
-      </w:r>
-      <w:proofErr w:type="spellStart"/>
-      <w:r>
-        <w:t>posicion</w:t>
-      </w:r>
-      <w:proofErr w:type="spellEnd"/>
-      <w:r>
-        <w:t>, sexo, Instructor CI.</w:t>
-      </w:r>
-    </w:p>
-    <w:p>
-      <w:pPr>
-        <w:spacing w:after="70"/>
-      </w:pPr>
-      <w:proofErr w:type="gramStart"/>
-      <w:r>
-        <w:rPr>
-          <w:sz w:val="24"/>
-          <w:szCs w:val="24"/>
-        </w:rPr>
-        <w:lastRenderedPageBreak/>
-        <w:t xml:space="preserve">☐  </w:t>
-      </w:r>
-      <w:r>
-        <w:t>Ve</w:t>
-      </w:r>
-      <w:proofErr w:type="gramEnd"/>
-      <w:r>
-        <w:t xml:space="preserve"> todas las secciones de su </w:t>
-      </w:r>
-      <w:proofErr w:type="spellStart"/>
-      <w:r>
-        <w:t>region</w:t>
-      </w:r>
-      <w:proofErr w:type="spellEnd"/>
-      <w:r>
-        <w:t xml:space="preserve">; </w:t>
-      </w:r>
-      <w:proofErr w:type="spellStart"/>
-      <w:r>
-        <w:t>interactua</w:t>
-      </w:r>
-      <w:proofErr w:type="spellEnd"/>
-      <w:r>
-        <w:t xml:space="preserve"> solo con la propia.</w:t>
-      </w:r>
-    </w:p>
-    <w:p>
-      <w:pPr>
-        <w:spacing w:after="70"/>
-      </w:pPr>
-      <w:proofErr w:type="gramStart"/>
-      <w:r>
-        <w:rPr>
-          <w:sz w:val="24"/>
-          <w:szCs w:val="24"/>
-        </w:rPr>
-        <w:t xml:space="preserve">☐  </w:t>
-      </w:r>
-      <w:r>
-        <w:t>NO</w:t>
-      </w:r>
-      <w:proofErr w:type="gramEnd"/>
-      <w:r>
-        <w:t xml:space="preserve"> ve datos sensibles en texto plano.</w:t>
-      </w:r>
-    </w:p>
-    <w:p>
-      <w:pPr>
-        <w:pStyle w:val="Heading3"/>
-        <w:spacing w:before="160" w:after="80"/>
-      </w:pPr>
-      <w:r>
-        <w:rPr>
-          <w:b/>
-          <w:bCs/>
-          <w:sz w:val="23"/>
-          <w:szCs w:val="23"/>
-        </w:rPr>
-        <w:t xml:space="preserve">7) </w:t>
-      </w:r>
-      <w:proofErr w:type="spellStart"/>
-      <w:r>
-        <w:rPr>
-          <w:b/>
-          <w:bCs/>
-          <w:sz w:val="23"/>
-          <w:szCs w:val="23"/>
-        </w:rPr>
-        <w:t>Lider</w:t>
-      </w:r>
-      <w:proofErr w:type="spellEnd"/>
-      <w:r>
-        <w:rPr>
-          <w:b/>
-          <w:bCs/>
-          <w:sz w:val="23"/>
-          <w:szCs w:val="23"/>
-        </w:rPr>
-        <w:t xml:space="preserve"> Asistente de Grupo</w:t>
-      </w:r>
-    </w:p>
-    <w:p>
-      <w:pPr>
-        <w:spacing w:after="70"/>
-      </w:pPr>
-      <w:proofErr w:type="gramStart"/>
-      <w:r>
-        <w:rPr>
-          <w:sz w:val="24"/>
-          <w:szCs w:val="24"/>
-        </w:rPr>
-        <w:t xml:space="preserve">☐  </w:t>
-      </w:r>
-      <w:proofErr w:type="spellStart"/>
-      <w:r>
-        <w:t>Identico</w:t>
-      </w:r>
-      <w:proofErr w:type="spellEnd"/>
-      <w:proofErr w:type="gramEnd"/>
-      <w:r>
-        <w:t xml:space="preserve"> al </w:t>
-      </w:r>
-      <w:proofErr w:type="spellStart"/>
-      <w:r>
-        <w:t>Lider</w:t>
-      </w:r>
-      <w:proofErr w:type="spellEnd"/>
-      <w:r>
-        <w:t xml:space="preserve"> de Grupo (mismos permisos y bloqueos).</w:t>
+        <w:t>Identico al Lider de Grupo (mismos permisos y bloqueos).</w:t>
       </w:r>
     </w:p>
     <w:p>
@@ -7967,51 +7137,7 @@
           <w:szCs w:val="30"/>
         </w:rPr>
         <w:lastRenderedPageBreak/>
-        <w:t>5. Discrepancias a validar (</w:t>
-      </w:r>
-      <w:proofErr w:type="spellStart"/>
-      <w:r>
-        <w:rPr>
-          <w:b/>
-          <w:bCs/>
-          <w:color w:val="1F4E79"/>
-          <w:sz w:val="30"/>
-          <w:szCs w:val="30"/>
-        </w:rPr>
-        <w:t>codigo</w:t>
-      </w:r>
-      <w:proofErr w:type="spellEnd"/>
-      <w:r>
-        <w:rPr>
-          <w:b/>
-          <w:bCs/>
-          <w:color w:val="1F4E79"/>
-          <w:sz w:val="30"/>
-          <w:szCs w:val="30"/>
-        </w:rPr>
-        <w:t xml:space="preserve"> vs </w:t>
-      </w:r>
-      <w:proofErr w:type="spellStart"/>
-      <w:r>
-        <w:rPr>
-          <w:b/>
-          <w:bCs/>
-          <w:color w:val="1F4E79"/>
-          <w:sz w:val="30"/>
-          <w:szCs w:val="30"/>
-        </w:rPr>
-        <w:t>intencion</w:t>
-      </w:r>
-      <w:proofErr w:type="spellEnd"/>
-      <w:r>
-        <w:rPr>
-          <w:b/>
-          <w:bCs/>
-          <w:color w:val="1F4E79"/>
-          <w:sz w:val="30"/>
-          <w:szCs w:val="30"/>
-        </w:rPr>
-        <w:t>)</w:t>
+        <w:t>5. Discrepancias a validar (codigo vs intencion)</w:t>
       </w:r>
     </w:p>
     <w:tbl>
@@ -8055,29 +7181,7 @@
                 <w:sz w:val="19"/>
                 <w:szCs w:val="19"/>
               </w:rPr>
-              <w:t xml:space="preserve">Punto 1 - </w:t>
-            </w:r>
-            <w:proofErr w:type="spellStart"/>
-            <w:r>
-              <w:rPr>
-                <w:b/>
-                <w:bCs/>
-                <w:color w:val="FFFFFF"/>
-                <w:sz w:val="19"/>
-                <w:szCs w:val="19"/>
-              </w:rPr>
-              <w:t>Capellan</w:t>
-            </w:r>
-            <w:proofErr w:type="spellEnd"/>
-            <w:r>
-              <w:rPr>
-                <w:b/>
-                <w:bCs/>
-                <w:color w:val="FFFFFF"/>
-                <w:sz w:val="19"/>
-                <w:szCs w:val="19"/>
-              </w:rPr>
-              <w:t xml:space="preserve"> y menores</w:t>
+              <w:t>Punto 1 - Capellan y menores</w:t>
             </w:r>
           </w:p>
         </w:tc>
@@ -8098,138 +7202,24 @@
             <w:pPr>
               <w:spacing w:after="60"/>
             </w:pPr>
-            <w:proofErr w:type="gramStart"/>
-            <w:r>
-              <w:rPr>
-                <w:sz w:val="18"/>
-                <w:szCs w:val="18"/>
-              </w:rPr>
-              <w:t>⚠  El</w:t>
-            </w:r>
-            <w:proofErr w:type="gramEnd"/>
-            <w:r>
-              <w:rPr>
-                <w:sz w:val="18"/>
-                <w:szCs w:val="18"/>
-              </w:rPr>
-              <w:t xml:space="preserve"> comentario del </w:t>
-            </w:r>
-            <w:proofErr w:type="spellStart"/>
-            <w:r>
-              <w:rPr>
-                <w:sz w:val="18"/>
-                <w:szCs w:val="18"/>
-              </w:rPr>
-              <w:t>codigo</w:t>
-            </w:r>
-            <w:proofErr w:type="spellEnd"/>
-            <w:r>
-              <w:rPr>
-                <w:sz w:val="18"/>
-                <w:szCs w:val="18"/>
-              </w:rPr>
-              <w:t xml:space="preserve"> dice "</w:t>
-            </w:r>
-            <w:proofErr w:type="spellStart"/>
-            <w:r>
-              <w:rPr>
-                <w:sz w:val="18"/>
-                <w:szCs w:val="18"/>
-              </w:rPr>
-              <w:t>Capellan</w:t>
-            </w:r>
-            <w:proofErr w:type="spellEnd"/>
-            <w:r>
-              <w:rPr>
-                <w:sz w:val="18"/>
-                <w:szCs w:val="18"/>
-              </w:rPr>
-              <w:t xml:space="preserve"> SIN ver menores ni datos sensibles", pero la lista de permisos SI incluye </w:t>
-            </w:r>
-            <w:proofErr w:type="spellStart"/>
-            <w:r>
-              <w:rPr>
-                <w:sz w:val="18"/>
-                <w:szCs w:val="18"/>
-              </w:rPr>
-              <w:t>miembros.ver_menores</w:t>
-            </w:r>
-            <w:proofErr w:type="spellEnd"/>
-            <w:r>
-              <w:rPr>
-                <w:sz w:val="18"/>
-                <w:szCs w:val="18"/>
-              </w:rPr>
-              <w:t xml:space="preserve"> (solo excluye </w:t>
-            </w:r>
-            <w:proofErr w:type="spellStart"/>
-            <w:r>
-              <w:rPr>
-                <w:sz w:val="18"/>
-                <w:szCs w:val="18"/>
-              </w:rPr>
-              <w:t>ver_datos_sensibles</w:t>
-            </w:r>
-            <w:proofErr w:type="spellEnd"/>
-            <w:r>
-              <w:rPr>
-                <w:sz w:val="18"/>
-                <w:szCs w:val="18"/>
-              </w:rPr>
-              <w:t>).</w:t>
+            <w:r>
+              <w:rPr>
+                <w:sz w:val="18"/>
+                <w:szCs w:val="18"/>
+              </w:rPr>
+              <w:t>⚠  El comentario del codigo dice "Capellan SIN ver menores ni datos sensibles", pero la lista de permisos SI incluye miembros.ver_menores (solo excluye ver_datos_sensibles).</w:t>
             </w:r>
           </w:p>
           <w:p>
             <w:pPr>
               <w:spacing w:after="60"/>
             </w:pPr>
-            <w:proofErr w:type="gramStart"/>
-            <w:r>
-              <w:rPr>
-                <w:sz w:val="18"/>
-                <w:szCs w:val="18"/>
-              </w:rPr>
-              <w:t>⚠  En</w:t>
-            </w:r>
-            <w:proofErr w:type="gramEnd"/>
-            <w:r>
-              <w:rPr>
-                <w:sz w:val="18"/>
-                <w:szCs w:val="18"/>
-              </w:rPr>
-              <w:t xml:space="preserve"> la practica el </w:t>
-            </w:r>
-            <w:proofErr w:type="spellStart"/>
-            <w:r>
-              <w:rPr>
-                <w:sz w:val="18"/>
-                <w:szCs w:val="18"/>
-              </w:rPr>
-              <w:t>Capellan</w:t>
-            </w:r>
-            <w:proofErr w:type="spellEnd"/>
-            <w:r>
-              <w:rPr>
-                <w:sz w:val="18"/>
-                <w:szCs w:val="18"/>
-              </w:rPr>
-              <w:t xml:space="preserve"> </w:t>
-            </w:r>
-            <w:proofErr w:type="spellStart"/>
-            <w:r>
-              <w:rPr>
-                <w:sz w:val="18"/>
-                <w:szCs w:val="18"/>
-              </w:rPr>
-              <w:t>abrira</w:t>
-            </w:r>
-            <w:proofErr w:type="spellEnd"/>
-            <w:r>
-              <w:rPr>
-                <w:sz w:val="18"/>
-                <w:szCs w:val="18"/>
-              </w:rPr>
-              <w:t xml:space="preserve"> fichas de menores. Definir el comportamiento correcto y probar en vivo.</w:t>
+            <w:r>
+              <w:rPr>
+                <w:sz w:val="18"/>
+                <w:szCs w:val="18"/>
+              </w:rPr>
+              <w:t>⚠  En la practica el Capellan abrira fichas de menores. Definir el comportamiento correcto y probar en vivo.</w:t>
             </w:r>
           </w:p>
         </w:tc>
@@ -8302,138 +7292,24 @@
             <w:pPr>
               <w:spacing w:after="60"/>
             </w:pPr>
-            <w:proofErr w:type="gramStart"/>
-            <w:r>
-              <w:rPr>
-                <w:sz w:val="18"/>
-                <w:szCs w:val="18"/>
-              </w:rPr>
-              <w:t>⚠  El</w:t>
-            </w:r>
-            <w:proofErr w:type="gramEnd"/>
-            <w:r>
-              <w:rPr>
-                <w:sz w:val="18"/>
-                <w:szCs w:val="18"/>
-              </w:rPr>
-              <w:t xml:space="preserve"> bloqueo (destacamento/</w:t>
-            </w:r>
-            <w:proofErr w:type="spellStart"/>
-            <w:r>
-              <w:rPr>
-                <w:sz w:val="18"/>
-                <w:szCs w:val="18"/>
-              </w:rPr>
-              <w:t>posicion</w:t>
-            </w:r>
-            <w:proofErr w:type="spellEnd"/>
-            <w:r>
-              <w:rPr>
-                <w:sz w:val="18"/>
-                <w:szCs w:val="18"/>
-              </w:rPr>
-              <w:t xml:space="preserve">/sexo/Instructor CI) aplica SOLO a </w:t>
-            </w:r>
-            <w:proofErr w:type="spellStart"/>
-            <w:r>
-              <w:rPr>
-                <w:sz w:val="18"/>
-                <w:szCs w:val="18"/>
-              </w:rPr>
-              <w:t>Lider</w:t>
-            </w:r>
-            <w:proofErr w:type="spellEnd"/>
-            <w:r>
-              <w:rPr>
-                <w:sz w:val="18"/>
-                <w:szCs w:val="18"/>
-              </w:rPr>
-              <w:t xml:space="preserve"> y </w:t>
-            </w:r>
-            <w:proofErr w:type="spellStart"/>
-            <w:r>
-              <w:rPr>
-                <w:sz w:val="18"/>
-                <w:szCs w:val="18"/>
-              </w:rPr>
-              <w:t>Lider</w:t>
-            </w:r>
-            <w:proofErr w:type="spellEnd"/>
-            <w:r>
-              <w:rPr>
-                <w:sz w:val="18"/>
-                <w:szCs w:val="18"/>
-              </w:rPr>
-              <w:t xml:space="preserve"> Asistente.</w:t>
+            <w:r>
+              <w:rPr>
+                <w:sz w:val="18"/>
+                <w:szCs w:val="18"/>
+              </w:rPr>
+              <w:t>⚠  El bloqueo (destacamento/posicion/sexo/Instructor CI) aplica SOLO a Lider y Lider Asistente.</w:t>
             </w:r>
           </w:p>
           <w:p>
             <w:pPr>
               <w:spacing w:after="60"/>
             </w:pPr>
-            <w:proofErr w:type="gramStart"/>
-            <w:r>
-              <w:rPr>
-                <w:sz w:val="18"/>
-                <w:szCs w:val="18"/>
-              </w:rPr>
-              <w:t>⚠  Pastor</w:t>
-            </w:r>
-            <w:proofErr w:type="gramEnd"/>
-            <w:r>
-              <w:rPr>
-                <w:sz w:val="18"/>
-                <w:szCs w:val="18"/>
-              </w:rPr>
-              <w:t xml:space="preserve">, Consejo y </w:t>
-            </w:r>
-            <w:proofErr w:type="spellStart"/>
-            <w:r>
-              <w:rPr>
-                <w:sz w:val="18"/>
-                <w:szCs w:val="18"/>
-              </w:rPr>
-              <w:t>Capellan</w:t>
-            </w:r>
-            <w:proofErr w:type="spellEnd"/>
-            <w:r>
-              <w:rPr>
-                <w:sz w:val="18"/>
-                <w:szCs w:val="18"/>
-              </w:rPr>
-              <w:t xml:space="preserve"> </w:t>
-            </w:r>
-            <w:proofErr w:type="spellStart"/>
-            <w:r>
-              <w:rPr>
-                <w:sz w:val="18"/>
-                <w:szCs w:val="18"/>
-              </w:rPr>
-              <w:t>tambien</w:t>
-            </w:r>
-            <w:proofErr w:type="spellEnd"/>
-            <w:r>
-              <w:rPr>
-                <w:sz w:val="18"/>
-                <w:szCs w:val="18"/>
-              </w:rPr>
-              <w:t xml:space="preserve"> van a </w:t>
-            </w:r>
-            <w:proofErr w:type="spellStart"/>
-            <w:r>
-              <w:rPr>
-                <w:sz w:val="18"/>
-                <w:szCs w:val="18"/>
-              </w:rPr>
-              <w:t>aprobacion</w:t>
-            </w:r>
-            <w:proofErr w:type="spellEnd"/>
-            <w:r>
-              <w:rPr>
-                <w:sz w:val="18"/>
-                <w:szCs w:val="18"/>
-              </w:rPr>
-              <w:t xml:space="preserve"> pero SIN ese bloqueo -&gt; pueden proponer cambios en esos campos estructurales. Verificar si es lo deseado.</w:t>
+            <w:r>
+              <w:rPr>
+                <w:sz w:val="18"/>
+                <w:szCs w:val="18"/>
+              </w:rPr>
+              <w:t>⚠  Pastor, Consejo y Capellan tambien van a aprobacion pero SIN ese bloqueo -&gt; pueden proponer cambios en esos campos estructurales. Verificar si es lo deseado.</w:t>
             </w:r>
           </w:p>
         </w:tc>
@@ -8450,27 +7326,7 @@
           <w:sz w:val="18"/>
           <w:szCs w:val="18"/>
         </w:rPr>
-        <w:t xml:space="preserve">Anexo: Usuario </w:t>
-      </w:r>
-      <w:proofErr w:type="spellStart"/>
-      <w:r>
-        <w:rPr>
-          <w:i/>
-          <w:iCs/>
-          <w:sz w:val="18"/>
-          <w:szCs w:val="18"/>
-        </w:rPr>
-        <w:t>Comun</w:t>
-      </w:r>
-      <w:proofErr w:type="spellEnd"/>
-      <w:r>
-        <w:rPr>
-          <w:i/>
-          <w:iCs/>
-          <w:sz w:val="18"/>
-          <w:szCs w:val="18"/>
-        </w:rPr>
-        <w:t xml:space="preserve"> (base, alcance destacamento). Solo lectura: ve destacamento y miembros (adultos y menores), reportes locales, tienda y Sistema de Ascenso en solo lectura. No crea ni edita nada.</w:t>
+        <w:t>Anexo: Usuario Comun (base, alcance destacamento). Solo lectura: ve destacamento y miembros (adultos y menores), reportes locales, tienda y Sistema de Ascenso en solo lectura. No crea ni edita nada.</w:t>
       </w:r>
     </w:p>
     <w:sectPr>
@@ -8484,7 +7340,7 @@
 </file>
 
 <file path=word/numbering.xml><?xml version="1.0" encoding="utf-8"?>
-<w:numbering xmlns:wpc="http://schemas.microsoft.com/office/word/2010/wordprocessingCanvas" xmlns:cx="http://schemas.microsoft.com/office/drawing/2014/chartex" xmlns:cx1="http://schemas.microsoft.com/office/drawing/2015/9/8/chartex" xmlns:cx2="http://schemas.microsoft.com/office/drawing/2015/10/21/chartex" xmlns:cx3="http://schemas.microsoft.com/office/drawing/2016/5/9/chartex" xmlns:cx4="http://schemas.microsoft.com/office/drawing/2016/5/10/chartex" xmlns:cx5="http://schemas.microsoft.com/office/drawing/2016/5/11/chartex" xmlns:cx6="http://schemas.microsoft.com/office/drawing/2016/5/12/chartex" xmlns:cx7="http://schemas.microsoft.com/office/drawing/2016/5/13/chartex" xmlns:cx8="http://schemas.microsoft.com/office/drawing/2016/5/14/chartex" xmlns:mc="http://schemas.openxmlformats.org/markup-compatibility/2006" xmlns:aink="http://schemas.microsoft.com/office/drawing/2016/ink" xmlns:am3d="http://schemas.microsoft.com/office/drawing/2017/model3d" xmlns:o="urn:schemas-microsoft-com:office:office" xmlns:oel="http://schemas.microsoft.com/office/2019/extlst" xmlns:r="http://schemas.openxmlformats.org/officeDocument/2006/relationships" xmlns:m="http://schemas.openxmlformats.org/officeDocument/2006/math" xmlns:v="urn:schemas-microsoft-com:vml" xmlns:wp14="http://schemas.microsoft.com/office/word/2010/wordprocessingDrawing" xmlns:wp="http://schemas.openxmlformats.org/drawingml/2006/wordprocessingDrawing" xmlns:w10="urn:schemas-microsoft-com:office:word" xmlns:w="http://schemas.openxmlformats.org/wordprocessingml/2006/main" xmlns:w14="http://schemas.microsoft.com/office/word/2010/wordml" xmlns:w15="http://schemas.microsoft.com/office/word/2012/wordml" xmlns:w16cex="http://schemas.microsoft.com/office/word/2018/wordml/cex" xmlns:w16cid="http://schemas.microsoft.com/office/word/2016/wordml/cid" xmlns:w16="http://schemas.microsoft.com/office/word/2018/wordml" xmlns:w16sdtdh="http://schemas.microsoft.com/office/word/2020/wordml/sdtdatahash" xmlns:w16se="http://schemas.microsoft.com/office/word/2015/wordml/symex" xmlns:wpg="http://schemas.microsoft.com/office/word/2010/wordprocessingGroup" xmlns:wpi="http://schemas.microsoft.com/office/word/2010/wordprocessingInk" xmlns:wne="http://schemas.microsoft.com/office/word/2006/wordml" xmlns:wps="http://schemas.microsoft.com/office/word/2010/wordprocessingShape" mc:Ignorable="w14 w15 w16se w16cid w16 w16cex w16sdtdh wp14">
+<w:numbering xmlns:wpc="http://schemas.microsoft.com/office/word/2010/wordprocessingCanvas" xmlns:cx="http://schemas.microsoft.com/office/drawing/2014/chartex" xmlns:cx1="http://schemas.microsoft.com/office/drawing/2015/9/8/chartex" xmlns:cx2="http://schemas.microsoft.com/office/drawing/2015/10/21/chartex" xmlns:cx3="http://schemas.microsoft.com/office/drawing/2016/5/9/chartex" xmlns:cx4="http://schemas.microsoft.com/office/drawing/2016/5/10/chartex" xmlns:cx5="http://schemas.microsoft.com/office/drawing/2016/5/11/chartex" xmlns:cx6="http://schemas.microsoft.com/office/drawing/2016/5/12/chartex" xmlns:cx7="http://schemas.microsoft.com/office/drawing/2016/5/13/chartex" xmlns:cx8="http://schemas.microsoft.com/office/drawing/2016/5/14/chartex" xmlns:mc="http://schemas.openxmlformats.org/markup-compatibility/2006" xmlns:aink="http://schemas.microsoft.com/office/drawing/2016/ink" xmlns:am3d="http://schemas.microsoft.com/office/drawing/2017/model3d" xmlns:o="urn:schemas-microsoft-com:office:office" xmlns:r="http://schemas.openxmlformats.org/officeDocument/2006/relationships" xmlns:m="http://schemas.openxmlformats.org/officeDocument/2006/math" xmlns:v="urn:schemas-microsoft-com:vml" xmlns:wp14="http://schemas.microsoft.com/office/word/2010/wordprocessingDrawing" xmlns:wp="http://schemas.openxmlformats.org/drawingml/2006/wordprocessingDrawing" xmlns:w10="urn:schemas-microsoft-com:office:word" xmlns:w="http://schemas.openxmlformats.org/wordprocessingml/2006/main" xmlns:w14="http://schemas.microsoft.com/office/word/2010/wordml" xmlns:w15="http://schemas.microsoft.com/office/word/2012/wordml" xmlns:w16cex="http://schemas.microsoft.com/office/word/2018/wordml/cex" xmlns:w16cid="http://schemas.microsoft.com/office/word/2016/wordml/cid" xmlns:w16="http://schemas.microsoft.com/office/word/2018/wordml" xmlns:w16sdtdh="http://schemas.microsoft.com/office/word/2020/wordml/sdtdatahash" xmlns:w16se="http://schemas.microsoft.com/office/word/2015/wordml/symex" xmlns:wpg="http://schemas.microsoft.com/office/word/2010/wordprocessingGroup" xmlns:wpi="http://schemas.microsoft.com/office/word/2010/wordprocessingInk" xmlns:wne="http://schemas.microsoft.com/office/word/2006/wordml" xmlns:wps="http://schemas.microsoft.com/office/word/2010/wordprocessingShape" mc:Ignorable="w14 w15 w16se w16cid w16 w16cex w16sdtdh wp14">
   <w:abstractNum w:abstractNumId="0" w15:restartNumberingAfterBreak="0">
     <w:nsid w:val="42631B89"/>
     <w:multiLevelType w:val="hybridMultilevel"/>
@@ -8571,7 +7427,7 @@
       </w:pPr>
     </w:lvl>
   </w:abstractNum>
-  <w:num w:numId="1" w16cid:durableId="172695827">
+  <w:num w:numId="1">
     <w:abstractNumId w:val="0"/>
     <w:lvlOverride w:ilvl="0">
       <w:startOverride w:val="1"/>

--- a/docs/qa-roles/QA-Roles-1-Destacamento.docx
+++ b/docs/qa-roles/QA-Roles-1-Destacamento.docx
@@ -6,6 +6,7 @@
       <w:pPr>
         <w:spacing w:before="200" w:after="60"/>
       </w:pPr>
+      <w:proofErr w:type="spellStart"/>
       <w:r>
         <w:rPr>
           <w:b/>
@@ -14,7 +15,18 @@
           <w:sz w:val="40"/>
           <w:szCs w:val="40"/>
         </w:rPr>
-        <w:t>Checklist de QA de Roles</w:t>
+        <w:t>Checklist</w:t>
+      </w:r>
+      <w:proofErr w:type="spellEnd"/>
+      <w:r>
+        <w:rPr>
+          <w:b/>
+          <w:bCs/>
+          <w:color w:val="1F4E79"/>
+          <w:sz w:val="40"/>
+          <w:szCs w:val="40"/>
+        </w:rPr>
+        <w:t xml:space="preserve"> de QA de Roles</w:t>
       </w:r>
     </w:p>
     <w:p>
@@ -49,7 +61,25 @@
           <w:sz w:val="18"/>
           <w:szCs w:val="18"/>
         </w:rPr>
-        <w:t>Proyecto: Exploradores  ·  Modulo de autorizacion por rol y alcance</w:t>
+        <w:t xml:space="preserve">Proyecto: Exploradores  ·  Modulo de </w:t>
+      </w:r>
+      <w:proofErr w:type="spellStart"/>
+      <w:r>
+        <w:rPr>
+          <w:color w:val="555555"/>
+          <w:sz w:val="18"/>
+          <w:szCs w:val="18"/>
+        </w:rPr>
+        <w:t>autorizacion</w:t>
+      </w:r>
+      <w:proofErr w:type="spellEnd"/>
+      <w:r>
+        <w:rPr>
+          <w:color w:val="555555"/>
+          <w:sz w:val="18"/>
+          <w:szCs w:val="18"/>
+        </w:rPr>
+        <w:t xml:space="preserve"> por rol y alcance</w:t>
       </w:r>
     </w:p>
     <w:p>
@@ -63,8 +93,18 @@
           <w:bCs/>
           <w:color w:val="1F4E79"/>
         </w:rPr>
-        <w:t>Como usar este checklist</w:t>
-      </w:r>
+        <w:t xml:space="preserve">Como usar este </w:t>
+      </w:r>
+      <w:proofErr w:type="spellStart"/>
+      <w:r>
+        <w:rPr>
+          <w:b/>
+          <w:bCs/>
+          <w:color w:val="1F4E79"/>
+        </w:rPr>
+        <w:t>checklist</w:t>
+      </w:r>
+      <w:proofErr w:type="spellEnd"/>
     </w:p>
     <w:p>
       <w:pPr>
@@ -78,15 +118,40 @@
       <w:r>
         <w:t xml:space="preserve">Cada rol es una </w:t>
       </w:r>
+      <w:proofErr w:type="spellStart"/>
       <w:r>
         <w:rPr>
           <w:b/>
           <w:bCs/>
         </w:rPr>
-        <w:t>sesion de administrador</w:t>
-      </w:r>
-      <w:r>
-        <w:t xml:space="preserve"> con un rolId; sus capacidades se deciden por el codigo de rol, no por el objeto permisos del miembro.</w:t>
+        <w:t>sesion</w:t>
+      </w:r>
+      <w:proofErr w:type="spellEnd"/>
+      <w:r>
+        <w:rPr>
+          <w:b/>
+          <w:bCs/>
+        </w:rPr>
+        <w:t xml:space="preserve"> de administrador</w:t>
+      </w:r>
+      <w:r>
+        <w:t xml:space="preserve"> con un </w:t>
+      </w:r>
+      <w:proofErr w:type="spellStart"/>
+      <w:r>
+        <w:t>rolId</w:t>
+      </w:r>
+      <w:proofErr w:type="spellEnd"/>
+      <w:r>
+        <w:t xml:space="preserve">; sus capacidades se deciden por el </w:t>
+      </w:r>
+      <w:proofErr w:type="spellStart"/>
+      <w:r>
+        <w:t>codigo</w:t>
+      </w:r>
+      <w:proofErr w:type="spellEnd"/>
+      <w:r>
+        <w:t xml:space="preserve"> de rol, no por el objeto permisos del miembro.</w:t>
       </w:r>
     </w:p>
     <w:p>
@@ -145,7 +210,15 @@
         <w:spacing w:after="60"/>
       </w:pPr>
       <w:r>
-        <w:t xml:space="preserve">Revisa al final la seccion </w:t>
+        <w:t xml:space="preserve">Revisa al final la </w:t>
+      </w:r>
+      <w:proofErr w:type="spellStart"/>
+      <w:r>
+        <w:t>seccion</w:t>
+      </w:r>
+      <w:proofErr w:type="spellEnd"/>
+      <w:r>
+        <w:t xml:space="preserve"> </w:t>
       </w:r>
       <w:r>
         <w:rPr>
@@ -210,7 +283,23 @@
         <w:t>directiva / organigrama del destacamento</w:t>
       </w:r>
       <w:r>
-        <w:t>, no solo por el rol. Un usuario con rol Coordinador que NO este en la directiva no recibira notificaciones ni podra resolver solicitudes.</w:t>
+        <w:t xml:space="preserve">, no solo por el rol. Un usuario con rol Coordinador que NO este en la directiva no </w:t>
+      </w:r>
+      <w:proofErr w:type="spellStart"/>
+      <w:r>
+        <w:t>recibira</w:t>
+      </w:r>
+      <w:proofErr w:type="spellEnd"/>
+      <w:r>
+        <w:t xml:space="preserve"> notificaciones ni </w:t>
+      </w:r>
+      <w:proofErr w:type="spellStart"/>
+      <w:r>
+        <w:t>podra</w:t>
+      </w:r>
+      <w:proofErr w:type="spellEnd"/>
+      <w:r>
+        <w:t xml:space="preserve"> resolver solicitudes.</w:t>
       </w:r>
     </w:p>
     <w:p>
@@ -225,12 +314,21 @@
       <w:r>
         <w:t xml:space="preserve">El Coordinador Titular y el Asistente son </w:t>
       </w:r>
+      <w:proofErr w:type="spellStart"/>
       <w:r>
         <w:rPr>
           <w:b/>
           <w:bCs/>
         </w:rPr>
-        <w:t>identicos al 100%</w:t>
+        <w:t>identicos</w:t>
+      </w:r>
+      <w:proofErr w:type="spellEnd"/>
+      <w:r>
+        <w:rPr>
+          <w:b/>
+          <w:bCs/>
+        </w:rPr>
+        <w:t xml:space="preserve"> al 100%</w:t>
       </w:r>
       <w:r>
         <w:t xml:space="preserve"> (el asistente se normaliza al titular en las reglas de acceso).</w:t>
@@ -246,7 +344,31 @@
         <w:spacing w:after="60"/>
       </w:pPr>
       <w:r>
-        <w:t>Pastor, Consejo, Capellan, Lider y Lider Asistente: sus ediciones de General y Dispensa Medica van a APROBACION del Coordinador.</w:t>
+        <w:t xml:space="preserve">Pastor, Consejo, </w:t>
+      </w:r>
+      <w:proofErr w:type="spellStart"/>
+      <w:r>
+        <w:t>Capellan</w:t>
+      </w:r>
+      <w:proofErr w:type="spellEnd"/>
+      <w:r>
+        <w:t xml:space="preserve">, </w:t>
+      </w:r>
+      <w:proofErr w:type="spellStart"/>
+      <w:r>
+        <w:t>Lider</w:t>
+      </w:r>
+      <w:proofErr w:type="spellEnd"/>
+      <w:r>
+        <w:t xml:space="preserve"> y </w:t>
+      </w:r>
+      <w:proofErr w:type="spellStart"/>
+      <w:r>
+        <w:t>Lider</w:t>
+      </w:r>
+      <w:proofErr w:type="spellEnd"/>
+      <w:r>
+        <w:t xml:space="preserve"> Asistente: sus ediciones de General y Dispensa Medica van a APROBACION del Coordinador.</w:t>
       </w:r>
     </w:p>
     <w:p>
@@ -304,7 +426,7 @@
         </w:trPr>
         <w:tc>
           <w:tcPr>
-            <w:tcW w:w="2400" w:type="dxa"/>
+            <w:tcW w:w="2305" w:type="dxa"/>
             <w:shd w:val="clear" w:color="auto" w:fill="1F4E79"/>
             <w:tcMar>
               <w:top w:w="40" w:type="dxa"/>
@@ -328,7 +450,7 @@
         </w:tc>
         <w:tc>
           <w:tcPr>
-            <w:tcW w:w="1120" w:type="dxa"/>
+            <w:tcW w:w="1240" w:type="dxa"/>
             <w:shd w:val="clear" w:color="auto" w:fill="1F4E79"/>
             <w:tcMar>
               <w:top w:w="40" w:type="dxa"/>
@@ -355,7 +477,7 @@
         </w:tc>
         <w:tc>
           <w:tcPr>
-            <w:tcW w:w="1120" w:type="dxa"/>
+            <w:tcW w:w="1075" w:type="dxa"/>
             <w:shd w:val="clear" w:color="auto" w:fill="1F4E79"/>
             <w:tcMar>
               <w:top w:w="40" w:type="dxa"/>
@@ -376,25 +498,9 @@
                 <w:sz w:val="18"/>
                 <w:szCs w:val="18"/>
               </w:rPr>
-              <w:t>Coord. Asist.</w:t>
-            </w:r>
-          </w:p>
-        </w:tc>
-        <w:tc>
-          <w:tcPr>
-            <w:tcW w:w="900" w:type="dxa"/>
-            <w:shd w:val="clear" w:color="auto" w:fill="1F4E79"/>
-            <w:tcMar>
-              <w:top w:w="40" w:type="dxa"/>
-              <w:left w:w="80" w:type="dxa"/>
-              <w:bottom w:w="40" w:type="dxa"/>
-              <w:right w:w="80" w:type="dxa"/>
-            </w:tcMar>
-          </w:tcPr>
-          <w:p>
-            <w:pPr>
-              <w:jc w:val="center"/>
-            </w:pPr>
+              <w:t xml:space="preserve">Coord. </w:t>
+            </w:r>
+            <w:proofErr w:type="spellStart"/>
             <w:r>
               <w:rPr>
                 <w:b/>
@@ -403,25 +509,9 @@
                 <w:sz w:val="18"/>
                 <w:szCs w:val="18"/>
               </w:rPr>
-              <w:t>Pastor</w:t>
-            </w:r>
-          </w:p>
-        </w:tc>
-        <w:tc>
-          <w:tcPr>
-            <w:tcW w:w="1120" w:type="dxa"/>
-            <w:shd w:val="clear" w:color="auto" w:fill="1F4E79"/>
-            <w:tcMar>
-              <w:top w:w="40" w:type="dxa"/>
-              <w:left w:w="80" w:type="dxa"/>
-              <w:bottom w:w="40" w:type="dxa"/>
-              <w:right w:w="80" w:type="dxa"/>
-            </w:tcMar>
-          </w:tcPr>
-          <w:p>
-            <w:pPr>
-              <w:jc w:val="center"/>
-            </w:pPr>
+              <w:t>Asist</w:t>
+            </w:r>
+            <w:proofErr w:type="spellEnd"/>
             <w:r>
               <w:rPr>
                 <w:b/>
@@ -430,13 +520,13 @@
                 <w:sz w:val="18"/>
                 <w:szCs w:val="18"/>
               </w:rPr>
-              <w:t>Consejo Dest.</w:t>
-            </w:r>
-          </w:p>
-        </w:tc>
-        <w:tc>
-          <w:tcPr>
-            <w:tcW w:w="900" w:type="dxa"/>
+              <w:t>.</w:t>
+            </w:r>
+          </w:p>
+        </w:tc>
+        <w:tc>
+          <w:tcPr>
+            <w:tcW w:w="1011" w:type="dxa"/>
             <w:shd w:val="clear" w:color="auto" w:fill="1F4E79"/>
             <w:tcMar>
               <w:top w:w="40" w:type="dxa"/>
@@ -457,13 +547,13 @@
                 <w:sz w:val="18"/>
                 <w:szCs w:val="18"/>
               </w:rPr>
-              <w:t>Capellan</w:t>
-            </w:r>
-          </w:p>
-        </w:tc>
-        <w:tc>
-          <w:tcPr>
-            <w:tcW w:w="1000" w:type="dxa"/>
+              <w:t>Pastor</w:t>
+            </w:r>
+          </w:p>
+        </w:tc>
+        <w:tc>
+          <w:tcPr>
+            <w:tcW w:w="1081" w:type="dxa"/>
             <w:shd w:val="clear" w:color="auto" w:fill="1F4E79"/>
             <w:tcMar>
               <w:top w:w="40" w:type="dxa"/>
@@ -484,25 +574,9 @@
                 <w:sz w:val="18"/>
                 <w:szCs w:val="18"/>
               </w:rPr>
-              <w:t>Lider Grupo</w:t>
-            </w:r>
-          </w:p>
-        </w:tc>
-        <w:tc>
-          <w:tcPr>
-            <w:tcW w:w="1000" w:type="dxa"/>
-            <w:shd w:val="clear" w:color="auto" w:fill="1F4E79"/>
-            <w:tcMar>
-              <w:top w:w="40" w:type="dxa"/>
-              <w:left w:w="80" w:type="dxa"/>
-              <w:bottom w:w="40" w:type="dxa"/>
-              <w:right w:w="80" w:type="dxa"/>
-            </w:tcMar>
-          </w:tcPr>
-          <w:p>
-            <w:pPr>
-              <w:jc w:val="center"/>
-            </w:pPr>
+              <w:t xml:space="preserve">Consejo </w:t>
+            </w:r>
+            <w:proofErr w:type="spellStart"/>
             <w:r>
               <w:rPr>
                 <w:b/>
@@ -511,7 +585,147 @@
                 <w:sz w:val="18"/>
                 <w:szCs w:val="18"/>
               </w:rPr>
-              <w:t>Lider Asist.</w:t>
+              <w:t>Dest</w:t>
+            </w:r>
+            <w:proofErr w:type="spellEnd"/>
+            <w:r>
+              <w:rPr>
+                <w:b/>
+                <w:bCs/>
+                <w:color w:val="FFFFFF"/>
+                <w:sz w:val="18"/>
+                <w:szCs w:val="18"/>
+              </w:rPr>
+              <w:t>.</w:t>
+            </w:r>
+          </w:p>
+        </w:tc>
+        <w:tc>
+          <w:tcPr>
+            <w:tcW w:w="890" w:type="dxa"/>
+            <w:shd w:val="clear" w:color="auto" w:fill="1F4E79"/>
+            <w:tcMar>
+              <w:top w:w="40" w:type="dxa"/>
+              <w:left w:w="80" w:type="dxa"/>
+              <w:bottom w:w="40" w:type="dxa"/>
+              <w:right w:w="80" w:type="dxa"/>
+            </w:tcMar>
+          </w:tcPr>
+          <w:p>
+            <w:pPr>
+              <w:jc w:val="center"/>
+            </w:pPr>
+            <w:proofErr w:type="spellStart"/>
+            <w:r>
+              <w:rPr>
+                <w:b/>
+                <w:bCs/>
+                <w:color w:val="FFFFFF"/>
+                <w:sz w:val="18"/>
+                <w:szCs w:val="18"/>
+              </w:rPr>
+              <w:t>Capellan</w:t>
+            </w:r>
+            <w:proofErr w:type="spellEnd"/>
+          </w:p>
+        </w:tc>
+        <w:tc>
+          <w:tcPr>
+            <w:tcW w:w="979" w:type="dxa"/>
+            <w:shd w:val="clear" w:color="auto" w:fill="1F4E79"/>
+            <w:tcMar>
+              <w:top w:w="40" w:type="dxa"/>
+              <w:left w:w="80" w:type="dxa"/>
+              <w:bottom w:w="40" w:type="dxa"/>
+              <w:right w:w="80" w:type="dxa"/>
+            </w:tcMar>
+          </w:tcPr>
+          <w:p>
+            <w:pPr>
+              <w:jc w:val="center"/>
+            </w:pPr>
+            <w:proofErr w:type="spellStart"/>
+            <w:r>
+              <w:rPr>
+                <w:b/>
+                <w:bCs/>
+                <w:color w:val="FFFFFF"/>
+                <w:sz w:val="18"/>
+                <w:szCs w:val="18"/>
+              </w:rPr>
+              <w:t>Lider</w:t>
+            </w:r>
+            <w:proofErr w:type="spellEnd"/>
+            <w:r>
+              <w:rPr>
+                <w:b/>
+                <w:bCs/>
+                <w:color w:val="FFFFFF"/>
+                <w:sz w:val="18"/>
+                <w:szCs w:val="18"/>
+              </w:rPr>
+              <w:t xml:space="preserve"> Grupo</w:t>
+            </w:r>
+          </w:p>
+        </w:tc>
+        <w:tc>
+          <w:tcPr>
+            <w:tcW w:w="979" w:type="dxa"/>
+            <w:shd w:val="clear" w:color="auto" w:fill="1F4E79"/>
+            <w:tcMar>
+              <w:top w:w="40" w:type="dxa"/>
+              <w:left w:w="80" w:type="dxa"/>
+              <w:bottom w:w="40" w:type="dxa"/>
+              <w:right w:w="80" w:type="dxa"/>
+            </w:tcMar>
+          </w:tcPr>
+          <w:p>
+            <w:pPr>
+              <w:jc w:val="center"/>
+            </w:pPr>
+            <w:proofErr w:type="spellStart"/>
+            <w:r>
+              <w:rPr>
+                <w:b/>
+                <w:bCs/>
+                <w:color w:val="FFFFFF"/>
+                <w:sz w:val="18"/>
+                <w:szCs w:val="18"/>
+              </w:rPr>
+              <w:t>Lider</w:t>
+            </w:r>
+            <w:proofErr w:type="spellEnd"/>
+            <w:r>
+              <w:rPr>
+                <w:b/>
+                <w:bCs/>
+                <w:color w:val="FFFFFF"/>
+                <w:sz w:val="18"/>
+                <w:szCs w:val="18"/>
+              </w:rPr>
+              <w:t xml:space="preserve"> </w:t>
+            </w:r>
+            <w:proofErr w:type="spellStart"/>
+            <w:r>
+              <w:rPr>
+                <w:b/>
+                <w:bCs/>
+                <w:color w:val="FFFFFF"/>
+                <w:sz w:val="18"/>
+                <w:szCs w:val="18"/>
+              </w:rPr>
+              <w:t>Asist</w:t>
+            </w:r>
+            <w:proofErr w:type="spellEnd"/>
+            <w:r>
+              <w:rPr>
+                <w:b/>
+                <w:bCs/>
+                <w:color w:val="FFFFFF"/>
+                <w:sz w:val="18"/>
+                <w:szCs w:val="18"/>
+              </w:rPr>
+              <w:t>.</w:t>
             </w:r>
           </w:p>
         </w:tc>
@@ -519,7 +733,7 @@
       <w:tr>
         <w:tc>
           <w:tcPr>
-            <w:tcW w:w="2400" w:type="dxa"/>
+            <w:tcW w:w="2305" w:type="dxa"/>
             <w:tcMar>
               <w:top w:w="40" w:type="dxa"/>
               <w:left w:w="80" w:type="dxa"/>
@@ -541,7 +755,7 @@
         </w:tc>
         <w:tc>
           <w:tcPr>
-            <w:tcW w:w="1120" w:type="dxa"/>
+            <w:tcW w:w="1240" w:type="dxa"/>
             <w:tcMar>
               <w:top w:w="40" w:type="dxa"/>
               <w:left w:w="80" w:type="dxa"/>
@@ -578,13 +792,31 @@
                 <w:sz w:val="18"/>
                 <w:szCs w:val="18"/>
               </w:rPr>
-              <w:t>(cabecera Lista de miembros debe decir el nombre del dest.)</w:t>
-            </w:r>
-          </w:p>
-        </w:tc>
-        <w:tc>
-          <w:tcPr>
-            <w:tcW w:w="1120" w:type="dxa"/>
+              <w:t xml:space="preserve">(cabecera Lista de miembros debe decir el nombre del </w:t>
+            </w:r>
+            <w:proofErr w:type="spellStart"/>
+            <w:r>
+              <w:rPr>
+                <w:color w:val="FF0000"/>
+                <w:sz w:val="18"/>
+                <w:szCs w:val="18"/>
+              </w:rPr>
+              <w:t>dest</w:t>
+            </w:r>
+            <w:proofErr w:type="spellEnd"/>
+            <w:r>
+              <w:rPr>
+                <w:color w:val="FF0000"/>
+                <w:sz w:val="18"/>
+                <w:szCs w:val="18"/>
+              </w:rPr>
+              <w:t>.)</w:t>
+            </w:r>
+          </w:p>
+        </w:tc>
+        <w:tc>
+          <w:tcPr>
+            <w:tcW w:w="1075" w:type="dxa"/>
             <w:tcMar>
               <w:top w:w="40" w:type="dxa"/>
               <w:left w:w="80" w:type="dxa"/>
@@ -611,7 +843,7 @@
         </w:tc>
         <w:tc>
           <w:tcPr>
-            <w:tcW w:w="900" w:type="dxa"/>
+            <w:tcW w:w="1011" w:type="dxa"/>
             <w:tcMar>
               <w:top w:w="40" w:type="dxa"/>
               <w:left w:w="80" w:type="dxa"/>
@@ -635,76 +867,80 @@
         </w:tc>
         <w:tc>
           <w:tcPr>
-            <w:tcW w:w="1120" w:type="dxa"/>
-            <w:tcMar>
-              <w:top w:w="40" w:type="dxa"/>
-              <w:left w:w="80" w:type="dxa"/>
-              <w:bottom w:w="40" w:type="dxa"/>
-              <w:right w:w="80" w:type="dxa"/>
-            </w:tcMar>
-          </w:tcPr>
-          <w:p>
-            <w:pPr>
-              <w:jc w:val="center"/>
-            </w:pPr>
-            <w:r>
-              <w:rPr>
-                <w:sz w:val="18"/>
-                <w:szCs w:val="18"/>
-              </w:rPr>
-              <w:t>SI</w:t>
-            </w:r>
-          </w:p>
-        </w:tc>
-        <w:tc>
-          <w:tcPr>
-            <w:tcW w:w="900" w:type="dxa"/>
-            <w:tcMar>
-              <w:top w:w="40" w:type="dxa"/>
-              <w:left w:w="80" w:type="dxa"/>
-              <w:bottom w:w="40" w:type="dxa"/>
-              <w:right w:w="80" w:type="dxa"/>
-            </w:tcMar>
-          </w:tcPr>
-          <w:p>
-            <w:pPr>
-              <w:jc w:val="center"/>
-            </w:pPr>
-            <w:r>
-              <w:rPr>
-                <w:sz w:val="18"/>
-                <w:szCs w:val="18"/>
-              </w:rPr>
-              <w:t>SI</w:t>
-            </w:r>
-          </w:p>
-        </w:tc>
-        <w:tc>
-          <w:tcPr>
-            <w:tcW w:w="1000" w:type="dxa"/>
-            <w:tcMar>
-              <w:top w:w="40" w:type="dxa"/>
-              <w:left w:w="80" w:type="dxa"/>
-              <w:bottom w:w="40" w:type="dxa"/>
-              <w:right w:w="80" w:type="dxa"/>
-            </w:tcMar>
-          </w:tcPr>
-          <w:p>
-            <w:pPr>
-              <w:jc w:val="center"/>
-            </w:pPr>
-            <w:r>
-              <w:rPr>
-                <w:sz w:val="18"/>
-                <w:szCs w:val="18"/>
-              </w:rPr>
-              <w:t>SI</w:t>
-            </w:r>
-          </w:p>
-        </w:tc>
-        <w:tc>
-          <w:tcPr>
-            <w:tcW w:w="1000" w:type="dxa"/>
+            <w:tcW w:w="1081" w:type="dxa"/>
+            <w:tcMar>
+              <w:top w:w="40" w:type="dxa"/>
+              <w:left w:w="80" w:type="dxa"/>
+              <w:bottom w:w="40" w:type="dxa"/>
+              <w:right w:w="80" w:type="dxa"/>
+            </w:tcMar>
+          </w:tcPr>
+          <w:p>
+            <w:pPr>
+              <w:jc w:val="center"/>
+              <w:rPr>
+                <w:highlight w:val="yellow"/>
+              </w:rPr>
+            </w:pPr>
+            <w:r>
+              <w:rPr>
+                <w:sz w:val="18"/>
+                <w:szCs w:val="18"/>
+                <w:highlight w:val="yellow"/>
+              </w:rPr>
+              <w:t>SI</w:t>
+            </w:r>
+          </w:p>
+        </w:tc>
+        <w:tc>
+          <w:tcPr>
+            <w:tcW w:w="890" w:type="dxa"/>
+            <w:tcMar>
+              <w:top w:w="40" w:type="dxa"/>
+              <w:left w:w="80" w:type="dxa"/>
+              <w:bottom w:w="40" w:type="dxa"/>
+              <w:right w:w="80" w:type="dxa"/>
+            </w:tcMar>
+          </w:tcPr>
+          <w:p>
+            <w:pPr>
+              <w:jc w:val="center"/>
+            </w:pPr>
+            <w:r>
+              <w:rPr>
+                <w:sz w:val="18"/>
+                <w:szCs w:val="18"/>
+              </w:rPr>
+              <w:t>SI</w:t>
+            </w:r>
+          </w:p>
+        </w:tc>
+        <w:tc>
+          <w:tcPr>
+            <w:tcW w:w="979" w:type="dxa"/>
+            <w:tcMar>
+              <w:top w:w="40" w:type="dxa"/>
+              <w:left w:w="80" w:type="dxa"/>
+              <w:bottom w:w="40" w:type="dxa"/>
+              <w:right w:w="80" w:type="dxa"/>
+            </w:tcMar>
+          </w:tcPr>
+          <w:p>
+            <w:pPr>
+              <w:jc w:val="center"/>
+            </w:pPr>
+            <w:r>
+              <w:rPr>
+                <w:sz w:val="18"/>
+                <w:szCs w:val="18"/>
+              </w:rPr>
+              <w:t>SI</w:t>
+            </w:r>
+          </w:p>
+        </w:tc>
+        <w:tc>
+          <w:tcPr>
+            <w:tcW w:w="979" w:type="dxa"/>
             <w:tcMar>
               <w:top w:w="40" w:type="dxa"/>
               <w:left w:w="80" w:type="dxa"/>
@@ -729,7 +965,7 @@
       <w:tr>
         <w:tc>
           <w:tcPr>
-            <w:tcW w:w="2400" w:type="dxa"/>
+            <w:tcW w:w="2305" w:type="dxa"/>
             <w:shd w:val="clear" w:color="auto" w:fill="EEF3FA"/>
             <w:tcMar>
               <w:top w:w="40" w:type="dxa"/>
@@ -752,7 +988,7 @@
         </w:tc>
         <w:tc>
           <w:tcPr>
-            <w:tcW w:w="1120" w:type="dxa"/>
+            <w:tcW w:w="1240" w:type="dxa"/>
             <w:shd w:val="clear" w:color="auto" w:fill="EEF3FA"/>
             <w:tcMar>
               <w:top w:w="40" w:type="dxa"/>
@@ -780,7 +1016,7 @@
         </w:tc>
         <w:tc>
           <w:tcPr>
-            <w:tcW w:w="1120" w:type="dxa"/>
+            <w:tcW w:w="1075" w:type="dxa"/>
             <w:shd w:val="clear" w:color="auto" w:fill="EEF3FA"/>
             <w:tcMar>
               <w:top w:w="40" w:type="dxa"/>
@@ -808,7 +1044,7 @@
         </w:tc>
         <w:tc>
           <w:tcPr>
-            <w:tcW w:w="900" w:type="dxa"/>
+            <w:tcW w:w="1011" w:type="dxa"/>
             <w:shd w:val="clear" w:color="auto" w:fill="EEF3FA"/>
             <w:tcMar>
               <w:top w:w="40" w:type="dxa"/>
@@ -836,79 +1072,83 @@
         </w:tc>
         <w:tc>
           <w:tcPr>
-            <w:tcW w:w="1120" w:type="dxa"/>
-            <w:shd w:val="clear" w:color="auto" w:fill="EEF3FA"/>
-            <w:tcMar>
-              <w:top w:w="40" w:type="dxa"/>
-              <w:left w:w="80" w:type="dxa"/>
-              <w:bottom w:w="40" w:type="dxa"/>
-              <w:right w:w="80" w:type="dxa"/>
-            </w:tcMar>
-          </w:tcPr>
-          <w:p>
-            <w:pPr>
-              <w:jc w:val="center"/>
-            </w:pPr>
-            <w:r>
-              <w:rPr>
-                <w:sz w:val="18"/>
-                <w:szCs w:val="18"/>
-              </w:rPr>
-              <w:t>SI</w:t>
-            </w:r>
-          </w:p>
-        </w:tc>
-        <w:tc>
-          <w:tcPr>
-            <w:tcW w:w="900" w:type="dxa"/>
-            <w:shd w:val="clear" w:color="auto" w:fill="EEF3FA"/>
-            <w:tcMar>
-              <w:top w:w="40" w:type="dxa"/>
-              <w:left w:w="80" w:type="dxa"/>
-              <w:bottom w:w="40" w:type="dxa"/>
-              <w:right w:w="80" w:type="dxa"/>
-            </w:tcMar>
-          </w:tcPr>
-          <w:p>
-            <w:pPr>
-              <w:jc w:val="center"/>
-            </w:pPr>
-            <w:r>
-              <w:rPr>
-                <w:sz w:val="18"/>
-                <w:szCs w:val="18"/>
-              </w:rPr>
-              <w:t>SI</w:t>
-            </w:r>
-          </w:p>
-        </w:tc>
-        <w:tc>
-          <w:tcPr>
-            <w:tcW w:w="1000" w:type="dxa"/>
-            <w:shd w:val="clear" w:color="auto" w:fill="EEF3FA"/>
-            <w:tcMar>
-              <w:top w:w="40" w:type="dxa"/>
-              <w:left w:w="80" w:type="dxa"/>
-              <w:bottom w:w="40" w:type="dxa"/>
-              <w:right w:w="80" w:type="dxa"/>
-            </w:tcMar>
-          </w:tcPr>
-          <w:p>
-            <w:pPr>
-              <w:jc w:val="center"/>
-            </w:pPr>
-            <w:r>
-              <w:rPr>
-                <w:sz w:val="18"/>
-                <w:szCs w:val="18"/>
-              </w:rPr>
-              <w:t>SI</w:t>
-            </w:r>
-          </w:p>
-        </w:tc>
-        <w:tc>
-          <w:tcPr>
-            <w:tcW w:w="1000" w:type="dxa"/>
+            <w:tcW w:w="1081" w:type="dxa"/>
+            <w:shd w:val="clear" w:color="auto" w:fill="EEF3FA"/>
+            <w:tcMar>
+              <w:top w:w="40" w:type="dxa"/>
+              <w:left w:w="80" w:type="dxa"/>
+              <w:bottom w:w="40" w:type="dxa"/>
+              <w:right w:w="80" w:type="dxa"/>
+            </w:tcMar>
+          </w:tcPr>
+          <w:p>
+            <w:pPr>
+              <w:jc w:val="center"/>
+              <w:rPr>
+                <w:highlight w:val="yellow"/>
+              </w:rPr>
+            </w:pPr>
+            <w:r>
+              <w:rPr>
+                <w:sz w:val="18"/>
+                <w:szCs w:val="18"/>
+                <w:highlight w:val="yellow"/>
+              </w:rPr>
+              <w:t>SI</w:t>
+            </w:r>
+          </w:p>
+        </w:tc>
+        <w:tc>
+          <w:tcPr>
+            <w:tcW w:w="890" w:type="dxa"/>
+            <w:shd w:val="clear" w:color="auto" w:fill="EEF3FA"/>
+            <w:tcMar>
+              <w:top w:w="40" w:type="dxa"/>
+              <w:left w:w="80" w:type="dxa"/>
+              <w:bottom w:w="40" w:type="dxa"/>
+              <w:right w:w="80" w:type="dxa"/>
+            </w:tcMar>
+          </w:tcPr>
+          <w:p>
+            <w:pPr>
+              <w:jc w:val="center"/>
+            </w:pPr>
+            <w:r>
+              <w:rPr>
+                <w:sz w:val="18"/>
+                <w:szCs w:val="18"/>
+              </w:rPr>
+              <w:t>SI</w:t>
+            </w:r>
+          </w:p>
+        </w:tc>
+        <w:tc>
+          <w:tcPr>
+            <w:tcW w:w="979" w:type="dxa"/>
+            <w:shd w:val="clear" w:color="auto" w:fill="EEF3FA"/>
+            <w:tcMar>
+              <w:top w:w="40" w:type="dxa"/>
+              <w:left w:w="80" w:type="dxa"/>
+              <w:bottom w:w="40" w:type="dxa"/>
+              <w:right w:w="80" w:type="dxa"/>
+            </w:tcMar>
+          </w:tcPr>
+          <w:p>
+            <w:pPr>
+              <w:jc w:val="center"/>
+            </w:pPr>
+            <w:r>
+              <w:rPr>
+                <w:sz w:val="18"/>
+                <w:szCs w:val="18"/>
+              </w:rPr>
+              <w:t>SI</w:t>
+            </w:r>
+          </w:p>
+        </w:tc>
+        <w:tc>
+          <w:tcPr>
+            <w:tcW w:w="979" w:type="dxa"/>
             <w:shd w:val="clear" w:color="auto" w:fill="EEF3FA"/>
             <w:tcMar>
               <w:top w:w="40" w:type="dxa"/>
@@ -934,7 +1174,7 @@
       <w:tr>
         <w:tc>
           <w:tcPr>
-            <w:tcW w:w="2400" w:type="dxa"/>
+            <w:tcW w:w="2305" w:type="dxa"/>
             <w:tcMar>
               <w:top w:w="40" w:type="dxa"/>
               <w:left w:w="80" w:type="dxa"/>
@@ -956,7 +1196,7 @@
         </w:tc>
         <w:tc>
           <w:tcPr>
-            <w:tcW w:w="1120" w:type="dxa"/>
+            <w:tcW w:w="1240" w:type="dxa"/>
             <w:tcMar>
               <w:top w:w="40" w:type="dxa"/>
               <w:left w:w="80" w:type="dxa"/>
@@ -983,7 +1223,7 @@
         </w:tc>
         <w:tc>
           <w:tcPr>
-            <w:tcW w:w="1120" w:type="dxa"/>
+            <w:tcW w:w="1075" w:type="dxa"/>
             <w:tcMar>
               <w:top w:w="40" w:type="dxa"/>
               <w:left w:w="80" w:type="dxa"/>
@@ -1010,7 +1250,7 @@
         </w:tc>
         <w:tc>
           <w:tcPr>
-            <w:tcW w:w="900" w:type="dxa"/>
+            <w:tcW w:w="1011" w:type="dxa"/>
             <w:tcMar>
               <w:top w:w="40" w:type="dxa"/>
               <w:left w:w="80" w:type="dxa"/>
@@ -1037,30 +1277,31 @@
         </w:tc>
         <w:tc>
           <w:tcPr>
-            <w:tcW w:w="1120" w:type="dxa"/>
-            <w:tcMar>
-              <w:top w:w="40" w:type="dxa"/>
-              <w:left w:w="80" w:type="dxa"/>
-              <w:bottom w:w="40" w:type="dxa"/>
-              <w:right w:w="80" w:type="dxa"/>
-            </w:tcMar>
-          </w:tcPr>
-          <w:p>
-            <w:pPr>
-              <w:jc w:val="center"/>
-            </w:pPr>
-            <w:r>
-              <w:rPr>
-                <w:sz w:val="18"/>
-                <w:szCs w:val="18"/>
-              </w:rPr>
-              <w:t>SI</w:t>
-            </w:r>
-          </w:p>
-        </w:tc>
-        <w:tc>
-          <w:tcPr>
-            <w:tcW w:w="900" w:type="dxa"/>
+            <w:tcW w:w="1081" w:type="dxa"/>
+            <w:tcMar>
+              <w:top w:w="40" w:type="dxa"/>
+              <w:left w:w="80" w:type="dxa"/>
+              <w:bottom w:w="40" w:type="dxa"/>
+              <w:right w:w="80" w:type="dxa"/>
+            </w:tcMar>
+          </w:tcPr>
+          <w:p>
+            <w:pPr>
+              <w:jc w:val="center"/>
+            </w:pPr>
+            <w:r>
+              <w:rPr>
+                <w:sz w:val="18"/>
+                <w:szCs w:val="18"/>
+                <w:highlight w:val="yellow"/>
+              </w:rPr>
+              <w:t>SI</w:t>
+            </w:r>
+          </w:p>
+        </w:tc>
+        <w:tc>
+          <w:tcPr>
+            <w:tcW w:w="890" w:type="dxa"/>
             <w:shd w:val="clear" w:color="auto" w:fill="FFF4D6"/>
             <w:tcMar>
               <w:top w:w="40" w:type="dxa"/>
@@ -1084,30 +1325,30 @@
         </w:tc>
         <w:tc>
           <w:tcPr>
-            <w:tcW w:w="1000" w:type="dxa"/>
-            <w:tcMar>
-              <w:top w:w="40" w:type="dxa"/>
-              <w:left w:w="80" w:type="dxa"/>
-              <w:bottom w:w="40" w:type="dxa"/>
-              <w:right w:w="80" w:type="dxa"/>
-            </w:tcMar>
-          </w:tcPr>
-          <w:p>
-            <w:pPr>
-              <w:jc w:val="center"/>
-            </w:pPr>
-            <w:r>
-              <w:rPr>
-                <w:sz w:val="18"/>
-                <w:szCs w:val="18"/>
-              </w:rPr>
-              <w:t>SI</w:t>
-            </w:r>
-          </w:p>
-        </w:tc>
-        <w:tc>
-          <w:tcPr>
-            <w:tcW w:w="1000" w:type="dxa"/>
+            <w:tcW w:w="979" w:type="dxa"/>
+            <w:tcMar>
+              <w:top w:w="40" w:type="dxa"/>
+              <w:left w:w="80" w:type="dxa"/>
+              <w:bottom w:w="40" w:type="dxa"/>
+              <w:right w:w="80" w:type="dxa"/>
+            </w:tcMar>
+          </w:tcPr>
+          <w:p>
+            <w:pPr>
+              <w:jc w:val="center"/>
+            </w:pPr>
+            <w:r>
+              <w:rPr>
+                <w:sz w:val="18"/>
+                <w:szCs w:val="18"/>
+              </w:rPr>
+              <w:t>SI</w:t>
+            </w:r>
+          </w:p>
+        </w:tc>
+        <w:tc>
+          <w:tcPr>
+            <w:tcW w:w="979" w:type="dxa"/>
             <w:tcMar>
               <w:top w:w="40" w:type="dxa"/>
               <w:left w:w="80" w:type="dxa"/>
@@ -1132,7 +1373,7 @@
       <w:tr>
         <w:tc>
           <w:tcPr>
-            <w:tcW w:w="2400" w:type="dxa"/>
+            <w:tcW w:w="2305" w:type="dxa"/>
             <w:shd w:val="clear" w:color="auto" w:fill="EEF3FA"/>
             <w:tcMar>
               <w:top w:w="40" w:type="dxa"/>
@@ -1155,7 +1396,7 @@
         </w:tc>
         <w:tc>
           <w:tcPr>
-            <w:tcW w:w="1120" w:type="dxa"/>
+            <w:tcW w:w="1240" w:type="dxa"/>
             <w:shd w:val="clear" w:color="auto" w:fill="E7F4E4"/>
             <w:tcMar>
               <w:top w:w="40" w:type="dxa"/>
@@ -1180,7 +1421,7 @@
         </w:tc>
         <w:tc>
           <w:tcPr>
-            <w:tcW w:w="1120" w:type="dxa"/>
+            <w:tcW w:w="1075" w:type="dxa"/>
             <w:shd w:val="clear" w:color="auto" w:fill="E7F4E4"/>
             <w:tcMar>
               <w:top w:w="40" w:type="dxa"/>
@@ -1208,7 +1449,7 @@
         </w:tc>
         <w:tc>
           <w:tcPr>
-            <w:tcW w:w="900" w:type="dxa"/>
+            <w:tcW w:w="1011" w:type="dxa"/>
             <w:shd w:val="clear" w:color="auto" w:fill="FBE7E7"/>
             <w:tcMar>
               <w:top w:w="40" w:type="dxa"/>
@@ -1236,7 +1477,7 @@
         </w:tc>
         <w:tc>
           <w:tcPr>
-            <w:tcW w:w="1120" w:type="dxa"/>
+            <w:tcW w:w="1081" w:type="dxa"/>
             <w:shd w:val="clear" w:color="auto" w:fill="E7F4E4"/>
             <w:tcMar>
               <w:top w:w="40" w:type="dxa"/>
@@ -1254,13 +1495,13 @@
                 <w:sz w:val="18"/>
                 <w:szCs w:val="18"/>
               </w:rPr>
-              <w:t>SI</w:t>
-            </w:r>
-          </w:p>
-        </w:tc>
-        <w:tc>
-          <w:tcPr>
-            <w:tcW w:w="900" w:type="dxa"/>
+              <w:t>ENMASC</w:t>
+            </w:r>
+          </w:p>
+        </w:tc>
+        <w:tc>
+          <w:tcPr>
+            <w:tcW w:w="890" w:type="dxa"/>
             <w:shd w:val="clear" w:color="auto" w:fill="FBE7E7"/>
             <w:tcMar>
               <w:top w:w="40" w:type="dxa"/>
@@ -1284,7 +1525,7 @@
         </w:tc>
         <w:tc>
           <w:tcPr>
-            <w:tcW w:w="1000" w:type="dxa"/>
+            <w:tcW w:w="979" w:type="dxa"/>
             <w:shd w:val="clear" w:color="auto" w:fill="FBE7E7"/>
             <w:tcMar>
               <w:top w:w="40" w:type="dxa"/>
@@ -1301,6 +1542,7 @@
               <w:rPr>
                 <w:sz w:val="18"/>
                 <w:szCs w:val="18"/>
+                <w:highlight w:val="yellow"/>
               </w:rPr>
               <w:t>ENMASC</w:t>
             </w:r>
@@ -1308,7 +1550,7 @@
         </w:tc>
         <w:tc>
           <w:tcPr>
-            <w:tcW w:w="1000" w:type="dxa"/>
+            <w:tcW w:w="979" w:type="dxa"/>
             <w:shd w:val="clear" w:color="auto" w:fill="FBE7E7"/>
             <w:tcMar>
               <w:top w:w="40" w:type="dxa"/>
@@ -1334,7 +1576,7 @@
       <w:tr>
         <w:tc>
           <w:tcPr>
-            <w:tcW w:w="2400" w:type="dxa"/>
+            <w:tcW w:w="2305" w:type="dxa"/>
             <w:tcMar>
               <w:top w:w="40" w:type="dxa"/>
               <w:left w:w="80" w:type="dxa"/>
@@ -1356,7 +1598,7 @@
         </w:tc>
         <w:tc>
           <w:tcPr>
-            <w:tcW w:w="1120" w:type="dxa"/>
+            <w:tcW w:w="1240" w:type="dxa"/>
             <w:tcMar>
               <w:top w:w="40" w:type="dxa"/>
               <w:left w:w="80" w:type="dxa"/>
@@ -1383,7 +1625,7 @@
         </w:tc>
         <w:tc>
           <w:tcPr>
-            <w:tcW w:w="1120" w:type="dxa"/>
+            <w:tcW w:w="1075" w:type="dxa"/>
             <w:tcMar>
               <w:top w:w="40" w:type="dxa"/>
               <w:left w:w="80" w:type="dxa"/>
@@ -1410,7 +1652,7 @@
         </w:tc>
         <w:tc>
           <w:tcPr>
-            <w:tcW w:w="900" w:type="dxa"/>
+            <w:tcW w:w="1011" w:type="dxa"/>
             <w:tcMar>
               <w:top w:w="40" w:type="dxa"/>
               <w:left w:w="80" w:type="dxa"/>
@@ -1434,7 +1676,7 @@
         </w:tc>
         <w:tc>
           <w:tcPr>
-            <w:tcW w:w="1120" w:type="dxa"/>
+            <w:tcW w:w="1081" w:type="dxa"/>
             <w:shd w:val="clear" w:color="auto" w:fill="FBE7E7"/>
             <w:tcMar>
               <w:top w:w="40" w:type="dxa"/>
@@ -1458,53 +1700,53 @@
         </w:tc>
         <w:tc>
           <w:tcPr>
-            <w:tcW w:w="900" w:type="dxa"/>
-            <w:tcMar>
-              <w:top w:w="40" w:type="dxa"/>
-              <w:left w:w="80" w:type="dxa"/>
-              <w:bottom w:w="40" w:type="dxa"/>
-              <w:right w:w="80" w:type="dxa"/>
-            </w:tcMar>
-          </w:tcPr>
-          <w:p>
-            <w:pPr>
-              <w:jc w:val="center"/>
-            </w:pPr>
-            <w:r>
-              <w:rPr>
-                <w:sz w:val="18"/>
-                <w:szCs w:val="18"/>
-              </w:rPr>
-              <w:t>SI</w:t>
-            </w:r>
-          </w:p>
-        </w:tc>
-        <w:tc>
-          <w:tcPr>
-            <w:tcW w:w="1000" w:type="dxa"/>
-            <w:tcMar>
-              <w:top w:w="40" w:type="dxa"/>
-              <w:left w:w="80" w:type="dxa"/>
-              <w:bottom w:w="40" w:type="dxa"/>
-              <w:right w:w="80" w:type="dxa"/>
-            </w:tcMar>
-          </w:tcPr>
-          <w:p>
-            <w:pPr>
-              <w:jc w:val="center"/>
-            </w:pPr>
-            <w:r>
-              <w:rPr>
-                <w:sz w:val="18"/>
-                <w:szCs w:val="18"/>
-              </w:rPr>
-              <w:t>SI</w:t>
-            </w:r>
-          </w:p>
-        </w:tc>
-        <w:tc>
-          <w:tcPr>
-            <w:tcW w:w="1000" w:type="dxa"/>
+            <w:tcW w:w="890" w:type="dxa"/>
+            <w:tcMar>
+              <w:top w:w="40" w:type="dxa"/>
+              <w:left w:w="80" w:type="dxa"/>
+              <w:bottom w:w="40" w:type="dxa"/>
+              <w:right w:w="80" w:type="dxa"/>
+            </w:tcMar>
+          </w:tcPr>
+          <w:p>
+            <w:pPr>
+              <w:jc w:val="center"/>
+            </w:pPr>
+            <w:r>
+              <w:rPr>
+                <w:sz w:val="18"/>
+                <w:szCs w:val="18"/>
+              </w:rPr>
+              <w:t>SI</w:t>
+            </w:r>
+          </w:p>
+        </w:tc>
+        <w:tc>
+          <w:tcPr>
+            <w:tcW w:w="979" w:type="dxa"/>
+            <w:tcMar>
+              <w:top w:w="40" w:type="dxa"/>
+              <w:left w:w="80" w:type="dxa"/>
+              <w:bottom w:w="40" w:type="dxa"/>
+              <w:right w:w="80" w:type="dxa"/>
+            </w:tcMar>
+          </w:tcPr>
+          <w:p>
+            <w:pPr>
+              <w:jc w:val="center"/>
+            </w:pPr>
+            <w:r>
+              <w:rPr>
+                <w:sz w:val="18"/>
+                <w:szCs w:val="18"/>
+              </w:rPr>
+              <w:t>SI</w:t>
+            </w:r>
+          </w:p>
+        </w:tc>
+        <w:tc>
+          <w:tcPr>
+            <w:tcW w:w="979" w:type="dxa"/>
             <w:tcMar>
               <w:top w:w="40" w:type="dxa"/>
               <w:left w:w="80" w:type="dxa"/>
@@ -1529,7 +1771,7 @@
       <w:tr>
         <w:tc>
           <w:tcPr>
-            <w:tcW w:w="2400" w:type="dxa"/>
+            <w:tcW w:w="2305" w:type="dxa"/>
             <w:shd w:val="clear" w:color="auto" w:fill="EEF3FA"/>
             <w:tcMar>
               <w:top w:w="40" w:type="dxa"/>
@@ -1552,7 +1794,7 @@
         </w:tc>
         <w:tc>
           <w:tcPr>
-            <w:tcW w:w="1120" w:type="dxa"/>
+            <w:tcW w:w="1240" w:type="dxa"/>
             <w:shd w:val="clear" w:color="auto" w:fill="E7F4E4"/>
             <w:tcMar>
               <w:top w:w="40" w:type="dxa"/>
@@ -1580,7 +1822,7 @@
         </w:tc>
         <w:tc>
           <w:tcPr>
-            <w:tcW w:w="1120" w:type="dxa"/>
+            <w:tcW w:w="1075" w:type="dxa"/>
             <w:shd w:val="clear" w:color="auto" w:fill="E7F4E4"/>
             <w:tcMar>
               <w:top w:w="40" w:type="dxa"/>
@@ -1608,7 +1850,7 @@
         </w:tc>
         <w:tc>
           <w:tcPr>
-            <w:tcW w:w="900" w:type="dxa"/>
+            <w:tcW w:w="1011" w:type="dxa"/>
             <w:shd w:val="clear" w:color="auto" w:fill="FFF4D6"/>
             <w:tcMar>
               <w:top w:w="40" w:type="dxa"/>
@@ -1632,7 +1874,7 @@
         </w:tc>
         <w:tc>
           <w:tcPr>
-            <w:tcW w:w="1120" w:type="dxa"/>
+            <w:tcW w:w="1081" w:type="dxa"/>
             <w:shd w:val="clear" w:color="auto" w:fill="FFF4D6"/>
             <w:tcMar>
               <w:top w:w="40" w:type="dxa"/>
@@ -1656,7 +1898,7 @@
         </w:tc>
         <w:tc>
           <w:tcPr>
-            <w:tcW w:w="900" w:type="dxa"/>
+            <w:tcW w:w="890" w:type="dxa"/>
             <w:shd w:val="clear" w:color="auto" w:fill="FFF4D6"/>
             <w:tcMar>
               <w:top w:w="40" w:type="dxa"/>
@@ -1680,7 +1922,7 @@
         </w:tc>
         <w:tc>
           <w:tcPr>
-            <w:tcW w:w="1000" w:type="dxa"/>
+            <w:tcW w:w="979" w:type="dxa"/>
             <w:shd w:val="clear" w:color="auto" w:fill="FFF4D6"/>
             <w:tcMar>
               <w:top w:w="40" w:type="dxa"/>
@@ -1704,7 +1946,7 @@
         </w:tc>
         <w:tc>
           <w:tcPr>
-            <w:tcW w:w="1000" w:type="dxa"/>
+            <w:tcW w:w="979" w:type="dxa"/>
             <w:shd w:val="clear" w:color="auto" w:fill="FFF4D6"/>
             <w:tcMar>
               <w:top w:w="40" w:type="dxa"/>
@@ -1730,7 +1972,7 @@
       <w:tr>
         <w:tc>
           <w:tcPr>
-            <w:tcW w:w="2400" w:type="dxa"/>
+            <w:tcW w:w="2305" w:type="dxa"/>
             <w:tcMar>
               <w:top w:w="40" w:type="dxa"/>
               <w:left w:w="80" w:type="dxa"/>
@@ -1752,7 +1994,7 @@
         </w:tc>
         <w:tc>
           <w:tcPr>
-            <w:tcW w:w="1120" w:type="dxa"/>
+            <w:tcW w:w="1240" w:type="dxa"/>
             <w:tcMar>
               <w:top w:w="40" w:type="dxa"/>
               <w:left w:w="80" w:type="dxa"/>
@@ -1780,7 +2022,7 @@
         </w:tc>
         <w:tc>
           <w:tcPr>
-            <w:tcW w:w="1120" w:type="dxa"/>
+            <w:tcW w:w="1075" w:type="dxa"/>
             <w:tcMar>
               <w:top w:w="40" w:type="dxa"/>
               <w:left w:w="80" w:type="dxa"/>
@@ -1808,7 +2050,7 @@
         </w:tc>
         <w:tc>
           <w:tcPr>
-            <w:tcW w:w="900" w:type="dxa"/>
+            <w:tcW w:w="1011" w:type="dxa"/>
             <w:tcMar>
               <w:top w:w="40" w:type="dxa"/>
               <w:left w:w="80" w:type="dxa"/>
@@ -1836,26 +2078,27 @@
         </w:tc>
         <w:tc>
           <w:tcPr>
-            <w:tcW w:w="1120" w:type="dxa"/>
-            <w:tcMar>
-              <w:top w:w="40" w:type="dxa"/>
-              <w:left w:w="80" w:type="dxa"/>
-              <w:bottom w:w="40" w:type="dxa"/>
-              <w:right w:w="80" w:type="dxa"/>
-            </w:tcMar>
-          </w:tcPr>
-          <w:p>
-            <w:pPr>
-              <w:jc w:val="center"/>
-              <w:rPr>
-                <w:sz w:val="18"/>
-                <w:szCs w:val="18"/>
-              </w:rPr>
-            </w:pPr>
-            <w:r>
-              <w:rPr>
-                <w:sz w:val="18"/>
-                <w:szCs w:val="18"/>
+            <w:tcW w:w="1081" w:type="dxa"/>
+            <w:tcMar>
+              <w:top w:w="40" w:type="dxa"/>
+              <w:left w:w="80" w:type="dxa"/>
+              <w:bottom w:w="40" w:type="dxa"/>
+              <w:right w:w="80" w:type="dxa"/>
+            </w:tcMar>
+          </w:tcPr>
+          <w:p>
+            <w:pPr>
+              <w:jc w:val="center"/>
+              <w:rPr>
+                <w:sz w:val="18"/>
+                <w:szCs w:val="18"/>
+              </w:rPr>
+            </w:pPr>
+            <w:r>
+              <w:rPr>
+                <w:sz w:val="18"/>
+                <w:szCs w:val="18"/>
+                <w:highlight w:val="yellow"/>
               </w:rPr>
               <w:t>NO</w:t>
             </w:r>
@@ -1863,7 +2106,7 @@
         </w:tc>
         <w:tc>
           <w:tcPr>
-            <w:tcW w:w="900" w:type="dxa"/>
+            <w:tcW w:w="890" w:type="dxa"/>
             <w:tcMar>
               <w:top w:w="40" w:type="dxa"/>
               <w:left w:w="80" w:type="dxa"/>
@@ -1890,7 +2133,7 @@
         </w:tc>
         <w:tc>
           <w:tcPr>
-            <w:tcW w:w="1000" w:type="dxa"/>
+            <w:tcW w:w="979" w:type="dxa"/>
             <w:tcMar>
               <w:top w:w="40" w:type="dxa"/>
               <w:left w:w="80" w:type="dxa"/>
@@ -1917,7 +2160,7 @@
         </w:tc>
         <w:tc>
           <w:tcPr>
-            <w:tcW w:w="1000" w:type="dxa"/>
+            <w:tcW w:w="979" w:type="dxa"/>
             <w:tcMar>
               <w:top w:w="40" w:type="dxa"/>
               <w:left w:w="80" w:type="dxa"/>
@@ -1946,7 +2189,7 @@
       <w:tr>
         <w:tc>
           <w:tcPr>
-            <w:tcW w:w="2400" w:type="dxa"/>
+            <w:tcW w:w="2305" w:type="dxa"/>
             <w:shd w:val="clear" w:color="auto" w:fill="EEF3FA"/>
             <w:tcMar>
               <w:top w:w="40" w:type="dxa"/>
@@ -1969,7 +2212,7 @@
         </w:tc>
         <w:tc>
           <w:tcPr>
-            <w:tcW w:w="1120" w:type="dxa"/>
+            <w:tcW w:w="1240" w:type="dxa"/>
             <w:shd w:val="clear" w:color="auto" w:fill="E7F4E4"/>
             <w:tcMar>
               <w:top w:w="40" w:type="dxa"/>
@@ -1993,7 +2236,7 @@
         </w:tc>
         <w:tc>
           <w:tcPr>
-            <w:tcW w:w="1120" w:type="dxa"/>
+            <w:tcW w:w="1075" w:type="dxa"/>
             <w:shd w:val="clear" w:color="auto" w:fill="E7F4E4"/>
             <w:tcMar>
               <w:top w:w="40" w:type="dxa"/>
@@ -2017,7 +2260,7 @@
         </w:tc>
         <w:tc>
           <w:tcPr>
-            <w:tcW w:w="900" w:type="dxa"/>
+            <w:tcW w:w="1011" w:type="dxa"/>
             <w:shd w:val="clear" w:color="auto" w:fill="EEF3FA"/>
             <w:tcMar>
               <w:top w:w="40" w:type="dxa"/>
@@ -2041,7 +2284,7 @@
         </w:tc>
         <w:tc>
           <w:tcPr>
-            <w:tcW w:w="1120" w:type="dxa"/>
+            <w:tcW w:w="1081" w:type="dxa"/>
             <w:shd w:val="clear" w:color="auto" w:fill="EEF3FA"/>
             <w:tcMar>
               <w:top w:w="40" w:type="dxa"/>
@@ -2065,7 +2308,7 @@
         </w:tc>
         <w:tc>
           <w:tcPr>
-            <w:tcW w:w="900" w:type="dxa"/>
+            <w:tcW w:w="890" w:type="dxa"/>
             <w:shd w:val="clear" w:color="auto" w:fill="EEF3FA"/>
             <w:tcMar>
               <w:top w:w="40" w:type="dxa"/>
@@ -2089,7 +2332,7 @@
         </w:tc>
         <w:tc>
           <w:tcPr>
-            <w:tcW w:w="1000" w:type="dxa"/>
+            <w:tcW w:w="979" w:type="dxa"/>
             <w:shd w:val="clear" w:color="auto" w:fill="EEF3FA"/>
             <w:tcMar>
               <w:top w:w="40" w:type="dxa"/>
@@ -2113,7 +2356,7 @@
         </w:tc>
         <w:tc>
           <w:tcPr>
-            <w:tcW w:w="1000" w:type="dxa"/>
+            <w:tcW w:w="979" w:type="dxa"/>
             <w:shd w:val="clear" w:color="auto" w:fill="EEF3FA"/>
             <w:tcMar>
               <w:top w:w="40" w:type="dxa"/>
@@ -2139,7 +2382,7 @@
       <w:tr>
         <w:tc>
           <w:tcPr>
-            <w:tcW w:w="2400" w:type="dxa"/>
+            <w:tcW w:w="2305" w:type="dxa"/>
             <w:tcMar>
               <w:top w:w="40" w:type="dxa"/>
               <w:left w:w="80" w:type="dxa"/>
@@ -2161,7 +2404,7 @@
         </w:tc>
         <w:tc>
           <w:tcPr>
-            <w:tcW w:w="1120" w:type="dxa"/>
+            <w:tcW w:w="1240" w:type="dxa"/>
             <w:tcMar>
               <w:top w:w="40" w:type="dxa"/>
               <w:left w:w="80" w:type="dxa"/>
@@ -2185,7 +2428,7 @@
         </w:tc>
         <w:tc>
           <w:tcPr>
-            <w:tcW w:w="1120" w:type="dxa"/>
+            <w:tcW w:w="1075" w:type="dxa"/>
             <w:tcMar>
               <w:top w:w="40" w:type="dxa"/>
               <w:left w:w="80" w:type="dxa"/>
@@ -2209,7 +2452,7 @@
         </w:tc>
         <w:tc>
           <w:tcPr>
-            <w:tcW w:w="900" w:type="dxa"/>
+            <w:tcW w:w="1011" w:type="dxa"/>
             <w:tcMar>
               <w:top w:w="40" w:type="dxa"/>
               <w:left w:w="80" w:type="dxa"/>
@@ -2233,76 +2476,82 @@
         </w:tc>
         <w:tc>
           <w:tcPr>
-            <w:tcW w:w="1120" w:type="dxa"/>
-            <w:tcMar>
-              <w:top w:w="40" w:type="dxa"/>
-              <w:left w:w="80" w:type="dxa"/>
-              <w:bottom w:w="40" w:type="dxa"/>
-              <w:right w:w="80" w:type="dxa"/>
-            </w:tcMar>
-          </w:tcPr>
-          <w:p>
-            <w:pPr>
-              <w:jc w:val="center"/>
-            </w:pPr>
-            <w:r>
-              <w:rPr>
-                <w:sz w:val="18"/>
-                <w:szCs w:val="18"/>
-              </w:rPr>
-              <w:t>SI</w:t>
-            </w:r>
-          </w:p>
-        </w:tc>
-        <w:tc>
-          <w:tcPr>
-            <w:tcW w:w="900" w:type="dxa"/>
-            <w:tcMar>
-              <w:top w:w="40" w:type="dxa"/>
-              <w:left w:w="80" w:type="dxa"/>
-              <w:bottom w:w="40" w:type="dxa"/>
-              <w:right w:w="80" w:type="dxa"/>
-            </w:tcMar>
-          </w:tcPr>
-          <w:p>
-            <w:pPr>
-              <w:jc w:val="center"/>
-            </w:pPr>
-            <w:r>
-              <w:rPr>
-                <w:sz w:val="18"/>
-                <w:szCs w:val="18"/>
-              </w:rPr>
-              <w:t>SI</w:t>
-            </w:r>
-          </w:p>
-        </w:tc>
-        <w:tc>
-          <w:tcPr>
-            <w:tcW w:w="1000" w:type="dxa"/>
-            <w:tcMar>
-              <w:top w:w="40" w:type="dxa"/>
-              <w:left w:w="80" w:type="dxa"/>
-              <w:bottom w:w="40" w:type="dxa"/>
-              <w:right w:w="80" w:type="dxa"/>
-            </w:tcMar>
-          </w:tcPr>
-          <w:p>
-            <w:pPr>
-              <w:jc w:val="center"/>
-            </w:pPr>
-            <w:r>
-              <w:rPr>
-                <w:sz w:val="18"/>
-                <w:szCs w:val="18"/>
-              </w:rPr>
-              <w:t>SI</w:t>
-            </w:r>
-          </w:p>
-        </w:tc>
-        <w:tc>
-          <w:tcPr>
-            <w:tcW w:w="1000" w:type="dxa"/>
+            <w:tcW w:w="1081" w:type="dxa"/>
+            <w:tcMar>
+              <w:top w:w="40" w:type="dxa"/>
+              <w:left w:w="80" w:type="dxa"/>
+              <w:bottom w:w="40" w:type="dxa"/>
+              <w:right w:w="80" w:type="dxa"/>
+            </w:tcMar>
+          </w:tcPr>
+          <w:p>
+            <w:pPr>
+              <w:jc w:val="center"/>
+              <w:rPr>
+                <w:b/>
+                <w:bCs/>
+              </w:rPr>
+            </w:pPr>
+            <w:r>
+              <w:rPr>
+                <w:b/>
+                <w:bCs/>
+                <w:sz w:val="18"/>
+                <w:szCs w:val="18"/>
+              </w:rPr>
+              <w:t>SI</w:t>
+            </w:r>
+          </w:p>
+        </w:tc>
+        <w:tc>
+          <w:tcPr>
+            <w:tcW w:w="890" w:type="dxa"/>
+            <w:tcMar>
+              <w:top w:w="40" w:type="dxa"/>
+              <w:left w:w="80" w:type="dxa"/>
+              <w:bottom w:w="40" w:type="dxa"/>
+              <w:right w:w="80" w:type="dxa"/>
+            </w:tcMar>
+          </w:tcPr>
+          <w:p>
+            <w:pPr>
+              <w:jc w:val="center"/>
+            </w:pPr>
+            <w:r>
+              <w:rPr>
+                <w:sz w:val="18"/>
+                <w:szCs w:val="18"/>
+              </w:rPr>
+              <w:t>SI</w:t>
+            </w:r>
+          </w:p>
+        </w:tc>
+        <w:tc>
+          <w:tcPr>
+            <w:tcW w:w="979" w:type="dxa"/>
+            <w:tcMar>
+              <w:top w:w="40" w:type="dxa"/>
+              <w:left w:w="80" w:type="dxa"/>
+              <w:bottom w:w="40" w:type="dxa"/>
+              <w:right w:w="80" w:type="dxa"/>
+            </w:tcMar>
+          </w:tcPr>
+          <w:p>
+            <w:pPr>
+              <w:jc w:val="center"/>
+            </w:pPr>
+            <w:r>
+              <w:rPr>
+                <w:sz w:val="18"/>
+                <w:szCs w:val="18"/>
+              </w:rPr>
+              <w:t>SI</w:t>
+            </w:r>
+          </w:p>
+        </w:tc>
+        <w:tc>
+          <w:tcPr>
+            <w:tcW w:w="979" w:type="dxa"/>
             <w:tcMar>
               <w:top w:w="40" w:type="dxa"/>
               <w:left w:w="80" w:type="dxa"/>
@@ -2327,7 +2576,7 @@
       <w:tr>
         <w:tc>
           <w:tcPr>
-            <w:tcW w:w="2400" w:type="dxa"/>
+            <w:tcW w:w="2305" w:type="dxa"/>
             <w:shd w:val="clear" w:color="auto" w:fill="EEF3FA"/>
             <w:tcMar>
               <w:top w:w="40" w:type="dxa"/>
@@ -2350,7 +2599,7 @@
         </w:tc>
         <w:tc>
           <w:tcPr>
-            <w:tcW w:w="1120" w:type="dxa"/>
+            <w:tcW w:w="1240" w:type="dxa"/>
             <w:shd w:val="clear" w:color="auto" w:fill="EEF3FA"/>
             <w:tcMar>
               <w:top w:w="40" w:type="dxa"/>
@@ -2375,7 +2624,7 @@
         </w:tc>
         <w:tc>
           <w:tcPr>
-            <w:tcW w:w="1120" w:type="dxa"/>
+            <w:tcW w:w="1075" w:type="dxa"/>
             <w:shd w:val="clear" w:color="auto" w:fill="EEF3FA"/>
             <w:tcMar>
               <w:top w:w="40" w:type="dxa"/>
@@ -2400,32 +2649,25 @@
         </w:tc>
         <w:tc>
           <w:tcPr>
-            <w:tcW w:w="900" w:type="dxa"/>
-            <w:shd w:val="clear" w:color="auto" w:fill="EEF3FA"/>
-            <w:tcMar>
-              <w:top w:w="40" w:type="dxa"/>
-              <w:left w:w="80" w:type="dxa"/>
-              <w:bottom w:w="40" w:type="dxa"/>
-              <w:right w:w="80" w:type="dxa"/>
-            </w:tcMar>
-          </w:tcPr>
-          <w:p>
-            <w:pPr>
-              <w:jc w:val="center"/>
-            </w:pPr>
-            <w:r>
-              <w:rPr>
-                <w:sz w:val="18"/>
-                <w:szCs w:val="18"/>
-              </w:rPr>
-              <w:t>SI</w:t>
-            </w:r>
-            <w:r>
-              <w:rPr>
-                <w:sz w:val="18"/>
-                <w:szCs w:val="18"/>
-              </w:rPr>
-              <w:t xml:space="preserve"> </w:t>
+            <w:tcW w:w="1011" w:type="dxa"/>
+            <w:shd w:val="clear" w:color="auto" w:fill="EEF3FA"/>
+            <w:tcMar>
+              <w:top w:w="40" w:type="dxa"/>
+              <w:left w:w="80" w:type="dxa"/>
+              <w:bottom w:w="40" w:type="dxa"/>
+              <w:right w:w="80" w:type="dxa"/>
+            </w:tcMar>
+          </w:tcPr>
+          <w:p>
+            <w:pPr>
+              <w:jc w:val="center"/>
+            </w:pPr>
+            <w:r>
+              <w:rPr>
+                <w:sz w:val="18"/>
+                <w:szCs w:val="18"/>
+              </w:rPr>
+              <w:t xml:space="preserve">SI </w:t>
             </w:r>
             <w:r>
               <w:rPr>
@@ -2439,79 +2681,80 @@
         </w:tc>
         <w:tc>
           <w:tcPr>
-            <w:tcW w:w="1120" w:type="dxa"/>
-            <w:shd w:val="clear" w:color="auto" w:fill="EEF3FA"/>
-            <w:tcMar>
-              <w:top w:w="40" w:type="dxa"/>
-              <w:left w:w="80" w:type="dxa"/>
-              <w:bottom w:w="40" w:type="dxa"/>
-              <w:right w:w="80" w:type="dxa"/>
-            </w:tcMar>
-          </w:tcPr>
-          <w:p>
-            <w:pPr>
-              <w:jc w:val="center"/>
-            </w:pPr>
-            <w:r>
-              <w:rPr>
-                <w:sz w:val="18"/>
-                <w:szCs w:val="18"/>
-              </w:rPr>
-              <w:t>SI</w:t>
-            </w:r>
-          </w:p>
-        </w:tc>
-        <w:tc>
-          <w:tcPr>
-            <w:tcW w:w="900" w:type="dxa"/>
-            <w:shd w:val="clear" w:color="auto" w:fill="EEF3FA"/>
-            <w:tcMar>
-              <w:top w:w="40" w:type="dxa"/>
-              <w:left w:w="80" w:type="dxa"/>
-              <w:bottom w:w="40" w:type="dxa"/>
-              <w:right w:w="80" w:type="dxa"/>
-            </w:tcMar>
-          </w:tcPr>
-          <w:p>
-            <w:pPr>
-              <w:jc w:val="center"/>
-            </w:pPr>
-            <w:r>
-              <w:rPr>
-                <w:sz w:val="18"/>
-                <w:szCs w:val="18"/>
-              </w:rPr>
-              <w:t>SI</w:t>
-            </w:r>
-          </w:p>
-        </w:tc>
-        <w:tc>
-          <w:tcPr>
-            <w:tcW w:w="1000" w:type="dxa"/>
-            <w:shd w:val="clear" w:color="auto" w:fill="EEF3FA"/>
-            <w:tcMar>
-              <w:top w:w="40" w:type="dxa"/>
-              <w:left w:w="80" w:type="dxa"/>
-              <w:bottom w:w="40" w:type="dxa"/>
-              <w:right w:w="80" w:type="dxa"/>
-            </w:tcMar>
-          </w:tcPr>
-          <w:p>
-            <w:pPr>
-              <w:jc w:val="center"/>
-            </w:pPr>
-            <w:r>
-              <w:rPr>
-                <w:sz w:val="18"/>
-                <w:szCs w:val="18"/>
-              </w:rPr>
-              <w:t>SI</w:t>
-            </w:r>
-          </w:p>
-        </w:tc>
-        <w:tc>
-          <w:tcPr>
-            <w:tcW w:w="1000" w:type="dxa"/>
+            <w:tcW w:w="1081" w:type="dxa"/>
+            <w:shd w:val="clear" w:color="auto" w:fill="EEF3FA"/>
+            <w:tcMar>
+              <w:top w:w="40" w:type="dxa"/>
+              <w:left w:w="80" w:type="dxa"/>
+              <w:bottom w:w="40" w:type="dxa"/>
+              <w:right w:w="80" w:type="dxa"/>
+            </w:tcMar>
+          </w:tcPr>
+          <w:p>
+            <w:pPr>
+              <w:jc w:val="center"/>
+            </w:pPr>
+            <w:r>
+              <w:rPr>
+                <w:sz w:val="18"/>
+                <w:szCs w:val="18"/>
+                <w:highlight w:val="yellow"/>
+              </w:rPr>
+              <w:t>NO</w:t>
+            </w:r>
+          </w:p>
+        </w:tc>
+        <w:tc>
+          <w:tcPr>
+            <w:tcW w:w="890" w:type="dxa"/>
+            <w:shd w:val="clear" w:color="auto" w:fill="EEF3FA"/>
+            <w:tcMar>
+              <w:top w:w="40" w:type="dxa"/>
+              <w:left w:w="80" w:type="dxa"/>
+              <w:bottom w:w="40" w:type="dxa"/>
+              <w:right w:w="80" w:type="dxa"/>
+            </w:tcMar>
+          </w:tcPr>
+          <w:p>
+            <w:pPr>
+              <w:jc w:val="center"/>
+            </w:pPr>
+            <w:r>
+              <w:rPr>
+                <w:sz w:val="18"/>
+                <w:szCs w:val="18"/>
+              </w:rPr>
+              <w:t>SI</w:t>
+            </w:r>
+          </w:p>
+        </w:tc>
+        <w:tc>
+          <w:tcPr>
+            <w:tcW w:w="979" w:type="dxa"/>
+            <w:shd w:val="clear" w:color="auto" w:fill="EEF3FA"/>
+            <w:tcMar>
+              <w:top w:w="40" w:type="dxa"/>
+              <w:left w:w="80" w:type="dxa"/>
+              <w:bottom w:w="40" w:type="dxa"/>
+              <w:right w:w="80" w:type="dxa"/>
+            </w:tcMar>
+          </w:tcPr>
+          <w:p>
+            <w:pPr>
+              <w:jc w:val="center"/>
+            </w:pPr>
+            <w:r>
+              <w:rPr>
+                <w:sz w:val="18"/>
+                <w:szCs w:val="18"/>
+              </w:rPr>
+              <w:t>SI</w:t>
+            </w:r>
+          </w:p>
+        </w:tc>
+        <w:tc>
+          <w:tcPr>
+            <w:tcW w:w="979" w:type="dxa"/>
             <w:shd w:val="clear" w:color="auto" w:fill="EEF3FA"/>
             <w:tcMar>
               <w:top w:w="40" w:type="dxa"/>
@@ -2537,7 +2780,7 @@
       <w:tr>
         <w:tc>
           <w:tcPr>
-            <w:tcW w:w="2400" w:type="dxa"/>
+            <w:tcW w:w="2305" w:type="dxa"/>
             <w:tcMar>
               <w:top w:w="40" w:type="dxa"/>
               <w:left w:w="80" w:type="dxa"/>
@@ -2559,7 +2802,7 @@
         </w:tc>
         <w:tc>
           <w:tcPr>
-            <w:tcW w:w="1120" w:type="dxa"/>
+            <w:tcW w:w="1240" w:type="dxa"/>
             <w:shd w:val="clear" w:color="auto" w:fill="E7F4E4"/>
             <w:tcMar>
               <w:top w:w="40" w:type="dxa"/>
@@ -2583,7 +2826,7 @@
         </w:tc>
         <w:tc>
           <w:tcPr>
-            <w:tcW w:w="1120" w:type="dxa"/>
+            <w:tcW w:w="1075" w:type="dxa"/>
             <w:shd w:val="clear" w:color="auto" w:fill="E7F4E4"/>
             <w:tcMar>
               <w:top w:w="40" w:type="dxa"/>
@@ -2607,7 +2850,7 @@
         </w:tc>
         <w:tc>
           <w:tcPr>
-            <w:tcW w:w="900" w:type="dxa"/>
+            <w:tcW w:w="1011" w:type="dxa"/>
             <w:shd w:val="clear" w:color="auto" w:fill="FFF4D6"/>
             <w:tcMar>
               <w:top w:w="40" w:type="dxa"/>
@@ -2631,7 +2874,7 @@
         </w:tc>
         <w:tc>
           <w:tcPr>
-            <w:tcW w:w="1120" w:type="dxa"/>
+            <w:tcW w:w="1081" w:type="dxa"/>
             <w:shd w:val="clear" w:color="auto" w:fill="FFF4D6"/>
             <w:tcMar>
               <w:top w:w="40" w:type="dxa"/>
@@ -2655,7 +2898,7 @@
         </w:tc>
         <w:tc>
           <w:tcPr>
-            <w:tcW w:w="900" w:type="dxa"/>
+            <w:tcW w:w="890" w:type="dxa"/>
             <w:shd w:val="clear" w:color="auto" w:fill="FFF4D6"/>
             <w:tcMar>
               <w:top w:w="40" w:type="dxa"/>
@@ -2679,7 +2922,7 @@
         </w:tc>
         <w:tc>
           <w:tcPr>
-            <w:tcW w:w="1000" w:type="dxa"/>
+            <w:tcW w:w="979" w:type="dxa"/>
             <w:shd w:val="clear" w:color="auto" w:fill="FFF4D6"/>
             <w:tcMar>
               <w:top w:w="40" w:type="dxa"/>
@@ -2703,7 +2946,7 @@
         </w:tc>
         <w:tc>
           <w:tcPr>
-            <w:tcW w:w="1000" w:type="dxa"/>
+            <w:tcW w:w="979" w:type="dxa"/>
             <w:shd w:val="clear" w:color="auto" w:fill="FFF4D6"/>
             <w:tcMar>
               <w:top w:w="40" w:type="dxa"/>
@@ -2729,7 +2972,7 @@
       <w:tr>
         <w:tc>
           <w:tcPr>
-            <w:tcW w:w="2400" w:type="dxa"/>
+            <w:tcW w:w="2305" w:type="dxa"/>
             <w:shd w:val="clear" w:color="auto" w:fill="EEF3FA"/>
             <w:tcMar>
               <w:top w:w="40" w:type="dxa"/>
@@ -2752,7 +2995,7 @@
         </w:tc>
         <w:tc>
           <w:tcPr>
-            <w:tcW w:w="1120" w:type="dxa"/>
+            <w:tcW w:w="1240" w:type="dxa"/>
             <w:shd w:val="clear" w:color="auto" w:fill="EEF3FA"/>
             <w:tcMar>
               <w:top w:w="40" w:type="dxa"/>
@@ -2777,7 +3020,7 @@
         </w:tc>
         <w:tc>
           <w:tcPr>
-            <w:tcW w:w="1120" w:type="dxa"/>
+            <w:tcW w:w="1075" w:type="dxa"/>
             <w:shd w:val="clear" w:color="auto" w:fill="EEF3FA"/>
             <w:tcMar>
               <w:top w:w="40" w:type="dxa"/>
@@ -2802,7 +3045,7 @@
         </w:tc>
         <w:tc>
           <w:tcPr>
-            <w:tcW w:w="900" w:type="dxa"/>
+            <w:tcW w:w="1011" w:type="dxa"/>
             <w:shd w:val="clear" w:color="auto" w:fill="EEF3FA"/>
             <w:tcMar>
               <w:top w:w="40" w:type="dxa"/>
@@ -2827,79 +3070,79 @@
         </w:tc>
         <w:tc>
           <w:tcPr>
-            <w:tcW w:w="1120" w:type="dxa"/>
-            <w:shd w:val="clear" w:color="auto" w:fill="EEF3FA"/>
-            <w:tcMar>
-              <w:top w:w="40" w:type="dxa"/>
-              <w:left w:w="80" w:type="dxa"/>
-              <w:bottom w:w="40" w:type="dxa"/>
-              <w:right w:w="80" w:type="dxa"/>
-            </w:tcMar>
-          </w:tcPr>
-          <w:p>
-            <w:pPr>
-              <w:jc w:val="center"/>
-            </w:pPr>
-            <w:r>
-              <w:rPr>
-                <w:sz w:val="18"/>
-                <w:szCs w:val="18"/>
-              </w:rPr>
-              <w:t>SI</w:t>
-            </w:r>
-          </w:p>
-        </w:tc>
-        <w:tc>
-          <w:tcPr>
-            <w:tcW w:w="900" w:type="dxa"/>
-            <w:shd w:val="clear" w:color="auto" w:fill="EEF3FA"/>
-            <w:tcMar>
-              <w:top w:w="40" w:type="dxa"/>
-              <w:left w:w="80" w:type="dxa"/>
-              <w:bottom w:w="40" w:type="dxa"/>
-              <w:right w:w="80" w:type="dxa"/>
-            </w:tcMar>
-          </w:tcPr>
-          <w:p>
-            <w:pPr>
-              <w:jc w:val="center"/>
-            </w:pPr>
-            <w:r>
-              <w:rPr>
-                <w:sz w:val="18"/>
-                <w:szCs w:val="18"/>
-              </w:rPr>
-              <w:t>SI</w:t>
-            </w:r>
-          </w:p>
-        </w:tc>
-        <w:tc>
-          <w:tcPr>
-            <w:tcW w:w="1000" w:type="dxa"/>
-            <w:shd w:val="clear" w:color="auto" w:fill="EEF3FA"/>
-            <w:tcMar>
-              <w:top w:w="40" w:type="dxa"/>
-              <w:left w:w="80" w:type="dxa"/>
-              <w:bottom w:w="40" w:type="dxa"/>
-              <w:right w:w="80" w:type="dxa"/>
-            </w:tcMar>
-          </w:tcPr>
-          <w:p>
-            <w:pPr>
-              <w:jc w:val="center"/>
-            </w:pPr>
-            <w:r>
-              <w:rPr>
-                <w:sz w:val="18"/>
-                <w:szCs w:val="18"/>
-              </w:rPr>
-              <w:t>SI</w:t>
-            </w:r>
-          </w:p>
-        </w:tc>
-        <w:tc>
-          <w:tcPr>
-            <w:tcW w:w="1000" w:type="dxa"/>
+            <w:tcW w:w="1081" w:type="dxa"/>
+            <w:shd w:val="clear" w:color="auto" w:fill="EEF3FA"/>
+            <w:tcMar>
+              <w:top w:w="40" w:type="dxa"/>
+              <w:left w:w="80" w:type="dxa"/>
+              <w:bottom w:w="40" w:type="dxa"/>
+              <w:right w:w="80" w:type="dxa"/>
+            </w:tcMar>
+          </w:tcPr>
+          <w:p>
+            <w:pPr>
+              <w:jc w:val="center"/>
+            </w:pPr>
+            <w:r>
+              <w:rPr>
+                <w:sz w:val="18"/>
+                <w:szCs w:val="18"/>
+              </w:rPr>
+              <w:t>SI</w:t>
+            </w:r>
+          </w:p>
+        </w:tc>
+        <w:tc>
+          <w:tcPr>
+            <w:tcW w:w="890" w:type="dxa"/>
+            <w:shd w:val="clear" w:color="auto" w:fill="EEF3FA"/>
+            <w:tcMar>
+              <w:top w:w="40" w:type="dxa"/>
+              <w:left w:w="80" w:type="dxa"/>
+              <w:bottom w:w="40" w:type="dxa"/>
+              <w:right w:w="80" w:type="dxa"/>
+            </w:tcMar>
+          </w:tcPr>
+          <w:p>
+            <w:pPr>
+              <w:jc w:val="center"/>
+            </w:pPr>
+            <w:r>
+              <w:rPr>
+                <w:sz w:val="18"/>
+                <w:szCs w:val="18"/>
+              </w:rPr>
+              <w:t>SI</w:t>
+            </w:r>
+          </w:p>
+        </w:tc>
+        <w:tc>
+          <w:tcPr>
+            <w:tcW w:w="979" w:type="dxa"/>
+            <w:shd w:val="clear" w:color="auto" w:fill="EEF3FA"/>
+            <w:tcMar>
+              <w:top w:w="40" w:type="dxa"/>
+              <w:left w:w="80" w:type="dxa"/>
+              <w:bottom w:w="40" w:type="dxa"/>
+              <w:right w:w="80" w:type="dxa"/>
+            </w:tcMar>
+          </w:tcPr>
+          <w:p>
+            <w:pPr>
+              <w:jc w:val="center"/>
+            </w:pPr>
+            <w:r>
+              <w:rPr>
+                <w:sz w:val="18"/>
+                <w:szCs w:val="18"/>
+              </w:rPr>
+              <w:t>SI</w:t>
+            </w:r>
+          </w:p>
+        </w:tc>
+        <w:tc>
+          <w:tcPr>
+            <w:tcW w:w="979" w:type="dxa"/>
             <w:shd w:val="clear" w:color="auto" w:fill="EEF3FA"/>
             <w:tcMar>
               <w:top w:w="40" w:type="dxa"/>
@@ -2925,7 +3168,7 @@
       <w:tr>
         <w:tc>
           <w:tcPr>
-            <w:tcW w:w="2400" w:type="dxa"/>
+            <w:tcW w:w="2305" w:type="dxa"/>
             <w:tcMar>
               <w:top w:w="40" w:type="dxa"/>
               <w:left w:w="80" w:type="dxa"/>
@@ -2947,7 +3190,7 @@
         </w:tc>
         <w:tc>
           <w:tcPr>
-            <w:tcW w:w="1120" w:type="dxa"/>
+            <w:tcW w:w="1240" w:type="dxa"/>
             <w:shd w:val="clear" w:color="auto" w:fill="E7F4E4"/>
             <w:tcMar>
               <w:top w:w="40" w:type="dxa"/>
@@ -2972,7 +3215,7 @@
         </w:tc>
         <w:tc>
           <w:tcPr>
-            <w:tcW w:w="1120" w:type="dxa"/>
+            <w:tcW w:w="1075" w:type="dxa"/>
             <w:shd w:val="clear" w:color="auto" w:fill="E7F4E4"/>
             <w:tcMar>
               <w:top w:w="40" w:type="dxa"/>
@@ -2996,7 +3239,7 @@
         </w:tc>
         <w:tc>
           <w:tcPr>
-            <w:tcW w:w="900" w:type="dxa"/>
+            <w:tcW w:w="1011" w:type="dxa"/>
             <w:shd w:val="clear" w:color="auto" w:fill="FFF4D6"/>
             <w:tcMar>
               <w:top w:w="40" w:type="dxa"/>
@@ -3020,7 +3263,7 @@
         </w:tc>
         <w:tc>
           <w:tcPr>
-            <w:tcW w:w="1120" w:type="dxa"/>
+            <w:tcW w:w="1081" w:type="dxa"/>
             <w:shd w:val="clear" w:color="auto" w:fill="FFF4D6"/>
             <w:tcMar>
               <w:top w:w="40" w:type="dxa"/>
@@ -3037,6 +3280,31 @@
               <w:rPr>
                 <w:sz w:val="18"/>
                 <w:szCs w:val="18"/>
+                <w:highlight w:val="yellow"/>
+              </w:rPr>
+              <w:t>NO (solo lectura)</w:t>
+            </w:r>
+          </w:p>
+        </w:tc>
+        <w:tc>
+          <w:tcPr>
+            <w:tcW w:w="890" w:type="dxa"/>
+            <w:shd w:val="clear" w:color="auto" w:fill="FFF4D6"/>
+            <w:tcMar>
+              <w:top w:w="40" w:type="dxa"/>
+              <w:left w:w="80" w:type="dxa"/>
+              <w:bottom w:w="40" w:type="dxa"/>
+              <w:right w:w="80" w:type="dxa"/>
+            </w:tcMar>
+          </w:tcPr>
+          <w:p>
+            <w:pPr>
+              <w:jc w:val="center"/>
+            </w:pPr>
+            <w:r>
+              <w:rPr>
+                <w:sz w:val="18"/>
+                <w:szCs w:val="18"/>
               </w:rPr>
               <w:t>APROB</w:t>
             </w:r>
@@ -3044,7 +3312,7 @@
         </w:tc>
         <w:tc>
           <w:tcPr>
-            <w:tcW w:w="900" w:type="dxa"/>
+            <w:tcW w:w="979" w:type="dxa"/>
             <w:shd w:val="clear" w:color="auto" w:fill="FFF4D6"/>
             <w:tcMar>
               <w:top w:w="40" w:type="dxa"/>
@@ -3068,31 +3336,7 @@
         </w:tc>
         <w:tc>
           <w:tcPr>
-            <w:tcW w:w="1000" w:type="dxa"/>
-            <w:shd w:val="clear" w:color="auto" w:fill="FFF4D6"/>
-            <w:tcMar>
-              <w:top w:w="40" w:type="dxa"/>
-              <w:left w:w="80" w:type="dxa"/>
-              <w:bottom w:w="40" w:type="dxa"/>
-              <w:right w:w="80" w:type="dxa"/>
-            </w:tcMar>
-          </w:tcPr>
-          <w:p>
-            <w:pPr>
-              <w:jc w:val="center"/>
-            </w:pPr>
-            <w:r>
-              <w:rPr>
-                <w:sz w:val="18"/>
-                <w:szCs w:val="18"/>
-              </w:rPr>
-              <w:t>APROB</w:t>
-            </w:r>
-          </w:p>
-        </w:tc>
-        <w:tc>
-          <w:tcPr>
-            <w:tcW w:w="1000" w:type="dxa"/>
+            <w:tcW w:w="979" w:type="dxa"/>
             <w:shd w:val="clear" w:color="auto" w:fill="FFF4D6"/>
             <w:tcMar>
               <w:top w:w="40" w:type="dxa"/>
@@ -3118,7 +3362,7 @@
       <w:tr>
         <w:tc>
           <w:tcPr>
-            <w:tcW w:w="2400" w:type="dxa"/>
+            <w:tcW w:w="2305" w:type="dxa"/>
             <w:shd w:val="clear" w:color="auto" w:fill="EEF3FA"/>
             <w:tcMar>
               <w:top w:w="40" w:type="dxa"/>
@@ -3141,7 +3385,7 @@
         </w:tc>
         <w:tc>
           <w:tcPr>
-            <w:tcW w:w="1120" w:type="dxa"/>
+            <w:tcW w:w="1240" w:type="dxa"/>
             <w:shd w:val="clear" w:color="auto" w:fill="EEF3FA"/>
             <w:tcMar>
               <w:top w:w="40" w:type="dxa"/>
@@ -3166,7 +3410,7 @@
         </w:tc>
         <w:tc>
           <w:tcPr>
-            <w:tcW w:w="1120" w:type="dxa"/>
+            <w:tcW w:w="1075" w:type="dxa"/>
             <w:shd w:val="clear" w:color="auto" w:fill="EEF3FA"/>
             <w:tcMar>
               <w:top w:w="40" w:type="dxa"/>
@@ -3191,7 +3435,7 @@
         </w:tc>
         <w:tc>
           <w:tcPr>
-            <w:tcW w:w="900" w:type="dxa"/>
+            <w:tcW w:w="1011" w:type="dxa"/>
             <w:shd w:val="clear" w:color="auto" w:fill="EEF3FA"/>
             <w:tcMar>
               <w:top w:w="40" w:type="dxa"/>
@@ -3219,79 +3463,83 @@
         </w:tc>
         <w:tc>
           <w:tcPr>
-            <w:tcW w:w="1120" w:type="dxa"/>
-            <w:shd w:val="clear" w:color="auto" w:fill="EEF3FA"/>
-            <w:tcMar>
-              <w:top w:w="40" w:type="dxa"/>
-              <w:left w:w="80" w:type="dxa"/>
-              <w:bottom w:w="40" w:type="dxa"/>
-              <w:right w:w="80" w:type="dxa"/>
-            </w:tcMar>
-          </w:tcPr>
-          <w:p>
-            <w:pPr>
-              <w:jc w:val="center"/>
-            </w:pPr>
-            <w:r>
-              <w:rPr>
-                <w:sz w:val="18"/>
-                <w:szCs w:val="18"/>
-              </w:rPr>
-              <w:t>SI</w:t>
-            </w:r>
-          </w:p>
-        </w:tc>
-        <w:tc>
-          <w:tcPr>
-            <w:tcW w:w="900" w:type="dxa"/>
-            <w:shd w:val="clear" w:color="auto" w:fill="EEF3FA"/>
-            <w:tcMar>
-              <w:top w:w="40" w:type="dxa"/>
-              <w:left w:w="80" w:type="dxa"/>
-              <w:bottom w:w="40" w:type="dxa"/>
-              <w:right w:w="80" w:type="dxa"/>
-            </w:tcMar>
-          </w:tcPr>
-          <w:p>
-            <w:pPr>
-              <w:jc w:val="center"/>
-            </w:pPr>
-            <w:r>
-              <w:rPr>
-                <w:sz w:val="18"/>
-                <w:szCs w:val="18"/>
-              </w:rPr>
-              <w:t>SI</w:t>
-            </w:r>
-          </w:p>
-        </w:tc>
-        <w:tc>
-          <w:tcPr>
-            <w:tcW w:w="1000" w:type="dxa"/>
-            <w:shd w:val="clear" w:color="auto" w:fill="EEF3FA"/>
-            <w:tcMar>
-              <w:top w:w="40" w:type="dxa"/>
-              <w:left w:w="80" w:type="dxa"/>
-              <w:bottom w:w="40" w:type="dxa"/>
-              <w:right w:w="80" w:type="dxa"/>
-            </w:tcMar>
-          </w:tcPr>
-          <w:p>
-            <w:pPr>
-              <w:jc w:val="center"/>
-            </w:pPr>
-            <w:r>
-              <w:rPr>
-                <w:sz w:val="18"/>
-                <w:szCs w:val="18"/>
-              </w:rPr>
-              <w:t>SI</w:t>
-            </w:r>
-          </w:p>
-        </w:tc>
-        <w:tc>
-          <w:tcPr>
-            <w:tcW w:w="1000" w:type="dxa"/>
+            <w:tcW w:w="1081" w:type="dxa"/>
+            <w:shd w:val="clear" w:color="auto" w:fill="EEF3FA"/>
+            <w:tcMar>
+              <w:top w:w="40" w:type="dxa"/>
+              <w:left w:w="80" w:type="dxa"/>
+              <w:bottom w:w="40" w:type="dxa"/>
+              <w:right w:w="80" w:type="dxa"/>
+            </w:tcMar>
+          </w:tcPr>
+          <w:p>
+            <w:pPr>
+              <w:jc w:val="center"/>
+              <w:rPr>
+                <w:highlight w:val="yellow"/>
+              </w:rPr>
+            </w:pPr>
+            <w:r>
+              <w:rPr>
+                <w:sz w:val="18"/>
+                <w:szCs w:val="18"/>
+                <w:highlight w:val="yellow"/>
+              </w:rPr>
+              <w:t>NO</w:t>
+            </w:r>
+          </w:p>
+        </w:tc>
+        <w:tc>
+          <w:tcPr>
+            <w:tcW w:w="890" w:type="dxa"/>
+            <w:shd w:val="clear" w:color="auto" w:fill="EEF3FA"/>
+            <w:tcMar>
+              <w:top w:w="40" w:type="dxa"/>
+              <w:left w:w="80" w:type="dxa"/>
+              <w:bottom w:w="40" w:type="dxa"/>
+              <w:right w:w="80" w:type="dxa"/>
+            </w:tcMar>
+          </w:tcPr>
+          <w:p>
+            <w:pPr>
+              <w:jc w:val="center"/>
+            </w:pPr>
+            <w:r>
+              <w:rPr>
+                <w:sz w:val="18"/>
+                <w:szCs w:val="18"/>
+              </w:rPr>
+              <w:t>SI</w:t>
+            </w:r>
+          </w:p>
+        </w:tc>
+        <w:tc>
+          <w:tcPr>
+            <w:tcW w:w="979" w:type="dxa"/>
+            <w:shd w:val="clear" w:color="auto" w:fill="EEF3FA"/>
+            <w:tcMar>
+              <w:top w:w="40" w:type="dxa"/>
+              <w:left w:w="80" w:type="dxa"/>
+              <w:bottom w:w="40" w:type="dxa"/>
+              <w:right w:w="80" w:type="dxa"/>
+            </w:tcMar>
+          </w:tcPr>
+          <w:p>
+            <w:pPr>
+              <w:jc w:val="center"/>
+            </w:pPr>
+            <w:r>
+              <w:rPr>
+                <w:sz w:val="18"/>
+                <w:szCs w:val="18"/>
+              </w:rPr>
+              <w:t>SI</w:t>
+            </w:r>
+          </w:p>
+        </w:tc>
+        <w:tc>
+          <w:tcPr>
+            <w:tcW w:w="979" w:type="dxa"/>
             <w:shd w:val="clear" w:color="auto" w:fill="EEF3FA"/>
             <w:tcMar>
               <w:top w:w="40" w:type="dxa"/>
@@ -3317,7 +3565,7 @@
       <w:tr>
         <w:tc>
           <w:tcPr>
-            <w:tcW w:w="2400" w:type="dxa"/>
+            <w:tcW w:w="2305" w:type="dxa"/>
             <w:tcMar>
               <w:top w:w="40" w:type="dxa"/>
               <w:left w:w="80" w:type="dxa"/>
@@ -3339,7 +3587,7 @@
         </w:tc>
         <w:tc>
           <w:tcPr>
-            <w:tcW w:w="1120" w:type="dxa"/>
+            <w:tcW w:w="1240" w:type="dxa"/>
             <w:shd w:val="clear" w:color="auto" w:fill="E7F4E4"/>
             <w:tcMar>
               <w:top w:w="40" w:type="dxa"/>
@@ -3363,7 +3611,7 @@
         </w:tc>
         <w:tc>
           <w:tcPr>
-            <w:tcW w:w="1120" w:type="dxa"/>
+            <w:tcW w:w="1075" w:type="dxa"/>
             <w:shd w:val="clear" w:color="auto" w:fill="E7F4E4"/>
             <w:tcMar>
               <w:top w:w="40" w:type="dxa"/>
@@ -3387,7 +3635,7 @@
         </w:tc>
         <w:tc>
           <w:tcPr>
-            <w:tcW w:w="900" w:type="dxa"/>
+            <w:tcW w:w="1011" w:type="dxa"/>
             <w:tcMar>
               <w:top w:w="40" w:type="dxa"/>
               <w:left w:w="80" w:type="dxa"/>
@@ -3410,22 +3658,26 @@
         </w:tc>
         <w:tc>
           <w:tcPr>
-            <w:tcW w:w="1120" w:type="dxa"/>
-            <w:tcMar>
-              <w:top w:w="40" w:type="dxa"/>
-              <w:left w:w="80" w:type="dxa"/>
-              <w:bottom w:w="40" w:type="dxa"/>
-              <w:right w:w="80" w:type="dxa"/>
-            </w:tcMar>
-          </w:tcPr>
-          <w:p>
-            <w:pPr>
-              <w:jc w:val="center"/>
-            </w:pPr>
-            <w:r>
-              <w:rPr>
-                <w:sz w:val="18"/>
-                <w:szCs w:val="18"/>
+            <w:tcW w:w="1081" w:type="dxa"/>
+            <w:tcMar>
+              <w:top w:w="40" w:type="dxa"/>
+              <w:left w:w="80" w:type="dxa"/>
+              <w:bottom w:w="40" w:type="dxa"/>
+              <w:right w:w="80" w:type="dxa"/>
+            </w:tcMar>
+          </w:tcPr>
+          <w:p>
+            <w:pPr>
+              <w:jc w:val="center"/>
+              <w:rPr>
+                <w:highlight w:val="yellow"/>
+              </w:rPr>
+            </w:pPr>
+            <w:r>
+              <w:rPr>
+                <w:sz w:val="18"/>
+                <w:szCs w:val="18"/>
+                <w:highlight w:val="yellow"/>
               </w:rPr>
               <w:t>NO</w:t>
             </w:r>
@@ -3433,7 +3685,7 @@
         </w:tc>
         <w:tc>
           <w:tcPr>
-            <w:tcW w:w="900" w:type="dxa"/>
+            <w:tcW w:w="890" w:type="dxa"/>
             <w:tcMar>
               <w:top w:w="40" w:type="dxa"/>
               <w:left w:w="80" w:type="dxa"/>
@@ -3456,7 +3708,7 @@
         </w:tc>
         <w:tc>
           <w:tcPr>
-            <w:tcW w:w="1000" w:type="dxa"/>
+            <w:tcW w:w="979" w:type="dxa"/>
             <w:tcMar>
               <w:top w:w="40" w:type="dxa"/>
               <w:left w:w="80" w:type="dxa"/>
@@ -3479,7 +3731,7 @@
         </w:tc>
         <w:tc>
           <w:tcPr>
-            <w:tcW w:w="1000" w:type="dxa"/>
+            <w:tcW w:w="979" w:type="dxa"/>
             <w:tcMar>
               <w:top w:w="40" w:type="dxa"/>
               <w:left w:w="80" w:type="dxa"/>
@@ -3504,7 +3756,7 @@
       <w:tr>
         <w:tc>
           <w:tcPr>
-            <w:tcW w:w="2400" w:type="dxa"/>
+            <w:tcW w:w="2305" w:type="dxa"/>
             <w:shd w:val="clear" w:color="auto" w:fill="EEF3FA"/>
             <w:tcMar>
               <w:top w:w="40" w:type="dxa"/>
@@ -3521,8 +3773,191 @@
                 <w:sz w:val="18"/>
                 <w:szCs w:val="18"/>
               </w:rPr>
-              <w:t xml:space="preserve">Salud: autorizar </w:t>
-            </w:r>
+              <w:t>Salud: autorizar accesos menores</w:t>
+            </w:r>
+          </w:p>
+        </w:tc>
+        <w:tc>
+          <w:tcPr>
+            <w:tcW w:w="1240" w:type="dxa"/>
+            <w:shd w:val="clear" w:color="auto" w:fill="E7F4E4"/>
+            <w:tcMar>
+              <w:top w:w="40" w:type="dxa"/>
+              <w:left w:w="80" w:type="dxa"/>
+              <w:bottom w:w="40" w:type="dxa"/>
+              <w:right w:w="80" w:type="dxa"/>
+            </w:tcMar>
+          </w:tcPr>
+          <w:p>
+            <w:pPr>
+              <w:jc w:val="center"/>
+            </w:pPr>
+            <w:r>
+              <w:rPr>
+                <w:sz w:val="18"/>
+                <w:szCs w:val="18"/>
+              </w:rPr>
+              <w:t>SI</w:t>
+            </w:r>
+          </w:p>
+        </w:tc>
+        <w:tc>
+          <w:tcPr>
+            <w:tcW w:w="1075" w:type="dxa"/>
+            <w:shd w:val="clear" w:color="auto" w:fill="E7F4E4"/>
+            <w:tcMar>
+              <w:top w:w="40" w:type="dxa"/>
+              <w:left w:w="80" w:type="dxa"/>
+              <w:bottom w:w="40" w:type="dxa"/>
+              <w:right w:w="80" w:type="dxa"/>
+            </w:tcMar>
+          </w:tcPr>
+          <w:p>
+            <w:pPr>
+              <w:jc w:val="center"/>
+            </w:pPr>
+            <w:r>
+              <w:rPr>
+                <w:sz w:val="18"/>
+                <w:szCs w:val="18"/>
+              </w:rPr>
+              <w:t>SI</w:t>
+            </w:r>
+          </w:p>
+        </w:tc>
+        <w:tc>
+          <w:tcPr>
+            <w:tcW w:w="1011" w:type="dxa"/>
+            <w:shd w:val="clear" w:color="auto" w:fill="EEF3FA"/>
+            <w:tcMar>
+              <w:top w:w="40" w:type="dxa"/>
+              <w:left w:w="80" w:type="dxa"/>
+              <w:bottom w:w="40" w:type="dxa"/>
+              <w:right w:w="80" w:type="dxa"/>
+            </w:tcMar>
+          </w:tcPr>
+          <w:p>
+            <w:pPr>
+              <w:jc w:val="center"/>
+            </w:pPr>
+            <w:r>
+              <w:rPr>
+                <w:sz w:val="18"/>
+                <w:szCs w:val="18"/>
+              </w:rPr>
+              <w:t>NO</w:t>
+            </w:r>
+          </w:p>
+        </w:tc>
+        <w:tc>
+          <w:tcPr>
+            <w:tcW w:w="1081" w:type="dxa"/>
+            <w:shd w:val="clear" w:color="auto" w:fill="EEF3FA"/>
+            <w:tcMar>
+              <w:top w:w="40" w:type="dxa"/>
+              <w:left w:w="80" w:type="dxa"/>
+              <w:bottom w:w="40" w:type="dxa"/>
+              <w:right w:w="80" w:type="dxa"/>
+            </w:tcMar>
+          </w:tcPr>
+          <w:p>
+            <w:pPr>
+              <w:jc w:val="center"/>
+            </w:pPr>
+            <w:r>
+              <w:rPr>
+                <w:sz w:val="18"/>
+                <w:szCs w:val="18"/>
+              </w:rPr>
+              <w:t>NO</w:t>
+            </w:r>
+          </w:p>
+        </w:tc>
+        <w:tc>
+          <w:tcPr>
+            <w:tcW w:w="890" w:type="dxa"/>
+            <w:shd w:val="clear" w:color="auto" w:fill="EEF3FA"/>
+            <w:tcMar>
+              <w:top w:w="40" w:type="dxa"/>
+              <w:left w:w="80" w:type="dxa"/>
+              <w:bottom w:w="40" w:type="dxa"/>
+              <w:right w:w="80" w:type="dxa"/>
+            </w:tcMar>
+          </w:tcPr>
+          <w:p>
+            <w:pPr>
+              <w:jc w:val="center"/>
+            </w:pPr>
+            <w:r>
+              <w:rPr>
+                <w:sz w:val="18"/>
+                <w:szCs w:val="18"/>
+              </w:rPr>
+              <w:t>NO</w:t>
+            </w:r>
+          </w:p>
+        </w:tc>
+        <w:tc>
+          <w:tcPr>
+            <w:tcW w:w="979" w:type="dxa"/>
+            <w:shd w:val="clear" w:color="auto" w:fill="EEF3FA"/>
+            <w:tcMar>
+              <w:top w:w="40" w:type="dxa"/>
+              <w:left w:w="80" w:type="dxa"/>
+              <w:bottom w:w="40" w:type="dxa"/>
+              <w:right w:w="80" w:type="dxa"/>
+            </w:tcMar>
+          </w:tcPr>
+          <w:p>
+            <w:pPr>
+              <w:jc w:val="center"/>
+            </w:pPr>
+            <w:r>
+              <w:rPr>
+                <w:sz w:val="18"/>
+                <w:szCs w:val="18"/>
+              </w:rPr>
+              <w:t>NO</w:t>
+            </w:r>
+          </w:p>
+        </w:tc>
+        <w:tc>
+          <w:tcPr>
+            <w:tcW w:w="979" w:type="dxa"/>
+            <w:shd w:val="clear" w:color="auto" w:fill="EEF3FA"/>
+            <w:tcMar>
+              <w:top w:w="40" w:type="dxa"/>
+              <w:left w:w="80" w:type="dxa"/>
+              <w:bottom w:w="40" w:type="dxa"/>
+              <w:right w:w="80" w:type="dxa"/>
+            </w:tcMar>
+          </w:tcPr>
+          <w:p>
+            <w:pPr>
+              <w:jc w:val="center"/>
+            </w:pPr>
+            <w:r>
+              <w:rPr>
+                <w:sz w:val="18"/>
+                <w:szCs w:val="18"/>
+              </w:rPr>
+              <w:t>NO</w:t>
+            </w:r>
+          </w:p>
+        </w:tc>
+      </w:tr>
+      <w:tr>
+        <w:tc>
+          <w:tcPr>
+            <w:tcW w:w="2305" w:type="dxa"/>
+            <w:tcMar>
+              <w:top w:w="40" w:type="dxa"/>
+              <w:left w:w="80" w:type="dxa"/>
+              <w:bottom w:w="40" w:type="dxa"/>
+              <w:right w:w="80" w:type="dxa"/>
+            </w:tcMar>
+          </w:tcPr>
+          <w:p>
             <w:r>
               <w:rPr>
                 <w:b/>
@@ -3530,175 +3965,175 @@
                 <w:sz w:val="18"/>
                 <w:szCs w:val="18"/>
               </w:rPr>
-              <w:t>accesos menores</w:t>
-            </w:r>
-          </w:p>
-        </w:tc>
-        <w:tc>
-          <w:tcPr>
-            <w:tcW w:w="1120" w:type="dxa"/>
-            <w:shd w:val="clear" w:color="auto" w:fill="E7F4E4"/>
-            <w:tcMar>
-              <w:top w:w="40" w:type="dxa"/>
-              <w:left w:w="80" w:type="dxa"/>
-              <w:bottom w:w="40" w:type="dxa"/>
-              <w:right w:w="80" w:type="dxa"/>
-            </w:tcMar>
-          </w:tcPr>
-          <w:p>
-            <w:pPr>
-              <w:jc w:val="center"/>
-            </w:pPr>
-            <w:r>
-              <w:rPr>
-                <w:sz w:val="18"/>
-                <w:szCs w:val="18"/>
-              </w:rPr>
-              <w:t>SI</w:t>
-            </w:r>
-          </w:p>
-        </w:tc>
-        <w:tc>
-          <w:tcPr>
-            <w:tcW w:w="1120" w:type="dxa"/>
-            <w:shd w:val="clear" w:color="auto" w:fill="E7F4E4"/>
-            <w:tcMar>
-              <w:top w:w="40" w:type="dxa"/>
-              <w:left w:w="80" w:type="dxa"/>
-              <w:bottom w:w="40" w:type="dxa"/>
-              <w:right w:w="80" w:type="dxa"/>
-            </w:tcMar>
-          </w:tcPr>
-          <w:p>
-            <w:pPr>
-              <w:jc w:val="center"/>
-            </w:pPr>
-            <w:r>
-              <w:rPr>
-                <w:sz w:val="18"/>
-                <w:szCs w:val="18"/>
-              </w:rPr>
-              <w:t>SI</w:t>
-            </w:r>
-          </w:p>
-        </w:tc>
-        <w:tc>
-          <w:tcPr>
-            <w:tcW w:w="900" w:type="dxa"/>
-            <w:shd w:val="clear" w:color="auto" w:fill="EEF3FA"/>
-            <w:tcMar>
-              <w:top w:w="40" w:type="dxa"/>
-              <w:left w:w="80" w:type="dxa"/>
-              <w:bottom w:w="40" w:type="dxa"/>
-              <w:right w:w="80" w:type="dxa"/>
-            </w:tcMar>
-          </w:tcPr>
-          <w:p>
-            <w:pPr>
-              <w:jc w:val="center"/>
-            </w:pPr>
-            <w:r>
-              <w:rPr>
-                <w:sz w:val="18"/>
-                <w:szCs w:val="18"/>
-              </w:rPr>
-              <w:t>NO</w:t>
-            </w:r>
-          </w:p>
-        </w:tc>
-        <w:tc>
-          <w:tcPr>
-            <w:tcW w:w="1120" w:type="dxa"/>
-            <w:shd w:val="clear" w:color="auto" w:fill="EEF3FA"/>
-            <w:tcMar>
-              <w:top w:w="40" w:type="dxa"/>
-              <w:left w:w="80" w:type="dxa"/>
-              <w:bottom w:w="40" w:type="dxa"/>
-              <w:right w:w="80" w:type="dxa"/>
-            </w:tcMar>
-          </w:tcPr>
-          <w:p>
-            <w:pPr>
-              <w:jc w:val="center"/>
-            </w:pPr>
-            <w:r>
-              <w:rPr>
-                <w:sz w:val="18"/>
-                <w:szCs w:val="18"/>
-              </w:rPr>
-              <w:t>NO</w:t>
-            </w:r>
-          </w:p>
-        </w:tc>
-        <w:tc>
-          <w:tcPr>
-            <w:tcW w:w="900" w:type="dxa"/>
-            <w:shd w:val="clear" w:color="auto" w:fill="EEF3FA"/>
-            <w:tcMar>
-              <w:top w:w="40" w:type="dxa"/>
-              <w:left w:w="80" w:type="dxa"/>
-              <w:bottom w:w="40" w:type="dxa"/>
-              <w:right w:w="80" w:type="dxa"/>
-            </w:tcMar>
-          </w:tcPr>
-          <w:p>
-            <w:pPr>
-              <w:jc w:val="center"/>
-            </w:pPr>
-            <w:r>
-              <w:rPr>
-                <w:sz w:val="18"/>
-                <w:szCs w:val="18"/>
-              </w:rPr>
-              <w:t>NO</w:t>
-            </w:r>
-          </w:p>
-        </w:tc>
-        <w:tc>
-          <w:tcPr>
-            <w:tcW w:w="1000" w:type="dxa"/>
-            <w:shd w:val="clear" w:color="auto" w:fill="EEF3FA"/>
-            <w:tcMar>
-              <w:top w:w="40" w:type="dxa"/>
-              <w:left w:w="80" w:type="dxa"/>
-              <w:bottom w:w="40" w:type="dxa"/>
-              <w:right w:w="80" w:type="dxa"/>
-            </w:tcMar>
-          </w:tcPr>
-          <w:p>
-            <w:pPr>
-              <w:jc w:val="center"/>
-            </w:pPr>
-            <w:r>
-              <w:rPr>
-                <w:sz w:val="18"/>
-                <w:szCs w:val="18"/>
-              </w:rPr>
-              <w:t>NO</w:t>
-            </w:r>
-          </w:p>
-        </w:tc>
-        <w:tc>
-          <w:tcPr>
-            <w:tcW w:w="1000" w:type="dxa"/>
-            <w:shd w:val="clear" w:color="auto" w:fill="EEF3FA"/>
-            <w:tcMar>
-              <w:top w:w="40" w:type="dxa"/>
-              <w:left w:w="80" w:type="dxa"/>
-              <w:bottom w:w="40" w:type="dxa"/>
-              <w:right w:w="80" w:type="dxa"/>
-            </w:tcMar>
-          </w:tcPr>
-          <w:p>
-            <w:pPr>
-              <w:jc w:val="center"/>
-            </w:pPr>
-            <w:r>
-              <w:rPr>
-                <w:sz w:val="18"/>
-                <w:szCs w:val="18"/>
-              </w:rPr>
-              <w:t>NO</w:t>
+              <w:t>Sistema de Ascenso: ver/editar</w:t>
+            </w:r>
+          </w:p>
+        </w:tc>
+        <w:tc>
+          <w:tcPr>
+            <w:tcW w:w="1240" w:type="dxa"/>
+            <w:tcMar>
+              <w:top w:w="40" w:type="dxa"/>
+              <w:left w:w="80" w:type="dxa"/>
+              <w:bottom w:w="40" w:type="dxa"/>
+              <w:right w:w="80" w:type="dxa"/>
+            </w:tcMar>
+          </w:tcPr>
+          <w:p>
+            <w:pPr>
+              <w:jc w:val="center"/>
+            </w:pPr>
+            <w:r>
+              <w:rPr>
+                <w:sz w:val="18"/>
+                <w:szCs w:val="18"/>
+                <w:highlight w:val="yellow"/>
+              </w:rPr>
+              <w:t>SI</w:t>
+            </w:r>
+          </w:p>
+        </w:tc>
+        <w:tc>
+          <w:tcPr>
+            <w:tcW w:w="1075" w:type="dxa"/>
+            <w:tcMar>
+              <w:top w:w="40" w:type="dxa"/>
+              <w:left w:w="80" w:type="dxa"/>
+              <w:bottom w:w="40" w:type="dxa"/>
+              <w:right w:w="80" w:type="dxa"/>
+            </w:tcMar>
+          </w:tcPr>
+          <w:p>
+            <w:pPr>
+              <w:jc w:val="center"/>
+            </w:pPr>
+            <w:r>
+              <w:rPr>
+                <w:sz w:val="18"/>
+                <w:szCs w:val="18"/>
+                <w:highlight w:val="yellow"/>
+              </w:rPr>
+              <w:t>SI</w:t>
+            </w:r>
+          </w:p>
+        </w:tc>
+        <w:tc>
+          <w:tcPr>
+            <w:tcW w:w="1011" w:type="dxa"/>
+            <w:tcMar>
+              <w:top w:w="40" w:type="dxa"/>
+              <w:left w:w="80" w:type="dxa"/>
+              <w:bottom w:w="40" w:type="dxa"/>
+              <w:right w:w="80" w:type="dxa"/>
+            </w:tcMar>
+          </w:tcPr>
+          <w:p>
+            <w:pPr>
+              <w:jc w:val="center"/>
+              <w:rPr>
+                <w:lang w:val="es-ES"/>
+              </w:rPr>
+            </w:pPr>
+            <w:r>
+              <w:rPr>
+                <w:sz w:val="18"/>
+                <w:szCs w:val="18"/>
+                <w:highlight w:val="yellow"/>
+              </w:rPr>
+              <w:t>SI (solo ver)</w:t>
+            </w:r>
+          </w:p>
+        </w:tc>
+        <w:tc>
+          <w:tcPr>
+            <w:tcW w:w="1081" w:type="dxa"/>
+            <w:tcMar>
+              <w:top w:w="40" w:type="dxa"/>
+              <w:left w:w="80" w:type="dxa"/>
+              <w:bottom w:w="40" w:type="dxa"/>
+              <w:right w:w="80" w:type="dxa"/>
+            </w:tcMar>
+          </w:tcPr>
+          <w:p>
+            <w:pPr>
+              <w:jc w:val="center"/>
+            </w:pPr>
+            <w:r>
+              <w:rPr>
+                <w:sz w:val="18"/>
+                <w:szCs w:val="18"/>
+                <w:highlight w:val="yellow"/>
+              </w:rPr>
+              <w:t>SI (solo ver)</w:t>
+            </w:r>
+          </w:p>
+        </w:tc>
+        <w:tc>
+          <w:tcPr>
+            <w:tcW w:w="890" w:type="dxa"/>
+            <w:tcMar>
+              <w:top w:w="40" w:type="dxa"/>
+              <w:left w:w="80" w:type="dxa"/>
+              <w:bottom w:w="40" w:type="dxa"/>
+              <w:right w:w="80" w:type="dxa"/>
+            </w:tcMar>
+          </w:tcPr>
+          <w:p>
+            <w:pPr>
+              <w:jc w:val="center"/>
+            </w:pPr>
+            <w:r>
+              <w:rPr>
+                <w:sz w:val="18"/>
+                <w:szCs w:val="18"/>
+              </w:rPr>
+              <w:t>SI</w:t>
+            </w:r>
+          </w:p>
+        </w:tc>
+        <w:tc>
+          <w:tcPr>
+            <w:tcW w:w="979" w:type="dxa"/>
+            <w:tcMar>
+              <w:top w:w="40" w:type="dxa"/>
+              <w:left w:w="80" w:type="dxa"/>
+              <w:bottom w:w="40" w:type="dxa"/>
+              <w:right w:w="80" w:type="dxa"/>
+            </w:tcMar>
+          </w:tcPr>
+          <w:p>
+            <w:pPr>
+              <w:jc w:val="center"/>
+            </w:pPr>
+            <w:r>
+              <w:rPr>
+                <w:sz w:val="18"/>
+                <w:szCs w:val="18"/>
+              </w:rPr>
+              <w:t>SI</w:t>
+            </w:r>
+          </w:p>
+        </w:tc>
+        <w:tc>
+          <w:tcPr>
+            <w:tcW w:w="979" w:type="dxa"/>
+            <w:tcMar>
+              <w:top w:w="40" w:type="dxa"/>
+              <w:left w:w="80" w:type="dxa"/>
+              <w:bottom w:w="40" w:type="dxa"/>
+              <w:right w:w="80" w:type="dxa"/>
+            </w:tcMar>
+          </w:tcPr>
+          <w:p>
+            <w:pPr>
+              <w:jc w:val="center"/>
+            </w:pPr>
+            <w:r>
+              <w:rPr>
+                <w:sz w:val="18"/>
+                <w:szCs w:val="18"/>
+              </w:rPr>
+              <w:t>SI</w:t>
             </w:r>
           </w:p>
         </w:tc>
@@ -3706,7 +4141,8 @@
       <w:tr>
         <w:tc>
           <w:tcPr>
-            <w:tcW w:w="2400" w:type="dxa"/>
+            <w:tcW w:w="2305" w:type="dxa"/>
+            <w:shd w:val="clear" w:color="auto" w:fill="EEF3FA"/>
             <w:tcMar>
               <w:top w:w="40" w:type="dxa"/>
               <w:left w:w="80" w:type="dxa"/>
@@ -3722,166 +4158,158 @@
                 <w:sz w:val="18"/>
                 <w:szCs w:val="18"/>
               </w:rPr>
-              <w:t>Sistema de Ascenso: ver/editar</w:t>
-            </w:r>
-          </w:p>
-        </w:tc>
-        <w:tc>
-          <w:tcPr>
-            <w:tcW w:w="1120" w:type="dxa"/>
-            <w:tcMar>
-              <w:top w:w="40" w:type="dxa"/>
-              <w:left w:w="80" w:type="dxa"/>
-              <w:bottom w:w="40" w:type="dxa"/>
-              <w:right w:w="80" w:type="dxa"/>
-            </w:tcMar>
-          </w:tcPr>
-          <w:p>
-            <w:pPr>
-              <w:jc w:val="center"/>
-            </w:pPr>
-            <w:r>
-              <w:rPr>
-                <w:sz w:val="18"/>
-                <w:szCs w:val="18"/>
-                <w:highlight w:val="yellow"/>
-              </w:rPr>
-              <w:t>SI</w:t>
-            </w:r>
-          </w:p>
-        </w:tc>
-        <w:tc>
-          <w:tcPr>
-            <w:tcW w:w="1120" w:type="dxa"/>
-            <w:tcMar>
-              <w:top w:w="40" w:type="dxa"/>
-              <w:left w:w="80" w:type="dxa"/>
-              <w:bottom w:w="40" w:type="dxa"/>
-              <w:right w:w="80" w:type="dxa"/>
-            </w:tcMar>
-          </w:tcPr>
-          <w:p>
-            <w:pPr>
-              <w:jc w:val="center"/>
-            </w:pPr>
-            <w:r>
-              <w:rPr>
-                <w:sz w:val="18"/>
-                <w:szCs w:val="18"/>
-                <w:highlight w:val="yellow"/>
-              </w:rPr>
-              <w:t>SI</w:t>
-            </w:r>
-          </w:p>
-        </w:tc>
-        <w:tc>
-          <w:tcPr>
-            <w:tcW w:w="900" w:type="dxa"/>
-            <w:tcMar>
-              <w:top w:w="40" w:type="dxa"/>
-              <w:left w:w="80" w:type="dxa"/>
-              <w:bottom w:w="40" w:type="dxa"/>
-              <w:right w:w="80" w:type="dxa"/>
-            </w:tcMar>
-          </w:tcPr>
-          <w:p>
-            <w:pPr>
-              <w:jc w:val="center"/>
-              <w:rPr>
-                <w:lang w:val="es-ES"/>
-              </w:rPr>
-            </w:pPr>
-            <w:r>
-              <w:rPr>
-                <w:sz w:val="18"/>
-                <w:szCs w:val="18"/>
-                <w:highlight w:val="yellow"/>
-              </w:rPr>
-              <w:t>SI</w:t>
-            </w:r>
-            <w:r>
-              <w:rPr>
-                <w:sz w:val="18"/>
-                <w:szCs w:val="18"/>
-                <w:highlight w:val="yellow"/>
-              </w:rPr>
-              <w:t xml:space="preserve"> (solo ver)</w:t>
-            </w:r>
-          </w:p>
-        </w:tc>
-        <w:tc>
-          <w:tcPr>
-            <w:tcW w:w="1120" w:type="dxa"/>
-            <w:tcMar>
-              <w:top w:w="40" w:type="dxa"/>
-              <w:left w:w="80" w:type="dxa"/>
-              <w:bottom w:w="40" w:type="dxa"/>
-              <w:right w:w="80" w:type="dxa"/>
-            </w:tcMar>
-          </w:tcPr>
-          <w:p>
-            <w:pPr>
-              <w:jc w:val="center"/>
-            </w:pPr>
-            <w:r>
-              <w:rPr>
-                <w:sz w:val="18"/>
-                <w:szCs w:val="18"/>
-                <w:highlight w:val="yellow"/>
-              </w:rPr>
-              <w:t>SI (solo ver)</w:t>
-            </w:r>
-          </w:p>
-        </w:tc>
-        <w:tc>
-          <w:tcPr>
-            <w:tcW w:w="900" w:type="dxa"/>
-            <w:tcMar>
-              <w:top w:w="40" w:type="dxa"/>
-              <w:left w:w="80" w:type="dxa"/>
-              <w:bottom w:w="40" w:type="dxa"/>
-              <w:right w:w="80" w:type="dxa"/>
-            </w:tcMar>
-          </w:tcPr>
-          <w:p>
-            <w:pPr>
-              <w:jc w:val="center"/>
-            </w:pPr>
-            <w:r>
-              <w:rPr>
-                <w:sz w:val="18"/>
-                <w:szCs w:val="18"/>
-              </w:rPr>
-              <w:t>SI</w:t>
-            </w:r>
-          </w:p>
-        </w:tc>
-        <w:tc>
-          <w:tcPr>
-            <w:tcW w:w="1000" w:type="dxa"/>
-            <w:tcMar>
-              <w:top w:w="40" w:type="dxa"/>
-              <w:left w:w="80" w:type="dxa"/>
-              <w:bottom w:w="40" w:type="dxa"/>
-              <w:right w:w="80" w:type="dxa"/>
-            </w:tcMar>
-          </w:tcPr>
-          <w:p>
-            <w:pPr>
-              <w:jc w:val="center"/>
-            </w:pPr>
-            <w:r>
-              <w:rPr>
-                <w:sz w:val="18"/>
-                <w:szCs w:val="18"/>
-              </w:rPr>
-              <w:t>SI</w:t>
-            </w:r>
-          </w:p>
-        </w:tc>
-        <w:tc>
-          <w:tcPr>
-            <w:tcW w:w="1000" w:type="dxa"/>
+              <w:t>Padres/tutores: ver/editar</w:t>
+            </w:r>
+          </w:p>
+        </w:tc>
+        <w:tc>
+          <w:tcPr>
+            <w:tcW w:w="1240" w:type="dxa"/>
+            <w:shd w:val="clear" w:color="auto" w:fill="EEF3FA"/>
+            <w:tcMar>
+              <w:top w:w="40" w:type="dxa"/>
+              <w:left w:w="80" w:type="dxa"/>
+              <w:bottom w:w="40" w:type="dxa"/>
+              <w:right w:w="80" w:type="dxa"/>
+            </w:tcMar>
+          </w:tcPr>
+          <w:p>
+            <w:pPr>
+              <w:jc w:val="center"/>
+            </w:pPr>
+            <w:r>
+              <w:rPr>
+                <w:sz w:val="18"/>
+                <w:szCs w:val="18"/>
+              </w:rPr>
+              <w:t>SI</w:t>
+            </w:r>
+          </w:p>
+        </w:tc>
+        <w:tc>
+          <w:tcPr>
+            <w:tcW w:w="1075" w:type="dxa"/>
+            <w:shd w:val="clear" w:color="auto" w:fill="EEF3FA"/>
+            <w:tcMar>
+              <w:top w:w="40" w:type="dxa"/>
+              <w:left w:w="80" w:type="dxa"/>
+              <w:bottom w:w="40" w:type="dxa"/>
+              <w:right w:w="80" w:type="dxa"/>
+            </w:tcMar>
+          </w:tcPr>
+          <w:p>
+            <w:pPr>
+              <w:jc w:val="center"/>
+            </w:pPr>
+            <w:r>
+              <w:rPr>
+                <w:sz w:val="18"/>
+                <w:szCs w:val="18"/>
+              </w:rPr>
+              <w:t>SI</w:t>
+            </w:r>
+          </w:p>
+        </w:tc>
+        <w:tc>
+          <w:tcPr>
+            <w:tcW w:w="1011" w:type="dxa"/>
+            <w:shd w:val="clear" w:color="auto" w:fill="EEF3FA"/>
+            <w:tcMar>
+              <w:top w:w="40" w:type="dxa"/>
+              <w:left w:w="80" w:type="dxa"/>
+              <w:bottom w:w="40" w:type="dxa"/>
+              <w:right w:w="80" w:type="dxa"/>
+            </w:tcMar>
+          </w:tcPr>
+          <w:p>
+            <w:pPr>
+              <w:jc w:val="center"/>
+            </w:pPr>
+            <w:r>
+              <w:rPr>
+                <w:sz w:val="18"/>
+                <w:szCs w:val="18"/>
+              </w:rPr>
+              <w:t>SI</w:t>
+            </w:r>
+          </w:p>
+        </w:tc>
+        <w:tc>
+          <w:tcPr>
+            <w:tcW w:w="1081" w:type="dxa"/>
+            <w:shd w:val="clear" w:color="auto" w:fill="EEF3FA"/>
+            <w:tcMar>
+              <w:top w:w="40" w:type="dxa"/>
+              <w:left w:w="80" w:type="dxa"/>
+              <w:bottom w:w="40" w:type="dxa"/>
+              <w:right w:w="80" w:type="dxa"/>
+            </w:tcMar>
+          </w:tcPr>
+          <w:p>
+            <w:pPr>
+              <w:jc w:val="center"/>
+            </w:pPr>
+            <w:r>
+              <w:rPr>
+                <w:sz w:val="18"/>
+                <w:szCs w:val="18"/>
+              </w:rPr>
+              <w:t>SI</w:t>
+            </w:r>
+          </w:p>
+        </w:tc>
+        <w:tc>
+          <w:tcPr>
+            <w:tcW w:w="890" w:type="dxa"/>
+            <w:shd w:val="clear" w:color="auto" w:fill="EEF3FA"/>
+            <w:tcMar>
+              <w:top w:w="40" w:type="dxa"/>
+              <w:left w:w="80" w:type="dxa"/>
+              <w:bottom w:w="40" w:type="dxa"/>
+              <w:right w:w="80" w:type="dxa"/>
+            </w:tcMar>
+          </w:tcPr>
+          <w:p>
+            <w:pPr>
+              <w:jc w:val="center"/>
+            </w:pPr>
+            <w:r>
+              <w:rPr>
+                <w:sz w:val="18"/>
+                <w:szCs w:val="18"/>
+              </w:rPr>
+              <w:t>SI</w:t>
+            </w:r>
+          </w:p>
+        </w:tc>
+        <w:tc>
+          <w:tcPr>
+            <w:tcW w:w="979" w:type="dxa"/>
+            <w:shd w:val="clear" w:color="auto" w:fill="EEF3FA"/>
+            <w:tcMar>
+              <w:top w:w="40" w:type="dxa"/>
+              <w:left w:w="80" w:type="dxa"/>
+              <w:bottom w:w="40" w:type="dxa"/>
+              <w:right w:w="80" w:type="dxa"/>
+            </w:tcMar>
+          </w:tcPr>
+          <w:p>
+            <w:pPr>
+              <w:jc w:val="center"/>
+            </w:pPr>
+            <w:r>
+              <w:rPr>
+                <w:sz w:val="18"/>
+                <w:szCs w:val="18"/>
+              </w:rPr>
+              <w:t>SI</w:t>
+            </w:r>
+          </w:p>
+        </w:tc>
+        <w:tc>
+          <w:tcPr>
+            <w:tcW w:w="979" w:type="dxa"/>
+            <w:shd w:val="clear" w:color="auto" w:fill="EEF3FA"/>
             <w:tcMar>
               <w:top w:w="40" w:type="dxa"/>
               <w:left w:w="80" w:type="dxa"/>
@@ -3906,8 +4334,7 @@
       <w:tr>
         <w:tc>
           <w:tcPr>
-            <w:tcW w:w="2400" w:type="dxa"/>
-            <w:shd w:val="clear" w:color="auto" w:fill="EEF3FA"/>
+            <w:tcW w:w="2305" w:type="dxa"/>
             <w:tcMar>
               <w:top w:w="40" w:type="dxa"/>
               <w:left w:w="80" w:type="dxa"/>
@@ -3923,158 +4350,171 @@
                 <w:sz w:val="18"/>
                 <w:szCs w:val="18"/>
               </w:rPr>
-              <w:t>Padres/tutores: ver/editar</w:t>
-            </w:r>
-          </w:p>
-        </w:tc>
-        <w:tc>
-          <w:tcPr>
-            <w:tcW w:w="1120" w:type="dxa"/>
-            <w:shd w:val="clear" w:color="auto" w:fill="EEF3FA"/>
-            <w:tcMar>
-              <w:top w:w="40" w:type="dxa"/>
-              <w:left w:w="80" w:type="dxa"/>
-              <w:bottom w:w="40" w:type="dxa"/>
-              <w:right w:w="80" w:type="dxa"/>
-            </w:tcMar>
-          </w:tcPr>
-          <w:p>
-            <w:pPr>
-              <w:jc w:val="center"/>
-            </w:pPr>
-            <w:r>
-              <w:rPr>
-                <w:sz w:val="18"/>
-                <w:szCs w:val="18"/>
-              </w:rPr>
-              <w:t>SI</w:t>
-            </w:r>
-          </w:p>
-        </w:tc>
-        <w:tc>
-          <w:tcPr>
-            <w:tcW w:w="1120" w:type="dxa"/>
-            <w:shd w:val="clear" w:color="auto" w:fill="EEF3FA"/>
-            <w:tcMar>
-              <w:top w:w="40" w:type="dxa"/>
-              <w:left w:w="80" w:type="dxa"/>
-              <w:bottom w:w="40" w:type="dxa"/>
-              <w:right w:w="80" w:type="dxa"/>
-            </w:tcMar>
-          </w:tcPr>
-          <w:p>
-            <w:pPr>
-              <w:jc w:val="center"/>
-            </w:pPr>
-            <w:r>
-              <w:rPr>
-                <w:sz w:val="18"/>
-                <w:szCs w:val="18"/>
-              </w:rPr>
-              <w:t>SI</w:t>
-            </w:r>
-          </w:p>
-        </w:tc>
-        <w:tc>
-          <w:tcPr>
-            <w:tcW w:w="900" w:type="dxa"/>
-            <w:shd w:val="clear" w:color="auto" w:fill="EEF3FA"/>
-            <w:tcMar>
-              <w:top w:w="40" w:type="dxa"/>
-              <w:left w:w="80" w:type="dxa"/>
-              <w:bottom w:w="40" w:type="dxa"/>
-              <w:right w:w="80" w:type="dxa"/>
-            </w:tcMar>
-          </w:tcPr>
-          <w:p>
-            <w:pPr>
-              <w:jc w:val="center"/>
-            </w:pPr>
-            <w:r>
-              <w:rPr>
-                <w:sz w:val="18"/>
-                <w:szCs w:val="18"/>
-              </w:rPr>
-              <w:t>SI</w:t>
-            </w:r>
-          </w:p>
-        </w:tc>
-        <w:tc>
-          <w:tcPr>
-            <w:tcW w:w="1120" w:type="dxa"/>
-            <w:shd w:val="clear" w:color="auto" w:fill="EEF3FA"/>
-            <w:tcMar>
-              <w:top w:w="40" w:type="dxa"/>
-              <w:left w:w="80" w:type="dxa"/>
-              <w:bottom w:w="40" w:type="dxa"/>
-              <w:right w:w="80" w:type="dxa"/>
-            </w:tcMar>
-          </w:tcPr>
-          <w:p>
-            <w:pPr>
-              <w:jc w:val="center"/>
-            </w:pPr>
-            <w:r>
-              <w:rPr>
-                <w:sz w:val="18"/>
-                <w:szCs w:val="18"/>
-              </w:rPr>
-              <w:t>SI</w:t>
-            </w:r>
-          </w:p>
-        </w:tc>
-        <w:tc>
-          <w:tcPr>
-            <w:tcW w:w="900" w:type="dxa"/>
-            <w:shd w:val="clear" w:color="auto" w:fill="EEF3FA"/>
-            <w:tcMar>
-              <w:top w:w="40" w:type="dxa"/>
-              <w:left w:w="80" w:type="dxa"/>
-              <w:bottom w:w="40" w:type="dxa"/>
-              <w:right w:w="80" w:type="dxa"/>
-            </w:tcMar>
-          </w:tcPr>
-          <w:p>
-            <w:pPr>
-              <w:jc w:val="center"/>
-            </w:pPr>
-            <w:r>
-              <w:rPr>
-                <w:sz w:val="18"/>
-                <w:szCs w:val="18"/>
-              </w:rPr>
-              <w:t>SI</w:t>
-            </w:r>
-          </w:p>
-        </w:tc>
-        <w:tc>
-          <w:tcPr>
-            <w:tcW w:w="1000" w:type="dxa"/>
-            <w:shd w:val="clear" w:color="auto" w:fill="EEF3FA"/>
-            <w:tcMar>
-              <w:top w:w="40" w:type="dxa"/>
-              <w:left w:w="80" w:type="dxa"/>
-              <w:bottom w:w="40" w:type="dxa"/>
-              <w:right w:w="80" w:type="dxa"/>
-            </w:tcMar>
-          </w:tcPr>
-          <w:p>
-            <w:pPr>
-              <w:jc w:val="center"/>
-            </w:pPr>
-            <w:r>
-              <w:rPr>
-                <w:sz w:val="18"/>
-                <w:szCs w:val="18"/>
-              </w:rPr>
-              <w:t>SI</w:t>
-            </w:r>
-          </w:p>
-        </w:tc>
-        <w:tc>
-          <w:tcPr>
-            <w:tcW w:w="1000" w:type="dxa"/>
-            <w:shd w:val="clear" w:color="auto" w:fill="EEF3FA"/>
+              <w:t>Ver Regiones (menú)</w:t>
+            </w:r>
+          </w:p>
+        </w:tc>
+        <w:tc>
+          <w:tcPr>
+            <w:tcW w:w="1240" w:type="dxa"/>
+            <w:tcMar>
+              <w:top w:w="40" w:type="dxa"/>
+              <w:left w:w="80" w:type="dxa"/>
+              <w:bottom w:w="40" w:type="dxa"/>
+              <w:right w:w="80" w:type="dxa"/>
+            </w:tcMar>
+          </w:tcPr>
+          <w:p>
+            <w:pPr>
+              <w:jc w:val="center"/>
+            </w:pPr>
+            <w:r>
+              <w:rPr>
+                <w:sz w:val="18"/>
+                <w:szCs w:val="18"/>
+                <w:highlight w:val="yellow"/>
+              </w:rPr>
+              <w:t>SI</w:t>
+            </w:r>
+            <w:r>
+              <w:rPr>
+                <w:sz w:val="18"/>
+                <w:szCs w:val="18"/>
+              </w:rPr>
+              <w:t xml:space="preserve"> </w:t>
+            </w:r>
+            <w:r>
+              <w:rPr>
+                <w:color w:val="FF0000"/>
+                <w:sz w:val="18"/>
+                <w:szCs w:val="18"/>
+              </w:rPr>
+              <w:t>(líneas jerarquía directiva no se ven hasta que se mueve manualmente)</w:t>
+            </w:r>
+          </w:p>
+        </w:tc>
+        <w:tc>
+          <w:tcPr>
+            <w:tcW w:w="1075" w:type="dxa"/>
+            <w:tcMar>
+              <w:top w:w="40" w:type="dxa"/>
+              <w:left w:w="80" w:type="dxa"/>
+              <w:bottom w:w="40" w:type="dxa"/>
+              <w:right w:w="80" w:type="dxa"/>
+            </w:tcMar>
+          </w:tcPr>
+          <w:p>
+            <w:pPr>
+              <w:jc w:val="center"/>
+            </w:pPr>
+            <w:r>
+              <w:rPr>
+                <w:sz w:val="18"/>
+                <w:szCs w:val="18"/>
+                <w:highlight w:val="yellow"/>
+              </w:rPr>
+              <w:t>SI</w:t>
+            </w:r>
+          </w:p>
+        </w:tc>
+        <w:tc>
+          <w:tcPr>
+            <w:tcW w:w="1011" w:type="dxa"/>
+            <w:tcMar>
+              <w:top w:w="40" w:type="dxa"/>
+              <w:left w:w="80" w:type="dxa"/>
+              <w:bottom w:w="40" w:type="dxa"/>
+              <w:right w:w="80" w:type="dxa"/>
+            </w:tcMar>
+          </w:tcPr>
+          <w:p>
+            <w:pPr>
+              <w:jc w:val="center"/>
+            </w:pPr>
+            <w:r>
+              <w:rPr>
+                <w:sz w:val="18"/>
+                <w:szCs w:val="18"/>
+                <w:highlight w:val="yellow"/>
+              </w:rPr>
+              <w:t>SI</w:t>
+            </w:r>
+          </w:p>
+        </w:tc>
+        <w:tc>
+          <w:tcPr>
+            <w:tcW w:w="1081" w:type="dxa"/>
+            <w:shd w:val="clear" w:color="auto" w:fill="FBE7E7"/>
+            <w:tcMar>
+              <w:top w:w="40" w:type="dxa"/>
+              <w:left w:w="80" w:type="dxa"/>
+              <w:bottom w:w="40" w:type="dxa"/>
+              <w:right w:w="80" w:type="dxa"/>
+            </w:tcMar>
+          </w:tcPr>
+          <w:p>
+            <w:pPr>
+              <w:jc w:val="center"/>
+            </w:pPr>
+            <w:r>
+              <w:rPr>
+                <w:sz w:val="18"/>
+                <w:szCs w:val="18"/>
+                <w:highlight w:val="yellow"/>
+              </w:rPr>
+              <w:t>SI</w:t>
+            </w:r>
+          </w:p>
+        </w:tc>
+        <w:tc>
+          <w:tcPr>
+            <w:tcW w:w="890" w:type="dxa"/>
+            <w:tcMar>
+              <w:top w:w="40" w:type="dxa"/>
+              <w:left w:w="80" w:type="dxa"/>
+              <w:bottom w:w="40" w:type="dxa"/>
+              <w:right w:w="80" w:type="dxa"/>
+            </w:tcMar>
+          </w:tcPr>
+          <w:p>
+            <w:pPr>
+              <w:jc w:val="center"/>
+            </w:pPr>
+            <w:r>
+              <w:rPr>
+                <w:sz w:val="18"/>
+                <w:szCs w:val="18"/>
+              </w:rPr>
+              <w:t>SI</w:t>
+            </w:r>
+          </w:p>
+        </w:tc>
+        <w:tc>
+          <w:tcPr>
+            <w:tcW w:w="979" w:type="dxa"/>
+            <w:tcMar>
+              <w:top w:w="40" w:type="dxa"/>
+              <w:left w:w="80" w:type="dxa"/>
+              <w:bottom w:w="40" w:type="dxa"/>
+              <w:right w:w="80" w:type="dxa"/>
+            </w:tcMar>
+          </w:tcPr>
+          <w:p>
+            <w:pPr>
+              <w:jc w:val="center"/>
+            </w:pPr>
+            <w:r>
+              <w:rPr>
+                <w:sz w:val="18"/>
+                <w:szCs w:val="18"/>
+              </w:rPr>
+              <w:t>SI</w:t>
+            </w:r>
+          </w:p>
+        </w:tc>
+        <w:tc>
+          <w:tcPr>
+            <w:tcW w:w="979" w:type="dxa"/>
             <w:tcMar>
               <w:top w:w="40" w:type="dxa"/>
               <w:left w:w="80" w:type="dxa"/>
@@ -4099,7 +4539,8 @@
       <w:tr>
         <w:tc>
           <w:tcPr>
-            <w:tcW w:w="2400" w:type="dxa"/>
+            <w:tcW w:w="2305" w:type="dxa"/>
+            <w:shd w:val="clear" w:color="auto" w:fill="EEF3FA"/>
             <w:tcMar>
               <w:top w:w="40" w:type="dxa"/>
               <w:left w:w="80" w:type="dxa"/>
@@ -4115,8 +4556,202 @@
                 <w:sz w:val="18"/>
                 <w:szCs w:val="18"/>
               </w:rPr>
-              <w:t>Ver Regiones (</w:t>
-            </w:r>
+              <w:t>Ver Secciones</w:t>
+            </w:r>
+          </w:p>
+        </w:tc>
+        <w:tc>
+          <w:tcPr>
+            <w:tcW w:w="1240" w:type="dxa"/>
+            <w:shd w:val="clear" w:color="auto" w:fill="EEF3FA"/>
+            <w:tcMar>
+              <w:top w:w="40" w:type="dxa"/>
+              <w:left w:w="80" w:type="dxa"/>
+              <w:bottom w:w="40" w:type="dxa"/>
+              <w:right w:w="80" w:type="dxa"/>
+            </w:tcMar>
+          </w:tcPr>
+          <w:p>
+            <w:pPr>
+              <w:jc w:val="center"/>
+            </w:pPr>
+            <w:r>
+              <w:rPr>
+                <w:sz w:val="18"/>
+                <w:szCs w:val="18"/>
+                <w:highlight w:val="yellow"/>
+              </w:rPr>
+              <w:t>SI</w:t>
+            </w:r>
+            <w:r>
+              <w:rPr>
+                <w:sz w:val="18"/>
+                <w:szCs w:val="18"/>
+              </w:rPr>
+              <w:t xml:space="preserve"> </w:t>
+            </w:r>
+          </w:p>
+        </w:tc>
+        <w:tc>
+          <w:tcPr>
+            <w:tcW w:w="1075" w:type="dxa"/>
+            <w:shd w:val="clear" w:color="auto" w:fill="EEF3FA"/>
+            <w:tcMar>
+              <w:top w:w="40" w:type="dxa"/>
+              <w:left w:w="80" w:type="dxa"/>
+              <w:bottom w:w="40" w:type="dxa"/>
+              <w:right w:w="80" w:type="dxa"/>
+            </w:tcMar>
+          </w:tcPr>
+          <w:p>
+            <w:pPr>
+              <w:jc w:val="center"/>
+            </w:pPr>
+            <w:r>
+              <w:rPr>
+                <w:sz w:val="18"/>
+                <w:szCs w:val="18"/>
+                <w:highlight w:val="yellow"/>
+              </w:rPr>
+              <w:t>SI</w:t>
+            </w:r>
+          </w:p>
+        </w:tc>
+        <w:tc>
+          <w:tcPr>
+            <w:tcW w:w="1011" w:type="dxa"/>
+            <w:shd w:val="clear" w:color="auto" w:fill="EEF3FA"/>
+            <w:tcMar>
+              <w:top w:w="40" w:type="dxa"/>
+              <w:left w:w="80" w:type="dxa"/>
+              <w:bottom w:w="40" w:type="dxa"/>
+              <w:right w:w="80" w:type="dxa"/>
+            </w:tcMar>
+          </w:tcPr>
+          <w:p>
+            <w:pPr>
+              <w:jc w:val="center"/>
+            </w:pPr>
+            <w:r>
+              <w:rPr>
+                <w:sz w:val="18"/>
+                <w:szCs w:val="18"/>
+                <w:highlight w:val="yellow"/>
+              </w:rPr>
+              <w:t>SI</w:t>
+            </w:r>
+          </w:p>
+        </w:tc>
+        <w:tc>
+          <w:tcPr>
+            <w:tcW w:w="1081" w:type="dxa"/>
+            <w:shd w:val="clear" w:color="auto" w:fill="EEF3FA"/>
+            <w:tcMar>
+              <w:top w:w="40" w:type="dxa"/>
+              <w:left w:w="80" w:type="dxa"/>
+              <w:bottom w:w="40" w:type="dxa"/>
+              <w:right w:w="80" w:type="dxa"/>
+            </w:tcMar>
+          </w:tcPr>
+          <w:p>
+            <w:pPr>
+              <w:jc w:val="center"/>
+            </w:pPr>
+            <w:r>
+              <w:rPr>
+                <w:sz w:val="18"/>
+                <w:szCs w:val="18"/>
+                <w:highlight w:val="yellow"/>
+              </w:rPr>
+              <w:t>SI</w:t>
+            </w:r>
+          </w:p>
+        </w:tc>
+        <w:tc>
+          <w:tcPr>
+            <w:tcW w:w="890" w:type="dxa"/>
+            <w:shd w:val="clear" w:color="auto" w:fill="EEF3FA"/>
+            <w:tcMar>
+              <w:top w:w="40" w:type="dxa"/>
+              <w:left w:w="80" w:type="dxa"/>
+              <w:bottom w:w="40" w:type="dxa"/>
+              <w:right w:w="80" w:type="dxa"/>
+            </w:tcMar>
+          </w:tcPr>
+          <w:p>
+            <w:pPr>
+              <w:jc w:val="center"/>
+            </w:pPr>
+            <w:r>
+              <w:rPr>
+                <w:sz w:val="18"/>
+                <w:szCs w:val="18"/>
+              </w:rPr>
+              <w:t>SI</w:t>
+            </w:r>
+          </w:p>
+        </w:tc>
+        <w:tc>
+          <w:tcPr>
+            <w:tcW w:w="979" w:type="dxa"/>
+            <w:shd w:val="clear" w:color="auto" w:fill="EEF3FA"/>
+            <w:tcMar>
+              <w:top w:w="40" w:type="dxa"/>
+              <w:left w:w="80" w:type="dxa"/>
+              <w:bottom w:w="40" w:type="dxa"/>
+              <w:right w:w="80" w:type="dxa"/>
+            </w:tcMar>
+          </w:tcPr>
+          <w:p>
+            <w:pPr>
+              <w:jc w:val="center"/>
+            </w:pPr>
+            <w:r>
+              <w:rPr>
+                <w:sz w:val="18"/>
+                <w:szCs w:val="18"/>
+              </w:rPr>
+              <w:t>SI</w:t>
+            </w:r>
+          </w:p>
+        </w:tc>
+        <w:tc>
+          <w:tcPr>
+            <w:tcW w:w="979" w:type="dxa"/>
+            <w:shd w:val="clear" w:color="auto" w:fill="EEF3FA"/>
+            <w:tcMar>
+              <w:top w:w="40" w:type="dxa"/>
+              <w:left w:w="80" w:type="dxa"/>
+              <w:bottom w:w="40" w:type="dxa"/>
+              <w:right w:w="80" w:type="dxa"/>
+            </w:tcMar>
+          </w:tcPr>
+          <w:p>
+            <w:pPr>
+              <w:jc w:val="center"/>
+            </w:pPr>
+            <w:r>
+              <w:rPr>
+                <w:sz w:val="18"/>
+                <w:szCs w:val="18"/>
+              </w:rPr>
+              <w:t>SI</w:t>
+            </w:r>
+          </w:p>
+        </w:tc>
+      </w:tr>
+      <w:tr>
+        <w:tc>
+          <w:tcPr>
+            <w:tcW w:w="2305" w:type="dxa"/>
+            <w:tcMar>
+              <w:top w:w="40" w:type="dxa"/>
+              <w:left w:w="80" w:type="dxa"/>
+              <w:bottom w:w="40" w:type="dxa"/>
+              <w:right w:w="80" w:type="dxa"/>
+            </w:tcMar>
+          </w:tcPr>
+          <w:p>
             <w:r>
               <w:rPr>
                 <w:b/>
@@ -4124,8 +4759,185 @@
                 <w:sz w:val="18"/>
                 <w:szCs w:val="18"/>
               </w:rPr>
-              <w:t>menú</w:t>
-            </w:r>
+              <w:t>Reportes locales</w:t>
+            </w:r>
+          </w:p>
+        </w:tc>
+        <w:tc>
+          <w:tcPr>
+            <w:tcW w:w="1240" w:type="dxa"/>
+            <w:tcMar>
+              <w:top w:w="40" w:type="dxa"/>
+              <w:left w:w="80" w:type="dxa"/>
+              <w:bottom w:w="40" w:type="dxa"/>
+              <w:right w:w="80" w:type="dxa"/>
+            </w:tcMar>
+          </w:tcPr>
+          <w:p>
+            <w:pPr>
+              <w:jc w:val="center"/>
+            </w:pPr>
+            <w:r>
+              <w:rPr>
+                <w:sz w:val="18"/>
+                <w:szCs w:val="18"/>
+              </w:rPr>
+              <w:t>SI</w:t>
+            </w:r>
+          </w:p>
+        </w:tc>
+        <w:tc>
+          <w:tcPr>
+            <w:tcW w:w="1075" w:type="dxa"/>
+            <w:tcMar>
+              <w:top w:w="40" w:type="dxa"/>
+              <w:left w:w="80" w:type="dxa"/>
+              <w:bottom w:w="40" w:type="dxa"/>
+              <w:right w:w="80" w:type="dxa"/>
+            </w:tcMar>
+          </w:tcPr>
+          <w:p>
+            <w:pPr>
+              <w:jc w:val="center"/>
+            </w:pPr>
+            <w:r>
+              <w:rPr>
+                <w:sz w:val="18"/>
+                <w:szCs w:val="18"/>
+              </w:rPr>
+              <w:t>SI</w:t>
+            </w:r>
+          </w:p>
+        </w:tc>
+        <w:tc>
+          <w:tcPr>
+            <w:tcW w:w="1011" w:type="dxa"/>
+            <w:tcMar>
+              <w:top w:w="40" w:type="dxa"/>
+              <w:left w:w="80" w:type="dxa"/>
+              <w:bottom w:w="40" w:type="dxa"/>
+              <w:right w:w="80" w:type="dxa"/>
+            </w:tcMar>
+          </w:tcPr>
+          <w:p>
+            <w:pPr>
+              <w:jc w:val="center"/>
+            </w:pPr>
+            <w:r>
+              <w:rPr>
+                <w:sz w:val="18"/>
+                <w:szCs w:val="18"/>
+              </w:rPr>
+              <w:t>SI</w:t>
+            </w:r>
+          </w:p>
+        </w:tc>
+        <w:tc>
+          <w:tcPr>
+            <w:tcW w:w="1081" w:type="dxa"/>
+            <w:tcMar>
+              <w:top w:w="40" w:type="dxa"/>
+              <w:left w:w="80" w:type="dxa"/>
+              <w:bottom w:w="40" w:type="dxa"/>
+              <w:right w:w="80" w:type="dxa"/>
+            </w:tcMar>
+          </w:tcPr>
+          <w:p>
+            <w:pPr>
+              <w:jc w:val="center"/>
+            </w:pPr>
+            <w:r>
+              <w:rPr>
+                <w:sz w:val="18"/>
+                <w:szCs w:val="18"/>
+              </w:rPr>
+              <w:t>SI</w:t>
+            </w:r>
+          </w:p>
+        </w:tc>
+        <w:tc>
+          <w:tcPr>
+            <w:tcW w:w="890" w:type="dxa"/>
+            <w:tcMar>
+              <w:top w:w="40" w:type="dxa"/>
+              <w:left w:w="80" w:type="dxa"/>
+              <w:bottom w:w="40" w:type="dxa"/>
+              <w:right w:w="80" w:type="dxa"/>
+            </w:tcMar>
+          </w:tcPr>
+          <w:p>
+            <w:pPr>
+              <w:jc w:val="center"/>
+            </w:pPr>
+            <w:r>
+              <w:rPr>
+                <w:sz w:val="18"/>
+                <w:szCs w:val="18"/>
+              </w:rPr>
+              <w:t>SI</w:t>
+            </w:r>
+          </w:p>
+        </w:tc>
+        <w:tc>
+          <w:tcPr>
+            <w:tcW w:w="979" w:type="dxa"/>
+            <w:tcMar>
+              <w:top w:w="40" w:type="dxa"/>
+              <w:left w:w="80" w:type="dxa"/>
+              <w:bottom w:w="40" w:type="dxa"/>
+              <w:right w:w="80" w:type="dxa"/>
+            </w:tcMar>
+          </w:tcPr>
+          <w:p>
+            <w:pPr>
+              <w:jc w:val="center"/>
+            </w:pPr>
+            <w:r>
+              <w:rPr>
+                <w:sz w:val="18"/>
+                <w:szCs w:val="18"/>
+              </w:rPr>
+              <w:t>SI</w:t>
+            </w:r>
+          </w:p>
+        </w:tc>
+        <w:tc>
+          <w:tcPr>
+            <w:tcW w:w="979" w:type="dxa"/>
+            <w:tcMar>
+              <w:top w:w="40" w:type="dxa"/>
+              <w:left w:w="80" w:type="dxa"/>
+              <w:bottom w:w="40" w:type="dxa"/>
+              <w:right w:w="80" w:type="dxa"/>
+            </w:tcMar>
+          </w:tcPr>
+          <w:p>
+            <w:pPr>
+              <w:jc w:val="center"/>
+            </w:pPr>
+            <w:r>
+              <w:rPr>
+                <w:sz w:val="18"/>
+                <w:szCs w:val="18"/>
+              </w:rPr>
+              <w:t>SI</w:t>
+            </w:r>
+          </w:p>
+        </w:tc>
+      </w:tr>
+      <w:tr>
+        <w:tc>
+          <w:tcPr>
+            <w:tcW w:w="2305" w:type="dxa"/>
+            <w:shd w:val="clear" w:color="auto" w:fill="EEF3FA"/>
+            <w:tcMar>
+              <w:top w:w="40" w:type="dxa"/>
+              <w:left w:w="80" w:type="dxa"/>
+              <w:bottom w:w="40" w:type="dxa"/>
+              <w:right w:w="80" w:type="dxa"/>
+            </w:tcMar>
+          </w:tcPr>
+          <w:p>
             <w:r>
               <w:rPr>
                 <w:b/>
@@ -4133,100 +4945,85 @@
                 <w:sz w:val="18"/>
                 <w:szCs w:val="18"/>
               </w:rPr>
-              <w:t>)</w:t>
-            </w:r>
-          </w:p>
-        </w:tc>
-        <w:tc>
-          <w:tcPr>
-            <w:tcW w:w="1120" w:type="dxa"/>
-            <w:tcMar>
-              <w:top w:w="40" w:type="dxa"/>
-              <w:left w:w="80" w:type="dxa"/>
-              <w:bottom w:w="40" w:type="dxa"/>
-              <w:right w:w="80" w:type="dxa"/>
-            </w:tcMar>
-          </w:tcPr>
-          <w:p>
-            <w:pPr>
-              <w:jc w:val="center"/>
-            </w:pPr>
-            <w:r>
-              <w:rPr>
-                <w:sz w:val="18"/>
-                <w:szCs w:val="18"/>
-                <w:highlight w:val="yellow"/>
-              </w:rPr>
-              <w:t>SI</w:t>
-            </w:r>
-            <w:r>
-              <w:rPr>
-                <w:sz w:val="18"/>
-                <w:szCs w:val="18"/>
-              </w:rPr>
-              <w:t xml:space="preserve"> </w:t>
-            </w:r>
-            <w:r>
-              <w:rPr>
-                <w:color w:val="FF0000"/>
-                <w:sz w:val="18"/>
-                <w:szCs w:val="18"/>
-              </w:rPr>
-              <w:t>(líneas jerarquía directiva no se ven hasta que se mueve manualmente)</w:t>
-            </w:r>
-          </w:p>
-        </w:tc>
-        <w:tc>
-          <w:tcPr>
-            <w:tcW w:w="1120" w:type="dxa"/>
-            <w:tcMar>
-              <w:top w:w="40" w:type="dxa"/>
-              <w:left w:w="80" w:type="dxa"/>
-              <w:bottom w:w="40" w:type="dxa"/>
-              <w:right w:w="80" w:type="dxa"/>
-            </w:tcMar>
-          </w:tcPr>
-          <w:p>
-            <w:pPr>
-              <w:jc w:val="center"/>
-            </w:pPr>
-            <w:r>
-              <w:rPr>
-                <w:sz w:val="18"/>
-                <w:szCs w:val="18"/>
-                <w:highlight w:val="yellow"/>
-              </w:rPr>
-              <w:t>SI</w:t>
-            </w:r>
-          </w:p>
-        </w:tc>
-        <w:tc>
-          <w:tcPr>
-            <w:tcW w:w="900" w:type="dxa"/>
-            <w:tcMar>
-              <w:top w:w="40" w:type="dxa"/>
-              <w:left w:w="80" w:type="dxa"/>
-              <w:bottom w:w="40" w:type="dxa"/>
-              <w:right w:w="80" w:type="dxa"/>
-            </w:tcMar>
-          </w:tcPr>
-          <w:p>
-            <w:pPr>
-              <w:jc w:val="center"/>
-            </w:pPr>
-            <w:r>
-              <w:rPr>
-                <w:sz w:val="18"/>
-                <w:szCs w:val="18"/>
-                <w:highlight w:val="yellow"/>
-              </w:rPr>
-              <w:t>SI</w:t>
-            </w:r>
-          </w:p>
-        </w:tc>
-        <w:tc>
-          <w:tcPr>
-            <w:tcW w:w="1120" w:type="dxa"/>
+              <w:t>Reportes seccionales</w:t>
+            </w:r>
+          </w:p>
+        </w:tc>
+        <w:tc>
+          <w:tcPr>
+            <w:tcW w:w="1240" w:type="dxa"/>
+            <w:shd w:val="clear" w:color="auto" w:fill="EEF3FA"/>
+            <w:tcMar>
+              <w:top w:w="40" w:type="dxa"/>
+              <w:left w:w="80" w:type="dxa"/>
+              <w:bottom w:w="40" w:type="dxa"/>
+              <w:right w:w="80" w:type="dxa"/>
+            </w:tcMar>
+          </w:tcPr>
+          <w:p>
+            <w:pPr>
+              <w:jc w:val="center"/>
+            </w:pPr>
+            <w:r>
+              <w:rPr>
+                <w:sz w:val="18"/>
+                <w:szCs w:val="18"/>
+              </w:rPr>
+              <w:t>SI</w:t>
+            </w:r>
+          </w:p>
+        </w:tc>
+        <w:tc>
+          <w:tcPr>
+            <w:tcW w:w="1075" w:type="dxa"/>
+            <w:shd w:val="clear" w:color="auto" w:fill="EEF3FA"/>
+            <w:tcMar>
+              <w:top w:w="40" w:type="dxa"/>
+              <w:left w:w="80" w:type="dxa"/>
+              <w:bottom w:w="40" w:type="dxa"/>
+              <w:right w:w="80" w:type="dxa"/>
+            </w:tcMar>
+          </w:tcPr>
+          <w:p>
+            <w:pPr>
+              <w:jc w:val="center"/>
+            </w:pPr>
+            <w:r>
+              <w:rPr>
+                <w:sz w:val="18"/>
+                <w:szCs w:val="18"/>
+              </w:rPr>
+              <w:t>SI</w:t>
+            </w:r>
+          </w:p>
+        </w:tc>
+        <w:tc>
+          <w:tcPr>
+            <w:tcW w:w="1011" w:type="dxa"/>
+            <w:shd w:val="clear" w:color="auto" w:fill="EEF3FA"/>
+            <w:tcMar>
+              <w:top w:w="40" w:type="dxa"/>
+              <w:left w:w="80" w:type="dxa"/>
+              <w:bottom w:w="40" w:type="dxa"/>
+              <w:right w:w="80" w:type="dxa"/>
+            </w:tcMar>
+          </w:tcPr>
+          <w:p>
+            <w:pPr>
+              <w:jc w:val="center"/>
+            </w:pPr>
+            <w:r>
+              <w:rPr>
+                <w:sz w:val="18"/>
+                <w:szCs w:val="18"/>
+              </w:rPr>
+              <w:t>SI</w:t>
+            </w:r>
+          </w:p>
+        </w:tc>
+        <w:tc>
+          <w:tcPr>
+            <w:tcW w:w="1081" w:type="dxa"/>
             <w:shd w:val="clear" w:color="auto" w:fill="FBE7E7"/>
             <w:tcMar>
               <w:top w:w="40" w:type="dxa"/>
@@ -4250,53 +5047,56 @@
         </w:tc>
         <w:tc>
           <w:tcPr>
-            <w:tcW w:w="900" w:type="dxa"/>
-            <w:tcMar>
-              <w:top w:w="40" w:type="dxa"/>
-              <w:left w:w="80" w:type="dxa"/>
-              <w:bottom w:w="40" w:type="dxa"/>
-              <w:right w:w="80" w:type="dxa"/>
-            </w:tcMar>
-          </w:tcPr>
-          <w:p>
-            <w:pPr>
-              <w:jc w:val="center"/>
-            </w:pPr>
-            <w:r>
-              <w:rPr>
-                <w:sz w:val="18"/>
-                <w:szCs w:val="18"/>
-              </w:rPr>
-              <w:t>SI</w:t>
-            </w:r>
-          </w:p>
-        </w:tc>
-        <w:tc>
-          <w:tcPr>
-            <w:tcW w:w="1000" w:type="dxa"/>
-            <w:tcMar>
-              <w:top w:w="40" w:type="dxa"/>
-              <w:left w:w="80" w:type="dxa"/>
-              <w:bottom w:w="40" w:type="dxa"/>
-              <w:right w:w="80" w:type="dxa"/>
-            </w:tcMar>
-          </w:tcPr>
-          <w:p>
-            <w:pPr>
-              <w:jc w:val="center"/>
-            </w:pPr>
-            <w:r>
-              <w:rPr>
-                <w:sz w:val="18"/>
-                <w:szCs w:val="18"/>
-              </w:rPr>
-              <w:t>SI</w:t>
-            </w:r>
-          </w:p>
-        </w:tc>
-        <w:tc>
-          <w:tcPr>
-            <w:tcW w:w="1000" w:type="dxa"/>
+            <w:tcW w:w="890" w:type="dxa"/>
+            <w:shd w:val="clear" w:color="auto" w:fill="EEF3FA"/>
+            <w:tcMar>
+              <w:top w:w="40" w:type="dxa"/>
+              <w:left w:w="80" w:type="dxa"/>
+              <w:bottom w:w="40" w:type="dxa"/>
+              <w:right w:w="80" w:type="dxa"/>
+            </w:tcMar>
+          </w:tcPr>
+          <w:p>
+            <w:pPr>
+              <w:jc w:val="center"/>
+            </w:pPr>
+            <w:r>
+              <w:rPr>
+                <w:sz w:val="18"/>
+                <w:szCs w:val="18"/>
+              </w:rPr>
+              <w:t>SI</w:t>
+            </w:r>
+          </w:p>
+        </w:tc>
+        <w:tc>
+          <w:tcPr>
+            <w:tcW w:w="979" w:type="dxa"/>
+            <w:shd w:val="clear" w:color="auto" w:fill="EEF3FA"/>
+            <w:tcMar>
+              <w:top w:w="40" w:type="dxa"/>
+              <w:left w:w="80" w:type="dxa"/>
+              <w:bottom w:w="40" w:type="dxa"/>
+              <w:right w:w="80" w:type="dxa"/>
+            </w:tcMar>
+          </w:tcPr>
+          <w:p>
+            <w:pPr>
+              <w:jc w:val="center"/>
+            </w:pPr>
+            <w:r>
+              <w:rPr>
+                <w:sz w:val="18"/>
+                <w:szCs w:val="18"/>
+              </w:rPr>
+              <w:t>SI</w:t>
+            </w:r>
+          </w:p>
+        </w:tc>
+        <w:tc>
+          <w:tcPr>
+            <w:tcW w:w="979" w:type="dxa"/>
+            <w:shd w:val="clear" w:color="auto" w:fill="EEF3FA"/>
             <w:tcMar>
               <w:top w:w="40" w:type="dxa"/>
               <w:left w:w="80" w:type="dxa"/>
@@ -4321,8 +5121,7 @@
       <w:tr>
         <w:tc>
           <w:tcPr>
-            <w:tcW w:w="2400" w:type="dxa"/>
-            <w:shd w:val="clear" w:color="auto" w:fill="EEF3FA"/>
+            <w:tcW w:w="2305" w:type="dxa"/>
             <w:tcMar>
               <w:top w:w="40" w:type="dxa"/>
               <w:left w:w="80" w:type="dxa"/>
@@ -4338,168 +5137,151 @@
                 <w:sz w:val="18"/>
                 <w:szCs w:val="18"/>
               </w:rPr>
-              <w:t>Ver Secciones</w:t>
-            </w:r>
-          </w:p>
-        </w:tc>
-        <w:tc>
-          <w:tcPr>
-            <w:tcW w:w="1120" w:type="dxa"/>
-            <w:shd w:val="clear" w:color="auto" w:fill="EEF3FA"/>
-            <w:tcMar>
-              <w:top w:w="40" w:type="dxa"/>
-              <w:left w:w="80" w:type="dxa"/>
-              <w:bottom w:w="40" w:type="dxa"/>
-              <w:right w:w="80" w:type="dxa"/>
-            </w:tcMar>
-          </w:tcPr>
-          <w:p>
-            <w:pPr>
-              <w:jc w:val="center"/>
-            </w:pPr>
-            <w:r>
-              <w:rPr>
-                <w:sz w:val="18"/>
-                <w:szCs w:val="18"/>
-                <w:highlight w:val="yellow"/>
-              </w:rPr>
-              <w:t>SI</w:t>
-            </w:r>
-            <w:r>
-              <w:rPr>
-                <w:sz w:val="18"/>
-                <w:szCs w:val="18"/>
-              </w:rPr>
-              <w:t xml:space="preserve"> </w:t>
-            </w:r>
-          </w:p>
-        </w:tc>
-        <w:tc>
-          <w:tcPr>
-            <w:tcW w:w="1120" w:type="dxa"/>
-            <w:shd w:val="clear" w:color="auto" w:fill="EEF3FA"/>
-            <w:tcMar>
-              <w:top w:w="40" w:type="dxa"/>
-              <w:left w:w="80" w:type="dxa"/>
-              <w:bottom w:w="40" w:type="dxa"/>
-              <w:right w:w="80" w:type="dxa"/>
-            </w:tcMar>
-          </w:tcPr>
-          <w:p>
-            <w:pPr>
-              <w:jc w:val="center"/>
-            </w:pPr>
-            <w:r>
-              <w:rPr>
-                <w:sz w:val="18"/>
-                <w:szCs w:val="18"/>
-                <w:highlight w:val="yellow"/>
-              </w:rPr>
-              <w:t>SI</w:t>
-            </w:r>
-          </w:p>
-        </w:tc>
-        <w:tc>
-          <w:tcPr>
-            <w:tcW w:w="900" w:type="dxa"/>
-            <w:shd w:val="clear" w:color="auto" w:fill="EEF3FA"/>
-            <w:tcMar>
-              <w:top w:w="40" w:type="dxa"/>
-              <w:left w:w="80" w:type="dxa"/>
-              <w:bottom w:w="40" w:type="dxa"/>
-              <w:right w:w="80" w:type="dxa"/>
-            </w:tcMar>
-          </w:tcPr>
-          <w:p>
-            <w:pPr>
-              <w:jc w:val="center"/>
-            </w:pPr>
-            <w:r>
-              <w:rPr>
-                <w:sz w:val="18"/>
-                <w:szCs w:val="18"/>
-                <w:highlight w:val="yellow"/>
-              </w:rPr>
-              <w:t>SI</w:t>
-            </w:r>
-          </w:p>
-        </w:tc>
-        <w:tc>
-          <w:tcPr>
-            <w:tcW w:w="1120" w:type="dxa"/>
-            <w:shd w:val="clear" w:color="auto" w:fill="EEF3FA"/>
-            <w:tcMar>
-              <w:top w:w="40" w:type="dxa"/>
-              <w:left w:w="80" w:type="dxa"/>
-              <w:bottom w:w="40" w:type="dxa"/>
-              <w:right w:w="80" w:type="dxa"/>
-            </w:tcMar>
-          </w:tcPr>
-          <w:p>
-            <w:pPr>
-              <w:jc w:val="center"/>
-            </w:pPr>
-            <w:r>
-              <w:rPr>
-                <w:sz w:val="18"/>
-                <w:szCs w:val="18"/>
-              </w:rPr>
-              <w:t>SI</w:t>
-            </w:r>
-          </w:p>
-        </w:tc>
-        <w:tc>
-          <w:tcPr>
-            <w:tcW w:w="900" w:type="dxa"/>
-            <w:shd w:val="clear" w:color="auto" w:fill="EEF3FA"/>
-            <w:tcMar>
-              <w:top w:w="40" w:type="dxa"/>
-              <w:left w:w="80" w:type="dxa"/>
-              <w:bottom w:w="40" w:type="dxa"/>
-              <w:right w:w="80" w:type="dxa"/>
-            </w:tcMar>
-          </w:tcPr>
-          <w:p>
-            <w:pPr>
-              <w:jc w:val="center"/>
-            </w:pPr>
-            <w:r>
-              <w:rPr>
-                <w:sz w:val="18"/>
-                <w:szCs w:val="18"/>
-              </w:rPr>
-              <w:t>SI</w:t>
-            </w:r>
-          </w:p>
-        </w:tc>
-        <w:tc>
-          <w:tcPr>
-            <w:tcW w:w="1000" w:type="dxa"/>
-            <w:shd w:val="clear" w:color="auto" w:fill="EEF3FA"/>
-            <w:tcMar>
-              <w:top w:w="40" w:type="dxa"/>
-              <w:left w:w="80" w:type="dxa"/>
-              <w:bottom w:w="40" w:type="dxa"/>
-              <w:right w:w="80" w:type="dxa"/>
-            </w:tcMar>
-          </w:tcPr>
-          <w:p>
-            <w:pPr>
-              <w:jc w:val="center"/>
-            </w:pPr>
-            <w:r>
-              <w:rPr>
-                <w:sz w:val="18"/>
-                <w:szCs w:val="18"/>
-              </w:rPr>
-              <w:t>SI</w:t>
-            </w:r>
-          </w:p>
-        </w:tc>
-        <w:tc>
-          <w:tcPr>
-            <w:tcW w:w="1000" w:type="dxa"/>
-            <w:shd w:val="clear" w:color="auto" w:fill="EEF3FA"/>
+              <w:t>Reportes regionales</w:t>
+            </w:r>
+          </w:p>
+        </w:tc>
+        <w:tc>
+          <w:tcPr>
+            <w:tcW w:w="1240" w:type="dxa"/>
+            <w:tcMar>
+              <w:top w:w="40" w:type="dxa"/>
+              <w:left w:w="80" w:type="dxa"/>
+              <w:bottom w:w="40" w:type="dxa"/>
+              <w:right w:w="80" w:type="dxa"/>
+            </w:tcMar>
+          </w:tcPr>
+          <w:p>
+            <w:pPr>
+              <w:jc w:val="center"/>
+            </w:pPr>
+            <w:r>
+              <w:rPr>
+                <w:sz w:val="18"/>
+                <w:szCs w:val="18"/>
+              </w:rPr>
+              <w:t>SI</w:t>
+            </w:r>
+          </w:p>
+        </w:tc>
+        <w:tc>
+          <w:tcPr>
+            <w:tcW w:w="1075" w:type="dxa"/>
+            <w:tcMar>
+              <w:top w:w="40" w:type="dxa"/>
+              <w:left w:w="80" w:type="dxa"/>
+              <w:bottom w:w="40" w:type="dxa"/>
+              <w:right w:w="80" w:type="dxa"/>
+            </w:tcMar>
+          </w:tcPr>
+          <w:p>
+            <w:pPr>
+              <w:jc w:val="center"/>
+            </w:pPr>
+            <w:r>
+              <w:rPr>
+                <w:sz w:val="18"/>
+                <w:szCs w:val="18"/>
+              </w:rPr>
+              <w:t>SI</w:t>
+            </w:r>
+          </w:p>
+        </w:tc>
+        <w:tc>
+          <w:tcPr>
+            <w:tcW w:w="1011" w:type="dxa"/>
+            <w:tcMar>
+              <w:top w:w="40" w:type="dxa"/>
+              <w:left w:w="80" w:type="dxa"/>
+              <w:bottom w:w="40" w:type="dxa"/>
+              <w:right w:w="80" w:type="dxa"/>
+            </w:tcMar>
+          </w:tcPr>
+          <w:p>
+            <w:pPr>
+              <w:jc w:val="center"/>
+            </w:pPr>
+            <w:r>
+              <w:rPr>
+                <w:sz w:val="18"/>
+                <w:szCs w:val="18"/>
+              </w:rPr>
+              <w:t>SI</w:t>
+            </w:r>
+          </w:p>
+        </w:tc>
+        <w:tc>
+          <w:tcPr>
+            <w:tcW w:w="1081" w:type="dxa"/>
+            <w:tcMar>
+              <w:top w:w="40" w:type="dxa"/>
+              <w:left w:w="80" w:type="dxa"/>
+              <w:bottom w:w="40" w:type="dxa"/>
+              <w:right w:w="80" w:type="dxa"/>
+            </w:tcMar>
+          </w:tcPr>
+          <w:p>
+            <w:pPr>
+              <w:jc w:val="center"/>
+            </w:pPr>
+            <w:r>
+              <w:rPr>
+                <w:sz w:val="18"/>
+                <w:szCs w:val="18"/>
+              </w:rPr>
+              <w:t>SI</w:t>
+            </w:r>
+          </w:p>
+        </w:tc>
+        <w:tc>
+          <w:tcPr>
+            <w:tcW w:w="890" w:type="dxa"/>
+            <w:tcMar>
+              <w:top w:w="40" w:type="dxa"/>
+              <w:left w:w="80" w:type="dxa"/>
+              <w:bottom w:w="40" w:type="dxa"/>
+              <w:right w:w="80" w:type="dxa"/>
+            </w:tcMar>
+          </w:tcPr>
+          <w:p>
+            <w:pPr>
+              <w:jc w:val="center"/>
+            </w:pPr>
+            <w:r>
+              <w:rPr>
+                <w:sz w:val="18"/>
+                <w:szCs w:val="18"/>
+              </w:rPr>
+              <w:t>SI</w:t>
+            </w:r>
+          </w:p>
+        </w:tc>
+        <w:tc>
+          <w:tcPr>
+            <w:tcW w:w="979" w:type="dxa"/>
+            <w:tcMar>
+              <w:top w:w="40" w:type="dxa"/>
+              <w:left w:w="80" w:type="dxa"/>
+              <w:bottom w:w="40" w:type="dxa"/>
+              <w:right w:w="80" w:type="dxa"/>
+            </w:tcMar>
+          </w:tcPr>
+          <w:p>
+            <w:pPr>
+              <w:jc w:val="center"/>
+            </w:pPr>
+            <w:r>
+              <w:rPr>
+                <w:sz w:val="18"/>
+                <w:szCs w:val="18"/>
+              </w:rPr>
+              <w:t>SI</w:t>
+            </w:r>
+          </w:p>
+        </w:tc>
+        <w:tc>
+          <w:tcPr>
+            <w:tcW w:w="979" w:type="dxa"/>
             <w:tcMar>
               <w:top w:w="40" w:type="dxa"/>
               <w:left w:w="80" w:type="dxa"/>
@@ -4524,7 +5306,8 @@
       <w:tr>
         <w:tc>
           <w:tcPr>
-            <w:tcW w:w="2400" w:type="dxa"/>
+            <w:tcW w:w="2305" w:type="dxa"/>
+            <w:shd w:val="clear" w:color="auto" w:fill="EEF3FA"/>
             <w:tcMar>
               <w:top w:w="40" w:type="dxa"/>
               <w:left w:w="80" w:type="dxa"/>
@@ -4540,151 +5323,158 @@
                 <w:sz w:val="18"/>
                 <w:szCs w:val="18"/>
               </w:rPr>
-              <w:t>Reportes locales</w:t>
-            </w:r>
-          </w:p>
-        </w:tc>
-        <w:tc>
-          <w:tcPr>
-            <w:tcW w:w="1120" w:type="dxa"/>
-            <w:tcMar>
-              <w:top w:w="40" w:type="dxa"/>
-              <w:left w:w="80" w:type="dxa"/>
-              <w:bottom w:w="40" w:type="dxa"/>
-              <w:right w:w="80" w:type="dxa"/>
-            </w:tcMar>
-          </w:tcPr>
-          <w:p>
-            <w:pPr>
-              <w:jc w:val="center"/>
-            </w:pPr>
-            <w:r>
-              <w:rPr>
-                <w:sz w:val="18"/>
-                <w:szCs w:val="18"/>
-              </w:rPr>
-              <w:t>SI</w:t>
-            </w:r>
-          </w:p>
-        </w:tc>
-        <w:tc>
-          <w:tcPr>
-            <w:tcW w:w="1120" w:type="dxa"/>
-            <w:tcMar>
-              <w:top w:w="40" w:type="dxa"/>
-              <w:left w:w="80" w:type="dxa"/>
-              <w:bottom w:w="40" w:type="dxa"/>
-              <w:right w:w="80" w:type="dxa"/>
-            </w:tcMar>
-          </w:tcPr>
-          <w:p>
-            <w:pPr>
-              <w:jc w:val="center"/>
-            </w:pPr>
-            <w:r>
-              <w:rPr>
-                <w:sz w:val="18"/>
-                <w:szCs w:val="18"/>
-              </w:rPr>
-              <w:t>SI</w:t>
-            </w:r>
-          </w:p>
-        </w:tc>
-        <w:tc>
-          <w:tcPr>
-            <w:tcW w:w="900" w:type="dxa"/>
-            <w:tcMar>
-              <w:top w:w="40" w:type="dxa"/>
-              <w:left w:w="80" w:type="dxa"/>
-              <w:bottom w:w="40" w:type="dxa"/>
-              <w:right w:w="80" w:type="dxa"/>
-            </w:tcMar>
-          </w:tcPr>
-          <w:p>
-            <w:pPr>
-              <w:jc w:val="center"/>
-            </w:pPr>
-            <w:r>
-              <w:rPr>
-                <w:sz w:val="18"/>
-                <w:szCs w:val="18"/>
-              </w:rPr>
-              <w:t>SI</w:t>
-            </w:r>
-          </w:p>
-        </w:tc>
-        <w:tc>
-          <w:tcPr>
-            <w:tcW w:w="1120" w:type="dxa"/>
-            <w:tcMar>
-              <w:top w:w="40" w:type="dxa"/>
-              <w:left w:w="80" w:type="dxa"/>
-              <w:bottom w:w="40" w:type="dxa"/>
-              <w:right w:w="80" w:type="dxa"/>
-            </w:tcMar>
-          </w:tcPr>
-          <w:p>
-            <w:pPr>
-              <w:jc w:val="center"/>
-            </w:pPr>
-            <w:r>
-              <w:rPr>
-                <w:sz w:val="18"/>
-                <w:szCs w:val="18"/>
-              </w:rPr>
-              <w:t>SI</w:t>
-            </w:r>
-          </w:p>
-        </w:tc>
-        <w:tc>
-          <w:tcPr>
-            <w:tcW w:w="900" w:type="dxa"/>
-            <w:tcMar>
-              <w:top w:w="40" w:type="dxa"/>
-              <w:left w:w="80" w:type="dxa"/>
-              <w:bottom w:w="40" w:type="dxa"/>
-              <w:right w:w="80" w:type="dxa"/>
-            </w:tcMar>
-          </w:tcPr>
-          <w:p>
-            <w:pPr>
-              <w:jc w:val="center"/>
-            </w:pPr>
-            <w:r>
-              <w:rPr>
-                <w:sz w:val="18"/>
-                <w:szCs w:val="18"/>
-              </w:rPr>
-              <w:t>SI</w:t>
-            </w:r>
-          </w:p>
-        </w:tc>
-        <w:tc>
-          <w:tcPr>
-            <w:tcW w:w="1000" w:type="dxa"/>
-            <w:tcMar>
-              <w:top w:w="40" w:type="dxa"/>
-              <w:left w:w="80" w:type="dxa"/>
-              <w:bottom w:w="40" w:type="dxa"/>
-              <w:right w:w="80" w:type="dxa"/>
-            </w:tcMar>
-          </w:tcPr>
-          <w:p>
-            <w:pPr>
-              <w:jc w:val="center"/>
-            </w:pPr>
-            <w:r>
-              <w:rPr>
-                <w:sz w:val="18"/>
-                <w:szCs w:val="18"/>
-              </w:rPr>
-              <w:t>SI</w:t>
-            </w:r>
-          </w:p>
-        </w:tc>
-        <w:tc>
-          <w:tcPr>
-            <w:tcW w:w="1000" w:type="dxa"/>
+              <w:t>Reportes nacionales</w:t>
+            </w:r>
+          </w:p>
+        </w:tc>
+        <w:tc>
+          <w:tcPr>
+            <w:tcW w:w="1240" w:type="dxa"/>
+            <w:shd w:val="clear" w:color="auto" w:fill="EEF3FA"/>
+            <w:tcMar>
+              <w:top w:w="40" w:type="dxa"/>
+              <w:left w:w="80" w:type="dxa"/>
+              <w:bottom w:w="40" w:type="dxa"/>
+              <w:right w:w="80" w:type="dxa"/>
+            </w:tcMar>
+          </w:tcPr>
+          <w:p>
+            <w:pPr>
+              <w:jc w:val="center"/>
+            </w:pPr>
+            <w:r>
+              <w:rPr>
+                <w:sz w:val="18"/>
+                <w:szCs w:val="18"/>
+              </w:rPr>
+              <w:t>SI</w:t>
+            </w:r>
+          </w:p>
+        </w:tc>
+        <w:tc>
+          <w:tcPr>
+            <w:tcW w:w="1075" w:type="dxa"/>
+            <w:shd w:val="clear" w:color="auto" w:fill="EEF3FA"/>
+            <w:tcMar>
+              <w:top w:w="40" w:type="dxa"/>
+              <w:left w:w="80" w:type="dxa"/>
+              <w:bottom w:w="40" w:type="dxa"/>
+              <w:right w:w="80" w:type="dxa"/>
+            </w:tcMar>
+          </w:tcPr>
+          <w:p>
+            <w:pPr>
+              <w:jc w:val="center"/>
+            </w:pPr>
+            <w:r>
+              <w:rPr>
+                <w:sz w:val="18"/>
+                <w:szCs w:val="18"/>
+              </w:rPr>
+              <w:t>SI</w:t>
+            </w:r>
+          </w:p>
+        </w:tc>
+        <w:tc>
+          <w:tcPr>
+            <w:tcW w:w="1011" w:type="dxa"/>
+            <w:shd w:val="clear" w:color="auto" w:fill="EEF3FA"/>
+            <w:tcMar>
+              <w:top w:w="40" w:type="dxa"/>
+              <w:left w:w="80" w:type="dxa"/>
+              <w:bottom w:w="40" w:type="dxa"/>
+              <w:right w:w="80" w:type="dxa"/>
+            </w:tcMar>
+          </w:tcPr>
+          <w:p>
+            <w:pPr>
+              <w:jc w:val="center"/>
+            </w:pPr>
+            <w:r>
+              <w:rPr>
+                <w:sz w:val="18"/>
+                <w:szCs w:val="18"/>
+              </w:rPr>
+              <w:t>SI</w:t>
+            </w:r>
+          </w:p>
+        </w:tc>
+        <w:tc>
+          <w:tcPr>
+            <w:tcW w:w="1081" w:type="dxa"/>
+            <w:shd w:val="clear" w:color="auto" w:fill="EEF3FA"/>
+            <w:tcMar>
+              <w:top w:w="40" w:type="dxa"/>
+              <w:left w:w="80" w:type="dxa"/>
+              <w:bottom w:w="40" w:type="dxa"/>
+              <w:right w:w="80" w:type="dxa"/>
+            </w:tcMar>
+          </w:tcPr>
+          <w:p>
+            <w:pPr>
+              <w:jc w:val="center"/>
+            </w:pPr>
+            <w:r>
+              <w:rPr>
+                <w:sz w:val="18"/>
+                <w:szCs w:val="18"/>
+              </w:rPr>
+              <w:t>SI</w:t>
+            </w:r>
+          </w:p>
+        </w:tc>
+        <w:tc>
+          <w:tcPr>
+            <w:tcW w:w="890" w:type="dxa"/>
+            <w:shd w:val="clear" w:color="auto" w:fill="EEF3FA"/>
+            <w:tcMar>
+              <w:top w:w="40" w:type="dxa"/>
+              <w:left w:w="80" w:type="dxa"/>
+              <w:bottom w:w="40" w:type="dxa"/>
+              <w:right w:w="80" w:type="dxa"/>
+            </w:tcMar>
+          </w:tcPr>
+          <w:p>
+            <w:pPr>
+              <w:jc w:val="center"/>
+            </w:pPr>
+            <w:r>
+              <w:rPr>
+                <w:sz w:val="18"/>
+                <w:szCs w:val="18"/>
+              </w:rPr>
+              <w:t>SI</w:t>
+            </w:r>
+          </w:p>
+        </w:tc>
+        <w:tc>
+          <w:tcPr>
+            <w:tcW w:w="979" w:type="dxa"/>
+            <w:shd w:val="clear" w:color="auto" w:fill="EEF3FA"/>
+            <w:tcMar>
+              <w:top w:w="40" w:type="dxa"/>
+              <w:left w:w="80" w:type="dxa"/>
+              <w:bottom w:w="40" w:type="dxa"/>
+              <w:right w:w="80" w:type="dxa"/>
+            </w:tcMar>
+          </w:tcPr>
+          <w:p>
+            <w:pPr>
+              <w:jc w:val="center"/>
+            </w:pPr>
+            <w:r>
+              <w:rPr>
+                <w:sz w:val="18"/>
+                <w:szCs w:val="18"/>
+              </w:rPr>
+              <w:t>SI</w:t>
+            </w:r>
+          </w:p>
+        </w:tc>
+        <w:tc>
+          <w:tcPr>
+            <w:tcW w:w="979" w:type="dxa"/>
+            <w:shd w:val="clear" w:color="auto" w:fill="EEF3FA"/>
             <w:tcMar>
               <w:top w:w="40" w:type="dxa"/>
               <w:left w:w="80" w:type="dxa"/>
@@ -4709,8 +5499,7 @@
       <w:tr>
         <w:tc>
           <w:tcPr>
-            <w:tcW w:w="2400" w:type="dxa"/>
-            <w:shd w:val="clear" w:color="auto" w:fill="EEF3FA"/>
+            <w:tcW w:w="2305" w:type="dxa"/>
             <w:tcMar>
               <w:top w:w="40" w:type="dxa"/>
               <w:left w:w="80" w:type="dxa"/>
@@ -4726,85 +5515,83 @@
                 <w:sz w:val="18"/>
                 <w:szCs w:val="18"/>
               </w:rPr>
-              <w:t>Reportes seccionales</w:t>
-            </w:r>
-          </w:p>
-        </w:tc>
-        <w:tc>
-          <w:tcPr>
-            <w:tcW w:w="1120" w:type="dxa"/>
-            <w:shd w:val="clear" w:color="auto" w:fill="EEF3FA"/>
-            <w:tcMar>
-              <w:top w:w="40" w:type="dxa"/>
-              <w:left w:w="80" w:type="dxa"/>
-              <w:bottom w:w="40" w:type="dxa"/>
-              <w:right w:w="80" w:type="dxa"/>
-            </w:tcMar>
-          </w:tcPr>
-          <w:p>
-            <w:pPr>
-              <w:jc w:val="center"/>
-            </w:pPr>
-            <w:r>
-              <w:rPr>
-                <w:sz w:val="18"/>
-                <w:szCs w:val="18"/>
-              </w:rPr>
-              <w:t>SI</w:t>
-            </w:r>
-          </w:p>
-        </w:tc>
-        <w:tc>
-          <w:tcPr>
-            <w:tcW w:w="1120" w:type="dxa"/>
-            <w:shd w:val="clear" w:color="auto" w:fill="EEF3FA"/>
-            <w:tcMar>
-              <w:top w:w="40" w:type="dxa"/>
-              <w:left w:w="80" w:type="dxa"/>
-              <w:bottom w:w="40" w:type="dxa"/>
-              <w:right w:w="80" w:type="dxa"/>
-            </w:tcMar>
-          </w:tcPr>
-          <w:p>
-            <w:pPr>
-              <w:jc w:val="center"/>
-            </w:pPr>
-            <w:r>
-              <w:rPr>
-                <w:sz w:val="18"/>
-                <w:szCs w:val="18"/>
-              </w:rPr>
-              <w:t>SI</w:t>
-            </w:r>
-          </w:p>
-        </w:tc>
-        <w:tc>
-          <w:tcPr>
-            <w:tcW w:w="900" w:type="dxa"/>
-            <w:shd w:val="clear" w:color="auto" w:fill="EEF3FA"/>
-            <w:tcMar>
-              <w:top w:w="40" w:type="dxa"/>
-              <w:left w:w="80" w:type="dxa"/>
-              <w:bottom w:w="40" w:type="dxa"/>
-              <w:right w:w="80" w:type="dxa"/>
-            </w:tcMar>
-          </w:tcPr>
-          <w:p>
-            <w:pPr>
-              <w:jc w:val="center"/>
-            </w:pPr>
-            <w:r>
-              <w:rPr>
-                <w:sz w:val="18"/>
-                <w:szCs w:val="18"/>
-              </w:rPr>
-              <w:t>SI</w:t>
-            </w:r>
-          </w:p>
-        </w:tc>
-        <w:tc>
-          <w:tcPr>
-            <w:tcW w:w="1120" w:type="dxa"/>
+              <w:t>Enviar correos</w:t>
+            </w:r>
+          </w:p>
+        </w:tc>
+        <w:tc>
+          <w:tcPr>
+            <w:tcW w:w="1240" w:type="dxa"/>
+            <w:tcMar>
+              <w:top w:w="40" w:type="dxa"/>
+              <w:left w:w="80" w:type="dxa"/>
+              <w:bottom w:w="40" w:type="dxa"/>
+              <w:right w:w="80" w:type="dxa"/>
+            </w:tcMar>
+          </w:tcPr>
+          <w:p>
+            <w:pPr>
+              <w:jc w:val="center"/>
+            </w:pPr>
+            <w:r>
+              <w:rPr>
+                <w:sz w:val="18"/>
+                <w:szCs w:val="18"/>
+                <w:highlight w:val="yellow"/>
+              </w:rPr>
+              <w:t>SI</w:t>
+            </w:r>
+          </w:p>
+        </w:tc>
+        <w:tc>
+          <w:tcPr>
+            <w:tcW w:w="1075" w:type="dxa"/>
+            <w:tcMar>
+              <w:top w:w="40" w:type="dxa"/>
+              <w:left w:w="80" w:type="dxa"/>
+              <w:bottom w:w="40" w:type="dxa"/>
+              <w:right w:w="80" w:type="dxa"/>
+            </w:tcMar>
+          </w:tcPr>
+          <w:p>
+            <w:pPr>
+              <w:jc w:val="center"/>
+            </w:pPr>
+            <w:r>
+              <w:rPr>
+                <w:sz w:val="18"/>
+                <w:szCs w:val="18"/>
+              </w:rPr>
+              <w:t>SI</w:t>
+            </w:r>
+          </w:p>
+        </w:tc>
+        <w:tc>
+          <w:tcPr>
+            <w:tcW w:w="1011" w:type="dxa"/>
+            <w:tcMar>
+              <w:top w:w="40" w:type="dxa"/>
+              <w:left w:w="80" w:type="dxa"/>
+              <w:bottom w:w="40" w:type="dxa"/>
+              <w:right w:w="80" w:type="dxa"/>
+            </w:tcMar>
+          </w:tcPr>
+          <w:p>
+            <w:pPr>
+              <w:jc w:val="center"/>
+            </w:pPr>
+            <w:r>
+              <w:rPr>
+                <w:sz w:val="18"/>
+                <w:szCs w:val="18"/>
+              </w:rPr>
+              <w:t>SI</w:t>
+            </w:r>
+          </w:p>
+        </w:tc>
+        <w:tc>
+          <w:tcPr>
+            <w:tcW w:w="1081" w:type="dxa"/>
             <w:shd w:val="clear" w:color="auto" w:fill="FBE7E7"/>
             <w:tcMar>
               <w:top w:w="40" w:type="dxa"/>
@@ -4828,56 +5615,53 @@
         </w:tc>
         <w:tc>
           <w:tcPr>
-            <w:tcW w:w="900" w:type="dxa"/>
-            <w:shd w:val="clear" w:color="auto" w:fill="EEF3FA"/>
-            <w:tcMar>
-              <w:top w:w="40" w:type="dxa"/>
-              <w:left w:w="80" w:type="dxa"/>
-              <w:bottom w:w="40" w:type="dxa"/>
-              <w:right w:w="80" w:type="dxa"/>
-            </w:tcMar>
-          </w:tcPr>
-          <w:p>
-            <w:pPr>
-              <w:jc w:val="center"/>
-            </w:pPr>
-            <w:r>
-              <w:rPr>
-                <w:sz w:val="18"/>
-                <w:szCs w:val="18"/>
-              </w:rPr>
-              <w:t>SI</w:t>
-            </w:r>
-          </w:p>
-        </w:tc>
-        <w:tc>
-          <w:tcPr>
-            <w:tcW w:w="1000" w:type="dxa"/>
-            <w:shd w:val="clear" w:color="auto" w:fill="EEF3FA"/>
-            <w:tcMar>
-              <w:top w:w="40" w:type="dxa"/>
-              <w:left w:w="80" w:type="dxa"/>
-              <w:bottom w:w="40" w:type="dxa"/>
-              <w:right w:w="80" w:type="dxa"/>
-            </w:tcMar>
-          </w:tcPr>
-          <w:p>
-            <w:pPr>
-              <w:jc w:val="center"/>
-            </w:pPr>
-            <w:r>
-              <w:rPr>
-                <w:sz w:val="18"/>
-                <w:szCs w:val="18"/>
-              </w:rPr>
-              <w:t>SI</w:t>
-            </w:r>
-          </w:p>
-        </w:tc>
-        <w:tc>
-          <w:tcPr>
-            <w:tcW w:w="1000" w:type="dxa"/>
-            <w:shd w:val="clear" w:color="auto" w:fill="EEF3FA"/>
+            <w:tcW w:w="890" w:type="dxa"/>
+            <w:tcMar>
+              <w:top w:w="40" w:type="dxa"/>
+              <w:left w:w="80" w:type="dxa"/>
+              <w:bottom w:w="40" w:type="dxa"/>
+              <w:right w:w="80" w:type="dxa"/>
+            </w:tcMar>
+          </w:tcPr>
+          <w:p>
+            <w:pPr>
+              <w:jc w:val="center"/>
+            </w:pPr>
+            <w:r>
+              <w:rPr>
+                <w:sz w:val="18"/>
+                <w:szCs w:val="18"/>
+              </w:rPr>
+              <w:t>SI</w:t>
+            </w:r>
+          </w:p>
+        </w:tc>
+        <w:tc>
+          <w:tcPr>
+            <w:tcW w:w="979" w:type="dxa"/>
+            <w:tcMar>
+              <w:top w:w="40" w:type="dxa"/>
+              <w:left w:w="80" w:type="dxa"/>
+              <w:bottom w:w="40" w:type="dxa"/>
+              <w:right w:w="80" w:type="dxa"/>
+            </w:tcMar>
+          </w:tcPr>
+          <w:p>
+            <w:pPr>
+              <w:jc w:val="center"/>
+            </w:pPr>
+            <w:r>
+              <w:rPr>
+                <w:sz w:val="18"/>
+                <w:szCs w:val="18"/>
+              </w:rPr>
+              <w:t>SI</w:t>
+            </w:r>
+          </w:p>
+        </w:tc>
+        <w:tc>
+          <w:tcPr>
+            <w:tcW w:w="979" w:type="dxa"/>
             <w:tcMar>
               <w:top w:w="40" w:type="dxa"/>
               <w:left w:w="80" w:type="dxa"/>
@@ -4900,9 +5684,13 @@
         </w:tc>
       </w:tr>
       <w:tr>
-        <w:tc>
-          <w:tcPr>
-            <w:tcW w:w="2400" w:type="dxa"/>
+        <w:trPr>
+          <w:trHeight w:val="48"/>
+        </w:trPr>
+        <w:tc>
+          <w:tcPr>
+            <w:tcW w:w="2305" w:type="dxa"/>
+            <w:shd w:val="clear" w:color="auto" w:fill="EEF3FA"/>
             <w:tcMar>
               <w:top w:w="40" w:type="dxa"/>
               <w:left w:w="80" w:type="dxa"/>
@@ -4918,391 +5706,14 @@
                 <w:sz w:val="18"/>
                 <w:szCs w:val="18"/>
               </w:rPr>
-              <w:t>Reportes regionales</w:t>
-            </w:r>
-          </w:p>
-        </w:tc>
-        <w:tc>
-          <w:tcPr>
-            <w:tcW w:w="1120" w:type="dxa"/>
-            <w:tcMar>
-              <w:top w:w="40" w:type="dxa"/>
-              <w:left w:w="80" w:type="dxa"/>
-              <w:bottom w:w="40" w:type="dxa"/>
-              <w:right w:w="80" w:type="dxa"/>
-            </w:tcMar>
-          </w:tcPr>
-          <w:p>
-            <w:pPr>
-              <w:jc w:val="center"/>
-            </w:pPr>
-            <w:r>
-              <w:rPr>
-                <w:sz w:val="18"/>
-                <w:szCs w:val="18"/>
-              </w:rPr>
-              <w:t>SI</w:t>
-            </w:r>
-          </w:p>
-        </w:tc>
-        <w:tc>
-          <w:tcPr>
-            <w:tcW w:w="1120" w:type="dxa"/>
-            <w:tcMar>
-              <w:top w:w="40" w:type="dxa"/>
-              <w:left w:w="80" w:type="dxa"/>
-              <w:bottom w:w="40" w:type="dxa"/>
-              <w:right w:w="80" w:type="dxa"/>
-            </w:tcMar>
-          </w:tcPr>
-          <w:p>
-            <w:pPr>
-              <w:jc w:val="center"/>
-            </w:pPr>
-            <w:r>
-              <w:rPr>
-                <w:sz w:val="18"/>
-                <w:szCs w:val="18"/>
-              </w:rPr>
-              <w:t>SI</w:t>
-            </w:r>
-          </w:p>
-        </w:tc>
-        <w:tc>
-          <w:tcPr>
-            <w:tcW w:w="900" w:type="dxa"/>
-            <w:tcMar>
-              <w:top w:w="40" w:type="dxa"/>
-              <w:left w:w="80" w:type="dxa"/>
-              <w:bottom w:w="40" w:type="dxa"/>
-              <w:right w:w="80" w:type="dxa"/>
-            </w:tcMar>
-          </w:tcPr>
-          <w:p>
-            <w:pPr>
-              <w:jc w:val="center"/>
-            </w:pPr>
-            <w:r>
-              <w:rPr>
-                <w:sz w:val="18"/>
-                <w:szCs w:val="18"/>
-              </w:rPr>
-              <w:t>SI</w:t>
-            </w:r>
-          </w:p>
-        </w:tc>
-        <w:tc>
-          <w:tcPr>
-            <w:tcW w:w="1120" w:type="dxa"/>
-            <w:tcMar>
-              <w:top w:w="40" w:type="dxa"/>
-              <w:left w:w="80" w:type="dxa"/>
-              <w:bottom w:w="40" w:type="dxa"/>
-              <w:right w:w="80" w:type="dxa"/>
-            </w:tcMar>
-          </w:tcPr>
-          <w:p>
-            <w:pPr>
-              <w:jc w:val="center"/>
-            </w:pPr>
-            <w:r>
-              <w:rPr>
-                <w:sz w:val="18"/>
-                <w:szCs w:val="18"/>
-              </w:rPr>
-              <w:t>SI</w:t>
-            </w:r>
-          </w:p>
-        </w:tc>
-        <w:tc>
-          <w:tcPr>
-            <w:tcW w:w="900" w:type="dxa"/>
-            <w:tcMar>
-              <w:top w:w="40" w:type="dxa"/>
-              <w:left w:w="80" w:type="dxa"/>
-              <w:bottom w:w="40" w:type="dxa"/>
-              <w:right w:w="80" w:type="dxa"/>
-            </w:tcMar>
-          </w:tcPr>
-          <w:p>
-            <w:pPr>
-              <w:jc w:val="center"/>
-            </w:pPr>
-            <w:r>
-              <w:rPr>
-                <w:sz w:val="18"/>
-                <w:szCs w:val="18"/>
-              </w:rPr>
-              <w:t>SI</w:t>
-            </w:r>
-          </w:p>
-        </w:tc>
-        <w:tc>
-          <w:tcPr>
-            <w:tcW w:w="1000" w:type="dxa"/>
-            <w:tcMar>
-              <w:top w:w="40" w:type="dxa"/>
-              <w:left w:w="80" w:type="dxa"/>
-              <w:bottom w:w="40" w:type="dxa"/>
-              <w:right w:w="80" w:type="dxa"/>
-            </w:tcMar>
-          </w:tcPr>
-          <w:p>
-            <w:pPr>
-              <w:jc w:val="center"/>
-            </w:pPr>
-            <w:r>
-              <w:rPr>
-                <w:sz w:val="18"/>
-                <w:szCs w:val="18"/>
-              </w:rPr>
-              <w:t>SI</w:t>
-            </w:r>
-          </w:p>
-        </w:tc>
-        <w:tc>
-          <w:tcPr>
-            <w:tcW w:w="1000" w:type="dxa"/>
-            <w:tcMar>
-              <w:top w:w="40" w:type="dxa"/>
-              <w:left w:w="80" w:type="dxa"/>
-              <w:bottom w:w="40" w:type="dxa"/>
-              <w:right w:w="80" w:type="dxa"/>
-            </w:tcMar>
-          </w:tcPr>
-          <w:p>
-            <w:pPr>
-              <w:jc w:val="center"/>
-            </w:pPr>
-            <w:r>
-              <w:rPr>
-                <w:sz w:val="18"/>
-                <w:szCs w:val="18"/>
-              </w:rPr>
-              <w:t>SI</w:t>
-            </w:r>
-          </w:p>
-        </w:tc>
-      </w:tr>
-      <w:tr>
-        <w:tc>
-          <w:tcPr>
-            <w:tcW w:w="2400" w:type="dxa"/>
-            <w:shd w:val="clear" w:color="auto" w:fill="EEF3FA"/>
-            <w:tcMar>
-              <w:top w:w="40" w:type="dxa"/>
-              <w:left w:w="80" w:type="dxa"/>
-              <w:bottom w:w="40" w:type="dxa"/>
-              <w:right w:w="80" w:type="dxa"/>
-            </w:tcMar>
-          </w:tcPr>
-          <w:p>
-            <w:r>
-              <w:rPr>
-                <w:b/>
-                <w:bCs/>
-                <w:sz w:val="18"/>
-                <w:szCs w:val="18"/>
-              </w:rPr>
-              <w:t>Reportes nacionales</w:t>
-            </w:r>
-          </w:p>
-        </w:tc>
-        <w:tc>
-          <w:tcPr>
-            <w:tcW w:w="1120" w:type="dxa"/>
-            <w:shd w:val="clear" w:color="auto" w:fill="EEF3FA"/>
-            <w:tcMar>
-              <w:top w:w="40" w:type="dxa"/>
-              <w:left w:w="80" w:type="dxa"/>
-              <w:bottom w:w="40" w:type="dxa"/>
-              <w:right w:w="80" w:type="dxa"/>
-            </w:tcMar>
-          </w:tcPr>
-          <w:p>
-            <w:pPr>
-              <w:jc w:val="center"/>
-            </w:pPr>
-            <w:r>
-              <w:rPr>
-                <w:sz w:val="18"/>
-                <w:szCs w:val="18"/>
-              </w:rPr>
-              <w:t>SI</w:t>
-            </w:r>
-          </w:p>
-        </w:tc>
-        <w:tc>
-          <w:tcPr>
-            <w:tcW w:w="1120" w:type="dxa"/>
-            <w:shd w:val="clear" w:color="auto" w:fill="EEF3FA"/>
-            <w:tcMar>
-              <w:top w:w="40" w:type="dxa"/>
-              <w:left w:w="80" w:type="dxa"/>
-              <w:bottom w:w="40" w:type="dxa"/>
-              <w:right w:w="80" w:type="dxa"/>
-            </w:tcMar>
-          </w:tcPr>
-          <w:p>
-            <w:pPr>
-              <w:jc w:val="center"/>
-            </w:pPr>
-            <w:r>
-              <w:rPr>
-                <w:sz w:val="18"/>
-                <w:szCs w:val="18"/>
-              </w:rPr>
-              <w:t>SI</w:t>
-            </w:r>
-          </w:p>
-        </w:tc>
-        <w:tc>
-          <w:tcPr>
-            <w:tcW w:w="900" w:type="dxa"/>
-            <w:shd w:val="clear" w:color="auto" w:fill="EEF3FA"/>
-            <w:tcMar>
-              <w:top w:w="40" w:type="dxa"/>
-              <w:left w:w="80" w:type="dxa"/>
-              <w:bottom w:w="40" w:type="dxa"/>
-              <w:right w:w="80" w:type="dxa"/>
-            </w:tcMar>
-          </w:tcPr>
-          <w:p>
-            <w:pPr>
-              <w:jc w:val="center"/>
-            </w:pPr>
-            <w:r>
-              <w:rPr>
-                <w:sz w:val="18"/>
-                <w:szCs w:val="18"/>
-              </w:rPr>
-              <w:t>SI</w:t>
-            </w:r>
-          </w:p>
-        </w:tc>
-        <w:tc>
-          <w:tcPr>
-            <w:tcW w:w="1120" w:type="dxa"/>
-            <w:shd w:val="clear" w:color="auto" w:fill="EEF3FA"/>
-            <w:tcMar>
-              <w:top w:w="40" w:type="dxa"/>
-              <w:left w:w="80" w:type="dxa"/>
-              <w:bottom w:w="40" w:type="dxa"/>
-              <w:right w:w="80" w:type="dxa"/>
-            </w:tcMar>
-          </w:tcPr>
-          <w:p>
-            <w:pPr>
-              <w:jc w:val="center"/>
-            </w:pPr>
-            <w:r>
-              <w:rPr>
-                <w:sz w:val="18"/>
-                <w:szCs w:val="18"/>
-              </w:rPr>
-              <w:t>SI</w:t>
-            </w:r>
-          </w:p>
-        </w:tc>
-        <w:tc>
-          <w:tcPr>
-            <w:tcW w:w="900" w:type="dxa"/>
-            <w:shd w:val="clear" w:color="auto" w:fill="EEF3FA"/>
-            <w:tcMar>
-              <w:top w:w="40" w:type="dxa"/>
-              <w:left w:w="80" w:type="dxa"/>
-              <w:bottom w:w="40" w:type="dxa"/>
-              <w:right w:w="80" w:type="dxa"/>
-            </w:tcMar>
-          </w:tcPr>
-          <w:p>
-            <w:pPr>
-              <w:jc w:val="center"/>
-            </w:pPr>
-            <w:r>
-              <w:rPr>
-                <w:sz w:val="18"/>
-                <w:szCs w:val="18"/>
-              </w:rPr>
-              <w:t>SI</w:t>
-            </w:r>
-          </w:p>
-        </w:tc>
-        <w:tc>
-          <w:tcPr>
-            <w:tcW w:w="1000" w:type="dxa"/>
-            <w:shd w:val="clear" w:color="auto" w:fill="EEF3FA"/>
-            <w:tcMar>
-              <w:top w:w="40" w:type="dxa"/>
-              <w:left w:w="80" w:type="dxa"/>
-              <w:bottom w:w="40" w:type="dxa"/>
-              <w:right w:w="80" w:type="dxa"/>
-            </w:tcMar>
-          </w:tcPr>
-          <w:p>
-            <w:pPr>
-              <w:jc w:val="center"/>
-            </w:pPr>
-            <w:r>
-              <w:rPr>
-                <w:sz w:val="18"/>
-                <w:szCs w:val="18"/>
-              </w:rPr>
-              <w:t>SI</w:t>
-            </w:r>
-          </w:p>
-        </w:tc>
-        <w:tc>
-          <w:tcPr>
-            <w:tcW w:w="1000" w:type="dxa"/>
-            <w:shd w:val="clear" w:color="auto" w:fill="EEF3FA"/>
-            <w:tcMar>
-              <w:top w:w="40" w:type="dxa"/>
-              <w:left w:w="80" w:type="dxa"/>
-              <w:bottom w:w="40" w:type="dxa"/>
-              <w:right w:w="80" w:type="dxa"/>
-            </w:tcMar>
-          </w:tcPr>
-          <w:p>
-            <w:pPr>
-              <w:jc w:val="center"/>
-            </w:pPr>
-            <w:r>
-              <w:rPr>
-                <w:sz w:val="18"/>
-                <w:szCs w:val="18"/>
-              </w:rPr>
-              <w:t>SI</w:t>
-            </w:r>
-          </w:p>
-        </w:tc>
-      </w:tr>
-      <w:tr>
-        <w:tc>
-          <w:tcPr>
-            <w:tcW w:w="2400" w:type="dxa"/>
-            <w:tcMar>
-              <w:top w:w="40" w:type="dxa"/>
-              <w:left w:w="80" w:type="dxa"/>
-              <w:bottom w:w="40" w:type="dxa"/>
-              <w:right w:w="80" w:type="dxa"/>
-            </w:tcMar>
-          </w:tcPr>
-          <w:p>
-            <w:r>
-              <w:rPr>
-                <w:b/>
-                <w:bCs/>
-                <w:sz w:val="18"/>
-                <w:szCs w:val="18"/>
-              </w:rPr>
-              <w:t>Enviar correos</w:t>
-            </w:r>
-          </w:p>
-        </w:tc>
-        <w:tc>
-          <w:tcPr>
-            <w:tcW w:w="1120" w:type="dxa"/>
+              <w:t>Tienda (ver/comprar)</w:t>
+            </w:r>
+          </w:p>
+        </w:tc>
+        <w:tc>
+          <w:tcPr>
+            <w:tcW w:w="1240" w:type="dxa"/>
+            <w:shd w:val="clear" w:color="auto" w:fill="EEF3FA"/>
             <w:tcMar>
               <w:top w:w="40" w:type="dxa"/>
               <w:left w:w="80" w:type="dxa"/>
@@ -5326,171 +5737,7 @@
         </w:tc>
         <w:tc>
           <w:tcPr>
-            <w:tcW w:w="1120" w:type="dxa"/>
-            <w:tcMar>
-              <w:top w:w="40" w:type="dxa"/>
-              <w:left w:w="80" w:type="dxa"/>
-              <w:bottom w:w="40" w:type="dxa"/>
-              <w:right w:w="80" w:type="dxa"/>
-            </w:tcMar>
-          </w:tcPr>
-          <w:p>
-            <w:pPr>
-              <w:jc w:val="center"/>
-            </w:pPr>
-            <w:r>
-              <w:rPr>
-                <w:sz w:val="18"/>
-                <w:szCs w:val="18"/>
-              </w:rPr>
-              <w:t>SI</w:t>
-            </w:r>
-          </w:p>
-        </w:tc>
-        <w:tc>
-          <w:tcPr>
-            <w:tcW w:w="900" w:type="dxa"/>
-            <w:tcMar>
-              <w:top w:w="40" w:type="dxa"/>
-              <w:left w:w="80" w:type="dxa"/>
-              <w:bottom w:w="40" w:type="dxa"/>
-              <w:right w:w="80" w:type="dxa"/>
-            </w:tcMar>
-          </w:tcPr>
-          <w:p>
-            <w:pPr>
-              <w:jc w:val="center"/>
-            </w:pPr>
-            <w:r>
-              <w:rPr>
-                <w:sz w:val="18"/>
-                <w:szCs w:val="18"/>
-              </w:rPr>
-              <w:t>SI</w:t>
-            </w:r>
-          </w:p>
-        </w:tc>
-        <w:tc>
-          <w:tcPr>
-            <w:tcW w:w="1120" w:type="dxa"/>
-            <w:shd w:val="clear" w:color="auto" w:fill="FBE7E7"/>
-            <w:tcMar>
-              <w:top w:w="40" w:type="dxa"/>
-              <w:left w:w="80" w:type="dxa"/>
-              <w:bottom w:w="40" w:type="dxa"/>
-              <w:right w:w="80" w:type="dxa"/>
-            </w:tcMar>
-          </w:tcPr>
-          <w:p>
-            <w:pPr>
-              <w:jc w:val="center"/>
-            </w:pPr>
-            <w:r>
-              <w:rPr>
-                <w:sz w:val="18"/>
-                <w:szCs w:val="18"/>
-              </w:rPr>
-              <w:t>NO</w:t>
-            </w:r>
-          </w:p>
-        </w:tc>
-        <w:tc>
-          <w:tcPr>
-            <w:tcW w:w="900" w:type="dxa"/>
-            <w:tcMar>
-              <w:top w:w="40" w:type="dxa"/>
-              <w:left w:w="80" w:type="dxa"/>
-              <w:bottom w:w="40" w:type="dxa"/>
-              <w:right w:w="80" w:type="dxa"/>
-            </w:tcMar>
-          </w:tcPr>
-          <w:p>
-            <w:pPr>
-              <w:jc w:val="center"/>
-            </w:pPr>
-            <w:r>
-              <w:rPr>
-                <w:sz w:val="18"/>
-                <w:szCs w:val="18"/>
-              </w:rPr>
-              <w:t>SI</w:t>
-            </w:r>
-          </w:p>
-        </w:tc>
-        <w:tc>
-          <w:tcPr>
-            <w:tcW w:w="1000" w:type="dxa"/>
-            <w:tcMar>
-              <w:top w:w="40" w:type="dxa"/>
-              <w:left w:w="80" w:type="dxa"/>
-              <w:bottom w:w="40" w:type="dxa"/>
-              <w:right w:w="80" w:type="dxa"/>
-            </w:tcMar>
-          </w:tcPr>
-          <w:p>
-            <w:pPr>
-              <w:jc w:val="center"/>
-            </w:pPr>
-            <w:r>
-              <w:rPr>
-                <w:sz w:val="18"/>
-                <w:szCs w:val="18"/>
-              </w:rPr>
-              <w:t>SI</w:t>
-            </w:r>
-          </w:p>
-        </w:tc>
-        <w:tc>
-          <w:tcPr>
-            <w:tcW w:w="1000" w:type="dxa"/>
-            <w:tcMar>
-              <w:top w:w="40" w:type="dxa"/>
-              <w:left w:w="80" w:type="dxa"/>
-              <w:bottom w:w="40" w:type="dxa"/>
-              <w:right w:w="80" w:type="dxa"/>
-            </w:tcMar>
-          </w:tcPr>
-          <w:p>
-            <w:pPr>
-              <w:jc w:val="center"/>
-            </w:pPr>
-            <w:r>
-              <w:rPr>
-                <w:sz w:val="18"/>
-                <w:szCs w:val="18"/>
-              </w:rPr>
-              <w:t>SI</w:t>
-            </w:r>
-          </w:p>
-        </w:tc>
-      </w:tr>
-      <w:tr>
-        <w:tc>
-          <w:tcPr>
-            <w:tcW w:w="2400" w:type="dxa"/>
-            <w:shd w:val="clear" w:color="auto" w:fill="EEF3FA"/>
-            <w:tcMar>
-              <w:top w:w="40" w:type="dxa"/>
-              <w:left w:w="80" w:type="dxa"/>
-              <w:bottom w:w="40" w:type="dxa"/>
-              <w:right w:w="80" w:type="dxa"/>
-            </w:tcMar>
-          </w:tcPr>
-          <w:p>
-            <w:r>
-              <w:rPr>
-                <w:b/>
-                <w:bCs/>
-                <w:sz w:val="18"/>
-                <w:szCs w:val="18"/>
-              </w:rPr>
-              <w:t>Tienda (ver/comprar)</w:t>
-            </w:r>
-          </w:p>
-        </w:tc>
-        <w:tc>
-          <w:tcPr>
-            <w:tcW w:w="1120" w:type="dxa"/>
+            <w:tcW w:w="1075" w:type="dxa"/>
             <w:shd w:val="clear" w:color="auto" w:fill="EEF3FA"/>
             <w:tcMar>
               <w:top w:w="40" w:type="dxa"/>
@@ -5515,7 +5762,7 @@
         </w:tc>
         <w:tc>
           <w:tcPr>
-            <w:tcW w:w="1120" w:type="dxa"/>
+            <w:tcW w:w="1011" w:type="dxa"/>
             <w:shd w:val="clear" w:color="auto" w:fill="EEF3FA"/>
             <w:tcMar>
               <w:top w:w="40" w:type="dxa"/>
@@ -5540,7 +5787,7 @@
         </w:tc>
         <w:tc>
           <w:tcPr>
-            <w:tcW w:w="900" w:type="dxa"/>
+            <w:tcW w:w="1081" w:type="dxa"/>
             <w:shd w:val="clear" w:color="auto" w:fill="EEF3FA"/>
             <w:tcMar>
               <w:top w:w="40" w:type="dxa"/>
@@ -5565,79 +5812,55 @@
         </w:tc>
         <w:tc>
           <w:tcPr>
-            <w:tcW w:w="1120" w:type="dxa"/>
-            <w:shd w:val="clear" w:color="auto" w:fill="EEF3FA"/>
-            <w:tcMar>
-              <w:top w:w="40" w:type="dxa"/>
-              <w:left w:w="80" w:type="dxa"/>
-              <w:bottom w:w="40" w:type="dxa"/>
-              <w:right w:w="80" w:type="dxa"/>
-            </w:tcMar>
-          </w:tcPr>
-          <w:p>
-            <w:pPr>
-              <w:jc w:val="center"/>
-            </w:pPr>
-            <w:r>
-              <w:rPr>
-                <w:sz w:val="18"/>
-                <w:szCs w:val="18"/>
-              </w:rPr>
-              <w:t>SI</w:t>
-            </w:r>
-          </w:p>
-        </w:tc>
-        <w:tc>
-          <w:tcPr>
-            <w:tcW w:w="900" w:type="dxa"/>
-            <w:shd w:val="clear" w:color="auto" w:fill="EEF3FA"/>
-            <w:tcMar>
-              <w:top w:w="40" w:type="dxa"/>
-              <w:left w:w="80" w:type="dxa"/>
-              <w:bottom w:w="40" w:type="dxa"/>
-              <w:right w:w="80" w:type="dxa"/>
-            </w:tcMar>
-          </w:tcPr>
-          <w:p>
-            <w:pPr>
-              <w:jc w:val="center"/>
-            </w:pPr>
-            <w:r>
-              <w:rPr>
-                <w:sz w:val="18"/>
-                <w:szCs w:val="18"/>
-              </w:rPr>
-              <w:t>SI</w:t>
-            </w:r>
-          </w:p>
-        </w:tc>
-        <w:tc>
-          <w:tcPr>
-            <w:tcW w:w="1000" w:type="dxa"/>
-            <w:shd w:val="clear" w:color="auto" w:fill="EEF3FA"/>
-            <w:tcMar>
-              <w:top w:w="40" w:type="dxa"/>
-              <w:left w:w="80" w:type="dxa"/>
-              <w:bottom w:w="40" w:type="dxa"/>
-              <w:right w:w="80" w:type="dxa"/>
-            </w:tcMar>
-          </w:tcPr>
-          <w:p>
-            <w:pPr>
-              <w:jc w:val="center"/>
-            </w:pPr>
-            <w:r>
-              <w:rPr>
-                <w:sz w:val="18"/>
-                <w:szCs w:val="18"/>
-              </w:rPr>
-              <w:t>SI</w:t>
-            </w:r>
-          </w:p>
-        </w:tc>
-        <w:tc>
-          <w:tcPr>
-            <w:tcW w:w="1000" w:type="dxa"/>
+            <w:tcW w:w="890" w:type="dxa"/>
+            <w:shd w:val="clear" w:color="auto" w:fill="EEF3FA"/>
+            <w:tcMar>
+              <w:top w:w="40" w:type="dxa"/>
+              <w:left w:w="80" w:type="dxa"/>
+              <w:bottom w:w="40" w:type="dxa"/>
+              <w:right w:w="80" w:type="dxa"/>
+            </w:tcMar>
+          </w:tcPr>
+          <w:p>
+            <w:pPr>
+              <w:jc w:val="center"/>
+            </w:pPr>
+            <w:r>
+              <w:rPr>
+                <w:sz w:val="18"/>
+                <w:szCs w:val="18"/>
+              </w:rPr>
+              <w:t>SI</w:t>
+            </w:r>
+          </w:p>
+        </w:tc>
+        <w:tc>
+          <w:tcPr>
+            <w:tcW w:w="979" w:type="dxa"/>
+            <w:shd w:val="clear" w:color="auto" w:fill="EEF3FA"/>
+            <w:tcMar>
+              <w:top w:w="40" w:type="dxa"/>
+              <w:left w:w="80" w:type="dxa"/>
+              <w:bottom w:w="40" w:type="dxa"/>
+              <w:right w:w="80" w:type="dxa"/>
+            </w:tcMar>
+          </w:tcPr>
+          <w:p>
+            <w:pPr>
+              <w:jc w:val="center"/>
+            </w:pPr>
+            <w:r>
+              <w:rPr>
+                <w:sz w:val="18"/>
+                <w:szCs w:val="18"/>
+              </w:rPr>
+              <w:t>SI</w:t>
+            </w:r>
+          </w:p>
+        </w:tc>
+        <w:tc>
+          <w:tcPr>
+            <w:tcW w:w="979" w:type="dxa"/>
             <w:shd w:val="clear" w:color="auto" w:fill="EEF3FA"/>
             <w:tcMar>
               <w:top w:w="40" w:type="dxa"/>
@@ -5741,6 +5964,7 @@
           <w:sz w:val="30"/>
           <w:szCs w:val="30"/>
         </w:rPr>
+        <w:lastRenderedPageBreak/>
         <w:t>2. Alcance (que datos ve cada quien)</w:t>
       </w:r>
     </w:p>
@@ -5758,7 +5982,6 @@
           <w:b/>
           <w:bCs/>
         </w:rPr>
-        <w:lastRenderedPageBreak/>
         <w:t xml:space="preserve">Coordinador Titular y Asistente: </w:t>
       </w:r>
       <w:r>
@@ -5774,25 +5997,34 @@
         </w:numPr>
         <w:spacing w:after="60"/>
       </w:pPr>
+      <w:proofErr w:type="spellStart"/>
       <w:r>
         <w:rPr>
           <w:b/>
           <w:bCs/>
         </w:rPr>
-        <w:t xml:space="preserve">Lider, </w:t>
-      </w:r>
+        <w:t>Lider</w:t>
+      </w:r>
+      <w:proofErr w:type="spellEnd"/>
       <w:r>
         <w:rPr>
           <w:b/>
           <w:bCs/>
         </w:rPr>
-        <w:t>Líder</w:t>
+        <w:t xml:space="preserve">, </w:t>
       </w:r>
       <w:r>
         <w:rPr>
           <w:b/>
           <w:bCs/>
         </w:rPr>
+        <w:t>Líder</w:t>
+      </w:r>
+      <w:r>
+        <w:rPr>
+          <w:b/>
+          <w:bCs/>
+        </w:rPr>
         <w:t xml:space="preserve"> Asistente y Consejo Destacamento: </w:t>
       </w:r>
       <w:r>
@@ -5808,7 +6040,15 @@
         <w:t>interactúan</w:t>
       </w:r>
       <w:r>
-        <w:t xml:space="preserve"> con la propia (las demas salen deshabilitadas).</w:t>
+        <w:t xml:space="preserve"> con la propia (las </w:t>
+      </w:r>
+      <w:proofErr w:type="spellStart"/>
+      <w:r>
+        <w:t>demas</w:t>
+      </w:r>
+      <w:proofErr w:type="spellEnd"/>
+      <w:r>
+        <w:t xml:space="preserve"> salen deshabilitadas).</w:t>
       </w:r>
     </w:p>
     <w:p>
@@ -5820,15 +6060,48 @@
         </w:numPr>
         <w:spacing w:after="60"/>
       </w:pPr>
+      <w:proofErr w:type="spellStart"/>
       <w:r>
         <w:rPr>
           <w:b/>
           <w:bCs/>
         </w:rPr>
-        <w:t xml:space="preserve">Lider de Grupo y Lider Asistente: </w:t>
-      </w:r>
-      <w:r>
-        <w:t>al editar tienen bloqueados los campos estructurales: destacamento, posicion en el destacamento, sexo e Instructor CI.</w:t>
+        <w:t>Lider</w:t>
+      </w:r>
+      <w:proofErr w:type="spellEnd"/>
+      <w:r>
+        <w:rPr>
+          <w:b/>
+          <w:bCs/>
+        </w:rPr>
+        <w:t xml:space="preserve"> de Grupo y </w:t>
+      </w:r>
+      <w:proofErr w:type="spellStart"/>
+      <w:r>
+        <w:rPr>
+          <w:b/>
+          <w:bCs/>
+        </w:rPr>
+        <w:t>Lider</w:t>
+      </w:r>
+      <w:proofErr w:type="spellEnd"/>
+      <w:r>
+        <w:rPr>
+          <w:b/>
+          <w:bCs/>
+        </w:rPr>
+        <w:t xml:space="preserve"> Asistente: </w:t>
+      </w:r>
+      <w:r>
+        <w:t xml:space="preserve">al editar tienen bloqueados los campos estructurales: destacamento, </w:t>
+      </w:r>
+      <w:proofErr w:type="spellStart"/>
+      <w:r>
+        <w:t>posicion</w:t>
+      </w:r>
+      <w:proofErr w:type="spellEnd"/>
+      <w:r>
+        <w:t xml:space="preserve"> en el destacamento, sexo e Instructor CI.</w:t>
       </w:r>
     </w:p>
     <w:p>
@@ -5858,7 +6131,25 @@
           <w:bCs/>
           <w:color w:val="1F4E79"/>
         </w:rPr>
-        <w:t>Las RECIBE el Coordinador (titular + asistente, via directiva)</w:t>
+        <w:t xml:space="preserve">Las RECIBE el Coordinador (titular + asistente, </w:t>
+      </w:r>
+      <w:proofErr w:type="spellStart"/>
+      <w:r>
+        <w:rPr>
+          <w:b/>
+          <w:bCs/>
+          <w:color w:val="1F4E79"/>
+        </w:rPr>
+        <w:t>via</w:t>
+      </w:r>
+      <w:proofErr w:type="spellEnd"/>
+      <w:r>
+        <w:rPr>
+          <w:b/>
+          <w:bCs/>
+          <w:color w:val="1F4E79"/>
+        </w:rPr>
+        <w:t xml:space="preserve"> directiva)</w:t>
       </w:r>
     </w:p>
     <w:tbl>
@@ -5985,7 +6276,27 @@
                 <w:sz w:val="18"/>
                 <w:szCs w:val="18"/>
               </w:rPr>
-              <w:t>Piden acceso a info personal de un miembro</w:t>
+              <w:t xml:space="preserve">Piden acceso a </w:t>
+            </w:r>
+            <w:proofErr w:type="spellStart"/>
+            <w:r>
+              <w:rPr>
+                <w:b/>
+                <w:bCs/>
+                <w:sz w:val="18"/>
+                <w:szCs w:val="18"/>
+              </w:rPr>
+              <w:t>info</w:t>
+            </w:r>
+            <w:proofErr w:type="spellEnd"/>
+            <w:r>
+              <w:rPr>
+                <w:b/>
+                <w:bCs/>
+                <w:sz w:val="18"/>
+                <w:szCs w:val="18"/>
+              </w:rPr>
+              <w:t xml:space="preserve"> personal de un miembro</w:t>
             </w:r>
           </w:p>
         </w:tc>
@@ -6003,6 +6314,7 @@
             <w:pPr>
               <w:jc w:val="center"/>
             </w:pPr>
+            <w:proofErr w:type="spellStart"/>
             <w:r>
               <w:rPr>
                 <w:sz w:val="18"/>
@@ -6010,6 +6322,7 @@
               </w:rPr>
               <w:t>solicitud_acceso_informacion_miembro</w:t>
             </w:r>
+            <w:proofErr w:type="spellEnd"/>
           </w:p>
         </w:tc>
         <w:tc>
@@ -6075,6 +6388,7 @@
             <w:pPr>
               <w:jc w:val="center"/>
             </w:pPr>
+            <w:proofErr w:type="spellStart"/>
             <w:r>
               <w:rPr>
                 <w:sz w:val="18"/>
@@ -6082,6 +6396,7 @@
               </w:rPr>
               <w:t>solicitud_acceso_dispensa_medica</w:t>
             </w:r>
+            <w:proofErr w:type="spellEnd"/>
           </w:p>
         </w:tc>
         <w:tc>
@@ -6146,6 +6461,7 @@
             <w:pPr>
               <w:jc w:val="center"/>
             </w:pPr>
+            <w:proofErr w:type="spellStart"/>
             <w:r>
               <w:rPr>
                 <w:sz w:val="18"/>
@@ -6153,6 +6469,7 @@
               </w:rPr>
               <w:t>solicitud_cambio_miembro</w:t>
             </w:r>
+            <w:proofErr w:type="spellEnd"/>
           </w:p>
         </w:tc>
         <w:tc>
@@ -6218,6 +6535,7 @@
             <w:pPr>
               <w:jc w:val="center"/>
             </w:pPr>
+            <w:proofErr w:type="spellStart"/>
             <w:r>
               <w:rPr>
                 <w:sz w:val="18"/>
@@ -6225,6 +6543,7 @@
               </w:rPr>
               <w:t>actualizacion_directa_miembro</w:t>
             </w:r>
+            <w:proofErr w:type="spellEnd"/>
           </w:p>
         </w:tc>
         <w:tc>
@@ -6289,6 +6608,7 @@
             <w:pPr>
               <w:jc w:val="center"/>
             </w:pPr>
+            <w:proofErr w:type="spellStart"/>
             <w:r>
               <w:rPr>
                 <w:sz w:val="18"/>
@@ -6296,6 +6616,7 @@
               </w:rPr>
               <w:t>cambio_estado_sistema_ascenso</w:t>
             </w:r>
+            <w:proofErr w:type="spellEnd"/>
           </w:p>
         </w:tc>
         <w:tc>
@@ -6342,7 +6663,27 @@
                 <w:sz w:val="18"/>
                 <w:szCs w:val="18"/>
               </w:rPr>
-              <w:t>Agregaron item en Sistema de Ascenso</w:t>
+              <w:t xml:space="preserve">Agregaron </w:t>
+            </w:r>
+            <w:proofErr w:type="spellStart"/>
+            <w:r>
+              <w:rPr>
+                <w:b/>
+                <w:bCs/>
+                <w:sz w:val="18"/>
+                <w:szCs w:val="18"/>
+              </w:rPr>
+              <w:t>item</w:t>
+            </w:r>
+            <w:proofErr w:type="spellEnd"/>
+            <w:r>
+              <w:rPr>
+                <w:b/>
+                <w:bCs/>
+                <w:sz w:val="18"/>
+                <w:szCs w:val="18"/>
+              </w:rPr>
+              <w:t xml:space="preserve"> en Sistema de Ascenso</w:t>
             </w:r>
           </w:p>
         </w:tc>
@@ -6361,6 +6702,7 @@
             <w:pPr>
               <w:jc w:val="center"/>
             </w:pPr>
+            <w:proofErr w:type="spellStart"/>
             <w:r>
               <w:rPr>
                 <w:sz w:val="18"/>
@@ -6368,6 +6710,7 @@
               </w:rPr>
               <w:t>ascenso_item_agregado</w:t>
             </w:r>
+            <w:proofErr w:type="spellEnd"/>
           </w:p>
         </w:tc>
         <w:tc>
@@ -6414,7 +6757,27 @@
                 <w:sz w:val="18"/>
                 <w:szCs w:val="18"/>
               </w:rPr>
-              <w:t>Piden sacar un item de "Completado"</w:t>
+              <w:t xml:space="preserve">Piden sacar un </w:t>
+            </w:r>
+            <w:proofErr w:type="spellStart"/>
+            <w:r>
+              <w:rPr>
+                <w:b/>
+                <w:bCs/>
+                <w:sz w:val="18"/>
+                <w:szCs w:val="18"/>
+              </w:rPr>
+              <w:t>item</w:t>
+            </w:r>
+            <w:proofErr w:type="spellEnd"/>
+            <w:r>
+              <w:rPr>
+                <w:b/>
+                <w:bCs/>
+                <w:sz w:val="18"/>
+                <w:szCs w:val="18"/>
+              </w:rPr>
+              <w:t xml:space="preserve"> de "Completado"</w:t>
             </w:r>
           </w:p>
         </w:tc>
@@ -6432,6 +6795,7 @@
             <w:pPr>
               <w:jc w:val="center"/>
             </w:pPr>
+            <w:proofErr w:type="spellStart"/>
             <w:r>
               <w:rPr>
                 <w:sz w:val="18"/>
@@ -6439,6 +6803,7 @@
               </w:rPr>
               <w:t>solicitud_cambio_estado_ascenso</w:t>
             </w:r>
+            <w:proofErr w:type="spellEnd"/>
           </w:p>
         </w:tc>
         <w:tc>
@@ -6496,8 +6861,21 @@
         </w:rPr>
         <w:t xml:space="preserve">Coordinador (al resolver): </w:t>
       </w:r>
-      <w:r>
-        <w:t>envia al solicitante el resultado de acceso a Dispensa Medica, cambio de estado de ascenso y solicitud de cambio (aprobado/parcial/rechazado). Solo puede resolver si esta en la directiva de ese destacamento.</w:t>
+      <w:proofErr w:type="spellStart"/>
+      <w:r>
+        <w:t>envia</w:t>
+      </w:r>
+      <w:proofErr w:type="spellEnd"/>
+      <w:r>
+        <w:t xml:space="preserve"> al solicitante el resultado de acceso a Dispensa Medica, cambio de estado de ascenso y solicitud de cambio (aprobado/parcial/rechazado). Solo puede resolver si </w:t>
+      </w:r>
+      <w:proofErr w:type="spellStart"/>
+      <w:r>
+        <w:t>esta</w:t>
+      </w:r>
+      <w:proofErr w:type="spellEnd"/>
+      <w:r>
+        <w:t xml:space="preserve"> en la directiva de ese destacamento.</w:t>
       </w:r>
     </w:p>
     <w:p>
@@ -6514,10 +6892,95 @@
           <w:b/>
           <w:bCs/>
         </w:rPr>
-        <w:t xml:space="preserve">Pastor / Consejo / Capellan / Lider / Lider Asistente (al actuar): </w:t>
-      </w:r>
-      <w:r>
-        <w:t>envian al Coordinador solicitud_cambio_miembro, solicitud_acceso_dispensa_medica, solicitud_cambio_estado_ascenso y el aviso ascenso_item_agregado.</w:t>
+        <w:t xml:space="preserve">Pastor / Consejo / </w:t>
+      </w:r>
+      <w:proofErr w:type="spellStart"/>
+      <w:r>
+        <w:rPr>
+          <w:b/>
+          <w:bCs/>
+        </w:rPr>
+        <w:t>Capellan</w:t>
+      </w:r>
+      <w:proofErr w:type="spellEnd"/>
+      <w:r>
+        <w:rPr>
+          <w:b/>
+          <w:bCs/>
+        </w:rPr>
+        <w:t xml:space="preserve"> / </w:t>
+      </w:r>
+      <w:proofErr w:type="spellStart"/>
+      <w:r>
+        <w:rPr>
+          <w:b/>
+          <w:bCs/>
+        </w:rPr>
+        <w:t>Lider</w:t>
+      </w:r>
+      <w:proofErr w:type="spellEnd"/>
+      <w:r>
+        <w:rPr>
+          <w:b/>
+          <w:bCs/>
+        </w:rPr>
+        <w:t xml:space="preserve"> / </w:t>
+      </w:r>
+      <w:proofErr w:type="spellStart"/>
+      <w:r>
+        <w:rPr>
+          <w:b/>
+          <w:bCs/>
+        </w:rPr>
+        <w:t>Lider</w:t>
+      </w:r>
+      <w:proofErr w:type="spellEnd"/>
+      <w:r>
+        <w:rPr>
+          <w:b/>
+          <w:bCs/>
+        </w:rPr>
+        <w:t xml:space="preserve"> Asistente (al actuar): </w:t>
+      </w:r>
+      <w:proofErr w:type="spellStart"/>
+      <w:r>
+        <w:t>envian</w:t>
+      </w:r>
+      <w:proofErr w:type="spellEnd"/>
+      <w:r>
+        <w:t xml:space="preserve"> al Coordinador </w:t>
+      </w:r>
+      <w:proofErr w:type="spellStart"/>
+      <w:r>
+        <w:t>solicitud_cambio_miembro</w:t>
+      </w:r>
+      <w:proofErr w:type="spellEnd"/>
+      <w:r>
+        <w:t xml:space="preserve">, </w:t>
+      </w:r>
+      <w:proofErr w:type="spellStart"/>
+      <w:r>
+        <w:t>solicitud_acceso_dispensa_medica</w:t>
+      </w:r>
+      <w:proofErr w:type="spellEnd"/>
+      <w:r>
+        <w:t xml:space="preserve">, </w:t>
+      </w:r>
+      <w:proofErr w:type="spellStart"/>
+      <w:r>
+        <w:t>solicitud_cambio_estado_ascenso</w:t>
+      </w:r>
+      <w:proofErr w:type="spellEnd"/>
+      <w:r>
+        <w:t xml:space="preserve"> y el aviso </w:t>
+      </w:r>
+      <w:proofErr w:type="spellStart"/>
+      <w:r>
+        <w:t>ascenso_item_agregado</w:t>
+      </w:r>
+      <w:proofErr w:type="spellEnd"/>
+      <w:r>
+        <w:t>.</w:t>
       </w:r>
     </w:p>
     <w:p>
@@ -6559,7 +7022,29 @@
           <w:szCs w:val="30"/>
         </w:rPr>
         <w:lastRenderedPageBreak/>
-        <w:t>4. Checklist por rol</w:t>
+        <w:t xml:space="preserve">4. </w:t>
+      </w:r>
+      <w:proofErr w:type="spellStart"/>
+      <w:r>
+        <w:rPr>
+          <w:b/>
+          <w:bCs/>
+          <w:color w:val="1F4E79"/>
+          <w:sz w:val="30"/>
+          <w:szCs w:val="30"/>
+        </w:rPr>
+        <w:t>Checklist</w:t>
+      </w:r>
+      <w:proofErr w:type="spellEnd"/>
+      <w:r>
+        <w:rPr>
+          <w:b/>
+          <w:bCs/>
+          <w:color w:val="1F4E79"/>
+          <w:sz w:val="30"/>
+          <w:szCs w:val="30"/>
+        </w:rPr>
+        <w:t xml:space="preserve"> por rol</w:t>
       </w:r>
     </w:p>
     <w:p>
@@ -6604,7 +7089,15 @@
         <w:t xml:space="preserve">☐  </w:t>
       </w:r>
       <w:r>
-        <w:t>Edita miembros de su destacamento DIRECTO (sin aprobacion).</w:t>
+        <w:t xml:space="preserve">Edita miembros de su destacamento DIRECTO (sin </w:t>
+      </w:r>
+      <w:proofErr w:type="spellStart"/>
+      <w:r>
+        <w:t>aprobacion</w:t>
+      </w:r>
+      <w:proofErr w:type="spellEnd"/>
+      <w:r>
+        <w:t>).</w:t>
       </w:r>
     </w:p>
     <w:p>
@@ -6679,7 +7172,15 @@
         <w:t xml:space="preserve">☐  </w:t>
       </w:r>
       <w:r>
-        <w:t>Un cambio directo suyo notifica al asistente, no a si mismo.</w:t>
+        <w:t xml:space="preserve">Un cambio directo suyo notifica al asistente, no a </w:t>
+      </w:r>
+      <w:proofErr w:type="spellStart"/>
+      <w:r>
+        <w:t>si</w:t>
+      </w:r>
+      <w:proofErr w:type="spellEnd"/>
+      <w:r>
+        <w:t xml:space="preserve"> mismo.</w:t>
       </w:r>
     </w:p>
     <w:p>
@@ -6738,8 +7239,13 @@
         </w:rPr>
         <w:t xml:space="preserve">☐  </w:t>
       </w:r>
-      <w:r>
-        <w:t>Identico al titular en todo (visibilidad, permisos, resolver solicitudes).</w:t>
+      <w:proofErr w:type="spellStart"/>
+      <w:r>
+        <w:t>Identico</w:t>
+      </w:r>
+      <w:proofErr w:type="spellEnd"/>
+      <w:r>
+        <w:t xml:space="preserve"> al titular en todo (visibilidad, permisos, resolver solicitudes).</w:t>
       </w:r>
     </w:p>
     <w:p>
@@ -6769,7 +7275,15 @@
         <w:t xml:space="preserve">☐  </w:t>
       </w:r>
       <w:r>
-        <w:t>Se normaliza a titular (mismo acceso, sin degradacion).</w:t>
+        <w:t xml:space="preserve">Se normaliza a titular (mismo acceso, sin </w:t>
+      </w:r>
+      <w:proofErr w:type="spellStart"/>
+      <w:r>
+        <w:t>degradacion</w:t>
+      </w:r>
+      <w:proofErr w:type="spellEnd"/>
+      <w:r>
+        <w:t>).</w:t>
       </w:r>
     </w:p>
     <w:p>
@@ -6814,7 +7328,15 @@
         <w:t xml:space="preserve">☐  </w:t>
       </w:r>
       <w:r>
-        <w:t>Ve menores; NO ve datos sensibles en texto plano (enmascarados + boton "solicitar acceso").</w:t>
+        <w:t xml:space="preserve">Ve menores; NO ve datos sensibles en texto plano (enmascarados + </w:t>
+      </w:r>
+      <w:proofErr w:type="spellStart"/>
+      <w:r>
+        <w:t>boton</w:t>
+      </w:r>
+      <w:proofErr w:type="spellEnd"/>
+      <w:r>
+        <w:t xml:space="preserve"> "solicitar acceso").</w:t>
       </w:r>
     </w:p>
     <w:p>
@@ -6858,8 +7380,13 @@
         </w:rPr>
         <w:t xml:space="preserve">☐  </w:t>
       </w:r>
-      <w:r>
-        <w:t>Envia correos, ve regiones y reportes seccionales.</w:t>
+      <w:proofErr w:type="spellStart"/>
+      <w:r>
+        <w:t>Envia</w:t>
+      </w:r>
+      <w:proofErr w:type="spellEnd"/>
+      <w:r>
+        <w:t xml:space="preserve"> correos, ve regiones y reportes seccionales.</w:t>
       </w:r>
     </w:p>
     <w:p>
@@ -6889,7 +7416,15 @@
         <w:t xml:space="preserve">☐  </w:t>
       </w:r>
       <w:r>
-        <w:t>NO puede crear miembros (diferencia grande vs Pastor/Lider).</w:t>
+        <w:t>NO puede crear miembros (diferencia grande vs Pastor/</w:t>
+      </w:r>
+      <w:proofErr w:type="spellStart"/>
+      <w:r>
+        <w:t>Lider</w:t>
+      </w:r>
+      <w:proofErr w:type="spellEnd"/>
+      <w:r>
+        <w:t>).</w:t>
       </w:r>
     </w:p>
     <w:p>
@@ -6904,7 +7439,15 @@
         <w:t xml:space="preserve">☐  </w:t>
       </w:r>
       <w:r>
-        <w:t>Edita -&gt; aprobacion. Ve menores y SI ve datos sensibles.</w:t>
+        <w:t xml:space="preserve">Edita -&gt; </w:t>
+      </w:r>
+      <w:proofErr w:type="spellStart"/>
+      <w:r>
+        <w:t>aprobacion</w:t>
+      </w:r>
+      <w:proofErr w:type="spellEnd"/>
+      <w:r>
+        <w:t>. Ve menores y SI ve datos sensibles.</w:t>
       </w:r>
     </w:p>
     <w:p>
@@ -6919,7 +7462,23 @@
         <w:t xml:space="preserve">☐  </w:t>
       </w:r>
       <w:r>
-        <w:t>NO ve Regiones en menu, NO reportes seccionales, NO envia correos.</w:t>
+        <w:t xml:space="preserve">NO ve Regiones en </w:t>
+      </w:r>
+      <w:proofErr w:type="spellStart"/>
+      <w:r>
+        <w:t>menu</w:t>
+      </w:r>
+      <w:proofErr w:type="spellEnd"/>
+      <w:r>
+        <w:t xml:space="preserve">, NO reportes seccionales, NO </w:t>
+      </w:r>
+      <w:proofErr w:type="spellStart"/>
+      <w:r>
+        <w:t>envia</w:t>
+      </w:r>
+      <w:proofErr w:type="spellEnd"/>
+      <w:r>
+        <w:t xml:space="preserve"> correos.</w:t>
       </w:r>
     </w:p>
     <w:p>
@@ -6934,7 +7493,23 @@
         <w:t xml:space="preserve">☐  </w:t>
       </w:r>
       <w:r>
-        <w:t>Ve todas las secciones de su region, interactua solo con la propia.</w:t>
+        <w:t xml:space="preserve">Ve todas las secciones de su </w:t>
+      </w:r>
+      <w:proofErr w:type="spellStart"/>
+      <w:r>
+        <w:t>region</w:t>
+      </w:r>
+      <w:proofErr w:type="spellEnd"/>
+      <w:r>
+        <w:t xml:space="preserve">, </w:t>
+      </w:r>
+      <w:proofErr w:type="spellStart"/>
+      <w:r>
+        <w:t>interactua</w:t>
+      </w:r>
+      <w:proofErr w:type="spellEnd"/>
+      <w:r>
+        <w:t xml:space="preserve"> solo con la propia.</w:t>
       </w:r>
     </w:p>
     <w:p>
@@ -6949,8 +7524,19 @@
           <w:sz w:val="23"/>
           <w:szCs w:val="23"/>
         </w:rPr>
-        <w:t>5) Capellan</w:t>
-      </w:r>
+        <w:t xml:space="preserve">5) </w:t>
+      </w:r>
+      <w:proofErr w:type="spellStart"/>
+      <w:r>
+        <w:rPr>
+          <w:b/>
+          <w:bCs/>
+          <w:sz w:val="23"/>
+          <w:szCs w:val="23"/>
+        </w:rPr>
+        <w:t>Capellan</w:t>
+      </w:r>
+      <w:proofErr w:type="spellEnd"/>
     </w:p>
     <w:p>
       <w:pPr>
@@ -7024,7 +7610,27 @@
           <w:sz w:val="23"/>
           <w:szCs w:val="23"/>
         </w:rPr>
-        <w:t>6) Lider de Grupo</w:t>
+        <w:t xml:space="preserve">6) </w:t>
+      </w:r>
+      <w:proofErr w:type="spellStart"/>
+      <w:r>
+        <w:rPr>
+          <w:b/>
+          <w:bCs/>
+          <w:sz w:val="23"/>
+          <w:szCs w:val="23"/>
+        </w:rPr>
+        <w:t>Lider</w:t>
+      </w:r>
+      <w:proofErr w:type="spellEnd"/>
+      <w:r>
+        <w:rPr>
+          <w:b/>
+          <w:bCs/>
+          <w:sz w:val="23"/>
+          <w:szCs w:val="23"/>
+        </w:rPr>
+        <w:t xml:space="preserve"> de Grupo</w:t>
       </w:r>
     </w:p>
     <w:p>
@@ -7054,7 +7660,15 @@
         <w:t xml:space="preserve">☐  </w:t>
       </w:r>
       <w:r>
-        <w:t>Al editar, campos bloqueados: destacamento, posicion, sexo, Instructor CI.</w:t>
+        <w:t xml:space="preserve">Al editar, campos bloqueados: destacamento, </w:t>
+      </w:r>
+      <w:proofErr w:type="spellStart"/>
+      <w:r>
+        <w:t>posicion</w:t>
+      </w:r>
+      <w:proofErr w:type="spellEnd"/>
+      <w:r>
+        <w:t>, sexo, Instructor CI.</w:t>
       </w:r>
     </w:p>
     <w:p>
@@ -7070,7 +7684,23 @@
         <w:t xml:space="preserve">☐  </w:t>
       </w:r>
       <w:r>
-        <w:t>Ve todas las secciones de su region; interactua solo con la propia.</w:t>
+        <w:t xml:space="preserve">Ve todas las secciones de su </w:t>
+      </w:r>
+      <w:proofErr w:type="spellStart"/>
+      <w:r>
+        <w:t>region</w:t>
+      </w:r>
+      <w:proofErr w:type="spellEnd"/>
+      <w:r>
+        <w:t xml:space="preserve">; </w:t>
+      </w:r>
+      <w:proofErr w:type="spellStart"/>
+      <w:r>
+        <w:t>interactua</w:t>
+      </w:r>
+      <w:proofErr w:type="spellEnd"/>
+      <w:r>
+        <w:t xml:space="preserve"> solo con la propia.</w:t>
       </w:r>
     </w:p>
     <w:p>
@@ -7100,7 +7730,27 @@
           <w:sz w:val="23"/>
           <w:szCs w:val="23"/>
         </w:rPr>
-        <w:t>7) Lider Asistente de Grupo</w:t>
+        <w:t xml:space="preserve">7) </w:t>
+      </w:r>
+      <w:proofErr w:type="spellStart"/>
+      <w:r>
+        <w:rPr>
+          <w:b/>
+          <w:bCs/>
+          <w:sz w:val="23"/>
+          <w:szCs w:val="23"/>
+        </w:rPr>
+        <w:t>Lider</w:t>
+      </w:r>
+      <w:proofErr w:type="spellEnd"/>
+      <w:r>
+        <w:rPr>
+          <w:b/>
+          <w:bCs/>
+          <w:sz w:val="23"/>
+          <w:szCs w:val="23"/>
+        </w:rPr>
+        <w:t xml:space="preserve"> Asistente de Grupo</w:t>
       </w:r>
     </w:p>
     <w:p>
@@ -7114,8 +7764,21 @@
         </w:rPr>
         <w:t xml:space="preserve">☐  </w:t>
       </w:r>
-      <w:r>
-        <w:t>Identico al Lider de Grupo (mismos permisos y bloqueos).</w:t>
+      <w:proofErr w:type="spellStart"/>
+      <w:r>
+        <w:t>Identico</w:t>
+      </w:r>
+      <w:proofErr w:type="spellEnd"/>
+      <w:r>
+        <w:t xml:space="preserve"> al </w:t>
+      </w:r>
+      <w:proofErr w:type="spellStart"/>
+      <w:r>
+        <w:t>Lider</w:t>
+      </w:r>
+      <w:proofErr w:type="spellEnd"/>
+      <w:r>
+        <w:t xml:space="preserve"> de Grupo (mismos permisos y bloqueos).</w:t>
       </w:r>
     </w:p>
     <w:p>
@@ -7137,7 +7800,51 @@
           <w:szCs w:val="30"/>
         </w:rPr>
         <w:lastRenderedPageBreak/>
-        <w:t>5. Discrepancias a validar (codigo vs intencion)</w:t>
+        <w:t>5. Discrepancias a validar (</w:t>
+      </w:r>
+      <w:proofErr w:type="spellStart"/>
+      <w:r>
+        <w:rPr>
+          <w:b/>
+          <w:bCs/>
+          <w:color w:val="1F4E79"/>
+          <w:sz w:val="30"/>
+          <w:szCs w:val="30"/>
+        </w:rPr>
+        <w:t>codigo</w:t>
+      </w:r>
+      <w:proofErr w:type="spellEnd"/>
+      <w:r>
+        <w:rPr>
+          <w:b/>
+          <w:bCs/>
+          <w:color w:val="1F4E79"/>
+          <w:sz w:val="30"/>
+          <w:szCs w:val="30"/>
+        </w:rPr>
+        <w:t xml:space="preserve"> vs </w:t>
+      </w:r>
+      <w:proofErr w:type="spellStart"/>
+      <w:r>
+        <w:rPr>
+          <w:b/>
+          <w:bCs/>
+          <w:color w:val="1F4E79"/>
+          <w:sz w:val="30"/>
+          <w:szCs w:val="30"/>
+        </w:rPr>
+        <w:t>intencion</w:t>
+      </w:r>
+      <w:proofErr w:type="spellEnd"/>
+      <w:r>
+        <w:rPr>
+          <w:b/>
+          <w:bCs/>
+          <w:color w:val="1F4E79"/>
+          <w:sz w:val="30"/>
+          <w:szCs w:val="30"/>
+        </w:rPr>
+        <w:t>)</w:t>
       </w:r>
     </w:p>
     <w:tbl>
@@ -7181,7 +7888,29 @@
                 <w:sz w:val="19"/>
                 <w:szCs w:val="19"/>
               </w:rPr>
-              <w:t>Punto 1 - Capellan y menores</w:t>
+              <w:t xml:space="preserve">Punto 1 - </w:t>
+            </w:r>
+            <w:proofErr w:type="spellStart"/>
+            <w:r>
+              <w:rPr>
+                <w:b/>
+                <w:bCs/>
+                <w:color w:val="FFFFFF"/>
+                <w:sz w:val="19"/>
+                <w:szCs w:val="19"/>
+              </w:rPr>
+              <w:t>Capellan</w:t>
+            </w:r>
+            <w:proofErr w:type="spellEnd"/>
+            <w:r>
+              <w:rPr>
+                <w:b/>
+                <w:bCs/>
+                <w:color w:val="FFFFFF"/>
+                <w:sz w:val="19"/>
+                <w:szCs w:val="19"/>
+              </w:rPr>
+              <w:t xml:space="preserve"> y menores</w:t>
             </w:r>
           </w:p>
         </w:tc>
@@ -7207,7 +7936,71 @@
                 <w:sz w:val="18"/>
                 <w:szCs w:val="18"/>
               </w:rPr>
-              <w:t>⚠  El comentario del codigo dice "Capellan SIN ver menores ni datos sensibles", pero la lista de permisos SI incluye miembros.ver_menores (solo excluye ver_datos_sensibles).</w:t>
+              <w:t xml:space="preserve">⚠  El comentario del </w:t>
+            </w:r>
+            <w:proofErr w:type="spellStart"/>
+            <w:r>
+              <w:rPr>
+                <w:sz w:val="18"/>
+                <w:szCs w:val="18"/>
+              </w:rPr>
+              <w:t>codigo</w:t>
+            </w:r>
+            <w:proofErr w:type="spellEnd"/>
+            <w:r>
+              <w:rPr>
+                <w:sz w:val="18"/>
+                <w:szCs w:val="18"/>
+              </w:rPr>
+              <w:t xml:space="preserve"> dice "</w:t>
+            </w:r>
+            <w:proofErr w:type="spellStart"/>
+            <w:r>
+              <w:rPr>
+                <w:sz w:val="18"/>
+                <w:szCs w:val="18"/>
+              </w:rPr>
+              <w:t>Capellan</w:t>
+            </w:r>
+            <w:proofErr w:type="spellEnd"/>
+            <w:r>
+              <w:rPr>
+                <w:sz w:val="18"/>
+                <w:szCs w:val="18"/>
+              </w:rPr>
+              <w:t xml:space="preserve"> SIN ver menores ni datos sensibles", pero la lista de permisos SI incluye </w:t>
+            </w:r>
+            <w:proofErr w:type="spellStart"/>
+            <w:r>
+              <w:rPr>
+                <w:sz w:val="18"/>
+                <w:szCs w:val="18"/>
+              </w:rPr>
+              <w:t>miembros.ver_menores</w:t>
+            </w:r>
+            <w:proofErr w:type="spellEnd"/>
+            <w:r>
+              <w:rPr>
+                <w:sz w:val="18"/>
+                <w:szCs w:val="18"/>
+              </w:rPr>
+              <w:t xml:space="preserve"> (solo excluye </w:t>
+            </w:r>
+            <w:proofErr w:type="spellStart"/>
+            <w:r>
+              <w:rPr>
+                <w:sz w:val="18"/>
+                <w:szCs w:val="18"/>
+              </w:rPr>
+              <w:t>ver_datos_sensibles</w:t>
+            </w:r>
+            <w:proofErr w:type="spellEnd"/>
+            <w:r>
+              <w:rPr>
+                <w:sz w:val="18"/>
+                <w:szCs w:val="18"/>
+              </w:rPr>
+              <w:t>).</w:t>
             </w:r>
           </w:p>
           <w:p>
@@ -7219,7 +8012,39 @@
                 <w:sz w:val="18"/>
                 <w:szCs w:val="18"/>
               </w:rPr>
-              <w:t>⚠  En la practica el Capellan abrira fichas de menores. Definir el comportamiento correcto y probar en vivo.</w:t>
+              <w:t xml:space="preserve">⚠  En la practica el </w:t>
+            </w:r>
+            <w:proofErr w:type="spellStart"/>
+            <w:r>
+              <w:rPr>
+                <w:sz w:val="18"/>
+                <w:szCs w:val="18"/>
+              </w:rPr>
+              <w:t>Capellan</w:t>
+            </w:r>
+            <w:proofErr w:type="spellEnd"/>
+            <w:r>
+              <w:rPr>
+                <w:sz w:val="18"/>
+                <w:szCs w:val="18"/>
+              </w:rPr>
+              <w:t xml:space="preserve"> </w:t>
+            </w:r>
+            <w:proofErr w:type="spellStart"/>
+            <w:r>
+              <w:rPr>
+                <w:sz w:val="18"/>
+                <w:szCs w:val="18"/>
+              </w:rPr>
+              <w:t>abrira</w:t>
+            </w:r>
+            <w:proofErr w:type="spellEnd"/>
+            <w:r>
+              <w:rPr>
+                <w:sz w:val="18"/>
+                <w:szCs w:val="18"/>
+              </w:rPr>
+              <w:t xml:space="preserve"> fichas de menores. Definir el comportamiento correcto y probar en vivo.</w:t>
             </w:r>
           </w:p>
         </w:tc>
@@ -7297,7 +8122,55 @@
                 <w:sz w:val="18"/>
                 <w:szCs w:val="18"/>
               </w:rPr>
-              <w:t>⚠  El bloqueo (destacamento/posicion/sexo/Instructor CI) aplica SOLO a Lider y Lider Asistente.</w:t>
+              <w:t>⚠  El bloqueo (destacamento/</w:t>
+            </w:r>
+            <w:proofErr w:type="spellStart"/>
+            <w:r>
+              <w:rPr>
+                <w:sz w:val="18"/>
+                <w:szCs w:val="18"/>
+              </w:rPr>
+              <w:t>posicion</w:t>
+            </w:r>
+            <w:proofErr w:type="spellEnd"/>
+            <w:r>
+              <w:rPr>
+                <w:sz w:val="18"/>
+                <w:szCs w:val="18"/>
+              </w:rPr>
+              <w:t xml:space="preserve">/sexo/Instructor CI) aplica SOLO a </w:t>
+            </w:r>
+            <w:proofErr w:type="spellStart"/>
+            <w:r>
+              <w:rPr>
+                <w:sz w:val="18"/>
+                <w:szCs w:val="18"/>
+              </w:rPr>
+              <w:t>Lider</w:t>
+            </w:r>
+            <w:proofErr w:type="spellEnd"/>
+            <w:r>
+              <w:rPr>
+                <w:sz w:val="18"/>
+                <w:szCs w:val="18"/>
+              </w:rPr>
+              <w:t xml:space="preserve"> y </w:t>
+            </w:r>
+            <w:proofErr w:type="spellStart"/>
+            <w:r>
+              <w:rPr>
+                <w:sz w:val="18"/>
+                <w:szCs w:val="18"/>
+              </w:rPr>
+              <w:t>Lider</w:t>
+            </w:r>
+            <w:proofErr w:type="spellEnd"/>
+            <w:r>
+              <w:rPr>
+                <w:sz w:val="18"/>
+                <w:szCs w:val="18"/>
+              </w:rPr>
+              <w:t xml:space="preserve"> Asistente.</w:t>
             </w:r>
           </w:p>
           <w:p>
@@ -7309,7 +8182,55 @@
                 <w:sz w:val="18"/>
                 <w:szCs w:val="18"/>
               </w:rPr>
-              <w:t>⚠  Pastor, Consejo y Capellan tambien van a aprobacion pero SIN ese bloqueo -&gt; pueden proponer cambios en esos campos estructurales. Verificar si es lo deseado.</w:t>
+              <w:t xml:space="preserve">⚠  Pastor, Consejo y </w:t>
+            </w:r>
+            <w:proofErr w:type="spellStart"/>
+            <w:r>
+              <w:rPr>
+                <w:sz w:val="18"/>
+                <w:szCs w:val="18"/>
+              </w:rPr>
+              <w:t>Capellan</w:t>
+            </w:r>
+            <w:proofErr w:type="spellEnd"/>
+            <w:r>
+              <w:rPr>
+                <w:sz w:val="18"/>
+                <w:szCs w:val="18"/>
+              </w:rPr>
+              <w:t xml:space="preserve"> </w:t>
+            </w:r>
+            <w:proofErr w:type="spellStart"/>
+            <w:r>
+              <w:rPr>
+                <w:sz w:val="18"/>
+                <w:szCs w:val="18"/>
+              </w:rPr>
+              <w:t>tambien</w:t>
+            </w:r>
+            <w:proofErr w:type="spellEnd"/>
+            <w:r>
+              <w:rPr>
+                <w:sz w:val="18"/>
+                <w:szCs w:val="18"/>
+              </w:rPr>
+              <w:t xml:space="preserve"> van a </w:t>
+            </w:r>
+            <w:proofErr w:type="spellStart"/>
+            <w:r>
+              <w:rPr>
+                <w:sz w:val="18"/>
+                <w:szCs w:val="18"/>
+              </w:rPr>
+              <w:t>aprobacion</w:t>
+            </w:r>
+            <w:proofErr w:type="spellEnd"/>
+            <w:r>
+              <w:rPr>
+                <w:sz w:val="18"/>
+                <w:szCs w:val="18"/>
+              </w:rPr>
+              <w:t xml:space="preserve"> pero SIN ese bloqueo -&gt; pueden proponer cambios en esos campos estructurales. Verificar si es lo deseado.</w:t>
             </w:r>
           </w:p>
         </w:tc>
@@ -7326,7 +8247,27 @@
           <w:sz w:val="18"/>
           <w:szCs w:val="18"/>
         </w:rPr>
-        <w:t>Anexo: Usuario Comun (base, alcance destacamento). Solo lectura: ve destacamento y miembros (adultos y menores), reportes locales, tienda y Sistema de Ascenso en solo lectura. No crea ni edita nada.</w:t>
+        <w:t xml:space="preserve">Anexo: Usuario </w:t>
+      </w:r>
+      <w:proofErr w:type="spellStart"/>
+      <w:r>
+        <w:rPr>
+          <w:i/>
+          <w:iCs/>
+          <w:sz w:val="18"/>
+          <w:szCs w:val="18"/>
+        </w:rPr>
+        <w:t>Comun</w:t>
+      </w:r>
+      <w:proofErr w:type="spellEnd"/>
+      <w:r>
+        <w:rPr>
+          <w:i/>
+          <w:iCs/>
+          <w:sz w:val="18"/>
+          <w:szCs w:val="18"/>
+        </w:rPr>
+        <w:t xml:space="preserve"> (base, alcance destacamento). Solo lectura: ve destacamento y miembros (adultos y menores), reportes locales, tienda y Sistema de Ascenso en solo lectura. No crea ni edita nada.</w:t>
       </w:r>
     </w:p>
     <w:sectPr>

--- a/docs/qa-roles/QA-Roles-1-Destacamento.docx
+++ b/docs/qa-roles/QA-Roles-1-Destacamento.docx
@@ -1,6 +1,6 @@
 
 <file path=word/document.xml><?xml version="1.0" encoding="utf-8"?>
-<w:document xmlns:wpc="http://schemas.microsoft.com/office/word/2010/wordprocessingCanvas" xmlns:cx="http://schemas.microsoft.com/office/drawing/2014/chartex" xmlns:cx1="http://schemas.microsoft.com/office/drawing/2015/9/8/chartex" xmlns:cx2="http://schemas.microsoft.com/office/drawing/2015/10/21/chartex" xmlns:cx3="http://schemas.microsoft.com/office/drawing/2016/5/9/chartex" xmlns:cx4="http://schemas.microsoft.com/office/drawing/2016/5/10/chartex" xmlns:cx5="http://schemas.microsoft.com/office/drawing/2016/5/11/chartex" xmlns:cx6="http://schemas.microsoft.com/office/drawing/2016/5/12/chartex" xmlns:cx7="http://schemas.microsoft.com/office/drawing/2016/5/13/chartex" xmlns:cx8="http://schemas.microsoft.com/office/drawing/2016/5/14/chartex" xmlns:mc="http://schemas.openxmlformats.org/markup-compatibility/2006" xmlns:aink="http://schemas.microsoft.com/office/drawing/2016/ink" xmlns:am3d="http://schemas.microsoft.com/office/drawing/2017/model3d" xmlns:o="urn:schemas-microsoft-com:office:office" xmlns:r="http://schemas.openxmlformats.org/officeDocument/2006/relationships" xmlns:m="http://schemas.openxmlformats.org/officeDocument/2006/math" xmlns:v="urn:schemas-microsoft-com:vml" xmlns:wp14="http://schemas.microsoft.com/office/word/2010/wordprocessingDrawing" xmlns:wp="http://schemas.openxmlformats.org/drawingml/2006/wordprocessingDrawing" xmlns:w10="urn:schemas-microsoft-com:office:word" xmlns:w="http://schemas.openxmlformats.org/wordprocessingml/2006/main" xmlns:w14="http://schemas.microsoft.com/office/word/2010/wordml" xmlns:w15="http://schemas.microsoft.com/office/word/2012/wordml" xmlns:w16cex="http://schemas.microsoft.com/office/word/2018/wordml/cex" xmlns:w16cid="http://schemas.microsoft.com/office/word/2016/wordml/cid" xmlns:w16="http://schemas.microsoft.com/office/word/2018/wordml" xmlns:w16sdtdh="http://schemas.microsoft.com/office/word/2020/wordml/sdtdatahash" xmlns:w16se="http://schemas.microsoft.com/office/word/2015/wordml/symex" xmlns:wpg="http://schemas.microsoft.com/office/word/2010/wordprocessingGroup" xmlns:wpi="http://schemas.microsoft.com/office/word/2010/wordprocessingInk" xmlns:wne="http://schemas.microsoft.com/office/word/2006/wordml" xmlns:wps="http://schemas.microsoft.com/office/word/2010/wordprocessingShape" mc:Ignorable="w14 w15 w16se w16cid w16 w16cex w16sdtdh wp14">
+<w:document xmlns:wpc="http://schemas.microsoft.com/office/word/2010/wordprocessingCanvas" xmlns:cx="http://schemas.microsoft.com/office/drawing/2014/chartex" xmlns:cx1="http://schemas.microsoft.com/office/drawing/2015/9/8/chartex" xmlns:cx2="http://schemas.microsoft.com/office/drawing/2015/10/21/chartex" xmlns:cx3="http://schemas.microsoft.com/office/drawing/2016/5/9/chartex" xmlns:cx4="http://schemas.microsoft.com/office/drawing/2016/5/10/chartex" xmlns:cx5="http://schemas.microsoft.com/office/drawing/2016/5/11/chartex" xmlns:cx6="http://schemas.microsoft.com/office/drawing/2016/5/12/chartex" xmlns:cx7="http://schemas.microsoft.com/office/drawing/2016/5/13/chartex" xmlns:cx8="http://schemas.microsoft.com/office/drawing/2016/5/14/chartex" xmlns:mc="http://schemas.openxmlformats.org/markup-compatibility/2006" xmlns:aink="http://schemas.microsoft.com/office/drawing/2016/ink" xmlns:am3d="http://schemas.microsoft.com/office/drawing/2017/model3d" xmlns:o="urn:schemas-microsoft-com:office:office" xmlns:oel="http://schemas.microsoft.com/office/2019/extlst" xmlns:r="http://schemas.openxmlformats.org/officeDocument/2006/relationships" xmlns:m="http://schemas.openxmlformats.org/officeDocument/2006/math" xmlns:v="urn:schemas-microsoft-com:vml" xmlns:wp14="http://schemas.microsoft.com/office/word/2010/wordprocessingDrawing" xmlns:wp="http://schemas.openxmlformats.org/drawingml/2006/wordprocessingDrawing" xmlns:w10="urn:schemas-microsoft-com:office:word" xmlns:w="http://schemas.openxmlformats.org/wordprocessingml/2006/main" xmlns:w14="http://schemas.microsoft.com/office/word/2010/wordml" xmlns:w15="http://schemas.microsoft.com/office/word/2012/wordml" xmlns:w16cex="http://schemas.microsoft.com/office/word/2018/wordml/cex" xmlns:w16cid="http://schemas.microsoft.com/office/word/2016/wordml/cid" xmlns:w16="http://schemas.microsoft.com/office/word/2018/wordml" xmlns:w16sdtdh="http://schemas.microsoft.com/office/word/2020/wordml/sdtdatahash" xmlns:w16se="http://schemas.microsoft.com/office/word/2015/wordml/symex" xmlns:wpg="http://schemas.microsoft.com/office/word/2010/wordprocessingGroup" xmlns:wpi="http://schemas.microsoft.com/office/word/2010/wordprocessingInk" xmlns:wne="http://schemas.microsoft.com/office/word/2006/wordml" xmlns:wps="http://schemas.microsoft.com/office/word/2010/wordprocessingShape" mc:Ignorable="w14 w15 w16se w16cid w16 w16cex w16sdtdh wp14">
   <w:body>
     <w:p>
       <w:pPr>
@@ -61,7 +61,25 @@
           <w:sz w:val="18"/>
           <w:szCs w:val="18"/>
         </w:rPr>
-        <w:t xml:space="preserve">Proyecto: Exploradores  ·  Modulo de </w:t>
+        <w:t xml:space="preserve">Proyecto: </w:t>
+      </w:r>
+      <w:proofErr w:type="gramStart"/>
+      <w:r>
+        <w:rPr>
+          <w:color w:val="555555"/>
+          <w:sz w:val="18"/>
+          <w:szCs w:val="18"/>
+        </w:rPr>
+        <w:t>Exploradores  ·</w:t>
+      </w:r>
+      <w:proofErr w:type="gramEnd"/>
+      <w:r>
+        <w:rPr>
+          <w:color w:val="555555"/>
+          <w:sz w:val="18"/>
+          <w:szCs w:val="18"/>
+        </w:rPr>
+        <w:t xml:space="preserve">  Modulo de </w:t>
       </w:r>
       <w:proofErr w:type="spellStart"/>
       <w:r>
@@ -1494,6 +1512,7 @@
               <w:rPr>
                 <w:sz w:val="18"/>
                 <w:szCs w:val="18"/>
+                <w:highlight w:val="yellow"/>
               </w:rPr>
               <w:t>ENMASC</w:t>
             </w:r>
@@ -1518,6 +1537,7 @@
               <w:rPr>
                 <w:sz w:val="18"/>
                 <w:szCs w:val="18"/>
+                <w:highlight w:val="yellow"/>
               </w:rPr>
               <w:t>ENMASC</w:t>
             </w:r>
@@ -1567,6 +1587,7 @@
               <w:rPr>
                 <w:sz w:val="18"/>
                 <w:szCs w:val="18"/>
+                <w:highlight w:val="yellow"/>
               </w:rPr>
               <w:t>ENMASC</w:t>
             </w:r>
@@ -1862,11 +1883,15 @@
           <w:p>
             <w:pPr>
               <w:jc w:val="center"/>
-            </w:pPr>
-            <w:r>
-              <w:rPr>
-                <w:sz w:val="18"/>
-                <w:szCs w:val="18"/>
+              <w:rPr>
+                <w:highlight w:val="yellow"/>
+              </w:rPr>
+            </w:pPr>
+            <w:r>
+              <w:rPr>
+                <w:sz w:val="18"/>
+                <w:szCs w:val="18"/>
+                <w:highlight w:val="yellow"/>
               </w:rPr>
               <w:t>APROB</w:t>
             </w:r>
@@ -1886,11 +1911,15 @@
           <w:p>
             <w:pPr>
               <w:jc w:val="center"/>
-            </w:pPr>
-            <w:r>
-              <w:rPr>
-                <w:sz w:val="18"/>
-                <w:szCs w:val="18"/>
+              <w:rPr>
+                <w:highlight w:val="yellow"/>
+              </w:rPr>
+            </w:pPr>
+            <w:r>
+              <w:rPr>
+                <w:sz w:val="18"/>
+                <w:szCs w:val="18"/>
+                <w:highlight w:val="yellow"/>
               </w:rPr>
               <w:t>APROB</w:t>
             </w:r>
@@ -1910,11 +1939,15 @@
           <w:p>
             <w:pPr>
               <w:jc w:val="center"/>
-            </w:pPr>
-            <w:r>
-              <w:rPr>
-                <w:sz w:val="18"/>
-                <w:szCs w:val="18"/>
+              <w:rPr>
+                <w:highlight w:val="yellow"/>
+              </w:rPr>
+            </w:pPr>
+            <w:r>
+              <w:rPr>
+                <w:sz w:val="18"/>
+                <w:szCs w:val="18"/>
+                <w:highlight w:val="yellow"/>
               </w:rPr>
               <w:t>APROB</w:t>
             </w:r>
@@ -1934,11 +1967,15 @@
           <w:p>
             <w:pPr>
               <w:jc w:val="center"/>
-            </w:pPr>
-            <w:r>
-              <w:rPr>
-                <w:sz w:val="18"/>
-                <w:szCs w:val="18"/>
+              <w:rPr>
+                <w:highlight w:val="yellow"/>
+              </w:rPr>
+            </w:pPr>
+            <w:r>
+              <w:rPr>
+                <w:sz w:val="18"/>
+                <w:szCs w:val="18"/>
+                <w:highlight w:val="yellow"/>
               </w:rPr>
               <w:t>APROB</w:t>
             </w:r>
@@ -1958,11 +1995,15 @@
           <w:p>
             <w:pPr>
               <w:jc w:val="center"/>
-            </w:pPr>
-            <w:r>
-              <w:rPr>
-                <w:sz w:val="18"/>
-                <w:szCs w:val="18"/>
+              <w:rPr>
+                <w:highlight w:val="yellow"/>
+              </w:rPr>
+            </w:pPr>
+            <w:r>
+              <w:rPr>
+                <w:sz w:val="18"/>
+                <w:szCs w:val="18"/>
+                <w:highlight w:val="yellow"/>
               </w:rPr>
               <w:t>APROB</w:t>
             </w:r>
@@ -2127,6 +2168,13 @@
                 <w:sz w:val="18"/>
                 <w:szCs w:val="18"/>
               </w:rPr>
+              <w:t>X|</w:t>
+            </w:r>
+            <w:r>
+              <w:rPr>
+                <w:sz w:val="18"/>
+                <w:szCs w:val="18"/>
+              </w:rPr>
               <w:t>NO</w:t>
             </w:r>
           </w:p>
@@ -2487,11 +2535,306 @@
           <w:p>
             <w:pPr>
               <w:jc w:val="center"/>
+            </w:pPr>
+            <w:r>
+              <w:rPr>
+                <w:sz w:val="18"/>
+                <w:szCs w:val="18"/>
+                <w:highlight w:val="yellow"/>
+              </w:rPr>
+              <w:t>SI</w:t>
+            </w:r>
+          </w:p>
+        </w:tc>
+        <w:tc>
+          <w:tcPr>
+            <w:tcW w:w="890" w:type="dxa"/>
+            <w:tcMar>
+              <w:top w:w="40" w:type="dxa"/>
+              <w:left w:w="80" w:type="dxa"/>
+              <w:bottom w:w="40" w:type="dxa"/>
+              <w:right w:w="80" w:type="dxa"/>
+            </w:tcMar>
+          </w:tcPr>
+          <w:p>
+            <w:pPr>
+              <w:jc w:val="center"/>
+            </w:pPr>
+            <w:r>
+              <w:rPr>
+                <w:sz w:val="18"/>
+                <w:szCs w:val="18"/>
+              </w:rPr>
+              <w:t>SI</w:t>
+            </w:r>
+          </w:p>
+        </w:tc>
+        <w:tc>
+          <w:tcPr>
+            <w:tcW w:w="979" w:type="dxa"/>
+            <w:tcMar>
+              <w:top w:w="40" w:type="dxa"/>
+              <w:left w:w="80" w:type="dxa"/>
+              <w:bottom w:w="40" w:type="dxa"/>
+              <w:right w:w="80" w:type="dxa"/>
+            </w:tcMar>
+          </w:tcPr>
+          <w:p>
+            <w:pPr>
+              <w:jc w:val="center"/>
+            </w:pPr>
+            <w:r>
+              <w:rPr>
+                <w:sz w:val="18"/>
+                <w:szCs w:val="18"/>
+              </w:rPr>
+              <w:t>SI</w:t>
+            </w:r>
+          </w:p>
+        </w:tc>
+        <w:tc>
+          <w:tcPr>
+            <w:tcW w:w="979" w:type="dxa"/>
+            <w:tcMar>
+              <w:top w:w="40" w:type="dxa"/>
+              <w:left w:w="80" w:type="dxa"/>
+              <w:bottom w:w="40" w:type="dxa"/>
+              <w:right w:w="80" w:type="dxa"/>
+            </w:tcMar>
+          </w:tcPr>
+          <w:p>
+            <w:pPr>
+              <w:jc w:val="center"/>
+            </w:pPr>
+            <w:r>
+              <w:rPr>
+                <w:sz w:val="18"/>
+                <w:szCs w:val="18"/>
+              </w:rPr>
+              <w:t>SI</w:t>
+            </w:r>
+          </w:p>
+        </w:tc>
+      </w:tr>
+      <w:tr>
+        <w:tc>
+          <w:tcPr>
+            <w:tcW w:w="2305" w:type="dxa"/>
+            <w:shd w:val="clear" w:color="auto" w:fill="EEF3FA"/>
+            <w:tcMar>
+              <w:top w:w="40" w:type="dxa"/>
+              <w:left w:w="80" w:type="dxa"/>
+              <w:bottom w:w="40" w:type="dxa"/>
+              <w:right w:w="80" w:type="dxa"/>
+            </w:tcMar>
+          </w:tcPr>
+          <w:p>
+            <w:r>
               <w:rPr>
                 <w:b/>
                 <w:bCs/>
-              </w:rPr>
-            </w:pPr>
+                <w:sz w:val="18"/>
+                <w:szCs w:val="18"/>
+              </w:rPr>
+              <w:t>Documentos: subir</w:t>
+            </w:r>
+          </w:p>
+        </w:tc>
+        <w:tc>
+          <w:tcPr>
+            <w:tcW w:w="1240" w:type="dxa"/>
+            <w:shd w:val="clear" w:color="auto" w:fill="EEF3FA"/>
+            <w:tcMar>
+              <w:top w:w="40" w:type="dxa"/>
+              <w:left w:w="80" w:type="dxa"/>
+              <w:bottom w:w="40" w:type="dxa"/>
+              <w:right w:w="80" w:type="dxa"/>
+            </w:tcMar>
+          </w:tcPr>
+          <w:p>
+            <w:pPr>
+              <w:jc w:val="center"/>
+            </w:pPr>
+            <w:r>
+              <w:rPr>
+                <w:sz w:val="18"/>
+                <w:szCs w:val="18"/>
+                <w:highlight w:val="yellow"/>
+              </w:rPr>
+              <w:t>SI</w:t>
+            </w:r>
+          </w:p>
+        </w:tc>
+        <w:tc>
+          <w:tcPr>
+            <w:tcW w:w="1075" w:type="dxa"/>
+            <w:shd w:val="clear" w:color="auto" w:fill="EEF3FA"/>
+            <w:tcMar>
+              <w:top w:w="40" w:type="dxa"/>
+              <w:left w:w="80" w:type="dxa"/>
+              <w:bottom w:w="40" w:type="dxa"/>
+              <w:right w:w="80" w:type="dxa"/>
+            </w:tcMar>
+          </w:tcPr>
+          <w:p>
+            <w:pPr>
+              <w:jc w:val="center"/>
+            </w:pPr>
+            <w:r>
+              <w:rPr>
+                <w:sz w:val="18"/>
+                <w:szCs w:val="18"/>
+                <w:highlight w:val="yellow"/>
+              </w:rPr>
+              <w:t>SI</w:t>
+            </w:r>
+          </w:p>
+        </w:tc>
+        <w:tc>
+          <w:tcPr>
+            <w:tcW w:w="1011" w:type="dxa"/>
+            <w:shd w:val="clear" w:color="auto" w:fill="EEF3FA"/>
+            <w:tcMar>
+              <w:top w:w="40" w:type="dxa"/>
+              <w:left w:w="80" w:type="dxa"/>
+              <w:bottom w:w="40" w:type="dxa"/>
+              <w:right w:w="80" w:type="dxa"/>
+            </w:tcMar>
+          </w:tcPr>
+          <w:p>
+            <w:pPr>
+              <w:jc w:val="center"/>
+            </w:pPr>
+            <w:r>
+              <w:rPr>
+                <w:sz w:val="18"/>
+                <w:szCs w:val="18"/>
+              </w:rPr>
+              <w:t xml:space="preserve">SI </w:t>
+            </w:r>
+            <w:r>
+              <w:rPr>
+                <w:color w:val="FF0000"/>
+                <w:sz w:val="18"/>
+                <w:szCs w:val="18"/>
+              </w:rPr>
+              <w:t>(solicitando acceso)</w:t>
+            </w:r>
+          </w:p>
+        </w:tc>
+        <w:tc>
+          <w:tcPr>
+            <w:tcW w:w="1081" w:type="dxa"/>
+            <w:shd w:val="clear" w:color="auto" w:fill="EEF3FA"/>
+            <w:tcMar>
+              <w:top w:w="40" w:type="dxa"/>
+              <w:left w:w="80" w:type="dxa"/>
+              <w:bottom w:w="40" w:type="dxa"/>
+              <w:right w:w="80" w:type="dxa"/>
+            </w:tcMar>
+          </w:tcPr>
+          <w:p>
+            <w:pPr>
+              <w:jc w:val="center"/>
+            </w:pPr>
+            <w:r>
+              <w:rPr>
+                <w:sz w:val="18"/>
+                <w:szCs w:val="18"/>
+                <w:highlight w:val="yellow"/>
+              </w:rPr>
+              <w:t>NO</w:t>
+            </w:r>
+          </w:p>
+        </w:tc>
+        <w:tc>
+          <w:tcPr>
+            <w:tcW w:w="890" w:type="dxa"/>
+            <w:shd w:val="clear" w:color="auto" w:fill="EEF3FA"/>
+            <w:tcMar>
+              <w:top w:w="40" w:type="dxa"/>
+              <w:left w:w="80" w:type="dxa"/>
+              <w:bottom w:w="40" w:type="dxa"/>
+              <w:right w:w="80" w:type="dxa"/>
+            </w:tcMar>
+          </w:tcPr>
+          <w:p>
+            <w:pPr>
+              <w:jc w:val="center"/>
+            </w:pPr>
+            <w:r>
+              <w:rPr>
+                <w:sz w:val="18"/>
+                <w:szCs w:val="18"/>
+              </w:rPr>
+              <w:t>SI</w:t>
+            </w:r>
+          </w:p>
+        </w:tc>
+        <w:tc>
+          <w:tcPr>
+            <w:tcW w:w="979" w:type="dxa"/>
+            <w:shd w:val="clear" w:color="auto" w:fill="EEF3FA"/>
+            <w:tcMar>
+              <w:top w:w="40" w:type="dxa"/>
+              <w:left w:w="80" w:type="dxa"/>
+              <w:bottom w:w="40" w:type="dxa"/>
+              <w:right w:w="80" w:type="dxa"/>
+            </w:tcMar>
+          </w:tcPr>
+          <w:p>
+            <w:pPr>
+              <w:jc w:val="center"/>
+              <w:rPr>
+                <w:lang w:val="es-DO"/>
+              </w:rPr>
+            </w:pPr>
+            <w:r>
+              <w:rPr>
+                <w:sz w:val="18"/>
+                <w:szCs w:val="18"/>
+              </w:rPr>
+              <w:t>SI</w:t>
+            </w:r>
+          </w:p>
+        </w:tc>
+        <w:tc>
+          <w:tcPr>
+            <w:tcW w:w="979" w:type="dxa"/>
+            <w:shd w:val="clear" w:color="auto" w:fill="EEF3FA"/>
+            <w:tcMar>
+              <w:top w:w="40" w:type="dxa"/>
+              <w:left w:w="80" w:type="dxa"/>
+              <w:bottom w:w="40" w:type="dxa"/>
+              <w:right w:w="80" w:type="dxa"/>
+            </w:tcMar>
+          </w:tcPr>
+          <w:p>
+            <w:pPr>
+              <w:jc w:val="center"/>
+            </w:pPr>
+            <w:r>
+              <w:rPr>
+                <w:sz w:val="18"/>
+                <w:szCs w:val="18"/>
+              </w:rPr>
+              <w:t>SI</w:t>
+            </w:r>
+          </w:p>
+        </w:tc>
+      </w:tr>
+      <w:tr>
+        <w:tc>
+          <w:tcPr>
+            <w:tcW w:w="2305" w:type="dxa"/>
+            <w:tcMar>
+              <w:top w:w="40" w:type="dxa"/>
+              <w:left w:w="80" w:type="dxa"/>
+              <w:bottom w:w="40" w:type="dxa"/>
+              <w:right w:w="80" w:type="dxa"/>
+            </w:tcMar>
+          </w:tcPr>
+          <w:p>
             <w:r>
               <w:rPr>
                 <w:b/>
@@ -2499,76 +2842,175 @@
                 <w:sz w:val="18"/>
                 <w:szCs w:val="18"/>
               </w:rPr>
-              <w:t>SI</w:t>
+              <w:t>Documentos: eliminar</w:t>
+            </w:r>
+          </w:p>
+        </w:tc>
+        <w:tc>
+          <w:tcPr>
+            <w:tcW w:w="1240" w:type="dxa"/>
+            <w:shd w:val="clear" w:color="auto" w:fill="E7F4E4"/>
+            <w:tcMar>
+              <w:top w:w="40" w:type="dxa"/>
+              <w:left w:w="80" w:type="dxa"/>
+              <w:bottom w:w="40" w:type="dxa"/>
+              <w:right w:w="80" w:type="dxa"/>
+            </w:tcMar>
+          </w:tcPr>
+          <w:p>
+            <w:pPr>
+              <w:jc w:val="center"/>
+            </w:pPr>
+            <w:r>
+              <w:rPr>
+                <w:sz w:val="18"/>
+                <w:szCs w:val="18"/>
+              </w:rPr>
+              <w:t>SI</w:t>
+            </w:r>
+          </w:p>
+        </w:tc>
+        <w:tc>
+          <w:tcPr>
+            <w:tcW w:w="1075" w:type="dxa"/>
+            <w:shd w:val="clear" w:color="auto" w:fill="E7F4E4"/>
+            <w:tcMar>
+              <w:top w:w="40" w:type="dxa"/>
+              <w:left w:w="80" w:type="dxa"/>
+              <w:bottom w:w="40" w:type="dxa"/>
+              <w:right w:w="80" w:type="dxa"/>
+            </w:tcMar>
+          </w:tcPr>
+          <w:p>
+            <w:pPr>
+              <w:jc w:val="center"/>
+            </w:pPr>
+            <w:r>
+              <w:rPr>
+                <w:sz w:val="18"/>
+                <w:szCs w:val="18"/>
+              </w:rPr>
+              <w:t>SI</w:t>
+            </w:r>
+          </w:p>
+        </w:tc>
+        <w:tc>
+          <w:tcPr>
+            <w:tcW w:w="1011" w:type="dxa"/>
+            <w:shd w:val="clear" w:color="auto" w:fill="FFF4D6"/>
+            <w:tcMar>
+              <w:top w:w="40" w:type="dxa"/>
+              <w:left w:w="80" w:type="dxa"/>
+              <w:bottom w:w="40" w:type="dxa"/>
+              <w:right w:w="80" w:type="dxa"/>
+            </w:tcMar>
+          </w:tcPr>
+          <w:p>
+            <w:pPr>
+              <w:jc w:val="center"/>
+            </w:pPr>
+            <w:r>
+              <w:rPr>
+                <w:sz w:val="18"/>
+                <w:szCs w:val="18"/>
+              </w:rPr>
+              <w:t>SOLIC</w:t>
+            </w:r>
+          </w:p>
+        </w:tc>
+        <w:tc>
+          <w:tcPr>
+            <w:tcW w:w="1081" w:type="dxa"/>
+            <w:shd w:val="clear" w:color="auto" w:fill="FFF4D6"/>
+            <w:tcMar>
+              <w:top w:w="40" w:type="dxa"/>
+              <w:left w:w="80" w:type="dxa"/>
+              <w:bottom w:w="40" w:type="dxa"/>
+              <w:right w:w="80" w:type="dxa"/>
+            </w:tcMar>
+          </w:tcPr>
+          <w:p>
+            <w:pPr>
+              <w:jc w:val="center"/>
+            </w:pPr>
+            <w:r>
+              <w:rPr>
+                <w:sz w:val="18"/>
+                <w:szCs w:val="18"/>
+              </w:rPr>
+              <w:t>SOLIC</w:t>
             </w:r>
           </w:p>
         </w:tc>
         <w:tc>
           <w:tcPr>
             <w:tcW w:w="890" w:type="dxa"/>
-            <w:tcMar>
-              <w:top w:w="40" w:type="dxa"/>
-              <w:left w:w="80" w:type="dxa"/>
-              <w:bottom w:w="40" w:type="dxa"/>
-              <w:right w:w="80" w:type="dxa"/>
-            </w:tcMar>
-          </w:tcPr>
-          <w:p>
-            <w:pPr>
-              <w:jc w:val="center"/>
-            </w:pPr>
-            <w:r>
-              <w:rPr>
-                <w:sz w:val="18"/>
-                <w:szCs w:val="18"/>
-              </w:rPr>
-              <w:t>SI</w:t>
+            <w:shd w:val="clear" w:color="auto" w:fill="FFF4D6"/>
+            <w:tcMar>
+              <w:top w:w="40" w:type="dxa"/>
+              <w:left w:w="80" w:type="dxa"/>
+              <w:bottom w:w="40" w:type="dxa"/>
+              <w:right w:w="80" w:type="dxa"/>
+            </w:tcMar>
+          </w:tcPr>
+          <w:p>
+            <w:pPr>
+              <w:jc w:val="center"/>
+            </w:pPr>
+            <w:r>
+              <w:rPr>
+                <w:sz w:val="18"/>
+                <w:szCs w:val="18"/>
+              </w:rPr>
+              <w:t>SOLIC</w:t>
             </w:r>
           </w:p>
         </w:tc>
         <w:tc>
           <w:tcPr>
             <w:tcW w:w="979" w:type="dxa"/>
-            <w:tcMar>
-              <w:top w:w="40" w:type="dxa"/>
-              <w:left w:w="80" w:type="dxa"/>
-              <w:bottom w:w="40" w:type="dxa"/>
-              <w:right w:w="80" w:type="dxa"/>
-            </w:tcMar>
-          </w:tcPr>
-          <w:p>
-            <w:pPr>
-              <w:jc w:val="center"/>
-            </w:pPr>
-            <w:r>
-              <w:rPr>
-                <w:sz w:val="18"/>
-                <w:szCs w:val="18"/>
-              </w:rPr>
-              <w:t>SI</w:t>
+            <w:shd w:val="clear" w:color="auto" w:fill="FFF4D6"/>
+            <w:tcMar>
+              <w:top w:w="40" w:type="dxa"/>
+              <w:left w:w="80" w:type="dxa"/>
+              <w:bottom w:w="40" w:type="dxa"/>
+              <w:right w:w="80" w:type="dxa"/>
+            </w:tcMar>
+          </w:tcPr>
+          <w:p>
+            <w:pPr>
+              <w:jc w:val="center"/>
+            </w:pPr>
+            <w:r>
+              <w:rPr>
+                <w:sz w:val="18"/>
+                <w:szCs w:val="18"/>
+              </w:rPr>
+              <w:t>SOLIC</w:t>
             </w:r>
           </w:p>
         </w:tc>
         <w:tc>
           <w:tcPr>
             <w:tcW w:w="979" w:type="dxa"/>
-            <w:tcMar>
-              <w:top w:w="40" w:type="dxa"/>
-              <w:left w:w="80" w:type="dxa"/>
-              <w:bottom w:w="40" w:type="dxa"/>
-              <w:right w:w="80" w:type="dxa"/>
-            </w:tcMar>
-          </w:tcPr>
-          <w:p>
-            <w:pPr>
-              <w:jc w:val="center"/>
-            </w:pPr>
-            <w:r>
-              <w:rPr>
-                <w:sz w:val="18"/>
-                <w:szCs w:val="18"/>
-              </w:rPr>
-              <w:t>SI</w:t>
+            <w:shd w:val="clear" w:color="auto" w:fill="FFF4D6"/>
+            <w:tcMar>
+              <w:top w:w="40" w:type="dxa"/>
+              <w:left w:w="80" w:type="dxa"/>
+              <w:bottom w:w="40" w:type="dxa"/>
+              <w:right w:w="80" w:type="dxa"/>
+            </w:tcMar>
+          </w:tcPr>
+          <w:p>
+            <w:pPr>
+              <w:jc w:val="center"/>
+            </w:pPr>
+            <w:r>
+              <w:rPr>
+                <w:sz w:val="18"/>
+                <w:szCs w:val="18"/>
+              </w:rPr>
+              <w:t>SOLIC</w:t>
             </w:r>
           </w:p>
         </w:tc>
@@ -2593,7 +3035,7 @@
                 <w:sz w:val="18"/>
                 <w:szCs w:val="18"/>
               </w:rPr>
-              <w:t>Documentos: subir</w:t>
+              <w:t>Asistencia (ver/crear/editar)</w:t>
             </w:r>
           </w:p>
         </w:tc>
@@ -2666,16 +3108,9 @@
               <w:rPr>
                 <w:sz w:val="18"/>
                 <w:szCs w:val="18"/>
-              </w:rPr>
-              <w:t xml:space="preserve">SI </w:t>
-            </w:r>
-            <w:r>
-              <w:rPr>
-                <w:color w:val="FF0000"/>
-                <w:sz w:val="18"/>
-                <w:szCs w:val="18"/>
-              </w:rPr>
-              <w:t>(solicitando acceso)</w:t>
+                <w:highlight w:val="yellow"/>
+              </w:rPr>
+              <w:t>SI</w:t>
             </w:r>
           </w:p>
         </w:tc>
@@ -2698,9 +3133,8 @@
               <w:rPr>
                 <w:sz w:val="18"/>
                 <w:szCs w:val="18"/>
-                <w:highlight w:val="yellow"/>
-              </w:rPr>
-              <w:t>NO</w:t>
+              </w:rPr>
+              <w:t>SI</w:t>
             </w:r>
           </w:p>
         </w:tc>
@@ -2796,7 +3230,7 @@
                 <w:sz w:val="18"/>
                 <w:szCs w:val="18"/>
               </w:rPr>
-              <w:t>Documentos: eliminar</w:t>
+              <w:t>Dispensa Medica: ver/editar</w:t>
             </w:r>
           </w:p>
         </w:tc>
@@ -2819,8 +3253,9 @@
               <w:rPr>
                 <w:sz w:val="18"/>
                 <w:szCs w:val="18"/>
-              </w:rPr>
-              <w:t>SI</w:t>
+                <w:highlight w:val="yellow"/>
+              </w:rPr>
+              <w:t>COMPL</w:t>
             </w:r>
           </w:p>
         </w:tc>
@@ -2844,7 +3279,7 @@
                 <w:sz w:val="18"/>
                 <w:szCs w:val="18"/>
               </w:rPr>
-              <w:t>SI</w:t>
+              <w:t>COMPL</w:t>
             </w:r>
           </w:p>
         </w:tc>
@@ -2868,7 +3303,7 @@
                 <w:sz w:val="18"/>
                 <w:szCs w:val="18"/>
               </w:rPr>
-              <w:t>SOLIC</w:t>
+              <w:t>APROB</w:t>
             </w:r>
           </w:p>
         </w:tc>
@@ -2891,8 +3326,9 @@
               <w:rPr>
                 <w:sz w:val="18"/>
                 <w:szCs w:val="18"/>
-              </w:rPr>
-              <w:t>SOLIC</w:t>
+                <w:highlight w:val="yellow"/>
+              </w:rPr>
+              <w:t>NO (solo lectura)</w:t>
             </w:r>
           </w:p>
         </w:tc>
@@ -2916,7 +3352,7 @@
                 <w:sz w:val="18"/>
                 <w:szCs w:val="18"/>
               </w:rPr>
-              <w:t>SOLIC</w:t>
+              <w:t>APROB</w:t>
             </w:r>
           </w:p>
         </w:tc>
@@ -2940,7 +3376,7 @@
                 <w:sz w:val="18"/>
                 <w:szCs w:val="18"/>
               </w:rPr>
-              <w:t>SOLIC</w:t>
+              <w:t>APROB</w:t>
             </w:r>
           </w:p>
         </w:tc>
@@ -2964,7 +3400,7 @@
                 <w:sz w:val="18"/>
                 <w:szCs w:val="18"/>
               </w:rPr>
-              <w:t>SOLIC</w:t>
+              <w:t>APROB</w:t>
             </w:r>
           </w:p>
         </w:tc>
@@ -2989,7 +3425,7 @@
                 <w:sz w:val="18"/>
                 <w:szCs w:val="18"/>
               </w:rPr>
-              <w:t>Asistencia (ver/crear/editar)</w:t>
+              <w:t>Salud: subir documentos</w:t>
             </w:r>
           </w:p>
         </w:tc>
@@ -3057,14 +3493,17 @@
           <w:p>
             <w:pPr>
               <w:jc w:val="center"/>
-            </w:pPr>
-            <w:r>
-              <w:rPr>
-                <w:sz w:val="18"/>
-                <w:szCs w:val="18"/>
-                <w:highlight w:val="yellow"/>
-              </w:rPr>
-              <w:t>SI</w:t>
+              <w:rPr>
+                <w:highlight w:val="yellow"/>
+              </w:rPr>
+            </w:pPr>
+            <w:r>
+              <w:rPr>
+                <w:sz w:val="18"/>
+                <w:szCs w:val="18"/>
+                <w:highlight w:val="yellow"/>
+              </w:rPr>
+              <w:t>NO</w:t>
             </w:r>
           </w:p>
         </w:tc>
@@ -3082,13 +3521,17 @@
           <w:p>
             <w:pPr>
               <w:jc w:val="center"/>
-            </w:pPr>
-            <w:r>
-              <w:rPr>
-                <w:sz w:val="18"/>
-                <w:szCs w:val="18"/>
-              </w:rPr>
-              <w:t>SI</w:t>
+              <w:rPr>
+                <w:highlight w:val="yellow"/>
+              </w:rPr>
+            </w:pPr>
+            <w:r>
+              <w:rPr>
+                <w:sz w:val="18"/>
+                <w:szCs w:val="18"/>
+                <w:highlight w:val="yellow"/>
+              </w:rPr>
+              <w:t>NO</w:t>
             </w:r>
           </w:p>
         </w:tc>
@@ -3184,7 +3627,7 @@
                 <w:sz w:val="18"/>
                 <w:szCs w:val="18"/>
               </w:rPr>
-              <w:t>Dispensa Medica: ver/editar</w:t>
+              <w:t>Salud: eliminar documentos</w:t>
             </w:r>
           </w:p>
         </w:tc>
@@ -3207,9 +3650,8 @@
               <w:rPr>
                 <w:sz w:val="18"/>
                 <w:szCs w:val="18"/>
-                <w:highlight w:val="yellow"/>
-              </w:rPr>
-              <w:t>COMPL</w:t>
+              </w:rPr>
+              <w:t>SI</w:t>
             </w:r>
           </w:p>
         </w:tc>
@@ -3233,128 +3675,126 @@
                 <w:sz w:val="18"/>
                 <w:szCs w:val="18"/>
               </w:rPr>
-              <w:t>COMPL</w:t>
+              <w:t>SI</w:t>
             </w:r>
           </w:p>
         </w:tc>
         <w:tc>
           <w:tcPr>
             <w:tcW w:w="1011" w:type="dxa"/>
-            <w:shd w:val="clear" w:color="auto" w:fill="FFF4D6"/>
-            <w:tcMar>
-              <w:top w:w="40" w:type="dxa"/>
-              <w:left w:w="80" w:type="dxa"/>
-              <w:bottom w:w="40" w:type="dxa"/>
-              <w:right w:w="80" w:type="dxa"/>
-            </w:tcMar>
-          </w:tcPr>
-          <w:p>
-            <w:pPr>
-              <w:jc w:val="center"/>
-            </w:pPr>
-            <w:r>
-              <w:rPr>
-                <w:sz w:val="18"/>
-                <w:szCs w:val="18"/>
-              </w:rPr>
-              <w:t>APROB</w:t>
+            <w:tcMar>
+              <w:top w:w="40" w:type="dxa"/>
+              <w:left w:w="80" w:type="dxa"/>
+              <w:bottom w:w="40" w:type="dxa"/>
+              <w:right w:w="80" w:type="dxa"/>
+            </w:tcMar>
+          </w:tcPr>
+          <w:p>
+            <w:pPr>
+              <w:jc w:val="center"/>
+            </w:pPr>
+            <w:r>
+              <w:rPr>
+                <w:sz w:val="18"/>
+                <w:szCs w:val="18"/>
+              </w:rPr>
+              <w:t>NO</w:t>
             </w:r>
           </w:p>
         </w:tc>
         <w:tc>
           <w:tcPr>
             <w:tcW w:w="1081" w:type="dxa"/>
-            <w:shd w:val="clear" w:color="auto" w:fill="FFF4D6"/>
-            <w:tcMar>
-              <w:top w:w="40" w:type="dxa"/>
-              <w:left w:w="80" w:type="dxa"/>
-              <w:bottom w:w="40" w:type="dxa"/>
-              <w:right w:w="80" w:type="dxa"/>
-            </w:tcMar>
-          </w:tcPr>
-          <w:p>
-            <w:pPr>
-              <w:jc w:val="center"/>
-            </w:pPr>
-            <w:r>
-              <w:rPr>
-                <w:sz w:val="18"/>
-                <w:szCs w:val="18"/>
-                <w:highlight w:val="yellow"/>
-              </w:rPr>
-              <w:t>NO (solo lectura)</w:t>
+            <w:tcMar>
+              <w:top w:w="40" w:type="dxa"/>
+              <w:left w:w="80" w:type="dxa"/>
+              <w:bottom w:w="40" w:type="dxa"/>
+              <w:right w:w="80" w:type="dxa"/>
+            </w:tcMar>
+          </w:tcPr>
+          <w:p>
+            <w:pPr>
+              <w:jc w:val="center"/>
+              <w:rPr>
+                <w:highlight w:val="yellow"/>
+              </w:rPr>
+            </w:pPr>
+            <w:r>
+              <w:rPr>
+                <w:sz w:val="18"/>
+                <w:szCs w:val="18"/>
+                <w:highlight w:val="yellow"/>
+              </w:rPr>
+              <w:t>NO</w:t>
             </w:r>
           </w:p>
         </w:tc>
         <w:tc>
           <w:tcPr>
             <w:tcW w:w="890" w:type="dxa"/>
-            <w:shd w:val="clear" w:color="auto" w:fill="FFF4D6"/>
-            <w:tcMar>
-              <w:top w:w="40" w:type="dxa"/>
-              <w:left w:w="80" w:type="dxa"/>
-              <w:bottom w:w="40" w:type="dxa"/>
-              <w:right w:w="80" w:type="dxa"/>
-            </w:tcMar>
-          </w:tcPr>
-          <w:p>
-            <w:pPr>
-              <w:jc w:val="center"/>
-            </w:pPr>
-            <w:r>
-              <w:rPr>
-                <w:sz w:val="18"/>
-                <w:szCs w:val="18"/>
-              </w:rPr>
-              <w:t>APROB</w:t>
+            <w:tcMar>
+              <w:top w:w="40" w:type="dxa"/>
+              <w:left w:w="80" w:type="dxa"/>
+              <w:bottom w:w="40" w:type="dxa"/>
+              <w:right w:w="80" w:type="dxa"/>
+            </w:tcMar>
+          </w:tcPr>
+          <w:p>
+            <w:pPr>
+              <w:jc w:val="center"/>
+            </w:pPr>
+            <w:r>
+              <w:rPr>
+                <w:sz w:val="18"/>
+                <w:szCs w:val="18"/>
+              </w:rPr>
+              <w:t>NO</w:t>
             </w:r>
           </w:p>
         </w:tc>
         <w:tc>
           <w:tcPr>
             <w:tcW w:w="979" w:type="dxa"/>
-            <w:shd w:val="clear" w:color="auto" w:fill="FFF4D6"/>
-            <w:tcMar>
-              <w:top w:w="40" w:type="dxa"/>
-              <w:left w:w="80" w:type="dxa"/>
-              <w:bottom w:w="40" w:type="dxa"/>
-              <w:right w:w="80" w:type="dxa"/>
-            </w:tcMar>
-          </w:tcPr>
-          <w:p>
-            <w:pPr>
-              <w:jc w:val="center"/>
-            </w:pPr>
-            <w:r>
-              <w:rPr>
-                <w:sz w:val="18"/>
-                <w:szCs w:val="18"/>
-              </w:rPr>
-              <w:t>APROB</w:t>
+            <w:tcMar>
+              <w:top w:w="40" w:type="dxa"/>
+              <w:left w:w="80" w:type="dxa"/>
+              <w:bottom w:w="40" w:type="dxa"/>
+              <w:right w:w="80" w:type="dxa"/>
+            </w:tcMar>
+          </w:tcPr>
+          <w:p>
+            <w:pPr>
+              <w:jc w:val="center"/>
+            </w:pPr>
+            <w:r>
+              <w:rPr>
+                <w:sz w:val="18"/>
+                <w:szCs w:val="18"/>
+              </w:rPr>
+              <w:t>NO</w:t>
             </w:r>
           </w:p>
         </w:tc>
         <w:tc>
           <w:tcPr>
             <w:tcW w:w="979" w:type="dxa"/>
-            <w:shd w:val="clear" w:color="auto" w:fill="FFF4D6"/>
-            <w:tcMar>
-              <w:top w:w="40" w:type="dxa"/>
-              <w:left w:w="80" w:type="dxa"/>
-              <w:bottom w:w="40" w:type="dxa"/>
-              <w:right w:w="80" w:type="dxa"/>
-            </w:tcMar>
-          </w:tcPr>
-          <w:p>
-            <w:pPr>
-              <w:jc w:val="center"/>
-            </w:pPr>
-            <w:r>
-              <w:rPr>
-                <w:sz w:val="18"/>
-                <w:szCs w:val="18"/>
-              </w:rPr>
-              <w:t>APROB</w:t>
+            <w:tcMar>
+              <w:top w:w="40" w:type="dxa"/>
+              <w:left w:w="80" w:type="dxa"/>
+              <w:bottom w:w="40" w:type="dxa"/>
+              <w:right w:w="80" w:type="dxa"/>
+            </w:tcMar>
+          </w:tcPr>
+          <w:p>
+            <w:pPr>
+              <w:jc w:val="center"/>
+            </w:pPr>
+            <w:r>
+              <w:rPr>
+                <w:sz w:val="18"/>
+                <w:szCs w:val="18"/>
+              </w:rPr>
+              <w:t>NO</w:t>
             </w:r>
           </w:p>
         </w:tc>
@@ -3379,7 +3819,392 @@
                 <w:sz w:val="18"/>
                 <w:szCs w:val="18"/>
               </w:rPr>
-              <w:t>Salud: subir documentos</w:t>
+              <w:t>Salud: autorizar accesos menores</w:t>
+            </w:r>
+          </w:p>
+        </w:tc>
+        <w:tc>
+          <w:tcPr>
+            <w:tcW w:w="1240" w:type="dxa"/>
+            <w:shd w:val="clear" w:color="auto" w:fill="E7F4E4"/>
+            <w:tcMar>
+              <w:top w:w="40" w:type="dxa"/>
+              <w:left w:w="80" w:type="dxa"/>
+              <w:bottom w:w="40" w:type="dxa"/>
+              <w:right w:w="80" w:type="dxa"/>
+            </w:tcMar>
+          </w:tcPr>
+          <w:p>
+            <w:pPr>
+              <w:jc w:val="center"/>
+            </w:pPr>
+            <w:r>
+              <w:rPr>
+                <w:sz w:val="18"/>
+                <w:szCs w:val="18"/>
+              </w:rPr>
+              <w:t>SI</w:t>
+            </w:r>
+          </w:p>
+        </w:tc>
+        <w:tc>
+          <w:tcPr>
+            <w:tcW w:w="1075" w:type="dxa"/>
+            <w:shd w:val="clear" w:color="auto" w:fill="E7F4E4"/>
+            <w:tcMar>
+              <w:top w:w="40" w:type="dxa"/>
+              <w:left w:w="80" w:type="dxa"/>
+              <w:bottom w:w="40" w:type="dxa"/>
+              <w:right w:w="80" w:type="dxa"/>
+            </w:tcMar>
+          </w:tcPr>
+          <w:p>
+            <w:pPr>
+              <w:jc w:val="center"/>
+            </w:pPr>
+            <w:r>
+              <w:rPr>
+                <w:sz w:val="18"/>
+                <w:szCs w:val="18"/>
+              </w:rPr>
+              <w:t>SI</w:t>
+            </w:r>
+          </w:p>
+        </w:tc>
+        <w:tc>
+          <w:tcPr>
+            <w:tcW w:w="1011" w:type="dxa"/>
+            <w:shd w:val="clear" w:color="auto" w:fill="EEF3FA"/>
+            <w:tcMar>
+              <w:top w:w="40" w:type="dxa"/>
+              <w:left w:w="80" w:type="dxa"/>
+              <w:bottom w:w="40" w:type="dxa"/>
+              <w:right w:w="80" w:type="dxa"/>
+            </w:tcMar>
+          </w:tcPr>
+          <w:p>
+            <w:pPr>
+              <w:jc w:val="center"/>
+            </w:pPr>
+            <w:r>
+              <w:rPr>
+                <w:sz w:val="18"/>
+                <w:szCs w:val="18"/>
+              </w:rPr>
+              <w:t>NO</w:t>
+            </w:r>
+          </w:p>
+        </w:tc>
+        <w:tc>
+          <w:tcPr>
+            <w:tcW w:w="1081" w:type="dxa"/>
+            <w:shd w:val="clear" w:color="auto" w:fill="EEF3FA"/>
+            <w:tcMar>
+              <w:top w:w="40" w:type="dxa"/>
+              <w:left w:w="80" w:type="dxa"/>
+              <w:bottom w:w="40" w:type="dxa"/>
+              <w:right w:w="80" w:type="dxa"/>
+            </w:tcMar>
+          </w:tcPr>
+          <w:p>
+            <w:pPr>
+              <w:jc w:val="center"/>
+            </w:pPr>
+            <w:r>
+              <w:rPr>
+                <w:sz w:val="18"/>
+                <w:szCs w:val="18"/>
+              </w:rPr>
+              <w:t>NO</w:t>
+            </w:r>
+          </w:p>
+        </w:tc>
+        <w:tc>
+          <w:tcPr>
+            <w:tcW w:w="890" w:type="dxa"/>
+            <w:shd w:val="clear" w:color="auto" w:fill="EEF3FA"/>
+            <w:tcMar>
+              <w:top w:w="40" w:type="dxa"/>
+              <w:left w:w="80" w:type="dxa"/>
+              <w:bottom w:w="40" w:type="dxa"/>
+              <w:right w:w="80" w:type="dxa"/>
+            </w:tcMar>
+          </w:tcPr>
+          <w:p>
+            <w:pPr>
+              <w:jc w:val="center"/>
+            </w:pPr>
+            <w:r>
+              <w:rPr>
+                <w:sz w:val="18"/>
+                <w:szCs w:val="18"/>
+              </w:rPr>
+              <w:t>NO</w:t>
+            </w:r>
+          </w:p>
+        </w:tc>
+        <w:tc>
+          <w:tcPr>
+            <w:tcW w:w="979" w:type="dxa"/>
+            <w:shd w:val="clear" w:color="auto" w:fill="EEF3FA"/>
+            <w:tcMar>
+              <w:top w:w="40" w:type="dxa"/>
+              <w:left w:w="80" w:type="dxa"/>
+              <w:bottom w:w="40" w:type="dxa"/>
+              <w:right w:w="80" w:type="dxa"/>
+            </w:tcMar>
+          </w:tcPr>
+          <w:p>
+            <w:pPr>
+              <w:jc w:val="center"/>
+            </w:pPr>
+            <w:r>
+              <w:rPr>
+                <w:sz w:val="18"/>
+                <w:szCs w:val="18"/>
+              </w:rPr>
+              <w:t>NO</w:t>
+            </w:r>
+          </w:p>
+        </w:tc>
+        <w:tc>
+          <w:tcPr>
+            <w:tcW w:w="979" w:type="dxa"/>
+            <w:shd w:val="clear" w:color="auto" w:fill="EEF3FA"/>
+            <w:tcMar>
+              <w:top w:w="40" w:type="dxa"/>
+              <w:left w:w="80" w:type="dxa"/>
+              <w:bottom w:w="40" w:type="dxa"/>
+              <w:right w:w="80" w:type="dxa"/>
+            </w:tcMar>
+          </w:tcPr>
+          <w:p>
+            <w:pPr>
+              <w:jc w:val="center"/>
+            </w:pPr>
+            <w:r>
+              <w:rPr>
+                <w:sz w:val="18"/>
+                <w:szCs w:val="18"/>
+              </w:rPr>
+              <w:t>NO</w:t>
+            </w:r>
+          </w:p>
+        </w:tc>
+      </w:tr>
+      <w:tr>
+        <w:tc>
+          <w:tcPr>
+            <w:tcW w:w="2305" w:type="dxa"/>
+            <w:tcMar>
+              <w:top w:w="40" w:type="dxa"/>
+              <w:left w:w="80" w:type="dxa"/>
+              <w:bottom w:w="40" w:type="dxa"/>
+              <w:right w:w="80" w:type="dxa"/>
+            </w:tcMar>
+          </w:tcPr>
+          <w:p>
+            <w:r>
+              <w:rPr>
+                <w:b/>
+                <w:bCs/>
+                <w:sz w:val="18"/>
+                <w:szCs w:val="18"/>
+              </w:rPr>
+              <w:t>Sistema de Ascenso: ver/editar</w:t>
+            </w:r>
+          </w:p>
+        </w:tc>
+        <w:tc>
+          <w:tcPr>
+            <w:tcW w:w="1240" w:type="dxa"/>
+            <w:tcMar>
+              <w:top w:w="40" w:type="dxa"/>
+              <w:left w:w="80" w:type="dxa"/>
+              <w:bottom w:w="40" w:type="dxa"/>
+              <w:right w:w="80" w:type="dxa"/>
+            </w:tcMar>
+          </w:tcPr>
+          <w:p>
+            <w:pPr>
+              <w:jc w:val="center"/>
+            </w:pPr>
+            <w:r>
+              <w:rPr>
+                <w:sz w:val="18"/>
+                <w:szCs w:val="18"/>
+                <w:highlight w:val="yellow"/>
+              </w:rPr>
+              <w:t>SI</w:t>
+            </w:r>
+          </w:p>
+        </w:tc>
+        <w:tc>
+          <w:tcPr>
+            <w:tcW w:w="1075" w:type="dxa"/>
+            <w:tcMar>
+              <w:top w:w="40" w:type="dxa"/>
+              <w:left w:w="80" w:type="dxa"/>
+              <w:bottom w:w="40" w:type="dxa"/>
+              <w:right w:w="80" w:type="dxa"/>
+            </w:tcMar>
+          </w:tcPr>
+          <w:p>
+            <w:pPr>
+              <w:jc w:val="center"/>
+            </w:pPr>
+            <w:r>
+              <w:rPr>
+                <w:sz w:val="18"/>
+                <w:szCs w:val="18"/>
+                <w:highlight w:val="yellow"/>
+              </w:rPr>
+              <w:t>SI</w:t>
+            </w:r>
+          </w:p>
+        </w:tc>
+        <w:tc>
+          <w:tcPr>
+            <w:tcW w:w="1011" w:type="dxa"/>
+            <w:tcMar>
+              <w:top w:w="40" w:type="dxa"/>
+              <w:left w:w="80" w:type="dxa"/>
+              <w:bottom w:w="40" w:type="dxa"/>
+              <w:right w:w="80" w:type="dxa"/>
+            </w:tcMar>
+          </w:tcPr>
+          <w:p>
+            <w:pPr>
+              <w:jc w:val="center"/>
+              <w:rPr>
+                <w:lang w:val="es-ES"/>
+              </w:rPr>
+            </w:pPr>
+            <w:r>
+              <w:rPr>
+                <w:sz w:val="18"/>
+                <w:szCs w:val="18"/>
+                <w:highlight w:val="yellow"/>
+              </w:rPr>
+              <w:t>SI (solo ver)</w:t>
+            </w:r>
+          </w:p>
+        </w:tc>
+        <w:tc>
+          <w:tcPr>
+            <w:tcW w:w="1081" w:type="dxa"/>
+            <w:tcMar>
+              <w:top w:w="40" w:type="dxa"/>
+              <w:left w:w="80" w:type="dxa"/>
+              <w:bottom w:w="40" w:type="dxa"/>
+              <w:right w:w="80" w:type="dxa"/>
+            </w:tcMar>
+          </w:tcPr>
+          <w:p>
+            <w:pPr>
+              <w:jc w:val="center"/>
+            </w:pPr>
+            <w:r>
+              <w:rPr>
+                <w:sz w:val="18"/>
+                <w:szCs w:val="18"/>
+                <w:highlight w:val="yellow"/>
+              </w:rPr>
+              <w:t>SI (solo ver)</w:t>
+            </w:r>
+          </w:p>
+        </w:tc>
+        <w:tc>
+          <w:tcPr>
+            <w:tcW w:w="890" w:type="dxa"/>
+            <w:tcMar>
+              <w:top w:w="40" w:type="dxa"/>
+              <w:left w:w="80" w:type="dxa"/>
+              <w:bottom w:w="40" w:type="dxa"/>
+              <w:right w:w="80" w:type="dxa"/>
+            </w:tcMar>
+          </w:tcPr>
+          <w:p>
+            <w:pPr>
+              <w:jc w:val="center"/>
+            </w:pPr>
+            <w:r>
+              <w:rPr>
+                <w:sz w:val="18"/>
+                <w:szCs w:val="18"/>
+              </w:rPr>
+              <w:t>SI</w:t>
+            </w:r>
+          </w:p>
+        </w:tc>
+        <w:tc>
+          <w:tcPr>
+            <w:tcW w:w="979" w:type="dxa"/>
+            <w:tcMar>
+              <w:top w:w="40" w:type="dxa"/>
+              <w:left w:w="80" w:type="dxa"/>
+              <w:bottom w:w="40" w:type="dxa"/>
+              <w:right w:w="80" w:type="dxa"/>
+            </w:tcMar>
+          </w:tcPr>
+          <w:p>
+            <w:pPr>
+              <w:jc w:val="center"/>
+            </w:pPr>
+            <w:r>
+              <w:rPr>
+                <w:sz w:val="18"/>
+                <w:szCs w:val="18"/>
+              </w:rPr>
+              <w:t>SI</w:t>
+            </w:r>
+          </w:p>
+        </w:tc>
+        <w:tc>
+          <w:tcPr>
+            <w:tcW w:w="979" w:type="dxa"/>
+            <w:tcMar>
+              <w:top w:w="40" w:type="dxa"/>
+              <w:left w:w="80" w:type="dxa"/>
+              <w:bottom w:w="40" w:type="dxa"/>
+              <w:right w:w="80" w:type="dxa"/>
+            </w:tcMar>
+          </w:tcPr>
+          <w:p>
+            <w:pPr>
+              <w:jc w:val="center"/>
+            </w:pPr>
+            <w:r>
+              <w:rPr>
+                <w:sz w:val="18"/>
+                <w:szCs w:val="18"/>
+              </w:rPr>
+              <w:t>SI</w:t>
+            </w:r>
+          </w:p>
+        </w:tc>
+      </w:tr>
+      <w:tr>
+        <w:tc>
+          <w:tcPr>
+            <w:tcW w:w="2305" w:type="dxa"/>
+            <w:shd w:val="clear" w:color="auto" w:fill="EEF3FA"/>
+            <w:tcMar>
+              <w:top w:w="40" w:type="dxa"/>
+              <w:left w:w="80" w:type="dxa"/>
+              <w:bottom w:w="40" w:type="dxa"/>
+              <w:right w:w="80" w:type="dxa"/>
+            </w:tcMar>
+          </w:tcPr>
+          <w:p>
+            <w:r>
+              <w:rPr>
+                <w:b/>
+                <w:bCs/>
+                <w:sz w:val="18"/>
+                <w:szCs w:val="18"/>
+              </w:rPr>
+              <w:t>Padres/tutores: ver/editar</w:t>
             </w:r>
           </w:p>
         </w:tc>
@@ -3402,7 +4227,6 @@
               <w:rPr>
                 <w:sz w:val="18"/>
                 <w:szCs w:val="18"/>
-                <w:highlight w:val="yellow"/>
               </w:rPr>
               <w:t>SI</w:t>
             </w:r>
@@ -3427,7 +4251,6 @@
               <w:rPr>
                 <w:sz w:val="18"/>
                 <w:szCs w:val="18"/>
-                <w:highlight w:val="yellow"/>
               </w:rPr>
               <w:t>SI</w:t>
             </w:r>
@@ -3447,17 +4270,13 @@
           <w:p>
             <w:pPr>
               <w:jc w:val="center"/>
-              <w:rPr>
-                <w:highlight w:val="yellow"/>
-              </w:rPr>
-            </w:pPr>
-            <w:r>
-              <w:rPr>
-                <w:sz w:val="18"/>
-                <w:szCs w:val="18"/>
-                <w:highlight w:val="yellow"/>
-              </w:rPr>
-              <w:t>NO</w:t>
+            </w:pPr>
+            <w:r>
+              <w:rPr>
+                <w:sz w:val="18"/>
+                <w:szCs w:val="18"/>
+              </w:rPr>
+              <w:t>SI</w:t>
             </w:r>
           </w:p>
         </w:tc>
@@ -3475,17 +4294,13 @@
           <w:p>
             <w:pPr>
               <w:jc w:val="center"/>
-              <w:rPr>
-                <w:highlight w:val="yellow"/>
-              </w:rPr>
-            </w:pPr>
-            <w:r>
-              <w:rPr>
-                <w:sz w:val="18"/>
-                <w:szCs w:val="18"/>
-                <w:highlight w:val="yellow"/>
-              </w:rPr>
-              <w:t>NO</w:t>
+            </w:pPr>
+            <w:r>
+              <w:rPr>
+                <w:sz w:val="18"/>
+                <w:szCs w:val="18"/>
+              </w:rPr>
+              <w:t>SI</w:t>
             </w:r>
           </w:p>
         </w:tc>
@@ -3581,53 +4396,68 @@
                 <w:sz w:val="18"/>
                 <w:szCs w:val="18"/>
               </w:rPr>
-              <w:t>Salud: eliminar documentos</w:t>
+              <w:t>Ver Regiones (menú)</w:t>
             </w:r>
           </w:p>
         </w:tc>
         <w:tc>
           <w:tcPr>
             <w:tcW w:w="1240" w:type="dxa"/>
-            <w:shd w:val="clear" w:color="auto" w:fill="E7F4E4"/>
-            <w:tcMar>
-              <w:top w:w="40" w:type="dxa"/>
-              <w:left w:w="80" w:type="dxa"/>
-              <w:bottom w:w="40" w:type="dxa"/>
-              <w:right w:w="80" w:type="dxa"/>
-            </w:tcMar>
-          </w:tcPr>
-          <w:p>
-            <w:pPr>
-              <w:jc w:val="center"/>
-            </w:pPr>
-            <w:r>
-              <w:rPr>
-                <w:sz w:val="18"/>
-                <w:szCs w:val="18"/>
-              </w:rPr>
-              <w:t>SI</w:t>
+            <w:tcMar>
+              <w:top w:w="40" w:type="dxa"/>
+              <w:left w:w="80" w:type="dxa"/>
+              <w:bottom w:w="40" w:type="dxa"/>
+              <w:right w:w="80" w:type="dxa"/>
+            </w:tcMar>
+          </w:tcPr>
+          <w:p>
+            <w:pPr>
+              <w:jc w:val="center"/>
+            </w:pPr>
+            <w:r>
+              <w:rPr>
+                <w:sz w:val="18"/>
+                <w:szCs w:val="18"/>
+                <w:highlight w:val="yellow"/>
+              </w:rPr>
+              <w:t>SI</w:t>
+            </w:r>
+            <w:r>
+              <w:rPr>
+                <w:sz w:val="18"/>
+                <w:szCs w:val="18"/>
+              </w:rPr>
+              <w:t xml:space="preserve"> </w:t>
+            </w:r>
+            <w:r>
+              <w:rPr>
+                <w:color w:val="FF0000"/>
+                <w:sz w:val="18"/>
+                <w:szCs w:val="18"/>
+              </w:rPr>
+              <w:t>(líneas jerarquía directiva no se ven hasta que se mueve manualmente)</w:t>
             </w:r>
           </w:p>
         </w:tc>
         <w:tc>
           <w:tcPr>
             <w:tcW w:w="1075" w:type="dxa"/>
-            <w:shd w:val="clear" w:color="auto" w:fill="E7F4E4"/>
-            <w:tcMar>
-              <w:top w:w="40" w:type="dxa"/>
-              <w:left w:w="80" w:type="dxa"/>
-              <w:bottom w:w="40" w:type="dxa"/>
-              <w:right w:w="80" w:type="dxa"/>
-            </w:tcMar>
-          </w:tcPr>
-          <w:p>
-            <w:pPr>
-              <w:jc w:val="center"/>
-            </w:pPr>
-            <w:r>
-              <w:rPr>
-                <w:sz w:val="18"/>
-                <w:szCs w:val="18"/>
+            <w:tcMar>
+              <w:top w:w="40" w:type="dxa"/>
+              <w:left w:w="80" w:type="dxa"/>
+              <w:bottom w:w="40" w:type="dxa"/>
+              <w:right w:w="80" w:type="dxa"/>
+            </w:tcMar>
+          </w:tcPr>
+          <w:p>
+            <w:pPr>
+              <w:jc w:val="center"/>
+            </w:pPr>
+            <w:r>
+              <w:rPr>
+                <w:sz w:val="18"/>
+                <w:szCs w:val="18"/>
+                <w:highlight w:val="yellow"/>
               </w:rPr>
               <w:t>SI</w:t>
             </w:r>
@@ -3651,35 +4481,34 @@
               <w:rPr>
                 <w:sz w:val="18"/>
                 <w:szCs w:val="18"/>
-              </w:rPr>
-              <w:t>NO</w:t>
+                <w:highlight w:val="yellow"/>
+              </w:rPr>
+              <w:t>SI</w:t>
             </w:r>
           </w:p>
         </w:tc>
         <w:tc>
           <w:tcPr>
             <w:tcW w:w="1081" w:type="dxa"/>
-            <w:tcMar>
-              <w:top w:w="40" w:type="dxa"/>
-              <w:left w:w="80" w:type="dxa"/>
-              <w:bottom w:w="40" w:type="dxa"/>
-              <w:right w:w="80" w:type="dxa"/>
-            </w:tcMar>
-          </w:tcPr>
-          <w:p>
-            <w:pPr>
-              <w:jc w:val="center"/>
-              <w:rPr>
-                <w:highlight w:val="yellow"/>
-              </w:rPr>
-            </w:pPr>
-            <w:r>
-              <w:rPr>
-                <w:sz w:val="18"/>
-                <w:szCs w:val="18"/>
-                <w:highlight w:val="yellow"/>
-              </w:rPr>
-              <w:t>NO</w:t>
+            <w:shd w:val="clear" w:color="auto" w:fill="FBE7E7"/>
+            <w:tcMar>
+              <w:top w:w="40" w:type="dxa"/>
+              <w:left w:w="80" w:type="dxa"/>
+              <w:bottom w:w="40" w:type="dxa"/>
+              <w:right w:w="80" w:type="dxa"/>
+            </w:tcMar>
+          </w:tcPr>
+          <w:p>
+            <w:pPr>
+              <w:jc w:val="center"/>
+            </w:pPr>
+            <w:r>
+              <w:rPr>
+                <w:sz w:val="18"/>
+                <w:szCs w:val="18"/>
+                <w:highlight w:val="yellow"/>
+              </w:rPr>
+              <w:t>SI</w:t>
             </w:r>
           </w:p>
         </w:tc>
@@ -3696,13 +4525,17 @@
           <w:p>
             <w:pPr>
               <w:jc w:val="center"/>
-            </w:pPr>
-            <w:r>
-              <w:rPr>
-                <w:sz w:val="18"/>
-                <w:szCs w:val="18"/>
-              </w:rPr>
-              <w:t>NO</w:t>
+              <w:rPr>
+                <w:highlight w:val="yellow"/>
+              </w:rPr>
+            </w:pPr>
+            <w:r>
+              <w:rPr>
+                <w:sz w:val="18"/>
+                <w:szCs w:val="18"/>
+                <w:highlight w:val="yellow"/>
+              </w:rPr>
+              <w:t>SI</w:t>
             </w:r>
           </w:p>
         </w:tc>
@@ -3719,13 +4552,17 @@
           <w:p>
             <w:pPr>
               <w:jc w:val="center"/>
-            </w:pPr>
-            <w:r>
-              <w:rPr>
-                <w:sz w:val="18"/>
-                <w:szCs w:val="18"/>
-              </w:rPr>
-              <w:t>NO</w:t>
+              <w:rPr>
+                <w:highlight w:val="yellow"/>
+              </w:rPr>
+            </w:pPr>
+            <w:r>
+              <w:rPr>
+                <w:sz w:val="18"/>
+                <w:szCs w:val="18"/>
+                <w:highlight w:val="yellow"/>
+              </w:rPr>
+              <w:t>SI</w:t>
             </w:r>
           </w:p>
         </w:tc>
@@ -3742,13 +4579,17 @@
           <w:p>
             <w:pPr>
               <w:jc w:val="center"/>
-            </w:pPr>
-            <w:r>
-              <w:rPr>
-                <w:sz w:val="18"/>
-                <w:szCs w:val="18"/>
-              </w:rPr>
-              <w:t>NO</w:t>
+              <w:rPr>
+                <w:highlight w:val="yellow"/>
+              </w:rPr>
+            </w:pPr>
+            <w:r>
+              <w:rPr>
+                <w:sz w:val="18"/>
+                <w:szCs w:val="18"/>
+                <w:highlight w:val="yellow"/>
+              </w:rPr>
+              <w:t>SI</w:t>
             </w:r>
           </w:p>
         </w:tc>
@@ -3773,53 +4614,62 @@
                 <w:sz w:val="18"/>
                 <w:szCs w:val="18"/>
               </w:rPr>
-              <w:t>Salud: autorizar accesos menores</w:t>
+              <w:t>Ver Secciones</w:t>
             </w:r>
           </w:p>
         </w:tc>
         <w:tc>
           <w:tcPr>
             <w:tcW w:w="1240" w:type="dxa"/>
-            <w:shd w:val="clear" w:color="auto" w:fill="E7F4E4"/>
-            <w:tcMar>
-              <w:top w:w="40" w:type="dxa"/>
-              <w:left w:w="80" w:type="dxa"/>
-              <w:bottom w:w="40" w:type="dxa"/>
-              <w:right w:w="80" w:type="dxa"/>
-            </w:tcMar>
-          </w:tcPr>
-          <w:p>
-            <w:pPr>
-              <w:jc w:val="center"/>
-            </w:pPr>
-            <w:r>
-              <w:rPr>
-                <w:sz w:val="18"/>
-                <w:szCs w:val="18"/>
-              </w:rPr>
-              <w:t>SI</w:t>
+            <w:shd w:val="clear" w:color="auto" w:fill="EEF3FA"/>
+            <w:tcMar>
+              <w:top w:w="40" w:type="dxa"/>
+              <w:left w:w="80" w:type="dxa"/>
+              <w:bottom w:w="40" w:type="dxa"/>
+              <w:right w:w="80" w:type="dxa"/>
+            </w:tcMar>
+          </w:tcPr>
+          <w:p>
+            <w:pPr>
+              <w:jc w:val="center"/>
+            </w:pPr>
+            <w:r>
+              <w:rPr>
+                <w:sz w:val="18"/>
+                <w:szCs w:val="18"/>
+                <w:highlight w:val="yellow"/>
+              </w:rPr>
+              <w:t>SI</w:t>
+            </w:r>
+            <w:r>
+              <w:rPr>
+                <w:sz w:val="18"/>
+                <w:szCs w:val="18"/>
+              </w:rPr>
+              <w:t xml:space="preserve"> </w:t>
             </w:r>
           </w:p>
         </w:tc>
         <w:tc>
           <w:tcPr>
             <w:tcW w:w="1075" w:type="dxa"/>
-            <w:shd w:val="clear" w:color="auto" w:fill="E7F4E4"/>
-            <w:tcMar>
-              <w:top w:w="40" w:type="dxa"/>
-              <w:left w:w="80" w:type="dxa"/>
-              <w:bottom w:w="40" w:type="dxa"/>
-              <w:right w:w="80" w:type="dxa"/>
-            </w:tcMar>
-          </w:tcPr>
-          <w:p>
-            <w:pPr>
-              <w:jc w:val="center"/>
-            </w:pPr>
-            <w:r>
-              <w:rPr>
-                <w:sz w:val="18"/>
-                <w:szCs w:val="18"/>
+            <w:shd w:val="clear" w:color="auto" w:fill="EEF3FA"/>
+            <w:tcMar>
+              <w:top w:w="40" w:type="dxa"/>
+              <w:left w:w="80" w:type="dxa"/>
+              <w:bottom w:w="40" w:type="dxa"/>
+              <w:right w:w="80" w:type="dxa"/>
+            </w:tcMar>
+          </w:tcPr>
+          <w:p>
+            <w:pPr>
+              <w:jc w:val="center"/>
+            </w:pPr>
+            <w:r>
+              <w:rPr>
+                <w:sz w:val="18"/>
+                <w:szCs w:val="18"/>
+                <w:highlight w:val="yellow"/>
               </w:rPr>
               <w:t>SI</w:t>
             </w:r>
@@ -3844,8 +4694,9 @@
               <w:rPr>
                 <w:sz w:val="18"/>
                 <w:szCs w:val="18"/>
-              </w:rPr>
-              <w:t>NO</w:t>
+                <w:highlight w:val="yellow"/>
+              </w:rPr>
+              <w:t>SI</w:t>
             </w:r>
           </w:p>
         </w:tc>
@@ -3868,8 +4719,9 @@
               <w:rPr>
                 <w:sz w:val="18"/>
                 <w:szCs w:val="18"/>
-              </w:rPr>
-              <w:t>NO</w:t>
+                <w:highlight w:val="yellow"/>
+              </w:rPr>
+              <w:t>SI</w:t>
             </w:r>
           </w:p>
         </w:tc>
@@ -3887,13 +4739,17 @@
           <w:p>
             <w:pPr>
               <w:jc w:val="center"/>
-            </w:pPr>
-            <w:r>
-              <w:rPr>
-                <w:sz w:val="18"/>
-                <w:szCs w:val="18"/>
-              </w:rPr>
-              <w:t>NO</w:t>
+              <w:rPr>
+                <w:highlight w:val="yellow"/>
+              </w:rPr>
+            </w:pPr>
+            <w:r>
+              <w:rPr>
+                <w:sz w:val="18"/>
+                <w:szCs w:val="18"/>
+                <w:highlight w:val="yellow"/>
+              </w:rPr>
+              <w:t>SI</w:t>
             </w:r>
           </w:p>
         </w:tc>
@@ -3911,13 +4767,17 @@
           <w:p>
             <w:pPr>
               <w:jc w:val="center"/>
-            </w:pPr>
-            <w:r>
-              <w:rPr>
-                <w:sz w:val="18"/>
-                <w:szCs w:val="18"/>
-              </w:rPr>
-              <w:t>NO</w:t>
+              <w:rPr>
+                <w:highlight w:val="yellow"/>
+              </w:rPr>
+            </w:pPr>
+            <w:r>
+              <w:rPr>
+                <w:sz w:val="18"/>
+                <w:szCs w:val="18"/>
+                <w:highlight w:val="yellow"/>
+              </w:rPr>
+              <w:t>SI</w:t>
             </w:r>
           </w:p>
         </w:tc>
@@ -3935,805 +4795,15 @@
           <w:p>
             <w:pPr>
               <w:jc w:val="center"/>
-            </w:pPr>
-            <w:r>
-              <w:rPr>
-                <w:sz w:val="18"/>
-                <w:szCs w:val="18"/>
-              </w:rPr>
-              <w:t>NO</w:t>
-            </w:r>
-          </w:p>
-        </w:tc>
-      </w:tr>
-      <w:tr>
-        <w:tc>
-          <w:tcPr>
-            <w:tcW w:w="2305" w:type="dxa"/>
-            <w:tcMar>
-              <w:top w:w="40" w:type="dxa"/>
-              <w:left w:w="80" w:type="dxa"/>
-              <w:bottom w:w="40" w:type="dxa"/>
-              <w:right w:w="80" w:type="dxa"/>
-            </w:tcMar>
-          </w:tcPr>
-          <w:p>
-            <w:r>
-              <w:rPr>
-                <w:b/>
-                <w:bCs/>
-                <w:sz w:val="18"/>
-                <w:szCs w:val="18"/>
-              </w:rPr>
-              <w:t>Sistema de Ascenso: ver/editar</w:t>
-            </w:r>
-          </w:p>
-        </w:tc>
-        <w:tc>
-          <w:tcPr>
-            <w:tcW w:w="1240" w:type="dxa"/>
-            <w:tcMar>
-              <w:top w:w="40" w:type="dxa"/>
-              <w:left w:w="80" w:type="dxa"/>
-              <w:bottom w:w="40" w:type="dxa"/>
-              <w:right w:w="80" w:type="dxa"/>
-            </w:tcMar>
-          </w:tcPr>
-          <w:p>
-            <w:pPr>
-              <w:jc w:val="center"/>
-            </w:pPr>
-            <w:r>
-              <w:rPr>
-                <w:sz w:val="18"/>
-                <w:szCs w:val="18"/>
-                <w:highlight w:val="yellow"/>
-              </w:rPr>
-              <w:t>SI</w:t>
-            </w:r>
-          </w:p>
-        </w:tc>
-        <w:tc>
-          <w:tcPr>
-            <w:tcW w:w="1075" w:type="dxa"/>
-            <w:tcMar>
-              <w:top w:w="40" w:type="dxa"/>
-              <w:left w:w="80" w:type="dxa"/>
-              <w:bottom w:w="40" w:type="dxa"/>
-              <w:right w:w="80" w:type="dxa"/>
-            </w:tcMar>
-          </w:tcPr>
-          <w:p>
-            <w:pPr>
-              <w:jc w:val="center"/>
-            </w:pPr>
-            <w:r>
-              <w:rPr>
-                <w:sz w:val="18"/>
-                <w:szCs w:val="18"/>
-                <w:highlight w:val="yellow"/>
-              </w:rPr>
-              <w:t>SI</w:t>
-            </w:r>
-          </w:p>
-        </w:tc>
-        <w:tc>
-          <w:tcPr>
-            <w:tcW w:w="1011" w:type="dxa"/>
-            <w:tcMar>
-              <w:top w:w="40" w:type="dxa"/>
-              <w:left w:w="80" w:type="dxa"/>
-              <w:bottom w:w="40" w:type="dxa"/>
-              <w:right w:w="80" w:type="dxa"/>
-            </w:tcMar>
-          </w:tcPr>
-          <w:p>
-            <w:pPr>
-              <w:jc w:val="center"/>
-              <w:rPr>
-                <w:lang w:val="es-ES"/>
-              </w:rPr>
-            </w:pPr>
-            <w:r>
-              <w:rPr>
-                <w:sz w:val="18"/>
-                <w:szCs w:val="18"/>
-                <w:highlight w:val="yellow"/>
-              </w:rPr>
-              <w:t>SI (solo ver)</w:t>
-            </w:r>
-          </w:p>
-        </w:tc>
-        <w:tc>
-          <w:tcPr>
-            <w:tcW w:w="1081" w:type="dxa"/>
-            <w:tcMar>
-              <w:top w:w="40" w:type="dxa"/>
-              <w:left w:w="80" w:type="dxa"/>
-              <w:bottom w:w="40" w:type="dxa"/>
-              <w:right w:w="80" w:type="dxa"/>
-            </w:tcMar>
-          </w:tcPr>
-          <w:p>
-            <w:pPr>
-              <w:jc w:val="center"/>
-            </w:pPr>
-            <w:r>
-              <w:rPr>
-                <w:sz w:val="18"/>
-                <w:szCs w:val="18"/>
-                <w:highlight w:val="yellow"/>
-              </w:rPr>
-              <w:t>SI (solo ver)</w:t>
-            </w:r>
-          </w:p>
-        </w:tc>
-        <w:tc>
-          <w:tcPr>
-            <w:tcW w:w="890" w:type="dxa"/>
-            <w:tcMar>
-              <w:top w:w="40" w:type="dxa"/>
-              <w:left w:w="80" w:type="dxa"/>
-              <w:bottom w:w="40" w:type="dxa"/>
-              <w:right w:w="80" w:type="dxa"/>
-            </w:tcMar>
-          </w:tcPr>
-          <w:p>
-            <w:pPr>
-              <w:jc w:val="center"/>
-            </w:pPr>
-            <w:r>
-              <w:rPr>
-                <w:sz w:val="18"/>
-                <w:szCs w:val="18"/>
-              </w:rPr>
-              <w:t>SI</w:t>
-            </w:r>
-          </w:p>
-        </w:tc>
-        <w:tc>
-          <w:tcPr>
-            <w:tcW w:w="979" w:type="dxa"/>
-            <w:tcMar>
-              <w:top w:w="40" w:type="dxa"/>
-              <w:left w:w="80" w:type="dxa"/>
-              <w:bottom w:w="40" w:type="dxa"/>
-              <w:right w:w="80" w:type="dxa"/>
-            </w:tcMar>
-          </w:tcPr>
-          <w:p>
-            <w:pPr>
-              <w:jc w:val="center"/>
-            </w:pPr>
-            <w:r>
-              <w:rPr>
-                <w:sz w:val="18"/>
-                <w:szCs w:val="18"/>
-              </w:rPr>
-              <w:t>SI</w:t>
-            </w:r>
-          </w:p>
-        </w:tc>
-        <w:tc>
-          <w:tcPr>
-            <w:tcW w:w="979" w:type="dxa"/>
-            <w:tcMar>
-              <w:top w:w="40" w:type="dxa"/>
-              <w:left w:w="80" w:type="dxa"/>
-              <w:bottom w:w="40" w:type="dxa"/>
-              <w:right w:w="80" w:type="dxa"/>
-            </w:tcMar>
-          </w:tcPr>
-          <w:p>
-            <w:pPr>
-              <w:jc w:val="center"/>
-            </w:pPr>
-            <w:r>
-              <w:rPr>
-                <w:sz w:val="18"/>
-                <w:szCs w:val="18"/>
-              </w:rPr>
-              <w:t>SI</w:t>
-            </w:r>
-          </w:p>
-        </w:tc>
-      </w:tr>
-      <w:tr>
-        <w:tc>
-          <w:tcPr>
-            <w:tcW w:w="2305" w:type="dxa"/>
-            <w:shd w:val="clear" w:color="auto" w:fill="EEF3FA"/>
-            <w:tcMar>
-              <w:top w:w="40" w:type="dxa"/>
-              <w:left w:w="80" w:type="dxa"/>
-              <w:bottom w:w="40" w:type="dxa"/>
-              <w:right w:w="80" w:type="dxa"/>
-            </w:tcMar>
-          </w:tcPr>
-          <w:p>
-            <w:r>
-              <w:rPr>
-                <w:b/>
-                <w:bCs/>
-                <w:sz w:val="18"/>
-                <w:szCs w:val="18"/>
-              </w:rPr>
-              <w:t>Padres/tutores: ver/editar</w:t>
-            </w:r>
-          </w:p>
-        </w:tc>
-        <w:tc>
-          <w:tcPr>
-            <w:tcW w:w="1240" w:type="dxa"/>
-            <w:shd w:val="clear" w:color="auto" w:fill="EEF3FA"/>
-            <w:tcMar>
-              <w:top w:w="40" w:type="dxa"/>
-              <w:left w:w="80" w:type="dxa"/>
-              <w:bottom w:w="40" w:type="dxa"/>
-              <w:right w:w="80" w:type="dxa"/>
-            </w:tcMar>
-          </w:tcPr>
-          <w:p>
-            <w:pPr>
-              <w:jc w:val="center"/>
-            </w:pPr>
-            <w:r>
-              <w:rPr>
-                <w:sz w:val="18"/>
-                <w:szCs w:val="18"/>
-              </w:rPr>
-              <w:t>SI</w:t>
-            </w:r>
-          </w:p>
-        </w:tc>
-        <w:tc>
-          <w:tcPr>
-            <w:tcW w:w="1075" w:type="dxa"/>
-            <w:shd w:val="clear" w:color="auto" w:fill="EEF3FA"/>
-            <w:tcMar>
-              <w:top w:w="40" w:type="dxa"/>
-              <w:left w:w="80" w:type="dxa"/>
-              <w:bottom w:w="40" w:type="dxa"/>
-              <w:right w:w="80" w:type="dxa"/>
-            </w:tcMar>
-          </w:tcPr>
-          <w:p>
-            <w:pPr>
-              <w:jc w:val="center"/>
-            </w:pPr>
-            <w:r>
-              <w:rPr>
-                <w:sz w:val="18"/>
-                <w:szCs w:val="18"/>
-              </w:rPr>
-              <w:t>SI</w:t>
-            </w:r>
-          </w:p>
-        </w:tc>
-        <w:tc>
-          <w:tcPr>
-            <w:tcW w:w="1011" w:type="dxa"/>
-            <w:shd w:val="clear" w:color="auto" w:fill="EEF3FA"/>
-            <w:tcMar>
-              <w:top w:w="40" w:type="dxa"/>
-              <w:left w:w="80" w:type="dxa"/>
-              <w:bottom w:w="40" w:type="dxa"/>
-              <w:right w:w="80" w:type="dxa"/>
-            </w:tcMar>
-          </w:tcPr>
-          <w:p>
-            <w:pPr>
-              <w:jc w:val="center"/>
-            </w:pPr>
-            <w:r>
-              <w:rPr>
-                <w:sz w:val="18"/>
-                <w:szCs w:val="18"/>
-              </w:rPr>
-              <w:t>SI</w:t>
-            </w:r>
-          </w:p>
-        </w:tc>
-        <w:tc>
-          <w:tcPr>
-            <w:tcW w:w="1081" w:type="dxa"/>
-            <w:shd w:val="clear" w:color="auto" w:fill="EEF3FA"/>
-            <w:tcMar>
-              <w:top w:w="40" w:type="dxa"/>
-              <w:left w:w="80" w:type="dxa"/>
-              <w:bottom w:w="40" w:type="dxa"/>
-              <w:right w:w="80" w:type="dxa"/>
-            </w:tcMar>
-          </w:tcPr>
-          <w:p>
-            <w:pPr>
-              <w:jc w:val="center"/>
-            </w:pPr>
-            <w:r>
-              <w:rPr>
-                <w:sz w:val="18"/>
-                <w:szCs w:val="18"/>
-              </w:rPr>
-              <w:t>SI</w:t>
-            </w:r>
-          </w:p>
-        </w:tc>
-        <w:tc>
-          <w:tcPr>
-            <w:tcW w:w="890" w:type="dxa"/>
-            <w:shd w:val="clear" w:color="auto" w:fill="EEF3FA"/>
-            <w:tcMar>
-              <w:top w:w="40" w:type="dxa"/>
-              <w:left w:w="80" w:type="dxa"/>
-              <w:bottom w:w="40" w:type="dxa"/>
-              <w:right w:w="80" w:type="dxa"/>
-            </w:tcMar>
-          </w:tcPr>
-          <w:p>
-            <w:pPr>
-              <w:jc w:val="center"/>
-            </w:pPr>
-            <w:r>
-              <w:rPr>
-                <w:sz w:val="18"/>
-                <w:szCs w:val="18"/>
-              </w:rPr>
-              <w:t>SI</w:t>
-            </w:r>
-          </w:p>
-        </w:tc>
-        <w:tc>
-          <w:tcPr>
-            <w:tcW w:w="979" w:type="dxa"/>
-            <w:shd w:val="clear" w:color="auto" w:fill="EEF3FA"/>
-            <w:tcMar>
-              <w:top w:w="40" w:type="dxa"/>
-              <w:left w:w="80" w:type="dxa"/>
-              <w:bottom w:w="40" w:type="dxa"/>
-              <w:right w:w="80" w:type="dxa"/>
-            </w:tcMar>
-          </w:tcPr>
-          <w:p>
-            <w:pPr>
-              <w:jc w:val="center"/>
-            </w:pPr>
-            <w:r>
-              <w:rPr>
-                <w:sz w:val="18"/>
-                <w:szCs w:val="18"/>
-              </w:rPr>
-              <w:t>SI</w:t>
-            </w:r>
-          </w:p>
-        </w:tc>
-        <w:tc>
-          <w:tcPr>
-            <w:tcW w:w="979" w:type="dxa"/>
-            <w:shd w:val="clear" w:color="auto" w:fill="EEF3FA"/>
-            <w:tcMar>
-              <w:top w:w="40" w:type="dxa"/>
-              <w:left w:w="80" w:type="dxa"/>
-              <w:bottom w:w="40" w:type="dxa"/>
-              <w:right w:w="80" w:type="dxa"/>
-            </w:tcMar>
-          </w:tcPr>
-          <w:p>
-            <w:pPr>
-              <w:jc w:val="center"/>
-            </w:pPr>
-            <w:r>
-              <w:rPr>
-                <w:sz w:val="18"/>
-                <w:szCs w:val="18"/>
-              </w:rPr>
-              <w:t>SI</w:t>
-            </w:r>
-          </w:p>
-        </w:tc>
-      </w:tr>
-      <w:tr>
-        <w:tc>
-          <w:tcPr>
-            <w:tcW w:w="2305" w:type="dxa"/>
-            <w:tcMar>
-              <w:top w:w="40" w:type="dxa"/>
-              <w:left w:w="80" w:type="dxa"/>
-              <w:bottom w:w="40" w:type="dxa"/>
-              <w:right w:w="80" w:type="dxa"/>
-            </w:tcMar>
-          </w:tcPr>
-          <w:p>
-            <w:r>
-              <w:rPr>
-                <w:b/>
-                <w:bCs/>
-                <w:sz w:val="18"/>
-                <w:szCs w:val="18"/>
-              </w:rPr>
-              <w:t>Ver Regiones (menú)</w:t>
-            </w:r>
-          </w:p>
-        </w:tc>
-        <w:tc>
-          <w:tcPr>
-            <w:tcW w:w="1240" w:type="dxa"/>
-            <w:tcMar>
-              <w:top w:w="40" w:type="dxa"/>
-              <w:left w:w="80" w:type="dxa"/>
-              <w:bottom w:w="40" w:type="dxa"/>
-              <w:right w:w="80" w:type="dxa"/>
-            </w:tcMar>
-          </w:tcPr>
-          <w:p>
-            <w:pPr>
-              <w:jc w:val="center"/>
-            </w:pPr>
-            <w:r>
-              <w:rPr>
-                <w:sz w:val="18"/>
-                <w:szCs w:val="18"/>
-                <w:highlight w:val="yellow"/>
-              </w:rPr>
-              <w:t>SI</w:t>
-            </w:r>
-            <w:r>
-              <w:rPr>
-                <w:sz w:val="18"/>
-                <w:szCs w:val="18"/>
-              </w:rPr>
-              <w:t xml:space="preserve"> </w:t>
-            </w:r>
-            <w:r>
-              <w:rPr>
-                <w:color w:val="FF0000"/>
-                <w:sz w:val="18"/>
-                <w:szCs w:val="18"/>
-              </w:rPr>
-              <w:t>(líneas jerarquía directiva no se ven hasta que se mueve manualmente)</w:t>
-            </w:r>
-          </w:p>
-        </w:tc>
-        <w:tc>
-          <w:tcPr>
-            <w:tcW w:w="1075" w:type="dxa"/>
-            <w:tcMar>
-              <w:top w:w="40" w:type="dxa"/>
-              <w:left w:w="80" w:type="dxa"/>
-              <w:bottom w:w="40" w:type="dxa"/>
-              <w:right w:w="80" w:type="dxa"/>
-            </w:tcMar>
-          </w:tcPr>
-          <w:p>
-            <w:pPr>
-              <w:jc w:val="center"/>
-            </w:pPr>
-            <w:r>
-              <w:rPr>
-                <w:sz w:val="18"/>
-                <w:szCs w:val="18"/>
-                <w:highlight w:val="yellow"/>
-              </w:rPr>
-              <w:t>SI</w:t>
-            </w:r>
-          </w:p>
-        </w:tc>
-        <w:tc>
-          <w:tcPr>
-            <w:tcW w:w="1011" w:type="dxa"/>
-            <w:tcMar>
-              <w:top w:w="40" w:type="dxa"/>
-              <w:left w:w="80" w:type="dxa"/>
-              <w:bottom w:w="40" w:type="dxa"/>
-              <w:right w:w="80" w:type="dxa"/>
-            </w:tcMar>
-          </w:tcPr>
-          <w:p>
-            <w:pPr>
-              <w:jc w:val="center"/>
-            </w:pPr>
-            <w:r>
-              <w:rPr>
-                <w:sz w:val="18"/>
-                <w:szCs w:val="18"/>
-                <w:highlight w:val="yellow"/>
-              </w:rPr>
-              <w:t>SI</w:t>
-            </w:r>
-          </w:p>
-        </w:tc>
-        <w:tc>
-          <w:tcPr>
-            <w:tcW w:w="1081" w:type="dxa"/>
-            <w:shd w:val="clear" w:color="auto" w:fill="FBE7E7"/>
-            <w:tcMar>
-              <w:top w:w="40" w:type="dxa"/>
-              <w:left w:w="80" w:type="dxa"/>
-              <w:bottom w:w="40" w:type="dxa"/>
-              <w:right w:w="80" w:type="dxa"/>
-            </w:tcMar>
-          </w:tcPr>
-          <w:p>
-            <w:pPr>
-              <w:jc w:val="center"/>
-            </w:pPr>
-            <w:r>
-              <w:rPr>
-                <w:sz w:val="18"/>
-                <w:szCs w:val="18"/>
-                <w:highlight w:val="yellow"/>
-              </w:rPr>
-              <w:t>SI</w:t>
-            </w:r>
-          </w:p>
-        </w:tc>
-        <w:tc>
-          <w:tcPr>
-            <w:tcW w:w="890" w:type="dxa"/>
-            <w:tcMar>
-              <w:top w:w="40" w:type="dxa"/>
-              <w:left w:w="80" w:type="dxa"/>
-              <w:bottom w:w="40" w:type="dxa"/>
-              <w:right w:w="80" w:type="dxa"/>
-            </w:tcMar>
-          </w:tcPr>
-          <w:p>
-            <w:pPr>
-              <w:jc w:val="center"/>
-            </w:pPr>
-            <w:r>
-              <w:rPr>
-                <w:sz w:val="18"/>
-                <w:szCs w:val="18"/>
-              </w:rPr>
-              <w:t>SI</w:t>
-            </w:r>
-          </w:p>
-        </w:tc>
-        <w:tc>
-          <w:tcPr>
-            <w:tcW w:w="979" w:type="dxa"/>
-            <w:tcMar>
-              <w:top w:w="40" w:type="dxa"/>
-              <w:left w:w="80" w:type="dxa"/>
-              <w:bottom w:w="40" w:type="dxa"/>
-              <w:right w:w="80" w:type="dxa"/>
-            </w:tcMar>
-          </w:tcPr>
-          <w:p>
-            <w:pPr>
-              <w:jc w:val="center"/>
-            </w:pPr>
-            <w:r>
-              <w:rPr>
-                <w:sz w:val="18"/>
-                <w:szCs w:val="18"/>
-              </w:rPr>
-              <w:t>SI</w:t>
-            </w:r>
-          </w:p>
-        </w:tc>
-        <w:tc>
-          <w:tcPr>
-            <w:tcW w:w="979" w:type="dxa"/>
-            <w:tcMar>
-              <w:top w:w="40" w:type="dxa"/>
-              <w:left w:w="80" w:type="dxa"/>
-              <w:bottom w:w="40" w:type="dxa"/>
-              <w:right w:w="80" w:type="dxa"/>
-            </w:tcMar>
-          </w:tcPr>
-          <w:p>
-            <w:pPr>
-              <w:jc w:val="center"/>
-            </w:pPr>
-            <w:r>
-              <w:rPr>
-                <w:sz w:val="18"/>
-                <w:szCs w:val="18"/>
-              </w:rPr>
-              <w:t>SI</w:t>
-            </w:r>
-          </w:p>
-        </w:tc>
-      </w:tr>
-      <w:tr>
-        <w:tc>
-          <w:tcPr>
-            <w:tcW w:w="2305" w:type="dxa"/>
-            <w:shd w:val="clear" w:color="auto" w:fill="EEF3FA"/>
-            <w:tcMar>
-              <w:top w:w="40" w:type="dxa"/>
-              <w:left w:w="80" w:type="dxa"/>
-              <w:bottom w:w="40" w:type="dxa"/>
-              <w:right w:w="80" w:type="dxa"/>
-            </w:tcMar>
-          </w:tcPr>
-          <w:p>
-            <w:r>
-              <w:rPr>
-                <w:b/>
-                <w:bCs/>
-                <w:sz w:val="18"/>
-                <w:szCs w:val="18"/>
-              </w:rPr>
-              <w:t>Ver Secciones</w:t>
-            </w:r>
-          </w:p>
-        </w:tc>
-        <w:tc>
-          <w:tcPr>
-            <w:tcW w:w="1240" w:type="dxa"/>
-            <w:shd w:val="clear" w:color="auto" w:fill="EEF3FA"/>
-            <w:tcMar>
-              <w:top w:w="40" w:type="dxa"/>
-              <w:left w:w="80" w:type="dxa"/>
-              <w:bottom w:w="40" w:type="dxa"/>
-              <w:right w:w="80" w:type="dxa"/>
-            </w:tcMar>
-          </w:tcPr>
-          <w:p>
-            <w:pPr>
-              <w:jc w:val="center"/>
-            </w:pPr>
-            <w:r>
-              <w:rPr>
-                <w:sz w:val="18"/>
-                <w:szCs w:val="18"/>
-                <w:highlight w:val="yellow"/>
-              </w:rPr>
-              <w:t>SI</w:t>
-            </w:r>
-            <w:r>
-              <w:rPr>
-                <w:sz w:val="18"/>
-                <w:szCs w:val="18"/>
-              </w:rPr>
-              <w:t xml:space="preserve"> </w:t>
-            </w:r>
-          </w:p>
-        </w:tc>
-        <w:tc>
-          <w:tcPr>
-            <w:tcW w:w="1075" w:type="dxa"/>
-            <w:shd w:val="clear" w:color="auto" w:fill="EEF3FA"/>
-            <w:tcMar>
-              <w:top w:w="40" w:type="dxa"/>
-              <w:left w:w="80" w:type="dxa"/>
-              <w:bottom w:w="40" w:type="dxa"/>
-              <w:right w:w="80" w:type="dxa"/>
-            </w:tcMar>
-          </w:tcPr>
-          <w:p>
-            <w:pPr>
-              <w:jc w:val="center"/>
-            </w:pPr>
-            <w:r>
-              <w:rPr>
-                <w:sz w:val="18"/>
-                <w:szCs w:val="18"/>
-                <w:highlight w:val="yellow"/>
-              </w:rPr>
-              <w:t>SI</w:t>
-            </w:r>
-          </w:p>
-        </w:tc>
-        <w:tc>
-          <w:tcPr>
-            <w:tcW w:w="1011" w:type="dxa"/>
-            <w:shd w:val="clear" w:color="auto" w:fill="EEF3FA"/>
-            <w:tcMar>
-              <w:top w:w="40" w:type="dxa"/>
-              <w:left w:w="80" w:type="dxa"/>
-              <w:bottom w:w="40" w:type="dxa"/>
-              <w:right w:w="80" w:type="dxa"/>
-            </w:tcMar>
-          </w:tcPr>
-          <w:p>
-            <w:pPr>
-              <w:jc w:val="center"/>
-            </w:pPr>
-            <w:r>
-              <w:rPr>
-                <w:sz w:val="18"/>
-                <w:szCs w:val="18"/>
-                <w:highlight w:val="yellow"/>
-              </w:rPr>
-              <w:t>SI</w:t>
-            </w:r>
-          </w:p>
-        </w:tc>
-        <w:tc>
-          <w:tcPr>
-            <w:tcW w:w="1081" w:type="dxa"/>
-            <w:shd w:val="clear" w:color="auto" w:fill="EEF3FA"/>
-            <w:tcMar>
-              <w:top w:w="40" w:type="dxa"/>
-              <w:left w:w="80" w:type="dxa"/>
-              <w:bottom w:w="40" w:type="dxa"/>
-              <w:right w:w="80" w:type="dxa"/>
-            </w:tcMar>
-          </w:tcPr>
-          <w:p>
-            <w:pPr>
-              <w:jc w:val="center"/>
-            </w:pPr>
-            <w:r>
-              <w:rPr>
-                <w:sz w:val="18"/>
-                <w:szCs w:val="18"/>
-                <w:highlight w:val="yellow"/>
-              </w:rPr>
-              <w:t>SI</w:t>
-            </w:r>
-          </w:p>
-        </w:tc>
-        <w:tc>
-          <w:tcPr>
-            <w:tcW w:w="890" w:type="dxa"/>
-            <w:shd w:val="clear" w:color="auto" w:fill="EEF3FA"/>
-            <w:tcMar>
-              <w:top w:w="40" w:type="dxa"/>
-              <w:left w:w="80" w:type="dxa"/>
-              <w:bottom w:w="40" w:type="dxa"/>
-              <w:right w:w="80" w:type="dxa"/>
-            </w:tcMar>
-          </w:tcPr>
-          <w:p>
-            <w:pPr>
-              <w:jc w:val="center"/>
-            </w:pPr>
-            <w:r>
-              <w:rPr>
-                <w:sz w:val="18"/>
-                <w:szCs w:val="18"/>
-              </w:rPr>
-              <w:t>SI</w:t>
-            </w:r>
-          </w:p>
-        </w:tc>
-        <w:tc>
-          <w:tcPr>
-            <w:tcW w:w="979" w:type="dxa"/>
-            <w:shd w:val="clear" w:color="auto" w:fill="EEF3FA"/>
-            <w:tcMar>
-              <w:top w:w="40" w:type="dxa"/>
-              <w:left w:w="80" w:type="dxa"/>
-              <w:bottom w:w="40" w:type="dxa"/>
-              <w:right w:w="80" w:type="dxa"/>
-            </w:tcMar>
-          </w:tcPr>
-          <w:p>
-            <w:pPr>
-              <w:jc w:val="center"/>
-            </w:pPr>
-            <w:r>
-              <w:rPr>
-                <w:sz w:val="18"/>
-                <w:szCs w:val="18"/>
-              </w:rPr>
-              <w:t>SI</w:t>
-            </w:r>
-          </w:p>
-        </w:tc>
-        <w:tc>
-          <w:tcPr>
-            <w:tcW w:w="979" w:type="dxa"/>
-            <w:shd w:val="clear" w:color="auto" w:fill="EEF3FA"/>
-            <w:tcMar>
-              <w:top w:w="40" w:type="dxa"/>
-              <w:left w:w="80" w:type="dxa"/>
-              <w:bottom w:w="40" w:type="dxa"/>
-              <w:right w:w="80" w:type="dxa"/>
-            </w:tcMar>
-          </w:tcPr>
-          <w:p>
-            <w:pPr>
-              <w:jc w:val="center"/>
-            </w:pPr>
-            <w:r>
-              <w:rPr>
-                <w:sz w:val="18"/>
-                <w:szCs w:val="18"/>
+              <w:rPr>
+                <w:highlight w:val="yellow"/>
+              </w:rPr>
+            </w:pPr>
+            <w:r>
+              <w:rPr>
+                <w:sz w:val="18"/>
+                <w:szCs w:val="18"/>
+                <w:highlight w:val="yellow"/>
               </w:rPr>
               <w:t>SI</w:t>
             </w:r>
@@ -7066,6 +7136,7 @@
       <w:pPr>
         <w:spacing w:after="70"/>
       </w:pPr>
+      <w:proofErr w:type="gramStart"/>
       <w:r>
         <w:rPr>
           <w:sz w:val="24"/>
@@ -7074,13 +7145,18 @@
         <w:t xml:space="preserve">☐  </w:t>
       </w:r>
       <w:r>
-        <w:t>Esta asignado en la directiva -&gt; recibe las 7 notificaciones.</w:t>
+        <w:t>Esta</w:t>
+      </w:r>
+      <w:proofErr w:type="gramEnd"/>
+      <w:r>
+        <w:t xml:space="preserve"> asignado en la directiva -&gt; recibe las 7 notificaciones.</w:t>
       </w:r>
     </w:p>
     <w:p>
       <w:pPr>
         <w:spacing w:after="70"/>
       </w:pPr>
+      <w:proofErr w:type="gramStart"/>
       <w:r>
         <w:rPr>
           <w:sz w:val="24"/>
@@ -7089,7 +7165,11 @@
         <w:t xml:space="preserve">☐  </w:t>
       </w:r>
       <w:r>
-        <w:t xml:space="preserve">Edita miembros de su destacamento DIRECTO (sin </w:t>
+        <w:t>Edita</w:t>
+      </w:r>
+      <w:proofErr w:type="gramEnd"/>
+      <w:r>
+        <w:t xml:space="preserve"> miembros de su destacamento DIRECTO (sin </w:t>
       </w:r>
       <w:proofErr w:type="spellStart"/>
       <w:r>
@@ -7104,6 +7184,7 @@
       <w:pPr>
         <w:spacing w:after="70"/>
       </w:pPr>
+      <w:proofErr w:type="gramStart"/>
       <w:r>
         <w:rPr>
           <w:sz w:val="24"/>
@@ -7112,13 +7193,18 @@
         <w:t xml:space="preserve">☐  </w:t>
       </w:r>
       <w:r>
-        <w:t>Ve datos sensibles en texto plano (no enmascarados).</w:t>
+        <w:t>Ve</w:t>
+      </w:r>
+      <w:proofErr w:type="gramEnd"/>
+      <w:r>
+        <w:t xml:space="preserve"> datos sensibles en texto plano (no enmascarados).</w:t>
       </w:r>
     </w:p>
     <w:p>
       <w:pPr>
         <w:spacing w:after="70"/>
       </w:pPr>
+      <w:proofErr w:type="gramStart"/>
       <w:r>
         <w:rPr>
           <w:sz w:val="24"/>
@@ -7127,13 +7213,18 @@
         <w:t xml:space="preserve">☐  </w:t>
       </w:r>
       <w:r>
-        <w:t>Dispensa Medica COMPLETA: edita, sube y elimina documentos, autoriza acceso de menores.</w:t>
+        <w:t>Dispensa</w:t>
+      </w:r>
+      <w:proofErr w:type="gramEnd"/>
+      <w:r>
+        <w:t xml:space="preserve"> Medica COMPLETA: edita, sube y elimina documentos, autoriza acceso de menores.</w:t>
       </w:r>
     </w:p>
     <w:p>
       <w:pPr>
         <w:spacing w:after="70"/>
       </w:pPr>
+      <w:proofErr w:type="gramStart"/>
       <w:r>
         <w:rPr>
           <w:sz w:val="24"/>
@@ -7142,13 +7233,18 @@
         <w:t xml:space="preserve">☐  </w:t>
       </w:r>
       <w:r>
-        <w:t>Elimina documentos directo (sin solicitar).</w:t>
+        <w:t>Elimina</w:t>
+      </w:r>
+      <w:proofErr w:type="gramEnd"/>
+      <w:r>
+        <w:t xml:space="preserve"> documentos directo (sin solicitar).</w:t>
       </w:r>
     </w:p>
     <w:p>
       <w:pPr>
         <w:spacing w:after="70"/>
       </w:pPr>
+      <w:proofErr w:type="gramStart"/>
       <w:r>
         <w:rPr>
           <w:sz w:val="24"/>
@@ -7157,13 +7253,18 @@
         <w:t xml:space="preserve">☐  </w:t>
       </w:r>
       <w:r>
-        <w:t>Resuelve solicitudes (aprobar/parcial/rechazar) -&gt; el solicitante recibe el resultado.</w:t>
+        <w:t>Resuelve</w:t>
+      </w:r>
+      <w:proofErr w:type="gramEnd"/>
+      <w:r>
+        <w:t xml:space="preserve"> solicitudes (aprobar/parcial/rechazar) -&gt; el solicitante recibe el resultado.</w:t>
       </w:r>
     </w:p>
     <w:p>
       <w:pPr>
         <w:spacing w:after="70"/>
       </w:pPr>
+      <w:proofErr w:type="gramStart"/>
       <w:r>
         <w:rPr>
           <w:sz w:val="24"/>
@@ -7172,7 +7273,11 @@
         <w:t xml:space="preserve">☐  </w:t>
       </w:r>
       <w:r>
-        <w:t xml:space="preserve">Un cambio directo suyo notifica al asistente, no a </w:t>
+        <w:t>Un</w:t>
+      </w:r>
+      <w:proofErr w:type="gramEnd"/>
+      <w:r>
+        <w:t xml:space="preserve"> cambio directo suyo notifica al asistente, no a </w:t>
       </w:r>
       <w:proofErr w:type="spellStart"/>
       <w:r>
@@ -7187,6 +7292,7 @@
       <w:pPr>
         <w:spacing w:after="70"/>
       </w:pPr>
+      <w:proofErr w:type="gramStart"/>
       <w:r>
         <w:rPr>
           <w:sz w:val="24"/>
@@ -7195,13 +7301,18 @@
         <w:t xml:space="preserve">☐  </w:t>
       </w:r>
       <w:r>
-        <w:t>NO puede eliminar miembros.</w:t>
+        <w:t>NO</w:t>
+      </w:r>
+      <w:proofErr w:type="gramEnd"/>
+      <w:r>
+        <w:t xml:space="preserve"> puede eliminar miembros.</w:t>
       </w:r>
     </w:p>
     <w:p>
       <w:pPr>
         <w:spacing w:after="70"/>
       </w:pPr>
+      <w:proofErr w:type="gramStart"/>
       <w:r>
         <w:rPr>
           <w:sz w:val="24"/>
@@ -7210,7 +7321,11 @@
         <w:t xml:space="preserve">☐  </w:t>
       </w:r>
       <w:r>
-        <w:t>Solo ve su destacamento en la lista de miembros.</w:t>
+        <w:t>Solo</w:t>
+      </w:r>
+      <w:proofErr w:type="gramEnd"/>
+      <w:r>
+        <w:t xml:space="preserve"> ve su destacamento en la lista de miembros.</w:t>
       </w:r>
     </w:p>
     <w:p>
@@ -7232,6 +7347,7 @@
       <w:pPr>
         <w:spacing w:after="70"/>
       </w:pPr>
+      <w:proofErr w:type="gramStart"/>
       <w:r>
         <w:rPr>
           <w:sz w:val="24"/>
@@ -7244,6 +7360,7 @@
         <w:t>Identico</w:t>
       </w:r>
       <w:proofErr w:type="spellEnd"/>
+      <w:proofErr w:type="gramEnd"/>
       <w:r>
         <w:t xml:space="preserve"> al titular en todo (visibilidad, permisos, resolver solicitudes).</w:t>
       </w:r>
@@ -7252,6 +7369,7 @@
       <w:pPr>
         <w:spacing w:after="70"/>
       </w:pPr>
+      <w:proofErr w:type="gramStart"/>
       <w:r>
         <w:rPr>
           <w:sz w:val="24"/>
@@ -7260,13 +7378,18 @@
         <w:t xml:space="preserve">☐  </w:t>
       </w:r>
       <w:r>
-        <w:t>Sus cambios directos notifican al titular.</w:t>
+        <w:t>Sus</w:t>
+      </w:r>
+      <w:proofErr w:type="gramEnd"/>
+      <w:r>
+        <w:t xml:space="preserve"> cambios directos notifican al titular.</w:t>
       </w:r>
     </w:p>
     <w:p>
       <w:pPr>
         <w:spacing w:after="70"/>
       </w:pPr>
+      <w:proofErr w:type="gramStart"/>
       <w:r>
         <w:rPr>
           <w:sz w:val="24"/>
@@ -7275,7 +7398,11 @@
         <w:t xml:space="preserve">☐  </w:t>
       </w:r>
       <w:r>
-        <w:t xml:space="preserve">Se normaliza a titular (mismo acceso, sin </w:t>
+        <w:t>Se</w:t>
+      </w:r>
+      <w:proofErr w:type="gramEnd"/>
+      <w:r>
+        <w:t xml:space="preserve"> normaliza a titular (mismo acceso, sin </w:t>
       </w:r>
       <w:proofErr w:type="spellStart"/>
       <w:r>
@@ -7305,6 +7432,7 @@
       <w:pPr>
         <w:spacing w:after="70"/>
       </w:pPr>
+      <w:proofErr w:type="gramStart"/>
       <w:r>
         <w:rPr>
           <w:sz w:val="24"/>
@@ -7313,13 +7441,18 @@
         <w:t xml:space="preserve">☐  </w:t>
       </w:r>
       <w:r>
-        <w:t>Puede crear y editar miembros, pero sus ediciones van a APROBACION.</w:t>
+        <w:t>Puede</w:t>
+      </w:r>
+      <w:proofErr w:type="gramEnd"/>
+      <w:r>
+        <w:t xml:space="preserve"> crear y editar miembros, pero sus ediciones van a APROBACION.</w:t>
       </w:r>
     </w:p>
     <w:p>
       <w:pPr>
         <w:spacing w:after="70"/>
       </w:pPr>
+      <w:proofErr w:type="gramStart"/>
       <w:r>
         <w:rPr>
           <w:sz w:val="24"/>
@@ -7328,7 +7461,11 @@
         <w:t xml:space="preserve">☐  </w:t>
       </w:r>
       <w:r>
-        <w:t xml:space="preserve">Ve menores; NO ve datos sensibles en texto plano (enmascarados + </w:t>
+        <w:t>Ve</w:t>
+      </w:r>
+      <w:proofErr w:type="gramEnd"/>
+      <w:r>
+        <w:t xml:space="preserve"> menores; NO ve datos sensibles en texto plano (enmascarados + </w:t>
       </w:r>
       <w:proofErr w:type="spellStart"/>
       <w:r>
@@ -7343,6 +7480,7 @@
       <w:pPr>
         <w:spacing w:after="70"/>
       </w:pPr>
+      <w:proofErr w:type="gramStart"/>
       <w:r>
         <w:rPr>
           <w:sz w:val="24"/>
@@ -7351,13 +7489,18 @@
         <w:t xml:space="preserve">☐  </w:t>
       </w:r>
       <w:r>
-        <w:t>Salud: sube documentos pero NO elimina ni autoriza menores.</w:t>
+        <w:t>Salud</w:t>
+      </w:r>
+      <w:proofErr w:type="gramEnd"/>
+      <w:r>
+        <w:t>: sube documentos pero NO elimina ni autoriza menores.</w:t>
       </w:r>
     </w:p>
     <w:p>
       <w:pPr>
         <w:spacing w:after="70"/>
       </w:pPr>
+      <w:proofErr w:type="gramStart"/>
       <w:r>
         <w:rPr>
           <w:sz w:val="24"/>
@@ -7366,13 +7509,18 @@
         <w:t xml:space="preserve">☐  </w:t>
       </w:r>
       <w:r>
-        <w:t>Documentos: eliminar requiere solicitud.</w:t>
+        <w:t>Documentos</w:t>
+      </w:r>
+      <w:proofErr w:type="gramEnd"/>
+      <w:r>
+        <w:t>: eliminar requiere solicitud.</w:t>
       </w:r>
     </w:p>
     <w:p>
       <w:pPr>
         <w:spacing w:after="70"/>
       </w:pPr>
+      <w:proofErr w:type="gramStart"/>
       <w:r>
         <w:rPr>
           <w:sz w:val="24"/>
@@ -7385,6 +7533,7 @@
         <w:t>Envia</w:t>
       </w:r>
       <w:proofErr w:type="spellEnd"/>
+      <w:proofErr w:type="gramEnd"/>
       <w:r>
         <w:t xml:space="preserve"> correos, ve regiones y reportes seccionales.</w:t>
       </w:r>
@@ -7408,6 +7557,7 @@
       <w:pPr>
         <w:spacing w:after="70"/>
       </w:pPr>
+      <w:proofErr w:type="gramStart"/>
       <w:r>
         <w:rPr>
           <w:sz w:val="24"/>
@@ -7416,7 +7566,11 @@
         <w:t xml:space="preserve">☐  </w:t>
       </w:r>
       <w:r>
-        <w:t>NO puede crear miembros (diferencia grande vs Pastor/</w:t>
+        <w:t>NO</w:t>
+      </w:r>
+      <w:proofErr w:type="gramEnd"/>
+      <w:r>
+        <w:t xml:space="preserve"> puede crear miembros (diferencia grande vs Pastor/</w:t>
       </w:r>
       <w:proofErr w:type="spellStart"/>
       <w:r>
@@ -7431,6 +7585,7 @@
       <w:pPr>
         <w:spacing w:after="70"/>
       </w:pPr>
+      <w:proofErr w:type="gramStart"/>
       <w:r>
         <w:rPr>
           <w:sz w:val="24"/>
@@ -7439,7 +7594,11 @@
         <w:t xml:space="preserve">☐  </w:t>
       </w:r>
       <w:r>
-        <w:t xml:space="preserve">Edita -&gt; </w:t>
+        <w:t>Edita</w:t>
+      </w:r>
+      <w:proofErr w:type="gramEnd"/>
+      <w:r>
+        <w:t xml:space="preserve"> -&gt; </w:t>
       </w:r>
       <w:proofErr w:type="spellStart"/>
       <w:r>
@@ -7454,6 +7613,7 @@
       <w:pPr>
         <w:spacing w:after="70"/>
       </w:pPr>
+      <w:proofErr w:type="gramStart"/>
       <w:r>
         <w:rPr>
           <w:sz w:val="24"/>
@@ -7462,7 +7622,11 @@
         <w:t xml:space="preserve">☐  </w:t>
       </w:r>
       <w:r>
-        <w:t xml:space="preserve">NO ve Regiones en </w:t>
+        <w:t>NO</w:t>
+      </w:r>
+      <w:proofErr w:type="gramEnd"/>
+      <w:r>
+        <w:t xml:space="preserve"> ve Regiones en </w:t>
       </w:r>
       <w:proofErr w:type="spellStart"/>
       <w:r>
@@ -7485,6 +7649,7 @@
       <w:pPr>
         <w:spacing w:after="70"/>
       </w:pPr>
+      <w:proofErr w:type="gramStart"/>
       <w:r>
         <w:rPr>
           <w:sz w:val="24"/>
@@ -7493,7 +7658,11 @@
         <w:t xml:space="preserve">☐  </w:t>
       </w:r>
       <w:r>
-        <w:t xml:space="preserve">Ve todas las secciones de su </w:t>
+        <w:t>Ve</w:t>
+      </w:r>
+      <w:proofErr w:type="gramEnd"/>
+      <w:r>
+        <w:t xml:space="preserve"> todas las secciones de su </w:t>
       </w:r>
       <w:proofErr w:type="spellStart"/>
       <w:r>
@@ -7542,6 +7711,7 @@
       <w:pPr>
         <w:spacing w:after="70"/>
       </w:pPr>
+      <w:proofErr w:type="gramStart"/>
       <w:r>
         <w:rPr>
           <w:sz w:val="24"/>
@@ -7550,13 +7720,18 @@
         <w:t xml:space="preserve">☐  </w:t>
       </w:r>
       <w:r>
-        <w:t>Crea y edita miembros -&gt; ediciones van a APROBACION.</w:t>
+        <w:t>Crea</w:t>
+      </w:r>
+      <w:proofErr w:type="gramEnd"/>
+      <w:r>
+        <w:t xml:space="preserve"> y edita miembros -&gt; ediciones van a APROBACION.</w:t>
       </w:r>
     </w:p>
     <w:p>
       <w:pPr>
         <w:spacing w:after="70"/>
       </w:pPr>
+      <w:proofErr w:type="gramStart"/>
       <w:r>
         <w:rPr>
           <w:sz w:val="24"/>
@@ -7565,13 +7740,18 @@
         <w:t xml:space="preserve">☐  </w:t>
       </w:r>
       <w:r>
-        <w:t>NO ve datos sensibles en texto plano.</w:t>
+        <w:t>NO</w:t>
+      </w:r>
+      <w:proofErr w:type="gramEnd"/>
+      <w:r>
+        <w:t xml:space="preserve"> ve datos sensibles en texto plano.</w:t>
       </w:r>
     </w:p>
     <w:p>
       <w:pPr>
         <w:spacing w:after="70"/>
       </w:pPr>
+      <w:proofErr w:type="gramStart"/>
       <w:r>
         <w:rPr>
           <w:sz w:val="24"/>
@@ -7580,13 +7760,18 @@
         <w:t xml:space="preserve">☐  </w:t>
       </w:r>
       <w:r>
-        <w:t>Salud: sube documentos, NO elimina ni autoriza menores.</w:t>
+        <w:t>Salud</w:t>
+      </w:r>
+      <w:proofErr w:type="gramEnd"/>
+      <w:r>
+        <w:t>: sube documentos, NO elimina ni autoriza menores.</w:t>
       </w:r>
     </w:p>
     <w:p>
       <w:pPr>
         <w:spacing w:after="70"/>
       </w:pPr>
+      <w:proofErr w:type="gramStart"/>
       <w:r>
         <w:rPr>
           <w:sz w:val="24"/>
@@ -7595,7 +7780,11 @@
         <w:t xml:space="preserve">☐  </w:t>
       </w:r>
       <w:r>
-        <w:t>Verificar comportamiento con menores (ver discrepancia).</w:t>
+        <w:t>Verificar</w:t>
+      </w:r>
+      <w:proofErr w:type="gramEnd"/>
+      <w:r>
+        <w:t xml:space="preserve"> comportamiento con menores (ver discrepancia).</w:t>
       </w:r>
     </w:p>
     <w:p>
@@ -7637,6 +7826,7 @@
       <w:pPr>
         <w:spacing w:after="70"/>
       </w:pPr>
+      <w:proofErr w:type="gramStart"/>
       <w:r>
         <w:rPr>
           <w:sz w:val="24"/>
@@ -7645,13 +7835,18 @@
         <w:t xml:space="preserve">☐  </w:t>
       </w:r>
       <w:r>
-        <w:t>Crea/edita -&gt; APROBACION del Coordinador.</w:t>
+        <w:t>Crea</w:t>
+      </w:r>
+      <w:proofErr w:type="gramEnd"/>
+      <w:r>
+        <w:t>/edita -&gt; APROBACION del Coordinador.</w:t>
       </w:r>
     </w:p>
     <w:p>
       <w:pPr>
         <w:spacing w:after="70"/>
       </w:pPr>
+      <w:proofErr w:type="gramStart"/>
       <w:r>
         <w:rPr>
           <w:sz w:val="24"/>
@@ -7660,7 +7855,11 @@
         <w:t xml:space="preserve">☐  </w:t>
       </w:r>
       <w:r>
-        <w:t xml:space="preserve">Al editar, campos bloqueados: destacamento, </w:t>
+        <w:t>Al</w:t>
+      </w:r>
+      <w:proofErr w:type="gramEnd"/>
+      <w:r>
+        <w:t xml:space="preserve"> editar, campos bloqueados: destacamento, </w:t>
       </w:r>
       <w:proofErr w:type="spellStart"/>
       <w:r>
@@ -7675,6 +7874,7 @@
       <w:pPr>
         <w:spacing w:after="70"/>
       </w:pPr>
+      <w:proofErr w:type="gramStart"/>
       <w:r>
         <w:rPr>
           <w:sz w:val="24"/>
@@ -7684,7 +7884,11 @@
         <w:t xml:space="preserve">☐  </w:t>
       </w:r>
       <w:r>
-        <w:t xml:space="preserve">Ve todas las secciones de su </w:t>
+        <w:t>Ve</w:t>
+      </w:r>
+      <w:proofErr w:type="gramEnd"/>
+      <w:r>
+        <w:t xml:space="preserve"> todas las secciones de su </w:t>
       </w:r>
       <w:proofErr w:type="spellStart"/>
       <w:r>
@@ -7707,6 +7911,7 @@
       <w:pPr>
         <w:spacing w:after="70"/>
       </w:pPr>
+      <w:proofErr w:type="gramStart"/>
       <w:r>
         <w:rPr>
           <w:sz w:val="24"/>
@@ -7715,7 +7920,11 @@
         <w:t xml:space="preserve">☐  </w:t>
       </w:r>
       <w:r>
-        <w:t>NO ve datos sensibles en texto plano.</w:t>
+        <w:t>NO</w:t>
+      </w:r>
+      <w:proofErr w:type="gramEnd"/>
+      <w:r>
+        <w:t xml:space="preserve"> ve datos sensibles en texto plano.</w:t>
       </w:r>
     </w:p>
     <w:p>
@@ -7757,6 +7966,7 @@
       <w:pPr>
         <w:spacing w:after="70"/>
       </w:pPr>
+      <w:proofErr w:type="gramStart"/>
       <w:r>
         <w:rPr>
           <w:sz w:val="24"/>
@@ -7769,6 +7979,7 @@
         <w:t>Identico</w:t>
       </w:r>
       <w:proofErr w:type="spellEnd"/>
+      <w:proofErr w:type="gramEnd"/>
       <w:r>
         <w:t xml:space="preserve"> al </w:t>
       </w:r>
@@ -7931,12 +8142,21 @@
             <w:pPr>
               <w:spacing w:after="60"/>
             </w:pPr>
-            <w:r>
-              <w:rPr>
-                <w:sz w:val="18"/>
-                <w:szCs w:val="18"/>
-              </w:rPr>
-              <w:t xml:space="preserve">⚠  El comentario del </w:t>
+            <w:proofErr w:type="gramStart"/>
+            <w:r>
+              <w:rPr>
+                <w:sz w:val="18"/>
+                <w:szCs w:val="18"/>
+              </w:rPr>
+              <w:t>⚠  El</w:t>
+            </w:r>
+            <w:proofErr w:type="gramEnd"/>
+            <w:r>
+              <w:rPr>
+                <w:sz w:val="18"/>
+                <w:szCs w:val="18"/>
+              </w:rPr>
+              <w:t xml:space="preserve"> comentario del </w:t>
             </w:r>
             <w:proofErr w:type="spellStart"/>
             <w:r>
@@ -8007,12 +8227,21 @@
             <w:pPr>
               <w:spacing w:after="60"/>
             </w:pPr>
-            <w:r>
-              <w:rPr>
-                <w:sz w:val="18"/>
-                <w:szCs w:val="18"/>
-              </w:rPr>
-              <w:t xml:space="preserve">⚠  En la practica el </w:t>
+            <w:proofErr w:type="gramStart"/>
+            <w:r>
+              <w:rPr>
+                <w:sz w:val="18"/>
+                <w:szCs w:val="18"/>
+              </w:rPr>
+              <w:t>⚠  En</w:t>
+            </w:r>
+            <w:proofErr w:type="gramEnd"/>
+            <w:r>
+              <w:rPr>
+                <w:sz w:val="18"/>
+                <w:szCs w:val="18"/>
+              </w:rPr>
+              <w:t xml:space="preserve"> la practica el </w:t>
             </w:r>
             <w:proofErr w:type="spellStart"/>
             <w:r>
@@ -8117,12 +8346,21 @@
             <w:pPr>
               <w:spacing w:after="60"/>
             </w:pPr>
-            <w:r>
-              <w:rPr>
-                <w:sz w:val="18"/>
-                <w:szCs w:val="18"/>
-              </w:rPr>
-              <w:t>⚠  El bloqueo (destacamento/</w:t>
+            <w:proofErr w:type="gramStart"/>
+            <w:r>
+              <w:rPr>
+                <w:sz w:val="18"/>
+                <w:szCs w:val="18"/>
+              </w:rPr>
+              <w:t>⚠  El</w:t>
+            </w:r>
+            <w:proofErr w:type="gramEnd"/>
+            <w:r>
+              <w:rPr>
+                <w:sz w:val="18"/>
+                <w:szCs w:val="18"/>
+              </w:rPr>
+              <w:t xml:space="preserve"> bloqueo (destacamento/</w:t>
             </w:r>
             <w:proofErr w:type="spellStart"/>
             <w:r>
@@ -8177,12 +8415,21 @@
             <w:pPr>
               <w:spacing w:after="60"/>
             </w:pPr>
-            <w:r>
-              <w:rPr>
-                <w:sz w:val="18"/>
-                <w:szCs w:val="18"/>
-              </w:rPr>
-              <w:t xml:space="preserve">⚠  Pastor, Consejo y </w:t>
+            <w:proofErr w:type="gramStart"/>
+            <w:r>
+              <w:rPr>
+                <w:sz w:val="18"/>
+                <w:szCs w:val="18"/>
+              </w:rPr>
+              <w:t>⚠  Pastor</w:t>
+            </w:r>
+            <w:proofErr w:type="gramEnd"/>
+            <w:r>
+              <w:rPr>
+                <w:sz w:val="18"/>
+                <w:szCs w:val="18"/>
+              </w:rPr>
+              <w:t xml:space="preserve">, Consejo y </w:t>
             </w:r>
             <w:proofErr w:type="spellStart"/>
             <w:r>
@@ -8281,7 +8528,7 @@
 </file>
 
 <file path=word/numbering.xml><?xml version="1.0" encoding="utf-8"?>
-<w:numbering xmlns:wpc="http://schemas.microsoft.com/office/word/2010/wordprocessingCanvas" xmlns:cx="http://schemas.microsoft.com/office/drawing/2014/chartex" xmlns:cx1="http://schemas.microsoft.com/office/drawing/2015/9/8/chartex" xmlns:cx2="http://schemas.microsoft.com/office/drawing/2015/10/21/chartex" xmlns:cx3="http://schemas.microsoft.com/office/drawing/2016/5/9/chartex" xmlns:cx4="http://schemas.microsoft.com/office/drawing/2016/5/10/chartex" xmlns:cx5="http://schemas.microsoft.com/office/drawing/2016/5/11/chartex" xmlns:cx6="http://schemas.microsoft.com/office/drawing/2016/5/12/chartex" xmlns:cx7="http://schemas.microsoft.com/office/drawing/2016/5/13/chartex" xmlns:cx8="http://schemas.microsoft.com/office/drawing/2016/5/14/chartex" xmlns:mc="http://schemas.openxmlformats.org/markup-compatibility/2006" xmlns:aink="http://schemas.microsoft.com/office/drawing/2016/ink" xmlns:am3d="http://schemas.microsoft.com/office/drawing/2017/model3d" xmlns:o="urn:schemas-microsoft-com:office:office" xmlns:r="http://schemas.openxmlformats.org/officeDocument/2006/relationships" xmlns:m="http://schemas.openxmlformats.org/officeDocument/2006/math" xmlns:v="urn:schemas-microsoft-com:vml" xmlns:wp14="http://schemas.microsoft.com/office/word/2010/wordprocessingDrawing" xmlns:wp="http://schemas.openxmlformats.org/drawingml/2006/wordprocessingDrawing" xmlns:w10="urn:schemas-microsoft-com:office:word" xmlns:w="http://schemas.openxmlformats.org/wordprocessingml/2006/main" xmlns:w14="http://schemas.microsoft.com/office/word/2010/wordml" xmlns:w15="http://schemas.microsoft.com/office/word/2012/wordml" xmlns:w16cex="http://schemas.microsoft.com/office/word/2018/wordml/cex" xmlns:w16cid="http://schemas.microsoft.com/office/word/2016/wordml/cid" xmlns:w16="http://schemas.microsoft.com/office/word/2018/wordml" xmlns:w16sdtdh="http://schemas.microsoft.com/office/word/2020/wordml/sdtdatahash" xmlns:w16se="http://schemas.microsoft.com/office/word/2015/wordml/symex" xmlns:wpg="http://schemas.microsoft.com/office/word/2010/wordprocessingGroup" xmlns:wpi="http://schemas.microsoft.com/office/word/2010/wordprocessingInk" xmlns:wne="http://schemas.microsoft.com/office/word/2006/wordml" xmlns:wps="http://schemas.microsoft.com/office/word/2010/wordprocessingShape" mc:Ignorable="w14 w15 w16se w16cid w16 w16cex w16sdtdh wp14">
+<w:numbering xmlns:wpc="http://schemas.microsoft.com/office/word/2010/wordprocessingCanvas" xmlns:cx="http://schemas.microsoft.com/office/drawing/2014/chartex" xmlns:cx1="http://schemas.microsoft.com/office/drawing/2015/9/8/chartex" xmlns:cx2="http://schemas.microsoft.com/office/drawing/2015/10/21/chartex" xmlns:cx3="http://schemas.microsoft.com/office/drawing/2016/5/9/chartex" xmlns:cx4="http://schemas.microsoft.com/office/drawing/2016/5/10/chartex" xmlns:cx5="http://schemas.microsoft.com/office/drawing/2016/5/11/chartex" xmlns:cx6="http://schemas.microsoft.com/office/drawing/2016/5/12/chartex" xmlns:cx7="http://schemas.microsoft.com/office/drawing/2016/5/13/chartex" xmlns:cx8="http://schemas.microsoft.com/office/drawing/2016/5/14/chartex" xmlns:mc="http://schemas.openxmlformats.org/markup-compatibility/2006" xmlns:aink="http://schemas.microsoft.com/office/drawing/2016/ink" xmlns:am3d="http://schemas.microsoft.com/office/drawing/2017/model3d" xmlns:o="urn:schemas-microsoft-com:office:office" xmlns:oel="http://schemas.microsoft.com/office/2019/extlst" xmlns:r="http://schemas.openxmlformats.org/officeDocument/2006/relationships" xmlns:m="http://schemas.openxmlformats.org/officeDocument/2006/math" xmlns:v="urn:schemas-microsoft-com:vml" xmlns:wp14="http://schemas.microsoft.com/office/word/2010/wordprocessingDrawing" xmlns:wp="http://schemas.openxmlformats.org/drawingml/2006/wordprocessingDrawing" xmlns:w10="urn:schemas-microsoft-com:office:word" xmlns:w="http://schemas.openxmlformats.org/wordprocessingml/2006/main" xmlns:w14="http://schemas.microsoft.com/office/word/2010/wordml" xmlns:w15="http://schemas.microsoft.com/office/word/2012/wordml" xmlns:w16cex="http://schemas.microsoft.com/office/word/2018/wordml/cex" xmlns:w16cid="http://schemas.microsoft.com/office/word/2016/wordml/cid" xmlns:w16="http://schemas.microsoft.com/office/word/2018/wordml" xmlns:w16sdtdh="http://schemas.microsoft.com/office/word/2020/wordml/sdtdatahash" xmlns:w16se="http://schemas.microsoft.com/office/word/2015/wordml/symex" xmlns:wpg="http://schemas.microsoft.com/office/word/2010/wordprocessingGroup" xmlns:wpi="http://schemas.microsoft.com/office/word/2010/wordprocessingInk" xmlns:wne="http://schemas.microsoft.com/office/word/2006/wordml" xmlns:wps="http://schemas.microsoft.com/office/word/2010/wordprocessingShape" mc:Ignorable="w14 w15 w16se w16cid w16 w16cex w16sdtdh wp14">
   <w:abstractNum w:abstractNumId="0" w15:restartNumberingAfterBreak="0">
     <w:nsid w:val="42631B89"/>
     <w:multiLevelType w:val="hybridMultilevel"/>
@@ -8368,7 +8615,7 @@
       </w:pPr>
     </w:lvl>
   </w:abstractNum>
-  <w:num w:numId="1">
+  <w:num w:numId="1" w16cid:durableId="360132834">
     <w:abstractNumId w:val="0"/>
     <w:lvlOverride w:ilvl="0">
       <w:startOverride w:val="1"/>

--- a/docs/qa-roles/QA-Roles-1-Destacamento.docx
+++ b/docs/qa-roles/QA-Roles-1-Destacamento.docx
@@ -923,11 +923,15 @@
           <w:p>
             <w:pPr>
               <w:jc w:val="center"/>
-            </w:pPr>
-            <w:r>
-              <w:rPr>
-                <w:sz w:val="18"/>
-                <w:szCs w:val="18"/>
+              <w:rPr>
+                <w:highlight w:val="yellow"/>
+              </w:rPr>
+            </w:pPr>
+            <w:r>
+              <w:rPr>
+                <w:sz w:val="18"/>
+                <w:szCs w:val="18"/>
+                <w:highlight w:val="yellow"/>
               </w:rPr>
               <w:t>SI</w:t>
             </w:r>
@@ -946,11 +950,15 @@
           <w:p>
             <w:pPr>
               <w:jc w:val="center"/>
-            </w:pPr>
-            <w:r>
-              <w:rPr>
-                <w:sz w:val="18"/>
-                <w:szCs w:val="18"/>
+              <w:rPr>
+                <w:highlight w:val="yellow"/>
+              </w:rPr>
+            </w:pPr>
+            <w:r>
+              <w:rPr>
+                <w:sz w:val="18"/>
+                <w:szCs w:val="18"/>
+                <w:highlight w:val="yellow"/>
               </w:rPr>
               <w:t>SI</w:t>
             </w:r>
@@ -969,11 +977,15 @@
           <w:p>
             <w:pPr>
               <w:jc w:val="center"/>
-            </w:pPr>
-            <w:r>
-              <w:rPr>
-                <w:sz w:val="18"/>
-                <w:szCs w:val="18"/>
+              <w:rPr>
+                <w:highlight w:val="yellow"/>
+              </w:rPr>
+            </w:pPr>
+            <w:r>
+              <w:rPr>
+                <w:sz w:val="18"/>
+                <w:szCs w:val="18"/>
+                <w:highlight w:val="yellow"/>
               </w:rPr>
               <w:t>SI</w:t>
             </w:r>
@@ -1130,11 +1142,15 @@
           <w:p>
             <w:pPr>
               <w:jc w:val="center"/>
-            </w:pPr>
-            <w:r>
-              <w:rPr>
-                <w:sz w:val="18"/>
-                <w:szCs w:val="18"/>
+              <w:rPr>
+                <w:highlight w:val="yellow"/>
+              </w:rPr>
+            </w:pPr>
+            <w:r>
+              <w:rPr>
+                <w:sz w:val="18"/>
+                <w:szCs w:val="18"/>
+                <w:highlight w:val="yellow"/>
               </w:rPr>
               <w:t>SI</w:t>
             </w:r>
@@ -1154,11 +1170,15 @@
           <w:p>
             <w:pPr>
               <w:jc w:val="center"/>
-            </w:pPr>
-            <w:r>
-              <w:rPr>
-                <w:sz w:val="18"/>
-                <w:szCs w:val="18"/>
+              <w:rPr>
+                <w:highlight w:val="yellow"/>
+              </w:rPr>
+            </w:pPr>
+            <w:r>
+              <w:rPr>
+                <w:sz w:val="18"/>
+                <w:szCs w:val="18"/>
+                <w:highlight w:val="yellow"/>
               </w:rPr>
               <w:t>SI</w:t>
             </w:r>
@@ -1178,11 +1198,15 @@
           <w:p>
             <w:pPr>
               <w:jc w:val="center"/>
-            </w:pPr>
-            <w:r>
-              <w:rPr>
-                <w:sz w:val="18"/>
-                <w:szCs w:val="18"/>
+              <w:rPr>
+                <w:highlight w:val="yellow"/>
+              </w:rPr>
+            </w:pPr>
+            <w:r>
+              <w:rPr>
+                <w:sz w:val="18"/>
+                <w:szCs w:val="18"/>
+                <w:highlight w:val="yellow"/>
               </w:rPr>
               <w:t>SI</w:t>
             </w:r>
@@ -1331,13 +1355,17 @@
           <w:p>
             <w:pPr>
               <w:jc w:val="center"/>
-            </w:pPr>
-            <w:r>
-              <w:rPr>
-                <w:sz w:val="18"/>
-                <w:szCs w:val="18"/>
-              </w:rPr>
-              <w:t>SI*</w:t>
+              <w:rPr>
+                <w:highlight w:val="yellow"/>
+              </w:rPr>
+            </w:pPr>
+            <w:r>
+              <w:rPr>
+                <w:sz w:val="18"/>
+                <w:szCs w:val="18"/>
+                <w:highlight w:val="yellow"/>
+              </w:rPr>
+              <w:t>SI</w:t>
             </w:r>
           </w:p>
         </w:tc>
@@ -1354,11 +1382,15 @@
           <w:p>
             <w:pPr>
               <w:jc w:val="center"/>
-            </w:pPr>
-            <w:r>
-              <w:rPr>
-                <w:sz w:val="18"/>
-                <w:szCs w:val="18"/>
+              <w:rPr>
+                <w:highlight w:val="yellow"/>
+              </w:rPr>
+            </w:pPr>
+            <w:r>
+              <w:rPr>
+                <w:sz w:val="18"/>
+                <w:szCs w:val="18"/>
+                <w:highlight w:val="yellow"/>
               </w:rPr>
               <w:t>SI</w:t>
             </w:r>
@@ -1377,11 +1409,15 @@
           <w:p>
             <w:pPr>
               <w:jc w:val="center"/>
-            </w:pPr>
-            <w:r>
-              <w:rPr>
-                <w:sz w:val="18"/>
-                <w:szCs w:val="18"/>
+              <w:rPr>
+                <w:highlight w:val="yellow"/>
+              </w:rPr>
+            </w:pPr>
+            <w:r>
+              <w:rPr>
+                <w:sz w:val="18"/>
+                <w:szCs w:val="18"/>
+                <w:highlight w:val="yellow"/>
               </w:rPr>
               <w:t>SI</w:t>
             </w:r>
@@ -2161,19 +2197,14 @@
               <w:rPr>
                 <w:sz w:val="18"/>
                 <w:szCs w:val="18"/>
-              </w:rPr>
-            </w:pPr>
-            <w:r>
-              <w:rPr>
-                <w:sz w:val="18"/>
-                <w:szCs w:val="18"/>
-              </w:rPr>
-              <w:t>X|</w:t>
-            </w:r>
-            <w:r>
-              <w:rPr>
-                <w:sz w:val="18"/>
-                <w:szCs w:val="18"/>
+                <w:highlight w:val="yellow"/>
+              </w:rPr>
+            </w:pPr>
+            <w:r>
+              <w:rPr>
+                <w:sz w:val="18"/>
+                <w:szCs w:val="18"/>
+                <w:highlight w:val="yellow"/>
               </w:rPr>
               <w:t>NO</w:t>
             </w:r>
@@ -2195,12 +2226,14 @@
               <w:rPr>
                 <w:sz w:val="18"/>
                 <w:szCs w:val="18"/>
-              </w:rPr>
-            </w:pPr>
-            <w:r>
-              <w:rPr>
-                <w:sz w:val="18"/>
-                <w:szCs w:val="18"/>
+                <w:highlight w:val="yellow"/>
+              </w:rPr>
+            </w:pPr>
+            <w:r>
+              <w:rPr>
+                <w:sz w:val="18"/>
+                <w:szCs w:val="18"/>
+                <w:highlight w:val="yellow"/>
               </w:rPr>
               <w:t>NO</w:t>
             </w:r>
@@ -2222,12 +2255,14 @@
               <w:rPr>
                 <w:sz w:val="18"/>
                 <w:szCs w:val="18"/>
-              </w:rPr>
-            </w:pPr>
-            <w:r>
-              <w:rPr>
-                <w:sz w:val="18"/>
-                <w:szCs w:val="18"/>
+                <w:highlight w:val="yellow"/>
+              </w:rPr>
+            </w:pPr>
+            <w:r>
+              <w:rPr>
+                <w:sz w:val="18"/>
+                <w:szCs w:val="18"/>
+                <w:highlight w:val="yellow"/>
               </w:rPr>
               <w:t>NO</w:t>
             </w:r>
@@ -2559,11 +2594,15 @@
           <w:p>
             <w:pPr>
               <w:jc w:val="center"/>
-            </w:pPr>
-            <w:r>
-              <w:rPr>
-                <w:sz w:val="18"/>
-                <w:szCs w:val="18"/>
+              <w:rPr>
+                <w:highlight w:val="yellow"/>
+              </w:rPr>
+            </w:pPr>
+            <w:r>
+              <w:rPr>
+                <w:sz w:val="18"/>
+                <w:szCs w:val="18"/>
+                <w:highlight w:val="yellow"/>
               </w:rPr>
               <w:t>SI</w:t>
             </w:r>
@@ -2582,11 +2621,15 @@
           <w:p>
             <w:pPr>
               <w:jc w:val="center"/>
-            </w:pPr>
-            <w:r>
-              <w:rPr>
-                <w:sz w:val="18"/>
-                <w:szCs w:val="18"/>
+              <w:rPr>
+                <w:highlight w:val="yellow"/>
+              </w:rPr>
+            </w:pPr>
+            <w:r>
+              <w:rPr>
+                <w:sz w:val="18"/>
+                <w:szCs w:val="18"/>
+                <w:highlight w:val="yellow"/>
               </w:rPr>
               <w:t>SI</w:t>
             </w:r>
@@ -2605,11 +2648,15 @@
           <w:p>
             <w:pPr>
               <w:jc w:val="center"/>
-            </w:pPr>
-            <w:r>
-              <w:rPr>
-                <w:sz w:val="18"/>
-                <w:szCs w:val="18"/>
+              <w:rPr>
+                <w:highlight w:val="yellow"/>
+              </w:rPr>
+            </w:pPr>
+            <w:r>
+              <w:rPr>
+                <w:sz w:val="18"/>
+                <w:szCs w:val="18"/>
+                <w:highlight w:val="yellow"/>
               </w:rPr>
               <w:t>SI</w:t>
             </w:r>
@@ -2766,8 +2813,32 @@
               <w:rPr>
                 <w:sz w:val="18"/>
                 <w:szCs w:val="18"/>
-              </w:rPr>
-              <w:t>SI</w:t>
+                <w:highlight w:val="yellow"/>
+              </w:rPr>
+              <w:t>SI</w:t>
+            </w:r>
+            <w:r>
+              <w:rPr>
+                <w:sz w:val="18"/>
+                <w:szCs w:val="18"/>
+              </w:rPr>
+              <w:t xml:space="preserve"> (debería </w:t>
+            </w:r>
+            <w:proofErr w:type="gramStart"/>
+            <w:r>
+              <w:rPr>
+                <w:sz w:val="18"/>
+                <w:szCs w:val="18"/>
+              </w:rPr>
+              <w:t>subir</w:t>
+            </w:r>
+            <w:proofErr w:type="gramEnd"/>
+            <w:r>
+              <w:rPr>
+                <w:sz w:val="18"/>
+                <w:szCs w:val="18"/>
+              </w:rPr>
+              <w:t xml:space="preserve"> pero no ver)</w:t>
             </w:r>
           </w:p>
         </w:tc>
@@ -2793,8 +2864,32 @@
               <w:rPr>
                 <w:sz w:val="18"/>
                 <w:szCs w:val="18"/>
-              </w:rPr>
-              <w:t>SI</w:t>
+                <w:highlight w:val="yellow"/>
+              </w:rPr>
+              <w:t>SI</w:t>
+            </w:r>
+            <w:r>
+              <w:rPr>
+                <w:sz w:val="18"/>
+                <w:szCs w:val="18"/>
+              </w:rPr>
+              <w:t xml:space="preserve"> (debería </w:t>
+            </w:r>
+            <w:proofErr w:type="gramStart"/>
+            <w:r>
+              <w:rPr>
+                <w:sz w:val="18"/>
+                <w:szCs w:val="18"/>
+              </w:rPr>
+              <w:t>subir</w:t>
+            </w:r>
+            <w:proofErr w:type="gramEnd"/>
+            <w:r>
+              <w:rPr>
+                <w:sz w:val="18"/>
+                <w:szCs w:val="18"/>
+              </w:rPr>
+              <w:t xml:space="preserve"> pero no ver)</w:t>
             </w:r>
           </w:p>
         </w:tc>
@@ -2817,8 +2912,32 @@
               <w:rPr>
                 <w:sz w:val="18"/>
                 <w:szCs w:val="18"/>
-              </w:rPr>
-              <w:t>SI</w:t>
+                <w:highlight w:val="yellow"/>
+              </w:rPr>
+              <w:t>SI</w:t>
+            </w:r>
+            <w:r>
+              <w:rPr>
+                <w:sz w:val="18"/>
+                <w:szCs w:val="18"/>
+              </w:rPr>
+              <w:t xml:space="preserve"> (debería </w:t>
+            </w:r>
+            <w:proofErr w:type="gramStart"/>
+            <w:r>
+              <w:rPr>
+                <w:sz w:val="18"/>
+                <w:szCs w:val="18"/>
+              </w:rPr>
+              <w:t>subir</w:t>
+            </w:r>
+            <w:proofErr w:type="gramEnd"/>
+            <w:r>
+              <w:rPr>
+                <w:sz w:val="18"/>
+                <w:szCs w:val="18"/>
+              </w:rPr>
+              <w:t xml:space="preserve"> pero no ver) </w:t>
             </w:r>
           </w:p>
         </w:tc>
@@ -3128,11 +3247,15 @@
           <w:p>
             <w:pPr>
               <w:jc w:val="center"/>
-            </w:pPr>
-            <w:r>
-              <w:rPr>
-                <w:sz w:val="18"/>
-                <w:szCs w:val="18"/>
+              <w:rPr>
+                <w:highlight w:val="yellow"/>
+              </w:rPr>
+            </w:pPr>
+            <w:r>
+              <w:rPr>
+                <w:sz w:val="18"/>
+                <w:szCs w:val="18"/>
+                <w:highlight w:val="yellow"/>
               </w:rPr>
               <w:t>SI</w:t>
             </w:r>
@@ -3152,11 +3275,15 @@
           <w:p>
             <w:pPr>
               <w:jc w:val="center"/>
-            </w:pPr>
-            <w:r>
-              <w:rPr>
-                <w:sz w:val="18"/>
-                <w:szCs w:val="18"/>
+              <w:rPr>
+                <w:highlight w:val="yellow"/>
+              </w:rPr>
+            </w:pPr>
+            <w:r>
+              <w:rPr>
+                <w:sz w:val="18"/>
+                <w:szCs w:val="18"/>
+                <w:highlight w:val="yellow"/>
               </w:rPr>
               <w:t>SI</w:t>
             </w:r>
@@ -3176,11 +3303,15 @@
           <w:p>
             <w:pPr>
               <w:jc w:val="center"/>
-            </w:pPr>
-            <w:r>
-              <w:rPr>
-                <w:sz w:val="18"/>
-                <w:szCs w:val="18"/>
+              <w:rPr>
+                <w:highlight w:val="yellow"/>
+              </w:rPr>
+            </w:pPr>
+            <w:r>
+              <w:rPr>
+                <w:sz w:val="18"/>
+                <w:szCs w:val="18"/>
+                <w:highlight w:val="yellow"/>
               </w:rPr>
               <w:t>SI</w:t>
             </w:r>
@@ -3200,11 +3331,15 @@
           <w:p>
             <w:pPr>
               <w:jc w:val="center"/>
-            </w:pPr>
-            <w:r>
-              <w:rPr>
-                <w:sz w:val="18"/>
-                <w:szCs w:val="18"/>
+              <w:rPr>
+                <w:highlight w:val="yellow"/>
+              </w:rPr>
+            </w:pPr>
+            <w:r>
+              <w:rPr>
+                <w:sz w:val="18"/>
+                <w:szCs w:val="18"/>
+                <w:highlight w:val="yellow"/>
               </w:rPr>
               <w:t>SI</w:t>
             </w:r>
@@ -3551,11 +3686,7 @@
               <w:jc w:val="center"/>
             </w:pPr>
             <w:r>
-              <w:rPr>
-                <w:sz w:val="18"/>
-                <w:szCs w:val="18"/>
-              </w:rPr>
-              <w:t>SI</w:t>
+              <w:t>NO</w:t>
             </w:r>
           </w:p>
         </w:tc>
@@ -3578,6 +3709,7 @@
               <w:rPr>
                 <w:sz w:val="18"/>
                 <w:szCs w:val="18"/>
+                <w:highlight w:val="yellow"/>
               </w:rPr>
               <w:t>SI</w:t>
             </w:r>
@@ -3603,7 +3735,7 @@
                 <w:sz w:val="18"/>
                 <w:szCs w:val="18"/>
               </w:rPr>
-              <w:t>SI</w:t>
+              <w:t>NO</w:t>
             </w:r>
           </w:p>
         </w:tc>
@@ -4132,8 +4264,9 @@
               <w:rPr>
                 <w:sz w:val="18"/>
                 <w:szCs w:val="18"/>
-              </w:rPr>
-              <w:t>SI</w:t>
+                <w:highlight w:val="yellow"/>
+              </w:rPr>
+              <w:t>SI (solo ver)</w:t>
             </w:r>
           </w:p>
         </w:tc>
@@ -4150,11 +4283,15 @@
           <w:p>
             <w:pPr>
               <w:jc w:val="center"/>
-            </w:pPr>
-            <w:r>
-              <w:rPr>
-                <w:sz w:val="18"/>
-                <w:szCs w:val="18"/>
+              <w:rPr>
+                <w:highlight w:val="yellow"/>
+              </w:rPr>
+            </w:pPr>
+            <w:r>
+              <w:rPr>
+                <w:sz w:val="18"/>
+                <w:szCs w:val="18"/>
+                <w:highlight w:val="yellow"/>
               </w:rPr>
               <w:t>SI</w:t>
             </w:r>
@@ -4173,11 +4310,15 @@
           <w:p>
             <w:pPr>
               <w:jc w:val="center"/>
-            </w:pPr>
-            <w:r>
-              <w:rPr>
-                <w:sz w:val="18"/>
-                <w:szCs w:val="18"/>
+              <w:rPr>
+                <w:highlight w:val="yellow"/>
+              </w:rPr>
+            </w:pPr>
+            <w:r>
+              <w:rPr>
+                <w:sz w:val="18"/>
+                <w:szCs w:val="18"/>
+                <w:highlight w:val="yellow"/>
               </w:rPr>
               <w:t>SI</w:t>
             </w:r>
@@ -5894,11 +6035,15 @@
           <w:p>
             <w:pPr>
               <w:jc w:val="center"/>
-            </w:pPr>
-            <w:r>
-              <w:rPr>
-                <w:sz w:val="18"/>
-                <w:szCs w:val="18"/>
+              <w:rPr>
+                <w:highlight w:val="yellow"/>
+              </w:rPr>
+            </w:pPr>
+            <w:r>
+              <w:rPr>
+                <w:sz w:val="18"/>
+                <w:szCs w:val="18"/>
+                <w:highlight w:val="yellow"/>
               </w:rPr>
               <w:t>SI</w:t>
             </w:r>
@@ -5918,11 +6063,15 @@
           <w:p>
             <w:pPr>
               <w:jc w:val="center"/>
-            </w:pPr>
-            <w:r>
-              <w:rPr>
-                <w:sz w:val="18"/>
-                <w:szCs w:val="18"/>
+              <w:rPr>
+                <w:highlight w:val="yellow"/>
+              </w:rPr>
+            </w:pPr>
+            <w:r>
+              <w:rPr>
+                <w:sz w:val="18"/>
+                <w:szCs w:val="18"/>
+                <w:highlight w:val="yellow"/>
               </w:rPr>
               <w:t>SI</w:t>
             </w:r>
@@ -5942,11 +6091,15 @@
           <w:p>
             <w:pPr>
               <w:jc w:val="center"/>
-            </w:pPr>
-            <w:r>
-              <w:rPr>
-                <w:sz w:val="18"/>
-                <w:szCs w:val="18"/>
+              <w:rPr>
+                <w:highlight w:val="yellow"/>
+              </w:rPr>
+            </w:pPr>
+            <w:r>
+              <w:rPr>
+                <w:sz w:val="18"/>
+                <w:szCs w:val="18"/>
+                <w:highlight w:val="yellow"/>
               </w:rPr>
               <w:t>SI</w:t>
             </w:r>
